--- a/site/assets/downloads/applied-ai-mastery-personal-journal-en.docx
+++ b/site/assets/downloads/applied-ai-mastery-personal-journal-en.docx
@@ -5,9 +5,16 @@
     <w:p>
       <w:pPr>
         <w:pStyle w:val="Title"/>
-        <w:bidi w:val="false"/>
-      </w:pPr>
-      <w:r>
+        <w:shd w:fill="4E356F"/>
+        <w:bidi w:val="false"/>
+        <w:spacing w:after="220"/>
+      </w:pPr>
+      <w:r>
+        <w:rPr>
+          <w:b/>
+          <w:bCs/>
+          <w:color w:val="FFFFFF"/>
+        </w:rPr>
         <w:t xml:space="preserve">My AI Learning Journal</w:t>
       </w:r>
     </w:p>
@@ -16,15 +23,27 @@
         <w:bidi w:val="false"/>
       </w:pPr>
       <w:r>
+        <w:rPr>
+          <w:b w:val="false"/>
+          <w:bCs w:val="false"/>
+          <w:color w:val="17242D"/>
+        </w:rPr>
         <w:t xml:space="preserve">Use this workbook throughout all 7 integrated sessions. Each session has one tab: a sequence of work that leads to one useful, checked result.</w:t>
       </w:r>
     </w:p>
     <w:p>
       <w:pPr>
         <w:pStyle w:val="Heading1"/>
-        <w:bidi w:val="false"/>
-      </w:pPr>
-      <w:r>
+        <w:shd w:fill="F0EAFA"/>
+        <w:bidi w:val="false"/>
+        <w:spacing w:after="100" w:before="200"/>
+      </w:pPr>
+      <w:r>
+        <w:rPr>
+          <w:b/>
+          <w:bCs/>
+          <w:color w:val="4E356F"/>
+        </w:rPr>
         <w:t xml:space="preserve">A simple weekly rhythm</w:t>
       </w:r>
     </w:p>
@@ -38,6 +57,11 @@
         <w:bidi w:val="false"/>
       </w:pPr>
       <w:r>
+        <w:rPr>
+          <w:b w:val="false"/>
+          <w:bCs w:val="false"/>
+          <w:color w:val="17242D"/>
+        </w:rPr>
         <w:t xml:space="preserve">Start with a real situation, a constraint, and a useful outcome.</w:t>
       </w:r>
     </w:p>
@@ -51,6 +75,11 @@
         <w:bidi w:val="false"/>
       </w:pPr>
       <w:r>
+        <w:rPr>
+          <w:b w:val="false"/>
+          <w:bCs w:val="false"/>
+          <w:color w:val="17242D"/>
+        </w:rPr>
         <w:t xml:space="preserve">Save the prompt, workflow, or artifact that actually helped.</w:t>
       </w:r>
     </w:p>
@@ -64,6 +93,11 @@
         <w:bidi w:val="false"/>
       </w:pPr>
       <w:r>
+        <w:rPr>
+          <w:b w:val="false"/>
+          <w:bCs w:val="false"/>
+          <w:color w:val="17242D"/>
+        </w:rPr>
         <w:t xml:space="preserve">Verify the part that matters before relying on it; record the evidence you saved.</w:t>
       </w:r>
     </w:p>
@@ -77,6 +111,11 @@
         <w:bidi w:val="false"/>
       </w:pPr>
       <w:r>
+        <w:rPr>
+          <w:b w:val="false"/>
+          <w:bCs w:val="false"/>
+          <w:color w:val="17242D"/>
+        </w:rPr>
         <w:t xml:space="preserve">Reflect on your own judgment and name one improvement for next time.</w:t>
       </w:r>
     </w:p>
@@ -88,14 +127,22 @@
     <w:p>
       <w:pPr>
         <w:pStyle w:val="Title"/>
-        <w:bidi w:val="false"/>
-      </w:pPr>
-      <w:r>
+        <w:shd w:fill="4E356F"/>
+        <w:bidi w:val="false"/>
+        <w:spacing w:after="220"/>
+      </w:pPr>
+      <w:r>
+        <w:rPr>
+          <w:b/>
+          <w:bCs/>
+          <w:color w:val="FFFFFF"/>
+        </w:rPr>
         <w:t xml:space="preserve">Entry Template</w:t>
       </w:r>
     </w:p>
     <w:tbl>
       <w:tblPr>
+        <w:bidiVisual w:val="false"/>
         <w:tblW w:type="pct" w:w="100%"/>
         <w:tblBorders>
           <w:top w:val="single" w:color="auto" w:sz="4"/>
@@ -112,22 +159,36 @@
       </w:tblGrid>
       <w:tr>
         <w:tc>
-          <w:p>
-            <w:r>
-              <w:rPr>
-                <w:b/>
-                <w:bCs/>
+          <w:tcPr>
+            <w:shd w:fill="4E356F"/>
+          </w:tcPr>
+          <w:p>
+            <w:pPr>
+              <w:bidi w:val="false"/>
+            </w:pPr>
+            <w:r>
+              <w:rPr>
+                <w:b/>
+                <w:bCs/>
+                <w:color w:val="FFFFFF"/>
               </w:rPr>
               <w:t xml:space="preserve">Field</w:t>
             </w:r>
           </w:p>
         </w:tc>
         <w:tc>
-          <w:p>
-            <w:r>
-              <w:rPr>
-                <w:b/>
-                <w:bCs/>
+          <w:tcPr>
+            <w:shd w:fill="4E356F"/>
+          </w:tcPr>
+          <w:p>
+            <w:pPr>
+              <w:bidi w:val="false"/>
+            </w:pPr>
+            <w:r>
+              <w:rPr>
+                <w:b/>
+                <w:bCs/>
+                <w:color w:val="FFFFFF"/>
               </w:rPr>
               <w:t xml:space="preserve">Your notes</w:t>
             </w:r>
@@ -136,94 +197,150 @@
       </w:tr>
       <w:tr>
         <w:tc>
-          <w:p>
-            <w:r>
-              <w:rPr>
-                <w:b w:val="false"/>
-                <w:bCs w:val="false"/>
+          <w:tcPr>
+            <w:shd w:fill="FFFFFF"/>
+          </w:tcPr>
+          <w:p>
+            <w:pPr>
+              <w:bidi w:val="false"/>
+            </w:pPr>
+            <w:r>
+              <w:rPr>
+                <w:b w:val="false"/>
+                <w:bCs w:val="false"/>
+                <w:color w:val="17242D"/>
               </w:rPr>
               <w:t xml:space="preserve">Session and date</w:t>
             </w:r>
           </w:p>
         </w:tc>
         <w:tc>
-          <w:p>
-            <w:r>
-              <w:rPr>
-                <w:b w:val="false"/>
-                <w:bCs w:val="false"/>
-              </w:rPr>
-              <w:t xml:space="preserve"/>
-            </w:r>
-          </w:p>
-        </w:tc>
-      </w:tr>
-      <w:tr>
-        <w:tc>
-          <w:p>
-            <w:r>
-              <w:rPr>
-                <w:b w:val="false"/>
-                <w:bCs w:val="false"/>
+          <w:tcPr>
+            <w:shd w:fill="FFFFFF"/>
+          </w:tcPr>
+          <w:p>
+            <w:pPr>
+              <w:bidi w:val="false"/>
+            </w:pPr>
+            <w:r>
+              <w:rPr>
+                <w:b w:val="false"/>
+                <w:bCs w:val="false"/>
+                <w:color w:val="17242D"/>
+              </w:rPr>
+              <w:t xml:space="preserve"/>
+            </w:r>
+          </w:p>
+        </w:tc>
+      </w:tr>
+      <w:tr>
+        <w:tc>
+          <w:tcPr>
+            <w:shd w:fill="FFFFFF"/>
+          </w:tcPr>
+          <w:p>
+            <w:pPr>
+              <w:bidi w:val="false"/>
+            </w:pPr>
+            <w:r>
+              <w:rPr>
+                <w:b w:val="false"/>
+                <w:bCs w:val="false"/>
+                <w:color w:val="17242D"/>
               </w:rPr>
               <w:t xml:space="preserve">Real-life task and intended result</w:t>
             </w:r>
           </w:p>
         </w:tc>
         <w:tc>
-          <w:p>
-            <w:r>
-              <w:rPr>
-                <w:b w:val="false"/>
-                <w:bCs w:val="false"/>
-              </w:rPr>
-              <w:t xml:space="preserve"/>
-            </w:r>
-          </w:p>
-        </w:tc>
-      </w:tr>
-      <w:tr>
-        <w:tc>
-          <w:p>
-            <w:r>
-              <w:rPr>
-                <w:b w:val="false"/>
-                <w:bCs w:val="false"/>
+          <w:tcPr>
+            <w:shd w:fill="FFFFFF"/>
+          </w:tcPr>
+          <w:p>
+            <w:pPr>
+              <w:bidi w:val="false"/>
+            </w:pPr>
+            <w:r>
+              <w:rPr>
+                <w:b w:val="false"/>
+                <w:bCs w:val="false"/>
+                <w:color w:val="17242D"/>
+              </w:rPr>
+              <w:t xml:space="preserve"/>
+            </w:r>
+          </w:p>
+        </w:tc>
+      </w:tr>
+      <w:tr>
+        <w:tc>
+          <w:tcPr>
+            <w:shd w:fill="FFFFFF"/>
+          </w:tcPr>
+          <w:p>
+            <w:pPr>
+              <w:bidi w:val="false"/>
+            </w:pPr>
+            <w:r>
+              <w:rPr>
+                <w:b w:val="false"/>
+                <w:bCs w:val="false"/>
+                <w:color w:val="17242D"/>
               </w:rPr>
               <w:t xml:space="preserve">Constraints and context</w:t>
             </w:r>
           </w:p>
         </w:tc>
         <w:tc>
-          <w:p>
-            <w:r>
-              <w:rPr>
-                <w:b w:val="false"/>
-                <w:bCs w:val="false"/>
-              </w:rPr>
-              <w:t xml:space="preserve"/>
-            </w:r>
-          </w:p>
-        </w:tc>
-      </w:tr>
-      <w:tr>
-        <w:tc>
-          <w:p>
-            <w:r>
-              <w:rPr>
-                <w:b w:val="false"/>
-                <w:bCs w:val="false"/>
+          <w:tcPr>
+            <w:shd w:fill="FFFFFF"/>
+          </w:tcPr>
+          <w:p>
+            <w:pPr>
+              <w:bidi w:val="false"/>
+            </w:pPr>
+            <w:r>
+              <w:rPr>
+                <w:b w:val="false"/>
+                <w:bCs w:val="false"/>
+                <w:color w:val="17242D"/>
+              </w:rPr>
+              <w:t xml:space="preserve"/>
+            </w:r>
+          </w:p>
+        </w:tc>
+      </w:tr>
+      <w:tr>
+        <w:tc>
+          <w:tcPr>
+            <w:shd w:fill="FFFFFF"/>
+          </w:tcPr>
+          <w:p>
+            <w:pPr>
+              <w:bidi w:val="false"/>
+            </w:pPr>
+            <w:r>
+              <w:rPr>
+                <w:b w:val="false"/>
+                <w:bCs w:val="false"/>
+                <w:color w:val="17242D"/>
               </w:rPr>
               <w:t xml:space="preserve">Exact prompt or workflow worth saving</w:t>
             </w:r>
           </w:p>
         </w:tc>
         <w:tc>
-          <w:p>
-            <w:r>
-              <w:rPr>
-                <w:b w:val="false"/>
-                <w:bCs w:val="false"/>
+          <w:tcPr>
+            <w:shd w:fill="FFFFFF"/>
+          </w:tcPr>
+          <w:p>
+            <w:pPr>
+              <w:bidi w:val="false"/>
+            </w:pPr>
+            <w:r>
+              <w:rPr>
+                <w:b w:val="false"/>
+                <w:bCs w:val="false"/>
+                <w:color w:val="17242D"/>
               </w:rPr>
               <w:t xml:space="preserve"/>
             </w:r>
@@ -234,9 +351,16 @@
     <w:p>
       <w:pPr>
         <w:pStyle w:val="Heading1"/>
-        <w:bidi w:val="false"/>
-      </w:pPr>
-      <w:r>
+        <w:shd w:fill="F0EAFA"/>
+        <w:bidi w:val="false"/>
+        <w:spacing w:after="100" w:before="200"/>
+      </w:pPr>
+      <w:r>
+        <w:rPr>
+          <w:b/>
+          <w:bCs/>
+          <w:color w:val="4E356F"/>
+        </w:rPr>
         <w:t xml:space="preserve">Verification and evidence</w:t>
       </w:r>
     </w:p>
@@ -245,15 +369,27 @@
         <w:bidi w:val="false"/>
       </w:pPr>
       <w:r>
+        <w:rPr>
+          <w:b w:val="false"/>
+          <w:bCs w:val="false"/>
+          <w:color w:val="17242D"/>
+        </w:rPr>
         <w:t xml:space="preserve">What source, comparison, calculation, test, or trusted person checked the result? What evidence did you save?</w:t>
       </w:r>
     </w:p>
     <w:p>
       <w:pPr>
         <w:pStyle w:val="Heading1"/>
-        <w:bidi w:val="false"/>
-      </w:pPr>
-      <w:r>
+        <w:shd w:fill="F0EAFA"/>
+        <w:bidi w:val="false"/>
+        <w:spacing w:after="100" w:before="200"/>
+      </w:pPr>
+      <w:r>
+        <w:rPr>
+          <w:b/>
+          <w:bCs/>
+          <w:color w:val="4E356F"/>
+        </w:rPr>
         <w:t xml:space="preserve">Reflection and human judgment</w:t>
       </w:r>
     </w:p>
@@ -262,6 +398,11 @@
         <w:bidi w:val="false"/>
       </w:pPr>
       <w:r>
+        <w:rPr>
+          <w:b w:val="false"/>
+          <w:bCs w:val="false"/>
+          <w:color w:val="17242D"/>
+        </w:rPr>
         <w:t xml:space="preserve">What was uncertain or weak? What did you decide yourself, and what will you change next time?</w:t>
       </w:r>
     </w:p>
@@ -273,14 +414,22 @@
     <w:p>
       <w:pPr>
         <w:pStyle w:val="Title"/>
-        <w:bidi w:val="false"/>
-      </w:pPr>
-      <w:r>
+        <w:shd w:fill="4E356F"/>
+        <w:bidi w:val="false"/>
+        <w:spacing w:after="220"/>
+      </w:pPr>
+      <w:r>
+        <w:rPr>
+          <w:b/>
+          <w:bCs/>
+          <w:color w:val="FFFFFF"/>
+        </w:rPr>
         <w:t xml:space="preserve">Prompt Library</w:t>
       </w:r>
     </w:p>
     <w:tbl>
       <w:tblPr>
+        <w:bidiVisual w:val="false"/>
         <w:tblW w:type="pct" w:w="100%"/>
         <w:tblBorders>
           <w:top w:val="single" w:color="auto" w:sz="4"/>
@@ -301,66 +450,108 @@
       </w:tblGrid>
       <w:tr>
         <w:tc>
-          <w:p>
-            <w:r>
-              <w:rPr>
-                <w:b/>
-                <w:bCs/>
+          <w:tcPr>
+            <w:shd w:fill="4E356F"/>
+          </w:tcPr>
+          <w:p>
+            <w:pPr>
+              <w:bidi w:val="false"/>
+            </w:pPr>
+            <w:r>
+              <w:rPr>
+                <w:b/>
+                <w:bCs/>
+                <w:color w:val="FFFFFF"/>
               </w:rPr>
               <w:t xml:space="preserve">Name and purpose</w:t>
             </w:r>
           </w:p>
         </w:tc>
         <w:tc>
-          <w:p>
-            <w:r>
-              <w:rPr>
-                <w:b/>
-                <w:bCs/>
+          <w:tcPr>
+            <w:shd w:fill="4E356F"/>
+          </w:tcPr>
+          <w:p>
+            <w:pPr>
+              <w:bidi w:val="false"/>
+            </w:pPr>
+            <w:r>
+              <w:rPr>
+                <w:b/>
+                <w:bCs/>
+                <w:color w:val="FFFFFF"/>
               </w:rPr>
               <w:t xml:space="preserve">Exact prompt or workflow</w:t>
             </w:r>
           </w:p>
         </w:tc>
         <w:tc>
-          <w:p>
-            <w:r>
-              <w:rPr>
-                <w:b/>
-                <w:bCs/>
+          <w:tcPr>
+            <w:shd w:fill="4E356F"/>
+          </w:tcPr>
+          <w:p>
+            <w:pPr>
+              <w:bidi w:val="false"/>
+            </w:pPr>
+            <w:r>
+              <w:rPr>
+                <w:b/>
+                <w:bCs/>
+                <w:color w:val="FFFFFF"/>
               </w:rPr>
               <w:t xml:space="preserve">Useful context and format</w:t>
             </w:r>
           </w:p>
         </w:tc>
         <w:tc>
-          <w:p>
-            <w:r>
-              <w:rPr>
-                <w:b/>
-                <w:bCs/>
+          <w:tcPr>
+            <w:shd w:fill="4E356F"/>
+          </w:tcPr>
+          <w:p>
+            <w:pPr>
+              <w:bidi w:val="false"/>
+            </w:pPr>
+            <w:r>
+              <w:rPr>
+                <w:b/>
+                <w:bCs/>
+                <w:color w:val="FFFFFF"/>
               </w:rPr>
               <w:t xml:space="preserve">When not to use it</w:t>
             </w:r>
           </w:p>
         </w:tc>
         <w:tc>
-          <w:p>
-            <w:r>
-              <w:rPr>
-                <w:b/>
-                <w:bCs/>
+          <w:tcPr>
+            <w:shd w:fill="4E356F"/>
+          </w:tcPr>
+          <w:p>
+            <w:pPr>
+              <w:bidi w:val="false"/>
+            </w:pPr>
+            <w:r>
+              <w:rPr>
+                <w:b/>
+                <w:bCs/>
+                <w:color w:val="FFFFFF"/>
               </w:rPr>
               <w:t xml:space="preserve">Verification / evidence</w:t>
             </w:r>
           </w:p>
         </w:tc>
         <w:tc>
-          <w:p>
-            <w:r>
-              <w:rPr>
-                <w:b/>
-                <w:bCs/>
+          <w:tcPr>
+            <w:shd w:fill="4E356F"/>
+          </w:tcPr>
+          <w:p>
+            <w:pPr>
+              <w:bidi w:val="false"/>
+            </w:pPr>
+            <w:r>
+              <w:rPr>
+                <w:b/>
+                <w:bCs/>
+                <w:color w:val="FFFFFF"/>
               </w:rPr>
               <w:t xml:space="preserve">Next improvement</w:t>
             </w:r>
@@ -369,66 +560,108 @@
       </w:tr>
       <w:tr>
         <w:tc>
-          <w:p>
-            <w:r>
-              <w:rPr>
-                <w:b w:val="false"/>
-                <w:bCs w:val="false"/>
-              </w:rPr>
-              <w:t xml:space="preserve"/>
-            </w:r>
-          </w:p>
-        </w:tc>
-        <w:tc>
-          <w:p>
-            <w:r>
-              <w:rPr>
-                <w:b w:val="false"/>
-                <w:bCs w:val="false"/>
-              </w:rPr>
-              <w:t xml:space="preserve"/>
-            </w:r>
-          </w:p>
-        </w:tc>
-        <w:tc>
-          <w:p>
-            <w:r>
-              <w:rPr>
-                <w:b w:val="false"/>
-                <w:bCs w:val="false"/>
-              </w:rPr>
-              <w:t xml:space="preserve"/>
-            </w:r>
-          </w:p>
-        </w:tc>
-        <w:tc>
-          <w:p>
-            <w:r>
-              <w:rPr>
-                <w:b w:val="false"/>
-                <w:bCs w:val="false"/>
-              </w:rPr>
-              <w:t xml:space="preserve"/>
-            </w:r>
-          </w:p>
-        </w:tc>
-        <w:tc>
-          <w:p>
-            <w:r>
-              <w:rPr>
-                <w:b w:val="false"/>
-                <w:bCs w:val="false"/>
-              </w:rPr>
-              <w:t xml:space="preserve"/>
-            </w:r>
-          </w:p>
-        </w:tc>
-        <w:tc>
-          <w:p>
-            <w:r>
-              <w:rPr>
-                <w:b w:val="false"/>
-                <w:bCs w:val="false"/>
+          <w:tcPr>
+            <w:shd w:fill="FFFFFF"/>
+          </w:tcPr>
+          <w:p>
+            <w:pPr>
+              <w:bidi w:val="false"/>
+            </w:pPr>
+            <w:r>
+              <w:rPr>
+                <w:b w:val="false"/>
+                <w:bCs w:val="false"/>
+                <w:color w:val="17242D"/>
+              </w:rPr>
+              <w:t xml:space="preserve"/>
+            </w:r>
+          </w:p>
+        </w:tc>
+        <w:tc>
+          <w:tcPr>
+            <w:shd w:fill="FFFFFF"/>
+          </w:tcPr>
+          <w:p>
+            <w:pPr>
+              <w:bidi w:val="false"/>
+            </w:pPr>
+            <w:r>
+              <w:rPr>
+                <w:b w:val="false"/>
+                <w:bCs w:val="false"/>
+                <w:color w:val="17242D"/>
+              </w:rPr>
+              <w:t xml:space="preserve"/>
+            </w:r>
+          </w:p>
+        </w:tc>
+        <w:tc>
+          <w:tcPr>
+            <w:shd w:fill="FFFFFF"/>
+          </w:tcPr>
+          <w:p>
+            <w:pPr>
+              <w:bidi w:val="false"/>
+            </w:pPr>
+            <w:r>
+              <w:rPr>
+                <w:b w:val="false"/>
+                <w:bCs w:val="false"/>
+                <w:color w:val="17242D"/>
+              </w:rPr>
+              <w:t xml:space="preserve"/>
+            </w:r>
+          </w:p>
+        </w:tc>
+        <w:tc>
+          <w:tcPr>
+            <w:shd w:fill="FFFFFF"/>
+          </w:tcPr>
+          <w:p>
+            <w:pPr>
+              <w:bidi w:val="false"/>
+            </w:pPr>
+            <w:r>
+              <w:rPr>
+                <w:b w:val="false"/>
+                <w:bCs w:val="false"/>
+                <w:color w:val="17242D"/>
+              </w:rPr>
+              <w:t xml:space="preserve"/>
+            </w:r>
+          </w:p>
+        </w:tc>
+        <w:tc>
+          <w:tcPr>
+            <w:shd w:fill="FFFFFF"/>
+          </w:tcPr>
+          <w:p>
+            <w:pPr>
+              <w:bidi w:val="false"/>
+            </w:pPr>
+            <w:r>
+              <w:rPr>
+                <w:b w:val="false"/>
+                <w:bCs w:val="false"/>
+                <w:color w:val="17242D"/>
+              </w:rPr>
+              <w:t xml:space="preserve"/>
+            </w:r>
+          </w:p>
+        </w:tc>
+        <w:tc>
+          <w:tcPr>
+            <w:shd w:fill="FFFFFF"/>
+          </w:tcPr>
+          <w:p>
+            <w:pPr>
+              <w:bidi w:val="false"/>
+            </w:pPr>
+            <w:r>
+              <w:rPr>
+                <w:b w:val="false"/>
+                <w:bCs w:val="false"/>
+                <w:color w:val="17242D"/>
               </w:rPr>
               <w:t xml:space="preserve"/>
             </w:r>
@@ -444,9 +677,16 @@
     <w:p>
       <w:pPr>
         <w:pStyle w:val="Title"/>
-        <w:bidi w:val="false"/>
-      </w:pPr>
-      <w:r>
+        <w:shd w:fill="4E356F"/>
+        <w:bidi w:val="false"/>
+        <w:spacing w:after="220"/>
+      </w:pPr>
+      <w:r>
+        <w:rPr>
+          <w:b/>
+          <w:bCs/>
+          <w:color w:val="FFFFFF"/>
+        </w:rPr>
         <w:t xml:space="preserve">End-of-Course Reflection</w:t>
       </w:r>
     </w:p>
@@ -455,15 +695,27 @@
         <w:bidi w:val="false"/>
       </w:pPr>
       <w:r>
+        <w:rPr>
+          <w:b w:val="false"/>
+          <w:bCs w:val="false"/>
+          <w:color w:val="17242D"/>
+        </w:rPr>
         <w:t xml:space="preserve">Which three abilities improved most? Which artifact and saved evidence best demonstrate them? Which mistake pattern repeated, where did human judgment matter most, and what will you deliberately change next time?</w:t>
       </w:r>
     </w:p>
     <w:p>
       <w:pPr>
         <w:pStyle w:val="Heading1"/>
-        <w:bidi w:val="false"/>
-      </w:pPr>
-      <w:r>
+        <w:shd w:fill="F0EAFA"/>
+        <w:bidi w:val="false"/>
+        <w:spacing w:after="100" w:before="200"/>
+      </w:pPr>
+      <w:r>
+        <w:rPr>
+          <w:b/>
+          <w:bCs/>
+          <w:color w:val="4E356F"/>
+        </w:rPr>
         <w:t xml:space="preserve">Verification and evidence</w:t>
       </w:r>
     </w:p>
@@ -472,15 +724,27 @@
         <w:bidi w:val="false"/>
       </w:pPr>
       <w:r>
+        <w:rPr>
+          <w:b w:val="false"/>
+          <w:bCs w:val="false"/>
+          <w:color w:val="17242D"/>
+        </w:rPr>
         <w:t xml:space="preserve">Name the verification method that became a habit and the strongest evidence you saved.</w:t>
       </w:r>
     </w:p>
     <w:p>
       <w:pPr>
         <w:pStyle w:val="Heading1"/>
-        <w:bidi w:val="false"/>
-      </w:pPr>
-      <w:r>
+        <w:shd w:fill="F0EAFA"/>
+        <w:bidi w:val="false"/>
+        <w:spacing w:after="100" w:before="200"/>
+      </w:pPr>
+      <w:r>
+        <w:rPr>
+          <w:b/>
+          <w:bCs/>
+          <w:color w:val="4E356F"/>
+        </w:rPr>
         <w:t xml:space="preserve">Reflection and human judgment</w:t>
       </w:r>
     </w:p>
@@ -489,6 +753,11 @@
         <w:bidi w:val="false"/>
       </w:pPr>
       <w:r>
+        <w:rPr>
+          <w:b w:val="false"/>
+          <w:bCs w:val="false"/>
+          <w:color w:val="17242D"/>
+        </w:rPr>
         <w:t xml:space="preserve">Choose one next project, one skill to deepen, and one decision that must remain yours.</w:t>
       </w:r>
     </w:p>
@@ -500,9 +769,16 @@
     <w:p>
       <w:pPr>
         <w:pStyle w:val="Title"/>
-        <w:bidi w:val="false"/>
-      </w:pPr>
-      <w:r>
+        <w:shd w:fill="4E356F"/>
+        <w:bidi w:val="false"/>
+        <w:spacing w:after="220"/>
+      </w:pPr>
+      <w:r>
+        <w:rPr>
+          <w:b/>
+          <w:bCs/>
+          <w:color w:val="FFFFFF"/>
+        </w:rPr>
         <w:t xml:space="preserve">Session 1: Decide What to Do Next</w:t>
       </w:r>
     </w:p>
@@ -511,20 +787,33 @@
         <w:bidi w:val="false"/>
       </w:pPr>
       <w:r>
+        <w:rPr>
+          <w:b w:val="false"/>
+          <w:bCs w:val="false"/>
+          <w:color w:val="17242D"/>
+        </w:rPr>
         <w:t xml:space="preserve">Move from a vague question to a small decision you can explain and revisit.</w:t>
       </w:r>
     </w:p>
     <w:p>
       <w:pPr>
         <w:pStyle w:val="Heading1"/>
-        <w:bidi w:val="false"/>
-      </w:pPr>
-      <w:r>
+        <w:shd w:fill="F0EAFA"/>
+        <w:bidi w:val="false"/>
+        <w:spacing w:after="100" w:before="200"/>
+      </w:pPr>
+      <w:r>
+        <w:rPr>
+          <w:b/>
+          <w:bCs/>
+          <w:color w:val="4E356F"/>
+        </w:rPr>
         <w:t xml:space="preserve">1. Frame the situation</w:t>
       </w:r>
     </w:p>
     <w:tbl>
       <w:tblPr>
+        <w:bidiVisual w:val="false"/>
         <w:tblW w:type="pct" w:w="100%"/>
         <w:tblBorders>
           <w:top w:val="single" w:color="auto" w:sz="4"/>
@@ -541,22 +830,36 @@
       </w:tblGrid>
       <w:tr>
         <w:tc>
-          <w:p>
-            <w:r>
-              <w:rPr>
-                <w:b/>
-                <w:bCs/>
+          <w:tcPr>
+            <w:shd w:fill="4E356F"/>
+          </w:tcPr>
+          <w:p>
+            <w:pPr>
+              <w:bidi w:val="false"/>
+            </w:pPr>
+            <w:r>
+              <w:rPr>
+                <w:b/>
+                <w:bCs/>
+                <w:color w:val="FFFFFF"/>
               </w:rPr>
               <w:t xml:space="preserve">Field</w:t>
             </w:r>
           </w:p>
         </w:tc>
         <w:tc>
-          <w:p>
-            <w:r>
-              <w:rPr>
-                <w:b/>
-                <w:bCs/>
+          <w:tcPr>
+            <w:shd w:fill="4E356F"/>
+          </w:tcPr>
+          <w:p>
+            <w:pPr>
+              <w:bidi w:val="false"/>
+            </w:pPr>
+            <w:r>
+              <w:rPr>
+                <w:b/>
+                <w:bCs/>
+                <w:color w:val="FFFFFF"/>
               </w:rPr>
               <w:t xml:space="preserve">Your notes</w:t>
             </w:r>
@@ -565,118 +868,188 @@
       </w:tr>
       <w:tr>
         <w:tc>
-          <w:p>
-            <w:r>
-              <w:rPr>
-                <w:b w:val="false"/>
-                <w:bCs w:val="false"/>
+          <w:tcPr>
+            <w:shd w:fill="FFFFFF"/>
+          </w:tcPr>
+          <w:p>
+            <w:pPr>
+              <w:bidi w:val="false"/>
+            </w:pPr>
+            <w:r>
+              <w:rPr>
+                <w:b w:val="false"/>
+                <w:bCs w:val="false"/>
+                <w:color w:val="17242D"/>
               </w:rPr>
               <w:t xml:space="preserve">Question or decision</w:t>
             </w:r>
           </w:p>
         </w:tc>
         <w:tc>
-          <w:p>
-            <w:r>
-              <w:rPr>
-                <w:b w:val="false"/>
-                <w:bCs w:val="false"/>
-              </w:rPr>
-              <w:t xml:space="preserve"/>
-            </w:r>
-          </w:p>
-        </w:tc>
-      </w:tr>
-      <w:tr>
-        <w:tc>
-          <w:p>
-            <w:r>
-              <w:rPr>
-                <w:b w:val="false"/>
-                <w:bCs w:val="false"/>
+          <w:tcPr>
+            <w:shd w:fill="FFFFFF"/>
+          </w:tcPr>
+          <w:p>
+            <w:pPr>
+              <w:bidi w:val="false"/>
+            </w:pPr>
+            <w:r>
+              <w:rPr>
+                <w:b w:val="false"/>
+                <w:bCs w:val="false"/>
+                <w:color w:val="17242D"/>
+              </w:rPr>
+              <w:t xml:space="preserve"/>
+            </w:r>
+          </w:p>
+        </w:tc>
+      </w:tr>
+      <w:tr>
+        <w:tc>
+          <w:tcPr>
+            <w:shd w:fill="FFFFFF"/>
+          </w:tcPr>
+          <w:p>
+            <w:pPr>
+              <w:bidi w:val="false"/>
+            </w:pPr>
+            <w:r>
+              <w:rPr>
+                <w:b w:val="false"/>
+                <w:bCs w:val="false"/>
+                <w:color w:val="17242D"/>
               </w:rPr>
               <w:t xml:space="preserve">Who the result is for</w:t>
             </w:r>
           </w:p>
         </w:tc>
         <w:tc>
-          <w:p>
-            <w:r>
-              <w:rPr>
-                <w:b w:val="false"/>
-                <w:bCs w:val="false"/>
-              </w:rPr>
-              <w:t xml:space="preserve"/>
-            </w:r>
-          </w:p>
-        </w:tc>
-      </w:tr>
-      <w:tr>
-        <w:tc>
-          <w:p>
-            <w:r>
-              <w:rPr>
-                <w:b w:val="false"/>
-                <w:bCs w:val="false"/>
+          <w:tcPr>
+            <w:shd w:fill="FFFFFF"/>
+          </w:tcPr>
+          <w:p>
+            <w:pPr>
+              <w:bidi w:val="false"/>
+            </w:pPr>
+            <w:r>
+              <w:rPr>
+                <w:b w:val="false"/>
+                <w:bCs w:val="false"/>
+                <w:color w:val="17242D"/>
+              </w:rPr>
+              <w:t xml:space="preserve"/>
+            </w:r>
+          </w:p>
+        </w:tc>
+      </w:tr>
+      <w:tr>
+        <w:tc>
+          <w:tcPr>
+            <w:shd w:fill="FFFFFF"/>
+          </w:tcPr>
+          <w:p>
+            <w:pPr>
+              <w:bidi w:val="false"/>
+            </w:pPr>
+            <w:r>
+              <w:rPr>
+                <w:b w:val="false"/>
+                <w:bCs w:val="false"/>
+                <w:color w:val="17242D"/>
               </w:rPr>
               <w:t xml:space="preserve">Must-have constraints</w:t>
             </w:r>
           </w:p>
         </w:tc>
         <w:tc>
-          <w:p>
-            <w:r>
-              <w:rPr>
-                <w:b w:val="false"/>
-                <w:bCs w:val="false"/>
-              </w:rPr>
-              <w:t xml:space="preserve"/>
-            </w:r>
-          </w:p>
-        </w:tc>
-      </w:tr>
-      <w:tr>
-        <w:tc>
-          <w:p>
-            <w:r>
-              <w:rPr>
-                <w:b w:val="false"/>
-                <w:bCs w:val="false"/>
+          <w:tcPr>
+            <w:shd w:fill="FFFFFF"/>
+          </w:tcPr>
+          <w:p>
+            <w:pPr>
+              <w:bidi w:val="false"/>
+            </w:pPr>
+            <w:r>
+              <w:rPr>
+                <w:b w:val="false"/>
+                <w:bCs w:val="false"/>
+                <w:color w:val="17242D"/>
+              </w:rPr>
+              <w:t xml:space="preserve"/>
+            </w:r>
+          </w:p>
+        </w:tc>
+      </w:tr>
+      <w:tr>
+        <w:tc>
+          <w:tcPr>
+            <w:shd w:fill="FFFFFF"/>
+          </w:tcPr>
+          <w:p>
+            <w:pPr>
+              <w:bidi w:val="false"/>
+            </w:pPr>
+            <w:r>
+              <w:rPr>
+                <w:b w:val="false"/>
+                <w:bCs w:val="false"/>
+                <w:color w:val="17242D"/>
               </w:rPr>
               <w:t xml:space="preserve">Preferences and trade-offs</w:t>
             </w:r>
           </w:p>
         </w:tc>
         <w:tc>
-          <w:p>
-            <w:r>
-              <w:rPr>
-                <w:b w:val="false"/>
-                <w:bCs w:val="false"/>
-              </w:rPr>
-              <w:t xml:space="preserve"/>
-            </w:r>
-          </w:p>
-        </w:tc>
-      </w:tr>
-      <w:tr>
-        <w:tc>
-          <w:p>
-            <w:r>
-              <w:rPr>
-                <w:b w:val="false"/>
-                <w:bCs w:val="false"/>
+          <w:tcPr>
+            <w:shd w:fill="FFFFFF"/>
+          </w:tcPr>
+          <w:p>
+            <w:pPr>
+              <w:bidi w:val="false"/>
+            </w:pPr>
+            <w:r>
+              <w:rPr>
+                <w:b w:val="false"/>
+                <w:bCs w:val="false"/>
+                <w:color w:val="17242D"/>
+              </w:rPr>
+              <w:t xml:space="preserve"/>
+            </w:r>
+          </w:p>
+        </w:tc>
+      </w:tr>
+      <w:tr>
+        <w:tc>
+          <w:tcPr>
+            <w:shd w:fill="FFFFFF"/>
+          </w:tcPr>
+          <w:p>
+            <w:pPr>
+              <w:bidi w:val="false"/>
+            </w:pPr>
+            <w:r>
+              <w:rPr>
+                <w:b w:val="false"/>
+                <w:bCs w:val="false"/>
+                <w:color w:val="17242D"/>
               </w:rPr>
               <w:t xml:space="preserve">Decision date / review date</w:t>
             </w:r>
           </w:p>
         </w:tc>
         <w:tc>
-          <w:p>
-            <w:r>
-              <w:rPr>
-                <w:b w:val="false"/>
-                <w:bCs w:val="false"/>
+          <w:tcPr>
+            <w:shd w:fill="FFFFFF"/>
+          </w:tcPr>
+          <w:p>
+            <w:pPr>
+              <w:bidi w:val="false"/>
+            </w:pPr>
+            <w:r>
+              <w:rPr>
+                <w:b w:val="false"/>
+                <w:bCs w:val="false"/>
+                <w:color w:val="17242D"/>
               </w:rPr>
               <w:t xml:space="preserve"/>
             </w:r>
@@ -687,9 +1060,16 @@
     <w:p>
       <w:pPr>
         <w:pStyle w:val="Heading1"/>
-        <w:bidi w:val="false"/>
-      </w:pPr>
-      <w:r>
+        <w:shd w:fill="F0EAFA"/>
+        <w:bidi w:val="false"/>
+        <w:spacing w:after="100" w:before="200"/>
+      </w:pPr>
+      <w:r>
+        <w:rPr>
+          <w:b/>
+          <w:bCs/>
+          <w:color w:val="4E356F"/>
+        </w:rPr>
         <w:t xml:space="preserve">2. Ask, inspect, and improve</w:t>
       </w:r>
     </w:p>
@@ -698,11 +1078,17 @@
         <w:bidi w:val="false"/>
       </w:pPr>
       <w:r>
+        <w:rPr>
+          <w:b w:val="false"/>
+          <w:bCs w:val="false"/>
+          <w:color w:val="17242D"/>
+        </w:rPr>
         <w:t xml:space="preserve">Record two prompt versions. Ask for a structured summary of a public source or sample text, including facts, actions, unknowns, and claims to check.</w:t>
       </w:r>
     </w:p>
     <w:tbl>
       <w:tblPr>
+        <w:bidiVisual w:val="false"/>
         <w:tblW w:type="pct" w:w="100%"/>
         <w:tblBorders>
           <w:top w:val="single" w:color="auto" w:sz="4"/>
@@ -720,33 +1106,54 @@
       </w:tblGrid>
       <w:tr>
         <w:tc>
-          <w:p>
-            <w:r>
-              <w:rPr>
-                <w:b/>
-                <w:bCs/>
+          <w:tcPr>
+            <w:shd w:fill="4E356F"/>
+          </w:tcPr>
+          <w:p>
+            <w:pPr>
+              <w:bidi w:val="false"/>
+            </w:pPr>
+            <w:r>
+              <w:rPr>
+                <w:b/>
+                <w:bCs/>
+                <w:color w:val="FFFFFF"/>
               </w:rPr>
               <w:t xml:space="preserve">Version</w:t>
             </w:r>
           </w:p>
         </w:tc>
         <w:tc>
-          <w:p>
-            <w:r>
-              <w:rPr>
-                <w:b/>
-                <w:bCs/>
+          <w:tcPr>
+            <w:shd w:fill="4E356F"/>
+          </w:tcPr>
+          <w:p>
+            <w:pPr>
+              <w:bidi w:val="false"/>
+            </w:pPr>
+            <w:r>
+              <w:rPr>
+                <w:b/>
+                <w:bCs/>
+                <w:color w:val="FFFFFF"/>
               </w:rPr>
               <w:t xml:space="preserve">What I added or changed</w:t>
             </w:r>
           </w:p>
         </w:tc>
         <w:tc>
-          <w:p>
-            <w:r>
-              <w:rPr>
-                <w:b/>
-                <w:bCs/>
+          <w:tcPr>
+            <w:shd w:fill="4E356F"/>
+          </w:tcPr>
+          <w:p>
+            <w:pPr>
+              <w:bidi w:val="false"/>
+            </w:pPr>
+            <w:r>
+              <w:rPr>
+                <w:b/>
+                <w:bCs/>
+                <w:color w:val="FFFFFF"/>
               </w:rPr>
               <w:t xml:space="preserve">What improved or failed</w:t>
             </w:r>
@@ -755,68 +1162,110 @@
       </w:tr>
       <w:tr>
         <w:tc>
-          <w:p>
-            <w:r>
-              <w:rPr>
-                <w:b w:val="false"/>
-                <w:bCs w:val="false"/>
+          <w:tcPr>
+            <w:shd w:fill="FFFFFF"/>
+          </w:tcPr>
+          <w:p>
+            <w:pPr>
+              <w:bidi w:val="false"/>
+            </w:pPr>
+            <w:r>
+              <w:rPr>
+                <w:b w:val="false"/>
+                <w:bCs w:val="false"/>
+                <w:color w:val="17242D"/>
               </w:rPr>
               <w:t xml:space="preserve">1</w:t>
             </w:r>
           </w:p>
         </w:tc>
         <w:tc>
-          <w:p>
-            <w:r>
-              <w:rPr>
-                <w:b w:val="false"/>
-                <w:bCs w:val="false"/>
-              </w:rPr>
-              <w:t xml:space="preserve"/>
-            </w:r>
-          </w:p>
-        </w:tc>
-        <w:tc>
-          <w:p>
-            <w:r>
-              <w:rPr>
-                <w:b w:val="false"/>
-                <w:bCs w:val="false"/>
-              </w:rPr>
-              <w:t xml:space="preserve"/>
-            </w:r>
-          </w:p>
-        </w:tc>
-      </w:tr>
-      <w:tr>
-        <w:tc>
-          <w:p>
-            <w:r>
-              <w:rPr>
-                <w:b w:val="false"/>
-                <w:bCs w:val="false"/>
+          <w:tcPr>
+            <w:shd w:fill="FFFFFF"/>
+          </w:tcPr>
+          <w:p>
+            <w:pPr>
+              <w:bidi w:val="false"/>
+            </w:pPr>
+            <w:r>
+              <w:rPr>
+                <w:b w:val="false"/>
+                <w:bCs w:val="false"/>
+                <w:color w:val="17242D"/>
+              </w:rPr>
+              <w:t xml:space="preserve"/>
+            </w:r>
+          </w:p>
+        </w:tc>
+        <w:tc>
+          <w:tcPr>
+            <w:shd w:fill="FFFFFF"/>
+          </w:tcPr>
+          <w:p>
+            <w:pPr>
+              <w:bidi w:val="false"/>
+            </w:pPr>
+            <w:r>
+              <w:rPr>
+                <w:b w:val="false"/>
+                <w:bCs w:val="false"/>
+                <w:color w:val="17242D"/>
+              </w:rPr>
+              <w:t xml:space="preserve"/>
+            </w:r>
+          </w:p>
+        </w:tc>
+      </w:tr>
+      <w:tr>
+        <w:tc>
+          <w:tcPr>
+            <w:shd w:fill="FFFFFF"/>
+          </w:tcPr>
+          <w:p>
+            <w:pPr>
+              <w:bidi w:val="false"/>
+            </w:pPr>
+            <w:r>
+              <w:rPr>
+                <w:b w:val="false"/>
+                <w:bCs w:val="false"/>
+                <w:color w:val="17242D"/>
               </w:rPr>
               <w:t xml:space="preserve">2</w:t>
             </w:r>
           </w:p>
         </w:tc>
         <w:tc>
-          <w:p>
-            <w:r>
-              <w:rPr>
-                <w:b w:val="false"/>
-                <w:bCs w:val="false"/>
-              </w:rPr>
-              <w:t xml:space="preserve"/>
-            </w:r>
-          </w:p>
-        </w:tc>
-        <w:tc>
-          <w:p>
-            <w:r>
-              <w:rPr>
-                <w:b w:val="false"/>
-                <w:bCs w:val="false"/>
+          <w:tcPr>
+            <w:shd w:fill="FFFFFF"/>
+          </w:tcPr>
+          <w:p>
+            <w:pPr>
+              <w:bidi w:val="false"/>
+            </w:pPr>
+            <w:r>
+              <w:rPr>
+                <w:b w:val="false"/>
+                <w:bCs w:val="false"/>
+                <w:color w:val="17242D"/>
+              </w:rPr>
+              <w:t xml:space="preserve"/>
+            </w:r>
+          </w:p>
+        </w:tc>
+        <w:tc>
+          <w:tcPr>
+            <w:shd w:fill="FFFFFF"/>
+          </w:tcPr>
+          <w:p>
+            <w:pPr>
+              <w:bidi w:val="false"/>
+            </w:pPr>
+            <w:r>
+              <w:rPr>
+                <w:b w:val="false"/>
+                <w:bCs w:val="false"/>
+                <w:color w:val="17242D"/>
               </w:rPr>
               <w:t xml:space="preserve"/>
             </w:r>
@@ -827,14 +1276,22 @@
     <w:p>
       <w:pPr>
         <w:pStyle w:val="Heading1"/>
-        <w:bidi w:val="false"/>
-      </w:pPr>
-      <w:r>
+        <w:shd w:fill="F0EAFA"/>
+        <w:bidi w:val="false"/>
+        <w:spacing w:after="100" w:before="200"/>
+      </w:pPr>
+      <w:r>
+        <w:rPr>
+          <w:b/>
+          <w:bCs/>
+          <w:color w:val="4E356F"/>
+        </w:rPr>
         <w:t xml:space="preserve">3. Compare and decide</w:t>
       </w:r>
     </w:p>
     <w:tbl>
       <w:tblPr>
+        <w:bidiVisual w:val="false"/>
         <w:tblW w:type="pct" w:w="100%"/>
         <w:tblBorders>
           <w:top w:val="single" w:color="auto" w:sz="4"/>
@@ -854,55 +1311,90 @@
       </w:tblGrid>
       <w:tr>
         <w:tc>
-          <w:p>
-            <w:r>
-              <w:rPr>
-                <w:b/>
-                <w:bCs/>
+          <w:tcPr>
+            <w:shd w:fill="4E356F"/>
+          </w:tcPr>
+          <w:p>
+            <w:pPr>
+              <w:bidi w:val="false"/>
+            </w:pPr>
+            <w:r>
+              <w:rPr>
+                <w:b/>
+                <w:bCs/>
+                <w:color w:val="FFFFFF"/>
               </w:rPr>
               <w:t xml:space="preserve">Option</w:t>
             </w:r>
           </w:p>
         </w:tc>
         <w:tc>
-          <w:p>
-            <w:r>
-              <w:rPr>
-                <w:b/>
-                <w:bCs/>
+          <w:tcPr>
+            <w:shd w:fill="4E356F"/>
+          </w:tcPr>
+          <w:p>
+            <w:pPr>
+              <w:bidi w:val="false"/>
+            </w:pPr>
+            <w:r>
+              <w:rPr>
+                <w:b/>
+                <w:bCs/>
+                <w:color w:val="FFFFFF"/>
               </w:rPr>
               <w:t xml:space="preserve">Criterion</w:t>
             </w:r>
           </w:p>
         </w:tc>
         <w:tc>
-          <w:p>
-            <w:r>
-              <w:rPr>
-                <w:b/>
-                <w:bCs/>
+          <w:tcPr>
+            <w:shd w:fill="4E356F"/>
+          </w:tcPr>
+          <w:p>
+            <w:pPr>
+              <w:bidi w:val="false"/>
+            </w:pPr>
+            <w:r>
+              <w:rPr>
+                <w:b/>
+                <w:bCs/>
+                <w:color w:val="FFFFFF"/>
               </w:rPr>
               <w:t xml:space="preserve">Evidence</w:t>
             </w:r>
           </w:p>
         </w:tc>
         <w:tc>
-          <w:p>
-            <w:r>
-              <w:rPr>
-                <w:b/>
-                <w:bCs/>
+          <w:tcPr>
+            <w:shd w:fill="4E356F"/>
+          </w:tcPr>
+          <w:p>
+            <w:pPr>
+              <w:bidi w:val="false"/>
+            </w:pPr>
+            <w:r>
+              <w:rPr>
+                <w:b/>
+                <w:bCs/>
+                <w:color w:val="FFFFFF"/>
               </w:rPr>
               <w:t xml:space="preserve">Confidence</w:t>
             </w:r>
           </w:p>
         </w:tc>
         <w:tc>
-          <w:p>
-            <w:r>
-              <w:rPr>
-                <w:b/>
-                <w:bCs/>
+          <w:tcPr>
+            <w:shd w:fill="4E356F"/>
+          </w:tcPr>
+          <w:p>
+            <w:pPr>
+              <w:bidi w:val="false"/>
+            </w:pPr>
+            <w:r>
+              <w:rPr>
+                <w:b/>
+                <w:bCs/>
+                <w:color w:val="FFFFFF"/>
               </w:rPr>
               <w:t xml:space="preserve">My judgment</w:t>
             </w:r>
@@ -911,112 +1403,182 @@
       </w:tr>
       <w:tr>
         <w:tc>
-          <w:p>
-            <w:r>
-              <w:rPr>
-                <w:b w:val="false"/>
-                <w:bCs w:val="false"/>
-              </w:rPr>
-              <w:t xml:space="preserve"/>
-            </w:r>
-          </w:p>
-        </w:tc>
-        <w:tc>
-          <w:p>
-            <w:r>
-              <w:rPr>
-                <w:b w:val="false"/>
-                <w:bCs w:val="false"/>
-              </w:rPr>
-              <w:t xml:space="preserve"/>
-            </w:r>
-          </w:p>
-        </w:tc>
-        <w:tc>
-          <w:p>
-            <w:r>
-              <w:rPr>
-                <w:b w:val="false"/>
-                <w:bCs w:val="false"/>
-              </w:rPr>
-              <w:t xml:space="preserve"/>
-            </w:r>
-          </w:p>
-        </w:tc>
-        <w:tc>
-          <w:p>
-            <w:r>
-              <w:rPr>
-                <w:b w:val="false"/>
-                <w:bCs w:val="false"/>
-              </w:rPr>
-              <w:t xml:space="preserve"/>
-            </w:r>
-          </w:p>
-        </w:tc>
-        <w:tc>
-          <w:p>
-            <w:r>
-              <w:rPr>
-                <w:b w:val="false"/>
-                <w:bCs w:val="false"/>
-              </w:rPr>
-              <w:t xml:space="preserve"/>
-            </w:r>
-          </w:p>
-        </w:tc>
-      </w:tr>
-      <w:tr>
-        <w:tc>
-          <w:p>
-            <w:r>
-              <w:rPr>
-                <w:b w:val="false"/>
-                <w:bCs w:val="false"/>
-              </w:rPr>
-              <w:t xml:space="preserve"/>
-            </w:r>
-          </w:p>
-        </w:tc>
-        <w:tc>
-          <w:p>
-            <w:r>
-              <w:rPr>
-                <w:b w:val="false"/>
-                <w:bCs w:val="false"/>
-              </w:rPr>
-              <w:t xml:space="preserve"/>
-            </w:r>
-          </w:p>
-        </w:tc>
-        <w:tc>
-          <w:p>
-            <w:r>
-              <w:rPr>
-                <w:b w:val="false"/>
-                <w:bCs w:val="false"/>
-              </w:rPr>
-              <w:t xml:space="preserve"/>
-            </w:r>
-          </w:p>
-        </w:tc>
-        <w:tc>
-          <w:p>
-            <w:r>
-              <w:rPr>
-                <w:b w:val="false"/>
-                <w:bCs w:val="false"/>
-              </w:rPr>
-              <w:t xml:space="preserve"/>
-            </w:r>
-          </w:p>
-        </w:tc>
-        <w:tc>
-          <w:p>
-            <w:r>
-              <w:rPr>
-                <w:b w:val="false"/>
-                <w:bCs w:val="false"/>
+          <w:tcPr>
+            <w:shd w:fill="FFFFFF"/>
+          </w:tcPr>
+          <w:p>
+            <w:pPr>
+              <w:bidi w:val="false"/>
+            </w:pPr>
+            <w:r>
+              <w:rPr>
+                <w:b w:val="false"/>
+                <w:bCs w:val="false"/>
+                <w:color w:val="17242D"/>
+              </w:rPr>
+              <w:t xml:space="preserve"/>
+            </w:r>
+          </w:p>
+        </w:tc>
+        <w:tc>
+          <w:tcPr>
+            <w:shd w:fill="FFFFFF"/>
+          </w:tcPr>
+          <w:p>
+            <w:pPr>
+              <w:bidi w:val="false"/>
+            </w:pPr>
+            <w:r>
+              <w:rPr>
+                <w:b w:val="false"/>
+                <w:bCs w:val="false"/>
+                <w:color w:val="17242D"/>
+              </w:rPr>
+              <w:t xml:space="preserve"/>
+            </w:r>
+          </w:p>
+        </w:tc>
+        <w:tc>
+          <w:tcPr>
+            <w:shd w:fill="FFFFFF"/>
+          </w:tcPr>
+          <w:p>
+            <w:pPr>
+              <w:bidi w:val="false"/>
+            </w:pPr>
+            <w:r>
+              <w:rPr>
+                <w:b w:val="false"/>
+                <w:bCs w:val="false"/>
+                <w:color w:val="17242D"/>
+              </w:rPr>
+              <w:t xml:space="preserve"/>
+            </w:r>
+          </w:p>
+        </w:tc>
+        <w:tc>
+          <w:tcPr>
+            <w:shd w:fill="FFFFFF"/>
+          </w:tcPr>
+          <w:p>
+            <w:pPr>
+              <w:bidi w:val="false"/>
+            </w:pPr>
+            <w:r>
+              <w:rPr>
+                <w:b w:val="false"/>
+                <w:bCs w:val="false"/>
+                <w:color w:val="17242D"/>
+              </w:rPr>
+              <w:t xml:space="preserve"/>
+            </w:r>
+          </w:p>
+        </w:tc>
+        <w:tc>
+          <w:tcPr>
+            <w:shd w:fill="FFFFFF"/>
+          </w:tcPr>
+          <w:p>
+            <w:pPr>
+              <w:bidi w:val="false"/>
+            </w:pPr>
+            <w:r>
+              <w:rPr>
+                <w:b w:val="false"/>
+                <w:bCs w:val="false"/>
+                <w:color w:val="17242D"/>
+              </w:rPr>
+              <w:t xml:space="preserve"/>
+            </w:r>
+          </w:p>
+        </w:tc>
+      </w:tr>
+      <w:tr>
+        <w:tc>
+          <w:tcPr>
+            <w:shd w:fill="FFFFFF"/>
+          </w:tcPr>
+          <w:p>
+            <w:pPr>
+              <w:bidi w:val="false"/>
+            </w:pPr>
+            <w:r>
+              <w:rPr>
+                <w:b w:val="false"/>
+                <w:bCs w:val="false"/>
+                <w:color w:val="17242D"/>
+              </w:rPr>
+              <w:t xml:space="preserve"/>
+            </w:r>
+          </w:p>
+        </w:tc>
+        <w:tc>
+          <w:tcPr>
+            <w:shd w:fill="FFFFFF"/>
+          </w:tcPr>
+          <w:p>
+            <w:pPr>
+              <w:bidi w:val="false"/>
+            </w:pPr>
+            <w:r>
+              <w:rPr>
+                <w:b w:val="false"/>
+                <w:bCs w:val="false"/>
+                <w:color w:val="17242D"/>
+              </w:rPr>
+              <w:t xml:space="preserve"/>
+            </w:r>
+          </w:p>
+        </w:tc>
+        <w:tc>
+          <w:tcPr>
+            <w:shd w:fill="FFFFFF"/>
+          </w:tcPr>
+          <w:p>
+            <w:pPr>
+              <w:bidi w:val="false"/>
+            </w:pPr>
+            <w:r>
+              <w:rPr>
+                <w:b w:val="false"/>
+                <w:bCs w:val="false"/>
+                <w:color w:val="17242D"/>
+              </w:rPr>
+              <w:t xml:space="preserve"/>
+            </w:r>
+          </w:p>
+        </w:tc>
+        <w:tc>
+          <w:tcPr>
+            <w:shd w:fill="FFFFFF"/>
+          </w:tcPr>
+          <w:p>
+            <w:pPr>
+              <w:bidi w:val="false"/>
+            </w:pPr>
+            <w:r>
+              <w:rPr>
+                <w:b w:val="false"/>
+                <w:bCs w:val="false"/>
+                <w:color w:val="17242D"/>
+              </w:rPr>
+              <w:t xml:space="preserve"/>
+            </w:r>
+          </w:p>
+        </w:tc>
+        <w:tc>
+          <w:tcPr>
+            <w:shd w:fill="FFFFFF"/>
+          </w:tcPr>
+          <w:p>
+            <w:pPr>
+              <w:bidi w:val="false"/>
+            </w:pPr>
+            <w:r>
+              <w:rPr>
+                <w:b w:val="false"/>
+                <w:bCs w:val="false"/>
+                <w:color w:val="17242D"/>
               </w:rPr>
               <w:t xml:space="preserve"/>
             </w:r>
@@ -1029,15 +1591,27 @@
         <w:bidi w:val="false"/>
       </w:pPr>
       <w:r>
+        <w:rPr>
+          <w:b w:val="false"/>
+          <w:bCs w:val="false"/>
+          <w:color w:val="17242D"/>
+        </w:rPr>
         <w:t xml:space="preserve">Verified decision record: current choice, reason, uncertainty, and what would make me reconsider.</w:t>
       </w:r>
     </w:p>
     <w:p>
       <w:pPr>
         <w:pStyle w:val="Heading1"/>
-        <w:bidi w:val="false"/>
-      </w:pPr>
-      <w:r>
+        <w:shd w:fill="F0EAFA"/>
+        <w:bidi w:val="false"/>
+        <w:spacing w:after="100" w:before="200"/>
+      </w:pPr>
+      <w:r>
+        <w:rPr>
+          <w:b/>
+          <w:bCs/>
+          <w:color w:val="4E356F"/>
+        </w:rPr>
         <w:t xml:space="preserve">Verification and evidence</w:t>
       </w:r>
     </w:p>
@@ -1046,15 +1620,27 @@
         <w:bidi w:val="false"/>
       </w:pPr>
       <w:r>
+        <w:rPr>
+          <w:b w:val="false"/>
+          <w:bCs w:val="false"/>
+          <w:color w:val="17242D"/>
+        </w:rPr>
         <w:t xml:space="preserve">Check the most important claims against the source. Save the final prompt, corrected summary, option matrix, and source links as evidence.</w:t>
       </w:r>
     </w:p>
     <w:p>
       <w:pPr>
         <w:pStyle w:val="Heading1"/>
-        <w:bidi w:val="false"/>
-      </w:pPr>
-      <w:r>
+        <w:shd w:fill="F0EAFA"/>
+        <w:bidi w:val="false"/>
+        <w:spacing w:after="100" w:before="200"/>
+      </w:pPr>
+      <w:r>
+        <w:rPr>
+          <w:b/>
+          <w:bCs/>
+          <w:color w:val="4E356F"/>
+        </w:rPr>
         <w:t xml:space="preserve">Reflection and human judgment</w:t>
       </w:r>
     </w:p>
@@ -1063,15 +1649,26 @@
         <w:bidi w:val="false"/>
       </w:pPr>
       <w:r>
+        <w:rPr>
+          <w:b w:val="false"/>
+          <w:bCs w:val="false"/>
+          <w:color w:val="17242D"/>
+        </w:rPr>
         <w:t xml:space="preserve">Which preference or missing context could AI not decide? What will you ask earlier next time?</w:t>
       </w:r>
     </w:p>
     <w:p>
       <w:pPr>
         <w:pStyle w:val="Heading1"/>
-        <w:bidi w:val="false"/>
-      </w:pPr>
-      <w:r>
+        <w:shd w:fill="F0EAFA"/>
+        <w:bidi w:val="false"/>
+      </w:pPr>
+      <w:r>
+        <w:rPr>
+          <w:b/>
+          <w:bCs/>
+          <w:color w:val="4E356F"/>
+        </w:rPr>
         <w:t xml:space="preserve">Choose your task level</w:t>
       </w:r>
     </w:p>
@@ -1085,6 +1682,7 @@
     </w:p>
     <w:tbl>
       <w:tblPr>
+        <w:bidiVisual w:val="false"/>
         <w:tblW w:type="pct" w:w="100%"/>
         <w:tblBorders>
           <w:top w:val="single" w:color="auto" w:sz="4"/>
@@ -1101,22 +1699,36 @@
       </w:tblGrid>
       <w:tr>
         <w:tc>
-          <w:p>
-            <w:r>
-              <w:rPr>
-                <w:b/>
-                <w:bCs/>
+          <w:tcPr>
+            <w:shd w:fill="4E356F"/>
+          </w:tcPr>
+          <w:p>
+            <w:pPr>
+              <w:bidi w:val="false"/>
+            </w:pPr>
+            <w:r>
+              <w:rPr>
+                <w:b/>
+                <w:bCs/>
+                <w:color w:val="FFFFFF"/>
               </w:rPr>
               <w:t xml:space="preserve">Level</w:t>
             </w:r>
           </w:p>
         </w:tc>
         <w:tc>
-          <w:p>
-            <w:r>
-              <w:rPr>
-                <w:b/>
-                <w:bCs/>
+          <w:tcPr>
+            <w:shd w:fill="4E356F"/>
+          </w:tcPr>
+          <w:p>
+            <w:pPr>
+              <w:bidi w:val="false"/>
+            </w:pPr>
+            <w:r>
+              <w:rPr>
+                <w:b/>
+                <w:bCs/>
+                <w:color w:val="FFFFFF"/>
               </w:rPr>
               <w:t xml:space="preserve">Task</w:t>
             </w:r>
@@ -1125,22 +1737,36 @@
       </w:tr>
       <w:tr>
         <w:tc>
-          <w:p>
-            <w:r>
-              <w:rPr>
-                <w:b/>
-                <w:bCs/>
+          <w:tcPr>
+            <w:shd w:fill="C98A2E"/>
+          </w:tcPr>
+          <w:p>
+            <w:pPr>
+              <w:bidi w:val="false"/>
+            </w:pPr>
+            <w:r>
+              <w:rPr>
+                <w:b/>
+                <w:bCs/>
+                <w:color w:val="FFFFFF"/>
               </w:rPr>
               <w:t xml:space="preserve">Bronze</w:t>
             </w:r>
           </w:p>
         </w:tc>
         <w:tc>
-          <w:p>
-            <w:r>
-              <w:rPr>
-                <w:b w:val="false"/>
-                <w:bCs w:val="false"/>
+          <w:tcPr>
+            <w:shd w:fill="FFFDF8"/>
+          </w:tcPr>
+          <w:p>
+            <w:pPr>
+              <w:bidi w:val="false"/>
+            </w:pPr>
+            <w:r>
+              <w:rPr>
+                <w:b w:val="false"/>
+                <w:bCs w:val="false"/>
+                <w:color w:val="17242D"/>
               </w:rPr>
               <w:t xml:space="preserve">Complete one checked decision record for a real choice.</w:t>
             </w:r>
@@ -1149,22 +1775,36 @@
       </w:tr>
       <w:tr>
         <w:tc>
-          <w:p>
-            <w:r>
-              <w:rPr>
-                <w:b/>
-                <w:bCs/>
+          <w:tcPr>
+            <w:shd w:fill="94A3B8"/>
+          </w:tcPr>
+          <w:p>
+            <w:pPr>
+              <w:bidi w:val="false"/>
+            </w:pPr>
+            <w:r>
+              <w:rPr>
+                <w:b/>
+                <w:bCs/>
+                <w:color w:val="FFFFFF"/>
               </w:rPr>
               <w:t xml:space="preserve">Silver</w:t>
             </w:r>
           </w:p>
         </w:tc>
         <w:tc>
-          <w:p>
-            <w:r>
-              <w:rPr>
-                <w:b w:val="false"/>
-                <w:bCs w:val="false"/>
+          <w:tcPr>
+            <w:shd w:fill="FFFDF8"/>
+          </w:tcPr>
+          <w:p>
+            <w:pPr>
+              <w:bidi w:val="false"/>
+            </w:pPr>
+            <w:r>
+              <w:rPr>
+                <w:b w:val="false"/>
+                <w:bCs w:val="false"/>
+                <w:color w:val="17242D"/>
               </w:rPr>
               <w:t xml:space="preserve">Compare at least two options with evidence and explain the trade-off you chose.</w:t>
             </w:r>
@@ -1173,22 +1813,36 @@
       </w:tr>
       <w:tr>
         <w:tc>
-          <w:p>
-            <w:r>
-              <w:rPr>
-                <w:b/>
-                <w:bCs/>
+          <w:tcPr>
+            <w:shd w:fill="D4A72C"/>
+          </w:tcPr>
+          <w:p>
+            <w:pPr>
+              <w:bidi w:val="false"/>
+            </w:pPr>
+            <w:r>
+              <w:rPr>
+                <w:b/>
+                <w:bCs/>
+                <w:color w:val="FFFFFF"/>
               </w:rPr>
               <w:t xml:space="preserve">Gold</w:t>
             </w:r>
           </w:p>
         </w:tc>
         <w:tc>
-          <w:p>
-            <w:r>
-              <w:rPr>
-                <w:b w:val="false"/>
-                <w:bCs w:val="false"/>
+          <w:tcPr>
+            <w:shd w:fill="FFFDF8"/>
+          </w:tcPr>
+          <w:p>
+            <w:pPr>
+              <w:bidi w:val="false"/>
+            </w:pPr>
+            <w:r>
+              <w:rPr>
+                <w:b w:val="false"/>
+                <w:bCs w:val="false"/>
+                <w:color w:val="17242D"/>
               </w:rPr>
               <w:t xml:space="preserve">Ask a trusted person to challenge your criteria, then revise the record and note what changed.</w:t>
             </w:r>
@@ -1204,9 +1858,16 @@
     <w:p>
       <w:pPr>
         <w:pStyle w:val="Title"/>
-        <w:bidi w:val="false"/>
-      </w:pPr>
-      <w:r>
+        <w:shd w:fill="4E356F"/>
+        <w:bidi w:val="false"/>
+        <w:spacing w:after="220"/>
+      </w:pPr>
+      <w:r>
+        <w:rPr>
+          <w:b/>
+          <w:bCs/>
+          <w:color w:val="FFFFFF"/>
+        </w:rPr>
         <w:t xml:space="preserve">Session 2: Buy With Confidence</w:t>
       </w:r>
     </w:p>
@@ -1215,20 +1876,33 @@
         <w:bidi w:val="false"/>
       </w:pPr>
       <w:r>
+        <w:rPr>
+          <w:b w:val="false"/>
+          <w:bCs w:val="false"/>
+          <w:color w:val="17242D"/>
+        </w:rPr>
         <w:t xml:space="preserve">Use Gemini Deep Research or another research tool to investigate a real purchase without treating its report as proof.</w:t>
       </w:r>
     </w:p>
     <w:p>
       <w:pPr>
         <w:pStyle w:val="Heading1"/>
-        <w:bidi w:val="false"/>
-      </w:pPr>
-      <w:r>
+        <w:shd w:fill="F0EAFA"/>
+        <w:bidi w:val="false"/>
+        <w:spacing w:after="100" w:before="200"/>
+      </w:pPr>
+      <w:r>
+        <w:rPr>
+          <w:b/>
+          <w:bCs/>
+          <w:color w:val="4E356F"/>
+        </w:rPr>
         <w:t xml:space="preserve">1. Define a researchable need</w:t>
       </w:r>
     </w:p>
     <w:tbl>
       <w:tblPr>
+        <w:bidiVisual w:val="false"/>
         <w:tblW w:type="pct" w:w="100%"/>
         <w:tblBorders>
           <w:top w:val="single" w:color="auto" w:sz="4"/>
@@ -1247,44 +1921,72 @@
       </w:tblGrid>
       <w:tr>
         <w:tc>
-          <w:p>
-            <w:r>
-              <w:rPr>
-                <w:b/>
-                <w:bCs/>
+          <w:tcPr>
+            <w:shd w:fill="4E356F"/>
+          </w:tcPr>
+          <w:p>
+            <w:pPr>
+              <w:bidi w:val="false"/>
+            </w:pPr>
+            <w:r>
+              <w:rPr>
+                <w:b/>
+                <w:bCs/>
+                <w:color w:val="FFFFFF"/>
               </w:rPr>
               <w:t xml:space="preserve">Need / question</w:t>
             </w:r>
           </w:p>
         </w:tc>
         <w:tc>
-          <w:p>
-            <w:r>
-              <w:rPr>
-                <w:b/>
-                <w:bCs/>
+          <w:tcPr>
+            <w:shd w:fill="4E356F"/>
+          </w:tcPr>
+          <w:p>
+            <w:pPr>
+              <w:bidi w:val="false"/>
+            </w:pPr>
+            <w:r>
+              <w:rPr>
+                <w:b/>
+                <w:bCs/>
+                <w:color w:val="FFFFFF"/>
               </w:rPr>
               <w:t xml:space="preserve">Budget and deadline</w:t>
             </w:r>
           </w:p>
         </w:tc>
         <w:tc>
-          <w:p>
-            <w:r>
-              <w:rPr>
-                <w:b/>
-                <w:bCs/>
+          <w:tcPr>
+            <w:shd w:fill="4E356F"/>
+          </w:tcPr>
+          <w:p>
+            <w:pPr>
+              <w:bidi w:val="false"/>
+            </w:pPr>
+            <w:r>
+              <w:rPr>
+                <w:b/>
+                <w:bCs/>
+                <w:color w:val="FFFFFF"/>
               </w:rPr>
               <w:t xml:space="preserve">Must-haves</w:t>
             </w:r>
           </w:p>
         </w:tc>
         <w:tc>
-          <w:p>
-            <w:r>
-              <w:rPr>
-                <w:b/>
-                <w:bCs/>
+          <w:tcPr>
+            <w:shd w:fill="4E356F"/>
+          </w:tcPr>
+          <w:p>
+            <w:pPr>
+              <w:bidi w:val="false"/>
+            </w:pPr>
+            <w:r>
+              <w:rPr>
+                <w:b/>
+                <w:bCs/>
+                <w:color w:val="FFFFFF"/>
               </w:rPr>
               <w:t xml:space="preserve">Deal-breakers</w:t>
             </w:r>
@@ -1293,44 +1995,72 @@
       </w:tr>
       <w:tr>
         <w:tc>
-          <w:p>
-            <w:r>
-              <w:rPr>
-                <w:b w:val="false"/>
-                <w:bCs w:val="false"/>
-              </w:rPr>
-              <w:t xml:space="preserve"/>
-            </w:r>
-          </w:p>
-        </w:tc>
-        <w:tc>
-          <w:p>
-            <w:r>
-              <w:rPr>
-                <w:b w:val="false"/>
-                <w:bCs w:val="false"/>
-              </w:rPr>
-              <w:t xml:space="preserve"/>
-            </w:r>
-          </w:p>
-        </w:tc>
-        <w:tc>
-          <w:p>
-            <w:r>
-              <w:rPr>
-                <w:b w:val="false"/>
-                <w:bCs w:val="false"/>
-              </w:rPr>
-              <w:t xml:space="preserve"/>
-            </w:r>
-          </w:p>
-        </w:tc>
-        <w:tc>
-          <w:p>
-            <w:r>
-              <w:rPr>
-                <w:b w:val="false"/>
-                <w:bCs w:val="false"/>
+          <w:tcPr>
+            <w:shd w:fill="FFFFFF"/>
+          </w:tcPr>
+          <w:p>
+            <w:pPr>
+              <w:bidi w:val="false"/>
+            </w:pPr>
+            <w:r>
+              <w:rPr>
+                <w:b w:val="false"/>
+                <w:bCs w:val="false"/>
+                <w:color w:val="17242D"/>
+              </w:rPr>
+              <w:t xml:space="preserve"/>
+            </w:r>
+          </w:p>
+        </w:tc>
+        <w:tc>
+          <w:tcPr>
+            <w:shd w:fill="FFFFFF"/>
+          </w:tcPr>
+          <w:p>
+            <w:pPr>
+              <w:bidi w:val="false"/>
+            </w:pPr>
+            <w:r>
+              <w:rPr>
+                <w:b w:val="false"/>
+                <w:bCs w:val="false"/>
+                <w:color w:val="17242D"/>
+              </w:rPr>
+              <w:t xml:space="preserve"/>
+            </w:r>
+          </w:p>
+        </w:tc>
+        <w:tc>
+          <w:tcPr>
+            <w:shd w:fill="FFFFFF"/>
+          </w:tcPr>
+          <w:p>
+            <w:pPr>
+              <w:bidi w:val="false"/>
+            </w:pPr>
+            <w:r>
+              <w:rPr>
+                <w:b w:val="false"/>
+                <w:bCs w:val="false"/>
+                <w:color w:val="17242D"/>
+              </w:rPr>
+              <w:t xml:space="preserve"/>
+            </w:r>
+          </w:p>
+        </w:tc>
+        <w:tc>
+          <w:tcPr>
+            <w:shd w:fill="FFFFFF"/>
+          </w:tcPr>
+          <w:p>
+            <w:pPr>
+              <w:bidi w:val="false"/>
+            </w:pPr>
+            <w:r>
+              <w:rPr>
+                <w:b w:val="false"/>
+                <w:bCs w:val="false"/>
+                <w:color w:val="17242D"/>
               </w:rPr>
               <w:t xml:space="preserve"/>
             </w:r>
@@ -1341,9 +2071,16 @@
     <w:p>
       <w:pPr>
         <w:pStyle w:val="Heading1"/>
-        <w:bidi w:val="false"/>
-      </w:pPr>
-      <w:r>
+        <w:shd w:fill="F0EAFA"/>
+        <w:bidi w:val="false"/>
+        <w:spacing w:after="100" w:before="200"/>
+      </w:pPr>
+      <w:r>
+        <w:rPr>
+          <w:b/>
+          <w:bCs/>
+          <w:color w:val="4E356F"/>
+        </w:rPr>
         <w:t xml:space="preserve">2. Research plan and evidence matrix</w:t>
       </w:r>
     </w:p>
@@ -1352,11 +2089,17 @@
         <w:bidi w:val="false"/>
       </w:pPr>
       <w:r>
+        <w:rPr>
+          <w:b w:val="false"/>
+          <w:bCs w:val="false"/>
+          <w:color w:val="17242D"/>
+        </w:rPr>
         <w:t xml:space="preserve">If using Gemini Deep Research, save the research plan and source list. Then check primary sources yourself.</w:t>
       </w:r>
     </w:p>
     <w:tbl>
       <w:tblPr>
+        <w:bidiVisual w:val="false"/>
         <w:tblW w:type="pct" w:w="100%"/>
         <w:tblBorders>
           <w:top w:val="single" w:color="auto" w:sz="4"/>
@@ -1376,55 +2119,90 @@
       </w:tblGrid>
       <w:tr>
         <w:tc>
-          <w:p>
-            <w:r>
-              <w:rPr>
-                <w:b/>
-                <w:bCs/>
+          <w:tcPr>
+            <w:shd w:fill="4E356F"/>
+          </w:tcPr>
+          <w:p>
+            <w:pPr>
+              <w:bidi w:val="false"/>
+            </w:pPr>
+            <w:r>
+              <w:rPr>
+                <w:b/>
+                <w:bCs/>
+                <w:color w:val="FFFFFF"/>
               </w:rPr>
               <w:t xml:space="preserve">Claim or product</w:t>
             </w:r>
           </w:p>
         </w:tc>
         <w:tc>
-          <w:p>
-            <w:r>
-              <w:rPr>
-                <w:b/>
-                <w:bCs/>
+          <w:tcPr>
+            <w:shd w:fill="4E356F"/>
+          </w:tcPr>
+          <w:p>
+            <w:pPr>
+              <w:bidi w:val="false"/>
+            </w:pPr>
+            <w:r>
+              <w:rPr>
+                <w:b/>
+                <w:bCs/>
+                <w:color w:val="FFFFFF"/>
               </w:rPr>
               <w:t xml:space="preserve">Source and date</w:t>
             </w:r>
           </w:p>
         </w:tc>
         <w:tc>
-          <w:p>
-            <w:r>
-              <w:rPr>
-                <w:b/>
-                <w:bCs/>
+          <w:tcPr>
+            <w:shd w:fill="4E356F"/>
+          </w:tcPr>
+          <w:p>
+            <w:pPr>
+              <w:bidi w:val="false"/>
+            </w:pPr>
+            <w:r>
+              <w:rPr>
+                <w:b/>
+                <w:bCs/>
+                <w:color w:val="FFFFFF"/>
               </w:rPr>
               <w:t xml:space="preserve">Supports / contradicts</w:t>
             </w:r>
           </w:p>
         </w:tc>
         <w:tc>
-          <w:p>
-            <w:r>
-              <w:rPr>
-                <w:b/>
-                <w:bCs/>
+          <w:tcPr>
+            <w:shd w:fill="4E356F"/>
+          </w:tcPr>
+          <w:p>
+            <w:pPr>
+              <w:bidi w:val="false"/>
+            </w:pPr>
+            <w:r>
+              <w:rPr>
+                <w:b/>
+                <w:bCs/>
+                <w:color w:val="FFFFFF"/>
               </w:rPr>
               <w:t xml:space="preserve">Uncertainty</w:t>
             </w:r>
           </w:p>
         </w:tc>
         <w:tc>
-          <w:p>
-            <w:r>
-              <w:rPr>
-                <w:b/>
-                <w:bCs/>
+          <w:tcPr>
+            <w:shd w:fill="4E356F"/>
+          </w:tcPr>
+          <w:p>
+            <w:pPr>
+              <w:bidi w:val="false"/>
+            </w:pPr>
+            <w:r>
+              <w:rPr>
+                <w:b/>
+                <w:bCs/>
+                <w:color w:val="FFFFFF"/>
               </w:rPr>
               <w:t xml:space="preserve">Checked?</w:t>
             </w:r>
@@ -1433,112 +2211,182 @@
       </w:tr>
       <w:tr>
         <w:tc>
-          <w:p>
-            <w:r>
-              <w:rPr>
-                <w:b w:val="false"/>
-                <w:bCs w:val="false"/>
-              </w:rPr>
-              <w:t xml:space="preserve"/>
-            </w:r>
-          </w:p>
-        </w:tc>
-        <w:tc>
-          <w:p>
-            <w:r>
-              <w:rPr>
-                <w:b w:val="false"/>
-                <w:bCs w:val="false"/>
-              </w:rPr>
-              <w:t xml:space="preserve"/>
-            </w:r>
-          </w:p>
-        </w:tc>
-        <w:tc>
-          <w:p>
-            <w:r>
-              <w:rPr>
-                <w:b w:val="false"/>
-                <w:bCs w:val="false"/>
-              </w:rPr>
-              <w:t xml:space="preserve"/>
-            </w:r>
-          </w:p>
-        </w:tc>
-        <w:tc>
-          <w:p>
-            <w:r>
-              <w:rPr>
-                <w:b w:val="false"/>
-                <w:bCs w:val="false"/>
-              </w:rPr>
-              <w:t xml:space="preserve"/>
-            </w:r>
-          </w:p>
-        </w:tc>
-        <w:tc>
-          <w:p>
-            <w:r>
-              <w:rPr>
-                <w:b w:val="false"/>
-                <w:bCs w:val="false"/>
-              </w:rPr>
-              <w:t xml:space="preserve"/>
-            </w:r>
-          </w:p>
-        </w:tc>
-      </w:tr>
-      <w:tr>
-        <w:tc>
-          <w:p>
-            <w:r>
-              <w:rPr>
-                <w:b w:val="false"/>
-                <w:bCs w:val="false"/>
-              </w:rPr>
-              <w:t xml:space="preserve"/>
-            </w:r>
-          </w:p>
-        </w:tc>
-        <w:tc>
-          <w:p>
-            <w:r>
-              <w:rPr>
-                <w:b w:val="false"/>
-                <w:bCs w:val="false"/>
-              </w:rPr>
-              <w:t xml:space="preserve"/>
-            </w:r>
-          </w:p>
-        </w:tc>
-        <w:tc>
-          <w:p>
-            <w:r>
-              <w:rPr>
-                <w:b w:val="false"/>
-                <w:bCs w:val="false"/>
-              </w:rPr>
-              <w:t xml:space="preserve"/>
-            </w:r>
-          </w:p>
-        </w:tc>
-        <w:tc>
-          <w:p>
-            <w:r>
-              <w:rPr>
-                <w:b w:val="false"/>
-                <w:bCs w:val="false"/>
-              </w:rPr>
-              <w:t xml:space="preserve"/>
-            </w:r>
-          </w:p>
-        </w:tc>
-        <w:tc>
-          <w:p>
-            <w:r>
-              <w:rPr>
-                <w:b w:val="false"/>
-                <w:bCs w:val="false"/>
+          <w:tcPr>
+            <w:shd w:fill="FFFFFF"/>
+          </w:tcPr>
+          <w:p>
+            <w:pPr>
+              <w:bidi w:val="false"/>
+            </w:pPr>
+            <w:r>
+              <w:rPr>
+                <w:b w:val="false"/>
+                <w:bCs w:val="false"/>
+                <w:color w:val="17242D"/>
+              </w:rPr>
+              <w:t xml:space="preserve"/>
+            </w:r>
+          </w:p>
+        </w:tc>
+        <w:tc>
+          <w:tcPr>
+            <w:shd w:fill="FFFFFF"/>
+          </w:tcPr>
+          <w:p>
+            <w:pPr>
+              <w:bidi w:val="false"/>
+            </w:pPr>
+            <w:r>
+              <w:rPr>
+                <w:b w:val="false"/>
+                <w:bCs w:val="false"/>
+                <w:color w:val="17242D"/>
+              </w:rPr>
+              <w:t xml:space="preserve"/>
+            </w:r>
+          </w:p>
+        </w:tc>
+        <w:tc>
+          <w:tcPr>
+            <w:shd w:fill="FFFFFF"/>
+          </w:tcPr>
+          <w:p>
+            <w:pPr>
+              <w:bidi w:val="false"/>
+            </w:pPr>
+            <w:r>
+              <w:rPr>
+                <w:b w:val="false"/>
+                <w:bCs w:val="false"/>
+                <w:color w:val="17242D"/>
+              </w:rPr>
+              <w:t xml:space="preserve"/>
+            </w:r>
+          </w:p>
+        </w:tc>
+        <w:tc>
+          <w:tcPr>
+            <w:shd w:fill="FFFFFF"/>
+          </w:tcPr>
+          <w:p>
+            <w:pPr>
+              <w:bidi w:val="false"/>
+            </w:pPr>
+            <w:r>
+              <w:rPr>
+                <w:b w:val="false"/>
+                <w:bCs w:val="false"/>
+                <w:color w:val="17242D"/>
+              </w:rPr>
+              <w:t xml:space="preserve"/>
+            </w:r>
+          </w:p>
+        </w:tc>
+        <w:tc>
+          <w:tcPr>
+            <w:shd w:fill="FFFFFF"/>
+          </w:tcPr>
+          <w:p>
+            <w:pPr>
+              <w:bidi w:val="false"/>
+            </w:pPr>
+            <w:r>
+              <w:rPr>
+                <w:b w:val="false"/>
+                <w:bCs w:val="false"/>
+                <w:color w:val="17242D"/>
+              </w:rPr>
+              <w:t xml:space="preserve"/>
+            </w:r>
+          </w:p>
+        </w:tc>
+      </w:tr>
+      <w:tr>
+        <w:tc>
+          <w:tcPr>
+            <w:shd w:fill="FFFFFF"/>
+          </w:tcPr>
+          <w:p>
+            <w:pPr>
+              <w:bidi w:val="false"/>
+            </w:pPr>
+            <w:r>
+              <w:rPr>
+                <w:b w:val="false"/>
+                <w:bCs w:val="false"/>
+                <w:color w:val="17242D"/>
+              </w:rPr>
+              <w:t xml:space="preserve"/>
+            </w:r>
+          </w:p>
+        </w:tc>
+        <w:tc>
+          <w:tcPr>
+            <w:shd w:fill="FFFFFF"/>
+          </w:tcPr>
+          <w:p>
+            <w:pPr>
+              <w:bidi w:val="false"/>
+            </w:pPr>
+            <w:r>
+              <w:rPr>
+                <w:b w:val="false"/>
+                <w:bCs w:val="false"/>
+                <w:color w:val="17242D"/>
+              </w:rPr>
+              <w:t xml:space="preserve"/>
+            </w:r>
+          </w:p>
+        </w:tc>
+        <w:tc>
+          <w:tcPr>
+            <w:shd w:fill="FFFFFF"/>
+          </w:tcPr>
+          <w:p>
+            <w:pPr>
+              <w:bidi w:val="false"/>
+            </w:pPr>
+            <w:r>
+              <w:rPr>
+                <w:b w:val="false"/>
+                <w:bCs w:val="false"/>
+                <w:color w:val="17242D"/>
+              </w:rPr>
+              <w:t xml:space="preserve"/>
+            </w:r>
+          </w:p>
+        </w:tc>
+        <w:tc>
+          <w:tcPr>
+            <w:shd w:fill="FFFFFF"/>
+          </w:tcPr>
+          <w:p>
+            <w:pPr>
+              <w:bidi w:val="false"/>
+            </w:pPr>
+            <w:r>
+              <w:rPr>
+                <w:b w:val="false"/>
+                <w:bCs w:val="false"/>
+                <w:color w:val="17242D"/>
+              </w:rPr>
+              <w:t xml:space="preserve"/>
+            </w:r>
+          </w:p>
+        </w:tc>
+        <w:tc>
+          <w:tcPr>
+            <w:shd w:fill="FFFFFF"/>
+          </w:tcPr>
+          <w:p>
+            <w:pPr>
+              <w:bidi w:val="false"/>
+            </w:pPr>
+            <w:r>
+              <w:rPr>
+                <w:b w:val="false"/>
+                <w:bCs w:val="false"/>
+                <w:color w:val="17242D"/>
               </w:rPr>
               <w:t xml:space="preserve"/>
             </w:r>
@@ -1549,9 +2397,16 @@
     <w:p>
       <w:pPr>
         <w:pStyle w:val="Heading1"/>
-        <w:bidi w:val="false"/>
-      </w:pPr>
-      <w:r>
+        <w:shd w:fill="F0EAFA"/>
+        <w:bidi w:val="false"/>
+        <w:spacing w:after="100" w:before="200"/>
+      </w:pPr>
+      <w:r>
+        <w:rPr>
+          <w:b/>
+          <w:bCs/>
+          <w:color w:val="4E356F"/>
+        </w:rPr>
         <w:t xml:space="preserve">3. Make a buying decision and monitoring rule</w:t>
       </w:r>
     </w:p>
@@ -1560,6 +2415,11 @@
         <w:bidi w:val="false"/>
       </w:pPr>
       <w:r>
+        <w:rPr>
+          <w:b w:val="false"/>
+          <w:bCs w:val="false"/>
+          <w:color w:val="17242D"/>
+        </w:rPr>
         <w:t xml:space="preserve">Research brief: what I learned, what remains uncertain, and what I would buy, wait for, or reject.</w:t>
       </w:r>
     </w:p>
@@ -1568,15 +2428,27 @@
         <w:bidi w:val="false"/>
       </w:pPr>
       <w:r>
+        <w:rPr>
+          <w:b w:val="false"/>
+          <w:bCs w:val="false"/>
+          <w:color w:val="17242D"/>
+        </w:rPr>
         <w:t xml:space="preserve">If useful, specify a reviewable alert: source, trigger, threshold, frequency, duplicate rule, stop rule, and the action that still needs my approval.</w:t>
       </w:r>
     </w:p>
     <w:p>
       <w:pPr>
         <w:pStyle w:val="Heading1"/>
-        <w:bidi w:val="false"/>
-      </w:pPr>
-      <w:r>
+        <w:shd w:fill="F0EAFA"/>
+        <w:bidi w:val="false"/>
+        <w:spacing w:after="100" w:before="200"/>
+      </w:pPr>
+      <w:r>
+        <w:rPr>
+          <w:b/>
+          <w:bCs/>
+          <w:color w:val="4E356F"/>
+        </w:rPr>
         <w:t xml:space="preserve">Verification and evidence</w:t>
       </w:r>
     </w:p>
@@ -1585,15 +2457,27 @@
         <w:bidi w:val="false"/>
       </w:pPr>
       <w:r>
+        <w:rPr>
+          <w:b w:val="false"/>
+          <w:bCs w:val="false"/>
+          <w:color w:val="17242D"/>
+        </w:rPr>
         <w:t xml:space="preserve">Verify price, seller, compatibility, delivery, and return terms using current sources. Save dated links or screenshots and the completed evidence matrix.</w:t>
       </w:r>
     </w:p>
     <w:p>
       <w:pPr>
         <w:pStyle w:val="Heading1"/>
-        <w:bidi w:val="false"/>
-      </w:pPr>
-      <w:r>
+        <w:shd w:fill="F0EAFA"/>
+        <w:bidi w:val="false"/>
+        <w:spacing w:after="100" w:before="200"/>
+      </w:pPr>
+      <w:r>
+        <w:rPr>
+          <w:b/>
+          <w:bCs/>
+          <w:color w:val="4E356F"/>
+        </w:rPr>
         <w:t xml:space="preserve">Reflection and human judgment</w:t>
       </w:r>
     </w:p>
@@ -1602,15 +2486,26 @@
         <w:bidi w:val="false"/>
       </w:pPr>
       <w:r>
+        <w:rPr>
+          <w:b w:val="false"/>
+          <w:bCs w:val="false"/>
+          <w:color w:val="17242D"/>
+        </w:rPr>
         <w:t xml:space="preserve">Which risk or preference mattered more than the lowest price? What will never be approved automatically?</w:t>
       </w:r>
     </w:p>
     <w:p>
       <w:pPr>
         <w:pStyle w:val="Heading1"/>
-        <w:bidi w:val="false"/>
-      </w:pPr>
-      <w:r>
+        <w:shd w:fill="F0EAFA"/>
+        <w:bidi w:val="false"/>
+      </w:pPr>
+      <w:r>
+        <w:rPr>
+          <w:b/>
+          <w:bCs/>
+          <w:color w:val="4E356F"/>
+        </w:rPr>
         <w:t xml:space="preserve">Choose your task level</w:t>
       </w:r>
     </w:p>
@@ -1624,6 +2519,7 @@
     </w:p>
     <w:tbl>
       <w:tblPr>
+        <w:bidiVisual w:val="false"/>
         <w:tblW w:type="pct" w:w="100%"/>
         <w:tblBorders>
           <w:top w:val="single" w:color="auto" w:sz="4"/>
@@ -1640,22 +2536,36 @@
       </w:tblGrid>
       <w:tr>
         <w:tc>
-          <w:p>
-            <w:r>
-              <w:rPr>
-                <w:b/>
-                <w:bCs/>
+          <w:tcPr>
+            <w:shd w:fill="4E356F"/>
+          </w:tcPr>
+          <w:p>
+            <w:pPr>
+              <w:bidi w:val="false"/>
+            </w:pPr>
+            <w:r>
+              <w:rPr>
+                <w:b/>
+                <w:bCs/>
+                <w:color w:val="FFFFFF"/>
               </w:rPr>
               <w:t xml:space="preserve">Level</w:t>
             </w:r>
           </w:p>
         </w:tc>
         <w:tc>
-          <w:p>
-            <w:r>
-              <w:rPr>
-                <w:b/>
-                <w:bCs/>
+          <w:tcPr>
+            <w:shd w:fill="4E356F"/>
+          </w:tcPr>
+          <w:p>
+            <w:pPr>
+              <w:bidi w:val="false"/>
+            </w:pPr>
+            <w:r>
+              <w:rPr>
+                <w:b/>
+                <w:bCs/>
+                <w:color w:val="FFFFFF"/>
               </w:rPr>
               <w:t xml:space="preserve">Task</w:t>
             </w:r>
@@ -1664,22 +2574,36 @@
       </w:tr>
       <w:tr>
         <w:tc>
-          <w:p>
-            <w:r>
-              <w:rPr>
-                <w:b/>
-                <w:bCs/>
+          <w:tcPr>
+            <w:shd w:fill="C98A2E"/>
+          </w:tcPr>
+          <w:p>
+            <w:pPr>
+              <w:bidi w:val="false"/>
+            </w:pPr>
+            <w:r>
+              <w:rPr>
+                <w:b/>
+                <w:bCs/>
+                <w:color w:val="FFFFFF"/>
               </w:rPr>
               <w:t xml:space="preserve">Bronze</w:t>
             </w:r>
           </w:p>
         </w:tc>
         <w:tc>
-          <w:p>
-            <w:r>
-              <w:rPr>
-                <w:b w:val="false"/>
-                <w:bCs w:val="false"/>
+          <w:tcPr>
+            <w:shd w:fill="FFFDF8"/>
+          </w:tcPr>
+          <w:p>
+            <w:pPr>
+              <w:bidi w:val="false"/>
+            </w:pPr>
+            <w:r>
+              <w:rPr>
+                <w:b w:val="false"/>
+                <w:bCs w:val="false"/>
+                <w:color w:val="17242D"/>
               </w:rPr>
               <w:t xml:space="preserve">Research one realistic purchase and complete the evidence matrix.</w:t>
             </w:r>
@@ -1688,22 +2612,36 @@
       </w:tr>
       <w:tr>
         <w:tc>
-          <w:p>
-            <w:r>
-              <w:rPr>
-                <w:b/>
-                <w:bCs/>
+          <w:tcPr>
+            <w:shd w:fill="94A3B8"/>
+          </w:tcPr>
+          <w:p>
+            <w:pPr>
+              <w:bidi w:val="false"/>
+            </w:pPr>
+            <w:r>
+              <w:rPr>
+                <w:b/>
+                <w:bCs/>
+                <w:color w:val="FFFFFF"/>
               </w:rPr>
               <w:t xml:space="preserve">Silver</w:t>
             </w:r>
           </w:p>
         </w:tc>
         <w:tc>
-          <w:p>
-            <w:r>
-              <w:rPr>
-                <w:b w:val="false"/>
-                <w:bCs w:val="false"/>
+          <w:tcPr>
+            <w:shd w:fill="FFFDF8"/>
+          </w:tcPr>
+          <w:p>
+            <w:pPr>
+              <w:bidi w:val="false"/>
+            </w:pPr>
+            <w:r>
+              <w:rPr>
+                <w:b w:val="false"/>
+                <w:bCs w:val="false"/>
+                <w:color w:val="17242D"/>
               </w:rPr>
               <w:t xml:space="preserve">Write a research brief and a reviewable monitoring rule.</w:t>
             </w:r>
@@ -1712,22 +2650,36 @@
       </w:tr>
       <w:tr>
         <w:tc>
-          <w:p>
-            <w:r>
-              <w:rPr>
-                <w:b/>
-                <w:bCs/>
+          <w:tcPr>
+            <w:shd w:fill="D4A72C"/>
+          </w:tcPr>
+          <w:p>
+            <w:pPr>
+              <w:bidi w:val="false"/>
+            </w:pPr>
+            <w:r>
+              <w:rPr>
+                <w:b/>
+                <w:bCs/>
+                <w:color w:val="FFFFFF"/>
               </w:rPr>
               <w:t xml:space="preserve">Gold</w:t>
             </w:r>
           </w:p>
         </w:tc>
         <w:tc>
-          <w:p>
-            <w:r>
-              <w:rPr>
-                <w:b w:val="false"/>
-                <w:bCs w:val="false"/>
+          <w:tcPr>
+            <w:shd w:fill="FFFDF8"/>
+          </w:tcPr>
+          <w:p>
+            <w:pPr>
+              <w:bidi w:val="false"/>
+            </w:pPr>
+            <w:r>
+              <w:rPr>
+                <w:b w:val="false"/>
+                <w:bCs w:val="false"/>
+                <w:color w:val="17242D"/>
               </w:rPr>
               <w:t xml:space="preserve">Test the recommendation with a real buyer or owner and revise it using their feedback.</w:t>
             </w:r>
@@ -1743,9 +2695,16 @@
     <w:p>
       <w:pPr>
         <w:pStyle w:val="Title"/>
-        <w:bidi w:val="false"/>
-      </w:pPr>
-      <w:r>
+        <w:shd w:fill="4E356F"/>
+        <w:bidi w:val="false"/>
+        <w:spacing w:after="220"/>
+      </w:pPr>
+      <w:r>
+        <w:rPr>
+          <w:b/>
+          <w:bCs/>
+          <w:color w:val="FFFFFF"/>
+        </w:rPr>
         <w:t xml:space="preserve">Session 3: Make a Shared Plan Work</w:t>
       </w:r>
     </w:p>
@@ -1754,20 +2713,33 @@
         <w:bidi w:val="false"/>
       </w:pPr>
       <w:r>
+        <w:rPr>
+          <w:b w:val="false"/>
+          <w:bCs w:val="false"/>
+          <w:color w:val="17242D"/>
+        </w:rPr>
         <w:t xml:space="preserve">Turn a trip, event, household task, or other shared commitment into a plan people can actually use.</w:t>
       </w:r>
     </w:p>
     <w:p>
       <w:pPr>
         <w:pStyle w:val="Heading1"/>
-        <w:bidi w:val="false"/>
-      </w:pPr>
-      <w:r>
+        <w:shd w:fill="F0EAFA"/>
+        <w:bidi w:val="false"/>
+        <w:spacing w:after="100" w:before="200"/>
+      </w:pPr>
+      <w:r>
+        <w:rPr>
+          <w:b/>
+          <w:bCs/>
+          <w:color w:val="4E356F"/>
+        </w:rPr>
         <w:t xml:space="preserve">1. Agree the planning contract</w:t>
       </w:r>
     </w:p>
     <w:tbl>
       <w:tblPr>
+        <w:bidiVisual w:val="false"/>
         <w:tblW w:type="pct" w:w="100%"/>
         <w:tblBorders>
           <w:top w:val="single" w:color="auto" w:sz="4"/>
@@ -1788,66 +2760,108 @@
       </w:tblGrid>
       <w:tr>
         <w:tc>
-          <w:p>
-            <w:r>
-              <w:rPr>
-                <w:b/>
-                <w:bCs/>
+          <w:tcPr>
+            <w:shd w:fill="4E356F"/>
+          </w:tcPr>
+          <w:p>
+            <w:pPr>
+              <w:bidi w:val="false"/>
+            </w:pPr>
+            <w:r>
+              <w:rPr>
+                <w:b/>
+                <w:bCs/>
+                <w:color w:val="FFFFFF"/>
               </w:rPr>
               <w:t xml:space="preserve">Goal</w:t>
             </w:r>
           </w:p>
         </w:tc>
         <w:tc>
-          <w:p>
-            <w:r>
-              <w:rPr>
-                <w:b/>
-                <w:bCs/>
+          <w:tcPr>
+            <w:shd w:fill="4E356F"/>
+          </w:tcPr>
+          <w:p>
+            <w:pPr>
+              <w:bidi w:val="false"/>
+            </w:pPr>
+            <w:r>
+              <w:rPr>
+                <w:b/>
+                <w:bCs/>
+                <w:color w:val="FFFFFF"/>
               </w:rPr>
               <w:t xml:space="preserve">Fixed constraints</w:t>
             </w:r>
           </w:p>
         </w:tc>
         <w:tc>
-          <w:p>
-            <w:r>
-              <w:rPr>
-                <w:b/>
-                <w:bCs/>
+          <w:tcPr>
+            <w:shd w:fill="4E356F"/>
+          </w:tcPr>
+          <w:p>
+            <w:pPr>
+              <w:bidi w:val="false"/>
+            </w:pPr>
+            <w:r>
+              <w:rPr>
+                <w:b/>
+                <w:bCs/>
+                <w:color w:val="FFFFFF"/>
               </w:rPr>
               <w:t xml:space="preserve">Preferences</w:t>
             </w:r>
           </w:p>
         </w:tc>
         <w:tc>
-          <w:p>
-            <w:r>
-              <w:rPr>
-                <w:b/>
-                <w:bCs/>
+          <w:tcPr>
+            <w:shd w:fill="4E356F"/>
+          </w:tcPr>
+          <w:p>
+            <w:pPr>
+              <w:bidi w:val="false"/>
+            </w:pPr>
+            <w:r>
+              <w:rPr>
+                <w:b/>
+                <w:bCs/>
+                <w:color w:val="FFFFFF"/>
               </w:rPr>
               <w:t xml:space="preserve">Decision owner</w:t>
             </w:r>
           </w:p>
         </w:tc>
         <w:tc>
-          <w:p>
-            <w:r>
-              <w:rPr>
-                <w:b/>
-                <w:bCs/>
+          <w:tcPr>
+            <w:shd w:fill="4E356F"/>
+          </w:tcPr>
+          <w:p>
+            <w:pPr>
+              <w:bidi w:val="false"/>
+            </w:pPr>
+            <w:r>
+              <w:rPr>
+                <w:b/>
+                <w:bCs/>
+                <w:color w:val="FFFFFF"/>
               </w:rPr>
               <w:t xml:space="preserve">Contributors</w:t>
             </w:r>
           </w:p>
         </w:tc>
         <w:tc>
-          <w:p>
-            <w:r>
-              <w:rPr>
-                <w:b/>
-                <w:bCs/>
+          <w:tcPr>
+            <w:shd w:fill="4E356F"/>
+          </w:tcPr>
+          <w:p>
+            <w:pPr>
+              <w:bidi w:val="false"/>
+            </w:pPr>
+            <w:r>
+              <w:rPr>
+                <w:b/>
+                <w:bCs/>
+                <w:color w:val="FFFFFF"/>
               </w:rPr>
               <w:t xml:space="preserve">Budget / dates</w:t>
             </w:r>
@@ -1856,66 +2870,108 @@
       </w:tr>
       <w:tr>
         <w:tc>
-          <w:p>
-            <w:r>
-              <w:rPr>
-                <w:b w:val="false"/>
-                <w:bCs w:val="false"/>
-              </w:rPr>
-              <w:t xml:space="preserve"/>
-            </w:r>
-          </w:p>
-        </w:tc>
-        <w:tc>
-          <w:p>
-            <w:r>
-              <w:rPr>
-                <w:b w:val="false"/>
-                <w:bCs w:val="false"/>
-              </w:rPr>
-              <w:t xml:space="preserve"/>
-            </w:r>
-          </w:p>
-        </w:tc>
-        <w:tc>
-          <w:p>
-            <w:r>
-              <w:rPr>
-                <w:b w:val="false"/>
-                <w:bCs w:val="false"/>
-              </w:rPr>
-              <w:t xml:space="preserve"/>
-            </w:r>
-          </w:p>
-        </w:tc>
-        <w:tc>
-          <w:p>
-            <w:r>
-              <w:rPr>
-                <w:b w:val="false"/>
-                <w:bCs w:val="false"/>
-              </w:rPr>
-              <w:t xml:space="preserve"/>
-            </w:r>
-          </w:p>
-        </w:tc>
-        <w:tc>
-          <w:p>
-            <w:r>
-              <w:rPr>
-                <w:b w:val="false"/>
-                <w:bCs w:val="false"/>
-              </w:rPr>
-              <w:t xml:space="preserve"/>
-            </w:r>
-          </w:p>
-        </w:tc>
-        <w:tc>
-          <w:p>
-            <w:r>
-              <w:rPr>
-                <w:b w:val="false"/>
-                <w:bCs w:val="false"/>
+          <w:tcPr>
+            <w:shd w:fill="FFFFFF"/>
+          </w:tcPr>
+          <w:p>
+            <w:pPr>
+              <w:bidi w:val="false"/>
+            </w:pPr>
+            <w:r>
+              <w:rPr>
+                <w:b w:val="false"/>
+                <w:bCs w:val="false"/>
+                <w:color w:val="17242D"/>
+              </w:rPr>
+              <w:t xml:space="preserve"/>
+            </w:r>
+          </w:p>
+        </w:tc>
+        <w:tc>
+          <w:tcPr>
+            <w:shd w:fill="FFFFFF"/>
+          </w:tcPr>
+          <w:p>
+            <w:pPr>
+              <w:bidi w:val="false"/>
+            </w:pPr>
+            <w:r>
+              <w:rPr>
+                <w:b w:val="false"/>
+                <w:bCs w:val="false"/>
+                <w:color w:val="17242D"/>
+              </w:rPr>
+              <w:t xml:space="preserve"/>
+            </w:r>
+          </w:p>
+        </w:tc>
+        <w:tc>
+          <w:tcPr>
+            <w:shd w:fill="FFFFFF"/>
+          </w:tcPr>
+          <w:p>
+            <w:pPr>
+              <w:bidi w:val="false"/>
+            </w:pPr>
+            <w:r>
+              <w:rPr>
+                <w:b w:val="false"/>
+                <w:bCs w:val="false"/>
+                <w:color w:val="17242D"/>
+              </w:rPr>
+              <w:t xml:space="preserve"/>
+            </w:r>
+          </w:p>
+        </w:tc>
+        <w:tc>
+          <w:tcPr>
+            <w:shd w:fill="FFFFFF"/>
+          </w:tcPr>
+          <w:p>
+            <w:pPr>
+              <w:bidi w:val="false"/>
+            </w:pPr>
+            <w:r>
+              <w:rPr>
+                <w:b w:val="false"/>
+                <w:bCs w:val="false"/>
+                <w:color w:val="17242D"/>
+              </w:rPr>
+              <w:t xml:space="preserve"/>
+            </w:r>
+          </w:p>
+        </w:tc>
+        <w:tc>
+          <w:tcPr>
+            <w:shd w:fill="FFFFFF"/>
+          </w:tcPr>
+          <w:p>
+            <w:pPr>
+              <w:bidi w:val="false"/>
+            </w:pPr>
+            <w:r>
+              <w:rPr>
+                <w:b w:val="false"/>
+                <w:bCs w:val="false"/>
+                <w:color w:val="17242D"/>
+              </w:rPr>
+              <w:t xml:space="preserve"/>
+            </w:r>
+          </w:p>
+        </w:tc>
+        <w:tc>
+          <w:tcPr>
+            <w:shd w:fill="FFFFFF"/>
+          </w:tcPr>
+          <w:p>
+            <w:pPr>
+              <w:bidi w:val="false"/>
+            </w:pPr>
+            <w:r>
+              <w:rPr>
+                <w:b w:val="false"/>
+                <w:bCs w:val="false"/>
+                <w:color w:val="17242D"/>
               </w:rPr>
               <w:t xml:space="preserve"/>
             </w:r>
@@ -1926,14 +2982,22 @@
     <w:p>
       <w:pPr>
         <w:pStyle w:val="Heading1"/>
-        <w:bidi w:val="false"/>
-      </w:pPr>
-      <w:r>
+        <w:shd w:fill="F0EAFA"/>
+        <w:bidi w:val="false"/>
+        <w:spacing w:after="100" w:before="200"/>
+      </w:pPr>
+      <w:r>
+        <w:rPr>
+          <w:b/>
+          <w:bCs/>
+          <w:color w:val="4E356F"/>
+        </w:rPr>
         <w:t xml:space="preserve">2. Draft the shareable plan</w:t>
       </w:r>
     </w:p>
     <w:tbl>
       <w:tblPr>
+        <w:bidiVisual w:val="false"/>
         <w:tblW w:type="pct" w:w="100%"/>
         <w:tblBorders>
           <w:top w:val="single" w:color="auto" w:sz="4"/>
@@ -1954,66 +3018,108 @@
       </w:tblGrid>
       <w:tr>
         <w:tc>
-          <w:p>
-            <w:r>
-              <w:rPr>
-                <w:b/>
-                <w:bCs/>
+          <w:tcPr>
+            <w:shd w:fill="4E356F"/>
+          </w:tcPr>
+          <w:p>
+            <w:pPr>
+              <w:bidi w:val="false"/>
+            </w:pPr>
+            <w:r>
+              <w:rPr>
+                <w:b/>
+                <w:bCs/>
+                <w:color w:val="FFFFFF"/>
               </w:rPr>
               <w:t xml:space="preserve">Time / deadline</w:t>
             </w:r>
           </w:p>
         </w:tc>
         <w:tc>
-          <w:p>
-            <w:r>
-              <w:rPr>
-                <w:b/>
-                <w:bCs/>
+          <w:tcPr>
+            <w:shd w:fill="4E356F"/>
+          </w:tcPr>
+          <w:p>
+            <w:pPr>
+              <w:bidi w:val="false"/>
+            </w:pPr>
+            <w:r>
+              <w:rPr>
+                <w:b/>
+                <w:bCs/>
+                <w:color w:val="FFFFFF"/>
               </w:rPr>
               <w:t xml:space="preserve">Activity or task</w:t>
             </w:r>
           </w:p>
         </w:tc>
         <w:tc>
-          <w:p>
-            <w:r>
-              <w:rPr>
-                <w:b/>
-                <w:bCs/>
+          <w:tcPr>
+            <w:shd w:fill="4E356F"/>
+          </w:tcPr>
+          <w:p>
+            <w:pPr>
+              <w:bidi w:val="false"/>
+            </w:pPr>
+            <w:r>
+              <w:rPr>
+                <w:b/>
+                <w:bCs/>
+                <w:color w:val="FFFFFF"/>
               </w:rPr>
               <w:t xml:space="preserve">Owner</w:t>
             </w:r>
           </w:p>
         </w:tc>
         <w:tc>
-          <w:p>
-            <w:r>
-              <w:rPr>
-                <w:b/>
-                <w:bCs/>
+          <w:tcPr>
+            <w:shd w:fill="4E356F"/>
+          </w:tcPr>
+          <w:p>
+            <w:pPr>
+              <w:bidi w:val="false"/>
+            </w:pPr>
+            <w:r>
+              <w:rPr>
+                <w:b/>
+                <w:bCs/>
+                <w:color w:val="FFFFFF"/>
               </w:rPr>
               <w:t xml:space="preserve">Cost / effort</w:t>
             </w:r>
           </w:p>
         </w:tc>
         <w:tc>
-          <w:p>
-            <w:r>
-              <w:rPr>
-                <w:b/>
-                <w:bCs/>
+          <w:tcPr>
+            <w:shd w:fill="4E356F"/>
+          </w:tcPr>
+          <w:p>
+            <w:pPr>
+              <w:bidi w:val="false"/>
+            </w:pPr>
+            <w:r>
+              <w:rPr>
+                <w:b/>
+                <w:bCs/>
+                <w:color w:val="FFFFFF"/>
               </w:rPr>
               <w:t xml:space="preserve">Buffer</w:t>
             </w:r>
           </w:p>
         </w:tc>
         <w:tc>
-          <w:p>
-            <w:r>
-              <w:rPr>
-                <w:b/>
-                <w:bCs/>
+          <w:tcPr>
+            <w:shd w:fill="4E356F"/>
+          </w:tcPr>
+          <w:p>
+            <w:pPr>
+              <w:bidi w:val="false"/>
+            </w:pPr>
+            <w:r>
+              <w:rPr>
+                <w:b/>
+                <w:bCs/>
+                <w:color w:val="FFFFFF"/>
               </w:rPr>
               <w:t xml:space="preserve">Status</w:t>
             </w:r>
@@ -2022,134 +3128,218 @@
       </w:tr>
       <w:tr>
         <w:tc>
-          <w:p>
-            <w:r>
-              <w:rPr>
-                <w:b w:val="false"/>
-                <w:bCs w:val="false"/>
-              </w:rPr>
-              <w:t xml:space="preserve"/>
-            </w:r>
-          </w:p>
-        </w:tc>
-        <w:tc>
-          <w:p>
-            <w:r>
-              <w:rPr>
-                <w:b w:val="false"/>
-                <w:bCs w:val="false"/>
-              </w:rPr>
-              <w:t xml:space="preserve"/>
-            </w:r>
-          </w:p>
-        </w:tc>
-        <w:tc>
-          <w:p>
-            <w:r>
-              <w:rPr>
-                <w:b w:val="false"/>
-                <w:bCs w:val="false"/>
-              </w:rPr>
-              <w:t xml:space="preserve"/>
-            </w:r>
-          </w:p>
-        </w:tc>
-        <w:tc>
-          <w:p>
-            <w:r>
-              <w:rPr>
-                <w:b w:val="false"/>
-                <w:bCs w:val="false"/>
-              </w:rPr>
-              <w:t xml:space="preserve"/>
-            </w:r>
-          </w:p>
-        </w:tc>
-        <w:tc>
-          <w:p>
-            <w:r>
-              <w:rPr>
-                <w:b w:val="false"/>
-                <w:bCs w:val="false"/>
-              </w:rPr>
-              <w:t xml:space="preserve"/>
-            </w:r>
-          </w:p>
-        </w:tc>
-        <w:tc>
-          <w:p>
-            <w:r>
-              <w:rPr>
-                <w:b w:val="false"/>
-                <w:bCs w:val="false"/>
-              </w:rPr>
-              <w:t xml:space="preserve"/>
-            </w:r>
-          </w:p>
-        </w:tc>
-      </w:tr>
-      <w:tr>
-        <w:tc>
-          <w:p>
-            <w:r>
-              <w:rPr>
-                <w:b w:val="false"/>
-                <w:bCs w:val="false"/>
-              </w:rPr>
-              <w:t xml:space="preserve"/>
-            </w:r>
-          </w:p>
-        </w:tc>
-        <w:tc>
-          <w:p>
-            <w:r>
-              <w:rPr>
-                <w:b w:val="false"/>
-                <w:bCs w:val="false"/>
-              </w:rPr>
-              <w:t xml:space="preserve"/>
-            </w:r>
-          </w:p>
-        </w:tc>
-        <w:tc>
-          <w:p>
-            <w:r>
-              <w:rPr>
-                <w:b w:val="false"/>
-                <w:bCs w:val="false"/>
-              </w:rPr>
-              <w:t xml:space="preserve"/>
-            </w:r>
-          </w:p>
-        </w:tc>
-        <w:tc>
-          <w:p>
-            <w:r>
-              <w:rPr>
-                <w:b w:val="false"/>
-                <w:bCs w:val="false"/>
-              </w:rPr>
-              <w:t xml:space="preserve"/>
-            </w:r>
-          </w:p>
-        </w:tc>
-        <w:tc>
-          <w:p>
-            <w:r>
-              <w:rPr>
-                <w:b w:val="false"/>
-                <w:bCs w:val="false"/>
-              </w:rPr>
-              <w:t xml:space="preserve"/>
-            </w:r>
-          </w:p>
-        </w:tc>
-        <w:tc>
-          <w:p>
-            <w:r>
-              <w:rPr>
-                <w:b w:val="false"/>
-                <w:bCs w:val="false"/>
+          <w:tcPr>
+            <w:shd w:fill="FFFFFF"/>
+          </w:tcPr>
+          <w:p>
+            <w:pPr>
+              <w:bidi w:val="false"/>
+            </w:pPr>
+            <w:r>
+              <w:rPr>
+                <w:b w:val="false"/>
+                <w:bCs w:val="false"/>
+                <w:color w:val="17242D"/>
+              </w:rPr>
+              <w:t xml:space="preserve"/>
+            </w:r>
+          </w:p>
+        </w:tc>
+        <w:tc>
+          <w:tcPr>
+            <w:shd w:fill="FFFFFF"/>
+          </w:tcPr>
+          <w:p>
+            <w:pPr>
+              <w:bidi w:val="false"/>
+            </w:pPr>
+            <w:r>
+              <w:rPr>
+                <w:b w:val="false"/>
+                <w:bCs w:val="false"/>
+                <w:color w:val="17242D"/>
+              </w:rPr>
+              <w:t xml:space="preserve"/>
+            </w:r>
+          </w:p>
+        </w:tc>
+        <w:tc>
+          <w:tcPr>
+            <w:shd w:fill="FFFFFF"/>
+          </w:tcPr>
+          <w:p>
+            <w:pPr>
+              <w:bidi w:val="false"/>
+            </w:pPr>
+            <w:r>
+              <w:rPr>
+                <w:b w:val="false"/>
+                <w:bCs w:val="false"/>
+                <w:color w:val="17242D"/>
+              </w:rPr>
+              <w:t xml:space="preserve"/>
+            </w:r>
+          </w:p>
+        </w:tc>
+        <w:tc>
+          <w:tcPr>
+            <w:shd w:fill="FFFFFF"/>
+          </w:tcPr>
+          <w:p>
+            <w:pPr>
+              <w:bidi w:val="false"/>
+            </w:pPr>
+            <w:r>
+              <w:rPr>
+                <w:b w:val="false"/>
+                <w:bCs w:val="false"/>
+                <w:color w:val="17242D"/>
+              </w:rPr>
+              <w:t xml:space="preserve"/>
+            </w:r>
+          </w:p>
+        </w:tc>
+        <w:tc>
+          <w:tcPr>
+            <w:shd w:fill="FFFFFF"/>
+          </w:tcPr>
+          <w:p>
+            <w:pPr>
+              <w:bidi w:val="false"/>
+            </w:pPr>
+            <w:r>
+              <w:rPr>
+                <w:b w:val="false"/>
+                <w:bCs w:val="false"/>
+                <w:color w:val="17242D"/>
+              </w:rPr>
+              <w:t xml:space="preserve"/>
+            </w:r>
+          </w:p>
+        </w:tc>
+        <w:tc>
+          <w:tcPr>
+            <w:shd w:fill="FFFFFF"/>
+          </w:tcPr>
+          <w:p>
+            <w:pPr>
+              <w:bidi w:val="false"/>
+            </w:pPr>
+            <w:r>
+              <w:rPr>
+                <w:b w:val="false"/>
+                <w:bCs w:val="false"/>
+                <w:color w:val="17242D"/>
+              </w:rPr>
+              <w:t xml:space="preserve"/>
+            </w:r>
+          </w:p>
+        </w:tc>
+      </w:tr>
+      <w:tr>
+        <w:tc>
+          <w:tcPr>
+            <w:shd w:fill="FFFFFF"/>
+          </w:tcPr>
+          <w:p>
+            <w:pPr>
+              <w:bidi w:val="false"/>
+            </w:pPr>
+            <w:r>
+              <w:rPr>
+                <w:b w:val="false"/>
+                <w:bCs w:val="false"/>
+                <w:color w:val="17242D"/>
+              </w:rPr>
+              <w:t xml:space="preserve"/>
+            </w:r>
+          </w:p>
+        </w:tc>
+        <w:tc>
+          <w:tcPr>
+            <w:shd w:fill="FFFFFF"/>
+          </w:tcPr>
+          <w:p>
+            <w:pPr>
+              <w:bidi w:val="false"/>
+            </w:pPr>
+            <w:r>
+              <w:rPr>
+                <w:b w:val="false"/>
+                <w:bCs w:val="false"/>
+                <w:color w:val="17242D"/>
+              </w:rPr>
+              <w:t xml:space="preserve"/>
+            </w:r>
+          </w:p>
+        </w:tc>
+        <w:tc>
+          <w:tcPr>
+            <w:shd w:fill="FFFFFF"/>
+          </w:tcPr>
+          <w:p>
+            <w:pPr>
+              <w:bidi w:val="false"/>
+            </w:pPr>
+            <w:r>
+              <w:rPr>
+                <w:b w:val="false"/>
+                <w:bCs w:val="false"/>
+                <w:color w:val="17242D"/>
+              </w:rPr>
+              <w:t xml:space="preserve"/>
+            </w:r>
+          </w:p>
+        </w:tc>
+        <w:tc>
+          <w:tcPr>
+            <w:shd w:fill="FFFFFF"/>
+          </w:tcPr>
+          <w:p>
+            <w:pPr>
+              <w:bidi w:val="false"/>
+            </w:pPr>
+            <w:r>
+              <w:rPr>
+                <w:b w:val="false"/>
+                <w:bCs w:val="false"/>
+                <w:color w:val="17242D"/>
+              </w:rPr>
+              <w:t xml:space="preserve"/>
+            </w:r>
+          </w:p>
+        </w:tc>
+        <w:tc>
+          <w:tcPr>
+            <w:shd w:fill="FFFFFF"/>
+          </w:tcPr>
+          <w:p>
+            <w:pPr>
+              <w:bidi w:val="false"/>
+            </w:pPr>
+            <w:r>
+              <w:rPr>
+                <w:b w:val="false"/>
+                <w:bCs w:val="false"/>
+                <w:color w:val="17242D"/>
+              </w:rPr>
+              <w:t xml:space="preserve"/>
+            </w:r>
+          </w:p>
+        </w:tc>
+        <w:tc>
+          <w:tcPr>
+            <w:shd w:fill="FFFFFF"/>
+          </w:tcPr>
+          <w:p>
+            <w:pPr>
+              <w:bidi w:val="false"/>
+            </w:pPr>
+            <w:r>
+              <w:rPr>
+                <w:b w:val="false"/>
+                <w:bCs w:val="false"/>
+                <w:color w:val="17242D"/>
               </w:rPr>
               <w:t xml:space="preserve"/>
             </w:r>
@@ -2160,9 +3350,16 @@
     <w:p>
       <w:pPr>
         <w:pStyle w:val="Heading1"/>
-        <w:bidi w:val="false"/>
-      </w:pPr>
-      <w:r>
+        <w:shd w:fill="F0EAFA"/>
+        <w:bidi w:val="false"/>
+        <w:spacing w:after="100" w:before="200"/>
+      </w:pPr>
+      <w:r>
+        <w:rPr>
+          <w:b/>
+          <w:bCs/>
+          <w:color w:val="4E356F"/>
+        </w:rPr>
         <w:t xml:space="preserve">3. Stress-test it</w:t>
       </w:r>
     </w:p>
@@ -2171,6 +3368,11 @@
         <w:bidi w:val="false"/>
       </w:pPr>
       <w:r>
+        <w:rPr>
+          <w:b w:val="false"/>
+          <w:bCs w:val="false"/>
+          <w:color w:val="17242D"/>
+        </w:rPr>
         <w:t xml:space="preserve">Fallback: What changes if a booking, weather, time, price, or person changes?</w:t>
       </w:r>
     </w:p>
@@ -2179,15 +3381,27 @@
         <w:bidi w:val="false"/>
       </w:pPr>
       <w:r>
+        <w:rPr>
+          <w:b w:val="false"/>
+          <w:bCs w:val="false"/>
+          <w:color w:val="17242D"/>
+        </w:rPr>
         <w:t xml:space="preserve">Recheck list: what, when, source, and owner will verify it before action?</w:t>
       </w:r>
     </w:p>
     <w:p>
       <w:pPr>
         <w:pStyle w:val="Heading1"/>
-        <w:bidi w:val="false"/>
-      </w:pPr>
-      <w:r>
+        <w:shd w:fill="F0EAFA"/>
+        <w:bidi w:val="false"/>
+        <w:spacing w:after="100" w:before="200"/>
+      </w:pPr>
+      <w:r>
+        <w:rPr>
+          <w:b/>
+          <w:bCs/>
+          <w:color w:val="4E356F"/>
+        </w:rPr>
         <w:t xml:space="preserve">Verification and evidence</w:t>
       </w:r>
     </w:p>
@@ -2196,15 +3410,27 @@
         <w:bidi w:val="false"/>
       </w:pPr>
       <w:r>
+        <w:rPr>
+          <w:b w:val="false"/>
+          <w:bCs w:val="false"/>
+          <w:color w:val="17242D"/>
+        </w:rPr>
         <w:t xml:space="preserve">Verify availability, travel time, opening hours, prices, or requirements. Save dated sources, confirmations, and the shareable plan.</w:t>
       </w:r>
     </w:p>
     <w:p>
       <w:pPr>
         <w:pStyle w:val="Heading1"/>
-        <w:bidi w:val="false"/>
-      </w:pPr>
-      <w:r>
+        <w:shd w:fill="F0EAFA"/>
+        <w:bidi w:val="false"/>
+        <w:spacing w:after="100" w:before="200"/>
+      </w:pPr>
+      <w:r>
+        <w:rPr>
+          <w:b/>
+          <w:bCs/>
+          <w:color w:val="4E356F"/>
+        </w:rPr>
         <w:t xml:space="preserve">Reflection and human judgment</w:t>
       </w:r>
     </w:p>
@@ -2213,15 +3439,26 @@
         <w:bidi w:val="false"/>
       </w:pPr>
       <w:r>
+        <w:rPr>
+          <w:b w:val="false"/>
+          <w:bCs w:val="false"/>
+          <w:color w:val="17242D"/>
+        </w:rPr>
         <w:t xml:space="preserve">Which decision belongs to the group? Where does the plan need more buffer or a better fallback next time?</w:t>
       </w:r>
     </w:p>
     <w:p>
       <w:pPr>
         <w:pStyle w:val="Heading1"/>
-        <w:bidi w:val="false"/>
-      </w:pPr>
-      <w:r>
+        <w:shd w:fill="F0EAFA"/>
+        <w:bidi w:val="false"/>
+      </w:pPr>
+      <w:r>
+        <w:rPr>
+          <w:b/>
+          <w:bCs/>
+          <w:color w:val="4E356F"/>
+        </w:rPr>
         <w:t xml:space="preserve">Choose your task level</w:t>
       </w:r>
     </w:p>
@@ -2235,6 +3472,7 @@
     </w:p>
     <w:tbl>
       <w:tblPr>
+        <w:bidiVisual w:val="false"/>
         <w:tblW w:type="pct" w:w="100%"/>
         <w:tblBorders>
           <w:top w:val="single" w:color="auto" w:sz="4"/>
@@ -2251,22 +3489,36 @@
       </w:tblGrid>
       <w:tr>
         <w:tc>
-          <w:p>
-            <w:r>
-              <w:rPr>
-                <w:b/>
-                <w:bCs/>
+          <w:tcPr>
+            <w:shd w:fill="4E356F"/>
+          </w:tcPr>
+          <w:p>
+            <w:pPr>
+              <w:bidi w:val="false"/>
+            </w:pPr>
+            <w:r>
+              <w:rPr>
+                <w:b/>
+                <w:bCs/>
+                <w:color w:val="FFFFFF"/>
               </w:rPr>
               <w:t xml:space="preserve">Level</w:t>
             </w:r>
           </w:p>
         </w:tc>
         <w:tc>
-          <w:p>
-            <w:r>
-              <w:rPr>
-                <w:b/>
-                <w:bCs/>
+          <w:tcPr>
+            <w:shd w:fill="4E356F"/>
+          </w:tcPr>
+          <w:p>
+            <w:pPr>
+              <w:bidi w:val="false"/>
+            </w:pPr>
+            <w:r>
+              <w:rPr>
+                <w:b/>
+                <w:bCs/>
+                <w:color w:val="FFFFFF"/>
               </w:rPr>
               <w:t xml:space="preserve">Task</w:t>
             </w:r>
@@ -2275,22 +3527,36 @@
       </w:tr>
       <w:tr>
         <w:tc>
-          <w:p>
-            <w:r>
-              <w:rPr>
-                <w:b/>
-                <w:bCs/>
+          <w:tcPr>
+            <w:shd w:fill="C98A2E"/>
+          </w:tcPr>
+          <w:p>
+            <w:pPr>
+              <w:bidi w:val="false"/>
+            </w:pPr>
+            <w:r>
+              <w:rPr>
+                <w:b/>
+                <w:bCs/>
+                <w:color w:val="FFFFFF"/>
               </w:rPr>
               <w:t xml:space="preserve">Bronze</w:t>
             </w:r>
           </w:p>
         </w:tc>
         <w:tc>
-          <w:p>
-            <w:r>
-              <w:rPr>
-                <w:b w:val="false"/>
-                <w:bCs w:val="false"/>
+          <w:tcPr>
+            <w:shd w:fill="FFFDF8"/>
+          </w:tcPr>
+          <w:p>
+            <w:pPr>
+              <w:bidi w:val="false"/>
+            </w:pPr>
+            <w:r>
+              <w:rPr>
+                <w:b w:val="false"/>
+                <w:bCs w:val="false"/>
+                <w:color w:val="17242D"/>
               </w:rPr>
               <w:t xml:space="preserve">Create a shareable plan with owners, dates, and one fallback.</w:t>
             </w:r>
@@ -2299,22 +3565,36 @@
       </w:tr>
       <w:tr>
         <w:tc>
-          <w:p>
-            <w:r>
-              <w:rPr>
-                <w:b/>
-                <w:bCs/>
+          <w:tcPr>
+            <w:shd w:fill="94A3B8"/>
+          </w:tcPr>
+          <w:p>
+            <w:pPr>
+              <w:bidi w:val="false"/>
+            </w:pPr>
+            <w:r>
+              <w:rPr>
+                <w:b/>
+                <w:bCs/>
+                <w:color w:val="FFFFFF"/>
               </w:rPr>
               <w:t xml:space="preserve">Silver</w:t>
             </w:r>
           </w:p>
         </w:tc>
         <w:tc>
-          <w:p>
-            <w:r>
-              <w:rPr>
-                <w:b w:val="false"/>
-                <w:bCs w:val="false"/>
+          <w:tcPr>
+            <w:shd w:fill="FFFDF8"/>
+          </w:tcPr>
+          <w:p>
+            <w:pPr>
+              <w:bidi w:val="false"/>
+            </w:pPr>
+            <w:r>
+              <w:rPr>
+                <w:b w:val="false"/>
+                <w:bCs w:val="false"/>
+                <w:color w:val="17242D"/>
               </w:rPr>
               <w:t xml:space="preserve">Stress-test the plan against two changes and add a recheck list.</w:t>
             </w:r>
@@ -2323,22 +3603,36 @@
       </w:tr>
       <w:tr>
         <w:tc>
-          <w:p>
-            <w:r>
-              <w:rPr>
-                <w:b/>
-                <w:bCs/>
+          <w:tcPr>
+            <w:shd w:fill="D4A72C"/>
+          </w:tcPr>
+          <w:p>
+            <w:pPr>
+              <w:bidi w:val="false"/>
+            </w:pPr>
+            <w:r>
+              <w:rPr>
+                <w:b/>
+                <w:bCs/>
+                <w:color w:val="FFFFFF"/>
               </w:rPr>
               <w:t xml:space="preserve">Gold</w:t>
             </w:r>
           </w:p>
         </w:tc>
         <w:tc>
-          <w:p>
-            <w:r>
-              <w:rPr>
-                <w:b w:val="false"/>
-                <w:bCs w:val="false"/>
+          <w:tcPr>
+            <w:shd w:fill="FFFDF8"/>
+          </w:tcPr>
+          <w:p>
+            <w:pPr>
+              <w:bidi w:val="false"/>
+            </w:pPr>
+            <w:r>
+              <w:rPr>
+                <w:b w:val="false"/>
+                <w:bCs w:val="false"/>
+                <w:color w:val="17242D"/>
               </w:rPr>
               <w:t xml:space="preserve">Use the plan with another person or group and improve it from their feedback.</w:t>
             </w:r>
@@ -2354,9 +3648,16 @@
     <w:p>
       <w:pPr>
         <w:pStyle w:val="Title"/>
-        <w:bidi w:val="false"/>
-      </w:pPr>
-      <w:r>
+        <w:shd w:fill="4E356F"/>
+        <w:bidi w:val="false"/>
+        <w:spacing w:after="220"/>
+      </w:pPr>
+      <w:r>
+        <w:rPr>
+          <w:b/>
+          <w:bCs/>
+          <w:color w:val="FFFFFF"/>
+        </w:rPr>
         <w:t xml:space="preserve">Session 4: Solve a Recurring Problem</w:t>
       </w:r>
     </w:p>
@@ -2365,20 +3666,33 @@
         <w:bidi w:val="false"/>
       </w:pPr>
       <w:r>
+        <w:rPr>
+          <w:b w:val="false"/>
+          <w:bCs w:val="false"/>
+          <w:color w:val="17242D"/>
+        </w:rPr>
         <w:t xml:space="preserve">Use Claude Artifacts to make a small, shareable web tool for a repeated personal task.</w:t>
       </w:r>
     </w:p>
     <w:p>
       <w:pPr>
         <w:pStyle w:val="Heading1"/>
-        <w:bidi w:val="false"/>
-      </w:pPr>
-      <w:r>
+        <w:shd w:fill="F0EAFA"/>
+        <w:bidi w:val="false"/>
+        <w:spacing w:after="100" w:before="200"/>
+      </w:pPr>
+      <w:r>
+        <w:rPr>
+          <w:b/>
+          <w:bCs/>
+          <w:color w:val="4E356F"/>
+        </w:rPr>
         <w:t xml:space="preserve">1. Define the useful minimum</w:t>
       </w:r>
     </w:p>
     <w:tbl>
       <w:tblPr>
+        <w:bidiVisual w:val="false"/>
         <w:tblW w:type="pct" w:w="100%"/>
         <w:tblBorders>
           <w:top w:val="single" w:color="auto" w:sz="4"/>
@@ -2398,55 +3712,90 @@
       </w:tblGrid>
       <w:tr>
         <w:tc>
-          <w:p>
-            <w:r>
-              <w:rPr>
-                <w:b/>
-                <w:bCs/>
+          <w:tcPr>
+            <w:shd w:fill="4E356F"/>
+          </w:tcPr>
+          <w:p>
+            <w:pPr>
+              <w:bidi w:val="false"/>
+            </w:pPr>
+            <w:r>
+              <w:rPr>
+                <w:b/>
+                <w:bCs/>
+                <w:color w:val="FFFFFF"/>
               </w:rPr>
               <w:t xml:space="preserve">User and recurring problem</w:t>
             </w:r>
           </w:p>
         </w:tc>
         <w:tc>
-          <w:p>
-            <w:r>
-              <w:rPr>
-                <w:b/>
-                <w:bCs/>
+          <w:tcPr>
+            <w:shd w:fill="4E356F"/>
+          </w:tcPr>
+          <w:p>
+            <w:pPr>
+              <w:bidi w:val="false"/>
+            </w:pPr>
+            <w:r>
+              <w:rPr>
+                <w:b/>
+                <w:bCs/>
+                <w:color w:val="FFFFFF"/>
               </w:rPr>
               <w:t xml:space="preserve">Inputs</w:t>
             </w:r>
           </w:p>
         </w:tc>
         <w:tc>
-          <w:p>
-            <w:r>
-              <w:rPr>
-                <w:b/>
-                <w:bCs/>
+          <w:tcPr>
+            <w:shd w:fill="4E356F"/>
+          </w:tcPr>
+          <w:p>
+            <w:pPr>
+              <w:bidi w:val="false"/>
+            </w:pPr>
+            <w:r>
+              <w:rPr>
+                <w:b/>
+                <w:bCs/>
+                <w:color w:val="FFFFFF"/>
               </w:rPr>
               <w:t xml:space="preserve">Up to three actions</w:t>
             </w:r>
           </w:p>
         </w:tc>
         <w:tc>
-          <w:p>
-            <w:r>
-              <w:rPr>
-                <w:b/>
-                <w:bCs/>
+          <w:tcPr>
+            <w:shd w:fill="4E356F"/>
+          </w:tcPr>
+          <w:p>
+            <w:pPr>
+              <w:bidi w:val="false"/>
+            </w:pPr>
+            <w:r>
+              <w:rPr>
+                <w:b/>
+                <w:bCs/>
+                <w:color w:val="FFFFFF"/>
               </w:rPr>
               <w:t xml:space="preserve">Output</w:t>
             </w:r>
           </w:p>
         </w:tc>
         <w:tc>
-          <w:p>
-            <w:r>
-              <w:rPr>
-                <w:b/>
-                <w:bCs/>
+          <w:tcPr>
+            <w:shd w:fill="4E356F"/>
+          </w:tcPr>
+          <w:p>
+            <w:pPr>
+              <w:bidi w:val="false"/>
+            </w:pPr>
+            <w:r>
+              <w:rPr>
+                <w:b/>
+                <w:bCs/>
+                <w:color w:val="FFFFFF"/>
               </w:rPr>
               <w:t xml:space="preserve">What it must not do</w:t>
             </w:r>
@@ -2455,55 +3804,90 @@
       </w:tr>
       <w:tr>
         <w:tc>
-          <w:p>
-            <w:r>
-              <w:rPr>
-                <w:b w:val="false"/>
-                <w:bCs w:val="false"/>
-              </w:rPr>
-              <w:t xml:space="preserve"/>
-            </w:r>
-          </w:p>
-        </w:tc>
-        <w:tc>
-          <w:p>
-            <w:r>
-              <w:rPr>
-                <w:b w:val="false"/>
-                <w:bCs w:val="false"/>
-              </w:rPr>
-              <w:t xml:space="preserve"/>
-            </w:r>
-          </w:p>
-        </w:tc>
-        <w:tc>
-          <w:p>
-            <w:r>
-              <w:rPr>
-                <w:b w:val="false"/>
-                <w:bCs w:val="false"/>
-              </w:rPr>
-              <w:t xml:space="preserve"/>
-            </w:r>
-          </w:p>
-        </w:tc>
-        <w:tc>
-          <w:p>
-            <w:r>
-              <w:rPr>
-                <w:b w:val="false"/>
-                <w:bCs w:val="false"/>
-              </w:rPr>
-              <w:t xml:space="preserve"/>
-            </w:r>
-          </w:p>
-        </w:tc>
-        <w:tc>
-          <w:p>
-            <w:r>
-              <w:rPr>
-                <w:b w:val="false"/>
-                <w:bCs w:val="false"/>
+          <w:tcPr>
+            <w:shd w:fill="FFFFFF"/>
+          </w:tcPr>
+          <w:p>
+            <w:pPr>
+              <w:bidi w:val="false"/>
+            </w:pPr>
+            <w:r>
+              <w:rPr>
+                <w:b w:val="false"/>
+                <w:bCs w:val="false"/>
+                <w:color w:val="17242D"/>
+              </w:rPr>
+              <w:t xml:space="preserve"/>
+            </w:r>
+          </w:p>
+        </w:tc>
+        <w:tc>
+          <w:tcPr>
+            <w:shd w:fill="FFFFFF"/>
+          </w:tcPr>
+          <w:p>
+            <w:pPr>
+              <w:bidi w:val="false"/>
+            </w:pPr>
+            <w:r>
+              <w:rPr>
+                <w:b w:val="false"/>
+                <w:bCs w:val="false"/>
+                <w:color w:val="17242D"/>
+              </w:rPr>
+              <w:t xml:space="preserve"/>
+            </w:r>
+          </w:p>
+        </w:tc>
+        <w:tc>
+          <w:tcPr>
+            <w:shd w:fill="FFFFFF"/>
+          </w:tcPr>
+          <w:p>
+            <w:pPr>
+              <w:bidi w:val="false"/>
+            </w:pPr>
+            <w:r>
+              <w:rPr>
+                <w:b w:val="false"/>
+                <w:bCs w:val="false"/>
+                <w:color w:val="17242D"/>
+              </w:rPr>
+              <w:t xml:space="preserve"/>
+            </w:r>
+          </w:p>
+        </w:tc>
+        <w:tc>
+          <w:tcPr>
+            <w:shd w:fill="FFFFFF"/>
+          </w:tcPr>
+          <w:p>
+            <w:pPr>
+              <w:bidi w:val="false"/>
+            </w:pPr>
+            <w:r>
+              <w:rPr>
+                <w:b w:val="false"/>
+                <w:bCs w:val="false"/>
+                <w:color w:val="17242D"/>
+              </w:rPr>
+              <w:t xml:space="preserve"/>
+            </w:r>
+          </w:p>
+        </w:tc>
+        <w:tc>
+          <w:tcPr>
+            <w:shd w:fill="FFFFFF"/>
+          </w:tcPr>
+          <w:p>
+            <w:pPr>
+              <w:bidi w:val="false"/>
+            </w:pPr>
+            <w:r>
+              <w:rPr>
+                <w:b w:val="false"/>
+                <w:bCs w:val="false"/>
+                <w:color w:val="17242D"/>
               </w:rPr>
               <w:t xml:space="preserve"/>
             </w:r>
@@ -2514,9 +3898,16 @@
     <w:p>
       <w:pPr>
         <w:pStyle w:val="Heading1"/>
-        <w:bidi w:val="false"/>
-      </w:pPr>
-      <w:r>
+        <w:shd w:fill="F0EAFA"/>
+        <w:bidi w:val="false"/>
+        <w:spacing w:after="100" w:before="200"/>
+      </w:pPr>
+      <w:r>
+        <w:rPr>
+          <w:b/>
+          <w:bCs/>
+          <w:color w:val="4E356F"/>
+        </w:rPr>
         <w:t xml:space="preserve">2. Build and revise</w:t>
       </w:r>
     </w:p>
@@ -2525,20 +3916,33 @@
         <w:bidi w:val="false"/>
       </w:pPr>
       <w:r>
+        <w:rPr>
+          <w:b w:val="false"/>
+          <w:bCs w:val="false"/>
+          <w:color w:val="17242D"/>
+        </w:rPr>
         <w:t xml:space="preserve">Paste the Artifact link or describe the working version. What changed after the first result? What instructions, labels, defaults, or calculations did you improve?</w:t>
       </w:r>
     </w:p>
     <w:p>
       <w:pPr>
         <w:pStyle w:val="Heading1"/>
-        <w:bidi w:val="false"/>
-      </w:pPr>
-      <w:r>
+        <w:shd w:fill="F0EAFA"/>
+        <w:bidi w:val="false"/>
+        <w:spacing w:after="100" w:before="200"/>
+      </w:pPr>
+      <w:r>
+        <w:rPr>
+          <w:b/>
+          <w:bCs/>
+          <w:color w:val="4E356F"/>
+        </w:rPr>
         <w:t xml:space="preserve">3. Test before sharing</w:t>
       </w:r>
     </w:p>
     <w:tbl>
       <w:tblPr>
+        <w:bidiVisual w:val="false"/>
         <w:tblW w:type="pct" w:w="100%"/>
         <w:tblBorders>
           <w:top w:val="single" w:color="auto" w:sz="4"/>
@@ -2557,44 +3961,72 @@
       </w:tblGrid>
       <w:tr>
         <w:tc>
-          <w:p>
-            <w:r>
-              <w:rPr>
-                <w:b/>
-                <w:bCs/>
+          <w:tcPr>
+            <w:shd w:fill="4E356F"/>
+          </w:tcPr>
+          <w:p>
+            <w:pPr>
+              <w:bidi w:val="false"/>
+            </w:pPr>
+            <w:r>
+              <w:rPr>
+                <w:b/>
+                <w:bCs/>
+                <w:color w:val="FFFFFF"/>
               </w:rPr>
               <w:t xml:space="preserve">Test</w:t>
             </w:r>
           </w:p>
         </w:tc>
         <w:tc>
-          <w:p>
-            <w:r>
-              <w:rPr>
-                <w:b/>
-                <w:bCs/>
+          <w:tcPr>
+            <w:shd w:fill="4E356F"/>
+          </w:tcPr>
+          <w:p>
+            <w:pPr>
+              <w:bidi w:val="false"/>
+            </w:pPr>
+            <w:r>
+              <w:rPr>
+                <w:b/>
+                <w:bCs/>
+                <w:color w:val="FFFFFF"/>
               </w:rPr>
               <w:t xml:space="preserve">Expected</w:t>
             </w:r>
           </w:p>
         </w:tc>
         <w:tc>
-          <w:p>
-            <w:r>
-              <w:rPr>
-                <w:b/>
-                <w:bCs/>
+          <w:tcPr>
+            <w:shd w:fill="4E356F"/>
+          </w:tcPr>
+          <w:p>
+            <w:pPr>
+              <w:bidi w:val="false"/>
+            </w:pPr>
+            <w:r>
+              <w:rPr>
+                <w:b/>
+                <w:bCs/>
+                <w:color w:val="FFFFFF"/>
               </w:rPr>
               <w:t xml:space="preserve">Actual</w:t>
             </w:r>
           </w:p>
         </w:tc>
         <w:tc>
-          <w:p>
-            <w:r>
-              <w:rPr>
-                <w:b/>
-                <w:bCs/>
+          <w:tcPr>
+            <w:shd w:fill="4E356F"/>
+          </w:tcPr>
+          <w:p>
+            <w:pPr>
+              <w:bidi w:val="false"/>
+            </w:pPr>
+            <w:r>
+              <w:rPr>
+                <w:b/>
+                <w:bCs/>
+                <w:color w:val="FFFFFF"/>
               </w:rPr>
               <w:t xml:space="preserve">Fix / next step</w:t>
             </w:r>
@@ -2603,182 +4035,294 @@
       </w:tr>
       <w:tr>
         <w:tc>
-          <w:p>
-            <w:r>
-              <w:rPr>
-                <w:b w:val="false"/>
-                <w:bCs w:val="false"/>
+          <w:tcPr>
+            <w:shd w:fill="FFFFFF"/>
+          </w:tcPr>
+          <w:p>
+            <w:pPr>
+              <w:bidi w:val="false"/>
+            </w:pPr>
+            <w:r>
+              <w:rPr>
+                <w:b w:val="false"/>
+                <w:bCs w:val="false"/>
+                <w:color w:val="17242D"/>
               </w:rPr>
               <w:t xml:space="preserve">Normal case</w:t>
             </w:r>
           </w:p>
         </w:tc>
         <w:tc>
-          <w:p>
-            <w:r>
-              <w:rPr>
-                <w:b w:val="false"/>
-                <w:bCs w:val="false"/>
-              </w:rPr>
-              <w:t xml:space="preserve"/>
-            </w:r>
-          </w:p>
-        </w:tc>
-        <w:tc>
-          <w:p>
-            <w:r>
-              <w:rPr>
-                <w:b w:val="false"/>
-                <w:bCs w:val="false"/>
-              </w:rPr>
-              <w:t xml:space="preserve"/>
-            </w:r>
-          </w:p>
-        </w:tc>
-        <w:tc>
-          <w:p>
-            <w:r>
-              <w:rPr>
-                <w:b w:val="false"/>
-                <w:bCs w:val="false"/>
-              </w:rPr>
-              <w:t xml:space="preserve"/>
-            </w:r>
-          </w:p>
-        </w:tc>
-      </w:tr>
-      <w:tr>
-        <w:tc>
-          <w:p>
-            <w:r>
-              <w:rPr>
-                <w:b w:val="false"/>
-                <w:bCs w:val="false"/>
+          <w:tcPr>
+            <w:shd w:fill="FFFFFF"/>
+          </w:tcPr>
+          <w:p>
+            <w:pPr>
+              <w:bidi w:val="false"/>
+            </w:pPr>
+            <w:r>
+              <w:rPr>
+                <w:b w:val="false"/>
+                <w:bCs w:val="false"/>
+                <w:color w:val="17242D"/>
+              </w:rPr>
+              <w:t xml:space="preserve"/>
+            </w:r>
+          </w:p>
+        </w:tc>
+        <w:tc>
+          <w:tcPr>
+            <w:shd w:fill="FFFFFF"/>
+          </w:tcPr>
+          <w:p>
+            <w:pPr>
+              <w:bidi w:val="false"/>
+            </w:pPr>
+            <w:r>
+              <w:rPr>
+                <w:b w:val="false"/>
+                <w:bCs w:val="false"/>
+                <w:color w:val="17242D"/>
+              </w:rPr>
+              <w:t xml:space="preserve"/>
+            </w:r>
+          </w:p>
+        </w:tc>
+        <w:tc>
+          <w:tcPr>
+            <w:shd w:fill="FFFFFF"/>
+          </w:tcPr>
+          <w:p>
+            <w:pPr>
+              <w:bidi w:val="false"/>
+            </w:pPr>
+            <w:r>
+              <w:rPr>
+                <w:b w:val="false"/>
+                <w:bCs w:val="false"/>
+                <w:color w:val="17242D"/>
+              </w:rPr>
+              <w:t xml:space="preserve"/>
+            </w:r>
+          </w:p>
+        </w:tc>
+      </w:tr>
+      <w:tr>
+        <w:tc>
+          <w:tcPr>
+            <w:shd w:fill="FFFFFF"/>
+          </w:tcPr>
+          <w:p>
+            <w:pPr>
+              <w:bidi w:val="false"/>
+            </w:pPr>
+            <w:r>
+              <w:rPr>
+                <w:b w:val="false"/>
+                <w:bCs w:val="false"/>
+                <w:color w:val="17242D"/>
               </w:rPr>
               <w:t xml:space="preserve">Empty input</w:t>
             </w:r>
           </w:p>
         </w:tc>
         <w:tc>
-          <w:p>
-            <w:r>
-              <w:rPr>
-                <w:b w:val="false"/>
-                <w:bCs w:val="false"/>
-              </w:rPr>
-              <w:t xml:space="preserve"/>
-            </w:r>
-          </w:p>
-        </w:tc>
-        <w:tc>
-          <w:p>
-            <w:r>
-              <w:rPr>
-                <w:b w:val="false"/>
-                <w:bCs w:val="false"/>
-              </w:rPr>
-              <w:t xml:space="preserve"/>
-            </w:r>
-          </w:p>
-        </w:tc>
-        <w:tc>
-          <w:p>
-            <w:r>
-              <w:rPr>
-                <w:b w:val="false"/>
-                <w:bCs w:val="false"/>
-              </w:rPr>
-              <w:t xml:space="preserve"/>
-            </w:r>
-          </w:p>
-        </w:tc>
-      </w:tr>
-      <w:tr>
-        <w:tc>
-          <w:p>
-            <w:r>
-              <w:rPr>
-                <w:b w:val="false"/>
-                <w:bCs w:val="false"/>
+          <w:tcPr>
+            <w:shd w:fill="FFFFFF"/>
+          </w:tcPr>
+          <w:p>
+            <w:pPr>
+              <w:bidi w:val="false"/>
+            </w:pPr>
+            <w:r>
+              <w:rPr>
+                <w:b w:val="false"/>
+                <w:bCs w:val="false"/>
+                <w:color w:val="17242D"/>
+              </w:rPr>
+              <w:t xml:space="preserve"/>
+            </w:r>
+          </w:p>
+        </w:tc>
+        <w:tc>
+          <w:tcPr>
+            <w:shd w:fill="FFFFFF"/>
+          </w:tcPr>
+          <w:p>
+            <w:pPr>
+              <w:bidi w:val="false"/>
+            </w:pPr>
+            <w:r>
+              <w:rPr>
+                <w:b w:val="false"/>
+                <w:bCs w:val="false"/>
+                <w:color w:val="17242D"/>
+              </w:rPr>
+              <w:t xml:space="preserve"/>
+            </w:r>
+          </w:p>
+        </w:tc>
+        <w:tc>
+          <w:tcPr>
+            <w:shd w:fill="FFFFFF"/>
+          </w:tcPr>
+          <w:p>
+            <w:pPr>
+              <w:bidi w:val="false"/>
+            </w:pPr>
+            <w:r>
+              <w:rPr>
+                <w:b w:val="false"/>
+                <w:bCs w:val="false"/>
+                <w:color w:val="17242D"/>
+              </w:rPr>
+              <w:t xml:space="preserve"/>
+            </w:r>
+          </w:p>
+        </w:tc>
+      </w:tr>
+      <w:tr>
+        <w:tc>
+          <w:tcPr>
+            <w:shd w:fill="FFFFFF"/>
+          </w:tcPr>
+          <w:p>
+            <w:pPr>
+              <w:bidi w:val="false"/>
+            </w:pPr>
+            <w:r>
+              <w:rPr>
+                <w:b w:val="false"/>
+                <w:bCs w:val="false"/>
+                <w:color w:val="17242D"/>
               </w:rPr>
               <w:t xml:space="preserve">Edge case</w:t>
             </w:r>
           </w:p>
         </w:tc>
         <w:tc>
-          <w:p>
-            <w:r>
-              <w:rPr>
-                <w:b w:val="false"/>
-                <w:bCs w:val="false"/>
-              </w:rPr>
-              <w:t xml:space="preserve"/>
-            </w:r>
-          </w:p>
-        </w:tc>
-        <w:tc>
-          <w:p>
-            <w:r>
-              <w:rPr>
-                <w:b w:val="false"/>
-                <w:bCs w:val="false"/>
-              </w:rPr>
-              <w:t xml:space="preserve"/>
-            </w:r>
-          </w:p>
-        </w:tc>
-        <w:tc>
-          <w:p>
-            <w:r>
-              <w:rPr>
-                <w:b w:val="false"/>
-                <w:bCs w:val="false"/>
-              </w:rPr>
-              <w:t xml:space="preserve"/>
-            </w:r>
-          </w:p>
-        </w:tc>
-      </w:tr>
-      <w:tr>
-        <w:tc>
-          <w:p>
-            <w:r>
-              <w:rPr>
-                <w:b w:val="false"/>
-                <w:bCs w:val="false"/>
+          <w:tcPr>
+            <w:shd w:fill="FFFFFF"/>
+          </w:tcPr>
+          <w:p>
+            <w:pPr>
+              <w:bidi w:val="false"/>
+            </w:pPr>
+            <w:r>
+              <w:rPr>
+                <w:b w:val="false"/>
+                <w:bCs w:val="false"/>
+                <w:color w:val="17242D"/>
+              </w:rPr>
+              <w:t xml:space="preserve"/>
+            </w:r>
+          </w:p>
+        </w:tc>
+        <w:tc>
+          <w:tcPr>
+            <w:shd w:fill="FFFFFF"/>
+          </w:tcPr>
+          <w:p>
+            <w:pPr>
+              <w:bidi w:val="false"/>
+            </w:pPr>
+            <w:r>
+              <w:rPr>
+                <w:b w:val="false"/>
+                <w:bCs w:val="false"/>
+                <w:color w:val="17242D"/>
+              </w:rPr>
+              <w:t xml:space="preserve"/>
+            </w:r>
+          </w:p>
+        </w:tc>
+        <w:tc>
+          <w:tcPr>
+            <w:shd w:fill="FFFFFF"/>
+          </w:tcPr>
+          <w:p>
+            <w:pPr>
+              <w:bidi w:val="false"/>
+            </w:pPr>
+            <w:r>
+              <w:rPr>
+                <w:b w:val="false"/>
+                <w:bCs w:val="false"/>
+                <w:color w:val="17242D"/>
+              </w:rPr>
+              <w:t xml:space="preserve"/>
+            </w:r>
+          </w:p>
+        </w:tc>
+      </w:tr>
+      <w:tr>
+        <w:tc>
+          <w:tcPr>
+            <w:shd w:fill="FFFFFF"/>
+          </w:tcPr>
+          <w:p>
+            <w:pPr>
+              <w:bidi w:val="false"/>
+            </w:pPr>
+            <w:r>
+              <w:rPr>
+                <w:b w:val="false"/>
+                <w:bCs w:val="false"/>
+                <w:color w:val="17242D"/>
               </w:rPr>
               <w:t xml:space="preserve">Reset or refresh</w:t>
             </w:r>
           </w:p>
         </w:tc>
         <w:tc>
-          <w:p>
-            <w:r>
-              <w:rPr>
-                <w:b w:val="false"/>
-                <w:bCs w:val="false"/>
-              </w:rPr>
-              <w:t xml:space="preserve"/>
-            </w:r>
-          </w:p>
-        </w:tc>
-        <w:tc>
-          <w:p>
-            <w:r>
-              <w:rPr>
-                <w:b w:val="false"/>
-                <w:bCs w:val="false"/>
-              </w:rPr>
-              <w:t xml:space="preserve"/>
-            </w:r>
-          </w:p>
-        </w:tc>
-        <w:tc>
-          <w:p>
-            <w:r>
-              <w:rPr>
-                <w:b w:val="false"/>
-                <w:bCs w:val="false"/>
+          <w:tcPr>
+            <w:shd w:fill="FFFFFF"/>
+          </w:tcPr>
+          <w:p>
+            <w:pPr>
+              <w:bidi w:val="false"/>
+            </w:pPr>
+            <w:r>
+              <w:rPr>
+                <w:b w:val="false"/>
+                <w:bCs w:val="false"/>
+                <w:color w:val="17242D"/>
+              </w:rPr>
+              <w:t xml:space="preserve"/>
+            </w:r>
+          </w:p>
+        </w:tc>
+        <w:tc>
+          <w:tcPr>
+            <w:shd w:fill="FFFFFF"/>
+          </w:tcPr>
+          <w:p>
+            <w:pPr>
+              <w:bidi w:val="false"/>
+            </w:pPr>
+            <w:r>
+              <w:rPr>
+                <w:b w:val="false"/>
+                <w:bCs w:val="false"/>
+                <w:color w:val="17242D"/>
+              </w:rPr>
+              <w:t xml:space="preserve"/>
+            </w:r>
+          </w:p>
+        </w:tc>
+        <w:tc>
+          <w:tcPr>
+            <w:shd w:fill="FFFFFF"/>
+          </w:tcPr>
+          <w:p>
+            <w:pPr>
+              <w:bidi w:val="false"/>
+            </w:pPr>
+            <w:r>
+              <w:rPr>
+                <w:b w:val="false"/>
+                <w:bCs w:val="false"/>
+                <w:color w:val="17242D"/>
               </w:rPr>
               <w:t xml:space="preserve"/>
             </w:r>
@@ -2789,9 +4333,16 @@
     <w:p>
       <w:pPr>
         <w:pStyle w:val="Heading1"/>
-        <w:bidi w:val="false"/>
-      </w:pPr>
-      <w:r>
+        <w:shd w:fill="F0EAFA"/>
+        <w:bidi w:val="false"/>
+        <w:spacing w:after="100" w:before="200"/>
+      </w:pPr>
+      <w:r>
+        <w:rPr>
+          <w:b/>
+          <w:bCs/>
+          <w:color w:val="4E356F"/>
+        </w:rPr>
         <w:t xml:space="preserve">Verification and evidence</w:t>
       </w:r>
     </w:p>
@@ -2800,15 +4351,27 @@
         <w:bidi w:val="false"/>
       </w:pPr>
       <w:r>
+        <w:rPr>
+          <w:b w:val="false"/>
+          <w:bCs w:val="false"/>
+          <w:color w:val="17242D"/>
+        </w:rPr>
         <w:t xml:space="preserve">Save the specification, Artifact link or local file, normal and edge test results, and one repaired problem as evidence.</w:t>
       </w:r>
     </w:p>
     <w:p>
       <w:pPr>
         <w:pStyle w:val="Heading1"/>
-        <w:bidi w:val="false"/>
-      </w:pPr>
-      <w:r>
+        <w:shd w:fill="F0EAFA"/>
+        <w:bidi w:val="false"/>
+        <w:spacing w:after="100" w:before="200"/>
+      </w:pPr>
+      <w:r>
+        <w:rPr>
+          <w:b/>
+          <w:bCs/>
+          <w:color w:val="4E356F"/>
+        </w:rPr>
         <w:t xml:space="preserve">Reflection and human judgment</w:t>
       </w:r>
     </w:p>
@@ -2817,15 +4380,26 @@
         <w:bidi w:val="false"/>
       </w:pPr>
       <w:r>
+        <w:rPr>
+          <w:b w:val="false"/>
+          <w:bCs w:val="false"/>
+          <w:color w:val="17242D"/>
+        </w:rPr>
         <w:t xml:space="preserve">What still needs your decision? What would you simplify before a real person uses it?</w:t>
       </w:r>
     </w:p>
     <w:p>
       <w:pPr>
         <w:pStyle w:val="Heading1"/>
-        <w:bidi w:val="false"/>
-      </w:pPr>
-      <w:r>
+        <w:shd w:fill="F0EAFA"/>
+        <w:bidi w:val="false"/>
+      </w:pPr>
+      <w:r>
+        <w:rPr>
+          <w:b/>
+          <w:bCs/>
+          <w:color w:val="4E356F"/>
+        </w:rPr>
         <w:t xml:space="preserve">Choose your task level</w:t>
       </w:r>
     </w:p>
@@ -2839,6 +4413,7 @@
     </w:p>
     <w:tbl>
       <w:tblPr>
+        <w:bidiVisual w:val="false"/>
         <w:tblW w:type="pct" w:w="100%"/>
         <w:tblBorders>
           <w:top w:val="single" w:color="auto" w:sz="4"/>
@@ -2855,22 +4430,36 @@
       </w:tblGrid>
       <w:tr>
         <w:tc>
-          <w:p>
-            <w:r>
-              <w:rPr>
-                <w:b/>
-                <w:bCs/>
+          <w:tcPr>
+            <w:shd w:fill="4E356F"/>
+          </w:tcPr>
+          <w:p>
+            <w:pPr>
+              <w:bidi w:val="false"/>
+            </w:pPr>
+            <w:r>
+              <w:rPr>
+                <w:b/>
+                <w:bCs/>
+                <w:color w:val="FFFFFF"/>
               </w:rPr>
               <w:t xml:space="preserve">Level</w:t>
             </w:r>
           </w:p>
         </w:tc>
         <w:tc>
-          <w:p>
-            <w:r>
-              <w:rPr>
-                <w:b/>
-                <w:bCs/>
+          <w:tcPr>
+            <w:shd w:fill="4E356F"/>
+          </w:tcPr>
+          <w:p>
+            <w:pPr>
+              <w:bidi w:val="false"/>
+            </w:pPr>
+            <w:r>
+              <w:rPr>
+                <w:b/>
+                <w:bCs/>
+                <w:color w:val="FFFFFF"/>
               </w:rPr>
               <w:t xml:space="preserve">Task</w:t>
             </w:r>
@@ -2879,22 +4468,36 @@
       </w:tr>
       <w:tr>
         <w:tc>
-          <w:p>
-            <w:r>
-              <w:rPr>
-                <w:b/>
-                <w:bCs/>
+          <w:tcPr>
+            <w:shd w:fill="C98A2E"/>
+          </w:tcPr>
+          <w:p>
+            <w:pPr>
+              <w:bidi w:val="false"/>
+            </w:pPr>
+            <w:r>
+              <w:rPr>
+                <w:b/>
+                <w:bCs/>
+                <w:color w:val="FFFFFF"/>
               </w:rPr>
               <w:t xml:space="preserve">Bronze</w:t>
             </w:r>
           </w:p>
         </w:tc>
         <w:tc>
-          <w:p>
-            <w:r>
-              <w:rPr>
-                <w:b w:val="false"/>
-                <w:bCs w:val="false"/>
+          <w:tcPr>
+            <w:shd w:fill="FFFDF8"/>
+          </w:tcPr>
+          <w:p>
+            <w:pPr>
+              <w:bidi w:val="false"/>
+            </w:pPr>
+            <w:r>
+              <w:rPr>
+                <w:b w:val="false"/>
+                <w:bCs w:val="false"/>
+                <w:color w:val="17242D"/>
               </w:rPr>
               <w:t xml:space="preserve">Build a Claude Artifact that solves one recurring problem and pass a normal test.</w:t>
             </w:r>
@@ -2903,22 +4506,36 @@
       </w:tr>
       <w:tr>
         <w:tc>
-          <w:p>
-            <w:r>
-              <w:rPr>
-                <w:b/>
-                <w:bCs/>
+          <w:tcPr>
+            <w:shd w:fill="94A3B8"/>
+          </w:tcPr>
+          <w:p>
+            <w:pPr>
+              <w:bidi w:val="false"/>
+            </w:pPr>
+            <w:r>
+              <w:rPr>
+                <w:b/>
+                <w:bCs/>
+                <w:color w:val="FFFFFF"/>
               </w:rPr>
               <w:t xml:space="preserve">Silver</w:t>
             </w:r>
           </w:p>
         </w:tc>
         <w:tc>
-          <w:p>
-            <w:r>
-              <w:rPr>
-                <w:b w:val="false"/>
-                <w:bCs w:val="false"/>
+          <w:tcPr>
+            <w:shd w:fill="FFFDF8"/>
+          </w:tcPr>
+          <w:p>
+            <w:pPr>
+              <w:bidi w:val="false"/>
+            </w:pPr>
+            <w:r>
+              <w:rPr>
+                <w:b w:val="false"/>
+                <w:bCs w:val="false"/>
+                <w:color w:val="17242D"/>
               </w:rPr>
               <w:t xml:space="preserve">Revise it after normal, empty-input, and edge-case tests.</w:t>
             </w:r>
@@ -2927,22 +4544,36 @@
       </w:tr>
       <w:tr>
         <w:tc>
-          <w:p>
-            <w:r>
-              <w:rPr>
-                <w:b/>
-                <w:bCs/>
+          <w:tcPr>
+            <w:shd w:fill="D4A72C"/>
+          </w:tcPr>
+          <w:p>
+            <w:pPr>
+              <w:bidi w:val="false"/>
+            </w:pPr>
+            <w:r>
+              <w:rPr>
+                <w:b/>
+                <w:bCs/>
+                <w:color w:val="FFFFFF"/>
               </w:rPr>
               <w:t xml:space="preserve">Gold</w:t>
             </w:r>
           </w:p>
         </w:tc>
         <w:tc>
-          <w:p>
-            <w:r>
-              <w:rPr>
-                <w:b w:val="false"/>
-                <w:bCs w:val="false"/>
+          <w:tcPr>
+            <w:shd w:fill="FFFDF8"/>
+          </w:tcPr>
+          <w:p>
+            <w:pPr>
+              <w:bidi w:val="false"/>
+            </w:pPr>
+            <w:r>
+              <w:rPr>
+                <w:b w:val="false"/>
+                <w:bCs w:val="false"/>
+                <w:color w:val="17242D"/>
               </w:rPr>
               <w:t xml:space="preserve">Let one other person try it and improve one part from their feedback.</w:t>
             </w:r>
@@ -2958,9 +4589,16 @@
     <w:p>
       <w:pPr>
         <w:pStyle w:val="Title"/>
-        <w:bidi w:val="false"/>
-      </w:pPr>
-      <w:r>
+        <w:shd w:fill="4E356F"/>
+        <w:bidi w:val="false"/>
+        <w:spacing w:after="220"/>
+      </w:pPr>
+      <w:r>
+        <w:rPr>
+          <w:b/>
+          <w:bCs/>
+          <w:color w:val="FFFFFF"/>
+        </w:rPr>
         <w:t xml:space="preserve">Session 5: Make a Space Work Better</w:t>
       </w:r>
     </w:p>
@@ -2969,20 +4607,33 @@
         <w:bidi w:val="false"/>
       </w:pPr>
       <w:r>
+        <w:rPr>
+          <w:b w:val="false"/>
+          <w:bCs w:val="false"/>
+          <w:color w:val="17242D"/>
+        </w:rPr>
         <w:t xml:space="preserve">Use AI to explore a layout or physical-project idea, then check it in the real world.</w:t>
       </w:r>
     </w:p>
     <w:p>
       <w:pPr>
         <w:pStyle w:val="Heading1"/>
-        <w:bidi w:val="false"/>
-      </w:pPr>
-      <w:r>
+        <w:shd w:fill="F0EAFA"/>
+        <w:bidi w:val="false"/>
+        <w:spacing w:after="100" w:before="200"/>
+      </w:pPr>
+      <w:r>
+        <w:rPr>
+          <w:b/>
+          <w:bCs/>
+          <w:color w:val="4E356F"/>
+        </w:rPr>
         <w:t xml:space="preserve">1. Capture the parameters</w:t>
       </w:r>
     </w:p>
     <w:tbl>
       <w:tblPr>
+        <w:bidiVisual w:val="false"/>
         <w:tblW w:type="pct" w:w="100%"/>
         <w:tblBorders>
           <w:top w:val="single" w:color="auto" w:sz="4"/>
@@ -3001,44 +4652,72 @@
       </w:tblGrid>
       <w:tr>
         <w:tc>
-          <w:p>
-            <w:r>
-              <w:rPr>
-                <w:b/>
-                <w:bCs/>
+          <w:tcPr>
+            <w:shd w:fill="4E356F"/>
+          </w:tcPr>
+          <w:p>
+            <w:pPr>
+              <w:bidi w:val="false"/>
+            </w:pPr>
+            <w:r>
+              <w:rPr>
+                <w:b/>
+                <w:bCs/>
+                <w:color w:val="FFFFFF"/>
               </w:rPr>
               <w:t xml:space="preserve">Parameter / measurement</w:t>
             </w:r>
           </w:p>
         </w:tc>
         <w:tc>
-          <w:p>
-            <w:r>
-              <w:rPr>
-                <w:b/>
-                <w:bCs/>
+          <w:tcPr>
+            <w:shd w:fill="4E356F"/>
+          </w:tcPr>
+          <w:p>
+            <w:pPr>
+              <w:bidi w:val="false"/>
+            </w:pPr>
+            <w:r>
+              <w:rPr>
+                <w:b/>
+                <w:bCs/>
+                <w:color w:val="FFFFFF"/>
               </w:rPr>
               <w:t xml:space="preserve">Value</w:t>
             </w:r>
           </w:p>
         </w:tc>
         <w:tc>
-          <w:p>
-            <w:r>
-              <w:rPr>
-                <w:b/>
-                <w:bCs/>
+          <w:tcPr>
+            <w:shd w:fill="4E356F"/>
+          </w:tcPr>
+          <w:p>
+            <w:pPr>
+              <w:bidi w:val="false"/>
+            </w:pPr>
+            <w:r>
+              <w:rPr>
+                <w:b/>
+                <w:bCs/>
+                <w:color w:val="FFFFFF"/>
               </w:rPr>
               <w:t xml:space="preserve">Measured, defined, assumed, or derived?</w:t>
             </w:r>
           </w:p>
         </w:tc>
         <w:tc>
-          <w:p>
-            <w:r>
-              <w:rPr>
-                <w:b/>
-                <w:bCs/>
+          <w:tcPr>
+            <w:shd w:fill="4E356F"/>
+          </w:tcPr>
+          <w:p>
+            <w:pPr>
+              <w:bidi w:val="false"/>
+            </w:pPr>
+            <w:r>
+              <w:rPr>
+                <w:b/>
+                <w:bCs/>
+                <w:color w:val="FFFFFF"/>
               </w:rPr>
               <w:t xml:space="preserve">Source / note</w:t>
             </w:r>
@@ -3047,90 +4726,146 @@
       </w:tr>
       <w:tr>
         <w:tc>
-          <w:p>
-            <w:r>
-              <w:rPr>
-                <w:b w:val="false"/>
-                <w:bCs w:val="false"/>
-              </w:rPr>
-              <w:t xml:space="preserve"/>
-            </w:r>
-          </w:p>
-        </w:tc>
-        <w:tc>
-          <w:p>
-            <w:r>
-              <w:rPr>
-                <w:b w:val="false"/>
-                <w:bCs w:val="false"/>
-              </w:rPr>
-              <w:t xml:space="preserve"/>
-            </w:r>
-          </w:p>
-        </w:tc>
-        <w:tc>
-          <w:p>
-            <w:r>
-              <w:rPr>
-                <w:b w:val="false"/>
-                <w:bCs w:val="false"/>
-              </w:rPr>
-              <w:t xml:space="preserve"/>
-            </w:r>
-          </w:p>
-        </w:tc>
-        <w:tc>
-          <w:p>
-            <w:r>
-              <w:rPr>
-                <w:b w:val="false"/>
-                <w:bCs w:val="false"/>
-              </w:rPr>
-              <w:t xml:space="preserve"/>
-            </w:r>
-          </w:p>
-        </w:tc>
-      </w:tr>
-      <w:tr>
-        <w:tc>
-          <w:p>
-            <w:r>
-              <w:rPr>
-                <w:b w:val="false"/>
-                <w:bCs w:val="false"/>
-              </w:rPr>
-              <w:t xml:space="preserve"/>
-            </w:r>
-          </w:p>
-        </w:tc>
-        <w:tc>
-          <w:p>
-            <w:r>
-              <w:rPr>
-                <w:b w:val="false"/>
-                <w:bCs w:val="false"/>
-              </w:rPr>
-              <w:t xml:space="preserve"/>
-            </w:r>
-          </w:p>
-        </w:tc>
-        <w:tc>
-          <w:p>
-            <w:r>
-              <w:rPr>
-                <w:b w:val="false"/>
-                <w:bCs w:val="false"/>
-              </w:rPr>
-              <w:t xml:space="preserve"/>
-            </w:r>
-          </w:p>
-        </w:tc>
-        <w:tc>
-          <w:p>
-            <w:r>
-              <w:rPr>
-                <w:b w:val="false"/>
-                <w:bCs w:val="false"/>
+          <w:tcPr>
+            <w:shd w:fill="FFFFFF"/>
+          </w:tcPr>
+          <w:p>
+            <w:pPr>
+              <w:bidi w:val="false"/>
+            </w:pPr>
+            <w:r>
+              <w:rPr>
+                <w:b w:val="false"/>
+                <w:bCs w:val="false"/>
+                <w:color w:val="17242D"/>
+              </w:rPr>
+              <w:t xml:space="preserve"/>
+            </w:r>
+          </w:p>
+        </w:tc>
+        <w:tc>
+          <w:tcPr>
+            <w:shd w:fill="FFFFFF"/>
+          </w:tcPr>
+          <w:p>
+            <w:pPr>
+              <w:bidi w:val="false"/>
+            </w:pPr>
+            <w:r>
+              <w:rPr>
+                <w:b w:val="false"/>
+                <w:bCs w:val="false"/>
+                <w:color w:val="17242D"/>
+              </w:rPr>
+              <w:t xml:space="preserve"/>
+            </w:r>
+          </w:p>
+        </w:tc>
+        <w:tc>
+          <w:tcPr>
+            <w:shd w:fill="FFFFFF"/>
+          </w:tcPr>
+          <w:p>
+            <w:pPr>
+              <w:bidi w:val="false"/>
+            </w:pPr>
+            <w:r>
+              <w:rPr>
+                <w:b w:val="false"/>
+                <w:bCs w:val="false"/>
+                <w:color w:val="17242D"/>
+              </w:rPr>
+              <w:t xml:space="preserve"/>
+            </w:r>
+          </w:p>
+        </w:tc>
+        <w:tc>
+          <w:tcPr>
+            <w:shd w:fill="FFFFFF"/>
+          </w:tcPr>
+          <w:p>
+            <w:pPr>
+              <w:bidi w:val="false"/>
+            </w:pPr>
+            <w:r>
+              <w:rPr>
+                <w:b w:val="false"/>
+                <w:bCs w:val="false"/>
+                <w:color w:val="17242D"/>
+              </w:rPr>
+              <w:t xml:space="preserve"/>
+            </w:r>
+          </w:p>
+        </w:tc>
+      </w:tr>
+      <w:tr>
+        <w:tc>
+          <w:tcPr>
+            <w:shd w:fill="FFFFFF"/>
+          </w:tcPr>
+          <w:p>
+            <w:pPr>
+              <w:bidi w:val="false"/>
+            </w:pPr>
+            <w:r>
+              <w:rPr>
+                <w:b w:val="false"/>
+                <w:bCs w:val="false"/>
+                <w:color w:val="17242D"/>
+              </w:rPr>
+              <w:t xml:space="preserve"/>
+            </w:r>
+          </w:p>
+        </w:tc>
+        <w:tc>
+          <w:tcPr>
+            <w:shd w:fill="FFFFFF"/>
+          </w:tcPr>
+          <w:p>
+            <w:pPr>
+              <w:bidi w:val="false"/>
+            </w:pPr>
+            <w:r>
+              <w:rPr>
+                <w:b w:val="false"/>
+                <w:bCs w:val="false"/>
+                <w:color w:val="17242D"/>
+              </w:rPr>
+              <w:t xml:space="preserve"/>
+            </w:r>
+          </w:p>
+        </w:tc>
+        <w:tc>
+          <w:tcPr>
+            <w:shd w:fill="FFFFFF"/>
+          </w:tcPr>
+          <w:p>
+            <w:pPr>
+              <w:bidi w:val="false"/>
+            </w:pPr>
+            <w:r>
+              <w:rPr>
+                <w:b w:val="false"/>
+                <w:bCs w:val="false"/>
+                <w:color w:val="17242D"/>
+              </w:rPr>
+              <w:t xml:space="preserve"/>
+            </w:r>
+          </w:p>
+        </w:tc>
+        <w:tc>
+          <w:tcPr>
+            <w:shd w:fill="FFFFFF"/>
+          </w:tcPr>
+          <w:p>
+            <w:pPr>
+              <w:bidi w:val="false"/>
+            </w:pPr>
+            <w:r>
+              <w:rPr>
+                <w:b w:val="false"/>
+                <w:bCs w:val="false"/>
+                <w:color w:val="17242D"/>
               </w:rPr>
               <w:t xml:space="preserve"/>
             </w:r>
@@ -3141,9 +4876,16 @@
     <w:p>
       <w:pPr>
         <w:pStyle w:val="Heading1"/>
-        <w:bidi w:val="false"/>
-      </w:pPr>
-      <w:r>
+        <w:shd w:fill="F0EAFA"/>
+        <w:bidi w:val="false"/>
+        <w:spacing w:after="100" w:before="200"/>
+      </w:pPr>
+      <w:r>
+        <w:rPr>
+          <w:b/>
+          <w:bCs/>
+          <w:color w:val="4E356F"/>
+        </w:rPr>
         <w:t xml:space="preserve">2. Create and challenge the proposal</w:t>
       </w:r>
     </w:p>
@@ -3152,15 +4894,27 @@
         <w:bidi w:val="false"/>
       </w:pPr>
       <w:r>
+        <w:rPr>
+          <w:b w:val="false"/>
+          <w:bCs w:val="false"/>
+          <w:color w:val="17242D"/>
+        </w:rPr>
         <w:t xml:space="preserve">Sketch the layout, materials, quantities, clearances, and intended use. Mark each assumption that needs a physical check.</w:t>
       </w:r>
     </w:p>
     <w:p>
       <w:pPr>
         <w:pStyle w:val="Heading1"/>
-        <w:bidi w:val="false"/>
-      </w:pPr>
-      <w:r>
+        <w:shd w:fill="F0EAFA"/>
+        <w:bidi w:val="false"/>
+        <w:spacing w:after="100" w:before="200"/>
+      </w:pPr>
+      <w:r>
+        <w:rPr>
+          <w:b/>
+          <w:bCs/>
+          <w:color w:val="4E356F"/>
+        </w:rPr>
         <w:t xml:space="preserve">3. Fit check</w:t>
       </w:r>
     </w:p>
@@ -3169,15 +4923,27 @@
         <w:bidi w:val="false"/>
       </w:pPr>
       <w:r>
+        <w:rPr>
+          <w:b w:val="false"/>
+          <w:bCs w:val="false"/>
+          <w:color w:val="17242D"/>
+        </w:rPr>
         <w:t xml:space="preserve">What did a paper, cardboard, tape, or in-space test reveal? What changed in the plan?</w:t>
       </w:r>
     </w:p>
     <w:p>
       <w:pPr>
         <w:pStyle w:val="Heading1"/>
-        <w:bidi w:val="false"/>
-      </w:pPr>
-      <w:r>
+        <w:shd w:fill="F0EAFA"/>
+        <w:bidi w:val="false"/>
+        <w:spacing w:after="100" w:before="200"/>
+      </w:pPr>
+      <w:r>
+        <w:rPr>
+          <w:b/>
+          <w:bCs/>
+          <w:color w:val="4E356F"/>
+        </w:rPr>
         <w:t xml:space="preserve">Verification and evidence</w:t>
       </w:r>
     </w:p>
@@ -3186,15 +4952,27 @@
         <w:bidi w:val="false"/>
       </w:pPr>
       <w:r>
+        <w:rPr>
+          <w:b w:val="false"/>
+          <w:bCs w:val="false"/>
+          <w:color w:val="17242D"/>
+        </w:rPr>
         <w:t xml:space="preserve">Save measurements, source/version, the draft, a photo or note from the fit check, and a list of limits as evidence.</w:t>
       </w:r>
     </w:p>
     <w:p>
       <w:pPr>
         <w:pStyle w:val="Heading1"/>
-        <w:bidi w:val="false"/>
-      </w:pPr>
-      <w:r>
+        <w:shd w:fill="F0EAFA"/>
+        <w:bidi w:val="false"/>
+        <w:spacing w:after="100" w:before="200"/>
+      </w:pPr>
+      <w:r>
+        <w:rPr>
+          <w:b/>
+          <w:bCs/>
+          <w:color w:val="4E356F"/>
+        </w:rPr>
         <w:t xml:space="preserve">Reflection and human judgment</w:t>
       </w:r>
     </w:p>
@@ -3203,15 +4981,26 @@
         <w:bidi w:val="false"/>
       </w:pPr>
       <w:r>
+        <w:rPr>
+          <w:b w:val="false"/>
+          <w:bCs w:val="false"/>
+          <w:color w:val="17242D"/>
+        </w:rPr>
         <w:t xml:space="preserve">Which parameter needs another real measurement? What will you change before making or buying anything?</w:t>
       </w:r>
     </w:p>
     <w:p>
       <w:pPr>
         <w:pStyle w:val="Heading1"/>
-        <w:bidi w:val="false"/>
-      </w:pPr>
-      <w:r>
+        <w:shd w:fill="F0EAFA"/>
+        <w:bidi w:val="false"/>
+      </w:pPr>
+      <w:r>
+        <w:rPr>
+          <w:b/>
+          <w:bCs/>
+          <w:color w:val="4E356F"/>
+        </w:rPr>
         <w:t xml:space="preserve">Choose your task level</w:t>
       </w:r>
     </w:p>
@@ -3225,6 +5014,7 @@
     </w:p>
     <w:tbl>
       <w:tblPr>
+        <w:bidiVisual w:val="false"/>
         <w:tblW w:type="pct" w:w="100%"/>
         <w:tblBorders>
           <w:top w:val="single" w:color="auto" w:sz="4"/>
@@ -3241,22 +5031,36 @@
       </w:tblGrid>
       <w:tr>
         <w:tc>
-          <w:p>
-            <w:r>
-              <w:rPr>
-                <w:b/>
-                <w:bCs/>
+          <w:tcPr>
+            <w:shd w:fill="4E356F"/>
+          </w:tcPr>
+          <w:p>
+            <w:pPr>
+              <w:bidi w:val="false"/>
+            </w:pPr>
+            <w:r>
+              <w:rPr>
+                <w:b/>
+                <w:bCs/>
+                <w:color w:val="FFFFFF"/>
               </w:rPr>
               <w:t xml:space="preserve">Level</w:t>
             </w:r>
           </w:p>
         </w:tc>
         <w:tc>
-          <w:p>
-            <w:r>
-              <w:rPr>
-                <w:b/>
-                <w:bCs/>
+          <w:tcPr>
+            <w:shd w:fill="4E356F"/>
+          </w:tcPr>
+          <w:p>
+            <w:pPr>
+              <w:bidi w:val="false"/>
+            </w:pPr>
+            <w:r>
+              <w:rPr>
+                <w:b/>
+                <w:bCs/>
+                <w:color w:val="FFFFFF"/>
               </w:rPr>
               <w:t xml:space="preserve">Task</w:t>
             </w:r>
@@ -3265,22 +5069,36 @@
       </w:tr>
       <w:tr>
         <w:tc>
-          <w:p>
-            <w:r>
-              <w:rPr>
-                <w:b/>
-                <w:bCs/>
+          <w:tcPr>
+            <w:shd w:fill="C98A2E"/>
+          </w:tcPr>
+          <w:p>
+            <w:pPr>
+              <w:bidi w:val="false"/>
+            </w:pPr>
+            <w:r>
+              <w:rPr>
+                <w:b/>
+                <w:bCs/>
+                <w:color w:val="FFFFFF"/>
               </w:rPr>
               <w:t xml:space="preserve">Bronze</w:t>
             </w:r>
           </w:p>
         </w:tc>
         <w:tc>
-          <w:p>
-            <w:r>
-              <w:rPr>
-                <w:b w:val="false"/>
-                <w:bCs w:val="false"/>
+          <w:tcPr>
+            <w:shd w:fill="FFFDF8"/>
+          </w:tcPr>
+          <w:p>
+            <w:pPr>
+              <w:bidi w:val="false"/>
+            </w:pPr>
+            <w:r>
+              <w:rPr>
+                <w:b w:val="false"/>
+                <w:bCs w:val="false"/>
+                <w:color w:val="17242D"/>
               </w:rPr>
               <w:t xml:space="preserve">Capture the key measurements and make one layout proposal.</w:t>
             </w:r>
@@ -3289,22 +5107,36 @@
       </w:tr>
       <w:tr>
         <w:tc>
-          <w:p>
-            <w:r>
-              <w:rPr>
-                <w:b/>
-                <w:bCs/>
+          <w:tcPr>
+            <w:shd w:fill="94A3B8"/>
+          </w:tcPr>
+          <w:p>
+            <w:pPr>
+              <w:bidi w:val="false"/>
+            </w:pPr>
+            <w:r>
+              <w:rPr>
+                <w:b/>
+                <w:bCs/>
+                <w:color w:val="FFFFFF"/>
               </w:rPr>
               <w:t xml:space="preserve">Silver</w:t>
             </w:r>
           </w:p>
         </w:tc>
         <w:tc>
-          <w:p>
-            <w:r>
-              <w:rPr>
-                <w:b w:val="false"/>
-                <w:bCs w:val="false"/>
+          <w:tcPr>
+            <w:shd w:fill="FFFDF8"/>
+          </w:tcPr>
+          <w:p>
+            <w:pPr>
+              <w:bidi w:val="false"/>
+            </w:pPr>
+            <w:r>
+              <w:rPr>
+                <w:b w:val="false"/>
+                <w:bCs w:val="false"/>
+                <w:color w:val="17242D"/>
               </w:rPr>
               <w:t xml:space="preserve">Run a physical fit check and revise the proposal from what you found.</w:t>
             </w:r>
@@ -3313,22 +5145,36 @@
       </w:tr>
       <w:tr>
         <w:tc>
-          <w:p>
-            <w:r>
-              <w:rPr>
-                <w:b/>
-                <w:bCs/>
+          <w:tcPr>
+            <w:shd w:fill="D4A72C"/>
+          </w:tcPr>
+          <w:p>
+            <w:pPr>
+              <w:bidi w:val="false"/>
+            </w:pPr>
+            <w:r>
+              <w:rPr>
+                <w:b/>
+                <w:bCs/>
+                <w:color w:val="FFFFFF"/>
               </w:rPr>
               <w:t xml:space="preserve">Gold</w:t>
             </w:r>
           </w:p>
         </w:tc>
         <w:tc>
-          <w:p>
-            <w:r>
-              <w:rPr>
-                <w:b w:val="false"/>
-                <w:bCs w:val="false"/>
+          <w:tcPr>
+            <w:shd w:fill="FFFDF8"/>
+          </w:tcPr>
+          <w:p>
+            <w:pPr>
+              <w:bidi w:val="false"/>
+            </w:pPr>
+            <w:r>
+              <w:rPr>
+                <w:b w:val="false"/>
+                <w:bCs w:val="false"/>
+                <w:color w:val="17242D"/>
               </w:rPr>
               <w:t xml:space="preserve">Prototype one element with paper, cardboard, or tape and document the improvement.</w:t>
             </w:r>
@@ -3344,9 +5190,16 @@
     <w:p>
       <w:pPr>
         <w:pStyle w:val="Title"/>
-        <w:bidi w:val="false"/>
-      </w:pPr>
-      <w:r>
+        <w:shd w:fill="4E356F"/>
+        <w:bidi w:val="false"/>
+        <w:spacing w:after="220"/>
+      </w:pPr>
+      <w:r>
+        <w:rPr>
+          <w:b/>
+          <w:bCs/>
+          <w:color w:val="FFFFFF"/>
+        </w:rPr>
         <w:t xml:space="preserve">Session 6: Tell a True Visual Story</w:t>
       </w:r>
     </w:p>
@@ -3355,20 +5208,33 @@
         <w:bidi w:val="false"/>
       </w:pPr>
       <w:r>
+        <w:rPr>
+          <w:b w:val="false"/>
+          <w:bCs w:val="false"/>
+          <w:color w:val="17242D"/>
+        </w:rPr>
         <w:t xml:space="preserve">Plan a short visual story whose audience can understand what is true, selected, edited, or generated.</w:t>
       </w:r>
     </w:p>
     <w:p>
       <w:pPr>
         <w:pStyle w:val="Heading1"/>
-        <w:bidi w:val="false"/>
-      </w:pPr>
-      <w:r>
+        <w:shd w:fill="F0EAFA"/>
+        <w:bidi w:val="false"/>
+        <w:spacing w:after="100" w:before="200"/>
+      </w:pPr>
+      <w:r>
+        <w:rPr>
+          <w:b/>
+          <w:bCs/>
+          <w:color w:val="4E356F"/>
+        </w:rPr>
         <w:t xml:space="preserve">1. Set the story contract</w:t>
       </w:r>
     </w:p>
     <w:tbl>
       <w:tblPr>
+        <w:bidiVisual w:val="false"/>
         <w:tblW w:type="pct" w:w="100%"/>
         <w:tblBorders>
           <w:top w:val="single" w:color="auto" w:sz="4"/>
@@ -3388,55 +5254,90 @@
       </w:tblGrid>
       <w:tr>
         <w:tc>
-          <w:p>
-            <w:r>
-              <w:rPr>
-                <w:b/>
-                <w:bCs/>
+          <w:tcPr>
+            <w:shd w:fill="4E356F"/>
+          </w:tcPr>
+          <w:p>
+            <w:pPr>
+              <w:bidi w:val="false"/>
+            </w:pPr>
+            <w:r>
+              <w:rPr>
+                <w:b/>
+                <w:bCs/>
+                <w:color w:val="FFFFFF"/>
               </w:rPr>
               <w:t xml:space="preserve">Purpose and audience</w:t>
             </w:r>
           </w:p>
         </w:tc>
         <w:tc>
-          <w:p>
-            <w:r>
-              <w:rPr>
-                <w:b/>
-                <w:bCs/>
+          <w:tcPr>
+            <w:shd w:fill="4E356F"/>
+          </w:tcPr>
+          <w:p>
+            <w:pPr>
+              <w:bidi w:val="false"/>
+            </w:pPr>
+            <w:r>
+              <w:rPr>
+                <w:b/>
+                <w:bCs/>
+                <w:color w:val="FFFFFF"/>
               </w:rPr>
               <w:t xml:space="preserve">Main message</w:t>
             </w:r>
           </w:p>
         </w:tc>
         <w:tc>
-          <w:p>
-            <w:r>
-              <w:rPr>
-                <w:b/>
-                <w:bCs/>
+          <w:tcPr>
+            <w:shd w:fill="4E356F"/>
+          </w:tcPr>
+          <w:p>
+            <w:pPr>
+              <w:bidi w:val="false"/>
+            </w:pPr>
+            <w:r>
+              <w:rPr>
+                <w:b/>
+                <w:bCs/>
+                <w:color w:val="FFFFFF"/>
               </w:rPr>
               <w:t xml:space="preserve">Format</w:t>
             </w:r>
           </w:p>
         </w:tc>
         <w:tc>
-          <w:p>
-            <w:r>
-              <w:rPr>
-                <w:b/>
-                <w:bCs/>
+          <w:tcPr>
+            <w:shd w:fill="4E356F"/>
+          </w:tcPr>
+          <w:p>
+            <w:pPr>
+              <w:bidi w:val="false"/>
+            </w:pPr>
+            <w:r>
+              <w:rPr>
+                <w:b/>
+                <w:bCs/>
+                <w:color w:val="FFFFFF"/>
               </w:rPr>
               <w:t xml:space="preserve">Source assets</w:t>
             </w:r>
           </w:p>
         </w:tc>
         <w:tc>
-          <w:p>
-            <w:r>
-              <w:rPr>
-                <w:b/>
-                <w:bCs/>
+          <w:tcPr>
+            <w:shd w:fill="4E356F"/>
+          </w:tcPr>
+          <w:p>
+            <w:pPr>
+              <w:bidi w:val="false"/>
+            </w:pPr>
+            <w:r>
+              <w:rPr>
+                <w:b/>
+                <w:bCs/>
+                <w:color w:val="FFFFFF"/>
               </w:rPr>
               <w:t xml:space="preserve">Consent / permission</w:t>
             </w:r>
@@ -3445,55 +5346,90 @@
       </w:tr>
       <w:tr>
         <w:tc>
-          <w:p>
-            <w:r>
-              <w:rPr>
-                <w:b w:val="false"/>
-                <w:bCs w:val="false"/>
-              </w:rPr>
-              <w:t xml:space="preserve"/>
-            </w:r>
-          </w:p>
-        </w:tc>
-        <w:tc>
-          <w:p>
-            <w:r>
-              <w:rPr>
-                <w:b w:val="false"/>
-                <w:bCs w:val="false"/>
-              </w:rPr>
-              <w:t xml:space="preserve"/>
-            </w:r>
-          </w:p>
-        </w:tc>
-        <w:tc>
-          <w:p>
-            <w:r>
-              <w:rPr>
-                <w:b w:val="false"/>
-                <w:bCs w:val="false"/>
-              </w:rPr>
-              <w:t xml:space="preserve"/>
-            </w:r>
-          </w:p>
-        </w:tc>
-        <w:tc>
-          <w:p>
-            <w:r>
-              <w:rPr>
-                <w:b w:val="false"/>
-                <w:bCs w:val="false"/>
-              </w:rPr>
-              <w:t xml:space="preserve"/>
-            </w:r>
-          </w:p>
-        </w:tc>
-        <w:tc>
-          <w:p>
-            <w:r>
-              <w:rPr>
-                <w:b w:val="false"/>
-                <w:bCs w:val="false"/>
+          <w:tcPr>
+            <w:shd w:fill="FFFFFF"/>
+          </w:tcPr>
+          <w:p>
+            <w:pPr>
+              <w:bidi w:val="false"/>
+            </w:pPr>
+            <w:r>
+              <w:rPr>
+                <w:b w:val="false"/>
+                <w:bCs w:val="false"/>
+                <w:color w:val="17242D"/>
+              </w:rPr>
+              <w:t xml:space="preserve"/>
+            </w:r>
+          </w:p>
+        </w:tc>
+        <w:tc>
+          <w:tcPr>
+            <w:shd w:fill="FFFFFF"/>
+          </w:tcPr>
+          <w:p>
+            <w:pPr>
+              <w:bidi w:val="false"/>
+            </w:pPr>
+            <w:r>
+              <w:rPr>
+                <w:b w:val="false"/>
+                <w:bCs w:val="false"/>
+                <w:color w:val="17242D"/>
+              </w:rPr>
+              <w:t xml:space="preserve"/>
+            </w:r>
+          </w:p>
+        </w:tc>
+        <w:tc>
+          <w:tcPr>
+            <w:shd w:fill="FFFFFF"/>
+          </w:tcPr>
+          <w:p>
+            <w:pPr>
+              <w:bidi w:val="false"/>
+            </w:pPr>
+            <w:r>
+              <w:rPr>
+                <w:b w:val="false"/>
+                <w:bCs w:val="false"/>
+                <w:color w:val="17242D"/>
+              </w:rPr>
+              <w:t xml:space="preserve"/>
+            </w:r>
+          </w:p>
+        </w:tc>
+        <w:tc>
+          <w:tcPr>
+            <w:shd w:fill="FFFFFF"/>
+          </w:tcPr>
+          <w:p>
+            <w:pPr>
+              <w:bidi w:val="false"/>
+            </w:pPr>
+            <w:r>
+              <w:rPr>
+                <w:b w:val="false"/>
+                <w:bCs w:val="false"/>
+                <w:color w:val="17242D"/>
+              </w:rPr>
+              <w:t xml:space="preserve"/>
+            </w:r>
+          </w:p>
+        </w:tc>
+        <w:tc>
+          <w:tcPr>
+            <w:shd w:fill="FFFFFF"/>
+          </w:tcPr>
+          <w:p>
+            <w:pPr>
+              <w:bidi w:val="false"/>
+            </w:pPr>
+            <w:r>
+              <w:rPr>
+                <w:b w:val="false"/>
+                <w:bCs w:val="false"/>
+                <w:color w:val="17242D"/>
               </w:rPr>
               <w:t xml:space="preserve"/>
             </w:r>
@@ -3504,14 +5440,22 @@
     <w:p>
       <w:pPr>
         <w:pStyle w:val="Heading1"/>
-        <w:bidi w:val="false"/>
-      </w:pPr>
-      <w:r>
+        <w:shd w:fill="F0EAFA"/>
+        <w:bidi w:val="false"/>
+        <w:spacing w:after="100" w:before="200"/>
+      </w:pPr>
+      <w:r>
+        <w:rPr>
+          <w:b/>
+          <w:bCs/>
+          <w:color w:val="4E356F"/>
+        </w:rPr>
         <w:t xml:space="preserve">2. Storyboard the sequence</w:t>
       </w:r>
     </w:p>
     <w:tbl>
       <w:tblPr>
+        <w:bidiVisual w:val="false"/>
         <w:tblW w:type="pct" w:w="100%"/>
         <w:tblBorders>
           <w:top w:val="single" w:color="auto" w:sz="4"/>
@@ -3531,55 +5475,90 @@
       </w:tblGrid>
       <w:tr>
         <w:tc>
-          <w:p>
-            <w:r>
-              <w:rPr>
-                <w:b/>
-                <w:bCs/>
+          <w:tcPr>
+            <w:shd w:fill="4E356F"/>
+          </w:tcPr>
+          <w:p>
+            <w:pPr>
+              <w:bidi w:val="false"/>
+            </w:pPr>
+            <w:r>
+              <w:rPr>
+                <w:b/>
+                <w:bCs/>
+                <w:color w:val="FFFFFF"/>
               </w:rPr>
               <w:t xml:space="preserve">Frame</w:t>
             </w:r>
           </w:p>
         </w:tc>
         <w:tc>
-          <w:p>
-            <w:r>
-              <w:rPr>
-                <w:b/>
-                <w:bCs/>
+          <w:tcPr>
+            <w:shd w:fill="4E356F"/>
+          </w:tcPr>
+          <w:p>
+            <w:pPr>
+              <w:bidi w:val="false"/>
+            </w:pPr>
+            <w:r>
+              <w:rPr>
+                <w:b/>
+                <w:bCs/>
+                <w:color w:val="FFFFFF"/>
               </w:rPr>
               <w:t xml:space="preserve">What the audience sees</w:t>
             </w:r>
           </w:p>
         </w:tc>
         <w:tc>
-          <w:p>
-            <w:r>
-              <w:rPr>
-                <w:b/>
-                <w:bCs/>
+          <w:tcPr>
+            <w:shd w:fill="4E356F"/>
+          </w:tcPr>
+          <w:p>
+            <w:pPr>
+              <w:bidi w:val="false"/>
+            </w:pPr>
+            <w:r>
+              <w:rPr>
+                <w:b/>
+                <w:bCs/>
+                <w:color w:val="FFFFFF"/>
               </w:rPr>
               <w:t xml:space="preserve">Caption / voice</w:t>
             </w:r>
           </w:p>
         </w:tc>
         <w:tc>
-          <w:p>
-            <w:r>
-              <w:rPr>
-                <w:b/>
-                <w:bCs/>
+          <w:tcPr>
+            <w:shd w:fill="4E356F"/>
+          </w:tcPr>
+          <w:p>
+            <w:pPr>
+              <w:bidi w:val="false"/>
+            </w:pPr>
+            <w:r>
+              <w:rPr>
+                <w:b/>
+                <w:bCs/>
+                <w:color w:val="FFFFFF"/>
               </w:rPr>
               <w:t xml:space="preserve">Accessibility note</w:t>
             </w:r>
           </w:p>
         </w:tc>
         <w:tc>
-          <w:p>
-            <w:r>
-              <w:rPr>
-                <w:b/>
-                <w:bCs/>
+          <w:tcPr>
+            <w:shd w:fill="4E356F"/>
+          </w:tcPr>
+          <w:p>
+            <w:pPr>
+              <w:bidi w:val="false"/>
+            </w:pPr>
+            <w:r>
+              <w:rPr>
+                <w:b/>
+                <w:bCs/>
+                <w:color w:val="FFFFFF"/>
               </w:rPr>
               <w:t xml:space="preserve">Label needed?</w:t>
             </w:r>
@@ -3588,340 +5567,550 @@
       </w:tr>
       <w:tr>
         <w:tc>
-          <w:p>
-            <w:r>
-              <w:rPr>
-                <w:b w:val="false"/>
-                <w:bCs w:val="false"/>
+          <w:tcPr>
+            <w:shd w:fill="FFFFFF"/>
+          </w:tcPr>
+          <w:p>
+            <w:pPr>
+              <w:bidi w:val="false"/>
+            </w:pPr>
+            <w:r>
+              <w:rPr>
+                <w:b w:val="false"/>
+                <w:bCs w:val="false"/>
+                <w:color w:val="17242D"/>
               </w:rPr>
               <w:t xml:space="preserve">1</w:t>
             </w:r>
           </w:p>
         </w:tc>
         <w:tc>
-          <w:p>
-            <w:r>
-              <w:rPr>
-                <w:b w:val="false"/>
-                <w:bCs w:val="false"/>
-              </w:rPr>
-              <w:t xml:space="preserve"/>
-            </w:r>
-          </w:p>
-        </w:tc>
-        <w:tc>
-          <w:p>
-            <w:r>
-              <w:rPr>
-                <w:b w:val="false"/>
-                <w:bCs w:val="false"/>
-              </w:rPr>
-              <w:t xml:space="preserve"/>
-            </w:r>
-          </w:p>
-        </w:tc>
-        <w:tc>
-          <w:p>
-            <w:r>
-              <w:rPr>
-                <w:b w:val="false"/>
-                <w:bCs w:val="false"/>
-              </w:rPr>
-              <w:t xml:space="preserve"/>
-            </w:r>
-          </w:p>
-        </w:tc>
-        <w:tc>
-          <w:p>
-            <w:r>
-              <w:rPr>
-                <w:b w:val="false"/>
-                <w:bCs w:val="false"/>
-              </w:rPr>
-              <w:t xml:space="preserve"/>
-            </w:r>
-          </w:p>
-        </w:tc>
-      </w:tr>
-      <w:tr>
-        <w:tc>
-          <w:p>
-            <w:r>
-              <w:rPr>
-                <w:b w:val="false"/>
-                <w:bCs w:val="false"/>
+          <w:tcPr>
+            <w:shd w:fill="FFFFFF"/>
+          </w:tcPr>
+          <w:p>
+            <w:pPr>
+              <w:bidi w:val="false"/>
+            </w:pPr>
+            <w:r>
+              <w:rPr>
+                <w:b w:val="false"/>
+                <w:bCs w:val="false"/>
+                <w:color w:val="17242D"/>
+              </w:rPr>
+              <w:t xml:space="preserve"/>
+            </w:r>
+          </w:p>
+        </w:tc>
+        <w:tc>
+          <w:tcPr>
+            <w:shd w:fill="FFFFFF"/>
+          </w:tcPr>
+          <w:p>
+            <w:pPr>
+              <w:bidi w:val="false"/>
+            </w:pPr>
+            <w:r>
+              <w:rPr>
+                <w:b w:val="false"/>
+                <w:bCs w:val="false"/>
+                <w:color w:val="17242D"/>
+              </w:rPr>
+              <w:t xml:space="preserve"/>
+            </w:r>
+          </w:p>
+        </w:tc>
+        <w:tc>
+          <w:tcPr>
+            <w:shd w:fill="FFFFFF"/>
+          </w:tcPr>
+          <w:p>
+            <w:pPr>
+              <w:bidi w:val="false"/>
+            </w:pPr>
+            <w:r>
+              <w:rPr>
+                <w:b w:val="false"/>
+                <w:bCs w:val="false"/>
+                <w:color w:val="17242D"/>
+              </w:rPr>
+              <w:t xml:space="preserve"/>
+            </w:r>
+          </w:p>
+        </w:tc>
+        <w:tc>
+          <w:tcPr>
+            <w:shd w:fill="FFFFFF"/>
+          </w:tcPr>
+          <w:p>
+            <w:pPr>
+              <w:bidi w:val="false"/>
+            </w:pPr>
+            <w:r>
+              <w:rPr>
+                <w:b w:val="false"/>
+                <w:bCs w:val="false"/>
+                <w:color w:val="17242D"/>
+              </w:rPr>
+              <w:t xml:space="preserve"/>
+            </w:r>
+          </w:p>
+        </w:tc>
+      </w:tr>
+      <w:tr>
+        <w:tc>
+          <w:tcPr>
+            <w:shd w:fill="FFFFFF"/>
+          </w:tcPr>
+          <w:p>
+            <w:pPr>
+              <w:bidi w:val="false"/>
+            </w:pPr>
+            <w:r>
+              <w:rPr>
+                <w:b w:val="false"/>
+                <w:bCs w:val="false"/>
+                <w:color w:val="17242D"/>
               </w:rPr>
               <w:t xml:space="preserve">2</w:t>
             </w:r>
           </w:p>
         </w:tc>
         <w:tc>
-          <w:p>
-            <w:r>
-              <w:rPr>
-                <w:b w:val="false"/>
-                <w:bCs w:val="false"/>
-              </w:rPr>
-              <w:t xml:space="preserve"/>
-            </w:r>
-          </w:p>
-        </w:tc>
-        <w:tc>
-          <w:p>
-            <w:r>
-              <w:rPr>
-                <w:b w:val="false"/>
-                <w:bCs w:val="false"/>
-              </w:rPr>
-              <w:t xml:space="preserve"/>
-            </w:r>
-          </w:p>
-        </w:tc>
-        <w:tc>
-          <w:p>
-            <w:r>
-              <w:rPr>
-                <w:b w:val="false"/>
-                <w:bCs w:val="false"/>
-              </w:rPr>
-              <w:t xml:space="preserve"/>
-            </w:r>
-          </w:p>
-        </w:tc>
-        <w:tc>
-          <w:p>
-            <w:r>
-              <w:rPr>
-                <w:b w:val="false"/>
-                <w:bCs w:val="false"/>
-              </w:rPr>
-              <w:t xml:space="preserve"/>
-            </w:r>
-          </w:p>
-        </w:tc>
-      </w:tr>
-      <w:tr>
-        <w:tc>
-          <w:p>
-            <w:r>
-              <w:rPr>
-                <w:b w:val="false"/>
-                <w:bCs w:val="false"/>
+          <w:tcPr>
+            <w:shd w:fill="FFFFFF"/>
+          </w:tcPr>
+          <w:p>
+            <w:pPr>
+              <w:bidi w:val="false"/>
+            </w:pPr>
+            <w:r>
+              <w:rPr>
+                <w:b w:val="false"/>
+                <w:bCs w:val="false"/>
+                <w:color w:val="17242D"/>
+              </w:rPr>
+              <w:t xml:space="preserve"/>
+            </w:r>
+          </w:p>
+        </w:tc>
+        <w:tc>
+          <w:tcPr>
+            <w:shd w:fill="FFFFFF"/>
+          </w:tcPr>
+          <w:p>
+            <w:pPr>
+              <w:bidi w:val="false"/>
+            </w:pPr>
+            <w:r>
+              <w:rPr>
+                <w:b w:val="false"/>
+                <w:bCs w:val="false"/>
+                <w:color w:val="17242D"/>
+              </w:rPr>
+              <w:t xml:space="preserve"/>
+            </w:r>
+          </w:p>
+        </w:tc>
+        <w:tc>
+          <w:tcPr>
+            <w:shd w:fill="FFFFFF"/>
+          </w:tcPr>
+          <w:p>
+            <w:pPr>
+              <w:bidi w:val="false"/>
+            </w:pPr>
+            <w:r>
+              <w:rPr>
+                <w:b w:val="false"/>
+                <w:bCs w:val="false"/>
+                <w:color w:val="17242D"/>
+              </w:rPr>
+              <w:t xml:space="preserve"/>
+            </w:r>
+          </w:p>
+        </w:tc>
+        <w:tc>
+          <w:tcPr>
+            <w:shd w:fill="FFFFFF"/>
+          </w:tcPr>
+          <w:p>
+            <w:pPr>
+              <w:bidi w:val="false"/>
+            </w:pPr>
+            <w:r>
+              <w:rPr>
+                <w:b w:val="false"/>
+                <w:bCs w:val="false"/>
+                <w:color w:val="17242D"/>
+              </w:rPr>
+              <w:t xml:space="preserve"/>
+            </w:r>
+          </w:p>
+        </w:tc>
+      </w:tr>
+      <w:tr>
+        <w:tc>
+          <w:tcPr>
+            <w:shd w:fill="FFFFFF"/>
+          </w:tcPr>
+          <w:p>
+            <w:pPr>
+              <w:bidi w:val="false"/>
+            </w:pPr>
+            <w:r>
+              <w:rPr>
+                <w:b w:val="false"/>
+                <w:bCs w:val="false"/>
+                <w:color w:val="17242D"/>
               </w:rPr>
               <w:t xml:space="preserve">3</w:t>
             </w:r>
           </w:p>
         </w:tc>
         <w:tc>
-          <w:p>
-            <w:r>
-              <w:rPr>
-                <w:b w:val="false"/>
-                <w:bCs w:val="false"/>
-              </w:rPr>
-              <w:t xml:space="preserve"/>
-            </w:r>
-          </w:p>
-        </w:tc>
-        <w:tc>
-          <w:p>
-            <w:r>
-              <w:rPr>
-                <w:b w:val="false"/>
-                <w:bCs w:val="false"/>
-              </w:rPr>
-              <w:t xml:space="preserve"/>
-            </w:r>
-          </w:p>
-        </w:tc>
-        <w:tc>
-          <w:p>
-            <w:r>
-              <w:rPr>
-                <w:b w:val="false"/>
-                <w:bCs w:val="false"/>
-              </w:rPr>
-              <w:t xml:space="preserve"/>
-            </w:r>
-          </w:p>
-        </w:tc>
-        <w:tc>
-          <w:p>
-            <w:r>
-              <w:rPr>
-                <w:b w:val="false"/>
-                <w:bCs w:val="false"/>
-              </w:rPr>
-              <w:t xml:space="preserve"/>
-            </w:r>
-          </w:p>
-        </w:tc>
-      </w:tr>
-      <w:tr>
-        <w:tc>
-          <w:p>
-            <w:r>
-              <w:rPr>
-                <w:b w:val="false"/>
-                <w:bCs w:val="false"/>
+          <w:tcPr>
+            <w:shd w:fill="FFFFFF"/>
+          </w:tcPr>
+          <w:p>
+            <w:pPr>
+              <w:bidi w:val="false"/>
+            </w:pPr>
+            <w:r>
+              <w:rPr>
+                <w:b w:val="false"/>
+                <w:bCs w:val="false"/>
+                <w:color w:val="17242D"/>
+              </w:rPr>
+              <w:t xml:space="preserve"/>
+            </w:r>
+          </w:p>
+        </w:tc>
+        <w:tc>
+          <w:tcPr>
+            <w:shd w:fill="FFFFFF"/>
+          </w:tcPr>
+          <w:p>
+            <w:pPr>
+              <w:bidi w:val="false"/>
+            </w:pPr>
+            <w:r>
+              <w:rPr>
+                <w:b w:val="false"/>
+                <w:bCs w:val="false"/>
+                <w:color w:val="17242D"/>
+              </w:rPr>
+              <w:t xml:space="preserve"/>
+            </w:r>
+          </w:p>
+        </w:tc>
+        <w:tc>
+          <w:tcPr>
+            <w:shd w:fill="FFFFFF"/>
+          </w:tcPr>
+          <w:p>
+            <w:pPr>
+              <w:bidi w:val="false"/>
+            </w:pPr>
+            <w:r>
+              <w:rPr>
+                <w:b w:val="false"/>
+                <w:bCs w:val="false"/>
+                <w:color w:val="17242D"/>
+              </w:rPr>
+              <w:t xml:space="preserve"/>
+            </w:r>
+          </w:p>
+        </w:tc>
+        <w:tc>
+          <w:tcPr>
+            <w:shd w:fill="FFFFFF"/>
+          </w:tcPr>
+          <w:p>
+            <w:pPr>
+              <w:bidi w:val="false"/>
+            </w:pPr>
+            <w:r>
+              <w:rPr>
+                <w:b w:val="false"/>
+                <w:bCs w:val="false"/>
+                <w:color w:val="17242D"/>
+              </w:rPr>
+              <w:t xml:space="preserve"/>
+            </w:r>
+          </w:p>
+        </w:tc>
+      </w:tr>
+      <w:tr>
+        <w:tc>
+          <w:tcPr>
+            <w:shd w:fill="FFFFFF"/>
+          </w:tcPr>
+          <w:p>
+            <w:pPr>
+              <w:bidi w:val="false"/>
+            </w:pPr>
+            <w:r>
+              <w:rPr>
+                <w:b w:val="false"/>
+                <w:bCs w:val="false"/>
+                <w:color w:val="17242D"/>
               </w:rPr>
               <w:t xml:space="preserve">4</w:t>
             </w:r>
           </w:p>
         </w:tc>
         <w:tc>
-          <w:p>
-            <w:r>
-              <w:rPr>
-                <w:b w:val="false"/>
-                <w:bCs w:val="false"/>
-              </w:rPr>
-              <w:t xml:space="preserve"/>
-            </w:r>
-          </w:p>
-        </w:tc>
-        <w:tc>
-          <w:p>
-            <w:r>
-              <w:rPr>
-                <w:b w:val="false"/>
-                <w:bCs w:val="false"/>
-              </w:rPr>
-              <w:t xml:space="preserve"/>
-            </w:r>
-          </w:p>
-        </w:tc>
-        <w:tc>
-          <w:p>
-            <w:r>
-              <w:rPr>
-                <w:b w:val="false"/>
-                <w:bCs w:val="false"/>
-              </w:rPr>
-              <w:t xml:space="preserve"/>
-            </w:r>
-          </w:p>
-        </w:tc>
-        <w:tc>
-          <w:p>
-            <w:r>
-              <w:rPr>
-                <w:b w:val="false"/>
-                <w:bCs w:val="false"/>
-              </w:rPr>
-              <w:t xml:space="preserve"/>
-            </w:r>
-          </w:p>
-        </w:tc>
-      </w:tr>
-      <w:tr>
-        <w:tc>
-          <w:p>
-            <w:r>
-              <w:rPr>
-                <w:b w:val="false"/>
-                <w:bCs w:val="false"/>
+          <w:tcPr>
+            <w:shd w:fill="FFFFFF"/>
+          </w:tcPr>
+          <w:p>
+            <w:pPr>
+              <w:bidi w:val="false"/>
+            </w:pPr>
+            <w:r>
+              <w:rPr>
+                <w:b w:val="false"/>
+                <w:bCs w:val="false"/>
+                <w:color w:val="17242D"/>
+              </w:rPr>
+              <w:t xml:space="preserve"/>
+            </w:r>
+          </w:p>
+        </w:tc>
+        <w:tc>
+          <w:tcPr>
+            <w:shd w:fill="FFFFFF"/>
+          </w:tcPr>
+          <w:p>
+            <w:pPr>
+              <w:bidi w:val="false"/>
+            </w:pPr>
+            <w:r>
+              <w:rPr>
+                <w:b w:val="false"/>
+                <w:bCs w:val="false"/>
+                <w:color w:val="17242D"/>
+              </w:rPr>
+              <w:t xml:space="preserve"/>
+            </w:r>
+          </w:p>
+        </w:tc>
+        <w:tc>
+          <w:tcPr>
+            <w:shd w:fill="FFFFFF"/>
+          </w:tcPr>
+          <w:p>
+            <w:pPr>
+              <w:bidi w:val="false"/>
+            </w:pPr>
+            <w:r>
+              <w:rPr>
+                <w:b w:val="false"/>
+                <w:bCs w:val="false"/>
+                <w:color w:val="17242D"/>
+              </w:rPr>
+              <w:t xml:space="preserve"/>
+            </w:r>
+          </w:p>
+        </w:tc>
+        <w:tc>
+          <w:tcPr>
+            <w:shd w:fill="FFFFFF"/>
+          </w:tcPr>
+          <w:p>
+            <w:pPr>
+              <w:bidi w:val="false"/>
+            </w:pPr>
+            <w:r>
+              <w:rPr>
+                <w:b w:val="false"/>
+                <w:bCs w:val="false"/>
+                <w:color w:val="17242D"/>
+              </w:rPr>
+              <w:t xml:space="preserve"/>
+            </w:r>
+          </w:p>
+        </w:tc>
+      </w:tr>
+      <w:tr>
+        <w:tc>
+          <w:tcPr>
+            <w:shd w:fill="FFFFFF"/>
+          </w:tcPr>
+          <w:p>
+            <w:pPr>
+              <w:bidi w:val="false"/>
+            </w:pPr>
+            <w:r>
+              <w:rPr>
+                <w:b w:val="false"/>
+                <w:bCs w:val="false"/>
+                <w:color w:val="17242D"/>
               </w:rPr>
               <w:t xml:space="preserve">5</w:t>
             </w:r>
           </w:p>
         </w:tc>
         <w:tc>
-          <w:p>
-            <w:r>
-              <w:rPr>
-                <w:b w:val="false"/>
-                <w:bCs w:val="false"/>
-              </w:rPr>
-              <w:t xml:space="preserve"/>
-            </w:r>
-          </w:p>
-        </w:tc>
-        <w:tc>
-          <w:p>
-            <w:r>
-              <w:rPr>
-                <w:b w:val="false"/>
-                <w:bCs w:val="false"/>
-              </w:rPr>
-              <w:t xml:space="preserve"/>
-            </w:r>
-          </w:p>
-        </w:tc>
-        <w:tc>
-          <w:p>
-            <w:r>
-              <w:rPr>
-                <w:b w:val="false"/>
-                <w:bCs w:val="false"/>
-              </w:rPr>
-              <w:t xml:space="preserve"/>
-            </w:r>
-          </w:p>
-        </w:tc>
-        <w:tc>
-          <w:p>
-            <w:r>
-              <w:rPr>
-                <w:b w:val="false"/>
-                <w:bCs w:val="false"/>
-              </w:rPr>
-              <w:t xml:space="preserve"/>
-            </w:r>
-          </w:p>
-        </w:tc>
-      </w:tr>
-      <w:tr>
-        <w:tc>
-          <w:p>
-            <w:r>
-              <w:rPr>
-                <w:b w:val="false"/>
-                <w:bCs w:val="false"/>
+          <w:tcPr>
+            <w:shd w:fill="FFFFFF"/>
+          </w:tcPr>
+          <w:p>
+            <w:pPr>
+              <w:bidi w:val="false"/>
+            </w:pPr>
+            <w:r>
+              <w:rPr>
+                <w:b w:val="false"/>
+                <w:bCs w:val="false"/>
+                <w:color w:val="17242D"/>
+              </w:rPr>
+              <w:t xml:space="preserve"/>
+            </w:r>
+          </w:p>
+        </w:tc>
+        <w:tc>
+          <w:tcPr>
+            <w:shd w:fill="FFFFFF"/>
+          </w:tcPr>
+          <w:p>
+            <w:pPr>
+              <w:bidi w:val="false"/>
+            </w:pPr>
+            <w:r>
+              <w:rPr>
+                <w:b w:val="false"/>
+                <w:bCs w:val="false"/>
+                <w:color w:val="17242D"/>
+              </w:rPr>
+              <w:t xml:space="preserve"/>
+            </w:r>
+          </w:p>
+        </w:tc>
+        <w:tc>
+          <w:tcPr>
+            <w:shd w:fill="FFFFFF"/>
+          </w:tcPr>
+          <w:p>
+            <w:pPr>
+              <w:bidi w:val="false"/>
+            </w:pPr>
+            <w:r>
+              <w:rPr>
+                <w:b w:val="false"/>
+                <w:bCs w:val="false"/>
+                <w:color w:val="17242D"/>
+              </w:rPr>
+              <w:t xml:space="preserve"/>
+            </w:r>
+          </w:p>
+        </w:tc>
+        <w:tc>
+          <w:tcPr>
+            <w:shd w:fill="FFFFFF"/>
+          </w:tcPr>
+          <w:p>
+            <w:pPr>
+              <w:bidi w:val="false"/>
+            </w:pPr>
+            <w:r>
+              <w:rPr>
+                <w:b w:val="false"/>
+                <w:bCs w:val="false"/>
+                <w:color w:val="17242D"/>
+              </w:rPr>
+              <w:t xml:space="preserve"/>
+            </w:r>
+          </w:p>
+        </w:tc>
+      </w:tr>
+      <w:tr>
+        <w:tc>
+          <w:tcPr>
+            <w:shd w:fill="FFFFFF"/>
+          </w:tcPr>
+          <w:p>
+            <w:pPr>
+              <w:bidi w:val="false"/>
+            </w:pPr>
+            <w:r>
+              <w:rPr>
+                <w:b w:val="false"/>
+                <w:bCs w:val="false"/>
+                <w:color w:val="17242D"/>
               </w:rPr>
               <w:t xml:space="preserve">6</w:t>
             </w:r>
           </w:p>
         </w:tc>
         <w:tc>
-          <w:p>
-            <w:r>
-              <w:rPr>
-                <w:b w:val="false"/>
-                <w:bCs w:val="false"/>
-              </w:rPr>
-              <w:t xml:space="preserve"/>
-            </w:r>
-          </w:p>
-        </w:tc>
-        <w:tc>
-          <w:p>
-            <w:r>
-              <w:rPr>
-                <w:b w:val="false"/>
-                <w:bCs w:val="false"/>
-              </w:rPr>
-              <w:t xml:space="preserve"/>
-            </w:r>
-          </w:p>
-        </w:tc>
-        <w:tc>
-          <w:p>
-            <w:r>
-              <w:rPr>
-                <w:b w:val="false"/>
-                <w:bCs w:val="false"/>
-              </w:rPr>
-              <w:t xml:space="preserve"/>
-            </w:r>
-          </w:p>
-        </w:tc>
-        <w:tc>
-          <w:p>
-            <w:r>
-              <w:rPr>
-                <w:b w:val="false"/>
-                <w:bCs w:val="false"/>
+          <w:tcPr>
+            <w:shd w:fill="FFFFFF"/>
+          </w:tcPr>
+          <w:p>
+            <w:pPr>
+              <w:bidi w:val="false"/>
+            </w:pPr>
+            <w:r>
+              <w:rPr>
+                <w:b w:val="false"/>
+                <w:bCs w:val="false"/>
+                <w:color w:val="17242D"/>
+              </w:rPr>
+              <w:t xml:space="preserve"/>
+            </w:r>
+          </w:p>
+        </w:tc>
+        <w:tc>
+          <w:tcPr>
+            <w:shd w:fill="FFFFFF"/>
+          </w:tcPr>
+          <w:p>
+            <w:pPr>
+              <w:bidi w:val="false"/>
+            </w:pPr>
+            <w:r>
+              <w:rPr>
+                <w:b w:val="false"/>
+                <w:bCs w:val="false"/>
+                <w:color w:val="17242D"/>
+              </w:rPr>
+              <w:t xml:space="preserve"/>
+            </w:r>
+          </w:p>
+        </w:tc>
+        <w:tc>
+          <w:tcPr>
+            <w:shd w:fill="FFFFFF"/>
+          </w:tcPr>
+          <w:p>
+            <w:pPr>
+              <w:bidi w:val="false"/>
+            </w:pPr>
+            <w:r>
+              <w:rPr>
+                <w:b w:val="false"/>
+                <w:bCs w:val="false"/>
+                <w:color w:val="17242D"/>
+              </w:rPr>
+              <w:t xml:space="preserve"/>
+            </w:r>
+          </w:p>
+        </w:tc>
+        <w:tc>
+          <w:tcPr>
+            <w:shd w:fill="FFFFFF"/>
+          </w:tcPr>
+          <w:p>
+            <w:pPr>
+              <w:bidi w:val="false"/>
+            </w:pPr>
+            <w:r>
+              <w:rPr>
+                <w:b w:val="false"/>
+                <w:bCs w:val="false"/>
+                <w:color w:val="17242D"/>
               </w:rPr>
               <w:t xml:space="preserve"/>
             </w:r>
@@ -3932,9 +6121,16 @@
     <w:p>
       <w:pPr>
         <w:pStyle w:val="Heading1"/>
-        <w:bidi w:val="false"/>
-      </w:pPr>
-      <w:r>
+        <w:shd w:fill="F0EAFA"/>
+        <w:bidi w:val="false"/>
+        <w:spacing w:after="100" w:before="200"/>
+      </w:pPr>
+      <w:r>
+        <w:rPr>
+          <w:b/>
+          <w:bCs/>
+          <w:color w:val="4E356F"/>
+        </w:rPr>
         <w:t xml:space="preserve">3. Review for truth and clarity</w:t>
       </w:r>
     </w:p>
@@ -3943,15 +6139,27 @@
         <w:bidi w:val="false"/>
       </w:pPr>
       <w:r>
+        <w:rPr>
+          <w:b w:val="false"/>
+          <w:bCs w:val="false"/>
+          <w:color w:val="17242D"/>
+        </w:rPr>
         <w:t xml:space="preserve">Which claim needs checking? Could a viewer mistake a generated or edited element for a real record? Add the needed label, context, caption, or alternative text.</w:t>
       </w:r>
     </w:p>
     <w:p>
       <w:pPr>
         <w:pStyle w:val="Heading1"/>
-        <w:bidi w:val="false"/>
-      </w:pPr>
-      <w:r>
+        <w:shd w:fill="F0EAFA"/>
+        <w:bidi w:val="false"/>
+        <w:spacing w:after="100" w:before="200"/>
+      </w:pPr>
+      <w:r>
+        <w:rPr>
+          <w:b/>
+          <w:bCs/>
+          <w:color w:val="4E356F"/>
+        </w:rPr>
         <w:t xml:space="preserve">Verification and evidence</w:t>
       </w:r>
     </w:p>
@@ -3960,15 +6168,27 @@
         <w:bidi w:val="false"/>
       </w:pPr>
       <w:r>
+        <w:rPr>
+          <w:b w:val="false"/>
+          <w:bCs w:val="false"/>
+          <w:color w:val="17242D"/>
+        </w:rPr>
         <w:t xml:space="preserve">Save source links, permissions or consent notes, fact checks, the storyboard, and the final labels as evidence.</w:t>
       </w:r>
     </w:p>
     <w:p>
       <w:pPr>
         <w:pStyle w:val="Heading1"/>
-        <w:bidi w:val="false"/>
-      </w:pPr>
-      <w:r>
+        <w:shd w:fill="F0EAFA"/>
+        <w:bidi w:val="false"/>
+        <w:spacing w:after="100" w:before="200"/>
+      </w:pPr>
+      <w:r>
+        <w:rPr>
+          <w:b/>
+          <w:bCs/>
+          <w:color w:val="4E356F"/>
+        </w:rPr>
         <w:t xml:space="preserve">Reflection and human judgment</w:t>
       </w:r>
     </w:p>
@@ -3977,15 +6197,26 @@
         <w:bidi w:val="false"/>
       </w:pPr>
       <w:r>
+        <w:rPr>
+          <w:b w:val="false"/>
+          <w:bCs w:val="false"/>
+          <w:color w:val="17242D"/>
+        </w:rPr>
         <w:t xml:space="preserve">Where could the audience be misled? What will make the story more accessible and trustworthy next time?</w:t>
       </w:r>
     </w:p>
     <w:p>
       <w:pPr>
         <w:pStyle w:val="Heading1"/>
-        <w:bidi w:val="false"/>
-      </w:pPr>
-      <w:r>
+        <w:shd w:fill="F0EAFA"/>
+        <w:bidi w:val="false"/>
+      </w:pPr>
+      <w:r>
+        <w:rPr>
+          <w:b/>
+          <w:bCs/>
+          <w:color w:val="4E356F"/>
+        </w:rPr>
         <w:t xml:space="preserve">Choose your task level</w:t>
       </w:r>
     </w:p>
@@ -3999,6 +6230,7 @@
     </w:p>
     <w:tbl>
       <w:tblPr>
+        <w:bidiVisual w:val="false"/>
         <w:tblW w:type="pct" w:w="100%"/>
         <w:tblBorders>
           <w:top w:val="single" w:color="auto" w:sz="4"/>
@@ -4015,22 +6247,36 @@
       </w:tblGrid>
       <w:tr>
         <w:tc>
-          <w:p>
-            <w:r>
-              <w:rPr>
-                <w:b/>
-                <w:bCs/>
+          <w:tcPr>
+            <w:shd w:fill="4E356F"/>
+          </w:tcPr>
+          <w:p>
+            <w:pPr>
+              <w:bidi w:val="false"/>
+            </w:pPr>
+            <w:r>
+              <w:rPr>
+                <w:b/>
+                <w:bCs/>
+                <w:color w:val="FFFFFF"/>
               </w:rPr>
               <w:t xml:space="preserve">Level</w:t>
             </w:r>
           </w:p>
         </w:tc>
         <w:tc>
-          <w:p>
-            <w:r>
-              <w:rPr>
-                <w:b/>
-                <w:bCs/>
+          <w:tcPr>
+            <w:shd w:fill="4E356F"/>
+          </w:tcPr>
+          <w:p>
+            <w:pPr>
+              <w:bidi w:val="false"/>
+            </w:pPr>
+            <w:r>
+              <w:rPr>
+                <w:b/>
+                <w:bCs/>
+                <w:color w:val="FFFFFF"/>
               </w:rPr>
               <w:t xml:space="preserve">Task</w:t>
             </w:r>
@@ -4039,22 +6285,36 @@
       </w:tr>
       <w:tr>
         <w:tc>
-          <w:p>
-            <w:r>
-              <w:rPr>
-                <w:b/>
-                <w:bCs/>
+          <w:tcPr>
+            <w:shd w:fill="C98A2E"/>
+          </w:tcPr>
+          <w:p>
+            <w:pPr>
+              <w:bidi w:val="false"/>
+            </w:pPr>
+            <w:r>
+              <w:rPr>
+                <w:b/>
+                <w:bCs/>
+                <w:color w:val="FFFFFF"/>
               </w:rPr>
               <w:t xml:space="preserve">Bronze</w:t>
             </w:r>
           </w:p>
         </w:tc>
         <w:tc>
-          <w:p>
-            <w:r>
-              <w:rPr>
-                <w:b w:val="false"/>
-                <w:bCs w:val="false"/>
+          <w:tcPr>
+            <w:shd w:fill="FFFDF8"/>
+          </w:tcPr>
+          <w:p>
+            <w:pPr>
+              <w:bidi w:val="false"/>
+            </w:pPr>
+            <w:r>
+              <w:rPr>
+                <w:b w:val="false"/>
+                <w:bCs w:val="false"/>
+                <w:color w:val="17242D"/>
               </w:rPr>
               <w:t xml:space="preserve">Create a short storyboard with sources and labels.</w:t>
             </w:r>
@@ -4063,22 +6323,36 @@
       </w:tr>
       <w:tr>
         <w:tc>
-          <w:p>
-            <w:r>
-              <w:rPr>
-                <w:b/>
-                <w:bCs/>
+          <w:tcPr>
+            <w:shd w:fill="94A3B8"/>
+          </w:tcPr>
+          <w:p>
+            <w:pPr>
+              <w:bidi w:val="false"/>
+            </w:pPr>
+            <w:r>
+              <w:rPr>
+                <w:b/>
+                <w:bCs/>
+                <w:color w:val="FFFFFF"/>
               </w:rPr>
               <w:t xml:space="preserve">Silver</w:t>
             </w:r>
           </w:p>
         </w:tc>
         <w:tc>
-          <w:p>
-            <w:r>
-              <w:rPr>
-                <w:b w:val="false"/>
-                <w:bCs w:val="false"/>
+          <w:tcPr>
+            <w:shd w:fill="FFFDF8"/>
+          </w:tcPr>
+          <w:p>
+            <w:pPr>
+              <w:bidi w:val="false"/>
+            </w:pPr>
+            <w:r>
+              <w:rPr>
+                <w:b w:val="false"/>
+                <w:bCs w:val="false"/>
+                <w:color w:val="17242D"/>
               </w:rPr>
               <w:t xml:space="preserve">Produce the visual story with accessibility notes and fact checks.</w:t>
             </w:r>
@@ -4087,22 +6361,36 @@
       </w:tr>
       <w:tr>
         <w:tc>
-          <w:p>
-            <w:r>
-              <w:rPr>
-                <w:b/>
-                <w:bCs/>
+          <w:tcPr>
+            <w:shd w:fill="D4A72C"/>
+          </w:tcPr>
+          <w:p>
+            <w:pPr>
+              <w:bidi w:val="false"/>
+            </w:pPr>
+            <w:r>
+              <w:rPr>
+                <w:b/>
+                <w:bCs/>
+                <w:color w:val="FFFFFF"/>
               </w:rPr>
               <w:t xml:space="preserve">Gold</w:t>
             </w:r>
           </w:p>
         </w:tc>
         <w:tc>
-          <w:p>
-            <w:r>
-              <w:rPr>
-                <w:b w:val="false"/>
-                <w:bCs w:val="false"/>
+          <w:tcPr>
+            <w:shd w:fill="FFFDF8"/>
+          </w:tcPr>
+          <w:p>
+            <w:pPr>
+              <w:bidi w:val="false"/>
+            </w:pPr>
+            <w:r>
+              <w:rPr>
+                <w:b w:val="false"/>
+                <w:bCs w:val="false"/>
+                <w:color w:val="17242D"/>
               </w:rPr>
               <w:t xml:space="preserve">Show it to a member of the intended audience and revise for clarity or trust.</w:t>
             </w:r>
@@ -4118,9 +6406,16 @@
     <w:p>
       <w:pPr>
         <w:pStyle w:val="Title"/>
-        <w:bidi w:val="false"/>
-      </w:pPr>
-      <w:r>
+        <w:shd w:fill="4E356F"/>
+        <w:bidi w:val="false"/>
+        <w:spacing w:after="220"/>
+      </w:pPr>
+      <w:r>
+        <w:rPr>
+          <w:b/>
+          <w:bCs/>
+          <w:color w:val="FFFFFF"/>
+        </w:rPr>
         <w:t xml:space="preserve">Session 7: Build a Personal System</w:t>
       </w:r>
     </w:p>
@@ -4129,20 +6424,33 @@
         <w:bidi w:val="false"/>
       </w:pPr>
       <w:r>
+        <w:rPr>
+          <w:b w:val="false"/>
+          <w:bCs w:val="false"/>
+          <w:color w:val="17242D"/>
+        </w:rPr>
         <w:t xml:space="preserve">Combine your strongest work into a personal workflow and a small final personal project that you can inspect, pause, and improve.</w:t>
       </w:r>
     </w:p>
     <w:p>
       <w:pPr>
         <w:pStyle w:val="Heading1"/>
-        <w:bidi w:val="false"/>
-      </w:pPr>
-      <w:r>
+        <w:shd w:fill="F0EAFA"/>
+        <w:bidi w:val="false"/>
+        <w:spacing w:after="100" w:before="200"/>
+      </w:pPr>
+      <w:r>
+        <w:rPr>
+          <w:b/>
+          <w:bCs/>
+          <w:color w:val="4E356F"/>
+        </w:rPr>
         <w:t xml:space="preserve">1. Choose the launchpad</w:t>
       </w:r>
     </w:p>
     <w:tbl>
       <w:tblPr>
+        <w:bidiVisual w:val="false"/>
         <w:tblW w:type="pct" w:w="100%"/>
         <w:tblBorders>
           <w:top w:val="single" w:color="auto" w:sz="4"/>
@@ -4163,66 +6471,108 @@
       </w:tblGrid>
       <w:tr>
         <w:tc>
-          <w:p>
-            <w:r>
-              <w:rPr>
-                <w:b/>
-                <w:bCs/>
+          <w:tcPr>
+            <w:shd w:fill="4E356F"/>
+          </w:tcPr>
+          <w:p>
+            <w:pPr>
+              <w:bidi w:val="false"/>
+            </w:pPr>
+            <w:r>
+              <w:rPr>
+                <w:b/>
+                <w:bCs/>
+                <w:color w:val="FFFFFF"/>
               </w:rPr>
               <w:t xml:space="preserve">Personal problem</w:t>
             </w:r>
           </w:p>
         </w:tc>
         <w:tc>
-          <w:p>
-            <w:r>
-              <w:rPr>
-                <w:b/>
-                <w:bCs/>
+          <w:tcPr>
+            <w:shd w:fill="4E356F"/>
+          </w:tcPr>
+          <w:p>
+            <w:pPr>
+              <w:bidi w:val="false"/>
+            </w:pPr>
+            <w:r>
+              <w:rPr>
+                <w:b/>
+                <w:bCs/>
+                <w:color w:val="FFFFFF"/>
               </w:rPr>
               <w:t xml:space="preserve">Useful outcome</w:t>
             </w:r>
           </w:p>
         </w:tc>
         <w:tc>
-          <w:p>
-            <w:r>
-              <w:rPr>
-                <w:b/>
-                <w:bCs/>
+          <w:tcPr>
+            <w:shd w:fill="4E356F"/>
+          </w:tcPr>
+          <w:p>
+            <w:pPr>
+              <w:bidi w:val="false"/>
+            </w:pPr>
+            <w:r>
+              <w:rPr>
+                <w:b/>
+                <w:bCs/>
+                <w:color w:val="FFFFFF"/>
               </w:rPr>
               <w:t xml:space="preserve">Inputs / sources</w:t>
             </w:r>
           </w:p>
         </w:tc>
         <w:tc>
-          <w:p>
-            <w:r>
-              <w:rPr>
-                <w:b/>
-                <w:bCs/>
+          <w:tcPr>
+            <w:shd w:fill="4E356F"/>
+          </w:tcPr>
+          <w:p>
+            <w:pPr>
+              <w:bidi w:val="false"/>
+            </w:pPr>
+            <w:r>
+              <w:rPr>
+                <w:b/>
+                <w:bCs/>
+                <w:color w:val="FFFFFF"/>
               </w:rPr>
               <w:t xml:space="preserve">Steps</w:t>
             </w:r>
           </w:p>
         </w:tc>
         <w:tc>
-          <w:p>
-            <w:r>
-              <w:rPr>
-                <w:b/>
-                <w:bCs/>
+          <w:tcPr>
+            <w:shd w:fill="4E356F"/>
+          </w:tcPr>
+          <w:p>
+            <w:pPr>
+              <w:bidi w:val="false"/>
+            </w:pPr>
+            <w:r>
+              <w:rPr>
+                <w:b/>
+                <w:bCs/>
+                <w:color w:val="FFFFFF"/>
               </w:rPr>
               <w:t xml:space="preserve">Human approval point</w:t>
             </w:r>
           </w:p>
         </w:tc>
         <w:tc>
-          <w:p>
-            <w:r>
-              <w:rPr>
-                <w:b/>
-                <w:bCs/>
+          <w:tcPr>
+            <w:shd w:fill="4E356F"/>
+          </w:tcPr>
+          <w:p>
+            <w:pPr>
+              <w:bidi w:val="false"/>
+            </w:pPr>
+            <w:r>
+              <w:rPr>
+                <w:b/>
+                <w:bCs/>
+                <w:color w:val="FFFFFF"/>
               </w:rPr>
               <w:t xml:space="preserve">Review date</w:t>
             </w:r>
@@ -4231,66 +6581,108 @@
       </w:tr>
       <w:tr>
         <w:tc>
-          <w:p>
-            <w:r>
-              <w:rPr>
-                <w:b w:val="false"/>
-                <w:bCs w:val="false"/>
-              </w:rPr>
-              <w:t xml:space="preserve"/>
-            </w:r>
-          </w:p>
-        </w:tc>
-        <w:tc>
-          <w:p>
-            <w:r>
-              <w:rPr>
-                <w:b w:val="false"/>
-                <w:bCs w:val="false"/>
-              </w:rPr>
-              <w:t xml:space="preserve"/>
-            </w:r>
-          </w:p>
-        </w:tc>
-        <w:tc>
-          <w:p>
-            <w:r>
-              <w:rPr>
-                <w:b w:val="false"/>
-                <w:bCs w:val="false"/>
-              </w:rPr>
-              <w:t xml:space="preserve"/>
-            </w:r>
-          </w:p>
-        </w:tc>
-        <w:tc>
-          <w:p>
-            <w:r>
-              <w:rPr>
-                <w:b w:val="false"/>
-                <w:bCs w:val="false"/>
-              </w:rPr>
-              <w:t xml:space="preserve"/>
-            </w:r>
-          </w:p>
-        </w:tc>
-        <w:tc>
-          <w:p>
-            <w:r>
-              <w:rPr>
-                <w:b w:val="false"/>
-                <w:bCs w:val="false"/>
-              </w:rPr>
-              <w:t xml:space="preserve"/>
-            </w:r>
-          </w:p>
-        </w:tc>
-        <w:tc>
-          <w:p>
-            <w:r>
-              <w:rPr>
-                <w:b w:val="false"/>
-                <w:bCs w:val="false"/>
+          <w:tcPr>
+            <w:shd w:fill="FFFFFF"/>
+          </w:tcPr>
+          <w:p>
+            <w:pPr>
+              <w:bidi w:val="false"/>
+            </w:pPr>
+            <w:r>
+              <w:rPr>
+                <w:b w:val="false"/>
+                <w:bCs w:val="false"/>
+                <w:color w:val="17242D"/>
+              </w:rPr>
+              <w:t xml:space="preserve"/>
+            </w:r>
+          </w:p>
+        </w:tc>
+        <w:tc>
+          <w:tcPr>
+            <w:shd w:fill="FFFFFF"/>
+          </w:tcPr>
+          <w:p>
+            <w:pPr>
+              <w:bidi w:val="false"/>
+            </w:pPr>
+            <w:r>
+              <w:rPr>
+                <w:b w:val="false"/>
+                <w:bCs w:val="false"/>
+                <w:color w:val="17242D"/>
+              </w:rPr>
+              <w:t xml:space="preserve"/>
+            </w:r>
+          </w:p>
+        </w:tc>
+        <w:tc>
+          <w:tcPr>
+            <w:shd w:fill="FFFFFF"/>
+          </w:tcPr>
+          <w:p>
+            <w:pPr>
+              <w:bidi w:val="false"/>
+            </w:pPr>
+            <w:r>
+              <w:rPr>
+                <w:b w:val="false"/>
+                <w:bCs w:val="false"/>
+                <w:color w:val="17242D"/>
+              </w:rPr>
+              <w:t xml:space="preserve"/>
+            </w:r>
+          </w:p>
+        </w:tc>
+        <w:tc>
+          <w:tcPr>
+            <w:shd w:fill="FFFFFF"/>
+          </w:tcPr>
+          <w:p>
+            <w:pPr>
+              <w:bidi w:val="false"/>
+            </w:pPr>
+            <w:r>
+              <w:rPr>
+                <w:b w:val="false"/>
+                <w:bCs w:val="false"/>
+                <w:color w:val="17242D"/>
+              </w:rPr>
+              <w:t xml:space="preserve"/>
+            </w:r>
+          </w:p>
+        </w:tc>
+        <w:tc>
+          <w:tcPr>
+            <w:shd w:fill="FFFFFF"/>
+          </w:tcPr>
+          <w:p>
+            <w:pPr>
+              <w:bidi w:val="false"/>
+            </w:pPr>
+            <w:r>
+              <w:rPr>
+                <w:b w:val="false"/>
+                <w:bCs w:val="false"/>
+                <w:color w:val="17242D"/>
+              </w:rPr>
+              <w:t xml:space="preserve"/>
+            </w:r>
+          </w:p>
+        </w:tc>
+        <w:tc>
+          <w:tcPr>
+            <w:shd w:fill="FFFFFF"/>
+          </w:tcPr>
+          <w:p>
+            <w:pPr>
+              <w:bidi w:val="false"/>
+            </w:pPr>
+            <w:r>
+              <w:rPr>
+                <w:b w:val="false"/>
+                <w:bCs w:val="false"/>
+                <w:color w:val="17242D"/>
               </w:rPr>
               <w:t xml:space="preserve"/>
             </w:r>
@@ -4301,14 +6693,22 @@
     <w:p>
       <w:pPr>
         <w:pStyle w:val="Heading1"/>
-        <w:bidi w:val="false"/>
-      </w:pPr>
-      <w:r>
+        <w:shd w:fill="F0EAFA"/>
+        <w:bidi w:val="false"/>
+        <w:spacing w:after="100" w:before="200"/>
+      </w:pPr>
+      <w:r>
+        <w:rPr>
+          <w:b/>
+          <w:bCs/>
+          <w:color w:val="4E356F"/>
+        </w:rPr>
         <w:t xml:space="preserve">2. Map the workflow and evidence</w:t>
       </w:r>
     </w:p>
     <w:tbl>
       <w:tblPr>
+        <w:bidiVisual w:val="false"/>
         <w:tblW w:type="pct" w:w="100%"/>
         <w:tblBorders>
           <w:top w:val="single" w:color="auto" w:sz="4"/>
@@ -4329,66 +6729,108 @@
       </w:tblGrid>
       <w:tr>
         <w:tc>
-          <w:p>
-            <w:r>
-              <w:rPr>
-                <w:b/>
-                <w:bCs/>
+          <w:tcPr>
+            <w:shd w:fill="4E356F"/>
+          </w:tcPr>
+          <w:p>
+            <w:pPr>
+              <w:bidi w:val="false"/>
+            </w:pPr>
+            <w:r>
+              <w:rPr>
+                <w:b/>
+                <w:bCs/>
+                <w:color w:val="FFFFFF"/>
               </w:rPr>
               <w:t xml:space="preserve">Step</w:t>
             </w:r>
           </w:p>
         </w:tc>
         <w:tc>
-          <w:p>
-            <w:r>
-              <w:rPr>
-                <w:b/>
-                <w:bCs/>
+          <w:tcPr>
+            <w:shd w:fill="4E356F"/>
+          </w:tcPr>
+          <w:p>
+            <w:pPr>
+              <w:bidi w:val="false"/>
+            </w:pPr>
+            <w:r>
+              <w:rPr>
+                <w:b/>
+                <w:bCs/>
+                <w:color w:val="FFFFFF"/>
               </w:rPr>
               <w:t xml:space="preserve">Tool or method</w:t>
             </w:r>
           </w:p>
         </w:tc>
         <w:tc>
-          <w:p>
-            <w:r>
-              <w:rPr>
-                <w:b/>
-                <w:bCs/>
+          <w:tcPr>
+            <w:shd w:fill="4E356F"/>
+          </w:tcPr>
+          <w:p>
+            <w:pPr>
+              <w:bidi w:val="false"/>
+            </w:pPr>
+            <w:r>
+              <w:rPr>
+                <w:b/>
+                <w:bCs/>
+                <w:color w:val="FFFFFF"/>
               </w:rPr>
               <w:t xml:space="preserve">Output</w:t>
             </w:r>
           </w:p>
         </w:tc>
         <w:tc>
-          <w:p>
-            <w:r>
-              <w:rPr>
-                <w:b/>
-                <w:bCs/>
+          <w:tcPr>
+            <w:shd w:fill="4E356F"/>
+          </w:tcPr>
+          <w:p>
+            <w:pPr>
+              <w:bidi w:val="false"/>
+            </w:pPr>
+            <w:r>
+              <w:rPr>
+                <w:b/>
+                <w:bCs/>
+                <w:color w:val="FFFFFF"/>
               </w:rPr>
               <w:t xml:space="preserve">Evidence register</w:t>
             </w:r>
           </w:p>
         </w:tc>
         <w:tc>
-          <w:p>
-            <w:r>
-              <w:rPr>
-                <w:b/>
-                <w:bCs/>
+          <w:tcPr>
+            <w:shd w:fill="4E356F"/>
+          </w:tcPr>
+          <w:p>
+            <w:pPr>
+              <w:bidi w:val="false"/>
+            </w:pPr>
+            <w:r>
+              <w:rPr>
+                <w:b/>
+                <w:bCs/>
+                <w:color w:val="FFFFFF"/>
               </w:rPr>
               <w:t xml:space="preserve">Permission needed</w:t>
             </w:r>
           </w:p>
         </w:tc>
         <w:tc>
-          <w:p>
-            <w:r>
-              <w:rPr>
-                <w:b/>
-                <w:bCs/>
+          <w:tcPr>
+            <w:shd w:fill="4E356F"/>
+          </w:tcPr>
+          <w:p>
+            <w:pPr>
+              <w:bidi w:val="false"/>
+            </w:pPr>
+            <w:r>
+              <w:rPr>
+                <w:b/>
+                <w:bCs/>
+                <w:color w:val="FFFFFF"/>
               </w:rPr>
               <w:t xml:space="preserve">Stop / fallback</w:t>
             </w:r>
@@ -4397,134 +6839,218 @@
       </w:tr>
       <w:tr>
         <w:tc>
-          <w:p>
-            <w:r>
-              <w:rPr>
-                <w:b w:val="false"/>
-                <w:bCs w:val="false"/>
-              </w:rPr>
-              <w:t xml:space="preserve"/>
-            </w:r>
-          </w:p>
-        </w:tc>
-        <w:tc>
-          <w:p>
-            <w:r>
-              <w:rPr>
-                <w:b w:val="false"/>
-                <w:bCs w:val="false"/>
-              </w:rPr>
-              <w:t xml:space="preserve"/>
-            </w:r>
-          </w:p>
-        </w:tc>
-        <w:tc>
-          <w:p>
-            <w:r>
-              <w:rPr>
-                <w:b w:val="false"/>
-                <w:bCs w:val="false"/>
-              </w:rPr>
-              <w:t xml:space="preserve"/>
-            </w:r>
-          </w:p>
-        </w:tc>
-        <w:tc>
-          <w:p>
-            <w:r>
-              <w:rPr>
-                <w:b w:val="false"/>
-                <w:bCs w:val="false"/>
-              </w:rPr>
-              <w:t xml:space="preserve"/>
-            </w:r>
-          </w:p>
-        </w:tc>
-        <w:tc>
-          <w:p>
-            <w:r>
-              <w:rPr>
-                <w:b w:val="false"/>
-                <w:bCs w:val="false"/>
-              </w:rPr>
-              <w:t xml:space="preserve"/>
-            </w:r>
-          </w:p>
-        </w:tc>
-        <w:tc>
-          <w:p>
-            <w:r>
-              <w:rPr>
-                <w:b w:val="false"/>
-                <w:bCs w:val="false"/>
-              </w:rPr>
-              <w:t xml:space="preserve"/>
-            </w:r>
-          </w:p>
-        </w:tc>
-      </w:tr>
-      <w:tr>
-        <w:tc>
-          <w:p>
-            <w:r>
-              <w:rPr>
-                <w:b w:val="false"/>
-                <w:bCs w:val="false"/>
-              </w:rPr>
-              <w:t xml:space="preserve"/>
-            </w:r>
-          </w:p>
-        </w:tc>
-        <w:tc>
-          <w:p>
-            <w:r>
-              <w:rPr>
-                <w:b w:val="false"/>
-                <w:bCs w:val="false"/>
-              </w:rPr>
-              <w:t xml:space="preserve"/>
-            </w:r>
-          </w:p>
-        </w:tc>
-        <w:tc>
-          <w:p>
-            <w:r>
-              <w:rPr>
-                <w:b w:val="false"/>
-                <w:bCs w:val="false"/>
-              </w:rPr>
-              <w:t xml:space="preserve"/>
-            </w:r>
-          </w:p>
-        </w:tc>
-        <w:tc>
-          <w:p>
-            <w:r>
-              <w:rPr>
-                <w:b w:val="false"/>
-                <w:bCs w:val="false"/>
-              </w:rPr>
-              <w:t xml:space="preserve"/>
-            </w:r>
-          </w:p>
-        </w:tc>
-        <w:tc>
-          <w:p>
-            <w:r>
-              <w:rPr>
-                <w:b w:val="false"/>
-                <w:bCs w:val="false"/>
-              </w:rPr>
-              <w:t xml:space="preserve"/>
-            </w:r>
-          </w:p>
-        </w:tc>
-        <w:tc>
-          <w:p>
-            <w:r>
-              <w:rPr>
-                <w:b w:val="false"/>
-                <w:bCs w:val="false"/>
+          <w:tcPr>
+            <w:shd w:fill="FFFFFF"/>
+          </w:tcPr>
+          <w:p>
+            <w:pPr>
+              <w:bidi w:val="false"/>
+            </w:pPr>
+            <w:r>
+              <w:rPr>
+                <w:b w:val="false"/>
+                <w:bCs w:val="false"/>
+                <w:color w:val="17242D"/>
+              </w:rPr>
+              <w:t xml:space="preserve"/>
+            </w:r>
+          </w:p>
+        </w:tc>
+        <w:tc>
+          <w:tcPr>
+            <w:shd w:fill="FFFFFF"/>
+          </w:tcPr>
+          <w:p>
+            <w:pPr>
+              <w:bidi w:val="false"/>
+            </w:pPr>
+            <w:r>
+              <w:rPr>
+                <w:b w:val="false"/>
+                <w:bCs w:val="false"/>
+                <w:color w:val="17242D"/>
+              </w:rPr>
+              <w:t xml:space="preserve"/>
+            </w:r>
+          </w:p>
+        </w:tc>
+        <w:tc>
+          <w:tcPr>
+            <w:shd w:fill="FFFFFF"/>
+          </w:tcPr>
+          <w:p>
+            <w:pPr>
+              <w:bidi w:val="false"/>
+            </w:pPr>
+            <w:r>
+              <w:rPr>
+                <w:b w:val="false"/>
+                <w:bCs w:val="false"/>
+                <w:color w:val="17242D"/>
+              </w:rPr>
+              <w:t xml:space="preserve"/>
+            </w:r>
+          </w:p>
+        </w:tc>
+        <w:tc>
+          <w:tcPr>
+            <w:shd w:fill="FFFFFF"/>
+          </w:tcPr>
+          <w:p>
+            <w:pPr>
+              <w:bidi w:val="false"/>
+            </w:pPr>
+            <w:r>
+              <w:rPr>
+                <w:b w:val="false"/>
+                <w:bCs w:val="false"/>
+                <w:color w:val="17242D"/>
+              </w:rPr>
+              <w:t xml:space="preserve"/>
+            </w:r>
+          </w:p>
+        </w:tc>
+        <w:tc>
+          <w:tcPr>
+            <w:shd w:fill="FFFFFF"/>
+          </w:tcPr>
+          <w:p>
+            <w:pPr>
+              <w:bidi w:val="false"/>
+            </w:pPr>
+            <w:r>
+              <w:rPr>
+                <w:b w:val="false"/>
+                <w:bCs w:val="false"/>
+                <w:color w:val="17242D"/>
+              </w:rPr>
+              <w:t xml:space="preserve"/>
+            </w:r>
+          </w:p>
+        </w:tc>
+        <w:tc>
+          <w:tcPr>
+            <w:shd w:fill="FFFFFF"/>
+          </w:tcPr>
+          <w:p>
+            <w:pPr>
+              <w:bidi w:val="false"/>
+            </w:pPr>
+            <w:r>
+              <w:rPr>
+                <w:b w:val="false"/>
+                <w:bCs w:val="false"/>
+                <w:color w:val="17242D"/>
+              </w:rPr>
+              <w:t xml:space="preserve"/>
+            </w:r>
+          </w:p>
+        </w:tc>
+      </w:tr>
+      <w:tr>
+        <w:tc>
+          <w:tcPr>
+            <w:shd w:fill="FFFFFF"/>
+          </w:tcPr>
+          <w:p>
+            <w:pPr>
+              <w:bidi w:val="false"/>
+            </w:pPr>
+            <w:r>
+              <w:rPr>
+                <w:b w:val="false"/>
+                <w:bCs w:val="false"/>
+                <w:color w:val="17242D"/>
+              </w:rPr>
+              <w:t xml:space="preserve"/>
+            </w:r>
+          </w:p>
+        </w:tc>
+        <w:tc>
+          <w:tcPr>
+            <w:shd w:fill="FFFFFF"/>
+          </w:tcPr>
+          <w:p>
+            <w:pPr>
+              <w:bidi w:val="false"/>
+            </w:pPr>
+            <w:r>
+              <w:rPr>
+                <w:b w:val="false"/>
+                <w:bCs w:val="false"/>
+                <w:color w:val="17242D"/>
+              </w:rPr>
+              <w:t xml:space="preserve"/>
+            </w:r>
+          </w:p>
+        </w:tc>
+        <w:tc>
+          <w:tcPr>
+            <w:shd w:fill="FFFFFF"/>
+          </w:tcPr>
+          <w:p>
+            <w:pPr>
+              <w:bidi w:val="false"/>
+            </w:pPr>
+            <w:r>
+              <w:rPr>
+                <w:b w:val="false"/>
+                <w:bCs w:val="false"/>
+                <w:color w:val="17242D"/>
+              </w:rPr>
+              <w:t xml:space="preserve"/>
+            </w:r>
+          </w:p>
+        </w:tc>
+        <w:tc>
+          <w:tcPr>
+            <w:shd w:fill="FFFFFF"/>
+          </w:tcPr>
+          <w:p>
+            <w:pPr>
+              <w:bidi w:val="false"/>
+            </w:pPr>
+            <w:r>
+              <w:rPr>
+                <w:b w:val="false"/>
+                <w:bCs w:val="false"/>
+                <w:color w:val="17242D"/>
+              </w:rPr>
+              <w:t xml:space="preserve"/>
+            </w:r>
+          </w:p>
+        </w:tc>
+        <w:tc>
+          <w:tcPr>
+            <w:shd w:fill="FFFFFF"/>
+          </w:tcPr>
+          <w:p>
+            <w:pPr>
+              <w:bidi w:val="false"/>
+            </w:pPr>
+            <w:r>
+              <w:rPr>
+                <w:b w:val="false"/>
+                <w:bCs w:val="false"/>
+                <w:color w:val="17242D"/>
+              </w:rPr>
+              <w:t xml:space="preserve"/>
+            </w:r>
+          </w:p>
+        </w:tc>
+        <w:tc>
+          <w:tcPr>
+            <w:shd w:fill="FFFFFF"/>
+          </w:tcPr>
+          <w:p>
+            <w:pPr>
+              <w:bidi w:val="false"/>
+            </w:pPr>
+            <w:r>
+              <w:rPr>
+                <w:b w:val="false"/>
+                <w:bCs w:val="false"/>
+                <w:color w:val="17242D"/>
               </w:rPr>
               <w:t xml:space="preserve"/>
             </w:r>
@@ -4535,9 +7061,16 @@
     <w:p>
       <w:pPr>
         <w:pStyle w:val="Heading1"/>
-        <w:bidi w:val="false"/>
-      </w:pPr>
-      <w:r>
+        <w:shd w:fill="F0EAFA"/>
+        <w:bidi w:val="false"/>
+        <w:spacing w:after="100" w:before="200"/>
+      </w:pPr>
+      <w:r>
+        <w:rPr>
+          <w:b/>
+          <w:bCs/>
+          <w:color w:val="4E356F"/>
+        </w:rPr>
         <w:t xml:space="preserve">3. Portfolio and next experiment</w:t>
       </w:r>
     </w:p>
@@ -4546,15 +7079,27 @@
         <w:bidi w:val="false"/>
       </w:pPr>
       <w:r>
+        <w:rPr>
+          <w:b w:val="false"/>
+          <w:bCs w:val="false"/>
+          <w:color w:val="17242D"/>
+        </w:rPr>
         <w:t xml:space="preserve">Choose two artifacts, an honest description of what you did and learned, and one improvement experiment. Claude Desktop can demonstrate real files and apps; use minimum necessary access. Claude for Chrome is for further exploration. Discuss OpenClaw only as a paper-only workflow—no install or account connection.</w:t>
       </w:r>
     </w:p>
     <w:p>
       <w:pPr>
         <w:pStyle w:val="Heading1"/>
-        <w:bidi w:val="false"/>
-      </w:pPr>
-      <w:r>
+        <w:shd w:fill="F0EAFA"/>
+        <w:bidi w:val="false"/>
+        <w:spacing w:after="100" w:before="200"/>
+      </w:pPr>
+      <w:r>
+        <w:rPr>
+          <w:b/>
+          <w:bCs/>
+          <w:color w:val="4E356F"/>
+        </w:rPr>
         <w:t xml:space="preserve">Verification and evidence</w:t>
       </w:r>
     </w:p>
@@ -4563,15 +7108,27 @@
         <w:bidi w:val="false"/>
       </w:pPr>
       <w:r>
+        <w:rPr>
+          <w:b w:val="false"/>
+          <w:bCs w:val="false"/>
+          <w:color w:val="17242D"/>
+        </w:rPr>
         <w:t xml:space="preserve">Save the portfolio links/files, final project, evidence register, permission map, and a record showing the workflow stayed within its approval boundary.</w:t>
       </w:r>
     </w:p>
     <w:p>
       <w:pPr>
         <w:pStyle w:val="Heading1"/>
-        <w:bidi w:val="false"/>
-      </w:pPr>
-      <w:r>
+        <w:shd w:fill="F0EAFA"/>
+        <w:bidi w:val="false"/>
+        <w:spacing w:after="100" w:before="200"/>
+      </w:pPr>
+      <w:r>
+        <w:rPr>
+          <w:b/>
+          <w:bCs/>
+          <w:color w:val="4E356F"/>
+        </w:rPr>
         <w:t xml:space="preserve">Reflection and human judgment</w:t>
       </w:r>
     </w:p>
@@ -4580,15 +7137,26 @@
         <w:bidi w:val="false"/>
       </w:pPr>
       <w:r>
+        <w:rPr>
+          <w:b w:val="false"/>
+          <w:bCs w:val="false"/>
+          <w:color w:val="17242D"/>
+        </w:rPr>
         <w:t xml:space="preserve">What will you keep under your control? What makes this a personal system rather than a one-off AI answer?</w:t>
       </w:r>
     </w:p>
     <w:p>
       <w:pPr>
         <w:pStyle w:val="Heading1"/>
-        <w:bidi w:val="false"/>
-      </w:pPr>
-      <w:r>
+        <w:shd w:fill="F0EAFA"/>
+        <w:bidi w:val="false"/>
+      </w:pPr>
+      <w:r>
+        <w:rPr>
+          <w:b/>
+          <w:bCs/>
+          <w:color w:val="4E356F"/>
+        </w:rPr>
         <w:t xml:space="preserve">Choose your task level</w:t>
       </w:r>
     </w:p>
@@ -4602,6 +7170,7 @@
     </w:p>
     <w:tbl>
       <w:tblPr>
+        <w:bidiVisual w:val="false"/>
         <w:tblW w:type="pct" w:w="100%"/>
         <w:tblBorders>
           <w:top w:val="single" w:color="auto" w:sz="4"/>
@@ -4618,22 +7187,36 @@
       </w:tblGrid>
       <w:tr>
         <w:tc>
-          <w:p>
-            <w:r>
-              <w:rPr>
-                <w:b/>
-                <w:bCs/>
+          <w:tcPr>
+            <w:shd w:fill="4E356F"/>
+          </w:tcPr>
+          <w:p>
+            <w:pPr>
+              <w:bidi w:val="false"/>
+            </w:pPr>
+            <w:r>
+              <w:rPr>
+                <w:b/>
+                <w:bCs/>
+                <w:color w:val="FFFFFF"/>
               </w:rPr>
               <w:t xml:space="preserve">Level</w:t>
             </w:r>
           </w:p>
         </w:tc>
         <w:tc>
-          <w:p>
-            <w:r>
-              <w:rPr>
-                <w:b/>
-                <w:bCs/>
+          <w:tcPr>
+            <w:shd w:fill="4E356F"/>
+          </w:tcPr>
+          <w:p>
+            <w:pPr>
+              <w:bidi w:val="false"/>
+            </w:pPr>
+            <w:r>
+              <w:rPr>
+                <w:b/>
+                <w:bCs/>
+                <w:color w:val="FFFFFF"/>
               </w:rPr>
               <w:t xml:space="preserve">Task</w:t>
             </w:r>
@@ -4642,22 +7225,36 @@
       </w:tr>
       <w:tr>
         <w:tc>
-          <w:p>
-            <w:r>
-              <w:rPr>
-                <w:b/>
-                <w:bCs/>
+          <w:tcPr>
+            <w:shd w:fill="C98A2E"/>
+          </w:tcPr>
+          <w:p>
+            <w:pPr>
+              <w:bidi w:val="false"/>
+            </w:pPr>
+            <w:r>
+              <w:rPr>
+                <w:b/>
+                <w:bCs/>
+                <w:color w:val="FFFFFF"/>
               </w:rPr>
               <w:t xml:space="preserve">Bronze</w:t>
             </w:r>
           </w:p>
         </w:tc>
         <w:tc>
-          <w:p>
-            <w:r>
-              <w:rPr>
-                <w:b w:val="false"/>
-                <w:bCs w:val="false"/>
+          <w:tcPr>
+            <w:shd w:fill="FFFDF8"/>
+          </w:tcPr>
+          <w:p>
+            <w:pPr>
+              <w:bidi w:val="false"/>
+            </w:pPr>
+            <w:r>
+              <w:rPr>
+                <w:b w:val="false"/>
+                <w:bCs w:val="false"/>
+                <w:color w:val="17242D"/>
               </w:rPr>
               <w:t xml:space="preserve">Create a small personal workflow with one approval point.</w:t>
             </w:r>
@@ -4666,22 +7263,36 @@
       </w:tr>
       <w:tr>
         <w:tc>
-          <w:p>
-            <w:r>
-              <w:rPr>
-                <w:b/>
-                <w:bCs/>
+          <w:tcPr>
+            <w:shd w:fill="94A3B8"/>
+          </w:tcPr>
+          <w:p>
+            <w:pPr>
+              <w:bidi w:val="false"/>
+            </w:pPr>
+            <w:r>
+              <w:rPr>
+                <w:b/>
+                <w:bCs/>
+                <w:color w:val="FFFFFF"/>
               </w:rPr>
               <w:t xml:space="preserve">Silver</w:t>
             </w:r>
           </w:p>
         </w:tc>
         <w:tc>
-          <w:p>
-            <w:r>
-              <w:rPr>
-                <w:b w:val="false"/>
-                <w:bCs w:val="false"/>
+          <w:tcPr>
+            <w:shd w:fill="FFFDF8"/>
+          </w:tcPr>
+          <w:p>
+            <w:pPr>
+              <w:bidi w:val="false"/>
+            </w:pPr>
+            <w:r>
+              <w:rPr>
+                <w:b w:val="false"/>
+                <w:bCs w:val="false"/>
+                <w:color w:val="17242D"/>
               </w:rPr>
               <w:t xml:space="preserve">Complete the evidence register and permission map for a final personal project.</w:t>
             </w:r>
@@ -4690,22 +7301,36 @@
       </w:tr>
       <w:tr>
         <w:tc>
-          <w:p>
-            <w:r>
-              <w:rPr>
-                <w:b/>
-                <w:bCs/>
+          <w:tcPr>
+            <w:shd w:fill="D4A72C"/>
+          </w:tcPr>
+          <w:p>
+            <w:pPr>
+              <w:bidi w:val="false"/>
+            </w:pPr>
+            <w:r>
+              <w:rPr>
+                <w:b/>
+                <w:bCs/>
+                <w:color w:val="FFFFFF"/>
               </w:rPr>
               <w:t xml:space="preserve">Gold</w:t>
             </w:r>
           </w:p>
         </w:tc>
         <w:tc>
-          <w:p>
-            <w:r>
-              <w:rPr>
-                <w:b w:val="false"/>
-                <w:bCs w:val="false"/>
+          <w:tcPr>
+            <w:shd w:fill="FFFDF8"/>
+          </w:tcPr>
+          <w:p>
+            <w:pPr>
+              <w:bidi w:val="false"/>
+            </w:pPr>
+            <w:r>
+              <w:rPr>
+                <w:b w:val="false"/>
+                <w:bCs w:val="false"/>
+                <w:color w:val="17242D"/>
               </w:rPr>
               <w:t xml:space="preserve">Run a limited real-world trial, then document what you paused, changed, or kept under your control.</w:t>
             </w:r>

--- a/site/assets/downloads/applied-ai-mastery-personal-journal-en.docx
+++ b/site/assets/downloads/applied-ai-mastery-personal-journal-en.docx
@@ -5716,7 +5716,695 @@
           <w:color w:val="4E356F"/>
           <w:rtl w:val="false"/>
         </w:rPr>
-        <w:t xml:space="preserve">3. Make a buying decision and monitoring rule</w:t>
+        <w:t xml:space="preserve">3. Work out the total cost</w:t>
+      </w:r>
+    </w:p>
+    <w:p>
+      <w:pPr>
+        <w:bidi w:val="false"/>
+        <w:jc w:val="left"/>
+      </w:pPr>
+      <w:r>
+        <w:rPr>
+          <w:b w:val="false"/>
+          <w:bCs w:val="false"/>
+          <w:color w:val="17242D"/>
+          <w:rtl w:val="false"/>
+        </w:rPr>
+        <w:t xml:space="preserve">The headline price is a marketing number. Add up everything that will have left your account by the end of the first year, and only then compare it with your budget.</w:t>
+      </w:r>
+    </w:p>
+    <w:tbl>
+      <w:tblPr>
+        <w:bidiVisual w:val="false"/>
+        <w:tblW w:type="pct" w:w="100%"/>
+        <w:tblBorders>
+          <w:top w:val="single" w:color="auto" w:sz="4"/>
+          <w:left w:val="single" w:color="auto" w:sz="4"/>
+          <w:bottom w:val="single" w:color="auto" w:sz="4"/>
+          <w:right w:val="single" w:color="auto" w:sz="4"/>
+          <w:insideH w:val="single" w:color="auto" w:sz="4"/>
+          <w:insideV w:val="single" w:color="auto" w:sz="4"/>
+        </w:tblBorders>
+      </w:tblPr>
+      <w:tblGrid>
+        <w:gridCol w:w="100"/>
+        <w:gridCol w:w="100"/>
+        <w:gridCol w:w="100"/>
+      </w:tblGrid>
+      <w:tr>
+        <w:tc>
+          <w:tcPr>
+            <w:shd w:fill="4E356F"/>
+          </w:tcPr>
+          <w:p>
+            <w:pPr>
+              <w:bidi w:val="false"/>
+              <w:jc w:val="left"/>
+            </w:pPr>
+            <w:r>
+              <w:rPr>
+                <w:b/>
+                <w:bCs/>
+                <w:i w:val="false"/>
+                <w:iCs w:val="false"/>
+                <w:color w:val="FFFFFF"/>
+                <w:rtl w:val="false"/>
+              </w:rPr>
+              <w:t xml:space="preserve">Cost component</w:t>
+            </w:r>
+          </w:p>
+        </w:tc>
+        <w:tc>
+          <w:tcPr>
+            <w:shd w:fill="4E356F"/>
+          </w:tcPr>
+          <w:p>
+            <w:pPr>
+              <w:bidi w:val="false"/>
+              <w:jc w:val="left"/>
+            </w:pPr>
+            <w:r>
+              <w:rPr>
+                <w:b/>
+                <w:bCs/>
+                <w:i w:val="false"/>
+                <w:iCs w:val="false"/>
+                <w:color w:val="FFFFFF"/>
+                <w:rtl w:val="false"/>
+              </w:rPr>
+              <w:t xml:space="preserve">Example: a dishwasher</w:t>
+            </w:r>
+          </w:p>
+        </w:tc>
+        <w:tc>
+          <w:tcPr>
+            <w:shd w:fill="4E356F"/>
+          </w:tcPr>
+          <w:p>
+            <w:pPr>
+              <w:bidi w:val="false"/>
+              <w:jc w:val="left"/>
+            </w:pPr>
+            <w:r>
+              <w:rPr>
+                <w:b/>
+                <w:bCs/>
+                <w:i w:val="false"/>
+                <w:iCs w:val="false"/>
+                <w:color w:val="FFFFFF"/>
+                <w:rtl w:val="false"/>
+              </w:rPr>
+              <w:t xml:space="preserve">My purchase</w:t>
+            </w:r>
+          </w:p>
+        </w:tc>
+      </w:tr>
+      <w:tr>
+        <w:trPr>
+          <w:trHeight w:val="454" w:hRule="atLeast"/>
+        </w:trPr>
+        <w:tc>
+          <w:tcPr>
+            <w:shd w:fill="FFFFFF"/>
+          </w:tcPr>
+          <w:p>
+            <w:pPr>
+              <w:bidi w:val="false"/>
+              <w:jc w:val="left"/>
+            </w:pPr>
+            <w:r>
+              <w:rPr>
+                <w:b w:val="false"/>
+                <w:bCs w:val="false"/>
+                <w:i w:val="false"/>
+                <w:iCs w:val="false"/>
+                <w:color w:val="17242D"/>
+                <w:rtl w:val="false"/>
+              </w:rPr>
+              <w:t xml:space="preserve">Headline price</w:t>
+            </w:r>
+          </w:p>
+        </w:tc>
+        <w:tc>
+          <w:tcPr>
+            <w:shd w:fill="F1F3F6"/>
+          </w:tcPr>
+          <w:p>
+            <w:pPr>
+              <w:bidi w:val="false"/>
+              <w:jc w:val="left"/>
+            </w:pPr>
+            <w:r>
+              <w:rPr>
+                <w:b w:val="false"/>
+                <w:bCs w:val="false"/>
+                <w:i/>
+                <w:iCs/>
+                <w:color w:val="55606E"/>
+                <w:rtl w:val="false"/>
+              </w:rPr>
+              <w:t xml:space="preserve">2,690</w:t>
+            </w:r>
+          </w:p>
+        </w:tc>
+        <w:tc>
+          <w:tcPr>
+            <w:shd w:fill="FFFFFF"/>
+          </w:tcPr>
+          <w:p>
+            <w:pPr>
+              <w:bidi w:val="false"/>
+              <w:jc w:val="left"/>
+            </w:pPr>
+            <w:r>
+              <w:rPr>
+                <w:b w:val="false"/>
+                <w:bCs w:val="false"/>
+                <w:i w:val="false"/>
+                <w:iCs w:val="false"/>
+                <w:color w:val="17242D"/>
+                <w:rtl w:val="false"/>
+              </w:rPr>
+              <w:t xml:space="preserve"/>
+            </w:r>
+          </w:p>
+        </w:tc>
+      </w:tr>
+      <w:tr>
+        <w:trPr>
+          <w:trHeight w:val="454" w:hRule="atLeast"/>
+        </w:trPr>
+        <w:tc>
+          <w:tcPr>
+            <w:shd w:fill="FFFFFF"/>
+          </w:tcPr>
+          <w:p>
+            <w:pPr>
+              <w:bidi w:val="false"/>
+              <w:jc w:val="left"/>
+            </w:pPr>
+            <w:r>
+              <w:rPr>
+                <w:b w:val="false"/>
+                <w:bCs w:val="false"/>
+                <w:i w:val="false"/>
+                <w:iCs w:val="false"/>
+                <w:color w:val="17242D"/>
+                <w:rtl w:val="false"/>
+              </w:rPr>
+              <w:t xml:space="preserve">Delivery</w:t>
+            </w:r>
+          </w:p>
+        </w:tc>
+        <w:tc>
+          <w:tcPr>
+            <w:shd w:fill="F1F3F6"/>
+          </w:tcPr>
+          <w:p>
+            <w:pPr>
+              <w:bidi w:val="false"/>
+              <w:jc w:val="left"/>
+            </w:pPr>
+            <w:r>
+              <w:rPr>
+                <w:b w:val="false"/>
+                <w:bCs w:val="false"/>
+                <w:i/>
+                <w:iCs/>
+                <w:color w:val="55606E"/>
+                <w:rtl w:val="false"/>
+              </w:rPr>
+              <w:t xml:space="preserve">150</w:t>
+            </w:r>
+          </w:p>
+        </w:tc>
+        <w:tc>
+          <w:tcPr>
+            <w:shd w:fill="FFFFFF"/>
+          </w:tcPr>
+          <w:p>
+            <w:pPr>
+              <w:bidi w:val="false"/>
+              <w:jc w:val="left"/>
+            </w:pPr>
+            <w:r>
+              <w:rPr>
+                <w:b w:val="false"/>
+                <w:bCs w:val="false"/>
+                <w:i w:val="false"/>
+                <w:iCs w:val="false"/>
+                <w:color w:val="17242D"/>
+                <w:rtl w:val="false"/>
+              </w:rPr>
+              <w:t xml:space="preserve"/>
+            </w:r>
+          </w:p>
+        </w:tc>
+      </w:tr>
+      <w:tr>
+        <w:trPr>
+          <w:trHeight w:val="454" w:hRule="atLeast"/>
+        </w:trPr>
+        <w:tc>
+          <w:tcPr>
+            <w:shd w:fill="FFFFFF"/>
+          </w:tcPr>
+          <w:p>
+            <w:pPr>
+              <w:bidi w:val="false"/>
+              <w:jc w:val="left"/>
+            </w:pPr>
+            <w:r>
+              <w:rPr>
+                <w:b w:val="false"/>
+                <w:bCs w:val="false"/>
+                <w:i w:val="false"/>
+                <w:iCs w:val="false"/>
+                <w:color w:val="17242D"/>
+                <w:rtl w:val="false"/>
+              </w:rPr>
+              <w:t xml:space="preserve">Installation</w:t>
+            </w:r>
+          </w:p>
+        </w:tc>
+        <w:tc>
+          <w:tcPr>
+            <w:shd w:fill="F1F3F6"/>
+          </w:tcPr>
+          <w:p>
+            <w:pPr>
+              <w:bidi w:val="false"/>
+              <w:jc w:val="left"/>
+            </w:pPr>
+            <w:r>
+              <w:rPr>
+                <w:b w:val="false"/>
+                <w:bCs w:val="false"/>
+                <w:i/>
+                <w:iCs/>
+                <w:color w:val="55606E"/>
+                <w:rtl w:val="false"/>
+              </w:rPr>
+              <w:t xml:space="preserve">250, including the water connection</w:t>
+            </w:r>
+          </w:p>
+        </w:tc>
+        <w:tc>
+          <w:tcPr>
+            <w:shd w:fill="FFFFFF"/>
+          </w:tcPr>
+          <w:p>
+            <w:pPr>
+              <w:bidi w:val="false"/>
+              <w:jc w:val="left"/>
+            </w:pPr>
+            <w:r>
+              <w:rPr>
+                <w:b w:val="false"/>
+                <w:bCs w:val="false"/>
+                <w:i w:val="false"/>
+                <w:iCs w:val="false"/>
+                <w:color w:val="17242D"/>
+                <w:rtl w:val="false"/>
+              </w:rPr>
+              <w:t xml:space="preserve"/>
+            </w:r>
+          </w:p>
+        </w:tc>
+      </w:tr>
+      <w:tr>
+        <w:trPr>
+          <w:trHeight w:val="454" w:hRule="atLeast"/>
+        </w:trPr>
+        <w:tc>
+          <w:tcPr>
+            <w:shd w:fill="FFFFFF"/>
+          </w:tcPr>
+          <w:p>
+            <w:pPr>
+              <w:bidi w:val="false"/>
+              <w:jc w:val="left"/>
+            </w:pPr>
+            <w:r>
+              <w:rPr>
+                <w:b w:val="false"/>
+                <w:bCs w:val="false"/>
+                <w:i w:val="false"/>
+                <w:iCs w:val="false"/>
+                <w:color w:val="17242D"/>
+                <w:rtl w:val="false"/>
+              </w:rPr>
+              <w:t xml:space="preserve">Import duty and handling</w:t>
+            </w:r>
+          </w:p>
+        </w:tc>
+        <w:tc>
+          <w:tcPr>
+            <w:shd w:fill="F1F3F6"/>
+          </w:tcPr>
+          <w:p>
+            <w:pPr>
+              <w:bidi w:val="false"/>
+              <w:jc w:val="left"/>
+            </w:pPr>
+            <w:r>
+              <w:rPr>
+                <w:b w:val="false"/>
+                <w:bCs w:val="false"/>
+                <w:i/>
+                <w:iCs/>
+                <w:color w:val="55606E"/>
+                <w:rtl w:val="false"/>
+              </w:rPr>
+              <w:t xml:space="preserve">Not applicable, bought locally</w:t>
+            </w:r>
+          </w:p>
+        </w:tc>
+        <w:tc>
+          <w:tcPr>
+            <w:shd w:fill="FFFFFF"/>
+          </w:tcPr>
+          <w:p>
+            <w:pPr>
+              <w:bidi w:val="false"/>
+              <w:jc w:val="left"/>
+            </w:pPr>
+            <w:r>
+              <w:rPr>
+                <w:b w:val="false"/>
+                <w:bCs w:val="false"/>
+                <w:i w:val="false"/>
+                <w:iCs w:val="false"/>
+                <w:color w:val="17242D"/>
+                <w:rtl w:val="false"/>
+              </w:rPr>
+              <w:t xml:space="preserve"/>
+            </w:r>
+          </w:p>
+        </w:tc>
+      </w:tr>
+      <w:tr>
+        <w:trPr>
+          <w:trHeight w:val="454" w:hRule="atLeast"/>
+        </w:trPr>
+        <w:tc>
+          <w:tcPr>
+            <w:shd w:fill="FFFFFF"/>
+          </w:tcPr>
+          <w:p>
+            <w:pPr>
+              <w:bidi w:val="false"/>
+              <w:jc w:val="left"/>
+            </w:pPr>
+            <w:r>
+              <w:rPr>
+                <w:b w:val="false"/>
+                <w:bCs w:val="false"/>
+                <w:i w:val="false"/>
+                <w:iCs w:val="false"/>
+                <w:color w:val="17242D"/>
+                <w:rtl w:val="false"/>
+              </w:rPr>
+              <w:t xml:space="preserve">Required accessories</w:t>
+            </w:r>
+          </w:p>
+        </w:tc>
+        <w:tc>
+          <w:tcPr>
+            <w:shd w:fill="F1F3F6"/>
+          </w:tcPr>
+          <w:p>
+            <w:pPr>
+              <w:bidi w:val="false"/>
+              <w:jc w:val="left"/>
+            </w:pPr>
+            <w:r>
+              <w:rPr>
+                <w:b w:val="false"/>
+                <w:bCs w:val="false"/>
+                <w:i/>
+                <w:iCs/>
+                <w:color w:val="55606E"/>
+                <w:rtl w:val="false"/>
+              </w:rPr>
+              <w:t xml:space="preserve">A longer hose, 80</w:t>
+            </w:r>
+          </w:p>
+        </w:tc>
+        <w:tc>
+          <w:tcPr>
+            <w:shd w:fill="FFFFFF"/>
+          </w:tcPr>
+          <w:p>
+            <w:pPr>
+              <w:bidi w:val="false"/>
+              <w:jc w:val="left"/>
+            </w:pPr>
+            <w:r>
+              <w:rPr>
+                <w:b w:val="false"/>
+                <w:bCs w:val="false"/>
+                <w:i w:val="false"/>
+                <w:iCs w:val="false"/>
+                <w:color w:val="17242D"/>
+                <w:rtl w:val="false"/>
+              </w:rPr>
+              <w:t xml:space="preserve"/>
+            </w:r>
+          </w:p>
+        </w:tc>
+      </w:tr>
+      <w:tr>
+        <w:trPr>
+          <w:trHeight w:val="454" w:hRule="atLeast"/>
+        </w:trPr>
+        <w:tc>
+          <w:tcPr>
+            <w:shd w:fill="FFFFFF"/>
+          </w:tcPr>
+          <w:p>
+            <w:pPr>
+              <w:bidi w:val="false"/>
+              <w:jc w:val="left"/>
+            </w:pPr>
+            <w:r>
+              <w:rPr>
+                <w:b w:val="false"/>
+                <w:bCs w:val="false"/>
+                <w:i w:val="false"/>
+                <w:iCs w:val="false"/>
+                <w:color w:val="17242D"/>
+                <w:rtl w:val="false"/>
+              </w:rPr>
+              <w:t xml:space="preserve">Extended warranty</w:t>
+            </w:r>
+          </w:p>
+        </w:tc>
+        <w:tc>
+          <w:tcPr>
+            <w:shd w:fill="F1F3F6"/>
+          </w:tcPr>
+          <w:p>
+            <w:pPr>
+              <w:bidi w:val="false"/>
+              <w:jc w:val="left"/>
+            </w:pPr>
+            <w:r>
+              <w:rPr>
+                <w:b w:val="false"/>
+                <w:bCs w:val="false"/>
+                <w:i/>
+                <w:iCs/>
+                <w:color w:val="55606E"/>
+                <w:rtl w:val="false"/>
+              </w:rPr>
+              <w:t xml:space="preserve">300 for two more years</w:t>
+            </w:r>
+          </w:p>
+        </w:tc>
+        <w:tc>
+          <w:tcPr>
+            <w:shd w:fill="FFFFFF"/>
+          </w:tcPr>
+          <w:p>
+            <w:pPr>
+              <w:bidi w:val="false"/>
+              <w:jc w:val="left"/>
+            </w:pPr>
+            <w:r>
+              <w:rPr>
+                <w:b w:val="false"/>
+                <w:bCs w:val="false"/>
+                <w:i w:val="false"/>
+                <w:iCs w:val="false"/>
+                <w:color w:val="17242D"/>
+                <w:rtl w:val="false"/>
+              </w:rPr>
+              <w:t xml:space="preserve"/>
+            </w:r>
+          </w:p>
+        </w:tc>
+      </w:tr>
+      <w:tr>
+        <w:trPr>
+          <w:trHeight w:val="454" w:hRule="atLeast"/>
+        </w:trPr>
+        <w:tc>
+          <w:tcPr>
+            <w:shd w:fill="FFFFFF"/>
+          </w:tcPr>
+          <w:p>
+            <w:pPr>
+              <w:bidi w:val="false"/>
+              <w:jc w:val="left"/>
+            </w:pPr>
+            <w:r>
+              <w:rPr>
+                <w:b w:val="false"/>
+                <w:bCs w:val="false"/>
+                <w:i w:val="false"/>
+                <w:iCs w:val="false"/>
+                <w:color w:val="17242D"/>
+                <w:rtl w:val="false"/>
+              </w:rPr>
+              <w:t xml:space="preserve">Cost of returning it, if it does not suit</w:t>
+            </w:r>
+          </w:p>
+        </w:tc>
+        <w:tc>
+          <w:tcPr>
+            <w:shd w:fill="F1F3F6"/>
+          </w:tcPr>
+          <w:p>
+            <w:pPr>
+              <w:bidi w:val="false"/>
+              <w:jc w:val="left"/>
+            </w:pPr>
+            <w:r>
+              <w:rPr>
+                <w:b w:val="false"/>
+                <w:bCs w:val="false"/>
+                <w:i/>
+                <w:iCs/>
+                <w:color w:val="55606E"/>
+                <w:rtl w:val="false"/>
+              </w:rPr>
+              <w:t xml:space="preserve">200 in carrier fees</w:t>
+            </w:r>
+          </w:p>
+        </w:tc>
+        <w:tc>
+          <w:tcPr>
+            <w:shd w:fill="FFFFFF"/>
+          </w:tcPr>
+          <w:p>
+            <w:pPr>
+              <w:bidi w:val="false"/>
+              <w:jc w:val="left"/>
+            </w:pPr>
+            <w:r>
+              <w:rPr>
+                <w:b w:val="false"/>
+                <w:bCs w:val="false"/>
+                <w:i w:val="false"/>
+                <w:iCs w:val="false"/>
+                <w:color w:val="17242D"/>
+                <w:rtl w:val="false"/>
+              </w:rPr>
+              <w:t xml:space="preserve"/>
+            </w:r>
+          </w:p>
+        </w:tc>
+      </w:tr>
+      <w:tr>
+        <w:trPr>
+          <w:trHeight w:val="454" w:hRule="atLeast"/>
+        </w:trPr>
+        <w:tc>
+          <w:tcPr>
+            <w:shd w:fill="FFFFFF"/>
+          </w:tcPr>
+          <w:p>
+            <w:pPr>
+              <w:bidi w:val="false"/>
+              <w:jc w:val="left"/>
+            </w:pPr>
+            <w:r>
+              <w:rPr>
+                <w:b w:val="false"/>
+                <w:bCs w:val="false"/>
+                <w:i w:val="false"/>
+                <w:iCs w:val="false"/>
+                <w:color w:val="17242D"/>
+                <w:rtl w:val="false"/>
+              </w:rPr>
+              <w:t xml:space="preserve">Total cost</w:t>
+            </w:r>
+          </w:p>
+        </w:tc>
+        <w:tc>
+          <w:tcPr>
+            <w:shd w:fill="F1F3F6"/>
+          </w:tcPr>
+          <w:p>
+            <w:pPr>
+              <w:bidi w:val="false"/>
+              <w:jc w:val="left"/>
+            </w:pPr>
+            <w:r>
+              <w:rPr>
+                <w:b w:val="false"/>
+                <w:bCs w:val="false"/>
+                <w:i/>
+                <w:iCs/>
+                <w:color w:val="55606E"/>
+                <w:rtl w:val="false"/>
+              </w:rPr>
+              <w:t xml:space="preserve">3,470 — over the 3,000 budget, even though the headline price was under it</w:t>
+            </w:r>
+          </w:p>
+        </w:tc>
+        <w:tc>
+          <w:tcPr>
+            <w:shd w:fill="FFFFFF"/>
+          </w:tcPr>
+          <w:p>
+            <w:pPr>
+              <w:bidi w:val="false"/>
+              <w:jc w:val="left"/>
+            </w:pPr>
+            <w:r>
+              <w:rPr>
+                <w:b w:val="false"/>
+                <w:bCs w:val="false"/>
+                <w:i w:val="false"/>
+                <w:iCs w:val="false"/>
+                <w:color w:val="17242D"/>
+                <w:rtl w:val="false"/>
+              </w:rPr>
+              <w:t xml:space="preserve"/>
+            </w:r>
+          </w:p>
+        </w:tc>
+      </w:tr>
+    </w:tbl>
+    <w:p>
+      <w:pPr>
+        <w:pStyle w:val="Heading1"/>
+        <w:shd w:fill="F0EAFA"/>
+        <w:bidi w:val="false"/>
+        <w:spacing w:after="100" w:before="200"/>
+        <w:jc w:val="left"/>
+      </w:pPr>
+      <w:r>
+        <w:rPr>
+          <w:b/>
+          <w:bCs/>
+          <w:color w:val="4E356F"/>
+          <w:rtl w:val="false"/>
+        </w:rPr>
+        <w:t xml:space="preserve">4. Make a buying decision and monitoring rule</w:t>
       </w:r>
     </w:p>
     <w:p>
@@ -5746,9 +6434,664 @@
           <w:color w:val="17242D"/>
           <w:rtl w:val="false"/>
         </w:rPr>
-        <w:t xml:space="preserve">If useful, specify a reviewable alert: source, trigger, threshold, frequency, duplicate rule, stop rule, and the action that still needs my approval.</w:t>
+        <w:t xml:space="preserve">If useful, specify a reviewable alert. Work through the situations below and write what your alert should do in each. The last rows are the ones people forget, and they are what makes an alert either nag or fall silent without you noticing.</w:t>
       </w:r>
     </w:p>
+    <w:tbl>
+      <w:tblPr>
+        <w:bidiVisual w:val="false"/>
+        <w:tblW w:type="pct" w:w="100%"/>
+        <w:tblBorders>
+          <w:top w:val="single" w:color="auto" w:sz="4"/>
+          <w:left w:val="single" w:color="auto" w:sz="4"/>
+          <w:bottom w:val="single" w:color="auto" w:sz="4"/>
+          <w:right w:val="single" w:color="auto" w:sz="4"/>
+          <w:insideH w:val="single" w:color="auto" w:sz="4"/>
+          <w:insideV w:val="single" w:color="auto" w:sz="4"/>
+        </w:tblBorders>
+      </w:tblPr>
+      <w:tblGrid>
+        <w:gridCol w:w="100"/>
+        <w:gridCol w:w="100"/>
+        <w:gridCol w:w="100"/>
+      </w:tblGrid>
+      <w:tr>
+        <w:tc>
+          <w:tcPr>
+            <w:shd w:fill="4E356F"/>
+          </w:tcPr>
+          <w:p>
+            <w:pPr>
+              <w:bidi w:val="false"/>
+              <w:jc w:val="left"/>
+            </w:pPr>
+            <w:r>
+              <w:rPr>
+                <w:b/>
+                <w:bCs/>
+                <w:i w:val="false"/>
+                <w:iCs w:val="false"/>
+                <w:color w:val="FFFFFF"/>
+                <w:rtl w:val="false"/>
+              </w:rPr>
+              <w:t xml:space="preserve">Situation</w:t>
+            </w:r>
+          </w:p>
+        </w:tc>
+        <w:tc>
+          <w:tcPr>
+            <w:shd w:fill="4E356F"/>
+          </w:tcPr>
+          <w:p>
+            <w:pPr>
+              <w:bidi w:val="false"/>
+              <w:jc w:val="left"/>
+            </w:pPr>
+            <w:r>
+              <w:rPr>
+                <w:b/>
+                <w:bCs/>
+                <w:i w:val="false"/>
+                <w:iCs w:val="false"/>
+                <w:color w:val="FFFFFF"/>
+                <w:rtl w:val="false"/>
+              </w:rPr>
+              <w:t xml:space="preserve">Example</w:t>
+            </w:r>
+          </w:p>
+        </w:tc>
+        <w:tc>
+          <w:tcPr>
+            <w:shd w:fill="4E356F"/>
+          </w:tcPr>
+          <w:p>
+            <w:pPr>
+              <w:bidi w:val="false"/>
+              <w:jc w:val="left"/>
+            </w:pPr>
+            <w:r>
+              <w:rPr>
+                <w:b/>
+                <w:bCs/>
+                <w:i w:val="false"/>
+                <w:iCs w:val="false"/>
+                <w:color w:val="FFFFFF"/>
+                <w:rtl w:val="false"/>
+              </w:rPr>
+              <w:t xml:space="preserve">What my alert does</w:t>
+            </w:r>
+          </w:p>
+        </w:tc>
+      </w:tr>
+      <w:tr>
+        <w:trPr>
+          <w:trHeight w:val="454" w:hRule="atLeast"/>
+        </w:trPr>
+        <w:tc>
+          <w:tcPr>
+            <w:shd w:fill="FFFFFF"/>
+          </w:tcPr>
+          <w:p>
+            <w:pPr>
+              <w:bidi w:val="false"/>
+              <w:jc w:val="left"/>
+            </w:pPr>
+            <w:r>
+              <w:rPr>
+                <w:b w:val="false"/>
+                <w:bCs w:val="false"/>
+                <w:i w:val="false"/>
+                <w:iCs w:val="false"/>
+                <w:color w:val="17242D"/>
+                <w:rtl w:val="false"/>
+              </w:rPr>
+              <w:t xml:space="preserve">The condition is not met</w:t>
+            </w:r>
+          </w:p>
+        </w:tc>
+        <w:tc>
+          <w:tcPr>
+            <w:shd w:fill="F1F3F6"/>
+          </w:tcPr>
+          <w:p>
+            <w:pPr>
+              <w:bidi w:val="false"/>
+              <w:jc w:val="left"/>
+            </w:pPr>
+            <w:r>
+              <w:rPr>
+                <w:b w:val="false"/>
+                <w:bCs w:val="false"/>
+                <w:i/>
+                <w:iCs/>
+                <w:color w:val="55606E"/>
+                <w:rtl w:val="false"/>
+              </w:rPr>
+              <w:t xml:space="preserve">Price is 950, threshold is 800 — keeps watching, does not alert, saves the price and date</w:t>
+            </w:r>
+          </w:p>
+        </w:tc>
+        <w:tc>
+          <w:tcPr>
+            <w:shd w:fill="FFFFFF"/>
+          </w:tcPr>
+          <w:p>
+            <w:pPr>
+              <w:bidi w:val="false"/>
+              <w:jc w:val="left"/>
+            </w:pPr>
+            <w:r>
+              <w:rPr>
+                <w:b w:val="false"/>
+                <w:bCs w:val="false"/>
+                <w:i w:val="false"/>
+                <w:iCs w:val="false"/>
+                <w:color w:val="17242D"/>
+                <w:rtl w:val="false"/>
+              </w:rPr>
+              <w:t xml:space="preserve"/>
+            </w:r>
+          </w:p>
+        </w:tc>
+      </w:tr>
+      <w:tr>
+        <w:trPr>
+          <w:trHeight w:val="454" w:hRule="atLeast"/>
+        </w:trPr>
+        <w:tc>
+          <w:tcPr>
+            <w:shd w:fill="FFFFFF"/>
+          </w:tcPr>
+          <w:p>
+            <w:pPr>
+              <w:bidi w:val="false"/>
+              <w:jc w:val="left"/>
+            </w:pPr>
+            <w:r>
+              <w:rPr>
+                <w:b w:val="false"/>
+                <w:bCs w:val="false"/>
+                <w:i w:val="false"/>
+                <w:iCs w:val="false"/>
+                <w:color w:val="17242D"/>
+                <w:rtl w:val="false"/>
+              </w:rPr>
+              <w:t xml:space="preserve">Met for the first time</w:t>
+            </w:r>
+          </w:p>
+        </w:tc>
+        <w:tc>
+          <w:tcPr>
+            <w:shd w:fill="F1F3F6"/>
+          </w:tcPr>
+          <w:p>
+            <w:pPr>
+              <w:bidi w:val="false"/>
+              <w:jc w:val="left"/>
+            </w:pPr>
+            <w:r>
+              <w:rPr>
+                <w:b w:val="false"/>
+                <w:bCs w:val="false"/>
+                <w:i/>
+                <w:iCs/>
+                <w:color w:val="55606E"/>
+                <w:rtl w:val="false"/>
+              </w:rPr>
+              <w:t xml:space="preserve">Drops to 780 — sends one alert and saves "already alerted at 780"</w:t>
+            </w:r>
+          </w:p>
+        </w:tc>
+        <w:tc>
+          <w:tcPr>
+            <w:shd w:fill="FFFFFF"/>
+          </w:tcPr>
+          <w:p>
+            <w:pPr>
+              <w:bidi w:val="false"/>
+              <w:jc w:val="left"/>
+            </w:pPr>
+            <w:r>
+              <w:rPr>
+                <w:b w:val="false"/>
+                <w:bCs w:val="false"/>
+                <w:i w:val="false"/>
+                <w:iCs w:val="false"/>
+                <w:color w:val="17242D"/>
+                <w:rtl w:val="false"/>
+              </w:rPr>
+              <w:t xml:space="preserve"/>
+            </w:r>
+          </w:p>
+        </w:tc>
+      </w:tr>
+      <w:tr>
+        <w:trPr>
+          <w:trHeight w:val="454" w:hRule="atLeast"/>
+        </w:trPr>
+        <w:tc>
+          <w:tcPr>
+            <w:shd w:fill="FFFFFF"/>
+          </w:tcPr>
+          <w:p>
+            <w:pPr>
+              <w:bidi w:val="false"/>
+              <w:jc w:val="left"/>
+            </w:pPr>
+            <w:r>
+              <w:rPr>
+                <w:b w:val="false"/>
+                <w:bCs w:val="false"/>
+                <w:i w:val="false"/>
+                <w:iCs w:val="false"/>
+                <w:color w:val="17242D"/>
+                <w:rtl w:val="false"/>
+              </w:rPr>
+              <w:t xml:space="preserve">Met again, at the same price</w:t>
+            </w:r>
+          </w:p>
+        </w:tc>
+        <w:tc>
+          <w:tcPr>
+            <w:shd w:fill="F1F3F6"/>
+          </w:tcPr>
+          <w:p>
+            <w:pPr>
+              <w:bidi w:val="false"/>
+              <w:jc w:val="left"/>
+            </w:pPr>
+            <w:r>
+              <w:rPr>
+                <w:b w:val="false"/>
+                <w:bCs w:val="false"/>
+                <w:i/>
+                <w:iCs/>
+                <w:color w:val="55606E"/>
+                <w:rtl w:val="false"/>
+              </w:rPr>
+              <w:t xml:space="preserve">Still 780 six hours later — stays quiet</w:t>
+            </w:r>
+          </w:p>
+        </w:tc>
+        <w:tc>
+          <w:tcPr>
+            <w:shd w:fill="FFFFFF"/>
+          </w:tcPr>
+          <w:p>
+            <w:pPr>
+              <w:bidi w:val="false"/>
+              <w:jc w:val="left"/>
+            </w:pPr>
+            <w:r>
+              <w:rPr>
+                <w:b w:val="false"/>
+                <w:bCs w:val="false"/>
+                <w:i w:val="false"/>
+                <w:iCs w:val="false"/>
+                <w:color w:val="17242D"/>
+                <w:rtl w:val="false"/>
+              </w:rPr>
+              <w:t xml:space="preserve"/>
+            </w:r>
+          </w:p>
+        </w:tc>
+      </w:tr>
+      <w:tr>
+        <w:trPr>
+          <w:trHeight w:val="454" w:hRule="atLeast"/>
+        </w:trPr>
+        <w:tc>
+          <w:tcPr>
+            <w:shd w:fill="FFFFFF"/>
+          </w:tcPr>
+          <w:p>
+            <w:pPr>
+              <w:bidi w:val="false"/>
+              <w:jc w:val="left"/>
+            </w:pPr>
+            <w:r>
+              <w:rPr>
+                <w:b w:val="false"/>
+                <w:bCs w:val="false"/>
+                <w:i w:val="false"/>
+                <w:iCs w:val="false"/>
+                <w:color w:val="17242D"/>
+                <w:rtl w:val="false"/>
+              </w:rPr>
+              <w:t xml:space="preserve">Rose, then dropped again</w:t>
+            </w:r>
+          </w:p>
+        </w:tc>
+        <w:tc>
+          <w:tcPr>
+            <w:shd w:fill="F1F3F6"/>
+          </w:tcPr>
+          <w:p>
+            <w:pPr>
+              <w:bidi w:val="false"/>
+              <w:jc w:val="left"/>
+            </w:pPr>
+            <w:r>
+              <w:rPr>
+                <w:b w:val="false"/>
+                <w:bCs w:val="false"/>
+                <w:i/>
+                <w:iCs/>
+                <w:color w:val="55606E"/>
+                <w:rtl w:val="false"/>
+              </w:rPr>
+              <w:t xml:space="preserve">820 and then 770 — sends a new alert and saves the new price</w:t>
+            </w:r>
+          </w:p>
+        </w:tc>
+        <w:tc>
+          <w:tcPr>
+            <w:shd w:fill="FFFFFF"/>
+          </w:tcPr>
+          <w:p>
+            <w:pPr>
+              <w:bidi w:val="false"/>
+              <w:jc w:val="left"/>
+            </w:pPr>
+            <w:r>
+              <w:rPr>
+                <w:b w:val="false"/>
+                <w:bCs w:val="false"/>
+                <w:i w:val="false"/>
+                <w:iCs w:val="false"/>
+                <w:color w:val="17242D"/>
+                <w:rtl w:val="false"/>
+              </w:rPr>
+              <w:t xml:space="preserve"/>
+            </w:r>
+          </w:p>
+        </w:tc>
+      </w:tr>
+      <w:tr>
+        <w:trPr>
+          <w:trHeight w:val="454" w:hRule="atLeast"/>
+        </w:trPr>
+        <w:tc>
+          <w:tcPr>
+            <w:shd w:fill="FFFFFF"/>
+          </w:tcPr>
+          <w:p>
+            <w:pPr>
+              <w:bidi w:val="false"/>
+              <w:jc w:val="left"/>
+            </w:pPr>
+            <w:r>
+              <w:rPr>
+                <w:b w:val="false"/>
+                <w:bCs w:val="false"/>
+                <w:i w:val="false"/>
+                <w:iCs w:val="false"/>
+                <w:color w:val="17242D"/>
+                <w:rtl w:val="false"/>
+              </w:rPr>
+              <w:t xml:space="preserve">The source fails to load</w:t>
+            </w:r>
+          </w:p>
+        </w:tc>
+        <w:tc>
+          <w:tcPr>
+            <w:shd w:fill="F1F3F6"/>
+          </w:tcPr>
+          <w:p>
+            <w:pPr>
+              <w:bidi w:val="false"/>
+              <w:jc w:val="left"/>
+            </w:pPr>
+            <w:r>
+              <w:rPr>
+                <w:b w:val="false"/>
+                <w:bCs w:val="false"/>
+                <w:i/>
+                <w:iCs/>
+                <w:color w:val="55606E"/>
+                <w:rtl w:val="false"/>
+              </w:rPr>
+              <w:t xml:space="preserve">The page returns an error — retries once, does not alert</w:t>
+            </w:r>
+          </w:p>
+        </w:tc>
+        <w:tc>
+          <w:tcPr>
+            <w:shd w:fill="FFFFFF"/>
+          </w:tcPr>
+          <w:p>
+            <w:pPr>
+              <w:bidi w:val="false"/>
+              <w:jc w:val="left"/>
+            </w:pPr>
+            <w:r>
+              <w:rPr>
+                <w:b w:val="false"/>
+                <w:bCs w:val="false"/>
+                <w:i w:val="false"/>
+                <w:iCs w:val="false"/>
+                <w:color w:val="17242D"/>
+                <w:rtl w:val="false"/>
+              </w:rPr>
+              <w:t xml:space="preserve"/>
+            </w:r>
+          </w:p>
+        </w:tc>
+      </w:tr>
+      <w:tr>
+        <w:trPr>
+          <w:trHeight w:val="454" w:hRule="atLeast"/>
+        </w:trPr>
+        <w:tc>
+          <w:tcPr>
+            <w:shd w:fill="FFFFFF"/>
+          </w:tcPr>
+          <w:p>
+            <w:pPr>
+              <w:bidi w:val="false"/>
+              <w:jc w:val="left"/>
+            </w:pPr>
+            <w:r>
+              <w:rPr>
+                <w:b w:val="false"/>
+                <w:bCs w:val="false"/>
+                <w:i w:val="false"/>
+                <w:iCs w:val="false"/>
+                <w:color w:val="17242D"/>
+                <w:rtl w:val="false"/>
+              </w:rPr>
+              <w:t xml:space="preserve">The source fails twice</w:t>
+            </w:r>
+          </w:p>
+        </w:tc>
+        <w:tc>
+          <w:tcPr>
+            <w:shd w:fill="F1F3F6"/>
+          </w:tcPr>
+          <w:p>
+            <w:pPr>
+              <w:bidi w:val="false"/>
+              <w:jc w:val="left"/>
+            </w:pPr>
+            <w:r>
+              <w:rPr>
+                <w:b w:val="false"/>
+                <w:bCs w:val="false"/>
+                <w:i/>
+                <w:iCs/>
+                <w:color w:val="55606E"/>
+                <w:rtl w:val="false"/>
+              </w:rPr>
+              <w:t xml:space="preserve">An error on the retry too — stops itself and sends one "needs review" notice</w:t>
+            </w:r>
+          </w:p>
+        </w:tc>
+        <w:tc>
+          <w:tcPr>
+            <w:shd w:fill="FFFFFF"/>
+          </w:tcPr>
+          <w:p>
+            <w:pPr>
+              <w:bidi w:val="false"/>
+              <w:jc w:val="left"/>
+            </w:pPr>
+            <w:r>
+              <w:rPr>
+                <w:b w:val="false"/>
+                <w:bCs w:val="false"/>
+                <w:i w:val="false"/>
+                <w:iCs w:val="false"/>
+                <w:color w:val="17242D"/>
+                <w:rtl w:val="false"/>
+              </w:rPr>
+              <w:t xml:space="preserve"/>
+            </w:r>
+          </w:p>
+        </w:tc>
+      </w:tr>
+      <w:tr>
+        <w:trPr>
+          <w:trHeight w:val="454" w:hRule="atLeast"/>
+        </w:trPr>
+        <w:tc>
+          <w:tcPr>
+            <w:shd w:fill="FFFFFF"/>
+          </w:tcPr>
+          <w:p>
+            <w:pPr>
+              <w:bidi w:val="false"/>
+              <w:jc w:val="left"/>
+            </w:pPr>
+            <w:r>
+              <w:rPr>
+                <w:b w:val="false"/>
+                <w:bCs w:val="false"/>
+                <w:i w:val="false"/>
+                <w:iCs w:val="false"/>
+                <w:color w:val="17242D"/>
+                <w:rtl w:val="false"/>
+              </w:rPr>
+              <w:t xml:space="preserve">The data is stale</w:t>
+            </w:r>
+          </w:p>
+        </w:tc>
+        <w:tc>
+          <w:tcPr>
+            <w:shd w:fill="F1F3F6"/>
+          </w:tcPr>
+          <w:p>
+            <w:pPr>
+              <w:bidi w:val="false"/>
+              <w:jc w:val="left"/>
+            </w:pPr>
+            <w:r>
+              <w:rPr>
+                <w:b w:val="false"/>
+                <w:bCs w:val="false"/>
+                <w:i/>
+                <w:iCs/>
+                <w:color w:val="55606E"/>
+                <w:rtl w:val="false"/>
+              </w:rPr>
+              <w:t xml:space="preserve">The last price read is a week old — flags it as stale instead of presenting it as current</w:t>
+            </w:r>
+          </w:p>
+        </w:tc>
+        <w:tc>
+          <w:tcPr>
+            <w:shd w:fill="FFFFFF"/>
+          </w:tcPr>
+          <w:p>
+            <w:pPr>
+              <w:bidi w:val="false"/>
+              <w:jc w:val="left"/>
+            </w:pPr>
+            <w:r>
+              <w:rPr>
+                <w:b w:val="false"/>
+                <w:bCs w:val="false"/>
+                <w:i w:val="false"/>
+                <w:iCs w:val="false"/>
+                <w:color w:val="17242D"/>
+                <w:rtl w:val="false"/>
+              </w:rPr>
+              <w:t xml:space="preserve"/>
+            </w:r>
+          </w:p>
+        </w:tc>
+      </w:tr>
+      <w:tr>
+        <w:trPr>
+          <w:trHeight w:val="454" w:hRule="atLeast"/>
+        </w:trPr>
+        <w:tc>
+          <w:tcPr>
+            <w:shd w:fill="FFFFFF"/>
+          </w:tcPr>
+          <w:p>
+            <w:pPr>
+              <w:bidi w:val="false"/>
+              <w:jc w:val="left"/>
+            </w:pPr>
+            <w:r>
+              <w:rPr>
+                <w:b w:val="false"/>
+                <w:bCs w:val="false"/>
+                <w:i w:val="false"/>
+                <w:iCs w:val="false"/>
+                <w:color w:val="17242D"/>
+                <w:rtl w:val="false"/>
+              </w:rPr>
+              <w:t xml:space="preserve">What always stays with me</w:t>
+            </w:r>
+          </w:p>
+        </w:tc>
+        <w:tc>
+          <w:tcPr>
+            <w:shd w:fill="F1F3F6"/>
+          </w:tcPr>
+          <w:p>
+            <w:pPr>
+              <w:bidi w:val="false"/>
+              <w:jc w:val="left"/>
+            </w:pPr>
+            <w:r>
+              <w:rPr>
+                <w:b w:val="false"/>
+                <w:bCs w:val="false"/>
+                <w:i/>
+                <w:iCs/>
+                <w:color w:val="55606E"/>
+                <w:rtl w:val="false"/>
+              </w:rPr>
+              <w:t xml:space="preserve">The purchase itself. The alert tells me, it does not buy and it does not order</w:t>
+            </w:r>
+          </w:p>
+        </w:tc>
+        <w:tc>
+          <w:tcPr>
+            <w:shd w:fill="FFFFFF"/>
+          </w:tcPr>
+          <w:p>
+            <w:pPr>
+              <w:bidi w:val="false"/>
+              <w:jc w:val="left"/>
+            </w:pPr>
+            <w:r>
+              <w:rPr>
+                <w:b w:val="false"/>
+                <w:bCs w:val="false"/>
+                <w:i w:val="false"/>
+                <w:iCs w:val="false"/>
+                <w:color w:val="17242D"/>
+                <w:rtl w:val="false"/>
+              </w:rPr>
+              <w:t xml:space="preserve"/>
+            </w:r>
+          </w:p>
+        </w:tc>
+      </w:tr>
+    </w:tbl>
     <w:p>
       <w:pPr>
         <w:pStyle w:val="Heading1"/>

--- a/site/assets/downloads/applied-ai-mastery-personal-journal-en.docx
+++ b/site/assets/downloads/applied-ai-mastery-personal-journal-en.docx
@@ -10072,7 +10072,7 @@
           <w:color w:val="4E356F"/>
           <w:rtl w:val="false"/>
         </w:rPr>
-        <w:t xml:space="preserve">3. Stress-test it</w:t>
+        <w:t xml:space="preserve">3. Find where the plan breaks</w:t>
       </w:r>
     </w:p>
     <w:p>
@@ -10087,7 +10087,503 @@
           <w:color w:val="17242D"/>
           <w:rtl w:val="false"/>
         </w:rPr>
-        <w:t xml:space="preserve">Fallback: What changes if a booking, weather, time, price, or person changes?</w:t>
+        <w:t xml:space="preserve">Pick one disruption that could genuinely happen and run the plan against it. A fallback with no name and no decision deadline is not a plan — it is a hope.</w:t>
+      </w:r>
+    </w:p>
+    <w:tbl>
+      <w:tblPr>
+        <w:bidiVisual w:val="false"/>
+        <w:tblW w:type="pct" w:w="100%"/>
+        <w:tblBorders>
+          <w:top w:val="single" w:color="auto" w:sz="4"/>
+          <w:left w:val="single" w:color="auto" w:sz="4"/>
+          <w:bottom w:val="single" w:color="auto" w:sz="4"/>
+          <w:right w:val="single" w:color="auto" w:sz="4"/>
+          <w:insideH w:val="single" w:color="auto" w:sz="4"/>
+          <w:insideV w:val="single" w:color="auto" w:sz="4"/>
+        </w:tblBorders>
+      </w:tblPr>
+      <w:tblGrid>
+        <w:gridCol w:w="100"/>
+        <w:gridCol w:w="100"/>
+        <w:gridCol w:w="100"/>
+        <w:gridCol w:w="100"/>
+        <w:gridCol w:w="100"/>
+      </w:tblGrid>
+      <w:tr>
+        <w:tc>
+          <w:tcPr>
+            <w:shd w:fill="4E356F"/>
+          </w:tcPr>
+          <w:p>
+            <w:pPr>
+              <w:bidi w:val="false"/>
+              <w:jc w:val="left"/>
+            </w:pPr>
+            <w:r>
+              <w:rPr>
+                <w:b/>
+                <w:bCs/>
+                <w:i w:val="false"/>
+                <w:iCs w:val="false"/>
+                <w:color w:val="FFFFFF"/>
+                <w:rtl w:val="false"/>
+              </w:rPr>
+              <w:t xml:space="preserve">The disruption</w:t>
+            </w:r>
+          </w:p>
+        </w:tc>
+        <w:tc>
+          <w:tcPr>
+            <w:shd w:fill="4E356F"/>
+          </w:tcPr>
+          <w:p>
+            <w:pPr>
+              <w:bidi w:val="false"/>
+              <w:jc w:val="left"/>
+            </w:pPr>
+            <w:r>
+              <w:rPr>
+                <w:b/>
+                <w:bCs/>
+                <w:i w:val="false"/>
+                <w:iCs w:val="false"/>
+                <w:color w:val="FFFFFF"/>
+                <w:rtl w:val="false"/>
+              </w:rPr>
+              <w:t xml:space="preserve">What breaks first</w:t>
+            </w:r>
+          </w:p>
+        </w:tc>
+        <w:tc>
+          <w:tcPr>
+            <w:shd w:fill="4E356F"/>
+          </w:tcPr>
+          <w:p>
+            <w:pPr>
+              <w:bidi w:val="false"/>
+              <w:jc w:val="left"/>
+            </w:pPr>
+            <w:r>
+              <w:rPr>
+                <w:b/>
+                <w:bCs/>
+                <w:i w:val="false"/>
+                <w:iCs w:val="false"/>
+                <w:color w:val="FFFFFF"/>
+                <w:rtl w:val="false"/>
+              </w:rPr>
+              <w:t xml:space="preserve">What happens instead</w:t>
+            </w:r>
+          </w:p>
+        </w:tc>
+        <w:tc>
+          <w:tcPr>
+            <w:shd w:fill="4E356F"/>
+          </w:tcPr>
+          <w:p>
+            <w:pPr>
+              <w:bidi w:val="false"/>
+              <w:jc w:val="left"/>
+            </w:pPr>
+            <w:r>
+              <w:rPr>
+                <w:b/>
+                <w:bCs/>
+                <w:i w:val="false"/>
+                <w:iCs w:val="false"/>
+                <w:color w:val="FFFFFF"/>
+                <w:rtl w:val="false"/>
+              </w:rPr>
+              <w:t xml:space="preserve">Who triggers it</w:t>
+            </w:r>
+          </w:p>
+        </w:tc>
+        <w:tc>
+          <w:tcPr>
+            <w:shd w:fill="4E356F"/>
+          </w:tcPr>
+          <w:p>
+            <w:pPr>
+              <w:bidi w:val="false"/>
+              <w:jc w:val="left"/>
+            </w:pPr>
+            <w:r>
+              <w:rPr>
+                <w:b/>
+                <w:bCs/>
+                <w:i w:val="false"/>
+                <w:iCs w:val="false"/>
+                <w:color w:val="FFFFFF"/>
+                <w:rtl w:val="false"/>
+              </w:rPr>
+              <w:t xml:space="preserve">Decide by</w:t>
+            </w:r>
+          </w:p>
+        </w:tc>
+      </w:tr>
+      <w:tr>
+        <w:trPr>
+          <w:trHeight w:val="454" w:hRule="atLeast"/>
+        </w:trPr>
+        <w:tc>
+          <w:tcPr>
+            <w:shd w:fill="F1F3F6"/>
+          </w:tcPr>
+          <w:p>
+            <w:pPr>
+              <w:bidi w:val="false"/>
+              <w:jc w:val="left"/>
+            </w:pPr>
+            <w:r>
+              <w:rPr>
+                <w:b w:val="false"/>
+                <w:bCs w:val="false"/>
+                <w:i/>
+                <w:iCs/>
+                <w:color w:val="55606E"/>
+                <w:rtl w:val="false"/>
+              </w:rPr>
+              <w:t xml:space="preserve">Example: heavy rain 17:00–19:00 and the yard parking floods</w:t>
+            </w:r>
+          </w:p>
+        </w:tc>
+        <w:tc>
+          <w:tcPr>
+            <w:shd w:fill="F1F3F6"/>
+          </w:tcPr>
+          <w:p>
+            <w:pPr>
+              <w:bidi w:val="false"/>
+              <w:jc w:val="left"/>
+            </w:pPr>
+            <w:r>
+              <w:rPr>
+                <w:b w:val="false"/>
+                <w:bCs w:val="false"/>
+                <w:i/>
+                <w:iCs/>
+                <w:color w:val="55606E"/>
+                <w:rtl w:val="false"/>
+              </w:rPr>
+              <w:t xml:space="preserve">Guests arrive wet and late, and the outdoor reception is off</w:t>
+            </w:r>
+          </w:p>
+        </w:tc>
+        <w:tc>
+          <w:tcPr>
+            <w:shd w:fill="F1F3F6"/>
+          </w:tcPr>
+          <w:p>
+            <w:pPr>
+              <w:bidi w:val="false"/>
+              <w:jc w:val="left"/>
+            </w:pPr>
+            <w:r>
+              <w:rPr>
+                <w:b w:val="false"/>
+                <w:bCs w:val="false"/>
+                <w:i/>
+                <w:iCs/>
+                <w:color w:val="55606E"/>
+                <w:rtl w:val="false"/>
+              </w:rPr>
+              <w:t xml:space="preserve">Move the reception indoors and drop the photographs in the yard</w:t>
+            </w:r>
+          </w:p>
+        </w:tc>
+        <w:tc>
+          <w:tcPr>
+            <w:shd w:fill="F1F3F6"/>
+          </w:tcPr>
+          <w:p>
+            <w:pPr>
+              <w:bidi w:val="false"/>
+              <w:jc w:val="left"/>
+            </w:pPr>
+            <w:r>
+              <w:rPr>
+                <w:b w:val="false"/>
+                <w:bCs w:val="false"/>
+                <w:i/>
+                <w:iCs/>
+                <w:color w:val="55606E"/>
+                <w:rtl w:val="false"/>
+              </w:rPr>
+              <w:t xml:space="preserve">Me</w:t>
+            </w:r>
+          </w:p>
+        </w:tc>
+        <w:tc>
+          <w:tcPr>
+            <w:shd w:fill="F1F3F6"/>
+          </w:tcPr>
+          <w:p>
+            <w:pPr>
+              <w:bidi w:val="false"/>
+              <w:jc w:val="left"/>
+            </w:pPr>
+            <w:r>
+              <w:rPr>
+                <w:b w:val="false"/>
+                <w:bCs w:val="false"/>
+                <w:i/>
+                <w:iCs/>
+                <w:color w:val="55606E"/>
+                <w:rtl w:val="false"/>
+              </w:rPr>
+              <w:t xml:space="preserve">10:00 on the morning of the event, on the forecast</w:t>
+            </w:r>
+          </w:p>
+        </w:tc>
+      </w:tr>
+      <w:tr>
+        <w:trPr>
+          <w:trHeight w:val="454" w:hRule="atLeast"/>
+        </w:trPr>
+        <w:tc>
+          <w:tcPr>
+            <w:shd w:fill="FFFFFF"/>
+          </w:tcPr>
+          <w:p>
+            <w:pPr>
+              <w:bidi w:val="false"/>
+              <w:jc w:val="left"/>
+            </w:pPr>
+            <w:r>
+              <w:rPr>
+                <w:b w:val="false"/>
+                <w:bCs w:val="false"/>
+                <w:i w:val="false"/>
+                <w:iCs w:val="false"/>
+                <w:color w:val="17242D"/>
+                <w:rtl w:val="false"/>
+              </w:rPr>
+              <w:t xml:space="preserve"/>
+            </w:r>
+          </w:p>
+        </w:tc>
+        <w:tc>
+          <w:tcPr>
+            <w:shd w:fill="FFFFFF"/>
+          </w:tcPr>
+          <w:p>
+            <w:pPr>
+              <w:bidi w:val="false"/>
+              <w:jc w:val="left"/>
+            </w:pPr>
+            <w:r>
+              <w:rPr>
+                <w:b w:val="false"/>
+                <w:bCs w:val="false"/>
+                <w:i w:val="false"/>
+                <w:iCs w:val="false"/>
+                <w:color w:val="17242D"/>
+                <w:rtl w:val="false"/>
+              </w:rPr>
+              <w:t xml:space="preserve"/>
+            </w:r>
+          </w:p>
+        </w:tc>
+        <w:tc>
+          <w:tcPr>
+            <w:shd w:fill="FFFFFF"/>
+          </w:tcPr>
+          <w:p>
+            <w:pPr>
+              <w:bidi w:val="false"/>
+              <w:jc w:val="left"/>
+            </w:pPr>
+            <w:r>
+              <w:rPr>
+                <w:b w:val="false"/>
+                <w:bCs w:val="false"/>
+                <w:i w:val="false"/>
+                <w:iCs w:val="false"/>
+                <w:color w:val="17242D"/>
+                <w:rtl w:val="false"/>
+              </w:rPr>
+              <w:t xml:space="preserve"/>
+            </w:r>
+          </w:p>
+        </w:tc>
+        <w:tc>
+          <w:tcPr>
+            <w:shd w:fill="FFFFFF"/>
+          </w:tcPr>
+          <w:p>
+            <w:pPr>
+              <w:bidi w:val="false"/>
+              <w:jc w:val="left"/>
+            </w:pPr>
+            <w:r>
+              <w:rPr>
+                <w:b w:val="false"/>
+                <w:bCs w:val="false"/>
+                <w:i w:val="false"/>
+                <w:iCs w:val="false"/>
+                <w:color w:val="17242D"/>
+                <w:rtl w:val="false"/>
+              </w:rPr>
+              <w:t xml:space="preserve"/>
+            </w:r>
+          </w:p>
+        </w:tc>
+        <w:tc>
+          <w:tcPr>
+            <w:shd w:fill="FFFFFF"/>
+          </w:tcPr>
+          <w:p>
+            <w:pPr>
+              <w:bidi w:val="false"/>
+              <w:jc w:val="left"/>
+            </w:pPr>
+            <w:r>
+              <w:rPr>
+                <w:b w:val="false"/>
+                <w:bCs w:val="false"/>
+                <w:i w:val="false"/>
+                <w:iCs w:val="false"/>
+                <w:color w:val="17242D"/>
+                <w:rtl w:val="false"/>
+              </w:rPr>
+              <w:t xml:space="preserve"/>
+            </w:r>
+          </w:p>
+        </w:tc>
+      </w:tr>
+      <w:tr>
+        <w:trPr>
+          <w:trHeight w:val="454" w:hRule="atLeast"/>
+        </w:trPr>
+        <w:tc>
+          <w:tcPr>
+            <w:shd w:fill="FFFFFF"/>
+          </w:tcPr>
+          <w:p>
+            <w:pPr>
+              <w:bidi w:val="false"/>
+              <w:jc w:val="left"/>
+            </w:pPr>
+            <w:r>
+              <w:rPr>
+                <w:b w:val="false"/>
+                <w:bCs w:val="false"/>
+                <w:i w:val="false"/>
+                <w:iCs w:val="false"/>
+                <w:color w:val="17242D"/>
+                <w:rtl w:val="false"/>
+              </w:rPr>
+              <w:t xml:space="preserve"/>
+            </w:r>
+          </w:p>
+        </w:tc>
+        <w:tc>
+          <w:tcPr>
+            <w:shd w:fill="FFFFFF"/>
+          </w:tcPr>
+          <w:p>
+            <w:pPr>
+              <w:bidi w:val="false"/>
+              <w:jc w:val="left"/>
+            </w:pPr>
+            <w:r>
+              <w:rPr>
+                <w:b w:val="false"/>
+                <w:bCs w:val="false"/>
+                <w:i w:val="false"/>
+                <w:iCs w:val="false"/>
+                <w:color w:val="17242D"/>
+                <w:rtl w:val="false"/>
+              </w:rPr>
+              <w:t xml:space="preserve"/>
+            </w:r>
+          </w:p>
+        </w:tc>
+        <w:tc>
+          <w:tcPr>
+            <w:shd w:fill="FFFFFF"/>
+          </w:tcPr>
+          <w:p>
+            <w:pPr>
+              <w:bidi w:val="false"/>
+              <w:jc w:val="left"/>
+            </w:pPr>
+            <w:r>
+              <w:rPr>
+                <w:b w:val="false"/>
+                <w:bCs w:val="false"/>
+                <w:i w:val="false"/>
+                <w:iCs w:val="false"/>
+                <w:color w:val="17242D"/>
+                <w:rtl w:val="false"/>
+              </w:rPr>
+              <w:t xml:space="preserve"/>
+            </w:r>
+          </w:p>
+        </w:tc>
+        <w:tc>
+          <w:tcPr>
+            <w:shd w:fill="FFFFFF"/>
+          </w:tcPr>
+          <w:p>
+            <w:pPr>
+              <w:bidi w:val="false"/>
+              <w:jc w:val="left"/>
+            </w:pPr>
+            <w:r>
+              <w:rPr>
+                <w:b w:val="false"/>
+                <w:bCs w:val="false"/>
+                <w:i w:val="false"/>
+                <w:iCs w:val="false"/>
+                <w:color w:val="17242D"/>
+                <w:rtl w:val="false"/>
+              </w:rPr>
+              <w:t xml:space="preserve"/>
+            </w:r>
+          </w:p>
+        </w:tc>
+        <w:tc>
+          <w:tcPr>
+            <w:shd w:fill="FFFFFF"/>
+          </w:tcPr>
+          <w:p>
+            <w:pPr>
+              <w:bidi w:val="false"/>
+              <w:jc w:val="left"/>
+            </w:pPr>
+            <w:r>
+              <w:rPr>
+                <w:b w:val="false"/>
+                <w:bCs w:val="false"/>
+                <w:i w:val="false"/>
+                <w:iCs w:val="false"/>
+                <w:color w:val="17242D"/>
+                <w:rtl w:val="false"/>
+              </w:rPr>
+              <w:t xml:space="preserve"/>
+            </w:r>
+          </w:p>
+        </w:tc>
+      </w:tr>
+    </w:tbl>
+    <w:p>
+      <w:pPr>
+        <w:pStyle w:val="Heading1"/>
+        <w:shd w:fill="F0EAFA"/>
+        <w:bidi w:val="false"/>
+        <w:spacing w:after="100" w:before="200"/>
+        <w:jc w:val="left"/>
+      </w:pPr>
+      <w:r>
+        <w:rPr>
+          <w:b/>
+          <w:bCs/>
+          <w:color w:val="4E356F"/>
+          <w:rtl w:val="false"/>
+        </w:rPr>
+        <w:t xml:space="preserve">4. Recheck list</w:t>
       </w:r>
     </w:p>
     <w:p>
@@ -10102,9 +10598,398 @@
           <w:color w:val="17242D"/>
           <w:rtl w:val="false"/>
         </w:rPr>
-        <w:t xml:space="preserve">Recheck list: what, when, source, and owner will verify it before action?</w:t>
+        <w:t xml:space="preserve">The facts you checked a month ago are exactly the ones that change. Check them again before anything is booked or sent.</w:t>
       </w:r>
     </w:p>
+    <w:tbl>
+      <w:tblPr>
+        <w:bidiVisual w:val="false"/>
+        <w:tblW w:type="pct" w:w="100%"/>
+        <w:tblBorders>
+          <w:top w:val="single" w:color="auto" w:sz="4"/>
+          <w:left w:val="single" w:color="auto" w:sz="4"/>
+          <w:bottom w:val="single" w:color="auto" w:sz="4"/>
+          <w:right w:val="single" w:color="auto" w:sz="4"/>
+          <w:insideH w:val="single" w:color="auto" w:sz="4"/>
+          <w:insideV w:val="single" w:color="auto" w:sz="4"/>
+        </w:tblBorders>
+      </w:tblPr>
+      <w:tblGrid>
+        <w:gridCol w:w="100"/>
+        <w:gridCol w:w="100"/>
+        <w:gridCol w:w="100"/>
+        <w:gridCol w:w="100"/>
+      </w:tblGrid>
+      <w:tr>
+        <w:tc>
+          <w:tcPr>
+            <w:shd w:fill="4E356F"/>
+          </w:tcPr>
+          <w:p>
+            <w:pPr>
+              <w:bidi w:val="false"/>
+              <w:jc w:val="left"/>
+            </w:pPr>
+            <w:r>
+              <w:rPr>
+                <w:b/>
+                <w:bCs/>
+                <w:i w:val="false"/>
+                <w:iCs w:val="false"/>
+                <w:color w:val="FFFFFF"/>
+                <w:rtl w:val="false"/>
+              </w:rPr>
+              <w:t xml:space="preserve">What to recheck</w:t>
+            </w:r>
+          </w:p>
+        </w:tc>
+        <w:tc>
+          <w:tcPr>
+            <w:shd w:fill="4E356F"/>
+          </w:tcPr>
+          <w:p>
+            <w:pPr>
+              <w:bidi w:val="false"/>
+              <w:jc w:val="left"/>
+            </w:pPr>
+            <w:r>
+              <w:rPr>
+                <w:b/>
+                <w:bCs/>
+                <w:i w:val="false"/>
+                <w:iCs w:val="false"/>
+                <w:color w:val="FFFFFF"/>
+                <w:rtl w:val="false"/>
+              </w:rPr>
+              <w:t xml:space="preserve">When</w:t>
+            </w:r>
+          </w:p>
+        </w:tc>
+        <w:tc>
+          <w:tcPr>
+            <w:shd w:fill="4E356F"/>
+          </w:tcPr>
+          <w:p>
+            <w:pPr>
+              <w:bidi w:val="false"/>
+              <w:jc w:val="left"/>
+            </w:pPr>
+            <w:r>
+              <w:rPr>
+                <w:b/>
+                <w:bCs/>
+                <w:i w:val="false"/>
+                <w:iCs w:val="false"/>
+                <w:color w:val="FFFFFF"/>
+                <w:rtl w:val="false"/>
+              </w:rPr>
+              <w:t xml:space="preserve">Against which source</w:t>
+            </w:r>
+          </w:p>
+        </w:tc>
+        <w:tc>
+          <w:tcPr>
+            <w:shd w:fill="4E356F"/>
+          </w:tcPr>
+          <w:p>
+            <w:pPr>
+              <w:bidi w:val="false"/>
+              <w:jc w:val="left"/>
+            </w:pPr>
+            <w:r>
+              <w:rPr>
+                <w:b/>
+                <w:bCs/>
+                <w:i w:val="false"/>
+                <w:iCs w:val="false"/>
+                <w:color w:val="FFFFFF"/>
+                <w:rtl w:val="false"/>
+              </w:rPr>
+              <w:t xml:space="preserve">Who checks</w:t>
+            </w:r>
+          </w:p>
+        </w:tc>
+      </w:tr>
+      <w:tr>
+        <w:trPr>
+          <w:trHeight w:val="454" w:hRule="atLeast"/>
+        </w:trPr>
+        <w:tc>
+          <w:tcPr>
+            <w:shd w:fill="F1F3F6"/>
+          </w:tcPr>
+          <w:p>
+            <w:pPr>
+              <w:bidi w:val="false"/>
+              <w:jc w:val="left"/>
+            </w:pPr>
+            <w:r>
+              <w:rPr>
+                <w:b w:val="false"/>
+                <w:bCs w:val="false"/>
+                <w:i/>
+                <w:iCs/>
+                <w:color w:val="55606E"/>
+                <w:rtl w:val="false"/>
+              </w:rPr>
+              <w:t xml:space="preserve">Example: hall hours and cancellation terms</w:t>
+            </w:r>
+          </w:p>
+        </w:tc>
+        <w:tc>
+          <w:tcPr>
+            <w:shd w:fill="F1F3F6"/>
+          </w:tcPr>
+          <w:p>
+            <w:pPr>
+              <w:bidi w:val="false"/>
+              <w:jc w:val="left"/>
+            </w:pPr>
+            <w:r>
+              <w:rPr>
+                <w:b w:val="false"/>
+                <w:bCs w:val="false"/>
+                <w:i/>
+                <w:iCs/>
+                <w:color w:val="55606E"/>
+                <w:rtl w:val="false"/>
+              </w:rPr>
+              <w:t xml:space="preserve">One week before the event</w:t>
+            </w:r>
+          </w:p>
+        </w:tc>
+        <w:tc>
+          <w:tcPr>
+            <w:shd w:fill="F1F3F6"/>
+          </w:tcPr>
+          <w:p>
+            <w:pPr>
+              <w:bidi w:val="false"/>
+              <w:jc w:val="left"/>
+            </w:pPr>
+            <w:r>
+              <w:rPr>
+                <w:b w:val="false"/>
+                <w:bCs w:val="false"/>
+                <w:i/>
+                <w:iCs/>
+                <w:color w:val="55606E"/>
+                <w:rtl w:val="false"/>
+              </w:rPr>
+              <w:t xml:space="preserve">The booking email from the hall</w:t>
+            </w:r>
+          </w:p>
+        </w:tc>
+        <w:tc>
+          <w:tcPr>
+            <w:shd w:fill="F1F3F6"/>
+          </w:tcPr>
+          <w:p>
+            <w:pPr>
+              <w:bidi w:val="false"/>
+              <w:jc w:val="left"/>
+            </w:pPr>
+            <w:r>
+              <w:rPr>
+                <w:b w:val="false"/>
+                <w:bCs w:val="false"/>
+                <w:i/>
+                <w:iCs/>
+                <w:color w:val="55606E"/>
+                <w:rtl w:val="false"/>
+              </w:rPr>
+              <w:t xml:space="preserve">Me</w:t>
+            </w:r>
+          </w:p>
+        </w:tc>
+      </w:tr>
+      <w:tr>
+        <w:trPr>
+          <w:trHeight w:val="454" w:hRule="atLeast"/>
+        </w:trPr>
+        <w:tc>
+          <w:tcPr>
+            <w:shd w:fill="FFFFFF"/>
+          </w:tcPr>
+          <w:p>
+            <w:pPr>
+              <w:bidi w:val="false"/>
+              <w:jc w:val="left"/>
+            </w:pPr>
+            <w:r>
+              <w:rPr>
+                <w:b w:val="false"/>
+                <w:bCs w:val="false"/>
+                <w:i w:val="false"/>
+                <w:iCs w:val="false"/>
+                <w:color w:val="17242D"/>
+                <w:rtl w:val="false"/>
+              </w:rPr>
+              <w:t xml:space="preserve"/>
+            </w:r>
+          </w:p>
+        </w:tc>
+        <w:tc>
+          <w:tcPr>
+            <w:shd w:fill="FFFFFF"/>
+          </w:tcPr>
+          <w:p>
+            <w:pPr>
+              <w:bidi w:val="false"/>
+              <w:jc w:val="left"/>
+            </w:pPr>
+            <w:r>
+              <w:rPr>
+                <w:b w:val="false"/>
+                <w:bCs w:val="false"/>
+                <w:i w:val="false"/>
+                <w:iCs w:val="false"/>
+                <w:color w:val="17242D"/>
+                <w:rtl w:val="false"/>
+              </w:rPr>
+              <w:t xml:space="preserve"/>
+            </w:r>
+          </w:p>
+        </w:tc>
+        <w:tc>
+          <w:tcPr>
+            <w:shd w:fill="FFFFFF"/>
+          </w:tcPr>
+          <w:p>
+            <w:pPr>
+              <w:bidi w:val="false"/>
+              <w:jc w:val="left"/>
+            </w:pPr>
+            <w:r>
+              <w:rPr>
+                <w:b w:val="false"/>
+                <w:bCs w:val="false"/>
+                <w:i w:val="false"/>
+                <w:iCs w:val="false"/>
+                <w:color w:val="17242D"/>
+                <w:rtl w:val="false"/>
+              </w:rPr>
+              <w:t xml:space="preserve"/>
+            </w:r>
+          </w:p>
+        </w:tc>
+        <w:tc>
+          <w:tcPr>
+            <w:shd w:fill="FFFFFF"/>
+          </w:tcPr>
+          <w:p>
+            <w:pPr>
+              <w:bidi w:val="false"/>
+              <w:jc w:val="left"/>
+            </w:pPr>
+            <w:r>
+              <w:rPr>
+                <w:b w:val="false"/>
+                <w:bCs w:val="false"/>
+                <w:i w:val="false"/>
+                <w:iCs w:val="false"/>
+                <w:color w:val="17242D"/>
+                <w:rtl w:val="false"/>
+              </w:rPr>
+              <w:t xml:space="preserve"/>
+            </w:r>
+          </w:p>
+        </w:tc>
+      </w:tr>
+      <w:tr>
+        <w:trPr>
+          <w:trHeight w:val="454" w:hRule="atLeast"/>
+        </w:trPr>
+        <w:tc>
+          <w:tcPr>
+            <w:shd w:fill="FFFFFF"/>
+          </w:tcPr>
+          <w:p>
+            <w:pPr>
+              <w:bidi w:val="false"/>
+              <w:jc w:val="left"/>
+            </w:pPr>
+            <w:r>
+              <w:rPr>
+                <w:b w:val="false"/>
+                <w:bCs w:val="false"/>
+                <w:i w:val="false"/>
+                <w:iCs w:val="false"/>
+                <w:color w:val="17242D"/>
+                <w:rtl w:val="false"/>
+              </w:rPr>
+              <w:t xml:space="preserve"/>
+            </w:r>
+          </w:p>
+        </w:tc>
+        <w:tc>
+          <w:tcPr>
+            <w:shd w:fill="FFFFFF"/>
+          </w:tcPr>
+          <w:p>
+            <w:pPr>
+              <w:bidi w:val="false"/>
+              <w:jc w:val="left"/>
+            </w:pPr>
+            <w:r>
+              <w:rPr>
+                <w:b w:val="false"/>
+                <w:bCs w:val="false"/>
+                <w:i w:val="false"/>
+                <w:iCs w:val="false"/>
+                <w:color w:val="17242D"/>
+                <w:rtl w:val="false"/>
+              </w:rPr>
+              <w:t xml:space="preserve"/>
+            </w:r>
+          </w:p>
+        </w:tc>
+        <w:tc>
+          <w:tcPr>
+            <w:shd w:fill="FFFFFF"/>
+          </w:tcPr>
+          <w:p>
+            <w:pPr>
+              <w:bidi w:val="false"/>
+              <w:jc w:val="left"/>
+            </w:pPr>
+            <w:r>
+              <w:rPr>
+                <w:b w:val="false"/>
+                <w:bCs w:val="false"/>
+                <w:i w:val="false"/>
+                <w:iCs w:val="false"/>
+                <w:color w:val="17242D"/>
+                <w:rtl w:val="false"/>
+              </w:rPr>
+              <w:t xml:space="preserve"/>
+            </w:r>
+          </w:p>
+        </w:tc>
+        <w:tc>
+          <w:tcPr>
+            <w:shd w:fill="FFFFFF"/>
+          </w:tcPr>
+          <w:p>
+            <w:pPr>
+              <w:bidi w:val="false"/>
+              <w:jc w:val="left"/>
+            </w:pPr>
+            <w:r>
+              <w:rPr>
+                <w:b w:val="false"/>
+                <w:bCs w:val="false"/>
+                <w:i w:val="false"/>
+                <w:iCs w:val="false"/>
+                <w:color w:val="17242D"/>
+                <w:rtl w:val="false"/>
+              </w:rPr>
+              <w:t xml:space="preserve"/>
+            </w:r>
+          </w:p>
+        </w:tc>
+      </w:tr>
+    </w:tbl>
     <w:p>
       <w:pPr>
         <w:pStyle w:val="Heading1"/>

--- a/site/assets/downloads/applied-ai-mastery-personal-journal-en.docx
+++ b/site/assets/downloads/applied-ai-mastery-personal-journal-en.docx
@@ -13270,7 +13270,411 @@
           <w:color w:val="17242D"/>
           <w:rtl w:val="false"/>
         </w:rPr>
-        <w:t xml:space="preserve">Paste the Artifact link or describe the working version. What changed after the first result? What instructions, labels, defaults, or calculations did you improve?</w:t>
+        <w:t xml:space="preserve">The first version almost always works on the case you had in mind and breaks on the second. Record each round: what failed, what you asked to change, and what came out.</w:t>
+      </w:r>
+    </w:p>
+    <w:tbl>
+      <w:tblPr>
+        <w:bidiVisual w:val="false"/>
+        <w:tblW w:type="pct" w:w="100%"/>
+        <w:tblBorders>
+          <w:top w:val="single" w:color="auto" w:sz="4"/>
+          <w:left w:val="single" w:color="auto" w:sz="4"/>
+          <w:bottom w:val="single" w:color="auto" w:sz="4"/>
+          <w:right w:val="single" w:color="auto" w:sz="4"/>
+          <w:insideH w:val="single" w:color="auto" w:sz="4"/>
+          <w:insideV w:val="single" w:color="auto" w:sz="4"/>
+        </w:tblBorders>
+      </w:tblPr>
+      <w:tblGrid>
+        <w:gridCol w:w="100"/>
+        <w:gridCol w:w="100"/>
+        <w:gridCol w:w="100"/>
+        <w:gridCol w:w="100"/>
+      </w:tblGrid>
+      <w:tr>
+        <w:tc>
+          <w:tcPr>
+            <w:shd w:fill="4E356F"/>
+          </w:tcPr>
+          <w:p>
+            <w:pPr>
+              <w:bidi w:val="false"/>
+              <w:jc w:val="left"/>
+            </w:pPr>
+            <w:r>
+              <w:rPr>
+                <w:b/>
+                <w:bCs/>
+                <w:i w:val="false"/>
+                <w:iCs w:val="false"/>
+                <w:color w:val="FFFFFF"/>
+                <w:rtl w:val="false"/>
+              </w:rPr>
+              <w:t xml:space="preserve">Round</w:t>
+            </w:r>
+          </w:p>
+        </w:tc>
+        <w:tc>
+          <w:tcPr>
+            <w:shd w:fill="4E356F"/>
+          </w:tcPr>
+          <w:p>
+            <w:pPr>
+              <w:bidi w:val="false"/>
+              <w:jc w:val="left"/>
+            </w:pPr>
+            <w:r>
+              <w:rPr>
+                <w:b/>
+                <w:bCs/>
+                <w:i w:val="false"/>
+                <w:iCs w:val="false"/>
+                <w:color w:val="FFFFFF"/>
+                <w:rtl w:val="false"/>
+              </w:rPr>
+              <w:t xml:space="preserve">What failed in the previous version</w:t>
+            </w:r>
+          </w:p>
+        </w:tc>
+        <w:tc>
+          <w:tcPr>
+            <w:shd w:fill="4E356F"/>
+          </w:tcPr>
+          <w:p>
+            <w:pPr>
+              <w:bidi w:val="false"/>
+              <w:jc w:val="left"/>
+            </w:pPr>
+            <w:r>
+              <w:rPr>
+                <w:b/>
+                <w:bCs/>
+                <w:i w:val="false"/>
+                <w:iCs w:val="false"/>
+                <w:color w:val="FFFFFF"/>
+                <w:rtl w:val="false"/>
+              </w:rPr>
+              <w:t xml:space="preserve">What I asked to change</w:t>
+            </w:r>
+          </w:p>
+        </w:tc>
+        <w:tc>
+          <w:tcPr>
+            <w:shd w:fill="4E356F"/>
+          </w:tcPr>
+          <w:p>
+            <w:pPr>
+              <w:bidi w:val="false"/>
+              <w:jc w:val="left"/>
+            </w:pPr>
+            <w:r>
+              <w:rPr>
+                <w:b/>
+                <w:bCs/>
+                <w:i w:val="false"/>
+                <w:iCs w:val="false"/>
+                <w:color w:val="FFFFFF"/>
+                <w:rtl w:val="false"/>
+              </w:rPr>
+              <w:t xml:space="preserve">What came out</w:t>
+            </w:r>
+          </w:p>
+        </w:tc>
+      </w:tr>
+      <w:tr>
+        <w:trPr>
+          <w:trHeight w:val="454" w:hRule="atLeast"/>
+        </w:trPr>
+        <w:tc>
+          <w:tcPr>
+            <w:shd w:fill="F1F3F6"/>
+          </w:tcPr>
+          <w:p>
+            <w:pPr>
+              <w:bidi w:val="false"/>
+              <w:jc w:val="left"/>
+            </w:pPr>
+            <w:r>
+              <w:rPr>
+                <w:b w:val="false"/>
+                <w:bCs w:val="false"/>
+                <w:i/>
+                <w:iCs/>
+                <w:color w:val="55606E"/>
+                <w:rtl w:val="false"/>
+              </w:rPr>
+              <w:t xml:space="preserve">Example: 2</w:t>
+            </w:r>
+          </w:p>
+        </w:tc>
+        <w:tc>
+          <w:tcPr>
+            <w:shd w:fill="F1F3F6"/>
+          </w:tcPr>
+          <w:p>
+            <w:pPr>
+              <w:bidi w:val="false"/>
+              <w:jc w:val="left"/>
+            </w:pPr>
+            <w:r>
+              <w:rPr>
+                <w:b w:val="false"/>
+                <w:bCs w:val="false"/>
+                <w:i/>
+                <w:iCs/>
+                <w:color w:val="55606E"/>
+                <w:rtl w:val="false"/>
+              </w:rPr>
+              <w:t xml:space="preserve">It calculated the tip as a percentage, but entering an amount with small change gave three decimal places</w:t>
+            </w:r>
+          </w:p>
+        </w:tc>
+        <w:tc>
+          <w:tcPr>
+            <w:shd w:fill="F1F3F6"/>
+          </w:tcPr>
+          <w:p>
+            <w:pPr>
+              <w:bidi w:val="false"/>
+              <w:jc w:val="left"/>
+            </w:pPr>
+            <w:r>
+              <w:rPr>
+                <w:b w:val="false"/>
+                <w:bCs w:val="false"/>
+                <w:i/>
+                <w:iCs/>
+                <w:color w:val="55606E"/>
+                <w:rtl w:val="false"/>
+              </w:rPr>
+              <w:t xml:space="preserve">Round to two decimals and add a “total to pay” label</w:t>
+            </w:r>
+          </w:p>
+        </w:tc>
+        <w:tc>
+          <w:tcPr>
+            <w:shd w:fill="F1F3F6"/>
+          </w:tcPr>
+          <w:p>
+            <w:pPr>
+              <w:bidi w:val="false"/>
+              <w:jc w:val="left"/>
+            </w:pPr>
+            <w:r>
+              <w:rPr>
+                <w:b w:val="false"/>
+                <w:bCs w:val="false"/>
+                <w:i/>
+                <w:iCs/>
+                <w:color w:val="55606E"/>
+                <w:rtl w:val="false"/>
+              </w:rPr>
+              <w:t xml:space="preserve">Readable now, but I found it does not handle an amount of 0</w:t>
+            </w:r>
+          </w:p>
+        </w:tc>
+      </w:tr>
+      <w:tr>
+        <w:trPr>
+          <w:trHeight w:val="454" w:hRule="atLeast"/>
+        </w:trPr>
+        <w:tc>
+          <w:tcPr>
+            <w:shd w:fill="FFFFFF"/>
+          </w:tcPr>
+          <w:p>
+            <w:pPr>
+              <w:bidi w:val="false"/>
+              <w:jc w:val="left"/>
+            </w:pPr>
+            <w:r>
+              <w:rPr>
+                <w:b w:val="false"/>
+                <w:bCs w:val="false"/>
+                <w:i w:val="false"/>
+                <w:iCs w:val="false"/>
+                <w:color w:val="17242D"/>
+                <w:rtl w:val="false"/>
+              </w:rPr>
+              <w:t xml:space="preserve"/>
+            </w:r>
+          </w:p>
+        </w:tc>
+        <w:tc>
+          <w:tcPr>
+            <w:shd w:fill="FFFFFF"/>
+          </w:tcPr>
+          <w:p>
+            <w:pPr>
+              <w:bidi w:val="false"/>
+              <w:jc w:val="left"/>
+            </w:pPr>
+            <w:r>
+              <w:rPr>
+                <w:b w:val="false"/>
+                <w:bCs w:val="false"/>
+                <w:i w:val="false"/>
+                <w:iCs w:val="false"/>
+                <w:color w:val="17242D"/>
+                <w:rtl w:val="false"/>
+              </w:rPr>
+              <w:t xml:space="preserve"/>
+            </w:r>
+          </w:p>
+        </w:tc>
+        <w:tc>
+          <w:tcPr>
+            <w:shd w:fill="FFFFFF"/>
+          </w:tcPr>
+          <w:p>
+            <w:pPr>
+              <w:bidi w:val="false"/>
+              <w:jc w:val="left"/>
+            </w:pPr>
+            <w:r>
+              <w:rPr>
+                <w:b w:val="false"/>
+                <w:bCs w:val="false"/>
+                <w:i w:val="false"/>
+                <w:iCs w:val="false"/>
+                <w:color w:val="17242D"/>
+                <w:rtl w:val="false"/>
+              </w:rPr>
+              <w:t xml:space="preserve"/>
+            </w:r>
+          </w:p>
+        </w:tc>
+        <w:tc>
+          <w:tcPr>
+            <w:shd w:fill="FFFFFF"/>
+          </w:tcPr>
+          <w:p>
+            <w:pPr>
+              <w:bidi w:val="false"/>
+              <w:jc w:val="left"/>
+            </w:pPr>
+            <w:r>
+              <w:rPr>
+                <w:b w:val="false"/>
+                <w:bCs w:val="false"/>
+                <w:i w:val="false"/>
+                <w:iCs w:val="false"/>
+                <w:color w:val="17242D"/>
+                <w:rtl w:val="false"/>
+              </w:rPr>
+              <w:t xml:space="preserve"/>
+            </w:r>
+          </w:p>
+        </w:tc>
+      </w:tr>
+      <w:tr>
+        <w:trPr>
+          <w:trHeight w:val="454" w:hRule="atLeast"/>
+        </w:trPr>
+        <w:tc>
+          <w:tcPr>
+            <w:shd w:fill="FFFFFF"/>
+          </w:tcPr>
+          <w:p>
+            <w:pPr>
+              <w:bidi w:val="false"/>
+              <w:jc w:val="left"/>
+            </w:pPr>
+            <w:r>
+              <w:rPr>
+                <w:b w:val="false"/>
+                <w:bCs w:val="false"/>
+                <w:i w:val="false"/>
+                <w:iCs w:val="false"/>
+                <w:color w:val="17242D"/>
+                <w:rtl w:val="false"/>
+              </w:rPr>
+              <w:t xml:space="preserve"/>
+            </w:r>
+          </w:p>
+        </w:tc>
+        <w:tc>
+          <w:tcPr>
+            <w:shd w:fill="FFFFFF"/>
+          </w:tcPr>
+          <w:p>
+            <w:pPr>
+              <w:bidi w:val="false"/>
+              <w:jc w:val="left"/>
+            </w:pPr>
+            <w:r>
+              <w:rPr>
+                <w:b w:val="false"/>
+                <w:bCs w:val="false"/>
+                <w:i w:val="false"/>
+                <w:iCs w:val="false"/>
+                <w:color w:val="17242D"/>
+                <w:rtl w:val="false"/>
+              </w:rPr>
+              <w:t xml:space="preserve"/>
+            </w:r>
+          </w:p>
+        </w:tc>
+        <w:tc>
+          <w:tcPr>
+            <w:shd w:fill="FFFFFF"/>
+          </w:tcPr>
+          <w:p>
+            <w:pPr>
+              <w:bidi w:val="false"/>
+              <w:jc w:val="left"/>
+            </w:pPr>
+            <w:r>
+              <w:rPr>
+                <w:b w:val="false"/>
+                <w:bCs w:val="false"/>
+                <w:i w:val="false"/>
+                <w:iCs w:val="false"/>
+                <w:color w:val="17242D"/>
+                <w:rtl w:val="false"/>
+              </w:rPr>
+              <w:t xml:space="preserve"/>
+            </w:r>
+          </w:p>
+        </w:tc>
+        <w:tc>
+          <w:tcPr>
+            <w:shd w:fill="FFFFFF"/>
+          </w:tcPr>
+          <w:p>
+            <w:pPr>
+              <w:bidi w:val="false"/>
+              <w:jc w:val="left"/>
+            </w:pPr>
+            <w:r>
+              <w:rPr>
+                <w:b w:val="false"/>
+                <w:bCs w:val="false"/>
+                <w:i w:val="false"/>
+                <w:iCs w:val="false"/>
+                <w:color w:val="17242D"/>
+                <w:rtl w:val="false"/>
+              </w:rPr>
+              <w:t xml:space="preserve"/>
+            </w:r>
+          </w:p>
+        </w:tc>
+      </w:tr>
+    </w:tbl>
+    <w:p>
+      <w:pPr>
+        <w:bidi w:val="false"/>
+        <w:jc w:val="left"/>
+      </w:pPr>
+      <w:r>
+        <w:rPr>
+          <w:b w:val="false"/>
+          <w:bCs w:val="false"/>
+          <w:color w:val="17242D"/>
+          <w:rtl w:val="false"/>
+        </w:rPr>
+        <w:t xml:space="preserve">Link to the artifact: paste the Artifact link here, or describe where the working version is saved.</w:t>
       </w:r>
     </w:p>
     <w:p>
@@ -16021,9 +16425,491 @@
           <w:color w:val="17242D"/>
           <w:rtl w:val="false"/>
         </w:rPr>
-        <w:t xml:space="preserve">Sketch the layout, materials, quantities, clearances, and intended use. Mark each assumption that needs a physical check.</w:t>
+        <w:t xml:space="preserve">Sketch the layout, then break it down into numbers. Any line without a source is an assumption, and every assumption needs a physical check before you buy anything.</w:t>
       </w:r>
     </w:p>
+    <w:tbl>
+      <w:tblPr>
+        <w:bidiVisual w:val="false"/>
+        <w:tblW w:type="pct" w:w="100%"/>
+        <w:tblBorders>
+          <w:top w:val="single" w:color="auto" w:sz="4"/>
+          <w:left w:val="single" w:color="auto" w:sz="4"/>
+          <w:bottom w:val="single" w:color="auto" w:sz="4"/>
+          <w:right w:val="single" w:color="auto" w:sz="4"/>
+          <w:insideH w:val="single" w:color="auto" w:sz="4"/>
+          <w:insideV w:val="single" w:color="auto" w:sz="4"/>
+        </w:tblBorders>
+      </w:tblPr>
+      <w:tblGrid>
+        <w:gridCol w:w="100"/>
+        <w:gridCol w:w="100"/>
+        <w:gridCol w:w="100"/>
+        <w:gridCol w:w="100"/>
+      </w:tblGrid>
+      <w:tr>
+        <w:tc>
+          <w:tcPr>
+            <w:shd w:fill="4E356F"/>
+          </w:tcPr>
+          <w:p>
+            <w:pPr>
+              <w:bidi w:val="false"/>
+              <w:jc w:val="left"/>
+            </w:pPr>
+            <w:r>
+              <w:rPr>
+                <w:b/>
+                <w:bCs/>
+                <w:i w:val="false"/>
+                <w:iCs w:val="false"/>
+                <w:color w:val="FFFFFF"/>
+                <w:rtl w:val="false"/>
+              </w:rPr>
+              <w:t xml:space="preserve">Component</w:t>
+            </w:r>
+          </w:p>
+        </w:tc>
+        <w:tc>
+          <w:tcPr>
+            <w:shd w:fill="4E356F"/>
+          </w:tcPr>
+          <w:p>
+            <w:pPr>
+              <w:bidi w:val="false"/>
+              <w:jc w:val="left"/>
+            </w:pPr>
+            <w:r>
+              <w:rPr>
+                <w:b/>
+                <w:bCs/>
+                <w:i w:val="false"/>
+                <w:iCs w:val="false"/>
+                <w:color w:val="FFFFFF"/>
+                <w:rtl w:val="false"/>
+              </w:rPr>
+              <w:t xml:space="preserve">Measurement or quantity</w:t>
+            </w:r>
+          </w:p>
+        </w:tc>
+        <w:tc>
+          <w:tcPr>
+            <w:shd w:fill="4E356F"/>
+          </w:tcPr>
+          <w:p>
+            <w:pPr>
+              <w:bidi w:val="false"/>
+              <w:jc w:val="left"/>
+            </w:pPr>
+            <w:r>
+              <w:rPr>
+                <w:b/>
+                <w:bCs/>
+                <w:i w:val="false"/>
+                <w:iCs w:val="false"/>
+                <w:color w:val="FFFFFF"/>
+                <w:rtl w:val="false"/>
+              </w:rPr>
+              <w:t xml:space="preserve">Where the number came from</w:t>
+            </w:r>
+          </w:p>
+        </w:tc>
+        <w:tc>
+          <w:tcPr>
+            <w:shd w:fill="4E356F"/>
+          </w:tcPr>
+          <w:p>
+            <w:pPr>
+              <w:bidi w:val="false"/>
+              <w:jc w:val="left"/>
+            </w:pPr>
+            <w:r>
+              <w:rPr>
+                <w:b/>
+                <w:bCs/>
+                <w:i w:val="false"/>
+                <w:iCs w:val="false"/>
+                <w:color w:val="FFFFFF"/>
+                <w:rtl w:val="false"/>
+              </w:rPr>
+              <w:t xml:space="preserve">Assumption to check physically</w:t>
+            </w:r>
+          </w:p>
+        </w:tc>
+      </w:tr>
+      <w:tr>
+        <w:trPr>
+          <w:trHeight w:val="454" w:hRule="atLeast"/>
+        </w:trPr>
+        <w:tc>
+          <w:tcPr>
+            <w:shd w:fill="F1F3F6"/>
+          </w:tcPr>
+          <w:p>
+            <w:pPr>
+              <w:bidi w:val="false"/>
+              <w:jc w:val="left"/>
+            </w:pPr>
+            <w:r>
+              <w:rPr>
+                <w:b w:val="false"/>
+                <w:bCs w:val="false"/>
+                <w:i/>
+                <w:iCs/>
+                <w:color w:val="55606E"/>
+                <w:rtl w:val="false"/>
+              </w:rPr>
+              <w:t xml:space="preserve">Example: desk for the work corner</w:t>
+            </w:r>
+          </w:p>
+        </w:tc>
+        <w:tc>
+          <w:tcPr>
+            <w:shd w:fill="F1F3F6"/>
+          </w:tcPr>
+          <w:p>
+            <w:pPr>
+              <w:bidi w:val="false"/>
+              <w:jc w:val="left"/>
+            </w:pPr>
+            <w:r>
+              <w:rPr>
+                <w:b w:val="false"/>
+                <w:bCs w:val="false"/>
+                <w:i/>
+                <w:iCs/>
+                <w:color w:val="55606E"/>
+                <w:rtl w:val="false"/>
+              </w:rPr>
+              <w:t xml:space="preserve">120 by 60 cm</w:t>
+            </w:r>
+          </w:p>
+        </w:tc>
+        <w:tc>
+          <w:tcPr>
+            <w:shd w:fill="F1F3F6"/>
+          </w:tcPr>
+          <w:p>
+            <w:pPr>
+              <w:bidi w:val="false"/>
+              <w:jc w:val="left"/>
+            </w:pPr>
+            <w:r>
+              <w:rPr>
+                <w:b w:val="false"/>
+                <w:bCs w:val="false"/>
+                <w:i/>
+                <w:iCs/>
+                <w:color w:val="55606E"/>
+                <w:rtl w:val="false"/>
+              </w:rPr>
+              <w:t xml:space="preserve">Manufacturer's product page, 4 May</w:t>
+            </w:r>
+          </w:p>
+        </w:tc>
+        <w:tc>
+          <w:tcPr>
+            <w:shd w:fill="F1F3F6"/>
+          </w:tcPr>
+          <w:p>
+            <w:pPr>
+              <w:bidi w:val="false"/>
+              <w:jc w:val="left"/>
+            </w:pPr>
+            <w:r>
+              <w:rPr>
+                <w:b w:val="false"/>
+                <w:bCs w:val="false"/>
+                <w:i/>
+                <w:iCs/>
+                <w:color w:val="55606E"/>
+                <w:rtl w:val="false"/>
+              </w:rPr>
+              <w:t xml:space="preserve">That the door still opens fully with the desk in place</w:t>
+            </w:r>
+          </w:p>
+        </w:tc>
+      </w:tr>
+      <w:tr>
+        <w:trPr>
+          <w:trHeight w:val="454" w:hRule="atLeast"/>
+        </w:trPr>
+        <w:tc>
+          <w:tcPr>
+            <w:shd w:fill="FFFFFF"/>
+          </w:tcPr>
+          <w:p>
+            <w:pPr>
+              <w:bidi w:val="false"/>
+              <w:jc w:val="left"/>
+            </w:pPr>
+            <w:r>
+              <w:rPr>
+                <w:b w:val="false"/>
+                <w:bCs w:val="false"/>
+                <w:i w:val="false"/>
+                <w:iCs w:val="false"/>
+                <w:color w:val="17242D"/>
+                <w:rtl w:val="false"/>
+              </w:rPr>
+              <w:t xml:space="preserve"/>
+            </w:r>
+          </w:p>
+        </w:tc>
+        <w:tc>
+          <w:tcPr>
+            <w:shd w:fill="FFFFFF"/>
+          </w:tcPr>
+          <w:p>
+            <w:pPr>
+              <w:bidi w:val="false"/>
+              <w:jc w:val="left"/>
+            </w:pPr>
+            <w:r>
+              <w:rPr>
+                <w:b w:val="false"/>
+                <w:bCs w:val="false"/>
+                <w:i w:val="false"/>
+                <w:iCs w:val="false"/>
+                <w:color w:val="17242D"/>
+                <w:rtl w:val="false"/>
+              </w:rPr>
+              <w:t xml:space="preserve"/>
+            </w:r>
+          </w:p>
+        </w:tc>
+        <w:tc>
+          <w:tcPr>
+            <w:shd w:fill="FFFFFF"/>
+          </w:tcPr>
+          <w:p>
+            <w:pPr>
+              <w:bidi w:val="false"/>
+              <w:jc w:val="left"/>
+            </w:pPr>
+            <w:r>
+              <w:rPr>
+                <w:b w:val="false"/>
+                <w:bCs w:val="false"/>
+                <w:i w:val="false"/>
+                <w:iCs w:val="false"/>
+                <w:color w:val="17242D"/>
+                <w:rtl w:val="false"/>
+              </w:rPr>
+              <w:t xml:space="preserve"/>
+            </w:r>
+          </w:p>
+        </w:tc>
+        <w:tc>
+          <w:tcPr>
+            <w:shd w:fill="FFFFFF"/>
+          </w:tcPr>
+          <w:p>
+            <w:pPr>
+              <w:bidi w:val="false"/>
+              <w:jc w:val="left"/>
+            </w:pPr>
+            <w:r>
+              <w:rPr>
+                <w:b w:val="false"/>
+                <w:bCs w:val="false"/>
+                <w:i w:val="false"/>
+                <w:iCs w:val="false"/>
+                <w:color w:val="17242D"/>
+                <w:rtl w:val="false"/>
+              </w:rPr>
+              <w:t xml:space="preserve"/>
+            </w:r>
+          </w:p>
+        </w:tc>
+      </w:tr>
+      <w:tr>
+        <w:trPr>
+          <w:trHeight w:val="454" w:hRule="atLeast"/>
+        </w:trPr>
+        <w:tc>
+          <w:tcPr>
+            <w:shd w:fill="FFFFFF"/>
+          </w:tcPr>
+          <w:p>
+            <w:pPr>
+              <w:bidi w:val="false"/>
+              <w:jc w:val="left"/>
+            </w:pPr>
+            <w:r>
+              <w:rPr>
+                <w:b w:val="false"/>
+                <w:bCs w:val="false"/>
+                <w:i w:val="false"/>
+                <w:iCs w:val="false"/>
+                <w:color w:val="17242D"/>
+                <w:rtl w:val="false"/>
+              </w:rPr>
+              <w:t xml:space="preserve"/>
+            </w:r>
+          </w:p>
+        </w:tc>
+        <w:tc>
+          <w:tcPr>
+            <w:shd w:fill="FFFFFF"/>
+          </w:tcPr>
+          <w:p>
+            <w:pPr>
+              <w:bidi w:val="false"/>
+              <w:jc w:val="left"/>
+            </w:pPr>
+            <w:r>
+              <w:rPr>
+                <w:b w:val="false"/>
+                <w:bCs w:val="false"/>
+                <w:i w:val="false"/>
+                <w:iCs w:val="false"/>
+                <w:color w:val="17242D"/>
+                <w:rtl w:val="false"/>
+              </w:rPr>
+              <w:t xml:space="preserve"/>
+            </w:r>
+          </w:p>
+        </w:tc>
+        <w:tc>
+          <w:tcPr>
+            <w:shd w:fill="FFFFFF"/>
+          </w:tcPr>
+          <w:p>
+            <w:pPr>
+              <w:bidi w:val="false"/>
+              <w:jc w:val="left"/>
+            </w:pPr>
+            <w:r>
+              <w:rPr>
+                <w:b w:val="false"/>
+                <w:bCs w:val="false"/>
+                <w:i w:val="false"/>
+                <w:iCs w:val="false"/>
+                <w:color w:val="17242D"/>
+                <w:rtl w:val="false"/>
+              </w:rPr>
+              <w:t xml:space="preserve"/>
+            </w:r>
+          </w:p>
+        </w:tc>
+        <w:tc>
+          <w:tcPr>
+            <w:shd w:fill="FFFFFF"/>
+          </w:tcPr>
+          <w:p>
+            <w:pPr>
+              <w:bidi w:val="false"/>
+              <w:jc w:val="left"/>
+            </w:pPr>
+            <w:r>
+              <w:rPr>
+                <w:b w:val="false"/>
+                <w:bCs w:val="false"/>
+                <w:i w:val="false"/>
+                <w:iCs w:val="false"/>
+                <w:color w:val="17242D"/>
+                <w:rtl w:val="false"/>
+              </w:rPr>
+              <w:t xml:space="preserve"/>
+            </w:r>
+          </w:p>
+        </w:tc>
+      </w:tr>
+      <w:tr>
+        <w:trPr>
+          <w:trHeight w:val="454" w:hRule="atLeast"/>
+        </w:trPr>
+        <w:tc>
+          <w:tcPr>
+            <w:shd w:fill="FFFFFF"/>
+          </w:tcPr>
+          <w:p>
+            <w:pPr>
+              <w:bidi w:val="false"/>
+              <w:jc w:val="left"/>
+            </w:pPr>
+            <w:r>
+              <w:rPr>
+                <w:b w:val="false"/>
+                <w:bCs w:val="false"/>
+                <w:i w:val="false"/>
+                <w:iCs w:val="false"/>
+                <w:color w:val="17242D"/>
+                <w:rtl w:val="false"/>
+              </w:rPr>
+              <w:t xml:space="preserve"/>
+            </w:r>
+          </w:p>
+        </w:tc>
+        <w:tc>
+          <w:tcPr>
+            <w:shd w:fill="FFFFFF"/>
+          </w:tcPr>
+          <w:p>
+            <w:pPr>
+              <w:bidi w:val="false"/>
+              <w:jc w:val="left"/>
+            </w:pPr>
+            <w:r>
+              <w:rPr>
+                <w:b w:val="false"/>
+                <w:bCs w:val="false"/>
+                <w:i w:val="false"/>
+                <w:iCs w:val="false"/>
+                <w:color w:val="17242D"/>
+                <w:rtl w:val="false"/>
+              </w:rPr>
+              <w:t xml:space="preserve"/>
+            </w:r>
+          </w:p>
+        </w:tc>
+        <w:tc>
+          <w:tcPr>
+            <w:shd w:fill="FFFFFF"/>
+          </w:tcPr>
+          <w:p>
+            <w:pPr>
+              <w:bidi w:val="false"/>
+              <w:jc w:val="left"/>
+            </w:pPr>
+            <w:r>
+              <w:rPr>
+                <w:b w:val="false"/>
+                <w:bCs w:val="false"/>
+                <w:i w:val="false"/>
+                <w:iCs w:val="false"/>
+                <w:color w:val="17242D"/>
+                <w:rtl w:val="false"/>
+              </w:rPr>
+              <w:t xml:space="preserve"/>
+            </w:r>
+          </w:p>
+        </w:tc>
+        <w:tc>
+          <w:tcPr>
+            <w:shd w:fill="FFFFFF"/>
+          </w:tcPr>
+          <w:p>
+            <w:pPr>
+              <w:bidi w:val="false"/>
+              <w:jc w:val="left"/>
+            </w:pPr>
+            <w:r>
+              <w:rPr>
+                <w:b w:val="false"/>
+                <w:bCs w:val="false"/>
+                <w:i w:val="false"/>
+                <w:iCs w:val="false"/>
+                <w:color w:val="17242D"/>
+                <w:rtl w:val="false"/>
+              </w:rPr>
+              <w:t xml:space="preserve"/>
+            </w:r>
+          </w:p>
+        </w:tc>
+      </w:tr>
+    </w:tbl>
     <w:p>
       <w:pPr>
         <w:pStyle w:val="Heading1"/>
@@ -16054,9 +16940,398 @@
           <w:color w:val="17242D"/>
           <w:rtl w:val="false"/>
         </w:rPr>
-        <w:t xml:space="preserve">What did a paper, cardboard, tape, or in-space test reveal? What changed in the plan?</w:t>
+        <w:t xml:space="preserve">Tape down paper or cardboard at the real size and try living with it. This is the cheapest test you will run, and the one that prevents the expensive mistake.</w:t>
       </w:r>
     </w:p>
+    <w:tbl>
+      <w:tblPr>
+        <w:bidiVisual w:val="false"/>
+        <w:tblW w:type="pct" w:w="100%"/>
+        <w:tblBorders>
+          <w:top w:val="single" w:color="auto" w:sz="4"/>
+          <w:left w:val="single" w:color="auto" w:sz="4"/>
+          <w:bottom w:val="single" w:color="auto" w:sz="4"/>
+          <w:right w:val="single" w:color="auto" w:sz="4"/>
+          <w:insideH w:val="single" w:color="auto" w:sz="4"/>
+          <w:insideV w:val="single" w:color="auto" w:sz="4"/>
+        </w:tblBorders>
+      </w:tblPr>
+      <w:tblGrid>
+        <w:gridCol w:w="100"/>
+        <w:gridCol w:w="100"/>
+        <w:gridCol w:w="100"/>
+        <w:gridCol w:w="100"/>
+      </w:tblGrid>
+      <w:tr>
+        <w:tc>
+          <w:tcPr>
+            <w:shd w:fill="4E356F"/>
+          </w:tcPr>
+          <w:p>
+            <w:pPr>
+              <w:bidi w:val="false"/>
+              <w:jc w:val="left"/>
+            </w:pPr>
+            <w:r>
+              <w:rPr>
+                <w:b/>
+                <w:bCs/>
+                <w:i w:val="false"/>
+                <w:iCs w:val="false"/>
+                <w:color w:val="FFFFFF"/>
+                <w:rtl w:val="false"/>
+              </w:rPr>
+              <w:t xml:space="preserve">What I tested</w:t>
+            </w:r>
+          </w:p>
+        </w:tc>
+        <w:tc>
+          <w:tcPr>
+            <w:shd w:fill="4E356F"/>
+          </w:tcPr>
+          <w:p>
+            <w:pPr>
+              <w:bidi w:val="false"/>
+              <w:jc w:val="left"/>
+            </w:pPr>
+            <w:r>
+              <w:rPr>
+                <w:b/>
+                <w:bCs/>
+                <w:i w:val="false"/>
+                <w:iCs w:val="false"/>
+                <w:color w:val="FFFFFF"/>
+                <w:rtl w:val="false"/>
+              </w:rPr>
+              <w:t xml:space="preserve">How I tested it</w:t>
+            </w:r>
+          </w:p>
+        </w:tc>
+        <w:tc>
+          <w:tcPr>
+            <w:shd w:fill="4E356F"/>
+          </w:tcPr>
+          <w:p>
+            <w:pPr>
+              <w:bidi w:val="false"/>
+              <w:jc w:val="left"/>
+            </w:pPr>
+            <w:r>
+              <w:rPr>
+                <w:b/>
+                <w:bCs/>
+                <w:i w:val="false"/>
+                <w:iCs w:val="false"/>
+                <w:color w:val="FFFFFF"/>
+                <w:rtl w:val="false"/>
+              </w:rPr>
+              <w:t xml:space="preserve">What I found</w:t>
+            </w:r>
+          </w:p>
+        </w:tc>
+        <w:tc>
+          <w:tcPr>
+            <w:shd w:fill="4E356F"/>
+          </w:tcPr>
+          <w:p>
+            <w:pPr>
+              <w:bidi w:val="false"/>
+              <w:jc w:val="left"/>
+            </w:pPr>
+            <w:r>
+              <w:rPr>
+                <w:b/>
+                <w:bCs/>
+                <w:i w:val="false"/>
+                <w:iCs w:val="false"/>
+                <w:color w:val="FFFFFF"/>
+                <w:rtl w:val="false"/>
+              </w:rPr>
+              <w:t xml:space="preserve">What I changed in the plan</w:t>
+            </w:r>
+          </w:p>
+        </w:tc>
+      </w:tr>
+      <w:tr>
+        <w:trPr>
+          <w:trHeight w:val="454" w:hRule="atLeast"/>
+        </w:trPr>
+        <w:tc>
+          <w:tcPr>
+            <w:shd w:fill="F1F3F6"/>
+          </w:tcPr>
+          <w:p>
+            <w:pPr>
+              <w:bidi w:val="false"/>
+              <w:jc w:val="left"/>
+            </w:pPr>
+            <w:r>
+              <w:rPr>
+                <w:b w:val="false"/>
+                <w:bCs w:val="false"/>
+                <w:i/>
+                <w:iCs/>
+                <w:color w:val="55606E"/>
+                <w:rtl w:val="false"/>
+              </w:rPr>
+              <w:t xml:space="preserve">Example: that the desk does not block the walkway</w:t>
+            </w:r>
+          </w:p>
+        </w:tc>
+        <w:tc>
+          <w:tcPr>
+            <w:shd w:fill="F1F3F6"/>
+          </w:tcPr>
+          <w:p>
+            <w:pPr>
+              <w:bidi w:val="false"/>
+              <w:jc w:val="left"/>
+            </w:pPr>
+            <w:r>
+              <w:rPr>
+                <w:b w:val="false"/>
+                <w:bCs w:val="false"/>
+                <w:i/>
+                <w:iCs/>
+                <w:color w:val="55606E"/>
+                <w:rtl w:val="false"/>
+              </w:rPr>
+              <w:t xml:space="preserve">Taped 120 by 60 cardboard to the floor and moved around the room for two days</w:t>
+            </w:r>
+          </w:p>
+        </w:tc>
+        <w:tc>
+          <w:tcPr>
+            <w:shd w:fill="F1F3F6"/>
+          </w:tcPr>
+          <w:p>
+            <w:pPr>
+              <w:bidi w:val="false"/>
+              <w:jc w:val="left"/>
+            </w:pPr>
+            <w:r>
+              <w:rPr>
+                <w:b w:val="false"/>
+                <w:bCs w:val="false"/>
+                <w:i/>
+                <w:iCs/>
+                <w:color w:val="55606E"/>
+                <w:rtl w:val="false"/>
+              </w:rPr>
+              <w:t xml:space="preserve">55 cm of walkway left, too narrow with two people in the room</w:t>
+            </w:r>
+          </w:p>
+        </w:tc>
+        <w:tc>
+          <w:tcPr>
+            <w:shd w:fill="F1F3F6"/>
+          </w:tcPr>
+          <w:p>
+            <w:pPr>
+              <w:bidi w:val="false"/>
+              <w:jc w:val="left"/>
+            </w:pPr>
+            <w:r>
+              <w:rPr>
+                <w:b w:val="false"/>
+                <w:bCs w:val="false"/>
+                <w:i/>
+                <w:iCs/>
+                <w:color w:val="55606E"/>
+                <w:rtl w:val="false"/>
+              </w:rPr>
+              <w:t xml:space="preserve">Reduced to 100 cm wide and moved the chair to the other side</w:t>
+            </w:r>
+          </w:p>
+        </w:tc>
+      </w:tr>
+      <w:tr>
+        <w:trPr>
+          <w:trHeight w:val="454" w:hRule="atLeast"/>
+        </w:trPr>
+        <w:tc>
+          <w:tcPr>
+            <w:shd w:fill="FFFFFF"/>
+          </w:tcPr>
+          <w:p>
+            <w:pPr>
+              <w:bidi w:val="false"/>
+              <w:jc w:val="left"/>
+            </w:pPr>
+            <w:r>
+              <w:rPr>
+                <w:b w:val="false"/>
+                <w:bCs w:val="false"/>
+                <w:i w:val="false"/>
+                <w:iCs w:val="false"/>
+                <w:color w:val="17242D"/>
+                <w:rtl w:val="false"/>
+              </w:rPr>
+              <w:t xml:space="preserve"/>
+            </w:r>
+          </w:p>
+        </w:tc>
+        <w:tc>
+          <w:tcPr>
+            <w:shd w:fill="FFFFFF"/>
+          </w:tcPr>
+          <w:p>
+            <w:pPr>
+              <w:bidi w:val="false"/>
+              <w:jc w:val="left"/>
+            </w:pPr>
+            <w:r>
+              <w:rPr>
+                <w:b w:val="false"/>
+                <w:bCs w:val="false"/>
+                <w:i w:val="false"/>
+                <w:iCs w:val="false"/>
+                <w:color w:val="17242D"/>
+                <w:rtl w:val="false"/>
+              </w:rPr>
+              <w:t xml:space="preserve"/>
+            </w:r>
+          </w:p>
+        </w:tc>
+        <w:tc>
+          <w:tcPr>
+            <w:shd w:fill="FFFFFF"/>
+          </w:tcPr>
+          <w:p>
+            <w:pPr>
+              <w:bidi w:val="false"/>
+              <w:jc w:val="left"/>
+            </w:pPr>
+            <w:r>
+              <w:rPr>
+                <w:b w:val="false"/>
+                <w:bCs w:val="false"/>
+                <w:i w:val="false"/>
+                <w:iCs w:val="false"/>
+                <w:color w:val="17242D"/>
+                <w:rtl w:val="false"/>
+              </w:rPr>
+              <w:t xml:space="preserve"/>
+            </w:r>
+          </w:p>
+        </w:tc>
+        <w:tc>
+          <w:tcPr>
+            <w:shd w:fill="FFFFFF"/>
+          </w:tcPr>
+          <w:p>
+            <w:pPr>
+              <w:bidi w:val="false"/>
+              <w:jc w:val="left"/>
+            </w:pPr>
+            <w:r>
+              <w:rPr>
+                <w:b w:val="false"/>
+                <w:bCs w:val="false"/>
+                <w:i w:val="false"/>
+                <w:iCs w:val="false"/>
+                <w:color w:val="17242D"/>
+                <w:rtl w:val="false"/>
+              </w:rPr>
+              <w:t xml:space="preserve"/>
+            </w:r>
+          </w:p>
+        </w:tc>
+      </w:tr>
+      <w:tr>
+        <w:trPr>
+          <w:trHeight w:val="454" w:hRule="atLeast"/>
+        </w:trPr>
+        <w:tc>
+          <w:tcPr>
+            <w:shd w:fill="FFFFFF"/>
+          </w:tcPr>
+          <w:p>
+            <w:pPr>
+              <w:bidi w:val="false"/>
+              <w:jc w:val="left"/>
+            </w:pPr>
+            <w:r>
+              <w:rPr>
+                <w:b w:val="false"/>
+                <w:bCs w:val="false"/>
+                <w:i w:val="false"/>
+                <w:iCs w:val="false"/>
+                <w:color w:val="17242D"/>
+                <w:rtl w:val="false"/>
+              </w:rPr>
+              <w:t xml:space="preserve"/>
+            </w:r>
+          </w:p>
+        </w:tc>
+        <w:tc>
+          <w:tcPr>
+            <w:shd w:fill="FFFFFF"/>
+          </w:tcPr>
+          <w:p>
+            <w:pPr>
+              <w:bidi w:val="false"/>
+              <w:jc w:val="left"/>
+            </w:pPr>
+            <w:r>
+              <w:rPr>
+                <w:b w:val="false"/>
+                <w:bCs w:val="false"/>
+                <w:i w:val="false"/>
+                <w:iCs w:val="false"/>
+                <w:color w:val="17242D"/>
+                <w:rtl w:val="false"/>
+              </w:rPr>
+              <w:t xml:space="preserve"/>
+            </w:r>
+          </w:p>
+        </w:tc>
+        <w:tc>
+          <w:tcPr>
+            <w:shd w:fill="FFFFFF"/>
+          </w:tcPr>
+          <w:p>
+            <w:pPr>
+              <w:bidi w:val="false"/>
+              <w:jc w:val="left"/>
+            </w:pPr>
+            <w:r>
+              <w:rPr>
+                <w:b w:val="false"/>
+                <w:bCs w:val="false"/>
+                <w:i w:val="false"/>
+                <w:iCs w:val="false"/>
+                <w:color w:val="17242D"/>
+                <w:rtl w:val="false"/>
+              </w:rPr>
+              <w:t xml:space="preserve"/>
+            </w:r>
+          </w:p>
+        </w:tc>
+        <w:tc>
+          <w:tcPr>
+            <w:shd w:fill="FFFFFF"/>
+          </w:tcPr>
+          <w:p>
+            <w:pPr>
+              <w:bidi w:val="false"/>
+              <w:jc w:val="left"/>
+            </w:pPr>
+            <w:r>
+              <w:rPr>
+                <w:b w:val="false"/>
+                <w:bCs w:val="false"/>
+                <w:i w:val="false"/>
+                <w:iCs w:val="false"/>
+                <w:color w:val="17242D"/>
+                <w:rtl w:val="false"/>
+              </w:rPr>
+              <w:t xml:space="preserve"/>
+            </w:r>
+          </w:p>
+        </w:tc>
+      </w:tr>
+    </w:tbl>
     <w:p>
       <w:pPr>
         <w:pStyle w:val="Heading1"/>
@@ -19071,9 +20346,491 @@
           <w:color w:val="17242D"/>
           <w:rtl w:val="false"/>
         </w:rPr>
-        <w:t xml:space="preserve">Which claim needs checking? Could a viewer mistake a generated or edited element for a real record? Add the needed label, context, caption, or alternative text.</w:t>
+        <w:t xml:space="preserve">Go through the story item by item and ask what a viewer might wrongly conclude. A generated image that is not labelled is not decoration — it is a claim.</w:t>
       </w:r>
     </w:p>
+    <w:tbl>
+      <w:tblPr>
+        <w:bidiVisual w:val="false"/>
+        <w:tblW w:type="pct" w:w="100%"/>
+        <w:tblBorders>
+          <w:top w:val="single" w:color="auto" w:sz="4"/>
+          <w:left w:val="single" w:color="auto" w:sz="4"/>
+          <w:bottom w:val="single" w:color="auto" w:sz="4"/>
+          <w:right w:val="single" w:color="auto" w:sz="4"/>
+          <w:insideH w:val="single" w:color="auto" w:sz="4"/>
+          <w:insideV w:val="single" w:color="auto" w:sz="4"/>
+        </w:tblBorders>
+      </w:tblPr>
+      <w:tblGrid>
+        <w:gridCol w:w="100"/>
+        <w:gridCol w:w="100"/>
+        <w:gridCol w:w="100"/>
+        <w:gridCol w:w="100"/>
+      </w:tblGrid>
+      <w:tr>
+        <w:tc>
+          <w:tcPr>
+            <w:shd w:fill="4E356F"/>
+          </w:tcPr>
+          <w:p>
+            <w:pPr>
+              <w:bidi w:val="false"/>
+              <w:jc w:val="left"/>
+            </w:pPr>
+            <w:r>
+              <w:rPr>
+                <w:b/>
+                <w:bCs/>
+                <w:i w:val="false"/>
+                <w:iCs w:val="false"/>
+                <w:color w:val="FFFFFF"/>
+                <w:rtl w:val="false"/>
+              </w:rPr>
+              <w:t xml:space="preserve">Item in the story</w:t>
+            </w:r>
+          </w:p>
+        </w:tc>
+        <w:tc>
+          <w:tcPr>
+            <w:shd w:fill="4E356F"/>
+          </w:tcPr>
+          <w:p>
+            <w:pPr>
+              <w:bidi w:val="false"/>
+              <w:jc w:val="left"/>
+            </w:pPr>
+            <w:r>
+              <w:rPr>
+                <w:b/>
+                <w:bCs/>
+                <w:i w:val="false"/>
+                <w:iCs w:val="false"/>
+                <w:color w:val="FFFFFF"/>
+                <w:rtl w:val="false"/>
+              </w:rPr>
+              <w:t xml:space="preserve">Original, edited, or generated?</w:t>
+            </w:r>
+          </w:p>
+        </w:tc>
+        <w:tc>
+          <w:tcPr>
+            <w:shd w:fill="4E356F"/>
+          </w:tcPr>
+          <w:p>
+            <w:pPr>
+              <w:bidi w:val="false"/>
+              <w:jc w:val="left"/>
+            </w:pPr>
+            <w:r>
+              <w:rPr>
+                <w:b/>
+                <w:bCs/>
+                <w:i w:val="false"/>
+                <w:iCs w:val="false"/>
+                <w:color w:val="FFFFFF"/>
+                <w:rtl w:val="false"/>
+              </w:rPr>
+              <w:t xml:space="preserve">What a viewer might wrongly think</w:t>
+            </w:r>
+          </w:p>
+        </w:tc>
+        <w:tc>
+          <w:tcPr>
+            <w:shd w:fill="4E356F"/>
+          </w:tcPr>
+          <w:p>
+            <w:pPr>
+              <w:bidi w:val="false"/>
+              <w:jc w:val="left"/>
+            </w:pPr>
+            <w:r>
+              <w:rPr>
+                <w:b/>
+                <w:bCs/>
+                <w:i w:val="false"/>
+                <w:iCs w:val="false"/>
+                <w:color w:val="FFFFFF"/>
+                <w:rtl w:val="false"/>
+              </w:rPr>
+              <w:t xml:space="preserve">What I added to prevent that</w:t>
+            </w:r>
+          </w:p>
+        </w:tc>
+      </w:tr>
+      <w:tr>
+        <w:trPr>
+          <w:trHeight w:val="454" w:hRule="atLeast"/>
+        </w:trPr>
+        <w:tc>
+          <w:tcPr>
+            <w:shd w:fill="F1F3F6"/>
+          </w:tcPr>
+          <w:p>
+            <w:pPr>
+              <w:bidi w:val="false"/>
+              <w:jc w:val="left"/>
+            </w:pPr>
+            <w:r>
+              <w:rPr>
+                <w:b w:val="false"/>
+                <w:bCs w:val="false"/>
+                <w:i/>
+                <w:iCs/>
+                <w:color w:val="55606E"/>
+                <w:rtl w:val="false"/>
+              </w:rPr>
+              <w:t xml:space="preserve">Example: the neighbourhood background image</w:t>
+            </w:r>
+          </w:p>
+        </w:tc>
+        <w:tc>
+          <w:tcPr>
+            <w:shd w:fill="F1F3F6"/>
+          </w:tcPr>
+          <w:p>
+            <w:pPr>
+              <w:bidi w:val="false"/>
+              <w:jc w:val="left"/>
+            </w:pPr>
+            <w:r>
+              <w:rPr>
+                <w:b w:val="false"/>
+                <w:bCs w:val="false"/>
+                <w:i/>
+                <w:iCs/>
+                <w:color w:val="55606E"/>
+                <w:rtl w:val="false"/>
+              </w:rPr>
+              <w:t xml:space="preserve">AI generated</w:t>
+            </w:r>
+          </w:p>
+        </w:tc>
+        <w:tc>
+          <w:tcPr>
+            <w:shd w:fill="F1F3F6"/>
+          </w:tcPr>
+          <w:p>
+            <w:pPr>
+              <w:bidi w:val="false"/>
+              <w:jc w:val="left"/>
+            </w:pPr>
+            <w:r>
+              <w:rPr>
+                <w:b w:val="false"/>
+                <w:bCs w:val="false"/>
+                <w:i/>
+                <w:iCs/>
+                <w:color w:val="55606E"/>
+                <w:rtl w:val="false"/>
+              </w:rPr>
+              <w:t xml:space="preserve">That it is a real photograph of the street the story is about</w:t>
+            </w:r>
+          </w:p>
+        </w:tc>
+        <w:tc>
+          <w:tcPr>
+            <w:shd w:fill="F1F3F6"/>
+          </w:tcPr>
+          <w:p>
+            <w:pPr>
+              <w:bidi w:val="false"/>
+              <w:jc w:val="left"/>
+            </w:pPr>
+            <w:r>
+              <w:rPr>
+                <w:b w:val="false"/>
+                <w:bCs w:val="false"/>
+                <w:i/>
+                <w:iCs/>
+                <w:color w:val="55606E"/>
+                <w:rtl w:val="false"/>
+              </w:rPr>
+              <w:t xml:space="preserve">A “illustration, not a photograph” caption and alt text saying the same</w:t>
+            </w:r>
+          </w:p>
+        </w:tc>
+      </w:tr>
+      <w:tr>
+        <w:trPr>
+          <w:trHeight w:val="454" w:hRule="atLeast"/>
+        </w:trPr>
+        <w:tc>
+          <w:tcPr>
+            <w:shd w:fill="FFFFFF"/>
+          </w:tcPr>
+          <w:p>
+            <w:pPr>
+              <w:bidi w:val="false"/>
+              <w:jc w:val="left"/>
+            </w:pPr>
+            <w:r>
+              <w:rPr>
+                <w:b w:val="false"/>
+                <w:bCs w:val="false"/>
+                <w:i w:val="false"/>
+                <w:iCs w:val="false"/>
+                <w:color w:val="17242D"/>
+                <w:rtl w:val="false"/>
+              </w:rPr>
+              <w:t xml:space="preserve"/>
+            </w:r>
+          </w:p>
+        </w:tc>
+        <w:tc>
+          <w:tcPr>
+            <w:shd w:fill="FFFFFF"/>
+          </w:tcPr>
+          <w:p>
+            <w:pPr>
+              <w:bidi w:val="false"/>
+              <w:jc w:val="left"/>
+            </w:pPr>
+            <w:r>
+              <w:rPr>
+                <w:b w:val="false"/>
+                <w:bCs w:val="false"/>
+                <w:i w:val="false"/>
+                <w:iCs w:val="false"/>
+                <w:color w:val="17242D"/>
+                <w:rtl w:val="false"/>
+              </w:rPr>
+              <w:t xml:space="preserve"/>
+            </w:r>
+          </w:p>
+        </w:tc>
+        <w:tc>
+          <w:tcPr>
+            <w:shd w:fill="FFFFFF"/>
+          </w:tcPr>
+          <w:p>
+            <w:pPr>
+              <w:bidi w:val="false"/>
+              <w:jc w:val="left"/>
+            </w:pPr>
+            <w:r>
+              <w:rPr>
+                <w:b w:val="false"/>
+                <w:bCs w:val="false"/>
+                <w:i w:val="false"/>
+                <w:iCs w:val="false"/>
+                <w:color w:val="17242D"/>
+                <w:rtl w:val="false"/>
+              </w:rPr>
+              <w:t xml:space="preserve"/>
+            </w:r>
+          </w:p>
+        </w:tc>
+        <w:tc>
+          <w:tcPr>
+            <w:shd w:fill="FFFFFF"/>
+          </w:tcPr>
+          <w:p>
+            <w:pPr>
+              <w:bidi w:val="false"/>
+              <w:jc w:val="left"/>
+            </w:pPr>
+            <w:r>
+              <w:rPr>
+                <w:b w:val="false"/>
+                <w:bCs w:val="false"/>
+                <w:i w:val="false"/>
+                <w:iCs w:val="false"/>
+                <w:color w:val="17242D"/>
+                <w:rtl w:val="false"/>
+              </w:rPr>
+              <w:t xml:space="preserve"/>
+            </w:r>
+          </w:p>
+        </w:tc>
+      </w:tr>
+      <w:tr>
+        <w:trPr>
+          <w:trHeight w:val="454" w:hRule="atLeast"/>
+        </w:trPr>
+        <w:tc>
+          <w:tcPr>
+            <w:shd w:fill="FFFFFF"/>
+          </w:tcPr>
+          <w:p>
+            <w:pPr>
+              <w:bidi w:val="false"/>
+              <w:jc w:val="left"/>
+            </w:pPr>
+            <w:r>
+              <w:rPr>
+                <w:b w:val="false"/>
+                <w:bCs w:val="false"/>
+                <w:i w:val="false"/>
+                <w:iCs w:val="false"/>
+                <w:color w:val="17242D"/>
+                <w:rtl w:val="false"/>
+              </w:rPr>
+              <w:t xml:space="preserve"/>
+            </w:r>
+          </w:p>
+        </w:tc>
+        <w:tc>
+          <w:tcPr>
+            <w:shd w:fill="FFFFFF"/>
+          </w:tcPr>
+          <w:p>
+            <w:pPr>
+              <w:bidi w:val="false"/>
+              <w:jc w:val="left"/>
+            </w:pPr>
+            <w:r>
+              <w:rPr>
+                <w:b w:val="false"/>
+                <w:bCs w:val="false"/>
+                <w:i w:val="false"/>
+                <w:iCs w:val="false"/>
+                <w:color w:val="17242D"/>
+                <w:rtl w:val="false"/>
+              </w:rPr>
+              <w:t xml:space="preserve"/>
+            </w:r>
+          </w:p>
+        </w:tc>
+        <w:tc>
+          <w:tcPr>
+            <w:shd w:fill="FFFFFF"/>
+          </w:tcPr>
+          <w:p>
+            <w:pPr>
+              <w:bidi w:val="false"/>
+              <w:jc w:val="left"/>
+            </w:pPr>
+            <w:r>
+              <w:rPr>
+                <w:b w:val="false"/>
+                <w:bCs w:val="false"/>
+                <w:i w:val="false"/>
+                <w:iCs w:val="false"/>
+                <w:color w:val="17242D"/>
+                <w:rtl w:val="false"/>
+              </w:rPr>
+              <w:t xml:space="preserve"/>
+            </w:r>
+          </w:p>
+        </w:tc>
+        <w:tc>
+          <w:tcPr>
+            <w:shd w:fill="FFFFFF"/>
+          </w:tcPr>
+          <w:p>
+            <w:pPr>
+              <w:bidi w:val="false"/>
+              <w:jc w:val="left"/>
+            </w:pPr>
+            <w:r>
+              <w:rPr>
+                <w:b w:val="false"/>
+                <w:bCs w:val="false"/>
+                <w:i w:val="false"/>
+                <w:iCs w:val="false"/>
+                <w:color w:val="17242D"/>
+                <w:rtl w:val="false"/>
+              </w:rPr>
+              <w:t xml:space="preserve"/>
+            </w:r>
+          </w:p>
+        </w:tc>
+      </w:tr>
+      <w:tr>
+        <w:trPr>
+          <w:trHeight w:val="454" w:hRule="atLeast"/>
+        </w:trPr>
+        <w:tc>
+          <w:tcPr>
+            <w:shd w:fill="FFFFFF"/>
+          </w:tcPr>
+          <w:p>
+            <w:pPr>
+              <w:bidi w:val="false"/>
+              <w:jc w:val="left"/>
+            </w:pPr>
+            <w:r>
+              <w:rPr>
+                <w:b w:val="false"/>
+                <w:bCs w:val="false"/>
+                <w:i w:val="false"/>
+                <w:iCs w:val="false"/>
+                <w:color w:val="17242D"/>
+                <w:rtl w:val="false"/>
+              </w:rPr>
+              <w:t xml:space="preserve"/>
+            </w:r>
+          </w:p>
+        </w:tc>
+        <w:tc>
+          <w:tcPr>
+            <w:shd w:fill="FFFFFF"/>
+          </w:tcPr>
+          <w:p>
+            <w:pPr>
+              <w:bidi w:val="false"/>
+              <w:jc w:val="left"/>
+            </w:pPr>
+            <w:r>
+              <w:rPr>
+                <w:b w:val="false"/>
+                <w:bCs w:val="false"/>
+                <w:i w:val="false"/>
+                <w:iCs w:val="false"/>
+                <w:color w:val="17242D"/>
+                <w:rtl w:val="false"/>
+              </w:rPr>
+              <w:t xml:space="preserve"/>
+            </w:r>
+          </w:p>
+        </w:tc>
+        <w:tc>
+          <w:tcPr>
+            <w:shd w:fill="FFFFFF"/>
+          </w:tcPr>
+          <w:p>
+            <w:pPr>
+              <w:bidi w:val="false"/>
+              <w:jc w:val="left"/>
+            </w:pPr>
+            <w:r>
+              <w:rPr>
+                <w:b w:val="false"/>
+                <w:bCs w:val="false"/>
+                <w:i w:val="false"/>
+                <w:iCs w:val="false"/>
+                <w:color w:val="17242D"/>
+                <w:rtl w:val="false"/>
+              </w:rPr>
+              <w:t xml:space="preserve"/>
+            </w:r>
+          </w:p>
+        </w:tc>
+        <w:tc>
+          <w:tcPr>
+            <w:shd w:fill="FFFFFF"/>
+          </w:tcPr>
+          <w:p>
+            <w:pPr>
+              <w:bidi w:val="false"/>
+              <w:jc w:val="left"/>
+            </w:pPr>
+            <w:r>
+              <w:rPr>
+                <w:b w:val="false"/>
+                <w:bCs w:val="false"/>
+                <w:i w:val="false"/>
+                <w:iCs w:val="false"/>
+                <w:color w:val="17242D"/>
+                <w:rtl w:val="false"/>
+              </w:rPr>
+              <w:t xml:space="preserve"/>
+            </w:r>
+          </w:p>
+        </w:tc>
+      </w:tr>
+    </w:tbl>
     <w:p>
       <w:pPr>
         <w:pStyle w:val="Heading1"/>
@@ -22284,7 +24041,333 @@
           <w:color w:val="17242D"/>
           <w:rtl w:val="false"/>
         </w:rPr>
-        <w:t xml:space="preserve">Choose two artifacts, an honest description of what you did and learned, and one improvement experiment. Claude Desktop can demonstrate real files and apps; use minimum necessary access. Claude for Chrome is for further exploration. If you used OpenClaw in the optional Agent Lab, include only the bounded run record and keep all account, payment, messaging, and private-data actions outside its scope.</w:t>
+        <w:t xml:space="preserve">Choose two artifacts from the course. An honest description is worth more than an impressive one: whoever reads you wants to know what you actually did, and what you learned when something did not work.</w:t>
+      </w:r>
+    </w:p>
+    <w:tbl>
+      <w:tblPr>
+        <w:bidiVisual w:val="false"/>
+        <w:tblW w:type="pct" w:w="100%"/>
+        <w:tblBorders>
+          <w:top w:val="single" w:color="auto" w:sz="4"/>
+          <w:left w:val="single" w:color="auto" w:sz="4"/>
+          <w:bottom w:val="single" w:color="auto" w:sz="4"/>
+          <w:right w:val="single" w:color="auto" w:sz="4"/>
+          <w:insideH w:val="single" w:color="auto" w:sz="4"/>
+          <w:insideV w:val="single" w:color="auto" w:sz="4"/>
+        </w:tblBorders>
+      </w:tblPr>
+      <w:tblGrid>
+        <w:gridCol w:w="100"/>
+        <w:gridCol w:w="100"/>
+        <w:gridCol w:w="100"/>
+        <w:gridCol w:w="100"/>
+      </w:tblGrid>
+      <w:tr>
+        <w:tc>
+          <w:tcPr>
+            <w:shd w:fill="4E356F"/>
+          </w:tcPr>
+          <w:p>
+            <w:pPr>
+              <w:bidi w:val="false"/>
+              <w:jc w:val="left"/>
+            </w:pPr>
+            <w:r>
+              <w:rPr>
+                <w:b/>
+                <w:bCs/>
+                <w:i w:val="false"/>
+                <w:iCs w:val="false"/>
+                <w:color w:val="FFFFFF"/>
+                <w:rtl w:val="false"/>
+              </w:rPr>
+              <w:t xml:space="preserve">The artifact</w:t>
+            </w:r>
+          </w:p>
+        </w:tc>
+        <w:tc>
+          <w:tcPr>
+            <w:shd w:fill="4E356F"/>
+          </w:tcPr>
+          <w:p>
+            <w:pPr>
+              <w:bidi w:val="false"/>
+              <w:jc w:val="left"/>
+            </w:pPr>
+            <w:r>
+              <w:rPr>
+                <w:b/>
+                <w:bCs/>
+                <w:i w:val="false"/>
+                <w:iCs w:val="false"/>
+                <w:color w:val="FFFFFF"/>
+                <w:rtl w:val="false"/>
+              </w:rPr>
+              <w:t xml:space="preserve">What I did myself</w:t>
+            </w:r>
+          </w:p>
+        </w:tc>
+        <w:tc>
+          <w:tcPr>
+            <w:shd w:fill="4E356F"/>
+          </w:tcPr>
+          <w:p>
+            <w:pPr>
+              <w:bidi w:val="false"/>
+              <w:jc w:val="left"/>
+            </w:pPr>
+            <w:r>
+              <w:rPr>
+                <w:b/>
+                <w:bCs/>
+                <w:i w:val="false"/>
+                <w:iCs w:val="false"/>
+                <w:color w:val="FFFFFF"/>
+                <w:rtl w:val="false"/>
+              </w:rPr>
+              <w:t xml:space="preserve">What the tool did</w:t>
+            </w:r>
+          </w:p>
+        </w:tc>
+        <w:tc>
+          <w:tcPr>
+            <w:shd w:fill="4E356F"/>
+          </w:tcPr>
+          <w:p>
+            <w:pPr>
+              <w:bidi w:val="false"/>
+              <w:jc w:val="left"/>
+            </w:pPr>
+            <w:r>
+              <w:rPr>
+                <w:b/>
+                <w:bCs/>
+                <w:i w:val="false"/>
+                <w:iCs w:val="false"/>
+                <w:color w:val="FFFFFF"/>
+                <w:rtl w:val="false"/>
+              </w:rPr>
+              <w:t xml:space="preserve">What I learned when something failed</w:t>
+            </w:r>
+          </w:p>
+        </w:tc>
+      </w:tr>
+      <w:tr>
+        <w:trPr>
+          <w:trHeight w:val="454" w:hRule="atLeast"/>
+        </w:trPr>
+        <w:tc>
+          <w:tcPr>
+            <w:shd w:fill="F1F3F6"/>
+          </w:tcPr>
+          <w:p>
+            <w:pPr>
+              <w:bidi w:val="false"/>
+              <w:jc w:val="left"/>
+            </w:pPr>
+            <w:r>
+              <w:rPr>
+                <w:b w:val="false"/>
+                <w:bCs w:val="false"/>
+                <w:i/>
+                <w:iCs/>
+                <w:color w:val="55606E"/>
+                <w:rtl w:val="false"/>
+              </w:rPr>
+              <w:t xml:space="preserve">Example: the purchase brief from Session 2</w:t>
+            </w:r>
+          </w:p>
+        </w:tc>
+        <w:tc>
+          <w:tcPr>
+            <w:shd w:fill="F1F3F6"/>
+          </w:tcPr>
+          <w:p>
+            <w:pPr>
+              <w:bidi w:val="false"/>
+              <w:jc w:val="left"/>
+            </w:pPr>
+            <w:r>
+              <w:rPr>
+                <w:b w:val="false"/>
+                <w:bCs w:val="false"/>
+                <w:i/>
+                <w:iCs/>
+                <w:color w:val="55606E"/>
+                <w:rtl w:val="false"/>
+              </w:rPr>
+              <w:t xml:space="preserve">Set the criteria, opened the manufacturer page, and found the warranty was conditional on registration</w:t>
+            </w:r>
+          </w:p>
+        </w:tc>
+        <w:tc>
+          <w:tcPr>
+            <w:shd w:fill="F1F3F6"/>
+          </w:tcPr>
+          <w:p>
+            <w:pPr>
+              <w:bidi w:val="false"/>
+              <w:jc w:val="left"/>
+            </w:pPr>
+            <w:r>
+              <w:rPr>
+                <w:b w:val="false"/>
+                <w:bCs w:val="false"/>
+                <w:i/>
+                <w:iCs/>
+                <w:color w:val="55606E"/>
+                <w:rtl w:val="false"/>
+              </w:rPr>
+              <w:t xml:space="preserve">Built the research plan and organised the evidence matrix</w:t>
+            </w:r>
+          </w:p>
+        </w:tc>
+        <w:tc>
+          <w:tcPr>
+            <w:shd w:fill="F1F3F6"/>
+          </w:tcPr>
+          <w:p>
+            <w:pPr>
+              <w:bidi w:val="false"/>
+              <w:jc w:val="left"/>
+            </w:pPr>
+            <w:r>
+              <w:rPr>
+                <w:b w:val="false"/>
+                <w:bCs w:val="false"/>
+                <w:i/>
+                <w:iCs/>
+                <w:color w:val="55606E"/>
+                <w:rtl w:val="false"/>
+              </w:rPr>
+              <w:t xml:space="preserve">That the report sounds exactly as confident when it is wrong</w:t>
+            </w:r>
+          </w:p>
+        </w:tc>
+      </w:tr>
+      <w:tr>
+        <w:trPr>
+          <w:trHeight w:val="454" w:hRule="atLeast"/>
+        </w:trPr>
+        <w:tc>
+          <w:tcPr>
+            <w:shd w:fill="FFFFFF"/>
+          </w:tcPr>
+          <w:p>
+            <w:pPr>
+              <w:bidi w:val="false"/>
+              <w:jc w:val="left"/>
+            </w:pPr>
+            <w:r>
+              <w:rPr>
+                <w:b w:val="false"/>
+                <w:bCs w:val="false"/>
+                <w:i w:val="false"/>
+                <w:iCs w:val="false"/>
+                <w:color w:val="17242D"/>
+                <w:rtl w:val="false"/>
+              </w:rPr>
+              <w:t xml:space="preserve"/>
+            </w:r>
+          </w:p>
+        </w:tc>
+        <w:tc>
+          <w:tcPr>
+            <w:shd w:fill="FFFFFF"/>
+          </w:tcPr>
+          <w:p>
+            <w:pPr>
+              <w:bidi w:val="false"/>
+              <w:jc w:val="left"/>
+            </w:pPr>
+            <w:r>
+              <w:rPr>
+                <w:b w:val="false"/>
+                <w:bCs w:val="false"/>
+                <w:i w:val="false"/>
+                <w:iCs w:val="false"/>
+                <w:color w:val="17242D"/>
+                <w:rtl w:val="false"/>
+              </w:rPr>
+              <w:t xml:space="preserve"/>
+            </w:r>
+          </w:p>
+        </w:tc>
+        <w:tc>
+          <w:tcPr>
+            <w:shd w:fill="FFFFFF"/>
+          </w:tcPr>
+          <w:p>
+            <w:pPr>
+              <w:bidi w:val="false"/>
+              <w:jc w:val="left"/>
+            </w:pPr>
+            <w:r>
+              <w:rPr>
+                <w:b w:val="false"/>
+                <w:bCs w:val="false"/>
+                <w:i w:val="false"/>
+                <w:iCs w:val="false"/>
+                <w:color w:val="17242D"/>
+                <w:rtl w:val="false"/>
+              </w:rPr>
+              <w:t xml:space="preserve"/>
+            </w:r>
+          </w:p>
+        </w:tc>
+        <w:tc>
+          <w:tcPr>
+            <w:shd w:fill="FFFFFF"/>
+          </w:tcPr>
+          <w:p>
+            <w:pPr>
+              <w:bidi w:val="false"/>
+              <w:jc w:val="left"/>
+            </w:pPr>
+            <w:r>
+              <w:rPr>
+                <w:b w:val="false"/>
+                <w:bCs w:val="false"/>
+                <w:i w:val="false"/>
+                <w:iCs w:val="false"/>
+                <w:color w:val="17242D"/>
+                <w:rtl w:val="false"/>
+              </w:rPr>
+              <w:t xml:space="preserve"/>
+            </w:r>
+          </w:p>
+        </w:tc>
+      </w:tr>
+    </w:tbl>
+    <w:p>
+      <w:pPr>
+        <w:bidi w:val="false"/>
+        <w:jc w:val="left"/>
+      </w:pPr>
+      <w:r>
+        <w:rPr>
+          <w:b w:val="false"/>
+          <w:bCs w:val="false"/>
+          <w:color w:val="17242D"/>
+          <w:rtl w:val="false"/>
+        </w:rPr>
+        <w:t xml:space="preserve">My next experiment: what will you change next time, and how will you know whether it worked?</w:t>
+      </w:r>
+    </w:p>
+    <w:p>
+      <w:pPr>
+        <w:bidi w:val="false"/>
+        <w:jc w:val="left"/>
+      </w:pPr>
+      <w:r>
+        <w:rPr>
+          <w:b w:val="false"/>
+          <w:bCs w:val="false"/>
+          <w:color w:val="17242D"/>
+          <w:rtl w:val="false"/>
+        </w:rPr>
+        <w:t xml:space="preserve">Permissions: Claude Desktop can work with real files and apps, so give it the minimum necessary access. Claude for Chrome is for further exploration. If you used OpenClaw in the optional Agent Lab, include only the bounded run record and keep all account, payment, messaging, and private-data actions outside its scope.</w:t>
       </w:r>
     </w:p>
     <w:p>

--- a/site/assets/downloads/applied-ai-mastery-personal-journal-en.docx
+++ b/site/assets/downloads/applied-ai-mastery-personal-journal-en.docx
@@ -13935,7 +13935,7 @@
                 <w:color w:val="55606E"/>
                 <w:rtl w:val="false"/>
               </w:rPr>
-              <w:t xml:space="preserve">It calculated the tip as a percentage, but entering an amount with small change gave three decimal places</w:t>
+              <w:t xml:space="preserve">I split 100 between three people and each share came out as 33.333333</w:t>
             </w:r>
           </w:p>
         </w:tc>
@@ -13958,7 +13958,7 @@
                 <w:color w:val="55606E"/>
                 <w:rtl w:val="false"/>
               </w:rPr>
-              <w:t xml:space="preserve">Round to two decimals and add a “total to pay” label</w:t>
+              <w:t xml:space="preserve">Round to two decimals and add a “total” row that checks the shares balance</w:t>
             </w:r>
           </w:p>
         </w:tc>
@@ -13981,7 +13981,7 @@
                 <w:color w:val="55606E"/>
                 <w:rtl w:val="false"/>
               </w:rPr>
-              <w:t xml:space="preserve">Readable now, but I found it does not handle an amount of 0</w:t>
+              <w:t xml:space="preserve">The amounts are readable, but I found they add up to 99.99 rather than 100</w:t>
             </w:r>
           </w:p>
         </w:tc>
@@ -16503,7 +16503,7 @@
                 <w:color w:val="FFFFFF"/>
                 <w:rtl w:val="false"/>
               </w:rPr>
-              <w:t xml:space="preserve">Measured, defined, assumed, or derived?</w:t>
+              <w:t xml:space="preserve">Measured / spec / assumed / calculated</w:t>
             </w:r>
           </w:p>
         </w:tc>
@@ -18707,7 +18707,7 @@
                 <w:color w:val="FFFFFF"/>
                 <w:rtl w:val="false"/>
               </w:rPr>
-              <w:t xml:space="preserve">Measured, defined, assumed, or derived?</w:t>
+              <w:t xml:space="preserve">Measured / spec / assumed / calculated</w:t>
             </w:r>
           </w:p>
         </w:tc>

--- a/site/assets/downloads/applied-ai-mastery-personal-journal-en.docx
+++ b/site/assets/downloads/applied-ai-mastery-personal-journal-en.docx
@@ -9053,7 +9053,7 @@
           <w:color w:val="17242D"/>
           <w:rtl w:val="false"/>
         </w:rPr>
-        <w:t xml:space="preserve">Turn a trip, event, household task, or other shared commitment into a plan people can actually use.</w:t>
+        <w:t xml:space="preserve">Turn a real event you are organising into five jobs done with AI, checking after each one what the tool assumed, what it invented, and who actually owns it.</w:t>
       </w:r>
     </w:p>
     <w:p>
@@ -9089,7 +9089,22 @@
           <w:color w:val="4E356F"/>
           <w:rtl w:val="false"/>
         </w:rPr>
-        <w:t xml:space="preserve">1. Agree the planning contract</w:t>
+        <w:t xml:space="preserve">1. Food and drinks — and what the tool assumed</w:t>
+      </w:r>
+    </w:p>
+    <w:p>
+      <w:pPr>
+        <w:bidi w:val="false"/>
+        <w:jc w:val="left"/>
+      </w:pPr>
+      <w:r>
+        <w:rPr>
+          <w:b w:val="false"/>
+          <w:bCs w:val="false"/>
+          <w:color w:val="17242D"/>
+          <w:rtl w:val="false"/>
+        </w:rPr>
+        <w:t xml:space="preserve">Ask for quantities, then explicitly ask it to separate what you told it from what it assumed. The second row is the one that moves money.</w:t>
       </w:r>
     </w:p>
     <w:tbl>
@@ -9107,17 +9122,15 @@
         <w:tblLayout w:type="fixed"/>
       </w:tblPr>
       <w:tblGrid>
-        <w:gridCol w:w="1506"/>
-        <w:gridCol w:w="1504"/>
-        <w:gridCol w:w="1504"/>
-        <w:gridCol w:w="1504"/>
-        <w:gridCol w:w="1504"/>
-        <w:gridCol w:w="1504"/>
+        <w:gridCol w:w="2258"/>
+        <w:gridCol w:w="2256"/>
+        <w:gridCol w:w="2256"/>
+        <w:gridCol w:w="2256"/>
       </w:tblGrid>
       <w:tr>
         <w:tc>
           <w:tcPr>
-            <w:tcW w:type="dxa" w:w="1506"/>
+            <w:tcW w:type="dxa" w:w="2258"/>
             <w:shd w:fill="4E356F"/>
           </w:tcPr>
           <w:p>
@@ -9134,13 +9147,13 @@
                 <w:color w:val="FFFFFF"/>
                 <w:rtl w:val="false"/>
               </w:rPr>
-              <w:t xml:space="preserve">Goal</w:t>
-            </w:r>
-          </w:p>
-        </w:tc>
-        <w:tc>
-          <w:tcPr>
-            <w:tcW w:type="dxa" w:w="1504"/>
+              <w:t xml:space="preserve">What I asked for</w:t>
+            </w:r>
+          </w:p>
+        </w:tc>
+        <w:tc>
+          <w:tcPr>
+            <w:tcW w:type="dxa" w:w="2256"/>
             <w:shd w:fill="4E356F"/>
           </w:tcPr>
           <w:p>
@@ -9157,13 +9170,13 @@
                 <w:color w:val="FFFFFF"/>
                 <w:rtl w:val="false"/>
               </w:rPr>
-              <w:t xml:space="preserve">Fixed constraints</w:t>
-            </w:r>
-          </w:p>
-        </w:tc>
-        <w:tc>
-          <w:tcPr>
-            <w:tcW w:type="dxa" w:w="1504"/>
+              <w:t xml:space="preserve">What it returned</w:t>
+            </w:r>
+          </w:p>
+        </w:tc>
+        <w:tc>
+          <w:tcPr>
+            <w:tcW w:type="dxa" w:w="2256"/>
             <w:shd w:fill="4E356F"/>
           </w:tcPr>
           <w:p>
@@ -9180,13 +9193,13 @@
                 <w:color w:val="FFFFFF"/>
                 <w:rtl w:val="false"/>
               </w:rPr>
-              <w:t xml:space="preserve">Preferences</w:t>
-            </w:r>
-          </w:p>
-        </w:tc>
-        <w:tc>
-          <w:tcPr>
-            <w:tcW w:type="dxa" w:w="1504"/>
+              <w:t xml:space="preserve">What it assumed without asking</w:t>
+            </w:r>
+          </w:p>
+        </w:tc>
+        <w:tc>
+          <w:tcPr>
+            <w:tcW w:type="dxa" w:w="2256"/>
             <w:shd w:fill="4E356F"/>
           </w:tcPr>
           <w:p>
@@ -9203,53 +9216,7 @@
                 <w:color w:val="FFFFFF"/>
                 <w:rtl w:val="false"/>
               </w:rPr>
-              <w:t xml:space="preserve">Decision owner</w:t>
-            </w:r>
-          </w:p>
-        </w:tc>
-        <w:tc>
-          <w:tcPr>
-            <w:tcW w:type="dxa" w:w="1504"/>
-            <w:shd w:fill="4E356F"/>
-          </w:tcPr>
-          <w:p>
-            <w:pPr>
-              <w:bidi w:val="false"/>
-              <w:jc w:val="left"/>
-            </w:pPr>
-            <w:r>
-              <w:rPr>
-                <w:b/>
-                <w:bCs/>
-                <w:i w:val="false"/>
-                <w:iCs w:val="false"/>
-                <w:color w:val="FFFFFF"/>
-                <w:rtl w:val="false"/>
-              </w:rPr>
-              <w:t xml:space="preserve">Contributors</w:t>
-            </w:r>
-          </w:p>
-        </w:tc>
-        <w:tc>
-          <w:tcPr>
-            <w:tcW w:type="dxa" w:w="1504"/>
-            <w:shd w:fill="4E356F"/>
-          </w:tcPr>
-          <w:p>
-            <w:pPr>
-              <w:bidi w:val="false"/>
-              <w:jc w:val="left"/>
-            </w:pPr>
-            <w:r>
-              <w:rPr>
-                <w:b/>
-                <w:bCs/>
-                <w:i w:val="false"/>
-                <w:iCs w:val="false"/>
-                <w:color w:val="FFFFFF"/>
-                <w:rtl w:val="false"/>
-              </w:rPr>
-              <w:t xml:space="preserve">Budget / dates</w:t>
+              <w:t xml:space="preserve">What I corrected</w:t>
             </w:r>
           </w:p>
         </w:tc>
@@ -9260,7 +9227,7 @@
         </w:trPr>
         <w:tc>
           <w:tcPr>
-            <w:tcW w:type="dxa" w:w="1506"/>
+            <w:tcW w:type="dxa" w:w="2258"/>
             <w:shd w:fill="F1F3F6"/>
           </w:tcPr>
           <w:p>
@@ -9277,13 +9244,13 @@
                 <w:color w:val="55606E"/>
                 <w:rtl w:val="false"/>
               </w:rPr>
-              <w:t xml:space="preserve">Example: A 40-person family event that stays calm</w:t>
-            </w:r>
-          </w:p>
-        </w:tc>
-        <w:tc>
-          <w:tcPr>
-            <w:tcW w:type="dxa" w:w="1504"/>
+              <w:t xml:space="preserve">Example: quantities for 40 people, 4 hours, 3 vegetarians, 4 children, budget 3,800</w:t>
+            </w:r>
+          </w:p>
+        </w:tc>
+        <w:tc>
+          <w:tcPr>
+            <w:tcW w:type="dxa" w:w="2256"/>
             <w:shd w:fill="F1F3F6"/>
           </w:tcPr>
           <w:p>
@@ -9300,13 +9267,13 @@
                 <w:color w:val="55606E"/>
                 <w:rtl w:val="false"/>
               </w:rPr>
-              <w:t xml:space="preserve">Hall booked 7 Nov, 18:00 to 23:00</w:t>
-            </w:r>
-          </w:p>
-        </w:tc>
-        <w:tc>
-          <w:tcPr>
-            <w:tcW w:type="dxa" w:w="1504"/>
+              <w:t xml:space="preserve">60 main portions and 160 drinks</w:t>
+            </w:r>
+          </w:p>
+        </w:tc>
+        <w:tc>
+          <w:tcPr>
+            <w:tcW w:type="dxa" w:w="2256"/>
             <w:shd w:fill="F1F3F6"/>
           </w:tcPr>
           <w:p>
@@ -9323,13 +9290,13 @@
                 <w:color w:val="55606E"/>
                 <w:rtl w:val="false"/>
               </w:rPr>
-              <w:t xml:space="preserve">Family-style seating; short speeches only</w:t>
-            </w:r>
-          </w:p>
-        </w:tc>
-        <w:tc>
-          <w:tcPr>
-            <w:tcW w:type="dxa" w:w="1504"/>
+              <w:t xml:space="preserve">One and a half portions per person, two drinks an hour, children eating like adults</w:t>
+            </w:r>
+          </w:p>
+        </w:tc>
+        <w:tc>
+          <w:tcPr>
+            <w:tcW w:type="dxa" w:w="2256"/>
             <w:shd w:fill="F1F3F6"/>
           </w:tcPr>
           <w:p>
@@ -9346,53 +9313,7 @@
                 <w:color w:val="55606E"/>
                 <w:rtl w:val="false"/>
               </w:rPr>
-              <w:t xml:space="preserve">Me</w:t>
-            </w:r>
-          </w:p>
-        </w:tc>
-        <w:tc>
-          <w:tcPr>
-            <w:tcW w:type="dxa" w:w="1504"/>
-            <w:shd w:fill="F1F3F6"/>
-          </w:tcPr>
-          <w:p>
-            <w:pPr>
-              <w:bidi w:val="false"/>
-              <w:jc w:val="left"/>
-            </w:pPr>
-            <w:r>
-              <w:rPr>
-                <w:b w:val="false"/>
-                <w:bCs w:val="false"/>
-                <w:i/>
-                <w:iCs/>
-                <w:color w:val="55606E"/>
-                <w:rtl w:val="false"/>
-              </w:rPr>
-              <w:t xml:space="preserve">Partner on food, brother on music, aunt on invitations</w:t>
-            </w:r>
-          </w:p>
-        </w:tc>
-        <w:tc>
-          <w:tcPr>
-            <w:tcW w:type="dxa" w:w="1504"/>
-            <w:shd w:fill="F1F3F6"/>
-          </w:tcPr>
-          <w:p>
-            <w:pPr>
-              <w:bidi w:val="false"/>
-              <w:jc w:val="left"/>
-            </w:pPr>
-            <w:r>
-              <w:rPr>
-                <w:b w:val="false"/>
-                <w:bCs w:val="false"/>
-                <w:i/>
-                <w:iCs/>
-                <w:color w:val="55606E"/>
-                <w:rtl w:val="false"/>
-              </w:rPr>
-              <w:t xml:space="preserve">18,000; invitations sent by 1 Oct</w:t>
+              <w:t xml:space="preserve">Cut to one portion each and a half for children — 2,900 rather than 3,800</w:t>
             </w:r>
           </w:p>
         </w:tc>
@@ -9403,122 +9324,76 @@
         </w:trPr>
         <w:tc>
           <w:tcPr>
-            <w:tcW w:type="dxa" w:w="1506"/>
-            <w:shd w:fill="FFFFFF"/>
-          </w:tcPr>
-          <w:p>
-            <w:pPr>
-              <w:bidi w:val="false"/>
-              <w:jc w:val="left"/>
-            </w:pPr>
-            <w:r>
-              <w:rPr>
-                <w:b w:val="false"/>
-                <w:bCs w:val="false"/>
-                <w:i w:val="false"/>
-                <w:iCs w:val="false"/>
-                <w:color w:val="17242D"/>
-                <w:rtl w:val="false"/>
-              </w:rPr>
-              <w:t xml:space="preserve"/>
-            </w:r>
-          </w:p>
-        </w:tc>
-        <w:tc>
-          <w:tcPr>
-            <w:tcW w:type="dxa" w:w="1504"/>
-            <w:shd w:fill="FFFFFF"/>
-          </w:tcPr>
-          <w:p>
-            <w:pPr>
-              <w:bidi w:val="false"/>
-              <w:jc w:val="left"/>
-            </w:pPr>
-            <w:r>
-              <w:rPr>
-                <w:b w:val="false"/>
-                <w:bCs w:val="false"/>
-                <w:i w:val="false"/>
-                <w:iCs w:val="false"/>
-                <w:color w:val="17242D"/>
-                <w:rtl w:val="false"/>
-              </w:rPr>
-              <w:t xml:space="preserve"/>
-            </w:r>
-          </w:p>
-        </w:tc>
-        <w:tc>
-          <w:tcPr>
-            <w:tcW w:type="dxa" w:w="1504"/>
-            <w:shd w:fill="FFFFFF"/>
-          </w:tcPr>
-          <w:p>
-            <w:pPr>
-              <w:bidi w:val="false"/>
-              <w:jc w:val="left"/>
-            </w:pPr>
-            <w:r>
-              <w:rPr>
-                <w:b w:val="false"/>
-                <w:bCs w:val="false"/>
-                <w:i w:val="false"/>
-                <w:iCs w:val="false"/>
-                <w:color w:val="17242D"/>
-                <w:rtl w:val="false"/>
-              </w:rPr>
-              <w:t xml:space="preserve"/>
-            </w:r>
-          </w:p>
-        </w:tc>
-        <w:tc>
-          <w:tcPr>
-            <w:tcW w:type="dxa" w:w="1504"/>
-            <w:shd w:fill="FFFFFF"/>
-          </w:tcPr>
-          <w:p>
-            <w:pPr>
-              <w:bidi w:val="false"/>
-              <w:jc w:val="left"/>
-            </w:pPr>
-            <w:r>
-              <w:rPr>
-                <w:b w:val="false"/>
-                <w:bCs w:val="false"/>
-                <w:i w:val="false"/>
-                <w:iCs w:val="false"/>
-                <w:color w:val="17242D"/>
-                <w:rtl w:val="false"/>
-              </w:rPr>
-              <w:t xml:space="preserve"/>
-            </w:r>
-          </w:p>
-        </w:tc>
-        <w:tc>
-          <w:tcPr>
-            <w:tcW w:type="dxa" w:w="1504"/>
-            <w:shd w:fill="FFFFFF"/>
-          </w:tcPr>
-          <w:p>
-            <w:pPr>
-              <w:bidi w:val="false"/>
-              <w:jc w:val="left"/>
-            </w:pPr>
-            <w:r>
-              <w:rPr>
-                <w:b w:val="false"/>
-                <w:bCs w:val="false"/>
-                <w:i w:val="false"/>
-                <w:iCs w:val="false"/>
-                <w:color w:val="17242D"/>
-                <w:rtl w:val="false"/>
-              </w:rPr>
-              <w:t xml:space="preserve"/>
-            </w:r>
-          </w:p>
-        </w:tc>
-        <w:tc>
-          <w:tcPr>
-            <w:tcW w:type="dxa" w:w="1504"/>
+            <w:tcW w:type="dxa" w:w="2258"/>
+            <w:shd w:fill="FFFFFF"/>
+          </w:tcPr>
+          <w:p>
+            <w:pPr>
+              <w:bidi w:val="false"/>
+              <w:jc w:val="left"/>
+            </w:pPr>
+            <w:r>
+              <w:rPr>
+                <w:b w:val="false"/>
+                <w:bCs w:val="false"/>
+                <w:i w:val="false"/>
+                <w:iCs w:val="false"/>
+                <w:color w:val="17242D"/>
+                <w:rtl w:val="false"/>
+              </w:rPr>
+              <w:t xml:space="preserve"/>
+            </w:r>
+          </w:p>
+        </w:tc>
+        <w:tc>
+          <w:tcPr>
+            <w:tcW w:type="dxa" w:w="2256"/>
+            <w:shd w:fill="FFFFFF"/>
+          </w:tcPr>
+          <w:p>
+            <w:pPr>
+              <w:bidi w:val="false"/>
+              <w:jc w:val="left"/>
+            </w:pPr>
+            <w:r>
+              <w:rPr>
+                <w:b w:val="false"/>
+                <w:bCs w:val="false"/>
+                <w:i w:val="false"/>
+                <w:iCs w:val="false"/>
+                <w:color w:val="17242D"/>
+                <w:rtl w:val="false"/>
+              </w:rPr>
+              <w:t xml:space="preserve"/>
+            </w:r>
+          </w:p>
+        </w:tc>
+        <w:tc>
+          <w:tcPr>
+            <w:tcW w:type="dxa" w:w="2256"/>
+            <w:shd w:fill="FFFFFF"/>
+          </w:tcPr>
+          <w:p>
+            <w:pPr>
+              <w:bidi w:val="false"/>
+              <w:jc w:val="left"/>
+            </w:pPr>
+            <w:r>
+              <w:rPr>
+                <w:b w:val="false"/>
+                <w:bCs w:val="false"/>
+                <w:i w:val="false"/>
+                <w:iCs w:val="false"/>
+                <w:color w:val="17242D"/>
+                <w:rtl w:val="false"/>
+              </w:rPr>
+              <w:t xml:space="preserve"/>
+            </w:r>
+          </w:p>
+        </w:tc>
+        <w:tc>
+          <w:tcPr>
+            <w:tcW w:type="dxa" w:w="2256"/>
             <w:shd w:fill="FFFFFF"/>
           </w:tcPr>
           <w:p>
@@ -9546,122 +9421,76 @@
         </w:trPr>
         <w:tc>
           <w:tcPr>
-            <w:tcW w:type="dxa" w:w="1506"/>
-            <w:shd w:fill="FFFFFF"/>
-          </w:tcPr>
-          <w:p>
-            <w:pPr>
-              <w:bidi w:val="false"/>
-              <w:jc w:val="left"/>
-            </w:pPr>
-            <w:r>
-              <w:rPr>
-                <w:b w:val="false"/>
-                <w:bCs w:val="false"/>
-                <w:i w:val="false"/>
-                <w:iCs w:val="false"/>
-                <w:color w:val="17242D"/>
-                <w:rtl w:val="false"/>
-              </w:rPr>
-              <w:t xml:space="preserve"/>
-            </w:r>
-          </w:p>
-        </w:tc>
-        <w:tc>
-          <w:tcPr>
-            <w:tcW w:type="dxa" w:w="1504"/>
-            <w:shd w:fill="FFFFFF"/>
-          </w:tcPr>
-          <w:p>
-            <w:pPr>
-              <w:bidi w:val="false"/>
-              <w:jc w:val="left"/>
-            </w:pPr>
-            <w:r>
-              <w:rPr>
-                <w:b w:val="false"/>
-                <w:bCs w:val="false"/>
-                <w:i w:val="false"/>
-                <w:iCs w:val="false"/>
-                <w:color w:val="17242D"/>
-                <w:rtl w:val="false"/>
-              </w:rPr>
-              <w:t xml:space="preserve"/>
-            </w:r>
-          </w:p>
-        </w:tc>
-        <w:tc>
-          <w:tcPr>
-            <w:tcW w:type="dxa" w:w="1504"/>
-            <w:shd w:fill="FFFFFF"/>
-          </w:tcPr>
-          <w:p>
-            <w:pPr>
-              <w:bidi w:val="false"/>
-              <w:jc w:val="left"/>
-            </w:pPr>
-            <w:r>
-              <w:rPr>
-                <w:b w:val="false"/>
-                <w:bCs w:val="false"/>
-                <w:i w:val="false"/>
-                <w:iCs w:val="false"/>
-                <w:color w:val="17242D"/>
-                <w:rtl w:val="false"/>
-              </w:rPr>
-              <w:t xml:space="preserve"/>
-            </w:r>
-          </w:p>
-        </w:tc>
-        <w:tc>
-          <w:tcPr>
-            <w:tcW w:type="dxa" w:w="1504"/>
-            <w:shd w:fill="FFFFFF"/>
-          </w:tcPr>
-          <w:p>
-            <w:pPr>
-              <w:bidi w:val="false"/>
-              <w:jc w:val="left"/>
-            </w:pPr>
-            <w:r>
-              <w:rPr>
-                <w:b w:val="false"/>
-                <w:bCs w:val="false"/>
-                <w:i w:val="false"/>
-                <w:iCs w:val="false"/>
-                <w:color w:val="17242D"/>
-                <w:rtl w:val="false"/>
-              </w:rPr>
-              <w:t xml:space="preserve"/>
-            </w:r>
-          </w:p>
-        </w:tc>
-        <w:tc>
-          <w:tcPr>
-            <w:tcW w:type="dxa" w:w="1504"/>
-            <w:shd w:fill="FFFFFF"/>
-          </w:tcPr>
-          <w:p>
-            <w:pPr>
-              <w:bidi w:val="false"/>
-              <w:jc w:val="left"/>
-            </w:pPr>
-            <w:r>
-              <w:rPr>
-                <w:b w:val="false"/>
-                <w:bCs w:val="false"/>
-                <w:i w:val="false"/>
-                <w:iCs w:val="false"/>
-                <w:color w:val="17242D"/>
-                <w:rtl w:val="false"/>
-              </w:rPr>
-              <w:t xml:space="preserve"/>
-            </w:r>
-          </w:p>
-        </w:tc>
-        <w:tc>
-          <w:tcPr>
-            <w:tcW w:type="dxa" w:w="1504"/>
+            <w:tcW w:type="dxa" w:w="2258"/>
+            <w:shd w:fill="FFFFFF"/>
+          </w:tcPr>
+          <w:p>
+            <w:pPr>
+              <w:bidi w:val="false"/>
+              <w:jc w:val="left"/>
+            </w:pPr>
+            <w:r>
+              <w:rPr>
+                <w:b w:val="false"/>
+                <w:bCs w:val="false"/>
+                <w:i w:val="false"/>
+                <w:iCs w:val="false"/>
+                <w:color w:val="17242D"/>
+                <w:rtl w:val="false"/>
+              </w:rPr>
+              <w:t xml:space="preserve"/>
+            </w:r>
+          </w:p>
+        </w:tc>
+        <w:tc>
+          <w:tcPr>
+            <w:tcW w:type="dxa" w:w="2256"/>
+            <w:shd w:fill="FFFFFF"/>
+          </w:tcPr>
+          <w:p>
+            <w:pPr>
+              <w:bidi w:val="false"/>
+              <w:jc w:val="left"/>
+            </w:pPr>
+            <w:r>
+              <w:rPr>
+                <w:b w:val="false"/>
+                <w:bCs w:val="false"/>
+                <w:i w:val="false"/>
+                <w:iCs w:val="false"/>
+                <w:color w:val="17242D"/>
+                <w:rtl w:val="false"/>
+              </w:rPr>
+              <w:t xml:space="preserve"/>
+            </w:r>
+          </w:p>
+        </w:tc>
+        <w:tc>
+          <w:tcPr>
+            <w:tcW w:type="dxa" w:w="2256"/>
+            <w:shd w:fill="FFFFFF"/>
+          </w:tcPr>
+          <w:p>
+            <w:pPr>
+              <w:bidi w:val="false"/>
+              <w:jc w:val="left"/>
+            </w:pPr>
+            <w:r>
+              <w:rPr>
+                <w:b w:val="false"/>
+                <w:bCs w:val="false"/>
+                <w:i w:val="false"/>
+                <w:iCs w:val="false"/>
+                <w:color w:val="17242D"/>
+                <w:rtl w:val="false"/>
+              </w:rPr>
+              <w:t xml:space="preserve"/>
+            </w:r>
+          </w:p>
+        </w:tc>
+        <w:tc>
+          <w:tcPr>
+            <w:tcW w:type="dxa" w:w="2256"/>
             <w:shd w:fill="FFFFFF"/>
           </w:tcPr>
           <w:p>
@@ -9699,7 +9528,7 @@
           <w:color w:val="4E356F"/>
           <w:rtl w:val="false"/>
         </w:rPr>
-        <w:t xml:space="preserve">2. Draft the shareable plan</w:t>
+        <w:t xml:space="preserve">2. The image display</w:t>
       </w:r>
     </w:p>
     <w:tbl>
@@ -9717,17 +9546,15 @@
         <w:tblLayout w:type="fixed"/>
       </w:tblPr>
       <w:tblGrid>
-        <w:gridCol w:w="1506"/>
-        <w:gridCol w:w="1504"/>
-        <w:gridCol w:w="1504"/>
-        <w:gridCol w:w="1504"/>
-        <w:gridCol w:w="1504"/>
-        <w:gridCol w:w="1504"/>
+        <w:gridCol w:w="2258"/>
+        <w:gridCol w:w="2256"/>
+        <w:gridCol w:w="2256"/>
+        <w:gridCol w:w="2256"/>
       </w:tblGrid>
       <w:tr>
         <w:tc>
           <w:tcPr>
-            <w:tcW w:type="dxa" w:w="1506"/>
+            <w:tcW w:type="dxa" w:w="2258"/>
             <w:shd w:fill="4E356F"/>
           </w:tcPr>
           <w:p>
@@ -9744,13 +9571,13 @@
                 <w:color w:val="FFFFFF"/>
                 <w:rtl w:val="false"/>
               </w:rPr>
-              <w:t xml:space="preserve">Time / deadline</w:t>
-            </w:r>
-          </w:p>
-        </w:tc>
-        <w:tc>
-          <w:tcPr>
-            <w:tcW w:type="dxa" w:w="1504"/>
+              <w:t xml:space="preserve">What I tested</w:t>
+            </w:r>
+          </w:p>
+        </w:tc>
+        <w:tc>
+          <w:tcPr>
+            <w:tcW w:type="dxa" w:w="2256"/>
             <w:shd w:fill="4E356F"/>
           </w:tcPr>
           <w:p>
@@ -9767,13 +9594,13 @@
                 <w:color w:val="FFFFFF"/>
                 <w:rtl w:val="false"/>
               </w:rPr>
-              <w:t xml:space="preserve">Activity or task</w:t>
-            </w:r>
-          </w:p>
-        </w:tc>
-        <w:tc>
-          <w:tcPr>
-            <w:tcW w:type="dxa" w:w="1504"/>
+              <w:t xml:space="preserve">What I expected</w:t>
+            </w:r>
+          </w:p>
+        </w:tc>
+        <w:tc>
+          <w:tcPr>
+            <w:tcW w:type="dxa" w:w="2256"/>
             <w:shd w:fill="4E356F"/>
           </w:tcPr>
           <w:p>
@@ -9790,13 +9617,13 @@
                 <w:color w:val="FFFFFF"/>
                 <w:rtl w:val="false"/>
               </w:rPr>
-              <w:t xml:space="preserve">Owner</w:t>
-            </w:r>
-          </w:p>
-        </w:tc>
-        <w:tc>
-          <w:tcPr>
-            <w:tcW w:type="dxa" w:w="1504"/>
+              <w:t xml:space="preserve">What actually happened</w:t>
+            </w:r>
+          </w:p>
+        </w:tc>
+        <w:tc>
+          <w:tcPr>
+            <w:tcW w:type="dxa" w:w="2256"/>
             <w:shd w:fill="4E356F"/>
           </w:tcPr>
           <w:p>
@@ -9813,53 +9640,7 @@
                 <w:color w:val="FFFFFF"/>
                 <w:rtl w:val="false"/>
               </w:rPr>
-              <w:t xml:space="preserve">Cost / effort</w:t>
-            </w:r>
-          </w:p>
-        </w:tc>
-        <w:tc>
-          <w:tcPr>
-            <w:tcW w:type="dxa" w:w="1504"/>
-            <w:shd w:fill="4E356F"/>
-          </w:tcPr>
-          <w:p>
-            <w:pPr>
-              <w:bidi w:val="false"/>
-              <w:jc w:val="left"/>
-            </w:pPr>
-            <w:r>
-              <w:rPr>
-                <w:b/>
-                <w:bCs/>
-                <w:i w:val="false"/>
-                <w:iCs w:val="false"/>
-                <w:color w:val="FFFFFF"/>
-                <w:rtl w:val="false"/>
-              </w:rPr>
-              <w:t xml:space="preserve">Buffer</w:t>
-            </w:r>
-          </w:p>
-        </w:tc>
-        <w:tc>
-          <w:tcPr>
-            <w:tcW w:type="dxa" w:w="1504"/>
-            <w:shd w:fill="4E356F"/>
-          </w:tcPr>
-          <w:p>
-            <w:pPr>
-              <w:bidi w:val="false"/>
-              <w:jc w:val="left"/>
-            </w:pPr>
-            <w:r>
-              <w:rPr>
-                <w:b/>
-                <w:bCs/>
-                <w:i w:val="false"/>
-                <w:iCs w:val="false"/>
-                <w:color w:val="FFFFFF"/>
-                <w:rtl w:val="false"/>
-              </w:rPr>
-              <w:t xml:space="preserve">Status</w:t>
+              <w:t xml:space="preserve">What I fixed</w:t>
             </w:r>
           </w:p>
         </w:tc>
@@ -9870,7 +9651,7 @@
         </w:trPr>
         <w:tc>
           <w:tcPr>
-            <w:tcW w:type="dxa" w:w="1506"/>
+            <w:tcW w:type="dxa" w:w="2258"/>
             <w:shd w:fill="F1F3F6"/>
           </w:tcPr>
           <w:p>
@@ -9887,13 +9668,13 @@
                 <w:color w:val="55606E"/>
                 <w:rtl w:val="false"/>
               </w:rPr>
-              <w:t xml:space="preserve">Example: 1 Oct</w:t>
-            </w:r>
-          </w:p>
-        </w:tc>
-        <w:tc>
-          <w:tcPr>
-            <w:tcW w:type="dxa" w:w="1504"/>
+              <w:t xml:space="preserve">Example: only two images in the loop</w:t>
+            </w:r>
+          </w:p>
+        </w:tc>
+        <w:tc>
+          <w:tcPr>
+            <w:tcW w:type="dxa" w:w="2256"/>
             <w:shd w:fill="F1F3F6"/>
           </w:tcPr>
           <w:p>
@@ -9910,13 +9691,13 @@
                 <w:color w:val="55606E"/>
                 <w:rtl w:val="false"/>
               </w:rPr>
-              <w:t xml:space="preserve">Send invitations with an RSVP link</w:t>
-            </w:r>
-          </w:p>
-        </w:tc>
-        <w:tc>
-          <w:tcPr>
-            <w:tcW w:type="dxa" w:w="1504"/>
+              <w:t xml:space="preserve">It would swap every 8 seconds</w:t>
+            </w:r>
+          </w:p>
+        </w:tc>
+        <w:tc>
+          <w:tcPr>
+            <w:tcW w:type="dxa" w:w="2256"/>
             <w:shd w:fill="F1F3F6"/>
           </w:tcPr>
           <w:p>
@@ -9933,13 +9714,13 @@
                 <w:color w:val="55606E"/>
                 <w:rtl w:val="false"/>
               </w:rPr>
-              <w:t xml:space="preserve">Aunt</w:t>
-            </w:r>
-          </w:p>
-        </w:tc>
-        <w:tc>
-          <w:tcPr>
-            <w:tcW w:type="dxa" w:w="1504"/>
+              <w:t xml:space="preserve">It cycled too fast and the swap flickered</w:t>
+            </w:r>
+          </w:p>
+        </w:tc>
+        <w:tc>
+          <w:tcPr>
+            <w:tcW w:type="dxa" w:w="2256"/>
             <w:shd w:fill="F1F3F6"/>
           </w:tcPr>
           <w:p>
@@ -9956,53 +9737,7 @@
                 <w:color w:val="55606E"/>
                 <w:rtl w:val="false"/>
               </w:rPr>
-              <w:t xml:space="preserve">150 printing plus 2 hours</w:t>
-            </w:r>
-          </w:p>
-        </w:tc>
-        <w:tc>
-          <w:tcPr>
-            <w:tcW w:type="dxa" w:w="1504"/>
-            <w:shd w:fill="F1F3F6"/>
-          </w:tcPr>
-          <w:p>
-            <w:pPr>
-              <w:bidi w:val="false"/>
-              <w:jc w:val="left"/>
-            </w:pPr>
-            <w:r>
-              <w:rPr>
-                <w:b w:val="false"/>
-                <w:bCs w:val="false"/>
-                <w:i/>
-                <w:iCs/>
-                <w:color w:val="55606E"/>
-                <w:rtl w:val="false"/>
-              </w:rPr>
-              <w:t xml:space="preserve">5 days before the printer's cut-off</w:t>
-            </w:r>
-          </w:p>
-        </w:tc>
-        <w:tc>
-          <w:tcPr>
-            <w:tcW w:type="dxa" w:w="1504"/>
-            <w:shd w:fill="F1F3F6"/>
-          </w:tcPr>
-          <w:p>
-            <w:pPr>
-              <w:bidi w:val="false"/>
-              <w:jc w:val="left"/>
-            </w:pPr>
-            <w:r>
-              <w:rPr>
-                <w:b w:val="false"/>
-                <w:bCs w:val="false"/>
-                <w:i/>
-                <w:iCs/>
-                <w:color w:val="55606E"/>
-                <w:rtl w:val="false"/>
-              </w:rPr>
-              <w:t xml:space="preserve">Not started</w:t>
+              <w:t xml:space="preserve">Asked for a minimum display time even with few images</w:t>
             </w:r>
           </w:p>
         </w:tc>
@@ -10013,122 +9748,76 @@
         </w:trPr>
         <w:tc>
           <w:tcPr>
-            <w:tcW w:type="dxa" w:w="1506"/>
-            <w:shd w:fill="FFFFFF"/>
-          </w:tcPr>
-          <w:p>
-            <w:pPr>
-              <w:bidi w:val="false"/>
-              <w:jc w:val="left"/>
-            </w:pPr>
-            <w:r>
-              <w:rPr>
-                <w:b w:val="false"/>
-                <w:bCs w:val="false"/>
-                <w:i w:val="false"/>
-                <w:iCs w:val="false"/>
-                <w:color w:val="17242D"/>
-                <w:rtl w:val="false"/>
-              </w:rPr>
-              <w:t xml:space="preserve"/>
-            </w:r>
-          </w:p>
-        </w:tc>
-        <w:tc>
-          <w:tcPr>
-            <w:tcW w:type="dxa" w:w="1504"/>
-            <w:shd w:fill="FFFFFF"/>
-          </w:tcPr>
-          <w:p>
-            <w:pPr>
-              <w:bidi w:val="false"/>
-              <w:jc w:val="left"/>
-            </w:pPr>
-            <w:r>
-              <w:rPr>
-                <w:b w:val="false"/>
-                <w:bCs w:val="false"/>
-                <w:i w:val="false"/>
-                <w:iCs w:val="false"/>
-                <w:color w:val="17242D"/>
-                <w:rtl w:val="false"/>
-              </w:rPr>
-              <w:t xml:space="preserve"/>
-            </w:r>
-          </w:p>
-        </w:tc>
-        <w:tc>
-          <w:tcPr>
-            <w:tcW w:type="dxa" w:w="1504"/>
-            <w:shd w:fill="FFFFFF"/>
-          </w:tcPr>
-          <w:p>
-            <w:pPr>
-              <w:bidi w:val="false"/>
-              <w:jc w:val="left"/>
-            </w:pPr>
-            <w:r>
-              <w:rPr>
-                <w:b w:val="false"/>
-                <w:bCs w:val="false"/>
-                <w:i w:val="false"/>
-                <w:iCs w:val="false"/>
-                <w:color w:val="17242D"/>
-                <w:rtl w:val="false"/>
-              </w:rPr>
-              <w:t xml:space="preserve"/>
-            </w:r>
-          </w:p>
-        </w:tc>
-        <w:tc>
-          <w:tcPr>
-            <w:tcW w:type="dxa" w:w="1504"/>
-            <w:shd w:fill="FFFFFF"/>
-          </w:tcPr>
-          <w:p>
-            <w:pPr>
-              <w:bidi w:val="false"/>
-              <w:jc w:val="left"/>
-            </w:pPr>
-            <w:r>
-              <w:rPr>
-                <w:b w:val="false"/>
-                <w:bCs w:val="false"/>
-                <w:i w:val="false"/>
-                <w:iCs w:val="false"/>
-                <w:color w:val="17242D"/>
-                <w:rtl w:val="false"/>
-              </w:rPr>
-              <w:t xml:space="preserve"/>
-            </w:r>
-          </w:p>
-        </w:tc>
-        <w:tc>
-          <w:tcPr>
-            <w:tcW w:type="dxa" w:w="1504"/>
-            <w:shd w:fill="FFFFFF"/>
-          </w:tcPr>
-          <w:p>
-            <w:pPr>
-              <w:bidi w:val="false"/>
-              <w:jc w:val="left"/>
-            </w:pPr>
-            <w:r>
-              <w:rPr>
-                <w:b w:val="false"/>
-                <w:bCs w:val="false"/>
-                <w:i w:val="false"/>
-                <w:iCs w:val="false"/>
-                <w:color w:val="17242D"/>
-                <w:rtl w:val="false"/>
-              </w:rPr>
-              <w:t xml:space="preserve"/>
-            </w:r>
-          </w:p>
-        </w:tc>
-        <w:tc>
-          <w:tcPr>
-            <w:tcW w:type="dxa" w:w="1504"/>
+            <w:tcW w:type="dxa" w:w="2258"/>
+            <w:shd w:fill="FFFFFF"/>
+          </w:tcPr>
+          <w:p>
+            <w:pPr>
+              <w:bidi w:val="false"/>
+              <w:jc w:val="left"/>
+            </w:pPr>
+            <w:r>
+              <w:rPr>
+                <w:b w:val="false"/>
+                <w:bCs w:val="false"/>
+                <w:i w:val="false"/>
+                <w:iCs w:val="false"/>
+                <w:color w:val="17242D"/>
+                <w:rtl w:val="false"/>
+              </w:rPr>
+              <w:t xml:space="preserve">Only two images</w:t>
+            </w:r>
+          </w:p>
+        </w:tc>
+        <w:tc>
+          <w:tcPr>
+            <w:tcW w:type="dxa" w:w="2256"/>
+            <w:shd w:fill="FFFFFF"/>
+          </w:tcPr>
+          <w:p>
+            <w:pPr>
+              <w:bidi w:val="false"/>
+              <w:jc w:val="left"/>
+            </w:pPr>
+            <w:r>
+              <w:rPr>
+                <w:b w:val="false"/>
+                <w:bCs w:val="false"/>
+                <w:i w:val="false"/>
+                <w:iCs w:val="false"/>
+                <w:color w:val="17242D"/>
+                <w:rtl w:val="false"/>
+              </w:rPr>
+              <w:t xml:space="preserve"/>
+            </w:r>
+          </w:p>
+        </w:tc>
+        <w:tc>
+          <w:tcPr>
+            <w:tcW w:type="dxa" w:w="2256"/>
+            <w:shd w:fill="FFFFFF"/>
+          </w:tcPr>
+          <w:p>
+            <w:pPr>
+              <w:bidi w:val="false"/>
+              <w:jc w:val="left"/>
+            </w:pPr>
+            <w:r>
+              <w:rPr>
+                <w:b w:val="false"/>
+                <w:bCs w:val="false"/>
+                <w:i w:val="false"/>
+                <w:iCs w:val="false"/>
+                <w:color w:val="17242D"/>
+                <w:rtl w:val="false"/>
+              </w:rPr>
+              <w:t xml:space="preserve"/>
+            </w:r>
+          </w:p>
+        </w:tc>
+        <w:tc>
+          <w:tcPr>
+            <w:tcW w:type="dxa" w:w="2256"/>
             <w:shd w:fill="FFFFFF"/>
           </w:tcPr>
           <w:p>
@@ -10156,139 +9845,256 @@
         </w:trPr>
         <w:tc>
           <w:tcPr>
-            <w:tcW w:type="dxa" w:w="1506"/>
-            <w:shd w:fill="FFFFFF"/>
-          </w:tcPr>
-          <w:p>
-            <w:pPr>
-              <w:bidi w:val="false"/>
-              <w:jc w:val="left"/>
-            </w:pPr>
-            <w:r>
-              <w:rPr>
-                <w:b w:val="false"/>
-                <w:bCs w:val="false"/>
-                <w:i w:val="false"/>
-                <w:iCs w:val="false"/>
-                <w:color w:val="17242D"/>
-                <w:rtl w:val="false"/>
-              </w:rPr>
-              <w:t xml:space="preserve"/>
-            </w:r>
-          </w:p>
-        </w:tc>
-        <w:tc>
-          <w:tcPr>
-            <w:tcW w:type="dxa" w:w="1504"/>
-            <w:shd w:fill="FFFFFF"/>
-          </w:tcPr>
-          <w:p>
-            <w:pPr>
-              <w:bidi w:val="false"/>
-              <w:jc w:val="left"/>
-            </w:pPr>
-            <w:r>
-              <w:rPr>
-                <w:b w:val="false"/>
-                <w:bCs w:val="false"/>
-                <w:i w:val="false"/>
-                <w:iCs w:val="false"/>
-                <w:color w:val="17242D"/>
-                <w:rtl w:val="false"/>
-              </w:rPr>
-              <w:t xml:space="preserve"/>
-            </w:r>
-          </w:p>
-        </w:tc>
-        <w:tc>
-          <w:tcPr>
-            <w:tcW w:type="dxa" w:w="1504"/>
-            <w:shd w:fill="FFFFFF"/>
-          </w:tcPr>
-          <w:p>
-            <w:pPr>
-              <w:bidi w:val="false"/>
-              <w:jc w:val="left"/>
-            </w:pPr>
-            <w:r>
-              <w:rPr>
-                <w:b w:val="false"/>
-                <w:bCs w:val="false"/>
-                <w:i w:val="false"/>
-                <w:iCs w:val="false"/>
-                <w:color w:val="17242D"/>
-                <w:rtl w:val="false"/>
-              </w:rPr>
-              <w:t xml:space="preserve"/>
-            </w:r>
-          </w:p>
-        </w:tc>
-        <w:tc>
-          <w:tcPr>
-            <w:tcW w:type="dxa" w:w="1504"/>
-            <w:shd w:fill="FFFFFF"/>
-          </w:tcPr>
-          <w:p>
-            <w:pPr>
-              <w:bidi w:val="false"/>
-              <w:jc w:val="left"/>
-            </w:pPr>
-            <w:r>
-              <w:rPr>
-                <w:b w:val="false"/>
-                <w:bCs w:val="false"/>
-                <w:i w:val="false"/>
-                <w:iCs w:val="false"/>
-                <w:color w:val="17242D"/>
-                <w:rtl w:val="false"/>
-              </w:rPr>
-              <w:t xml:space="preserve"/>
-            </w:r>
-          </w:p>
-        </w:tc>
-        <w:tc>
-          <w:tcPr>
-            <w:tcW w:type="dxa" w:w="1504"/>
-            <w:shd w:fill="FFFFFF"/>
-          </w:tcPr>
-          <w:p>
-            <w:pPr>
-              <w:bidi w:val="false"/>
-              <w:jc w:val="left"/>
-            </w:pPr>
-            <w:r>
-              <w:rPr>
-                <w:b w:val="false"/>
-                <w:bCs w:val="false"/>
-                <w:i w:val="false"/>
-                <w:iCs w:val="false"/>
-                <w:color w:val="17242D"/>
-                <w:rtl w:val="false"/>
-              </w:rPr>
-              <w:t xml:space="preserve"/>
-            </w:r>
-          </w:p>
-        </w:tc>
-        <w:tc>
-          <w:tcPr>
-            <w:tcW w:type="dxa" w:w="1504"/>
-            <w:shd w:fill="FFFFFF"/>
-          </w:tcPr>
-          <w:p>
-            <w:pPr>
-              <w:bidi w:val="false"/>
-              <w:jc w:val="left"/>
-            </w:pPr>
-            <w:r>
-              <w:rPr>
-                <w:b w:val="false"/>
-                <w:bCs w:val="false"/>
-                <w:i w:val="false"/>
-                <w:iCs w:val="false"/>
-                <w:color w:val="17242D"/>
-                <w:rtl w:val="false"/>
-              </w:rPr>
-              <w:t xml:space="preserve"/>
+            <w:tcW w:type="dxa" w:w="2258"/>
+            <w:shd w:fill="FFFFFF"/>
+          </w:tcPr>
+          <w:p>
+            <w:pPr>
+              <w:bidi w:val="false"/>
+              <w:jc w:val="left"/>
+            </w:pPr>
+            <w:r>
+              <w:rPr>
+                <w:b w:val="false"/>
+                <w:bCs w:val="false"/>
+                <w:i w:val="false"/>
+                <w:iCs w:val="false"/>
+                <w:color w:val="17242D"/>
+                <w:rtl w:val="false"/>
+              </w:rPr>
+              <w:t xml:space="preserve">A very long caption</w:t>
+            </w:r>
+          </w:p>
+        </w:tc>
+        <w:tc>
+          <w:tcPr>
+            <w:tcW w:type="dxa" w:w="2256"/>
+            <w:shd w:fill="FFFFFF"/>
+          </w:tcPr>
+          <w:p>
+            <w:pPr>
+              <w:bidi w:val="false"/>
+              <w:jc w:val="left"/>
+            </w:pPr>
+            <w:r>
+              <w:rPr>
+                <w:b w:val="false"/>
+                <w:bCs w:val="false"/>
+                <w:i w:val="false"/>
+                <w:iCs w:val="false"/>
+                <w:color w:val="17242D"/>
+                <w:rtl w:val="false"/>
+              </w:rPr>
+              <w:t xml:space="preserve"/>
+            </w:r>
+          </w:p>
+        </w:tc>
+        <w:tc>
+          <w:tcPr>
+            <w:tcW w:type="dxa" w:w="2256"/>
+            <w:shd w:fill="FFFFFF"/>
+          </w:tcPr>
+          <w:p>
+            <w:pPr>
+              <w:bidi w:val="false"/>
+              <w:jc w:val="left"/>
+            </w:pPr>
+            <w:r>
+              <w:rPr>
+                <w:b w:val="false"/>
+                <w:bCs w:val="false"/>
+                <w:i w:val="false"/>
+                <w:iCs w:val="false"/>
+                <w:color w:val="17242D"/>
+                <w:rtl w:val="false"/>
+              </w:rPr>
+              <w:t xml:space="preserve"/>
+            </w:r>
+          </w:p>
+        </w:tc>
+        <w:tc>
+          <w:tcPr>
+            <w:tcW w:type="dxa" w:w="2256"/>
+            <w:shd w:fill="FFFFFF"/>
+          </w:tcPr>
+          <w:p>
+            <w:pPr>
+              <w:bidi w:val="false"/>
+              <w:jc w:val="left"/>
+            </w:pPr>
+            <w:r>
+              <w:rPr>
+                <w:b w:val="false"/>
+                <w:bCs w:val="false"/>
+                <w:i w:val="false"/>
+                <w:iCs w:val="false"/>
+                <w:color w:val="17242D"/>
+                <w:rtl w:val="false"/>
+              </w:rPr>
+              <w:t xml:space="preserve"/>
+            </w:r>
+          </w:p>
+        </w:tc>
+      </w:tr>
+    </w:tbl>
+    <w:p>
+      <w:pPr>
+        <w:bidi w:val="false"/>
+        <w:jc w:val="left"/>
+      </w:pPr>
+      <w:r>
+        <w:rPr>
+          <w:b w:val="false"/>
+          <w:bCs w:val="false"/>
+          <w:color w:val="17242D"/>
+          <w:rtl w:val="false"/>
+        </w:rPr>
+        <w:t xml:space="preserve">Link to the display: ______________________</w:t>
+      </w:r>
+    </w:p>
+    <w:p>
+      <w:pPr>
+        <w:bidi w:val="false"/>
+        <w:jc w:val="left"/>
+      </w:pPr>
+      <w:r>
+        <w:rPr>
+          <w:b w:val="false"/>
+          <w:bCs w:val="false"/>
+          <w:color w:val="17242D"/>
+          <w:rtl w:val="false"/>
+        </w:rPr>
+        <w:t xml:space="preserve">Whose photos, and who agreed to appear? ______________________</w:t>
+      </w:r>
+    </w:p>
+    <w:p>
+      <w:pPr>
+        <w:pStyle w:val="Heading1"/>
+        <w:shd w:fill="F0EAFA"/>
+        <w:bidi w:val="false"/>
+        <w:spacing w:after="100" w:before="200"/>
+        <w:jc w:val="left"/>
+      </w:pPr>
+      <w:r>
+        <w:rPr>
+          <w:b/>
+          <w:bCs/>
+          <w:color w:val="4E356F"/>
+          <w:rtl w:val="false"/>
+        </w:rPr>
+        <w:t xml:space="preserve">3. Timing — and what changes</w:t>
+      </w:r>
+    </w:p>
+    <w:tbl>
+      <w:tblPr>
+        <w:bidiVisual w:val="false"/>
+        <w:tblW w:type="dxa" w:w="9026"/>
+        <w:tblBorders>
+          <w:top w:val="single" w:color="auto" w:sz="4"/>
+          <w:left w:val="single" w:color="auto" w:sz="4"/>
+          <w:bottom w:val="single" w:color="auto" w:sz="4"/>
+          <w:right w:val="single" w:color="auto" w:sz="4"/>
+          <w:insideH w:val="single" w:color="auto" w:sz="4"/>
+          <w:insideV w:val="single" w:color="auto" w:sz="4"/>
+        </w:tblBorders>
+        <w:tblLayout w:type="fixed"/>
+      </w:tblPr>
+      <w:tblGrid>
+        <w:gridCol w:w="2258"/>
+        <w:gridCol w:w="2256"/>
+        <w:gridCol w:w="2256"/>
+        <w:gridCol w:w="2256"/>
+      </w:tblGrid>
+      <w:tr>
+        <w:tc>
+          <w:tcPr>
+            <w:tcW w:type="dxa" w:w="2258"/>
+            <w:shd w:fill="4E356F"/>
+          </w:tcPr>
+          <w:p>
+            <w:pPr>
+              <w:bidi w:val="false"/>
+              <w:jc w:val="left"/>
+            </w:pPr>
+            <w:r>
+              <w:rPr>
+                <w:b/>
+                <w:bCs/>
+                <w:i w:val="false"/>
+                <w:iCs w:val="false"/>
+                <w:color w:val="FFFFFF"/>
+                <w:rtl w:val="false"/>
+              </w:rPr>
+              <w:t xml:space="preserve">Time and activity</w:t>
+            </w:r>
+          </w:p>
+        </w:tc>
+        <w:tc>
+          <w:tcPr>
+            <w:tcW w:type="dxa" w:w="2256"/>
+            <w:shd w:fill="4E356F"/>
+          </w:tcPr>
+          <w:p>
+            <w:pPr>
+              <w:bidi w:val="false"/>
+              <w:jc w:val="left"/>
+            </w:pPr>
+            <w:r>
+              <w:rPr>
+                <w:b/>
+                <w:bCs/>
+                <w:i w:val="false"/>
+                <w:iCs w:val="false"/>
+                <w:color w:val="FFFFFF"/>
+                <w:rtl w:val="false"/>
+              </w:rPr>
+              <w:t xml:space="preserve">The fact behind it</w:t>
+            </w:r>
+          </w:p>
+        </w:tc>
+        <w:tc>
+          <w:tcPr>
+            <w:tcW w:type="dxa" w:w="2256"/>
+            <w:shd w:fill="4E356F"/>
+          </w:tcPr>
+          <w:p>
+            <w:pPr>
+              <w:bidi w:val="false"/>
+              <w:jc w:val="left"/>
+            </w:pPr>
+            <w:r>
+              <w:rPr>
+                <w:b/>
+                <w:bCs/>
+                <w:i w:val="false"/>
+                <w:iCs w:val="false"/>
+                <w:color w:val="FFFFFF"/>
+                <w:rtl w:val="false"/>
+              </w:rPr>
+              <w:t xml:space="preserve">Source and date, or "assumption"</w:t>
+            </w:r>
+          </w:p>
+        </w:tc>
+        <w:tc>
+          <w:tcPr>
+            <w:tcW w:type="dxa" w:w="2256"/>
+            <w:shd w:fill="4E356F"/>
+          </w:tcPr>
+          <w:p>
+            <w:pPr>
+              <w:bidi w:val="false"/>
+              <w:jc w:val="left"/>
+            </w:pPr>
+            <w:r>
+              <w:rPr>
+                <w:b/>
+                <w:bCs/>
+                <w:i w:val="false"/>
+                <w:iCs w:val="false"/>
+                <w:color w:val="FFFFFF"/>
+                <w:rtl w:val="false"/>
+              </w:rPr>
+              <w:t xml:space="preserve">What happens if it changes</w:t>
             </w:r>
           </w:p>
         </w:tc>
@@ -10299,122 +10105,367 @@
         </w:trPr>
         <w:tc>
           <w:tcPr>
-            <w:tcW w:type="dxa" w:w="1506"/>
-            <w:shd w:fill="FFFFFF"/>
-          </w:tcPr>
-          <w:p>
-            <w:pPr>
-              <w:bidi w:val="false"/>
-              <w:jc w:val="left"/>
-            </w:pPr>
-            <w:r>
-              <w:rPr>
-                <w:b w:val="false"/>
-                <w:bCs w:val="false"/>
-                <w:i w:val="false"/>
-                <w:iCs w:val="false"/>
-                <w:color w:val="17242D"/>
-                <w:rtl w:val="false"/>
-              </w:rPr>
-              <w:t xml:space="preserve"/>
-            </w:r>
-          </w:p>
-        </w:tc>
-        <w:tc>
-          <w:tcPr>
-            <w:tcW w:type="dxa" w:w="1504"/>
-            <w:shd w:fill="FFFFFF"/>
-          </w:tcPr>
-          <w:p>
-            <w:pPr>
-              <w:bidi w:val="false"/>
-              <w:jc w:val="left"/>
-            </w:pPr>
-            <w:r>
-              <w:rPr>
-                <w:b w:val="false"/>
-                <w:bCs w:val="false"/>
-                <w:i w:val="false"/>
-                <w:iCs w:val="false"/>
-                <w:color w:val="17242D"/>
-                <w:rtl w:val="false"/>
-              </w:rPr>
-              <w:t xml:space="preserve"/>
-            </w:r>
-          </w:p>
-        </w:tc>
-        <w:tc>
-          <w:tcPr>
-            <w:tcW w:type="dxa" w:w="1504"/>
-            <w:shd w:fill="FFFFFF"/>
-          </w:tcPr>
-          <w:p>
-            <w:pPr>
-              <w:bidi w:val="false"/>
-              <w:jc w:val="left"/>
-            </w:pPr>
-            <w:r>
-              <w:rPr>
-                <w:b w:val="false"/>
-                <w:bCs w:val="false"/>
-                <w:i w:val="false"/>
-                <w:iCs w:val="false"/>
-                <w:color w:val="17242D"/>
-                <w:rtl w:val="false"/>
-              </w:rPr>
-              <w:t xml:space="preserve"/>
-            </w:r>
-          </w:p>
-        </w:tc>
-        <w:tc>
-          <w:tcPr>
-            <w:tcW w:type="dxa" w:w="1504"/>
-            <w:shd w:fill="FFFFFF"/>
-          </w:tcPr>
-          <w:p>
-            <w:pPr>
-              <w:bidi w:val="false"/>
-              <w:jc w:val="left"/>
-            </w:pPr>
-            <w:r>
-              <w:rPr>
-                <w:b w:val="false"/>
-                <w:bCs w:val="false"/>
-                <w:i w:val="false"/>
-                <w:iCs w:val="false"/>
-                <w:color w:val="17242D"/>
-                <w:rtl w:val="false"/>
-              </w:rPr>
-              <w:t xml:space="preserve"/>
-            </w:r>
-          </w:p>
-        </w:tc>
-        <w:tc>
-          <w:tcPr>
-            <w:tcW w:type="dxa" w:w="1504"/>
-            <w:shd w:fill="FFFFFF"/>
-          </w:tcPr>
-          <w:p>
-            <w:pPr>
-              <w:bidi w:val="false"/>
-              <w:jc w:val="left"/>
-            </w:pPr>
-            <w:r>
-              <w:rPr>
-                <w:b w:val="false"/>
-                <w:bCs w:val="false"/>
-                <w:i w:val="false"/>
-                <w:iCs w:val="false"/>
-                <w:color w:val="17242D"/>
-                <w:rtl w:val="false"/>
-              </w:rPr>
-              <w:t xml:space="preserve"/>
-            </w:r>
-          </w:p>
-        </w:tc>
-        <w:tc>
-          <w:tcPr>
-            <w:tcW w:type="dxa" w:w="1504"/>
+            <w:tcW w:type="dxa" w:w="2258"/>
+            <w:shd w:fill="F1F3F6"/>
+          </w:tcPr>
+          <w:p>
+            <w:pPr>
+              <w:bidi w:val="false"/>
+              <w:jc w:val="left"/>
+            </w:pPr>
+            <w:r>
+              <w:rPr>
+                <w:b w:val="false"/>
+                <w:bCs w:val="false"/>
+                <w:i/>
+                <w:iCs/>
+                <w:color w:val="55606E"/>
+                <w:rtl w:val="false"/>
+              </w:rPr>
+              <w:t xml:space="preserve">Example: 22:00 finish and clear down</w:t>
+            </w:r>
+          </w:p>
+        </w:tc>
+        <w:tc>
+          <w:tcPr>
+            <w:tcW w:type="dxa" w:w="2256"/>
+            <w:shd w:fill="F1F3F6"/>
+          </w:tcPr>
+          <w:p>
+            <w:pPr>
+              <w:bidi w:val="false"/>
+              <w:jc w:val="left"/>
+            </w:pPr>
+            <w:r>
+              <w:rPr>
+                <w:b w:val="false"/>
+                <w:bCs w:val="false"/>
+                <w:i/>
+                <w:iCs/>
+                <w:color w:val="55606E"/>
+                <w:rtl w:val="false"/>
+              </w:rPr>
+              <w:t xml:space="preserve">Hall available until 22:00, full vacation by 22:30</w:t>
+            </w:r>
+          </w:p>
+        </w:tc>
+        <w:tc>
+          <w:tcPr>
+            <w:tcW w:type="dxa" w:w="2256"/>
+            <w:shd w:fill="F1F3F6"/>
+          </w:tcPr>
+          <w:p>
+            <w:pPr>
+              <w:bidi w:val="false"/>
+              <w:jc w:val="left"/>
+            </w:pPr>
+            <w:r>
+              <w:rPr>
+                <w:b w:val="false"/>
+                <w:bCs w:val="false"/>
+                <w:i/>
+                <w:iCs/>
+                <w:color w:val="55606E"/>
+                <w:rtl w:val="false"/>
+              </w:rPr>
+              <w:t xml:space="preserve">Venue page, 3 September</w:t>
+            </w:r>
+          </w:p>
+        </w:tc>
+        <w:tc>
+          <w:tcPr>
+            <w:tcW w:type="dxa" w:w="2256"/>
+            <w:shd w:fill="F1F3F6"/>
+          </w:tcPr>
+          <w:p>
+            <w:pPr>
+              <w:bidi w:val="false"/>
+              <w:jc w:val="left"/>
+            </w:pPr>
+            <w:r>
+              <w:rPr>
+                <w:b w:val="false"/>
+                <w:bCs w:val="false"/>
+                <w:i/>
+                <w:iCs/>
+                <w:color w:val="55606E"/>
+                <w:rtl w:val="false"/>
+              </w:rPr>
+              <w:t xml:space="preserve">We planned to 23:00 — the whole evening moves an hour earlier</w:t>
+            </w:r>
+          </w:p>
+        </w:tc>
+      </w:tr>
+      <w:tr>
+        <w:trPr>
+          <w:trHeight w:val="454" w:hRule="atLeast"/>
+        </w:trPr>
+        <w:tc>
+          <w:tcPr>
+            <w:tcW w:type="dxa" w:w="2258"/>
+            <w:shd w:fill="FFFFFF"/>
+          </w:tcPr>
+          <w:p>
+            <w:pPr>
+              <w:bidi w:val="false"/>
+              <w:jc w:val="left"/>
+            </w:pPr>
+            <w:r>
+              <w:rPr>
+                <w:b w:val="false"/>
+                <w:bCs w:val="false"/>
+                <w:i w:val="false"/>
+                <w:iCs w:val="false"/>
+                <w:color w:val="17242D"/>
+                <w:rtl w:val="false"/>
+              </w:rPr>
+              <w:t xml:space="preserve"/>
+            </w:r>
+          </w:p>
+        </w:tc>
+        <w:tc>
+          <w:tcPr>
+            <w:tcW w:type="dxa" w:w="2256"/>
+            <w:shd w:fill="FFFFFF"/>
+          </w:tcPr>
+          <w:p>
+            <w:pPr>
+              <w:bidi w:val="false"/>
+              <w:jc w:val="left"/>
+            </w:pPr>
+            <w:r>
+              <w:rPr>
+                <w:b w:val="false"/>
+                <w:bCs w:val="false"/>
+                <w:i w:val="false"/>
+                <w:iCs w:val="false"/>
+                <w:color w:val="17242D"/>
+                <w:rtl w:val="false"/>
+              </w:rPr>
+              <w:t xml:space="preserve"/>
+            </w:r>
+          </w:p>
+        </w:tc>
+        <w:tc>
+          <w:tcPr>
+            <w:tcW w:type="dxa" w:w="2256"/>
+            <w:shd w:fill="FFFFFF"/>
+          </w:tcPr>
+          <w:p>
+            <w:pPr>
+              <w:bidi w:val="false"/>
+              <w:jc w:val="left"/>
+            </w:pPr>
+            <w:r>
+              <w:rPr>
+                <w:b w:val="false"/>
+                <w:bCs w:val="false"/>
+                <w:i w:val="false"/>
+                <w:iCs w:val="false"/>
+                <w:color w:val="17242D"/>
+                <w:rtl w:val="false"/>
+              </w:rPr>
+              <w:t xml:space="preserve"/>
+            </w:r>
+          </w:p>
+        </w:tc>
+        <w:tc>
+          <w:tcPr>
+            <w:tcW w:type="dxa" w:w="2256"/>
+            <w:shd w:fill="FFFFFF"/>
+          </w:tcPr>
+          <w:p>
+            <w:pPr>
+              <w:bidi w:val="false"/>
+              <w:jc w:val="left"/>
+            </w:pPr>
+            <w:r>
+              <w:rPr>
+                <w:b w:val="false"/>
+                <w:bCs w:val="false"/>
+                <w:i w:val="false"/>
+                <w:iCs w:val="false"/>
+                <w:color w:val="17242D"/>
+                <w:rtl w:val="false"/>
+              </w:rPr>
+              <w:t xml:space="preserve"/>
+            </w:r>
+          </w:p>
+        </w:tc>
+      </w:tr>
+      <w:tr>
+        <w:trPr>
+          <w:trHeight w:val="454" w:hRule="atLeast"/>
+        </w:trPr>
+        <w:tc>
+          <w:tcPr>
+            <w:tcW w:type="dxa" w:w="2258"/>
+            <w:shd w:fill="FFFFFF"/>
+          </w:tcPr>
+          <w:p>
+            <w:pPr>
+              <w:bidi w:val="false"/>
+              <w:jc w:val="left"/>
+            </w:pPr>
+            <w:r>
+              <w:rPr>
+                <w:b w:val="false"/>
+                <w:bCs w:val="false"/>
+                <w:i w:val="false"/>
+                <w:iCs w:val="false"/>
+                <w:color w:val="17242D"/>
+                <w:rtl w:val="false"/>
+              </w:rPr>
+              <w:t xml:space="preserve"/>
+            </w:r>
+          </w:p>
+        </w:tc>
+        <w:tc>
+          <w:tcPr>
+            <w:tcW w:type="dxa" w:w="2256"/>
+            <w:shd w:fill="FFFFFF"/>
+          </w:tcPr>
+          <w:p>
+            <w:pPr>
+              <w:bidi w:val="false"/>
+              <w:jc w:val="left"/>
+            </w:pPr>
+            <w:r>
+              <w:rPr>
+                <w:b w:val="false"/>
+                <w:bCs w:val="false"/>
+                <w:i w:val="false"/>
+                <w:iCs w:val="false"/>
+                <w:color w:val="17242D"/>
+                <w:rtl w:val="false"/>
+              </w:rPr>
+              <w:t xml:space="preserve"/>
+            </w:r>
+          </w:p>
+        </w:tc>
+        <w:tc>
+          <w:tcPr>
+            <w:tcW w:type="dxa" w:w="2256"/>
+            <w:shd w:fill="FFFFFF"/>
+          </w:tcPr>
+          <w:p>
+            <w:pPr>
+              <w:bidi w:val="false"/>
+              <w:jc w:val="left"/>
+            </w:pPr>
+            <w:r>
+              <w:rPr>
+                <w:b w:val="false"/>
+                <w:bCs w:val="false"/>
+                <w:i w:val="false"/>
+                <w:iCs w:val="false"/>
+                <w:color w:val="17242D"/>
+                <w:rtl w:val="false"/>
+              </w:rPr>
+              <w:t xml:space="preserve"/>
+            </w:r>
+          </w:p>
+        </w:tc>
+        <w:tc>
+          <w:tcPr>
+            <w:tcW w:type="dxa" w:w="2256"/>
+            <w:shd w:fill="FFFFFF"/>
+          </w:tcPr>
+          <w:p>
+            <w:pPr>
+              <w:bidi w:val="false"/>
+              <w:jc w:val="left"/>
+            </w:pPr>
+            <w:r>
+              <w:rPr>
+                <w:b w:val="false"/>
+                <w:bCs w:val="false"/>
+                <w:i w:val="false"/>
+                <w:iCs w:val="false"/>
+                <w:color w:val="17242D"/>
+                <w:rtl w:val="false"/>
+              </w:rPr>
+              <w:t xml:space="preserve"/>
+            </w:r>
+          </w:p>
+        </w:tc>
+      </w:tr>
+      <w:tr>
+        <w:trPr>
+          <w:trHeight w:val="454" w:hRule="atLeast"/>
+        </w:trPr>
+        <w:tc>
+          <w:tcPr>
+            <w:tcW w:type="dxa" w:w="2258"/>
+            <w:shd w:fill="FFFFFF"/>
+          </w:tcPr>
+          <w:p>
+            <w:pPr>
+              <w:bidi w:val="false"/>
+              <w:jc w:val="left"/>
+            </w:pPr>
+            <w:r>
+              <w:rPr>
+                <w:b w:val="false"/>
+                <w:bCs w:val="false"/>
+                <w:i w:val="false"/>
+                <w:iCs w:val="false"/>
+                <w:color w:val="17242D"/>
+                <w:rtl w:val="false"/>
+              </w:rPr>
+              <w:t xml:space="preserve"/>
+            </w:r>
+          </w:p>
+        </w:tc>
+        <w:tc>
+          <w:tcPr>
+            <w:tcW w:type="dxa" w:w="2256"/>
+            <w:shd w:fill="FFFFFF"/>
+          </w:tcPr>
+          <w:p>
+            <w:pPr>
+              <w:bidi w:val="false"/>
+              <w:jc w:val="left"/>
+            </w:pPr>
+            <w:r>
+              <w:rPr>
+                <w:b w:val="false"/>
+                <w:bCs w:val="false"/>
+                <w:i w:val="false"/>
+                <w:iCs w:val="false"/>
+                <w:color w:val="17242D"/>
+                <w:rtl w:val="false"/>
+              </w:rPr>
+              <w:t xml:space="preserve"/>
+            </w:r>
+          </w:p>
+        </w:tc>
+        <w:tc>
+          <w:tcPr>
+            <w:tcW w:type="dxa" w:w="2256"/>
+            <w:shd w:fill="FFFFFF"/>
+          </w:tcPr>
+          <w:p>
+            <w:pPr>
+              <w:bidi w:val="false"/>
+              <w:jc w:val="left"/>
+            </w:pPr>
+            <w:r>
+              <w:rPr>
+                <w:b w:val="false"/>
+                <w:bCs w:val="false"/>
+                <w:i w:val="false"/>
+                <w:iCs w:val="false"/>
+                <w:color w:val="17242D"/>
+                <w:rtl w:val="false"/>
+              </w:rPr>
+              <w:t xml:space="preserve"/>
+            </w:r>
+          </w:p>
+        </w:tc>
+        <w:tc>
+          <w:tcPr>
+            <w:tcW w:type="dxa" w:w="2256"/>
             <w:shd w:fill="FFFFFF"/>
           </w:tcPr>
           <w:p>
@@ -10452,7 +10503,7 @@
           <w:color w:val="4E356F"/>
           <w:rtl w:val="false"/>
         </w:rPr>
-        <w:t xml:space="preserve">3. Find where the plan breaks</w:t>
+        <w:t xml:space="preserve">4. Dividing the work</w:t>
       </w:r>
     </w:p>
     <w:p>
@@ -10467,7 +10518,528 @@
           <w:color w:val="17242D"/>
           <w:rtl w:val="false"/>
         </w:rPr>
-        <w:t xml:space="preserve">Pick one disruption that could genuinely happen and run the plan against it. A fallback with no name and no decision deadline is not a plan — it is a hope.</w:t>
+        <w:t xml:space="preserve">The tool will write "someone should". That is the line you fix.</w:t>
+      </w:r>
+    </w:p>
+    <w:tbl>
+      <w:tblPr>
+        <w:bidiVisual w:val="false"/>
+        <w:tblW w:type="dxa" w:w="9026"/>
+        <w:tblBorders>
+          <w:top w:val="single" w:color="auto" w:sz="4"/>
+          <w:left w:val="single" w:color="auto" w:sz="4"/>
+          <w:bottom w:val="single" w:color="auto" w:sz="4"/>
+          <w:right w:val="single" w:color="auto" w:sz="4"/>
+          <w:insideH w:val="single" w:color="auto" w:sz="4"/>
+          <w:insideV w:val="single" w:color="auto" w:sz="4"/>
+        </w:tblBorders>
+        <w:tblLayout w:type="fixed"/>
+      </w:tblPr>
+      <w:tblGrid>
+        <w:gridCol w:w="2258"/>
+        <w:gridCol w:w="2256"/>
+        <w:gridCol w:w="2256"/>
+        <w:gridCol w:w="2256"/>
+      </w:tblGrid>
+      <w:tr>
+        <w:tc>
+          <w:tcPr>
+            <w:tcW w:type="dxa" w:w="2258"/>
+            <w:shd w:fill="4E356F"/>
+          </w:tcPr>
+          <w:p>
+            <w:pPr>
+              <w:bidi w:val="false"/>
+              <w:jc w:val="left"/>
+            </w:pPr>
+            <w:r>
+              <w:rPr>
+                <w:b/>
+                <w:bCs/>
+                <w:i w:val="false"/>
+                <w:iCs w:val="false"/>
+                <w:color w:val="FFFFFF"/>
+                <w:rtl w:val="false"/>
+              </w:rPr>
+              <w:t xml:space="preserve">The task</w:t>
+            </w:r>
+          </w:p>
+        </w:tc>
+        <w:tc>
+          <w:tcPr>
+            <w:tcW w:type="dxa" w:w="2256"/>
+            <w:shd w:fill="4E356F"/>
+          </w:tcPr>
+          <w:p>
+            <w:pPr>
+              <w:bidi w:val="false"/>
+              <w:jc w:val="left"/>
+            </w:pPr>
+            <w:r>
+              <w:rPr>
+                <w:b/>
+                <w:bCs/>
+                <w:i w:val="false"/>
+                <w:iCs w:val="false"/>
+                <w:color w:val="FFFFFF"/>
+                <w:rtl w:val="false"/>
+              </w:rPr>
+              <w:t xml:space="preserve">Who owns it</w:t>
+            </w:r>
+          </w:p>
+        </w:tc>
+        <w:tc>
+          <w:tcPr>
+            <w:tcW w:type="dxa" w:w="2256"/>
+            <w:shd w:fill="4E356F"/>
+          </w:tcPr>
+          <w:p>
+            <w:pPr>
+              <w:bidi w:val="false"/>
+              <w:jc w:val="left"/>
+            </w:pPr>
+            <w:r>
+              <w:rPr>
+                <w:b/>
+                <w:bCs/>
+                <w:i w:val="false"/>
+                <w:iCs w:val="false"/>
+                <w:color w:val="FFFFFF"/>
+                <w:rtl w:val="false"/>
+              </w:rPr>
+              <w:t xml:space="preserve">By when</w:t>
+            </w:r>
+          </w:p>
+        </w:tc>
+        <w:tc>
+          <w:tcPr>
+            <w:tcW w:type="dxa" w:w="2256"/>
+            <w:shd w:fill="4E356F"/>
+          </w:tcPr>
+          <w:p>
+            <w:pPr>
+              <w:bidi w:val="false"/>
+              <w:jc w:val="left"/>
+            </w:pPr>
+            <w:r>
+              <w:rPr>
+                <w:b/>
+                <w:bCs/>
+                <w:i w:val="false"/>
+                <w:iCs w:val="false"/>
+                <w:color w:val="FFFFFF"/>
+                <w:rtl w:val="false"/>
+              </w:rPr>
+              <w:t xml:space="preserve">What the tool could not know</w:t>
+            </w:r>
+          </w:p>
+        </w:tc>
+      </w:tr>
+      <w:tr>
+        <w:trPr>
+          <w:trHeight w:val="454" w:hRule="atLeast"/>
+        </w:trPr>
+        <w:tc>
+          <w:tcPr>
+            <w:tcW w:type="dxa" w:w="2258"/>
+            <w:shd w:fill="F1F3F6"/>
+          </w:tcPr>
+          <w:p>
+            <w:pPr>
+              <w:bidi w:val="false"/>
+              <w:jc w:val="left"/>
+            </w:pPr>
+            <w:r>
+              <w:rPr>
+                <w:b w:val="false"/>
+                <w:bCs w:val="false"/>
+                <w:i/>
+                <w:iCs/>
+                <w:color w:val="55606E"/>
+                <w:rtl w:val="false"/>
+              </w:rPr>
+              <w:t xml:space="preserve">Example: send invitations with RSVP</w:t>
+            </w:r>
+          </w:p>
+        </w:tc>
+        <w:tc>
+          <w:tcPr>
+            <w:tcW w:type="dxa" w:w="2256"/>
+            <w:shd w:fill="F1F3F6"/>
+          </w:tcPr>
+          <w:p>
+            <w:pPr>
+              <w:bidi w:val="false"/>
+              <w:jc w:val="left"/>
+            </w:pPr>
+            <w:r>
+              <w:rPr>
+                <w:b w:val="false"/>
+                <w:bCs w:val="false"/>
+                <w:i/>
+                <w:iCs/>
+                <w:color w:val="55606E"/>
+                <w:rtl w:val="false"/>
+              </w:rPr>
+              <w:t xml:space="preserve">Aunt</w:t>
+            </w:r>
+          </w:p>
+        </w:tc>
+        <w:tc>
+          <w:tcPr>
+            <w:tcW w:type="dxa" w:w="2256"/>
+            <w:shd w:fill="F1F3F6"/>
+          </w:tcPr>
+          <w:p>
+            <w:pPr>
+              <w:bidi w:val="false"/>
+              <w:jc w:val="left"/>
+            </w:pPr>
+            <w:r>
+              <w:rPr>
+                <w:b w:val="false"/>
+                <w:bCs w:val="false"/>
+                <w:i/>
+                <w:iCs/>
+                <w:color w:val="55606E"/>
+                <w:rtl w:val="false"/>
+              </w:rPr>
+              <w:t xml:space="preserve">1 October</w:t>
+            </w:r>
+          </w:p>
+        </w:tc>
+        <w:tc>
+          <w:tcPr>
+            <w:tcW w:type="dxa" w:w="2256"/>
+            <w:shd w:fill="F1F3F6"/>
+          </w:tcPr>
+          <w:p>
+            <w:pPr>
+              <w:bidi w:val="false"/>
+              <w:jc w:val="left"/>
+            </w:pPr>
+            <w:r>
+              <w:rPr>
+                <w:b w:val="false"/>
+                <w:bCs w:val="false"/>
+                <w:i/>
+                <w:iCs/>
+                <w:color w:val="55606E"/>
+                <w:rtl w:val="false"/>
+              </w:rPr>
+              <w:t xml:space="preserve">That she is away in September, so it has to happen earlier</w:t>
+            </w:r>
+          </w:p>
+        </w:tc>
+      </w:tr>
+      <w:tr>
+        <w:trPr>
+          <w:trHeight w:val="454" w:hRule="atLeast"/>
+        </w:trPr>
+        <w:tc>
+          <w:tcPr>
+            <w:tcW w:type="dxa" w:w="2258"/>
+            <w:shd w:fill="FFFFFF"/>
+          </w:tcPr>
+          <w:p>
+            <w:pPr>
+              <w:bidi w:val="false"/>
+              <w:jc w:val="left"/>
+            </w:pPr>
+            <w:r>
+              <w:rPr>
+                <w:b w:val="false"/>
+                <w:bCs w:val="false"/>
+                <w:i w:val="false"/>
+                <w:iCs w:val="false"/>
+                <w:color w:val="17242D"/>
+                <w:rtl w:val="false"/>
+              </w:rPr>
+              <w:t xml:space="preserve"/>
+            </w:r>
+          </w:p>
+        </w:tc>
+        <w:tc>
+          <w:tcPr>
+            <w:tcW w:type="dxa" w:w="2256"/>
+            <w:shd w:fill="FFFFFF"/>
+          </w:tcPr>
+          <w:p>
+            <w:pPr>
+              <w:bidi w:val="false"/>
+              <w:jc w:val="left"/>
+            </w:pPr>
+            <w:r>
+              <w:rPr>
+                <w:b w:val="false"/>
+                <w:bCs w:val="false"/>
+                <w:i w:val="false"/>
+                <w:iCs w:val="false"/>
+                <w:color w:val="17242D"/>
+                <w:rtl w:val="false"/>
+              </w:rPr>
+              <w:t xml:space="preserve"/>
+            </w:r>
+          </w:p>
+        </w:tc>
+        <w:tc>
+          <w:tcPr>
+            <w:tcW w:type="dxa" w:w="2256"/>
+            <w:shd w:fill="FFFFFF"/>
+          </w:tcPr>
+          <w:p>
+            <w:pPr>
+              <w:bidi w:val="false"/>
+              <w:jc w:val="left"/>
+            </w:pPr>
+            <w:r>
+              <w:rPr>
+                <w:b w:val="false"/>
+                <w:bCs w:val="false"/>
+                <w:i w:val="false"/>
+                <w:iCs w:val="false"/>
+                <w:color w:val="17242D"/>
+                <w:rtl w:val="false"/>
+              </w:rPr>
+              <w:t xml:space="preserve"/>
+            </w:r>
+          </w:p>
+        </w:tc>
+        <w:tc>
+          <w:tcPr>
+            <w:tcW w:type="dxa" w:w="2256"/>
+            <w:shd w:fill="FFFFFF"/>
+          </w:tcPr>
+          <w:p>
+            <w:pPr>
+              <w:bidi w:val="false"/>
+              <w:jc w:val="left"/>
+            </w:pPr>
+            <w:r>
+              <w:rPr>
+                <w:b w:val="false"/>
+                <w:bCs w:val="false"/>
+                <w:i w:val="false"/>
+                <w:iCs w:val="false"/>
+                <w:color w:val="17242D"/>
+                <w:rtl w:val="false"/>
+              </w:rPr>
+              <w:t xml:space="preserve"/>
+            </w:r>
+          </w:p>
+        </w:tc>
+      </w:tr>
+      <w:tr>
+        <w:trPr>
+          <w:trHeight w:val="454" w:hRule="atLeast"/>
+        </w:trPr>
+        <w:tc>
+          <w:tcPr>
+            <w:tcW w:type="dxa" w:w="2258"/>
+            <w:shd w:fill="FFFFFF"/>
+          </w:tcPr>
+          <w:p>
+            <w:pPr>
+              <w:bidi w:val="false"/>
+              <w:jc w:val="left"/>
+            </w:pPr>
+            <w:r>
+              <w:rPr>
+                <w:b w:val="false"/>
+                <w:bCs w:val="false"/>
+                <w:i w:val="false"/>
+                <w:iCs w:val="false"/>
+                <w:color w:val="17242D"/>
+                <w:rtl w:val="false"/>
+              </w:rPr>
+              <w:t xml:space="preserve"/>
+            </w:r>
+          </w:p>
+        </w:tc>
+        <w:tc>
+          <w:tcPr>
+            <w:tcW w:type="dxa" w:w="2256"/>
+            <w:shd w:fill="FFFFFF"/>
+          </w:tcPr>
+          <w:p>
+            <w:pPr>
+              <w:bidi w:val="false"/>
+              <w:jc w:val="left"/>
+            </w:pPr>
+            <w:r>
+              <w:rPr>
+                <w:b w:val="false"/>
+                <w:bCs w:val="false"/>
+                <w:i w:val="false"/>
+                <w:iCs w:val="false"/>
+                <w:color w:val="17242D"/>
+                <w:rtl w:val="false"/>
+              </w:rPr>
+              <w:t xml:space="preserve"/>
+            </w:r>
+          </w:p>
+        </w:tc>
+        <w:tc>
+          <w:tcPr>
+            <w:tcW w:type="dxa" w:w="2256"/>
+            <w:shd w:fill="FFFFFF"/>
+          </w:tcPr>
+          <w:p>
+            <w:pPr>
+              <w:bidi w:val="false"/>
+              <w:jc w:val="left"/>
+            </w:pPr>
+            <w:r>
+              <w:rPr>
+                <w:b w:val="false"/>
+                <w:bCs w:val="false"/>
+                <w:i w:val="false"/>
+                <w:iCs w:val="false"/>
+                <w:color w:val="17242D"/>
+                <w:rtl w:val="false"/>
+              </w:rPr>
+              <w:t xml:space="preserve"/>
+            </w:r>
+          </w:p>
+        </w:tc>
+        <w:tc>
+          <w:tcPr>
+            <w:tcW w:type="dxa" w:w="2256"/>
+            <w:shd w:fill="FFFFFF"/>
+          </w:tcPr>
+          <w:p>
+            <w:pPr>
+              <w:bidi w:val="false"/>
+              <w:jc w:val="left"/>
+            </w:pPr>
+            <w:r>
+              <w:rPr>
+                <w:b w:val="false"/>
+                <w:bCs w:val="false"/>
+                <w:i w:val="false"/>
+                <w:iCs w:val="false"/>
+                <w:color w:val="17242D"/>
+                <w:rtl w:val="false"/>
+              </w:rPr>
+              <w:t xml:space="preserve"/>
+            </w:r>
+          </w:p>
+        </w:tc>
+      </w:tr>
+      <w:tr>
+        <w:trPr>
+          <w:trHeight w:val="454" w:hRule="atLeast"/>
+        </w:trPr>
+        <w:tc>
+          <w:tcPr>
+            <w:tcW w:type="dxa" w:w="2258"/>
+            <w:shd w:fill="FFFFFF"/>
+          </w:tcPr>
+          <w:p>
+            <w:pPr>
+              <w:bidi w:val="false"/>
+              <w:jc w:val="left"/>
+            </w:pPr>
+            <w:r>
+              <w:rPr>
+                <w:b w:val="false"/>
+                <w:bCs w:val="false"/>
+                <w:i w:val="false"/>
+                <w:iCs w:val="false"/>
+                <w:color w:val="17242D"/>
+                <w:rtl w:val="false"/>
+              </w:rPr>
+              <w:t xml:space="preserve"/>
+            </w:r>
+          </w:p>
+        </w:tc>
+        <w:tc>
+          <w:tcPr>
+            <w:tcW w:type="dxa" w:w="2256"/>
+            <w:shd w:fill="FFFFFF"/>
+          </w:tcPr>
+          <w:p>
+            <w:pPr>
+              <w:bidi w:val="false"/>
+              <w:jc w:val="left"/>
+            </w:pPr>
+            <w:r>
+              <w:rPr>
+                <w:b w:val="false"/>
+                <w:bCs w:val="false"/>
+                <w:i w:val="false"/>
+                <w:iCs w:val="false"/>
+                <w:color w:val="17242D"/>
+                <w:rtl w:val="false"/>
+              </w:rPr>
+              <w:t xml:space="preserve"/>
+            </w:r>
+          </w:p>
+        </w:tc>
+        <w:tc>
+          <w:tcPr>
+            <w:tcW w:type="dxa" w:w="2256"/>
+            <w:shd w:fill="FFFFFF"/>
+          </w:tcPr>
+          <w:p>
+            <w:pPr>
+              <w:bidi w:val="false"/>
+              <w:jc w:val="left"/>
+            </w:pPr>
+            <w:r>
+              <w:rPr>
+                <w:b w:val="false"/>
+                <w:bCs w:val="false"/>
+                <w:i w:val="false"/>
+                <w:iCs w:val="false"/>
+                <w:color w:val="17242D"/>
+                <w:rtl w:val="false"/>
+              </w:rPr>
+              <w:t xml:space="preserve"/>
+            </w:r>
+          </w:p>
+        </w:tc>
+        <w:tc>
+          <w:tcPr>
+            <w:tcW w:type="dxa" w:w="2256"/>
+            <w:shd w:fill="FFFFFF"/>
+          </w:tcPr>
+          <w:p>
+            <w:pPr>
+              <w:bidi w:val="false"/>
+              <w:jc w:val="left"/>
+            </w:pPr>
+            <w:r>
+              <w:rPr>
+                <w:b w:val="false"/>
+                <w:bCs w:val="false"/>
+                <w:i w:val="false"/>
+                <w:iCs w:val="false"/>
+                <w:color w:val="17242D"/>
+                <w:rtl w:val="false"/>
+              </w:rPr>
+              <w:t xml:space="preserve"/>
+            </w:r>
+          </w:p>
+        </w:tc>
+      </w:tr>
+    </w:tbl>
+    <w:p>
+      <w:pPr>
+        <w:pStyle w:val="Heading1"/>
+        <w:shd w:fill="F0EAFA"/>
+        <w:bidi w:val="false"/>
+        <w:spacing w:after="100" w:before="200"/>
+        <w:jc w:val="left"/>
+      </w:pPr>
+      <w:r>
+        <w:rPr>
+          <w:b/>
+          <w:bCs/>
+          <w:color w:val="4E356F"/>
+          <w:rtl w:val="false"/>
+        </w:rPr>
+        <w:t xml:space="preserve">5. What breaks</w:t>
       </w:r>
     </w:p>
     <w:tbl>
@@ -10511,7 +11083,7 @@
                 <w:color w:val="FFFFFF"/>
                 <w:rtl w:val="false"/>
               </w:rPr>
-              <w:t xml:space="preserve">The disruption</w:t>
+              <w:t xml:space="preserve">The disruption I drew</w:t>
             </w:r>
           </w:p>
         </w:tc>
@@ -10631,7 +11203,7 @@
                 <w:color w:val="55606E"/>
                 <w:rtl w:val="false"/>
               </w:rPr>
-              <w:t xml:space="preserve">Example: heavy rain 17:00–19:00 and the yard parking floods</w:t>
+              <w:t xml:space="preserve">Example: heavy rain 17:00–19:00 and the parking floods</w:t>
             </w:r>
           </w:p>
         </w:tc>
@@ -10654,7 +11226,7 @@
                 <w:color w:val="55606E"/>
                 <w:rtl w:val="false"/>
               </w:rPr>
-              <w:t xml:space="preserve">Guests arrive wet and late, and the outdoor reception is off</w:t>
+              <w:t xml:space="preserve">Guests arrive wet and late</w:t>
             </w:r>
           </w:p>
         </w:tc>
@@ -10677,7 +11249,7 @@
                 <w:color w:val="55606E"/>
                 <w:rtl w:val="false"/>
               </w:rPr>
-              <w:t xml:space="preserve">Move the reception indoors and drop the photographs in the yard</w:t>
+              <w:t xml:space="preserve">Reception moves indoors, drop the photos in the yard</w:t>
             </w:r>
           </w:p>
         </w:tc>
@@ -10723,7 +11295,7 @@
                 <w:color w:val="55606E"/>
                 <w:rtl w:val="false"/>
               </w:rPr>
-              <w:t xml:space="preserve">10:00 on the morning of the event, on the forecast</w:t>
+              <w:t xml:space="preserve">10:00 on the morning, on the forecast</w:t>
             </w:r>
           </w:p>
         </w:tc>
@@ -10947,445 +11519,6 @@
         <w:tc>
           <w:tcPr>
             <w:tcW w:type="dxa" w:w="1805"/>
-            <w:shd w:fill="FFFFFF"/>
-          </w:tcPr>
-          <w:p>
-            <w:pPr>
-              <w:bidi w:val="false"/>
-              <w:jc w:val="left"/>
-            </w:pPr>
-            <w:r>
-              <w:rPr>
-                <w:b w:val="false"/>
-                <w:bCs w:val="false"/>
-                <w:i w:val="false"/>
-                <w:iCs w:val="false"/>
-                <w:color w:val="17242D"/>
-                <w:rtl w:val="false"/>
-              </w:rPr>
-              <w:t xml:space="preserve"/>
-            </w:r>
-          </w:p>
-        </w:tc>
-      </w:tr>
-    </w:tbl>
-    <w:p>
-      <w:pPr>
-        <w:pStyle w:val="Heading1"/>
-        <w:shd w:fill="F0EAFA"/>
-        <w:bidi w:val="false"/>
-        <w:spacing w:after="100" w:before="200"/>
-        <w:jc w:val="left"/>
-      </w:pPr>
-      <w:r>
-        <w:rPr>
-          <w:b/>
-          <w:bCs/>
-          <w:color w:val="4E356F"/>
-          <w:rtl w:val="false"/>
-        </w:rPr>
-        <w:t xml:space="preserve">4. Recheck list</w:t>
-      </w:r>
-    </w:p>
-    <w:p>
-      <w:pPr>
-        <w:bidi w:val="false"/>
-        <w:jc w:val="left"/>
-      </w:pPr>
-      <w:r>
-        <w:rPr>
-          <w:b w:val="false"/>
-          <w:bCs w:val="false"/>
-          <w:color w:val="17242D"/>
-          <w:rtl w:val="false"/>
-        </w:rPr>
-        <w:t xml:space="preserve">The facts you checked a month ago are exactly the ones that change. Check them again before anything is booked or sent.</w:t>
-      </w:r>
-    </w:p>
-    <w:tbl>
-      <w:tblPr>
-        <w:bidiVisual w:val="false"/>
-        <w:tblW w:type="dxa" w:w="9026"/>
-        <w:tblBorders>
-          <w:top w:val="single" w:color="auto" w:sz="4"/>
-          <w:left w:val="single" w:color="auto" w:sz="4"/>
-          <w:bottom w:val="single" w:color="auto" w:sz="4"/>
-          <w:right w:val="single" w:color="auto" w:sz="4"/>
-          <w:insideH w:val="single" w:color="auto" w:sz="4"/>
-          <w:insideV w:val="single" w:color="auto" w:sz="4"/>
-        </w:tblBorders>
-        <w:tblLayout w:type="fixed"/>
-      </w:tblPr>
-      <w:tblGrid>
-        <w:gridCol w:w="2258"/>
-        <w:gridCol w:w="2256"/>
-        <w:gridCol w:w="2256"/>
-        <w:gridCol w:w="2256"/>
-      </w:tblGrid>
-      <w:tr>
-        <w:tc>
-          <w:tcPr>
-            <w:tcW w:type="dxa" w:w="2258"/>
-            <w:shd w:fill="4E356F"/>
-          </w:tcPr>
-          <w:p>
-            <w:pPr>
-              <w:bidi w:val="false"/>
-              <w:jc w:val="left"/>
-            </w:pPr>
-            <w:r>
-              <w:rPr>
-                <w:b/>
-                <w:bCs/>
-                <w:i w:val="false"/>
-                <w:iCs w:val="false"/>
-                <w:color w:val="FFFFFF"/>
-                <w:rtl w:val="false"/>
-              </w:rPr>
-              <w:t xml:space="preserve">What to recheck</w:t>
-            </w:r>
-          </w:p>
-        </w:tc>
-        <w:tc>
-          <w:tcPr>
-            <w:tcW w:type="dxa" w:w="2256"/>
-            <w:shd w:fill="4E356F"/>
-          </w:tcPr>
-          <w:p>
-            <w:pPr>
-              <w:bidi w:val="false"/>
-              <w:jc w:val="left"/>
-            </w:pPr>
-            <w:r>
-              <w:rPr>
-                <w:b/>
-                <w:bCs/>
-                <w:i w:val="false"/>
-                <w:iCs w:val="false"/>
-                <w:color w:val="FFFFFF"/>
-                <w:rtl w:val="false"/>
-              </w:rPr>
-              <w:t xml:space="preserve">When</w:t>
-            </w:r>
-          </w:p>
-        </w:tc>
-        <w:tc>
-          <w:tcPr>
-            <w:tcW w:type="dxa" w:w="2256"/>
-            <w:shd w:fill="4E356F"/>
-          </w:tcPr>
-          <w:p>
-            <w:pPr>
-              <w:bidi w:val="false"/>
-              <w:jc w:val="left"/>
-            </w:pPr>
-            <w:r>
-              <w:rPr>
-                <w:b/>
-                <w:bCs/>
-                <w:i w:val="false"/>
-                <w:iCs w:val="false"/>
-                <w:color w:val="FFFFFF"/>
-                <w:rtl w:val="false"/>
-              </w:rPr>
-              <w:t xml:space="preserve">Against which source</w:t>
-            </w:r>
-          </w:p>
-        </w:tc>
-        <w:tc>
-          <w:tcPr>
-            <w:tcW w:type="dxa" w:w="2256"/>
-            <w:shd w:fill="4E356F"/>
-          </w:tcPr>
-          <w:p>
-            <w:pPr>
-              <w:bidi w:val="false"/>
-              <w:jc w:val="left"/>
-            </w:pPr>
-            <w:r>
-              <w:rPr>
-                <w:b/>
-                <w:bCs/>
-                <w:i w:val="false"/>
-                <w:iCs w:val="false"/>
-                <w:color w:val="FFFFFF"/>
-                <w:rtl w:val="false"/>
-              </w:rPr>
-              <w:t xml:space="preserve">Who checks</w:t>
-            </w:r>
-          </w:p>
-        </w:tc>
-      </w:tr>
-      <w:tr>
-        <w:trPr>
-          <w:trHeight w:val="454" w:hRule="atLeast"/>
-        </w:trPr>
-        <w:tc>
-          <w:tcPr>
-            <w:tcW w:type="dxa" w:w="2258"/>
-            <w:shd w:fill="F1F3F6"/>
-          </w:tcPr>
-          <w:p>
-            <w:pPr>
-              <w:bidi w:val="false"/>
-              <w:jc w:val="left"/>
-            </w:pPr>
-            <w:r>
-              <w:rPr>
-                <w:b w:val="false"/>
-                <w:bCs w:val="false"/>
-                <w:i/>
-                <w:iCs/>
-                <w:color w:val="55606E"/>
-                <w:rtl w:val="false"/>
-              </w:rPr>
-              <w:t xml:space="preserve">Example: hall hours and cancellation terms</w:t>
-            </w:r>
-          </w:p>
-        </w:tc>
-        <w:tc>
-          <w:tcPr>
-            <w:tcW w:type="dxa" w:w="2256"/>
-            <w:shd w:fill="F1F3F6"/>
-          </w:tcPr>
-          <w:p>
-            <w:pPr>
-              <w:bidi w:val="false"/>
-              <w:jc w:val="left"/>
-            </w:pPr>
-            <w:r>
-              <w:rPr>
-                <w:b w:val="false"/>
-                <w:bCs w:val="false"/>
-                <w:i/>
-                <w:iCs/>
-                <w:color w:val="55606E"/>
-                <w:rtl w:val="false"/>
-              </w:rPr>
-              <w:t xml:space="preserve">One week before the event</w:t>
-            </w:r>
-          </w:p>
-        </w:tc>
-        <w:tc>
-          <w:tcPr>
-            <w:tcW w:type="dxa" w:w="2256"/>
-            <w:shd w:fill="F1F3F6"/>
-          </w:tcPr>
-          <w:p>
-            <w:pPr>
-              <w:bidi w:val="false"/>
-              <w:jc w:val="left"/>
-            </w:pPr>
-            <w:r>
-              <w:rPr>
-                <w:b w:val="false"/>
-                <w:bCs w:val="false"/>
-                <w:i/>
-                <w:iCs/>
-                <w:color w:val="55606E"/>
-                <w:rtl w:val="false"/>
-              </w:rPr>
-              <w:t xml:space="preserve">The booking email from the hall</w:t>
-            </w:r>
-          </w:p>
-        </w:tc>
-        <w:tc>
-          <w:tcPr>
-            <w:tcW w:type="dxa" w:w="2256"/>
-            <w:shd w:fill="F1F3F6"/>
-          </w:tcPr>
-          <w:p>
-            <w:pPr>
-              <w:bidi w:val="false"/>
-              <w:jc w:val="left"/>
-            </w:pPr>
-            <w:r>
-              <w:rPr>
-                <w:b w:val="false"/>
-                <w:bCs w:val="false"/>
-                <w:i/>
-                <w:iCs/>
-                <w:color w:val="55606E"/>
-                <w:rtl w:val="false"/>
-              </w:rPr>
-              <w:t xml:space="preserve">Me</w:t>
-            </w:r>
-          </w:p>
-        </w:tc>
-      </w:tr>
-      <w:tr>
-        <w:trPr>
-          <w:trHeight w:val="454" w:hRule="atLeast"/>
-        </w:trPr>
-        <w:tc>
-          <w:tcPr>
-            <w:tcW w:type="dxa" w:w="2258"/>
-            <w:shd w:fill="FFFFFF"/>
-          </w:tcPr>
-          <w:p>
-            <w:pPr>
-              <w:bidi w:val="false"/>
-              <w:jc w:val="left"/>
-            </w:pPr>
-            <w:r>
-              <w:rPr>
-                <w:b w:val="false"/>
-                <w:bCs w:val="false"/>
-                <w:i w:val="false"/>
-                <w:iCs w:val="false"/>
-                <w:color w:val="17242D"/>
-                <w:rtl w:val="false"/>
-              </w:rPr>
-              <w:t xml:space="preserve"/>
-            </w:r>
-          </w:p>
-        </w:tc>
-        <w:tc>
-          <w:tcPr>
-            <w:tcW w:type="dxa" w:w="2256"/>
-            <w:shd w:fill="FFFFFF"/>
-          </w:tcPr>
-          <w:p>
-            <w:pPr>
-              <w:bidi w:val="false"/>
-              <w:jc w:val="left"/>
-            </w:pPr>
-            <w:r>
-              <w:rPr>
-                <w:b w:val="false"/>
-                <w:bCs w:val="false"/>
-                <w:i w:val="false"/>
-                <w:iCs w:val="false"/>
-                <w:color w:val="17242D"/>
-                <w:rtl w:val="false"/>
-              </w:rPr>
-              <w:t xml:space="preserve"/>
-            </w:r>
-          </w:p>
-        </w:tc>
-        <w:tc>
-          <w:tcPr>
-            <w:tcW w:type="dxa" w:w="2256"/>
-            <w:shd w:fill="FFFFFF"/>
-          </w:tcPr>
-          <w:p>
-            <w:pPr>
-              <w:bidi w:val="false"/>
-              <w:jc w:val="left"/>
-            </w:pPr>
-            <w:r>
-              <w:rPr>
-                <w:b w:val="false"/>
-                <w:bCs w:val="false"/>
-                <w:i w:val="false"/>
-                <w:iCs w:val="false"/>
-                <w:color w:val="17242D"/>
-                <w:rtl w:val="false"/>
-              </w:rPr>
-              <w:t xml:space="preserve"/>
-            </w:r>
-          </w:p>
-        </w:tc>
-        <w:tc>
-          <w:tcPr>
-            <w:tcW w:type="dxa" w:w="2256"/>
-            <w:shd w:fill="FFFFFF"/>
-          </w:tcPr>
-          <w:p>
-            <w:pPr>
-              <w:bidi w:val="false"/>
-              <w:jc w:val="left"/>
-            </w:pPr>
-            <w:r>
-              <w:rPr>
-                <w:b w:val="false"/>
-                <w:bCs w:val="false"/>
-                <w:i w:val="false"/>
-                <w:iCs w:val="false"/>
-                <w:color w:val="17242D"/>
-                <w:rtl w:val="false"/>
-              </w:rPr>
-              <w:t xml:space="preserve"/>
-            </w:r>
-          </w:p>
-        </w:tc>
-      </w:tr>
-      <w:tr>
-        <w:trPr>
-          <w:trHeight w:val="454" w:hRule="atLeast"/>
-        </w:trPr>
-        <w:tc>
-          <w:tcPr>
-            <w:tcW w:type="dxa" w:w="2258"/>
-            <w:shd w:fill="FFFFFF"/>
-          </w:tcPr>
-          <w:p>
-            <w:pPr>
-              <w:bidi w:val="false"/>
-              <w:jc w:val="left"/>
-            </w:pPr>
-            <w:r>
-              <w:rPr>
-                <w:b w:val="false"/>
-                <w:bCs w:val="false"/>
-                <w:i w:val="false"/>
-                <w:iCs w:val="false"/>
-                <w:color w:val="17242D"/>
-                <w:rtl w:val="false"/>
-              </w:rPr>
-              <w:t xml:space="preserve"/>
-            </w:r>
-          </w:p>
-        </w:tc>
-        <w:tc>
-          <w:tcPr>
-            <w:tcW w:type="dxa" w:w="2256"/>
-            <w:shd w:fill="FFFFFF"/>
-          </w:tcPr>
-          <w:p>
-            <w:pPr>
-              <w:bidi w:val="false"/>
-              <w:jc w:val="left"/>
-            </w:pPr>
-            <w:r>
-              <w:rPr>
-                <w:b w:val="false"/>
-                <w:bCs w:val="false"/>
-                <w:i w:val="false"/>
-                <w:iCs w:val="false"/>
-                <w:color w:val="17242D"/>
-                <w:rtl w:val="false"/>
-              </w:rPr>
-              <w:t xml:space="preserve"/>
-            </w:r>
-          </w:p>
-        </w:tc>
-        <w:tc>
-          <w:tcPr>
-            <w:tcW w:type="dxa" w:w="2256"/>
-            <w:shd w:fill="FFFFFF"/>
-          </w:tcPr>
-          <w:p>
-            <w:pPr>
-              <w:bidi w:val="false"/>
-              <w:jc w:val="left"/>
-            </w:pPr>
-            <w:r>
-              <w:rPr>
-                <w:b w:val="false"/>
-                <w:bCs w:val="false"/>
-                <w:i w:val="false"/>
-                <w:iCs w:val="false"/>
-                <w:color w:val="17242D"/>
-                <w:rtl w:val="false"/>
-              </w:rPr>
-              <w:t xml:space="preserve"/>
-            </w:r>
-          </w:p>
-        </w:tc>
-        <w:tc>
-          <w:tcPr>
-            <w:tcW w:type="dxa" w:w="2256"/>
             <w:shd w:fill="FFFFFF"/>
           </w:tcPr>
           <w:p>
@@ -11489,7 +11622,7 @@
           <w:color w:val="17242D"/>
           <w:rtl w:val="false"/>
         </w:rPr>
-        <w:t xml:space="preserve">1. Choose something you are actually organising with other people (for example: a family event, a trip with friends, a move, a shared household rota) and agree the goal, constraints, and decision owner.</w:t>
+        <w:t xml:space="preserve">1. Choose something you are actually organising with other people (for example: a family event, a party, a trip with friends, a class evening).</w:t>
       </w:r>
     </w:p>
     <w:p>
@@ -11504,7 +11637,7 @@
           <w:color w:val="17242D"/>
           <w:rtl w:val="false"/>
         </w:rPr>
-        <w:t xml:space="preserve">2. Fill in the plan with owners, dates, cost or effort, and buffer.</w:t>
+        <w:t xml:space="preserve">2. Run at least two of the five jobs with AI — food and drinks, image display, timing, dividing the work — and after each one record what the tool assumed and what it invented.</w:t>
       </w:r>
     </w:p>
     <w:p>
@@ -11519,7 +11652,7 @@
           <w:color w:val="17242D"/>
           <w:rtl w:val="false"/>
         </w:rPr>
-        <w:t xml:space="preserve">3. Add one fallback and one recheck item before anyone relies on the plan.</w:t>
+        <w:t xml:space="preserve">3. Fix at least one line from "someone should" into a name and a date, and add one fallback for a disruption that could genuinely happen.</w:t>
       </w:r>
     </w:p>
     <w:p>
@@ -11660,7 +11793,7 @@
                 <w:color w:val="17242D"/>
                 <w:rtl w:val="false"/>
               </w:rPr>
-              <w:t xml:space="preserve">Create a shareable plan with owners, dates, and one fallback.</w:t>
+              <w:t xml:space="preserve">Run one job with AI and record what it assumed about you without asking.</w:t>
             </w:r>
           </w:p>
         </w:tc>
@@ -11708,7 +11841,7 @@
                 <w:color w:val="17242D"/>
                 <w:rtl w:val="false"/>
               </w:rPr>
-              <w:t xml:space="preserve">Stress-test the plan against two changes and add a recheck list (for example: the hall cancels a week before, or eight more guests confirm).</w:t>
+              <w:t xml:space="preserve">Run two or three of the jobs, and check at least one changing fact against its source (for example: the venue's hours, or the supplier's deadline for changing numbers).</w:t>
             </w:r>
           </w:p>
         </w:tc>
@@ -11756,7 +11889,7 @@
                 <w:color w:val="17242D"/>
                 <w:rtl w:val="false"/>
               </w:rPr>
-              <w:t xml:space="preserve">Use the plan with another person or group and improve it from their feedback.</w:t>
+              <w:t xml:space="preserve">Build the image display, test it with two images and with a long caption, and let somebody else run your plan and tell you where it is unclear.</w:t>
             </w:r>
           </w:p>
         </w:tc>
@@ -12034,7 +12167,7 @@
           <w:color w:val="4E356F"/>
           <w:rtl w:val="false"/>
         </w:rPr>
-        <w:t xml:space="preserve">The shareable plan, for the real task</w:t>
+        <w:t xml:space="preserve">The task table, for the real task</w:t>
       </w:r>
     </w:p>
     <w:tbl>

--- a/site/assets/downloads/applied-ai-mastery-personal-journal-en.docx
+++ b/site/assets/downloads/applied-ai-mastery-personal-journal-en.docx
@@ -16511,7 +16511,7 @@
           <w:color w:val="17242D"/>
           <w:rtl w:val="false"/>
         </w:rPr>
-        <w:t xml:space="preserve">Use AI to explore a layout or physical-project idea, then check it in the real world.</w:t>
+        <w:t xml:space="preserve">Measure something real, let an AI build a 3D model from it, change one parameter — and check it in cardboard before printing.</w:t>
       </w:r>
     </w:p>
     <w:p>
@@ -17165,7 +17165,7 @@
           <w:color w:val="4E356F"/>
           <w:rtl w:val="false"/>
         </w:rPr>
-        <w:t xml:space="preserve">2. Create and challenge the proposal</w:t>
+        <w:t xml:space="preserve">2. The AI builds it — and what it invented</w:t>
       </w:r>
     </w:p>
     <w:p>
@@ -17180,7 +17180,7 @@
           <w:color w:val="17242D"/>
           <w:rtl w:val="false"/>
         </w:rPr>
-        <w:t xml:space="preserve">Sketch the layout, then break it down into numbers. Any line without a source is an assumption, and every assumption needs a physical check before you buy anything.</w:t>
+        <w:t xml:space="preserve">Give the tool your measurements and what the object has to do. Once the model exists, ask it explicitly: "Which dimensions did you use that I did not give you?" The list that comes back is the heart of this stage.</w:t>
       </w:r>
     </w:p>
     <w:tbl>
@@ -17223,7 +17223,7 @@
                 <w:color w:val="FFFFFF"/>
                 <w:rtl w:val="false"/>
               </w:rPr>
-              <w:t xml:space="preserve">Component</w:t>
+              <w:t xml:space="preserve">Route I worked on</w:t>
             </w:r>
           </w:p>
         </w:tc>
@@ -17246,7 +17246,7 @@
                 <w:color w:val="FFFFFF"/>
                 <w:rtl w:val="false"/>
               </w:rPr>
-              <w:t xml:space="preserve">Measurement or quantity</w:t>
+              <w:t xml:space="preserve">What I asked it to build</w:t>
             </w:r>
           </w:p>
         </w:tc>
@@ -17269,7 +17269,7 @@
                 <w:color w:val="FFFFFF"/>
                 <w:rtl w:val="false"/>
               </w:rPr>
-              <w:t xml:space="preserve">Where the number came from</w:t>
+              <w:t xml:space="preserve">What I got</w:t>
             </w:r>
           </w:p>
         </w:tc>
@@ -17292,7 +17292,7 @@
                 <w:color w:val="FFFFFF"/>
                 <w:rtl w:val="false"/>
               </w:rPr>
-              <w:t xml:space="preserve">Assumption to check physically</w:t>
+              <w:t xml:space="preserve">Dimensions it invented that I never gave it</w:t>
             </w:r>
           </w:p>
         </w:tc>
@@ -17320,7 +17320,7 @@
                 <w:color w:val="55606E"/>
                 <w:rtl w:val="false"/>
               </w:rPr>
-              <w:t xml:space="preserve">Example: desk for the work corner</w:t>
+              <w:t xml:space="preserve">Example: Route 1, OpenSCAD + chat</w:t>
             </w:r>
           </w:p>
         </w:tc>
@@ -17343,7 +17343,7 @@
                 <w:color w:val="55606E"/>
                 <w:rtl w:val="false"/>
               </w:rPr>
-              <w:t xml:space="preserve">120 by 60 cm</w:t>
+              <w:t xml:space="preserve">An organiser for a 360 by 420 mm drawer, with compartments for cables</w:t>
             </w:r>
           </w:p>
         </w:tc>
@@ -17366,7 +17366,7 @@
                 <w:color w:val="55606E"/>
                 <w:rtl w:val="false"/>
               </w:rPr>
-              <w:t xml:space="preserve">Manufacturer's product page, 4 May</w:t>
+              <w:t xml:space="preserve">Code that runs and produces a tray with 5 compartments</w:t>
             </w:r>
           </w:p>
         </w:tc>
@@ -17389,104 +17389,7 @@
                 <w:color w:val="55606E"/>
                 <w:rtl w:val="false"/>
               </w:rPr>
-              <w:t xml:space="preserve">That the door still opens fully with the desk in place</w:t>
-            </w:r>
-          </w:p>
-        </w:tc>
-      </w:tr>
-      <w:tr>
-        <w:trPr>
-          <w:trHeight w:val="454" w:hRule="atLeast"/>
-        </w:trPr>
-        <w:tc>
-          <w:tcPr>
-            <w:tcW w:type="dxa" w:w="2258"/>
-            <w:shd w:fill="FFFFFF"/>
-          </w:tcPr>
-          <w:p>
-            <w:pPr>
-              <w:bidi w:val="false"/>
-              <w:jc w:val="left"/>
-            </w:pPr>
-            <w:r>
-              <w:rPr>
-                <w:b w:val="false"/>
-                <w:bCs w:val="false"/>
-                <w:i w:val="false"/>
-                <w:iCs w:val="false"/>
-                <w:color w:val="17242D"/>
-                <w:rtl w:val="false"/>
-              </w:rPr>
-              <w:t xml:space="preserve"/>
-            </w:r>
-          </w:p>
-        </w:tc>
-        <w:tc>
-          <w:tcPr>
-            <w:tcW w:type="dxa" w:w="2256"/>
-            <w:shd w:fill="FFFFFF"/>
-          </w:tcPr>
-          <w:p>
-            <w:pPr>
-              <w:bidi w:val="false"/>
-              <w:jc w:val="left"/>
-            </w:pPr>
-            <w:r>
-              <w:rPr>
-                <w:b w:val="false"/>
-                <w:bCs w:val="false"/>
-                <w:i w:val="false"/>
-                <w:iCs w:val="false"/>
-                <w:color w:val="17242D"/>
-                <w:rtl w:val="false"/>
-              </w:rPr>
-              <w:t xml:space="preserve"/>
-            </w:r>
-          </w:p>
-        </w:tc>
-        <w:tc>
-          <w:tcPr>
-            <w:tcW w:type="dxa" w:w="2256"/>
-            <w:shd w:fill="FFFFFF"/>
-          </w:tcPr>
-          <w:p>
-            <w:pPr>
-              <w:bidi w:val="false"/>
-              <w:jc w:val="left"/>
-            </w:pPr>
-            <w:r>
-              <w:rPr>
-                <w:b w:val="false"/>
-                <w:bCs w:val="false"/>
-                <w:i w:val="false"/>
-                <w:iCs w:val="false"/>
-                <w:color w:val="17242D"/>
-                <w:rtl w:val="false"/>
-              </w:rPr>
-              <w:t xml:space="preserve"/>
-            </w:r>
-          </w:p>
-        </w:tc>
-        <w:tc>
-          <w:tcPr>
-            <w:tcW w:type="dxa" w:w="2256"/>
-            <w:shd w:fill="FFFFFF"/>
-          </w:tcPr>
-          <w:p>
-            <w:pPr>
-              <w:bidi w:val="false"/>
-              <w:jc w:val="left"/>
-            </w:pPr>
-            <w:r>
-              <w:rPr>
-                <w:b w:val="false"/>
-                <w:bCs w:val="false"/>
-                <w:i w:val="false"/>
-                <w:iCs w:val="false"/>
-                <w:color w:val="17242D"/>
-                <w:rtl w:val="false"/>
-              </w:rPr>
-              <w:t xml:space="preserve"/>
+              <w:t xml:space="preserve">Wall thickness 2.4 mm, 1 mm clearance each side, compartment height 60 mm — none of them measured</w:t>
             </w:r>
           </w:p>
         </w:tc>
@@ -17701,7 +17604,7 @@
           <w:color w:val="4E356F"/>
           <w:rtl w:val="false"/>
         </w:rPr>
-        <w:t xml:space="preserve">3. Fit check</w:t>
+        <w:t xml:space="preserve">3. Change one parameter — predict first</w:t>
       </w:r>
     </w:p>
     <w:p>
@@ -17716,7 +17619,7 @@
           <w:color w:val="17242D"/>
           <w:rtl w:val="false"/>
         </w:rPr>
-        <w:t xml:space="preserve">Tape down paper or cardboard at the real size and try living with it. This is the cheapest test you will run, and the one that prevents the expensive mistake.</w:t>
+        <w:t xml:space="preserve">Pick one number, write down what should happen, and only then change it. If the prediction did not match, you did not understand the model — which is exactly what you want to find out now.</w:t>
       </w:r>
     </w:p>
     <w:tbl>
@@ -17759,7 +17662,7 @@
                 <w:color w:val="FFFFFF"/>
                 <w:rtl w:val="false"/>
               </w:rPr>
-              <w:t xml:space="preserve">What I tested</w:t>
+              <w:t xml:space="preserve">Parameter I changed</w:t>
             </w:r>
           </w:p>
         </w:tc>
@@ -17782,7 +17685,7 @@
                 <w:color w:val="FFFFFF"/>
                 <w:rtl w:val="false"/>
               </w:rPr>
-              <w:t xml:space="preserve">How I tested it</w:t>
+              <w:t xml:space="preserve">From / to</w:t>
             </w:r>
           </w:p>
         </w:tc>
@@ -17805,7 +17708,7 @@
                 <w:color w:val="FFFFFF"/>
                 <w:rtl w:val="false"/>
               </w:rPr>
-              <w:t xml:space="preserve">What I found</w:t>
+              <w:t xml:space="preserve">What I predicted</w:t>
             </w:r>
           </w:p>
         </w:tc>
@@ -17828,7 +17731,7 @@
                 <w:color w:val="FFFFFF"/>
                 <w:rtl w:val="false"/>
               </w:rPr>
-              <w:t xml:space="preserve">What I changed in the plan</w:t>
+              <w:t xml:space="preserve">What actually happened</w:t>
             </w:r>
           </w:p>
         </w:tc>
@@ -17856,7 +17759,7 @@
                 <w:color w:val="55606E"/>
                 <w:rtl w:val="false"/>
               </w:rPr>
-              <w:t xml:space="preserve">Example: that the desk does not block the walkway</w:t>
+              <w:t xml:space="preserve">Example: number of compartments</w:t>
             </w:r>
           </w:p>
         </w:tc>
@@ -17879,7 +17782,7 @@
                 <w:color w:val="55606E"/>
                 <w:rtl w:val="false"/>
               </w:rPr>
-              <w:t xml:space="preserve">Taped 120 by 60 cardboard to the floor and moved around the room for two days</w:t>
+              <w:t xml:space="preserve">5 to 7</w:t>
             </w:r>
           </w:p>
         </w:tc>
@@ -17902,7 +17805,7 @@
                 <w:color w:val="55606E"/>
                 <w:rtl w:val="false"/>
               </w:rPr>
-              <w:t xml:space="preserve">55 cm of walkway left, too narrow with two people in the room</w:t>
+              <w:t xml:space="preserve">Each compartment narrower, roughly 48 mm instead of 69</w:t>
             </w:r>
           </w:p>
         </w:tc>
@@ -17925,7 +17828,446 @@
                 <w:color w:val="55606E"/>
                 <w:rtl w:val="false"/>
               </w:rPr>
-              <w:t xml:space="preserve">Reduced to 100 cm wide and moved the chair to the other side</w:t>
+              <w:t xml:space="preserve">Exactly that — 48.4 mm. But the dividers stayed the same thickness, so I lost more space than I expected</w:t>
+            </w:r>
+          </w:p>
+        </w:tc>
+      </w:tr>
+      <w:tr>
+        <w:trPr>
+          <w:trHeight w:val="454" w:hRule="atLeast"/>
+        </w:trPr>
+        <w:tc>
+          <w:tcPr>
+            <w:tcW w:type="dxa" w:w="2258"/>
+            <w:shd w:fill="FFFFFF"/>
+          </w:tcPr>
+          <w:p>
+            <w:pPr>
+              <w:bidi w:val="false"/>
+              <w:jc w:val="left"/>
+            </w:pPr>
+            <w:r>
+              <w:rPr>
+                <w:b w:val="false"/>
+                <w:bCs w:val="false"/>
+                <w:i w:val="false"/>
+                <w:iCs w:val="false"/>
+                <w:color w:val="17242D"/>
+                <w:rtl w:val="false"/>
+              </w:rPr>
+              <w:t xml:space="preserve"/>
+            </w:r>
+          </w:p>
+        </w:tc>
+        <w:tc>
+          <w:tcPr>
+            <w:tcW w:type="dxa" w:w="2256"/>
+            <w:shd w:fill="FFFFFF"/>
+          </w:tcPr>
+          <w:p>
+            <w:pPr>
+              <w:bidi w:val="false"/>
+              <w:jc w:val="left"/>
+            </w:pPr>
+            <w:r>
+              <w:rPr>
+                <w:b w:val="false"/>
+                <w:bCs w:val="false"/>
+                <w:i w:val="false"/>
+                <w:iCs w:val="false"/>
+                <w:color w:val="17242D"/>
+                <w:rtl w:val="false"/>
+              </w:rPr>
+              <w:t xml:space="preserve"/>
+            </w:r>
+          </w:p>
+        </w:tc>
+        <w:tc>
+          <w:tcPr>
+            <w:tcW w:type="dxa" w:w="2256"/>
+            <w:shd w:fill="FFFFFF"/>
+          </w:tcPr>
+          <w:p>
+            <w:pPr>
+              <w:bidi w:val="false"/>
+              <w:jc w:val="left"/>
+            </w:pPr>
+            <w:r>
+              <w:rPr>
+                <w:b w:val="false"/>
+                <w:bCs w:val="false"/>
+                <w:i w:val="false"/>
+                <w:iCs w:val="false"/>
+                <w:color w:val="17242D"/>
+                <w:rtl w:val="false"/>
+              </w:rPr>
+              <w:t xml:space="preserve"/>
+            </w:r>
+          </w:p>
+        </w:tc>
+        <w:tc>
+          <w:tcPr>
+            <w:tcW w:type="dxa" w:w="2256"/>
+            <w:shd w:fill="FFFFFF"/>
+          </w:tcPr>
+          <w:p>
+            <w:pPr>
+              <w:bidi w:val="false"/>
+              <w:jc w:val="left"/>
+            </w:pPr>
+            <w:r>
+              <w:rPr>
+                <w:b w:val="false"/>
+                <w:bCs w:val="false"/>
+                <w:i w:val="false"/>
+                <w:iCs w:val="false"/>
+                <w:color w:val="17242D"/>
+                <w:rtl w:val="false"/>
+              </w:rPr>
+              <w:t xml:space="preserve"/>
+            </w:r>
+          </w:p>
+        </w:tc>
+      </w:tr>
+      <w:tr>
+        <w:trPr>
+          <w:trHeight w:val="454" w:hRule="atLeast"/>
+        </w:trPr>
+        <w:tc>
+          <w:tcPr>
+            <w:tcW w:type="dxa" w:w="2258"/>
+            <w:shd w:fill="FFFFFF"/>
+          </w:tcPr>
+          <w:p>
+            <w:pPr>
+              <w:bidi w:val="false"/>
+              <w:jc w:val="left"/>
+            </w:pPr>
+            <w:r>
+              <w:rPr>
+                <w:b w:val="false"/>
+                <w:bCs w:val="false"/>
+                <w:i w:val="false"/>
+                <w:iCs w:val="false"/>
+                <w:color w:val="17242D"/>
+                <w:rtl w:val="false"/>
+              </w:rPr>
+              <w:t xml:space="preserve"/>
+            </w:r>
+          </w:p>
+        </w:tc>
+        <w:tc>
+          <w:tcPr>
+            <w:tcW w:type="dxa" w:w="2256"/>
+            <w:shd w:fill="FFFFFF"/>
+          </w:tcPr>
+          <w:p>
+            <w:pPr>
+              <w:bidi w:val="false"/>
+              <w:jc w:val="left"/>
+            </w:pPr>
+            <w:r>
+              <w:rPr>
+                <w:b w:val="false"/>
+                <w:bCs w:val="false"/>
+                <w:i w:val="false"/>
+                <w:iCs w:val="false"/>
+                <w:color w:val="17242D"/>
+                <w:rtl w:val="false"/>
+              </w:rPr>
+              <w:t xml:space="preserve"/>
+            </w:r>
+          </w:p>
+        </w:tc>
+        <w:tc>
+          <w:tcPr>
+            <w:tcW w:type="dxa" w:w="2256"/>
+            <w:shd w:fill="FFFFFF"/>
+          </w:tcPr>
+          <w:p>
+            <w:pPr>
+              <w:bidi w:val="false"/>
+              <w:jc w:val="left"/>
+            </w:pPr>
+            <w:r>
+              <w:rPr>
+                <w:b w:val="false"/>
+                <w:bCs w:val="false"/>
+                <w:i w:val="false"/>
+                <w:iCs w:val="false"/>
+                <w:color w:val="17242D"/>
+                <w:rtl w:val="false"/>
+              </w:rPr>
+              <w:t xml:space="preserve"/>
+            </w:r>
+          </w:p>
+        </w:tc>
+        <w:tc>
+          <w:tcPr>
+            <w:tcW w:type="dxa" w:w="2256"/>
+            <w:shd w:fill="FFFFFF"/>
+          </w:tcPr>
+          <w:p>
+            <w:pPr>
+              <w:bidi w:val="false"/>
+              <w:jc w:val="left"/>
+            </w:pPr>
+            <w:r>
+              <w:rPr>
+                <w:b w:val="false"/>
+                <w:bCs w:val="false"/>
+                <w:i w:val="false"/>
+                <w:iCs w:val="false"/>
+                <w:color w:val="17242D"/>
+                <w:rtl w:val="false"/>
+              </w:rPr>
+              <w:t xml:space="preserve"/>
+            </w:r>
+          </w:p>
+        </w:tc>
+      </w:tr>
+    </w:tbl>
+    <w:p>
+      <w:pPr>
+        <w:pStyle w:val="Heading1"/>
+        <w:shd w:fill="F0EAFA"/>
+        <w:bidi w:val="false"/>
+        <w:spacing w:after="100" w:before="200"/>
+        <w:jc w:val="left"/>
+      </w:pPr>
+      <w:r>
+        <w:rPr>
+          <w:b/>
+          <w:bCs/>
+          <w:color w:val="4E356F"/>
+          <w:rtl w:val="false"/>
+        </w:rPr>
+        <w:t xml:space="preserve">4. Physical check — before printing</w:t>
+      </w:r>
+    </w:p>
+    <w:p>
+      <w:pPr>
+        <w:bidi w:val="false"/>
+        <w:jc w:val="left"/>
+      </w:pPr>
+      <w:r>
+        <w:rPr>
+          <w:b w:val="false"/>
+          <w:bCs w:val="false"/>
+          <w:color w:val="17242D"/>
+          <w:rtl w:val="false"/>
+        </w:rPr>
+        <w:t xml:space="preserve">Cut cardboard to the model's dimensions, put it in place, and try to use it normally. This is the cheapest test you will run, and the one that saves a three-hour print from the bin.</w:t>
+      </w:r>
+    </w:p>
+    <w:tbl>
+      <w:tblPr>
+        <w:bidiVisual w:val="false"/>
+        <w:tblW w:type="dxa" w:w="9026"/>
+        <w:tblBorders>
+          <w:top w:val="single" w:color="auto" w:sz="4"/>
+          <w:left w:val="single" w:color="auto" w:sz="4"/>
+          <w:bottom w:val="single" w:color="auto" w:sz="4"/>
+          <w:right w:val="single" w:color="auto" w:sz="4"/>
+          <w:insideH w:val="single" w:color="auto" w:sz="4"/>
+          <w:insideV w:val="single" w:color="auto" w:sz="4"/>
+        </w:tblBorders>
+        <w:tblLayout w:type="fixed"/>
+      </w:tblPr>
+      <w:tblGrid>
+        <w:gridCol w:w="2258"/>
+        <w:gridCol w:w="2256"/>
+        <w:gridCol w:w="2256"/>
+        <w:gridCol w:w="2256"/>
+      </w:tblGrid>
+      <w:tr>
+        <w:tc>
+          <w:tcPr>
+            <w:tcW w:type="dxa" w:w="2258"/>
+            <w:shd w:fill="4E356F"/>
+          </w:tcPr>
+          <w:p>
+            <w:pPr>
+              <w:bidi w:val="false"/>
+              <w:jc w:val="left"/>
+            </w:pPr>
+            <w:r>
+              <w:rPr>
+                <w:b/>
+                <w:bCs/>
+                <w:i w:val="false"/>
+                <w:iCs w:val="false"/>
+                <w:color w:val="FFFFFF"/>
+                <w:rtl w:val="false"/>
+              </w:rPr>
+              <w:t xml:space="preserve">What I tested</w:t>
+            </w:r>
+          </w:p>
+        </w:tc>
+        <w:tc>
+          <w:tcPr>
+            <w:tcW w:type="dxa" w:w="2256"/>
+            <w:shd w:fill="4E356F"/>
+          </w:tcPr>
+          <w:p>
+            <w:pPr>
+              <w:bidi w:val="false"/>
+              <w:jc w:val="left"/>
+            </w:pPr>
+            <w:r>
+              <w:rPr>
+                <w:b/>
+                <w:bCs/>
+                <w:i w:val="false"/>
+                <w:iCs w:val="false"/>
+                <w:color w:val="FFFFFF"/>
+                <w:rtl w:val="false"/>
+              </w:rPr>
+              <w:t xml:space="preserve">How I tested it</w:t>
+            </w:r>
+          </w:p>
+        </w:tc>
+        <w:tc>
+          <w:tcPr>
+            <w:tcW w:type="dxa" w:w="2256"/>
+            <w:shd w:fill="4E356F"/>
+          </w:tcPr>
+          <w:p>
+            <w:pPr>
+              <w:bidi w:val="false"/>
+              <w:jc w:val="left"/>
+            </w:pPr>
+            <w:r>
+              <w:rPr>
+                <w:b/>
+                <w:bCs/>
+                <w:i w:val="false"/>
+                <w:iCs w:val="false"/>
+                <w:color w:val="FFFFFF"/>
+                <w:rtl w:val="false"/>
+              </w:rPr>
+              <w:t xml:space="preserve">What I found</w:t>
+            </w:r>
+          </w:p>
+        </w:tc>
+        <w:tc>
+          <w:tcPr>
+            <w:tcW w:type="dxa" w:w="2256"/>
+            <w:shd w:fill="4E356F"/>
+          </w:tcPr>
+          <w:p>
+            <w:pPr>
+              <w:bidi w:val="false"/>
+              <w:jc w:val="left"/>
+            </w:pPr>
+            <w:r>
+              <w:rPr>
+                <w:b/>
+                <w:bCs/>
+                <w:i w:val="false"/>
+                <w:iCs w:val="false"/>
+                <w:color w:val="FFFFFF"/>
+                <w:rtl w:val="false"/>
+              </w:rPr>
+              <w:t xml:space="preserve">What I changed in the model</w:t>
+            </w:r>
+          </w:p>
+        </w:tc>
+      </w:tr>
+      <w:tr>
+        <w:trPr>
+          <w:trHeight w:val="454" w:hRule="atLeast"/>
+        </w:trPr>
+        <w:tc>
+          <w:tcPr>
+            <w:tcW w:type="dxa" w:w="2258"/>
+            <w:shd w:fill="F1F3F6"/>
+          </w:tcPr>
+          <w:p>
+            <w:pPr>
+              <w:bidi w:val="false"/>
+              <w:jc w:val="left"/>
+            </w:pPr>
+            <w:r>
+              <w:rPr>
+                <w:b w:val="false"/>
+                <w:bCs w:val="false"/>
+                <w:i/>
+                <w:iCs/>
+                <w:color w:val="55606E"/>
+                <w:rtl w:val="false"/>
+              </w:rPr>
+              <w:t xml:space="preserve">Example: that the organiser fits and the drawer still closes</w:t>
+            </w:r>
+          </w:p>
+        </w:tc>
+        <w:tc>
+          <w:tcPr>
+            <w:tcW w:type="dxa" w:w="2256"/>
+            <w:shd w:fill="F1F3F6"/>
+          </w:tcPr>
+          <w:p>
+            <w:pPr>
+              <w:bidi w:val="false"/>
+              <w:jc w:val="left"/>
+            </w:pPr>
+            <w:r>
+              <w:rPr>
+                <w:b w:val="false"/>
+                <w:bCs w:val="false"/>
+                <w:i/>
+                <w:iCs/>
+                <w:color w:val="55606E"/>
+                <w:rtl w:val="false"/>
+              </w:rPr>
+              <w:t xml:space="preserve">Cut 358 by 418 mm cardboard and put it in the drawer</w:t>
+            </w:r>
+          </w:p>
+        </w:tc>
+        <w:tc>
+          <w:tcPr>
+            <w:tcW w:type="dxa" w:w="2256"/>
+            <w:shd w:fill="F1F3F6"/>
+          </w:tcPr>
+          <w:p>
+            <w:pPr>
+              <w:bidi w:val="false"/>
+              <w:jc w:val="left"/>
+            </w:pPr>
+            <w:r>
+              <w:rPr>
+                <w:b w:val="false"/>
+                <w:bCs w:val="false"/>
+                <w:i/>
+                <w:iCs/>
+                <w:color w:val="55606E"/>
+                <w:rtl w:val="false"/>
+              </w:rPr>
+              <w:t xml:space="preserve">It fits, but the drawer only opens 80% and I could not reach the back compartment</w:t>
+            </w:r>
+          </w:p>
+        </w:tc>
+        <w:tc>
+          <w:tcPr>
+            <w:tcW w:type="dxa" w:w="2256"/>
+            <w:shd w:fill="F1F3F6"/>
+          </w:tcPr>
+          <w:p>
+            <w:pPr>
+              <w:bidi w:val="false"/>
+              <w:jc w:val="left"/>
+            </w:pPr>
+            <w:r>
+              <w:rPr>
+                <w:b w:val="false"/>
+                <w:bCs w:val="false"/>
+                <w:i/>
+                <w:iCs/>
+                <w:color w:val="55606E"/>
+                <w:rtl w:val="false"/>
+              </w:rPr>
+              <w:t xml:space="preserve">Shortened the depth to 330 mm and added a finger notch</w:t>
             </w:r>
           </w:p>
         </w:tc>
@@ -18173,7 +18515,7 @@
           <w:color w:val="17242D"/>
           <w:rtl w:val="false"/>
         </w:rPr>
-        <w:t xml:space="preserve">Make one proposal for a real space that has survived contact with a tape measure.</w:t>
+        <w:t xml:space="preserve">Produce one 3D model of something you genuinely want, where every dimension derives from something you measured, and which has already survived contact with cardboard.</w:t>
       </w:r>
     </w:p>
     <w:p>
@@ -18206,7 +18548,7 @@
           <w:color w:val="17242D"/>
           <w:rtl w:val="false"/>
         </w:rPr>
-        <w:t xml:space="preserve">1. Measure or define the key parameters and mark which ones are assumptions (for example: a home-office corner, a child's room, a balcony, a kitchen wall).</w:t>
+        <w:t xml:space="preserve">1. Measure a real object or corner, and label where every number came from (for example: a drawer, a shelf, a cable corner, a cupboard shelf).</w:t>
       </w:r>
     </w:p>
     <w:p>
@@ -18221,7 +18563,7 @@
           <w:color w:val="17242D"/>
           <w:rtl w:val="false"/>
         </w:rPr>
-        <w:t xml:space="preserve">2. Create one layout or project proposal.</w:t>
+        <w:t xml:space="preserve">2. Let the AI build a model from your measurements — on whichever route you installed — then ask it which dimensions it invented.</w:t>
       </w:r>
     </w:p>
     <w:p>
@@ -18236,7 +18578,7 @@
           <w:color w:val="17242D"/>
           <w:rtl w:val="false"/>
         </w:rPr>
-        <w:t xml:space="preserve">3. Perform a simple fit check and record what changed.</w:t>
+        <w:t xml:space="preserve">3. Change one parameter after predicting the result, and check the outcome in cardboard.</w:t>
       </w:r>
     </w:p>
     <w:p>
@@ -18377,7 +18719,7 @@
                 <w:color w:val="17242D"/>
                 <w:rtl w:val="false"/>
               </w:rPr>
-              <w:t xml:space="preserve">Capture the key measurements and make one layout proposal.</w:t>
+              <w:t xml:space="preserve">Measure something real, get a model from the AI, and write down which dimensions it invented that you never gave it.</w:t>
             </w:r>
           </w:p>
         </w:tc>
@@ -18425,7 +18767,7 @@
                 <w:color w:val="17242D"/>
                 <w:rtl w:val="false"/>
               </w:rPr>
-              <w:t xml:space="preserve">Run a physical fit check and revise the proposal from what you found (for example: the drawer cannot open because the radiator is in the way).</w:t>
+              <w:t xml:space="preserve">Change one parameter after writing a prediction, and check whether the model behaved as you expected (for example: I increased the number of compartments and found the dividers ate more space than I thought).</w:t>
             </w:r>
           </w:p>
         </w:tc>
@@ -18473,7 +18815,7 @@
                 <w:color w:val="17242D"/>
                 <w:rtl w:val="false"/>
               </w:rPr>
-              <w:t xml:space="preserve">Prototype one element with paper, cardboard, or tape and document the improvement.</w:t>
+              <w:t xml:space="preserve">Cut cardboard to the model's dimensions, test it in the real place, and correct the model from what you found — recording what would have happened had you printed without checking.</w:t>
             </w:r>
           </w:p>
         </w:tc>
@@ -18751,7 +19093,7 @@
           <w:color w:val="4E356F"/>
           <w:rtl w:val="false"/>
         </w:rPr>
-        <w:t xml:space="preserve">Measurements, for the real space</w:t>
+        <w:t xml:space="preserve">Measurements, for the real object</w:t>
       </w:r>
     </w:p>
     <w:tbl>

--- a/site/assets/downloads/applied-ai-mastery-personal-journal-en.docx
+++ b/site/assets/downloads/applied-ai-mastery-personal-journal-en.docx
@@ -20016,7 +20016,7 @@
           <w:color w:val="FFFFFF"/>
           <w:rtl w:val="false"/>
         </w:rPr>
-        <w:t xml:space="preserve">Session 6: Tell a True Visual Story</w:t>
+        <w:t xml:space="preserve">Session 6: From Prompt to Presentation</w:t>
       </w:r>
     </w:p>
     <w:p>
@@ -20031,7 +20031,7 @@
           <w:color w:val="17242D"/>
           <w:rtl w:val="false"/>
         </w:rPr>
-        <w:t xml:space="preserve">Plan a short visual story whose audience can understand what is true, selected, edited, or generated.</w:t>
+        <w:t xml:space="preserve">Generate an image, fix it, animate it, generate a second clip from text alone, narrate it, and assemble a deck two ways — labelling every generated piece as you go.</w:t>
       </w:r>
     </w:p>
     <w:p>
@@ -20067,7 +20067,1373 @@
           <w:color w:val="4E356F"/>
           <w:rtl w:val="false"/>
         </w:rPr>
-        <w:t xml:space="preserve">1. Set the story contract</w:t>
+        <w:t xml:space="preserve">1. The production plan</w:t>
+      </w:r>
+    </w:p>
+    <w:tbl>
+      <w:tblPr>
+        <w:bidiVisual w:val="false"/>
+        <w:tblW w:type="dxa" w:w="9026"/>
+        <w:tblBorders>
+          <w:top w:val="single" w:color="auto" w:sz="4"/>
+          <w:left w:val="single" w:color="auto" w:sz="4"/>
+          <w:bottom w:val="single" w:color="auto" w:sz="4"/>
+          <w:right w:val="single" w:color="auto" w:sz="4"/>
+          <w:insideH w:val="single" w:color="auto" w:sz="4"/>
+          <w:insideV w:val="single" w:color="auto" w:sz="4"/>
+        </w:tblBorders>
+        <w:tblLayout w:type="fixed"/>
+      </w:tblPr>
+      <w:tblGrid>
+        <w:gridCol w:w="2258"/>
+        <w:gridCol w:w="2256"/>
+        <w:gridCol w:w="2256"/>
+        <w:gridCol w:w="2256"/>
+      </w:tblGrid>
+      <w:tr>
+        <w:tc>
+          <w:tcPr>
+            <w:tcW w:type="dxa" w:w="2258"/>
+            <w:shd w:fill="4E356F"/>
+          </w:tcPr>
+          <w:p>
+            <w:pPr>
+              <w:bidi w:val="false"/>
+              <w:jc w:val="left"/>
+            </w:pPr>
+            <w:r>
+              <w:rPr>
+                <w:b/>
+                <w:bCs/>
+                <w:i w:val="false"/>
+                <w:iCs w:val="false"/>
+                <w:color w:val="FFFFFF"/>
+                <w:rtl w:val="false"/>
+              </w:rPr>
+              <w:t xml:space="preserve">Subject</w:t>
+            </w:r>
+          </w:p>
+        </w:tc>
+        <w:tc>
+          <w:tcPr>
+            <w:tcW w:type="dxa" w:w="2256"/>
+            <w:shd w:fill="4E356F"/>
+          </w:tcPr>
+          <w:p>
+            <w:pPr>
+              <w:bidi w:val="false"/>
+              <w:jc w:val="left"/>
+            </w:pPr>
+            <w:r>
+              <w:rPr>
+                <w:b/>
+                <w:bCs/>
+                <w:i w:val="false"/>
+                <w:iCs w:val="false"/>
+                <w:color w:val="FFFFFF"/>
+                <w:rtl w:val="false"/>
+              </w:rPr>
+              <w:t xml:space="preserve">Audience</w:t>
+            </w:r>
+          </w:p>
+        </w:tc>
+        <w:tc>
+          <w:tcPr>
+            <w:tcW w:type="dxa" w:w="2256"/>
+            <w:shd w:fill="4E356F"/>
+          </w:tcPr>
+          <w:p>
+            <w:pPr>
+              <w:bidi w:val="false"/>
+              <w:jc w:val="left"/>
+            </w:pPr>
+            <w:r>
+              <w:rPr>
+                <w:b/>
+                <w:bCs/>
+                <w:i w:val="false"/>
+                <w:iCs w:val="false"/>
+                <w:color w:val="FFFFFF"/>
+                <w:rtl w:val="false"/>
+              </w:rPr>
+              <w:t xml:space="preserve">What the piece must say</w:t>
+            </w:r>
+          </w:p>
+        </w:tc>
+        <w:tc>
+          <w:tcPr>
+            <w:tcW w:type="dxa" w:w="2256"/>
+            <w:shd w:fill="4E356F"/>
+          </w:tcPr>
+          <w:p>
+            <w:pPr>
+              <w:bidi w:val="false"/>
+              <w:jc w:val="left"/>
+            </w:pPr>
+            <w:r>
+              <w:rPr>
+                <w:b/>
+                <w:bCs/>
+                <w:i w:val="false"/>
+                <w:iCs w:val="false"/>
+                <w:color w:val="FFFFFF"/>
+                <w:rtl w:val="false"/>
+              </w:rPr>
+              <w:t xml:space="preserve">Tool per stage</w:t>
+            </w:r>
+          </w:p>
+        </w:tc>
+      </w:tr>
+      <w:tr>
+        <w:trPr>
+          <w:trHeight w:val="454" w:hRule="atLeast"/>
+        </w:trPr>
+        <w:tc>
+          <w:tcPr>
+            <w:tcW w:type="dxa" w:w="2258"/>
+            <w:shd w:fill="F1F3F6"/>
+          </w:tcPr>
+          <w:p>
+            <w:pPr>
+              <w:bidi w:val="false"/>
+              <w:jc w:val="left"/>
+            </w:pPr>
+            <w:r>
+              <w:rPr>
+                <w:b w:val="false"/>
+                <w:bCs w:val="false"/>
+                <w:i/>
+                <w:iCs/>
+                <w:color w:val="55606E"/>
+                <w:rtl w:val="false"/>
+              </w:rPr>
+              <w:t xml:space="preserve">Example: the walk I do every morning</w:t>
+            </w:r>
+          </w:p>
+        </w:tc>
+        <w:tc>
+          <w:tcPr>
+            <w:tcW w:type="dxa" w:w="2256"/>
+            <w:shd w:fill="F1F3F6"/>
+          </w:tcPr>
+          <w:p>
+            <w:pPr>
+              <w:bidi w:val="false"/>
+              <w:jc w:val="left"/>
+            </w:pPr>
+            <w:r>
+              <w:rPr>
+                <w:b w:val="false"/>
+                <w:bCs w:val="false"/>
+                <w:i/>
+                <w:iCs/>
+                <w:color w:val="55606E"/>
+                <w:rtl w:val="false"/>
+              </w:rPr>
+              <w:t xml:space="preserve">My family</w:t>
+            </w:r>
+          </w:p>
+        </w:tc>
+        <w:tc>
+          <w:tcPr>
+            <w:tcW w:type="dxa" w:w="2256"/>
+            <w:shd w:fill="F1F3F6"/>
+          </w:tcPr>
+          <w:p>
+            <w:pPr>
+              <w:bidi w:val="false"/>
+              <w:jc w:val="left"/>
+            </w:pPr>
+            <w:r>
+              <w:rPr>
+                <w:b w:val="false"/>
+                <w:bCs w:val="false"/>
+                <w:i/>
+                <w:iCs/>
+                <w:color w:val="55606E"/>
+                <w:rtl w:val="false"/>
+              </w:rPr>
+              <w:t xml:space="preserve">That the route is worth an early start</w:t>
+            </w:r>
+          </w:p>
+        </w:tc>
+        <w:tc>
+          <w:tcPr>
+            <w:tcW w:type="dxa" w:w="2256"/>
+            <w:shd w:fill="F1F3F6"/>
+          </w:tcPr>
+          <w:p>
+            <w:pPr>
+              <w:bidi w:val="false"/>
+              <w:jc w:val="left"/>
+            </w:pPr>
+            <w:r>
+              <w:rPr>
+                <w:b w:val="false"/>
+                <w:bCs w:val="false"/>
+                <w:i/>
+                <w:iCs/>
+                <w:color w:val="55606E"/>
+                <w:rtl w:val="false"/>
+              </w:rPr>
+              <w:t xml:space="preserve">Gemini throughout; Claude for the deck</w:t>
+            </w:r>
+          </w:p>
+        </w:tc>
+      </w:tr>
+      <w:tr>
+        <w:trPr>
+          <w:trHeight w:val="454" w:hRule="atLeast"/>
+        </w:trPr>
+        <w:tc>
+          <w:tcPr>
+            <w:tcW w:type="dxa" w:w="2258"/>
+            <w:shd w:fill="FFFFFF"/>
+          </w:tcPr>
+          <w:p>
+            <w:pPr>
+              <w:bidi w:val="false"/>
+              <w:jc w:val="left"/>
+            </w:pPr>
+            <w:r>
+              <w:rPr>
+                <w:b w:val="false"/>
+                <w:bCs w:val="false"/>
+                <w:i w:val="false"/>
+                <w:iCs w:val="false"/>
+                <w:color w:val="17242D"/>
+                <w:rtl w:val="false"/>
+              </w:rPr>
+              <w:t xml:space="preserve"/>
+            </w:r>
+          </w:p>
+        </w:tc>
+        <w:tc>
+          <w:tcPr>
+            <w:tcW w:type="dxa" w:w="2256"/>
+            <w:shd w:fill="FFFFFF"/>
+          </w:tcPr>
+          <w:p>
+            <w:pPr>
+              <w:bidi w:val="false"/>
+              <w:jc w:val="left"/>
+            </w:pPr>
+            <w:r>
+              <w:rPr>
+                <w:b w:val="false"/>
+                <w:bCs w:val="false"/>
+                <w:i w:val="false"/>
+                <w:iCs w:val="false"/>
+                <w:color w:val="17242D"/>
+                <w:rtl w:val="false"/>
+              </w:rPr>
+              <w:t xml:space="preserve"/>
+            </w:r>
+          </w:p>
+        </w:tc>
+        <w:tc>
+          <w:tcPr>
+            <w:tcW w:type="dxa" w:w="2256"/>
+            <w:shd w:fill="FFFFFF"/>
+          </w:tcPr>
+          <w:p>
+            <w:pPr>
+              <w:bidi w:val="false"/>
+              <w:jc w:val="left"/>
+            </w:pPr>
+            <w:r>
+              <w:rPr>
+                <w:b w:val="false"/>
+                <w:bCs w:val="false"/>
+                <w:i w:val="false"/>
+                <w:iCs w:val="false"/>
+                <w:color w:val="17242D"/>
+                <w:rtl w:val="false"/>
+              </w:rPr>
+              <w:t xml:space="preserve"/>
+            </w:r>
+          </w:p>
+        </w:tc>
+        <w:tc>
+          <w:tcPr>
+            <w:tcW w:type="dxa" w:w="2256"/>
+            <w:shd w:fill="FFFFFF"/>
+          </w:tcPr>
+          <w:p>
+            <w:pPr>
+              <w:bidi w:val="false"/>
+              <w:jc w:val="left"/>
+            </w:pPr>
+            <w:r>
+              <w:rPr>
+                <w:b w:val="false"/>
+                <w:bCs w:val="false"/>
+                <w:i w:val="false"/>
+                <w:iCs w:val="false"/>
+                <w:color w:val="17242D"/>
+                <w:rtl w:val="false"/>
+              </w:rPr>
+              <w:t xml:space="preserve"/>
+            </w:r>
+          </w:p>
+        </w:tc>
+      </w:tr>
+    </w:tbl>
+    <w:p>
+      <w:pPr>
+        <w:pStyle w:val="Heading1"/>
+        <w:shd w:fill="F0EAFA"/>
+        <w:bidi w:val="false"/>
+        <w:spacing w:after="100" w:before="200"/>
+        <w:jc w:val="left"/>
+      </w:pPr>
+      <w:r>
+        <w:rPr>
+          <w:b/>
+          <w:bCs/>
+          <w:color w:val="4E356F"/>
+          <w:rtl w:val="false"/>
+        </w:rPr>
+        <w:t xml:space="preserve">2. Stage log</w:t>
+      </w:r>
+    </w:p>
+    <w:tbl>
+      <w:tblPr>
+        <w:bidiVisual w:val="false"/>
+        <w:tblW w:type="dxa" w:w="9026"/>
+        <w:tblBorders>
+          <w:top w:val="single" w:color="auto" w:sz="4"/>
+          <w:left w:val="single" w:color="auto" w:sz="4"/>
+          <w:bottom w:val="single" w:color="auto" w:sz="4"/>
+          <w:right w:val="single" w:color="auto" w:sz="4"/>
+          <w:insideH w:val="single" w:color="auto" w:sz="4"/>
+          <w:insideV w:val="single" w:color="auto" w:sz="4"/>
+        </w:tblBorders>
+        <w:tblLayout w:type="fixed"/>
+      </w:tblPr>
+      <w:tblGrid>
+        <w:gridCol w:w="1506"/>
+        <w:gridCol w:w="1504"/>
+        <w:gridCol w:w="1504"/>
+        <w:gridCol w:w="1504"/>
+        <w:gridCol w:w="1504"/>
+        <w:gridCol w:w="1504"/>
+      </w:tblGrid>
+      <w:tr>
+        <w:tc>
+          <w:tcPr>
+            <w:tcW w:type="dxa" w:w="1506"/>
+            <w:shd w:fill="4E356F"/>
+          </w:tcPr>
+          <w:p>
+            <w:pPr>
+              <w:bidi w:val="false"/>
+              <w:jc w:val="left"/>
+            </w:pPr>
+            <w:r>
+              <w:rPr>
+                <w:b/>
+                <w:bCs/>
+                <w:i w:val="false"/>
+                <w:iCs w:val="false"/>
+                <w:color w:val="FFFFFF"/>
+                <w:rtl w:val="false"/>
+              </w:rPr>
+              <w:t xml:space="preserve">Stage</w:t>
+            </w:r>
+          </w:p>
+        </w:tc>
+        <w:tc>
+          <w:tcPr>
+            <w:tcW w:type="dxa" w:w="1504"/>
+            <w:shd w:fill="4E356F"/>
+          </w:tcPr>
+          <w:p>
+            <w:pPr>
+              <w:bidi w:val="false"/>
+              <w:jc w:val="left"/>
+            </w:pPr>
+            <w:r>
+              <w:rPr>
+                <w:b/>
+                <w:bCs/>
+                <w:i w:val="false"/>
+                <w:iCs w:val="false"/>
+                <w:color w:val="FFFFFF"/>
+                <w:rtl w:val="false"/>
+              </w:rPr>
+              <w:t xml:space="preserve">Tool</w:t>
+            </w:r>
+          </w:p>
+        </w:tc>
+        <w:tc>
+          <w:tcPr>
+            <w:tcW w:type="dxa" w:w="1504"/>
+            <w:shd w:fill="4E356F"/>
+          </w:tcPr>
+          <w:p>
+            <w:pPr>
+              <w:bidi w:val="false"/>
+              <w:jc w:val="left"/>
+            </w:pPr>
+            <w:r>
+              <w:rPr>
+                <w:b/>
+                <w:bCs/>
+                <w:i w:val="false"/>
+                <w:iCs w:val="false"/>
+                <w:color w:val="FFFFFF"/>
+                <w:rtl w:val="false"/>
+              </w:rPr>
+              <w:t xml:space="preserve">Prompt or setting</w:t>
+            </w:r>
+          </w:p>
+        </w:tc>
+        <w:tc>
+          <w:tcPr>
+            <w:tcW w:type="dxa" w:w="1504"/>
+            <w:shd w:fill="4E356F"/>
+          </w:tcPr>
+          <w:p>
+            <w:pPr>
+              <w:bidi w:val="false"/>
+              <w:jc w:val="left"/>
+            </w:pPr>
+            <w:r>
+              <w:rPr>
+                <w:b/>
+                <w:bCs/>
+                <w:i w:val="false"/>
+                <w:iCs w:val="false"/>
+                <w:color w:val="FFFFFF"/>
+                <w:rtl w:val="false"/>
+              </w:rPr>
+              <w:t xml:space="preserve">What came back</w:t>
+            </w:r>
+          </w:p>
+        </w:tc>
+        <w:tc>
+          <w:tcPr>
+            <w:tcW w:type="dxa" w:w="1504"/>
+            <w:shd w:fill="4E356F"/>
+          </w:tcPr>
+          <w:p>
+            <w:pPr>
+              <w:bidi w:val="false"/>
+              <w:jc w:val="left"/>
+            </w:pPr>
+            <w:r>
+              <w:rPr>
+                <w:b/>
+                <w:bCs/>
+                <w:i w:val="false"/>
+                <w:iCs w:val="false"/>
+                <w:color w:val="FFFFFF"/>
+                <w:rtl w:val="false"/>
+              </w:rPr>
+              <w:t xml:space="preserve">What I fixed</w:t>
+            </w:r>
+          </w:p>
+        </w:tc>
+        <w:tc>
+          <w:tcPr>
+            <w:tcW w:type="dxa" w:w="1504"/>
+            <w:shd w:fill="4E356F"/>
+          </w:tcPr>
+          <w:p>
+            <w:pPr>
+              <w:bidi w:val="false"/>
+              <w:jc w:val="left"/>
+            </w:pPr>
+            <w:r>
+              <w:rPr>
+                <w:b/>
+                <w:bCs/>
+                <w:i w:val="false"/>
+                <w:iCs w:val="false"/>
+                <w:color w:val="FFFFFF"/>
+                <w:rtl w:val="false"/>
+              </w:rPr>
+              <w:t xml:space="preserve">Labelled?</w:t>
+            </w:r>
+          </w:p>
+        </w:tc>
+      </w:tr>
+      <w:tr>
+        <w:trPr>
+          <w:trHeight w:val="454" w:hRule="atLeast"/>
+        </w:trPr>
+        <w:tc>
+          <w:tcPr>
+            <w:tcW w:type="dxa" w:w="1506"/>
+            <w:shd w:fill="FFFFFF"/>
+          </w:tcPr>
+          <w:p>
+            <w:pPr>
+              <w:bidi w:val="false"/>
+              <w:jc w:val="left"/>
+            </w:pPr>
+            <w:r>
+              <w:rPr>
+                <w:b w:val="false"/>
+                <w:bCs w:val="false"/>
+                <w:i w:val="false"/>
+                <w:iCs w:val="false"/>
+                <w:color w:val="17242D"/>
+                <w:rtl w:val="false"/>
+              </w:rPr>
+              <w:t xml:space="preserve">1 Generate</w:t>
+            </w:r>
+          </w:p>
+        </w:tc>
+        <w:tc>
+          <w:tcPr>
+            <w:tcW w:type="dxa" w:w="1504"/>
+            <w:shd w:fill="FFFFFF"/>
+          </w:tcPr>
+          <w:p>
+            <w:pPr>
+              <w:bidi w:val="false"/>
+              <w:jc w:val="left"/>
+            </w:pPr>
+            <w:r>
+              <w:rPr>
+                <w:b w:val="false"/>
+                <w:bCs w:val="false"/>
+                <w:i w:val="false"/>
+                <w:iCs w:val="false"/>
+                <w:color w:val="17242D"/>
+                <w:rtl w:val="false"/>
+              </w:rPr>
+              <w:t xml:space="preserve"/>
+            </w:r>
+          </w:p>
+        </w:tc>
+        <w:tc>
+          <w:tcPr>
+            <w:tcW w:type="dxa" w:w="1504"/>
+            <w:shd w:fill="FFFFFF"/>
+          </w:tcPr>
+          <w:p>
+            <w:pPr>
+              <w:bidi w:val="false"/>
+              <w:jc w:val="left"/>
+            </w:pPr>
+            <w:r>
+              <w:rPr>
+                <w:b w:val="false"/>
+                <w:bCs w:val="false"/>
+                <w:i w:val="false"/>
+                <w:iCs w:val="false"/>
+                <w:color w:val="17242D"/>
+                <w:rtl w:val="false"/>
+              </w:rPr>
+              <w:t xml:space="preserve"/>
+            </w:r>
+          </w:p>
+        </w:tc>
+        <w:tc>
+          <w:tcPr>
+            <w:tcW w:type="dxa" w:w="1504"/>
+            <w:shd w:fill="FFFFFF"/>
+          </w:tcPr>
+          <w:p>
+            <w:pPr>
+              <w:bidi w:val="false"/>
+              <w:jc w:val="left"/>
+            </w:pPr>
+            <w:r>
+              <w:rPr>
+                <w:b w:val="false"/>
+                <w:bCs w:val="false"/>
+                <w:i w:val="false"/>
+                <w:iCs w:val="false"/>
+                <w:color w:val="17242D"/>
+                <w:rtl w:val="false"/>
+              </w:rPr>
+              <w:t xml:space="preserve"/>
+            </w:r>
+          </w:p>
+        </w:tc>
+        <w:tc>
+          <w:tcPr>
+            <w:tcW w:type="dxa" w:w="1504"/>
+            <w:shd w:fill="FFFFFF"/>
+          </w:tcPr>
+          <w:p>
+            <w:pPr>
+              <w:bidi w:val="false"/>
+              <w:jc w:val="left"/>
+            </w:pPr>
+            <w:r>
+              <w:rPr>
+                <w:b w:val="false"/>
+                <w:bCs w:val="false"/>
+                <w:i w:val="false"/>
+                <w:iCs w:val="false"/>
+                <w:color w:val="17242D"/>
+                <w:rtl w:val="false"/>
+              </w:rPr>
+              <w:t xml:space="preserve"/>
+            </w:r>
+          </w:p>
+        </w:tc>
+        <w:tc>
+          <w:tcPr>
+            <w:tcW w:type="dxa" w:w="1504"/>
+            <w:shd w:fill="FFFFFF"/>
+          </w:tcPr>
+          <w:p>
+            <w:pPr>
+              <w:bidi w:val="false"/>
+              <w:jc w:val="left"/>
+            </w:pPr>
+            <w:r>
+              <w:rPr>
+                <w:b w:val="false"/>
+                <w:bCs w:val="false"/>
+                <w:i w:val="false"/>
+                <w:iCs w:val="false"/>
+                <w:color w:val="17242D"/>
+                <w:rtl w:val="false"/>
+              </w:rPr>
+              <w:t xml:space="preserve"/>
+            </w:r>
+          </w:p>
+        </w:tc>
+      </w:tr>
+      <w:tr>
+        <w:trPr>
+          <w:trHeight w:val="454" w:hRule="atLeast"/>
+        </w:trPr>
+        <w:tc>
+          <w:tcPr>
+            <w:tcW w:type="dxa" w:w="1506"/>
+            <w:shd w:fill="FFFFFF"/>
+          </w:tcPr>
+          <w:p>
+            <w:pPr>
+              <w:bidi w:val="false"/>
+              <w:jc w:val="left"/>
+            </w:pPr>
+            <w:r>
+              <w:rPr>
+                <w:b w:val="false"/>
+                <w:bCs w:val="false"/>
+                <w:i w:val="false"/>
+                <w:iCs w:val="false"/>
+                <w:color w:val="17242D"/>
+                <w:rtl w:val="false"/>
+              </w:rPr>
+              <w:t xml:space="preserve">2 Fix</w:t>
+            </w:r>
+          </w:p>
+        </w:tc>
+        <w:tc>
+          <w:tcPr>
+            <w:tcW w:type="dxa" w:w="1504"/>
+            <w:shd w:fill="FFFFFF"/>
+          </w:tcPr>
+          <w:p>
+            <w:pPr>
+              <w:bidi w:val="false"/>
+              <w:jc w:val="left"/>
+            </w:pPr>
+            <w:r>
+              <w:rPr>
+                <w:b w:val="false"/>
+                <w:bCs w:val="false"/>
+                <w:i w:val="false"/>
+                <w:iCs w:val="false"/>
+                <w:color w:val="17242D"/>
+                <w:rtl w:val="false"/>
+              </w:rPr>
+              <w:t xml:space="preserve"/>
+            </w:r>
+          </w:p>
+        </w:tc>
+        <w:tc>
+          <w:tcPr>
+            <w:tcW w:type="dxa" w:w="1504"/>
+            <w:shd w:fill="FFFFFF"/>
+          </w:tcPr>
+          <w:p>
+            <w:pPr>
+              <w:bidi w:val="false"/>
+              <w:jc w:val="left"/>
+            </w:pPr>
+            <w:r>
+              <w:rPr>
+                <w:b w:val="false"/>
+                <w:bCs w:val="false"/>
+                <w:i w:val="false"/>
+                <w:iCs w:val="false"/>
+                <w:color w:val="17242D"/>
+                <w:rtl w:val="false"/>
+              </w:rPr>
+              <w:t xml:space="preserve"/>
+            </w:r>
+          </w:p>
+        </w:tc>
+        <w:tc>
+          <w:tcPr>
+            <w:tcW w:type="dxa" w:w="1504"/>
+            <w:shd w:fill="FFFFFF"/>
+          </w:tcPr>
+          <w:p>
+            <w:pPr>
+              <w:bidi w:val="false"/>
+              <w:jc w:val="left"/>
+            </w:pPr>
+            <w:r>
+              <w:rPr>
+                <w:b w:val="false"/>
+                <w:bCs w:val="false"/>
+                <w:i w:val="false"/>
+                <w:iCs w:val="false"/>
+                <w:color w:val="17242D"/>
+                <w:rtl w:val="false"/>
+              </w:rPr>
+              <w:t xml:space="preserve"/>
+            </w:r>
+          </w:p>
+        </w:tc>
+        <w:tc>
+          <w:tcPr>
+            <w:tcW w:type="dxa" w:w="1504"/>
+            <w:shd w:fill="FFFFFF"/>
+          </w:tcPr>
+          <w:p>
+            <w:pPr>
+              <w:bidi w:val="false"/>
+              <w:jc w:val="left"/>
+            </w:pPr>
+            <w:r>
+              <w:rPr>
+                <w:b w:val="false"/>
+                <w:bCs w:val="false"/>
+                <w:i w:val="false"/>
+                <w:iCs w:val="false"/>
+                <w:color w:val="17242D"/>
+                <w:rtl w:val="false"/>
+              </w:rPr>
+              <w:t xml:space="preserve"/>
+            </w:r>
+          </w:p>
+        </w:tc>
+        <w:tc>
+          <w:tcPr>
+            <w:tcW w:type="dxa" w:w="1504"/>
+            <w:shd w:fill="FFFFFF"/>
+          </w:tcPr>
+          <w:p>
+            <w:pPr>
+              <w:bidi w:val="false"/>
+              <w:jc w:val="left"/>
+            </w:pPr>
+            <w:r>
+              <w:rPr>
+                <w:b w:val="false"/>
+                <w:bCs w:val="false"/>
+                <w:i w:val="false"/>
+                <w:iCs w:val="false"/>
+                <w:color w:val="17242D"/>
+                <w:rtl w:val="false"/>
+              </w:rPr>
+              <w:t xml:space="preserve"/>
+            </w:r>
+          </w:p>
+        </w:tc>
+      </w:tr>
+      <w:tr>
+        <w:trPr>
+          <w:trHeight w:val="454" w:hRule="atLeast"/>
+        </w:trPr>
+        <w:tc>
+          <w:tcPr>
+            <w:tcW w:type="dxa" w:w="1506"/>
+            <w:shd w:fill="FFFFFF"/>
+          </w:tcPr>
+          <w:p>
+            <w:pPr>
+              <w:bidi w:val="false"/>
+              <w:jc w:val="left"/>
+            </w:pPr>
+            <w:r>
+              <w:rPr>
+                <w:b w:val="false"/>
+                <w:bCs w:val="false"/>
+                <w:i w:val="false"/>
+                <w:iCs w:val="false"/>
+                <w:color w:val="17242D"/>
+                <w:rtl w:val="false"/>
+              </w:rPr>
+              <w:t xml:space="preserve">3 Move</w:t>
+            </w:r>
+          </w:p>
+        </w:tc>
+        <w:tc>
+          <w:tcPr>
+            <w:tcW w:type="dxa" w:w="1504"/>
+            <w:shd w:fill="FFFFFF"/>
+          </w:tcPr>
+          <w:p>
+            <w:pPr>
+              <w:bidi w:val="false"/>
+              <w:jc w:val="left"/>
+            </w:pPr>
+            <w:r>
+              <w:rPr>
+                <w:b w:val="false"/>
+                <w:bCs w:val="false"/>
+                <w:i w:val="false"/>
+                <w:iCs w:val="false"/>
+                <w:color w:val="17242D"/>
+                <w:rtl w:val="false"/>
+              </w:rPr>
+              <w:t xml:space="preserve"/>
+            </w:r>
+          </w:p>
+        </w:tc>
+        <w:tc>
+          <w:tcPr>
+            <w:tcW w:type="dxa" w:w="1504"/>
+            <w:shd w:fill="FFFFFF"/>
+          </w:tcPr>
+          <w:p>
+            <w:pPr>
+              <w:bidi w:val="false"/>
+              <w:jc w:val="left"/>
+            </w:pPr>
+            <w:r>
+              <w:rPr>
+                <w:b w:val="false"/>
+                <w:bCs w:val="false"/>
+                <w:i w:val="false"/>
+                <w:iCs w:val="false"/>
+                <w:color w:val="17242D"/>
+                <w:rtl w:val="false"/>
+              </w:rPr>
+              <w:t xml:space="preserve"/>
+            </w:r>
+          </w:p>
+        </w:tc>
+        <w:tc>
+          <w:tcPr>
+            <w:tcW w:type="dxa" w:w="1504"/>
+            <w:shd w:fill="FFFFFF"/>
+          </w:tcPr>
+          <w:p>
+            <w:pPr>
+              <w:bidi w:val="false"/>
+              <w:jc w:val="left"/>
+            </w:pPr>
+            <w:r>
+              <w:rPr>
+                <w:b w:val="false"/>
+                <w:bCs w:val="false"/>
+                <w:i w:val="false"/>
+                <w:iCs w:val="false"/>
+                <w:color w:val="17242D"/>
+                <w:rtl w:val="false"/>
+              </w:rPr>
+              <w:t xml:space="preserve"/>
+            </w:r>
+          </w:p>
+        </w:tc>
+        <w:tc>
+          <w:tcPr>
+            <w:tcW w:type="dxa" w:w="1504"/>
+            <w:shd w:fill="FFFFFF"/>
+          </w:tcPr>
+          <w:p>
+            <w:pPr>
+              <w:bidi w:val="false"/>
+              <w:jc w:val="left"/>
+            </w:pPr>
+            <w:r>
+              <w:rPr>
+                <w:b w:val="false"/>
+                <w:bCs w:val="false"/>
+                <w:i w:val="false"/>
+                <w:iCs w:val="false"/>
+                <w:color w:val="17242D"/>
+                <w:rtl w:val="false"/>
+              </w:rPr>
+              <w:t xml:space="preserve"/>
+            </w:r>
+          </w:p>
+        </w:tc>
+        <w:tc>
+          <w:tcPr>
+            <w:tcW w:type="dxa" w:w="1504"/>
+            <w:shd w:fill="FFFFFF"/>
+          </w:tcPr>
+          <w:p>
+            <w:pPr>
+              <w:bidi w:val="false"/>
+              <w:jc w:val="left"/>
+            </w:pPr>
+            <w:r>
+              <w:rPr>
+                <w:b w:val="false"/>
+                <w:bCs w:val="false"/>
+                <w:i w:val="false"/>
+                <w:iCs w:val="false"/>
+                <w:color w:val="17242D"/>
+                <w:rtl w:val="false"/>
+              </w:rPr>
+              <w:t xml:space="preserve"/>
+            </w:r>
+          </w:p>
+        </w:tc>
+      </w:tr>
+      <w:tr>
+        <w:trPr>
+          <w:trHeight w:val="454" w:hRule="atLeast"/>
+        </w:trPr>
+        <w:tc>
+          <w:tcPr>
+            <w:tcW w:type="dxa" w:w="1506"/>
+            <w:shd w:fill="FFFFFF"/>
+          </w:tcPr>
+          <w:p>
+            <w:pPr>
+              <w:bidi w:val="false"/>
+              <w:jc w:val="left"/>
+            </w:pPr>
+            <w:r>
+              <w:rPr>
+                <w:b w:val="false"/>
+                <w:bCs w:val="false"/>
+                <w:i w:val="false"/>
+                <w:iCs w:val="false"/>
+                <w:color w:val="17242D"/>
+                <w:rtl w:val="false"/>
+              </w:rPr>
+              <w:t xml:space="preserve">4 Video</w:t>
+            </w:r>
+          </w:p>
+        </w:tc>
+        <w:tc>
+          <w:tcPr>
+            <w:tcW w:type="dxa" w:w="1504"/>
+            <w:shd w:fill="FFFFFF"/>
+          </w:tcPr>
+          <w:p>
+            <w:pPr>
+              <w:bidi w:val="false"/>
+              <w:jc w:val="left"/>
+            </w:pPr>
+            <w:r>
+              <w:rPr>
+                <w:b w:val="false"/>
+                <w:bCs w:val="false"/>
+                <w:i w:val="false"/>
+                <w:iCs w:val="false"/>
+                <w:color w:val="17242D"/>
+                <w:rtl w:val="false"/>
+              </w:rPr>
+              <w:t xml:space="preserve"/>
+            </w:r>
+          </w:p>
+        </w:tc>
+        <w:tc>
+          <w:tcPr>
+            <w:tcW w:type="dxa" w:w="1504"/>
+            <w:shd w:fill="FFFFFF"/>
+          </w:tcPr>
+          <w:p>
+            <w:pPr>
+              <w:bidi w:val="false"/>
+              <w:jc w:val="left"/>
+            </w:pPr>
+            <w:r>
+              <w:rPr>
+                <w:b w:val="false"/>
+                <w:bCs w:val="false"/>
+                <w:i w:val="false"/>
+                <w:iCs w:val="false"/>
+                <w:color w:val="17242D"/>
+                <w:rtl w:val="false"/>
+              </w:rPr>
+              <w:t xml:space="preserve"/>
+            </w:r>
+          </w:p>
+        </w:tc>
+        <w:tc>
+          <w:tcPr>
+            <w:tcW w:type="dxa" w:w="1504"/>
+            <w:shd w:fill="FFFFFF"/>
+          </w:tcPr>
+          <w:p>
+            <w:pPr>
+              <w:bidi w:val="false"/>
+              <w:jc w:val="left"/>
+            </w:pPr>
+            <w:r>
+              <w:rPr>
+                <w:b w:val="false"/>
+                <w:bCs w:val="false"/>
+                <w:i w:val="false"/>
+                <w:iCs w:val="false"/>
+                <w:color w:val="17242D"/>
+                <w:rtl w:val="false"/>
+              </w:rPr>
+              <w:t xml:space="preserve"/>
+            </w:r>
+          </w:p>
+        </w:tc>
+        <w:tc>
+          <w:tcPr>
+            <w:tcW w:type="dxa" w:w="1504"/>
+            <w:shd w:fill="FFFFFF"/>
+          </w:tcPr>
+          <w:p>
+            <w:pPr>
+              <w:bidi w:val="false"/>
+              <w:jc w:val="left"/>
+            </w:pPr>
+            <w:r>
+              <w:rPr>
+                <w:b w:val="false"/>
+                <w:bCs w:val="false"/>
+                <w:i w:val="false"/>
+                <w:iCs w:val="false"/>
+                <w:color w:val="17242D"/>
+                <w:rtl w:val="false"/>
+              </w:rPr>
+              <w:t xml:space="preserve"/>
+            </w:r>
+          </w:p>
+        </w:tc>
+        <w:tc>
+          <w:tcPr>
+            <w:tcW w:type="dxa" w:w="1504"/>
+            <w:shd w:fill="FFFFFF"/>
+          </w:tcPr>
+          <w:p>
+            <w:pPr>
+              <w:bidi w:val="false"/>
+              <w:jc w:val="left"/>
+            </w:pPr>
+            <w:r>
+              <w:rPr>
+                <w:b w:val="false"/>
+                <w:bCs w:val="false"/>
+                <w:i w:val="false"/>
+                <w:iCs w:val="false"/>
+                <w:color w:val="17242D"/>
+                <w:rtl w:val="false"/>
+              </w:rPr>
+              <w:t xml:space="preserve"/>
+            </w:r>
+          </w:p>
+        </w:tc>
+      </w:tr>
+      <w:tr>
+        <w:trPr>
+          <w:trHeight w:val="454" w:hRule="atLeast"/>
+        </w:trPr>
+        <w:tc>
+          <w:tcPr>
+            <w:tcW w:type="dxa" w:w="1506"/>
+            <w:shd w:fill="FFFFFF"/>
+          </w:tcPr>
+          <w:p>
+            <w:pPr>
+              <w:bidi w:val="false"/>
+              <w:jc w:val="left"/>
+            </w:pPr>
+            <w:r>
+              <w:rPr>
+                <w:b w:val="false"/>
+                <w:bCs w:val="false"/>
+                <w:i w:val="false"/>
+                <w:iCs w:val="false"/>
+                <w:color w:val="17242D"/>
+                <w:rtl w:val="false"/>
+              </w:rPr>
+              <w:t xml:space="preserve">5 Narrate</w:t>
+            </w:r>
+          </w:p>
+        </w:tc>
+        <w:tc>
+          <w:tcPr>
+            <w:tcW w:type="dxa" w:w="1504"/>
+            <w:shd w:fill="FFFFFF"/>
+          </w:tcPr>
+          <w:p>
+            <w:pPr>
+              <w:bidi w:val="false"/>
+              <w:jc w:val="left"/>
+            </w:pPr>
+            <w:r>
+              <w:rPr>
+                <w:b w:val="false"/>
+                <w:bCs w:val="false"/>
+                <w:i w:val="false"/>
+                <w:iCs w:val="false"/>
+                <w:color w:val="17242D"/>
+                <w:rtl w:val="false"/>
+              </w:rPr>
+              <w:t xml:space="preserve"/>
+            </w:r>
+          </w:p>
+        </w:tc>
+        <w:tc>
+          <w:tcPr>
+            <w:tcW w:type="dxa" w:w="1504"/>
+            <w:shd w:fill="FFFFFF"/>
+          </w:tcPr>
+          <w:p>
+            <w:pPr>
+              <w:bidi w:val="false"/>
+              <w:jc w:val="left"/>
+            </w:pPr>
+            <w:r>
+              <w:rPr>
+                <w:b w:val="false"/>
+                <w:bCs w:val="false"/>
+                <w:i w:val="false"/>
+                <w:iCs w:val="false"/>
+                <w:color w:val="17242D"/>
+                <w:rtl w:val="false"/>
+              </w:rPr>
+              <w:t xml:space="preserve"/>
+            </w:r>
+          </w:p>
+        </w:tc>
+        <w:tc>
+          <w:tcPr>
+            <w:tcW w:type="dxa" w:w="1504"/>
+            <w:shd w:fill="FFFFFF"/>
+          </w:tcPr>
+          <w:p>
+            <w:pPr>
+              <w:bidi w:val="false"/>
+              <w:jc w:val="left"/>
+            </w:pPr>
+            <w:r>
+              <w:rPr>
+                <w:b w:val="false"/>
+                <w:bCs w:val="false"/>
+                <w:i w:val="false"/>
+                <w:iCs w:val="false"/>
+                <w:color w:val="17242D"/>
+                <w:rtl w:val="false"/>
+              </w:rPr>
+              <w:t xml:space="preserve"/>
+            </w:r>
+          </w:p>
+        </w:tc>
+        <w:tc>
+          <w:tcPr>
+            <w:tcW w:type="dxa" w:w="1504"/>
+            <w:shd w:fill="FFFFFF"/>
+          </w:tcPr>
+          <w:p>
+            <w:pPr>
+              <w:bidi w:val="false"/>
+              <w:jc w:val="left"/>
+            </w:pPr>
+            <w:r>
+              <w:rPr>
+                <w:b w:val="false"/>
+                <w:bCs w:val="false"/>
+                <w:i w:val="false"/>
+                <w:iCs w:val="false"/>
+                <w:color w:val="17242D"/>
+                <w:rtl w:val="false"/>
+              </w:rPr>
+              <w:t xml:space="preserve"/>
+            </w:r>
+          </w:p>
+        </w:tc>
+        <w:tc>
+          <w:tcPr>
+            <w:tcW w:type="dxa" w:w="1504"/>
+            <w:shd w:fill="FFFFFF"/>
+          </w:tcPr>
+          <w:p>
+            <w:pPr>
+              <w:bidi w:val="false"/>
+              <w:jc w:val="left"/>
+            </w:pPr>
+            <w:r>
+              <w:rPr>
+                <w:b w:val="false"/>
+                <w:bCs w:val="false"/>
+                <w:i w:val="false"/>
+                <w:iCs w:val="false"/>
+                <w:color w:val="17242D"/>
+                <w:rtl w:val="false"/>
+              </w:rPr>
+              <w:t xml:space="preserve"/>
+            </w:r>
+          </w:p>
+        </w:tc>
+      </w:tr>
+      <w:tr>
+        <w:trPr>
+          <w:trHeight w:val="454" w:hRule="atLeast"/>
+        </w:trPr>
+        <w:tc>
+          <w:tcPr>
+            <w:tcW w:type="dxa" w:w="1506"/>
+            <w:shd w:fill="FFFFFF"/>
+          </w:tcPr>
+          <w:p>
+            <w:pPr>
+              <w:bidi w:val="false"/>
+              <w:jc w:val="left"/>
+            </w:pPr>
+            <w:r>
+              <w:rPr>
+                <w:b w:val="false"/>
+                <w:bCs w:val="false"/>
+                <w:i w:val="false"/>
+                <w:iCs w:val="false"/>
+                <w:color w:val="17242D"/>
+                <w:rtl w:val="false"/>
+              </w:rPr>
+              <w:t xml:space="preserve">6 Assemble</w:t>
+            </w:r>
+          </w:p>
+        </w:tc>
+        <w:tc>
+          <w:tcPr>
+            <w:tcW w:type="dxa" w:w="1504"/>
+            <w:shd w:fill="FFFFFF"/>
+          </w:tcPr>
+          <w:p>
+            <w:pPr>
+              <w:bidi w:val="false"/>
+              <w:jc w:val="left"/>
+            </w:pPr>
+            <w:r>
+              <w:rPr>
+                <w:b w:val="false"/>
+                <w:bCs w:val="false"/>
+                <w:i w:val="false"/>
+                <w:iCs w:val="false"/>
+                <w:color w:val="17242D"/>
+                <w:rtl w:val="false"/>
+              </w:rPr>
+              <w:t xml:space="preserve"/>
+            </w:r>
+          </w:p>
+        </w:tc>
+        <w:tc>
+          <w:tcPr>
+            <w:tcW w:type="dxa" w:w="1504"/>
+            <w:shd w:fill="FFFFFF"/>
+          </w:tcPr>
+          <w:p>
+            <w:pPr>
+              <w:bidi w:val="false"/>
+              <w:jc w:val="left"/>
+            </w:pPr>
+            <w:r>
+              <w:rPr>
+                <w:b w:val="false"/>
+                <w:bCs w:val="false"/>
+                <w:i w:val="false"/>
+                <w:iCs w:val="false"/>
+                <w:color w:val="17242D"/>
+                <w:rtl w:val="false"/>
+              </w:rPr>
+              <w:t xml:space="preserve"/>
+            </w:r>
+          </w:p>
+        </w:tc>
+        <w:tc>
+          <w:tcPr>
+            <w:tcW w:type="dxa" w:w="1504"/>
+            <w:shd w:fill="FFFFFF"/>
+          </w:tcPr>
+          <w:p>
+            <w:pPr>
+              <w:bidi w:val="false"/>
+              <w:jc w:val="left"/>
+            </w:pPr>
+            <w:r>
+              <w:rPr>
+                <w:b w:val="false"/>
+                <w:bCs w:val="false"/>
+                <w:i w:val="false"/>
+                <w:iCs w:val="false"/>
+                <w:color w:val="17242D"/>
+                <w:rtl w:val="false"/>
+              </w:rPr>
+              <w:t xml:space="preserve"/>
+            </w:r>
+          </w:p>
+        </w:tc>
+        <w:tc>
+          <w:tcPr>
+            <w:tcW w:type="dxa" w:w="1504"/>
+            <w:shd w:fill="FFFFFF"/>
+          </w:tcPr>
+          <w:p>
+            <w:pPr>
+              <w:bidi w:val="false"/>
+              <w:jc w:val="left"/>
+            </w:pPr>
+            <w:r>
+              <w:rPr>
+                <w:b w:val="false"/>
+                <w:bCs w:val="false"/>
+                <w:i w:val="false"/>
+                <w:iCs w:val="false"/>
+                <w:color w:val="17242D"/>
+                <w:rtl w:val="false"/>
+              </w:rPr>
+              <w:t xml:space="preserve"/>
+            </w:r>
+          </w:p>
+        </w:tc>
+        <w:tc>
+          <w:tcPr>
+            <w:tcW w:type="dxa" w:w="1504"/>
+            <w:shd w:fill="FFFFFF"/>
+          </w:tcPr>
+          <w:p>
+            <w:pPr>
+              <w:bidi w:val="false"/>
+              <w:jc w:val="left"/>
+            </w:pPr>
+            <w:r>
+              <w:rPr>
+                <w:b w:val="false"/>
+                <w:bCs w:val="false"/>
+                <w:i w:val="false"/>
+                <w:iCs w:val="false"/>
+                <w:color w:val="17242D"/>
+                <w:rtl w:val="false"/>
+              </w:rPr>
+              <w:t xml:space="preserve"/>
+            </w:r>
+          </w:p>
+        </w:tc>
+      </w:tr>
+    </w:tbl>
+    <w:p>
+      <w:pPr>
+        <w:pStyle w:val="Heading1"/>
+        <w:shd w:fill="F0EAFA"/>
+        <w:bidi w:val="false"/>
+        <w:spacing w:after="100" w:before="200"/>
+        <w:jc w:val="left"/>
+      </w:pPr>
+      <w:r>
+        <w:rPr>
+          <w:b/>
+          <w:bCs/>
+          <w:color w:val="4E356F"/>
+          <w:rtl w:val="false"/>
+        </w:rPr>
+        <w:t xml:space="preserve">3. Tool verdict</w:t>
       </w:r>
     </w:p>
     <w:tbl>
@@ -20111,7 +21477,7 @@
                 <w:color w:val="FFFFFF"/>
                 <w:rtl w:val="false"/>
               </w:rPr>
-              <w:t xml:space="preserve">Purpose and audience</w:t>
+              <w:t xml:space="preserve">Tool</w:t>
             </w:r>
           </w:p>
         </w:tc>
@@ -20134,7 +21500,7 @@
                 <w:color w:val="FFFFFF"/>
                 <w:rtl w:val="false"/>
               </w:rPr>
-              <w:t xml:space="preserve">Main message</w:t>
+              <w:t xml:space="preserve">Did I hit a free limit?</w:t>
             </w:r>
           </w:p>
         </w:tc>
@@ -20157,7 +21523,7 @@
                 <w:color w:val="FFFFFF"/>
                 <w:rtl w:val="false"/>
               </w:rPr>
-              <w:t xml:space="preserve">Format</w:t>
+              <w:t xml:space="preserve">What it did well</w:t>
             </w:r>
           </w:p>
         </w:tc>
@@ -20180,7 +21546,7 @@
                 <w:color w:val="FFFFFF"/>
                 <w:rtl w:val="false"/>
               </w:rPr>
-              <w:t xml:space="preserve">Source assets</w:t>
+              <w:t xml:space="preserve">What it did badly</w:t>
             </w:r>
           </w:p>
         </w:tc>
@@ -20203,7 +21569,7 @@
                 <w:color w:val="FFFFFF"/>
                 <w:rtl w:val="false"/>
               </w:rPr>
-              <w:t xml:space="preserve">Consent / permission</w:t>
+              <w:t xml:space="preserve">Use again?</w:t>
             </w:r>
           </w:p>
         </w:tc>
@@ -20215,1871 +21581,98 @@
         <w:tc>
           <w:tcPr>
             <w:tcW w:type="dxa" w:w="1806"/>
-            <w:shd w:fill="F1F3F6"/>
-          </w:tcPr>
-          <w:p>
-            <w:pPr>
-              <w:bidi w:val="false"/>
-              <w:jc w:val="left"/>
-            </w:pPr>
-            <w:r>
-              <w:rPr>
-                <w:b w:val="false"/>
-                <w:bCs w:val="false"/>
-                <w:i/>
-                <w:iCs/>
-                <w:color w:val="55606E"/>
-                <w:rtl w:val="false"/>
-              </w:rPr>
-              <w:t xml:space="preserve">Example: Show my running group why the new route is safer</w:t>
+            <w:shd w:fill="FFFFFF"/>
+          </w:tcPr>
+          <w:p>
+            <w:pPr>
+              <w:bidi w:val="false"/>
+              <w:jc w:val="left"/>
+            </w:pPr>
+            <w:r>
+              <w:rPr>
+                <w:b w:val="false"/>
+                <w:bCs w:val="false"/>
+                <w:i w:val="false"/>
+                <w:iCs w:val="false"/>
+                <w:color w:val="17242D"/>
+                <w:rtl w:val="false"/>
+              </w:rPr>
+              <w:t xml:space="preserve"/>
             </w:r>
           </w:p>
         </w:tc>
         <w:tc>
           <w:tcPr>
             <w:tcW w:type="dxa" w:w="1805"/>
-            <w:shd w:fill="F1F3F6"/>
-          </w:tcPr>
-          <w:p>
-            <w:pPr>
-              <w:bidi w:val="false"/>
-              <w:jc w:val="left"/>
-            </w:pPr>
-            <w:r>
-              <w:rPr>
-                <w:b w:val="false"/>
-                <w:bCs w:val="false"/>
-                <w:i/>
-                <w:iCs/>
-                <w:color w:val="55606E"/>
-                <w:rtl w:val="false"/>
-              </w:rPr>
-              <w:t xml:space="preserve">The new route has wider, better-lit pavements</w:t>
+            <w:shd w:fill="FFFFFF"/>
+          </w:tcPr>
+          <w:p>
+            <w:pPr>
+              <w:bidi w:val="false"/>
+              <w:jc w:val="left"/>
+            </w:pPr>
+            <w:r>
+              <w:rPr>
+                <w:b w:val="false"/>
+                <w:bCs w:val="false"/>
+                <w:i w:val="false"/>
+                <w:iCs w:val="false"/>
+                <w:color w:val="17242D"/>
+                <w:rtl w:val="false"/>
+              </w:rPr>
+              <w:t xml:space="preserve"/>
             </w:r>
           </w:p>
         </w:tc>
         <w:tc>
           <w:tcPr>
             <w:tcW w:type="dxa" w:w="1805"/>
-            <w:shd w:fill="F1F3F6"/>
-          </w:tcPr>
-          <w:p>
-            <w:pPr>
-              <w:bidi w:val="false"/>
-              <w:jc w:val="left"/>
-            </w:pPr>
-            <w:r>
-              <w:rPr>
-                <w:b w:val="false"/>
-                <w:bCs w:val="false"/>
-                <w:i/>
-                <w:iCs/>
-                <w:color w:val="55606E"/>
-                <w:rtl w:val="false"/>
-              </w:rPr>
-              <w:t xml:space="preserve">60-second vertical video</w:t>
+            <w:shd w:fill="FFFFFF"/>
+          </w:tcPr>
+          <w:p>
+            <w:pPr>
+              <w:bidi w:val="false"/>
+              <w:jc w:val="left"/>
+            </w:pPr>
+            <w:r>
+              <w:rPr>
+                <w:b w:val="false"/>
+                <w:bCs w:val="false"/>
+                <w:i w:val="false"/>
+                <w:iCs w:val="false"/>
+                <w:color w:val="17242D"/>
+                <w:rtl w:val="false"/>
+              </w:rPr>
+              <w:t xml:space="preserve"/>
             </w:r>
           </w:p>
         </w:tc>
         <w:tc>
           <w:tcPr>
             <w:tcW w:type="dxa" w:w="1805"/>
-            <w:shd w:fill="F1F3F6"/>
-          </w:tcPr>
-          <w:p>
-            <w:pPr>
-              <w:bidi w:val="false"/>
-              <w:jc w:val="left"/>
-            </w:pPr>
-            <w:r>
-              <w:rPr>
-                <w:b w:val="false"/>
-                <w:bCs w:val="false"/>
-                <w:i/>
-                <w:iCs/>
-                <w:color w:val="55606E"/>
-                <w:rtl w:val="false"/>
-              </w:rPr>
-              <w:t xml:space="preserve">Eight of my own photos and one AI-generated map illustration</w:t>
+            <w:shd w:fill="FFFFFF"/>
+          </w:tcPr>
+          <w:p>
+            <w:pPr>
+              <w:bidi w:val="false"/>
+              <w:jc w:val="left"/>
+            </w:pPr>
+            <w:r>
+              <w:rPr>
+                <w:b w:val="false"/>
+                <w:bCs w:val="false"/>
+                <w:i w:val="false"/>
+                <w:iCs w:val="false"/>
+                <w:color w:val="17242D"/>
+                <w:rtl w:val="false"/>
+              </w:rPr>
+              <w:t xml:space="preserve"/>
             </w:r>
           </w:p>
         </w:tc>
         <w:tc>
           <w:tcPr>
             <w:tcW w:type="dxa" w:w="1805"/>
-            <w:shd w:fill="F1F3F6"/>
-          </w:tcPr>
-          <w:p>
-            <w:pPr>
-              <w:bidi w:val="false"/>
-              <w:jc w:val="left"/>
-            </w:pPr>
-            <w:r>
-              <w:rPr>
-                <w:b w:val="false"/>
-                <w:bCs w:val="false"/>
-                <w:i/>
-                <w:iCs/>
-                <w:color w:val="55606E"/>
-                <w:rtl w:val="false"/>
-              </w:rPr>
-              <w:t xml:space="preserve">Two runners appear and both agreed in writing</w:t>
-            </w:r>
-          </w:p>
-        </w:tc>
-      </w:tr>
-      <w:tr>
-        <w:trPr>
-          <w:trHeight w:val="454" w:hRule="atLeast"/>
-        </w:trPr>
-        <w:tc>
-          <w:tcPr>
-            <w:tcW w:type="dxa" w:w="1806"/>
-            <w:shd w:fill="FFFFFF"/>
-          </w:tcPr>
-          <w:p>
-            <w:pPr>
-              <w:bidi w:val="false"/>
-              <w:jc w:val="left"/>
-            </w:pPr>
-            <w:r>
-              <w:rPr>
-                <w:b w:val="false"/>
-                <w:bCs w:val="false"/>
-                <w:i w:val="false"/>
-                <w:iCs w:val="false"/>
-                <w:color w:val="17242D"/>
-                <w:rtl w:val="false"/>
-              </w:rPr>
-              <w:t xml:space="preserve"/>
-            </w:r>
-          </w:p>
-        </w:tc>
-        <w:tc>
-          <w:tcPr>
-            <w:tcW w:type="dxa" w:w="1805"/>
-            <w:shd w:fill="FFFFFF"/>
-          </w:tcPr>
-          <w:p>
-            <w:pPr>
-              <w:bidi w:val="false"/>
-              <w:jc w:val="left"/>
-            </w:pPr>
-            <w:r>
-              <w:rPr>
-                <w:b w:val="false"/>
-                <w:bCs w:val="false"/>
-                <w:i w:val="false"/>
-                <w:iCs w:val="false"/>
-                <w:color w:val="17242D"/>
-                <w:rtl w:val="false"/>
-              </w:rPr>
-              <w:t xml:space="preserve"/>
-            </w:r>
-          </w:p>
-        </w:tc>
-        <w:tc>
-          <w:tcPr>
-            <w:tcW w:type="dxa" w:w="1805"/>
-            <w:shd w:fill="FFFFFF"/>
-          </w:tcPr>
-          <w:p>
-            <w:pPr>
-              <w:bidi w:val="false"/>
-              <w:jc w:val="left"/>
-            </w:pPr>
-            <w:r>
-              <w:rPr>
-                <w:b w:val="false"/>
-                <w:bCs w:val="false"/>
-                <w:i w:val="false"/>
-                <w:iCs w:val="false"/>
-                <w:color w:val="17242D"/>
-                <w:rtl w:val="false"/>
-              </w:rPr>
-              <w:t xml:space="preserve"/>
-            </w:r>
-          </w:p>
-        </w:tc>
-        <w:tc>
-          <w:tcPr>
-            <w:tcW w:type="dxa" w:w="1805"/>
-            <w:shd w:fill="FFFFFF"/>
-          </w:tcPr>
-          <w:p>
-            <w:pPr>
-              <w:bidi w:val="false"/>
-              <w:jc w:val="left"/>
-            </w:pPr>
-            <w:r>
-              <w:rPr>
-                <w:b w:val="false"/>
-                <w:bCs w:val="false"/>
-                <w:i w:val="false"/>
-                <w:iCs w:val="false"/>
-                <w:color w:val="17242D"/>
-                <w:rtl w:val="false"/>
-              </w:rPr>
-              <w:t xml:space="preserve"/>
-            </w:r>
-          </w:p>
-        </w:tc>
-        <w:tc>
-          <w:tcPr>
-            <w:tcW w:type="dxa" w:w="1805"/>
-            <w:shd w:fill="FFFFFF"/>
-          </w:tcPr>
-          <w:p>
-            <w:pPr>
-              <w:bidi w:val="false"/>
-              <w:jc w:val="left"/>
-            </w:pPr>
-            <w:r>
-              <w:rPr>
-                <w:b w:val="false"/>
-                <w:bCs w:val="false"/>
-                <w:i w:val="false"/>
-                <w:iCs w:val="false"/>
-                <w:color w:val="17242D"/>
-                <w:rtl w:val="false"/>
-              </w:rPr>
-              <w:t xml:space="preserve"/>
-            </w:r>
-          </w:p>
-        </w:tc>
-      </w:tr>
-      <w:tr>
-        <w:trPr>
-          <w:trHeight w:val="454" w:hRule="atLeast"/>
-        </w:trPr>
-        <w:tc>
-          <w:tcPr>
-            <w:tcW w:type="dxa" w:w="1806"/>
-            <w:shd w:fill="FFFFFF"/>
-          </w:tcPr>
-          <w:p>
-            <w:pPr>
-              <w:bidi w:val="false"/>
-              <w:jc w:val="left"/>
-            </w:pPr>
-            <w:r>
-              <w:rPr>
-                <w:b w:val="false"/>
-                <w:bCs w:val="false"/>
-                <w:i w:val="false"/>
-                <w:iCs w:val="false"/>
-                <w:color w:val="17242D"/>
-                <w:rtl w:val="false"/>
-              </w:rPr>
-              <w:t xml:space="preserve"/>
-            </w:r>
-          </w:p>
-        </w:tc>
-        <w:tc>
-          <w:tcPr>
-            <w:tcW w:type="dxa" w:w="1805"/>
-            <w:shd w:fill="FFFFFF"/>
-          </w:tcPr>
-          <w:p>
-            <w:pPr>
-              <w:bidi w:val="false"/>
-              <w:jc w:val="left"/>
-            </w:pPr>
-            <w:r>
-              <w:rPr>
-                <w:b w:val="false"/>
-                <w:bCs w:val="false"/>
-                <w:i w:val="false"/>
-                <w:iCs w:val="false"/>
-                <w:color w:val="17242D"/>
-                <w:rtl w:val="false"/>
-              </w:rPr>
-              <w:t xml:space="preserve"/>
-            </w:r>
-          </w:p>
-        </w:tc>
-        <w:tc>
-          <w:tcPr>
-            <w:tcW w:type="dxa" w:w="1805"/>
-            <w:shd w:fill="FFFFFF"/>
-          </w:tcPr>
-          <w:p>
-            <w:pPr>
-              <w:bidi w:val="false"/>
-              <w:jc w:val="left"/>
-            </w:pPr>
-            <w:r>
-              <w:rPr>
-                <w:b w:val="false"/>
-                <w:bCs w:val="false"/>
-                <w:i w:val="false"/>
-                <w:iCs w:val="false"/>
-                <w:color w:val="17242D"/>
-                <w:rtl w:val="false"/>
-              </w:rPr>
-              <w:t xml:space="preserve"/>
-            </w:r>
-          </w:p>
-        </w:tc>
-        <w:tc>
-          <w:tcPr>
-            <w:tcW w:type="dxa" w:w="1805"/>
-            <w:shd w:fill="FFFFFF"/>
-          </w:tcPr>
-          <w:p>
-            <w:pPr>
-              <w:bidi w:val="false"/>
-              <w:jc w:val="left"/>
-            </w:pPr>
-            <w:r>
-              <w:rPr>
-                <w:b w:val="false"/>
-                <w:bCs w:val="false"/>
-                <w:i w:val="false"/>
-                <w:iCs w:val="false"/>
-                <w:color w:val="17242D"/>
-                <w:rtl w:val="false"/>
-              </w:rPr>
-              <w:t xml:space="preserve"/>
-            </w:r>
-          </w:p>
-        </w:tc>
-        <w:tc>
-          <w:tcPr>
-            <w:tcW w:type="dxa" w:w="1805"/>
-            <w:shd w:fill="FFFFFF"/>
-          </w:tcPr>
-          <w:p>
-            <w:pPr>
-              <w:bidi w:val="false"/>
-              <w:jc w:val="left"/>
-            </w:pPr>
-            <w:r>
-              <w:rPr>
-                <w:b w:val="false"/>
-                <w:bCs w:val="false"/>
-                <w:i w:val="false"/>
-                <w:iCs w:val="false"/>
-                <w:color w:val="17242D"/>
-                <w:rtl w:val="false"/>
-              </w:rPr>
-              <w:t xml:space="preserve"/>
-            </w:r>
-          </w:p>
-        </w:tc>
-      </w:tr>
-    </w:tbl>
-    <w:p>
-      <w:pPr>
-        <w:pStyle w:val="Heading1"/>
-        <w:shd w:fill="F0EAFA"/>
-        <w:bidi w:val="false"/>
-        <w:spacing w:after="100" w:before="200"/>
-        <w:jc w:val="left"/>
-      </w:pPr>
-      <w:r>
-        <w:rPr>
-          <w:b/>
-          <w:bCs/>
-          <w:color w:val="4E356F"/>
-          <w:rtl w:val="false"/>
-        </w:rPr>
-        <w:t xml:space="preserve">2. Storyboard the sequence</w:t>
-      </w:r>
-    </w:p>
-    <w:tbl>
-      <w:tblPr>
-        <w:bidiVisual w:val="false"/>
-        <w:tblW w:type="dxa" w:w="9026"/>
-        <w:tblBorders>
-          <w:top w:val="single" w:color="auto" w:sz="4"/>
-          <w:left w:val="single" w:color="auto" w:sz="4"/>
-          <w:bottom w:val="single" w:color="auto" w:sz="4"/>
-          <w:right w:val="single" w:color="auto" w:sz="4"/>
-          <w:insideH w:val="single" w:color="auto" w:sz="4"/>
-          <w:insideV w:val="single" w:color="auto" w:sz="4"/>
-        </w:tblBorders>
-        <w:tblLayout w:type="fixed"/>
-      </w:tblPr>
-      <w:tblGrid>
-        <w:gridCol w:w="1806"/>
-        <w:gridCol w:w="1805"/>
-        <w:gridCol w:w="1805"/>
-        <w:gridCol w:w="1805"/>
-        <w:gridCol w:w="1805"/>
-      </w:tblGrid>
-      <w:tr>
-        <w:tc>
-          <w:tcPr>
-            <w:tcW w:type="dxa" w:w="1806"/>
-            <w:shd w:fill="4E356F"/>
-          </w:tcPr>
-          <w:p>
-            <w:pPr>
-              <w:bidi w:val="false"/>
-              <w:jc w:val="left"/>
-            </w:pPr>
-            <w:r>
-              <w:rPr>
-                <w:b/>
-                <w:bCs/>
-                <w:i w:val="false"/>
-                <w:iCs w:val="false"/>
-                <w:color w:val="FFFFFF"/>
-                <w:rtl w:val="false"/>
-              </w:rPr>
-              <w:t xml:space="preserve">Frame</w:t>
-            </w:r>
-          </w:p>
-        </w:tc>
-        <w:tc>
-          <w:tcPr>
-            <w:tcW w:type="dxa" w:w="1805"/>
-            <w:shd w:fill="4E356F"/>
-          </w:tcPr>
-          <w:p>
-            <w:pPr>
-              <w:bidi w:val="false"/>
-              <w:jc w:val="left"/>
-            </w:pPr>
-            <w:r>
-              <w:rPr>
-                <w:b/>
-                <w:bCs/>
-                <w:i w:val="false"/>
-                <w:iCs w:val="false"/>
-                <w:color w:val="FFFFFF"/>
-                <w:rtl w:val="false"/>
-              </w:rPr>
-              <w:t xml:space="preserve">What the audience sees</w:t>
-            </w:r>
-          </w:p>
-        </w:tc>
-        <w:tc>
-          <w:tcPr>
-            <w:tcW w:type="dxa" w:w="1805"/>
-            <w:shd w:fill="4E356F"/>
-          </w:tcPr>
-          <w:p>
-            <w:pPr>
-              <w:bidi w:val="false"/>
-              <w:jc w:val="left"/>
-            </w:pPr>
-            <w:r>
-              <w:rPr>
-                <w:b/>
-                <w:bCs/>
-                <w:i w:val="false"/>
-                <w:iCs w:val="false"/>
-                <w:color w:val="FFFFFF"/>
-                <w:rtl w:val="false"/>
-              </w:rPr>
-              <w:t xml:space="preserve">Caption / voice</w:t>
-            </w:r>
-          </w:p>
-        </w:tc>
-        <w:tc>
-          <w:tcPr>
-            <w:tcW w:type="dxa" w:w="1805"/>
-            <w:shd w:fill="4E356F"/>
-          </w:tcPr>
-          <w:p>
-            <w:pPr>
-              <w:bidi w:val="false"/>
-              <w:jc w:val="left"/>
-            </w:pPr>
-            <w:r>
-              <w:rPr>
-                <w:b/>
-                <w:bCs/>
-                <w:i w:val="false"/>
-                <w:iCs w:val="false"/>
-                <w:color w:val="FFFFFF"/>
-                <w:rtl w:val="false"/>
-              </w:rPr>
-              <w:t xml:space="preserve">Accessibility note</w:t>
-            </w:r>
-          </w:p>
-        </w:tc>
-        <w:tc>
-          <w:tcPr>
-            <w:tcW w:type="dxa" w:w="1805"/>
-            <w:shd w:fill="4E356F"/>
-          </w:tcPr>
-          <w:p>
-            <w:pPr>
-              <w:bidi w:val="false"/>
-              <w:jc w:val="left"/>
-            </w:pPr>
-            <w:r>
-              <w:rPr>
-                <w:b/>
-                <w:bCs/>
-                <w:i w:val="false"/>
-                <w:iCs w:val="false"/>
-                <w:color w:val="FFFFFF"/>
-                <w:rtl w:val="false"/>
-              </w:rPr>
-              <w:t xml:space="preserve">Label needed?</w:t>
-            </w:r>
-          </w:p>
-        </w:tc>
-      </w:tr>
-      <w:tr>
-        <w:trPr>
-          <w:trHeight w:val="454" w:hRule="atLeast"/>
-        </w:trPr>
-        <w:tc>
-          <w:tcPr>
-            <w:tcW w:type="dxa" w:w="1806"/>
-            <w:shd w:fill="F1F3F6"/>
-          </w:tcPr>
-          <w:p>
-            <w:pPr>
-              <w:bidi w:val="false"/>
-              <w:jc w:val="left"/>
-            </w:pPr>
-            <w:r>
-              <w:rPr>
-                <w:b w:val="false"/>
-                <w:bCs w:val="false"/>
-                <w:i/>
-                <w:iCs/>
-                <w:color w:val="55606E"/>
-                <w:rtl w:val="false"/>
-              </w:rPr>
-              <w:t xml:space="preserve">Example</w:t>
-            </w:r>
-          </w:p>
-        </w:tc>
-        <w:tc>
-          <w:tcPr>
-            <w:tcW w:type="dxa" w:w="1805"/>
-            <w:shd w:fill="F1F3F6"/>
-          </w:tcPr>
-          <w:p>
-            <w:pPr>
-              <w:bidi w:val="false"/>
-              <w:jc w:val="left"/>
-            </w:pPr>
-            <w:r>
-              <w:rPr>
-                <w:b w:val="false"/>
-                <w:bCs w:val="false"/>
-                <w:i/>
-                <w:iCs/>
-                <w:color w:val="55606E"/>
-                <w:rtl w:val="false"/>
-              </w:rPr>
-              <w:t xml:space="preserve">Wide shot of the old junction at dusk</w:t>
-            </w:r>
-          </w:p>
-        </w:tc>
-        <w:tc>
-          <w:tcPr>
-            <w:tcW w:type="dxa" w:w="1805"/>
-            <w:shd w:fill="F1F3F6"/>
-          </w:tcPr>
-          <w:p>
-            <w:pPr>
-              <w:bidi w:val="false"/>
-              <w:jc w:val="left"/>
-            </w:pPr>
-            <w:r>
-              <w:rPr>
-                <w:b w:val="false"/>
-                <w:bCs w:val="false"/>
-                <w:i/>
-                <w:iCs/>
-                <w:color w:val="55606E"/>
-                <w:rtl w:val="false"/>
-              </w:rPr>
-              <w:t xml:space="preserve">"This is where we used to cross."</w:t>
-            </w:r>
-          </w:p>
-        </w:tc>
-        <w:tc>
-          <w:tcPr>
-            <w:tcW w:type="dxa" w:w="1805"/>
-            <w:shd w:fill="F1F3F6"/>
-          </w:tcPr>
-          <w:p>
-            <w:pPr>
-              <w:bidi w:val="false"/>
-              <w:jc w:val="left"/>
-            </w:pPr>
-            <w:r>
-              <w:rPr>
-                <w:b w:val="false"/>
-                <w:bCs w:val="false"/>
-                <w:i/>
-                <w:iCs/>
-                <w:color w:val="55606E"/>
-                <w:rtl w:val="false"/>
-              </w:rPr>
-              <w:t xml:space="preserve">Describe the junction aloud; captions burned into the video</w:t>
-            </w:r>
-          </w:p>
-        </w:tc>
-        <w:tc>
-          <w:tcPr>
-            <w:tcW w:type="dxa" w:w="1805"/>
-            <w:shd w:fill="F1F3F6"/>
-          </w:tcPr>
-          <w:p>
-            <w:pPr>
-              <w:bidi w:val="false"/>
-              <w:jc w:val="left"/>
-            </w:pPr>
-            <w:r>
-              <w:rPr>
-                <w:b w:val="false"/>
-                <w:bCs w:val="false"/>
-                <w:i/>
-                <w:iCs/>
-                <w:color w:val="55606E"/>
-                <w:rtl w:val="false"/>
-              </w:rPr>
-              <w:t xml:space="preserve">No, it is an unedited photo</w:t>
-            </w:r>
-          </w:p>
-        </w:tc>
-      </w:tr>
-      <w:tr>
-        <w:trPr>
-          <w:trHeight w:val="454" w:hRule="atLeast"/>
-        </w:trPr>
-        <w:tc>
-          <w:tcPr>
-            <w:tcW w:type="dxa" w:w="1806"/>
-            <w:shd w:fill="FFFFFF"/>
-          </w:tcPr>
-          <w:p>
-            <w:pPr>
-              <w:bidi w:val="false"/>
-              <w:jc w:val="left"/>
-            </w:pPr>
-            <w:r>
-              <w:rPr>
-                <w:b w:val="false"/>
-                <w:bCs w:val="false"/>
-                <w:i w:val="false"/>
-                <w:iCs w:val="false"/>
-                <w:color w:val="17242D"/>
-                <w:rtl w:val="false"/>
-              </w:rPr>
-              <w:t xml:space="preserve">1</w:t>
-            </w:r>
-          </w:p>
-        </w:tc>
-        <w:tc>
-          <w:tcPr>
-            <w:tcW w:type="dxa" w:w="1805"/>
-            <w:shd w:fill="FFFFFF"/>
-          </w:tcPr>
-          <w:p>
-            <w:pPr>
-              <w:bidi w:val="false"/>
-              <w:jc w:val="left"/>
-            </w:pPr>
-            <w:r>
-              <w:rPr>
-                <w:b w:val="false"/>
-                <w:bCs w:val="false"/>
-                <w:i w:val="false"/>
-                <w:iCs w:val="false"/>
-                <w:color w:val="17242D"/>
-                <w:rtl w:val="false"/>
-              </w:rPr>
-              <w:t xml:space="preserve"/>
-            </w:r>
-          </w:p>
-        </w:tc>
-        <w:tc>
-          <w:tcPr>
-            <w:tcW w:type="dxa" w:w="1805"/>
-            <w:shd w:fill="FFFFFF"/>
-          </w:tcPr>
-          <w:p>
-            <w:pPr>
-              <w:bidi w:val="false"/>
-              <w:jc w:val="left"/>
-            </w:pPr>
-            <w:r>
-              <w:rPr>
-                <w:b w:val="false"/>
-                <w:bCs w:val="false"/>
-                <w:i w:val="false"/>
-                <w:iCs w:val="false"/>
-                <w:color w:val="17242D"/>
-                <w:rtl w:val="false"/>
-              </w:rPr>
-              <w:t xml:space="preserve"/>
-            </w:r>
-          </w:p>
-        </w:tc>
-        <w:tc>
-          <w:tcPr>
-            <w:tcW w:type="dxa" w:w="1805"/>
-            <w:shd w:fill="FFFFFF"/>
-          </w:tcPr>
-          <w:p>
-            <w:pPr>
-              <w:bidi w:val="false"/>
-              <w:jc w:val="left"/>
-            </w:pPr>
-            <w:r>
-              <w:rPr>
-                <w:b w:val="false"/>
-                <w:bCs w:val="false"/>
-                <w:i w:val="false"/>
-                <w:iCs w:val="false"/>
-                <w:color w:val="17242D"/>
-                <w:rtl w:val="false"/>
-              </w:rPr>
-              <w:t xml:space="preserve"/>
-            </w:r>
-          </w:p>
-        </w:tc>
-        <w:tc>
-          <w:tcPr>
-            <w:tcW w:type="dxa" w:w="1805"/>
-            <w:shd w:fill="FFFFFF"/>
-          </w:tcPr>
-          <w:p>
-            <w:pPr>
-              <w:bidi w:val="false"/>
-              <w:jc w:val="left"/>
-            </w:pPr>
-            <w:r>
-              <w:rPr>
-                <w:b w:val="false"/>
-                <w:bCs w:val="false"/>
-                <w:i w:val="false"/>
-                <w:iCs w:val="false"/>
-                <w:color w:val="17242D"/>
-                <w:rtl w:val="false"/>
-              </w:rPr>
-              <w:t xml:space="preserve"/>
-            </w:r>
-          </w:p>
-        </w:tc>
-      </w:tr>
-      <w:tr>
-        <w:trPr>
-          <w:trHeight w:val="454" w:hRule="atLeast"/>
-        </w:trPr>
-        <w:tc>
-          <w:tcPr>
-            <w:tcW w:type="dxa" w:w="1806"/>
-            <w:shd w:fill="FFFFFF"/>
-          </w:tcPr>
-          <w:p>
-            <w:pPr>
-              <w:bidi w:val="false"/>
-              <w:jc w:val="left"/>
-            </w:pPr>
-            <w:r>
-              <w:rPr>
-                <w:b w:val="false"/>
-                <w:bCs w:val="false"/>
-                <w:i w:val="false"/>
-                <w:iCs w:val="false"/>
-                <w:color w:val="17242D"/>
-                <w:rtl w:val="false"/>
-              </w:rPr>
-              <w:t xml:space="preserve">2</w:t>
-            </w:r>
-          </w:p>
-        </w:tc>
-        <w:tc>
-          <w:tcPr>
-            <w:tcW w:type="dxa" w:w="1805"/>
-            <w:shd w:fill="FFFFFF"/>
-          </w:tcPr>
-          <w:p>
-            <w:pPr>
-              <w:bidi w:val="false"/>
-              <w:jc w:val="left"/>
-            </w:pPr>
-            <w:r>
-              <w:rPr>
-                <w:b w:val="false"/>
-                <w:bCs w:val="false"/>
-                <w:i w:val="false"/>
-                <w:iCs w:val="false"/>
-                <w:color w:val="17242D"/>
-                <w:rtl w:val="false"/>
-              </w:rPr>
-              <w:t xml:space="preserve"/>
-            </w:r>
-          </w:p>
-        </w:tc>
-        <w:tc>
-          <w:tcPr>
-            <w:tcW w:type="dxa" w:w="1805"/>
-            <w:shd w:fill="FFFFFF"/>
-          </w:tcPr>
-          <w:p>
-            <w:pPr>
-              <w:bidi w:val="false"/>
-              <w:jc w:val="left"/>
-            </w:pPr>
-            <w:r>
-              <w:rPr>
-                <w:b w:val="false"/>
-                <w:bCs w:val="false"/>
-                <w:i w:val="false"/>
-                <w:iCs w:val="false"/>
-                <w:color w:val="17242D"/>
-                <w:rtl w:val="false"/>
-              </w:rPr>
-              <w:t xml:space="preserve"/>
-            </w:r>
-          </w:p>
-        </w:tc>
-        <w:tc>
-          <w:tcPr>
-            <w:tcW w:type="dxa" w:w="1805"/>
-            <w:shd w:fill="FFFFFF"/>
-          </w:tcPr>
-          <w:p>
-            <w:pPr>
-              <w:bidi w:val="false"/>
-              <w:jc w:val="left"/>
-            </w:pPr>
-            <w:r>
-              <w:rPr>
-                <w:b w:val="false"/>
-                <w:bCs w:val="false"/>
-                <w:i w:val="false"/>
-                <w:iCs w:val="false"/>
-                <w:color w:val="17242D"/>
-                <w:rtl w:val="false"/>
-              </w:rPr>
-              <w:t xml:space="preserve"/>
-            </w:r>
-          </w:p>
-        </w:tc>
-        <w:tc>
-          <w:tcPr>
-            <w:tcW w:type="dxa" w:w="1805"/>
-            <w:shd w:fill="FFFFFF"/>
-          </w:tcPr>
-          <w:p>
-            <w:pPr>
-              <w:bidi w:val="false"/>
-              <w:jc w:val="left"/>
-            </w:pPr>
-            <w:r>
-              <w:rPr>
-                <w:b w:val="false"/>
-                <w:bCs w:val="false"/>
-                <w:i w:val="false"/>
-                <w:iCs w:val="false"/>
-                <w:color w:val="17242D"/>
-                <w:rtl w:val="false"/>
-              </w:rPr>
-              <w:t xml:space="preserve"/>
-            </w:r>
-          </w:p>
-        </w:tc>
-      </w:tr>
-      <w:tr>
-        <w:trPr>
-          <w:trHeight w:val="454" w:hRule="atLeast"/>
-        </w:trPr>
-        <w:tc>
-          <w:tcPr>
-            <w:tcW w:type="dxa" w:w="1806"/>
-            <w:shd w:fill="FFFFFF"/>
-          </w:tcPr>
-          <w:p>
-            <w:pPr>
-              <w:bidi w:val="false"/>
-              <w:jc w:val="left"/>
-            </w:pPr>
-            <w:r>
-              <w:rPr>
-                <w:b w:val="false"/>
-                <w:bCs w:val="false"/>
-                <w:i w:val="false"/>
-                <w:iCs w:val="false"/>
-                <w:color w:val="17242D"/>
-                <w:rtl w:val="false"/>
-              </w:rPr>
-              <w:t xml:space="preserve">3</w:t>
-            </w:r>
-          </w:p>
-        </w:tc>
-        <w:tc>
-          <w:tcPr>
-            <w:tcW w:type="dxa" w:w="1805"/>
-            <w:shd w:fill="FFFFFF"/>
-          </w:tcPr>
-          <w:p>
-            <w:pPr>
-              <w:bidi w:val="false"/>
-              <w:jc w:val="left"/>
-            </w:pPr>
-            <w:r>
-              <w:rPr>
-                <w:b w:val="false"/>
-                <w:bCs w:val="false"/>
-                <w:i w:val="false"/>
-                <w:iCs w:val="false"/>
-                <w:color w:val="17242D"/>
-                <w:rtl w:val="false"/>
-              </w:rPr>
-              <w:t xml:space="preserve"/>
-            </w:r>
-          </w:p>
-        </w:tc>
-        <w:tc>
-          <w:tcPr>
-            <w:tcW w:type="dxa" w:w="1805"/>
-            <w:shd w:fill="FFFFFF"/>
-          </w:tcPr>
-          <w:p>
-            <w:pPr>
-              <w:bidi w:val="false"/>
-              <w:jc w:val="left"/>
-            </w:pPr>
-            <w:r>
-              <w:rPr>
-                <w:b w:val="false"/>
-                <w:bCs w:val="false"/>
-                <w:i w:val="false"/>
-                <w:iCs w:val="false"/>
-                <w:color w:val="17242D"/>
-                <w:rtl w:val="false"/>
-              </w:rPr>
-              <w:t xml:space="preserve"/>
-            </w:r>
-          </w:p>
-        </w:tc>
-        <w:tc>
-          <w:tcPr>
-            <w:tcW w:type="dxa" w:w="1805"/>
-            <w:shd w:fill="FFFFFF"/>
-          </w:tcPr>
-          <w:p>
-            <w:pPr>
-              <w:bidi w:val="false"/>
-              <w:jc w:val="left"/>
-            </w:pPr>
-            <w:r>
-              <w:rPr>
-                <w:b w:val="false"/>
-                <w:bCs w:val="false"/>
-                <w:i w:val="false"/>
-                <w:iCs w:val="false"/>
-                <w:color w:val="17242D"/>
-                <w:rtl w:val="false"/>
-              </w:rPr>
-              <w:t xml:space="preserve"/>
-            </w:r>
-          </w:p>
-        </w:tc>
-        <w:tc>
-          <w:tcPr>
-            <w:tcW w:type="dxa" w:w="1805"/>
-            <w:shd w:fill="FFFFFF"/>
-          </w:tcPr>
-          <w:p>
-            <w:pPr>
-              <w:bidi w:val="false"/>
-              <w:jc w:val="left"/>
-            </w:pPr>
-            <w:r>
-              <w:rPr>
-                <w:b w:val="false"/>
-                <w:bCs w:val="false"/>
-                <w:i w:val="false"/>
-                <w:iCs w:val="false"/>
-                <w:color w:val="17242D"/>
-                <w:rtl w:val="false"/>
-              </w:rPr>
-              <w:t xml:space="preserve"/>
-            </w:r>
-          </w:p>
-        </w:tc>
-      </w:tr>
-      <w:tr>
-        <w:trPr>
-          <w:trHeight w:val="454" w:hRule="atLeast"/>
-        </w:trPr>
-        <w:tc>
-          <w:tcPr>
-            <w:tcW w:type="dxa" w:w="1806"/>
-            <w:shd w:fill="FFFFFF"/>
-          </w:tcPr>
-          <w:p>
-            <w:pPr>
-              <w:bidi w:val="false"/>
-              <w:jc w:val="left"/>
-            </w:pPr>
-            <w:r>
-              <w:rPr>
-                <w:b w:val="false"/>
-                <w:bCs w:val="false"/>
-                <w:i w:val="false"/>
-                <w:iCs w:val="false"/>
-                <w:color w:val="17242D"/>
-                <w:rtl w:val="false"/>
-              </w:rPr>
-              <w:t xml:space="preserve">4</w:t>
-            </w:r>
-          </w:p>
-        </w:tc>
-        <w:tc>
-          <w:tcPr>
-            <w:tcW w:type="dxa" w:w="1805"/>
-            <w:shd w:fill="FFFFFF"/>
-          </w:tcPr>
-          <w:p>
-            <w:pPr>
-              <w:bidi w:val="false"/>
-              <w:jc w:val="left"/>
-            </w:pPr>
-            <w:r>
-              <w:rPr>
-                <w:b w:val="false"/>
-                <w:bCs w:val="false"/>
-                <w:i w:val="false"/>
-                <w:iCs w:val="false"/>
-                <w:color w:val="17242D"/>
-                <w:rtl w:val="false"/>
-              </w:rPr>
-              <w:t xml:space="preserve"/>
-            </w:r>
-          </w:p>
-        </w:tc>
-        <w:tc>
-          <w:tcPr>
-            <w:tcW w:type="dxa" w:w="1805"/>
-            <w:shd w:fill="FFFFFF"/>
-          </w:tcPr>
-          <w:p>
-            <w:pPr>
-              <w:bidi w:val="false"/>
-              <w:jc w:val="left"/>
-            </w:pPr>
-            <w:r>
-              <w:rPr>
-                <w:b w:val="false"/>
-                <w:bCs w:val="false"/>
-                <w:i w:val="false"/>
-                <w:iCs w:val="false"/>
-                <w:color w:val="17242D"/>
-                <w:rtl w:val="false"/>
-              </w:rPr>
-              <w:t xml:space="preserve"/>
-            </w:r>
-          </w:p>
-        </w:tc>
-        <w:tc>
-          <w:tcPr>
-            <w:tcW w:type="dxa" w:w="1805"/>
-            <w:shd w:fill="FFFFFF"/>
-          </w:tcPr>
-          <w:p>
-            <w:pPr>
-              <w:bidi w:val="false"/>
-              <w:jc w:val="left"/>
-            </w:pPr>
-            <w:r>
-              <w:rPr>
-                <w:b w:val="false"/>
-                <w:bCs w:val="false"/>
-                <w:i w:val="false"/>
-                <w:iCs w:val="false"/>
-                <w:color w:val="17242D"/>
-                <w:rtl w:val="false"/>
-              </w:rPr>
-              <w:t xml:space="preserve"/>
-            </w:r>
-          </w:p>
-        </w:tc>
-        <w:tc>
-          <w:tcPr>
-            <w:tcW w:type="dxa" w:w="1805"/>
-            <w:shd w:fill="FFFFFF"/>
-          </w:tcPr>
-          <w:p>
-            <w:pPr>
-              <w:bidi w:val="false"/>
-              <w:jc w:val="left"/>
-            </w:pPr>
-            <w:r>
-              <w:rPr>
-                <w:b w:val="false"/>
-                <w:bCs w:val="false"/>
-                <w:i w:val="false"/>
-                <w:iCs w:val="false"/>
-                <w:color w:val="17242D"/>
-                <w:rtl w:val="false"/>
-              </w:rPr>
-              <w:t xml:space="preserve"/>
-            </w:r>
-          </w:p>
-        </w:tc>
-      </w:tr>
-      <w:tr>
-        <w:trPr>
-          <w:trHeight w:val="454" w:hRule="atLeast"/>
-        </w:trPr>
-        <w:tc>
-          <w:tcPr>
-            <w:tcW w:type="dxa" w:w="1806"/>
-            <w:shd w:fill="FFFFFF"/>
-          </w:tcPr>
-          <w:p>
-            <w:pPr>
-              <w:bidi w:val="false"/>
-              <w:jc w:val="left"/>
-            </w:pPr>
-            <w:r>
-              <w:rPr>
-                <w:b w:val="false"/>
-                <w:bCs w:val="false"/>
-                <w:i w:val="false"/>
-                <w:iCs w:val="false"/>
-                <w:color w:val="17242D"/>
-                <w:rtl w:val="false"/>
-              </w:rPr>
-              <w:t xml:space="preserve">5</w:t>
-            </w:r>
-          </w:p>
-        </w:tc>
-        <w:tc>
-          <w:tcPr>
-            <w:tcW w:type="dxa" w:w="1805"/>
-            <w:shd w:fill="FFFFFF"/>
-          </w:tcPr>
-          <w:p>
-            <w:pPr>
-              <w:bidi w:val="false"/>
-              <w:jc w:val="left"/>
-            </w:pPr>
-            <w:r>
-              <w:rPr>
-                <w:b w:val="false"/>
-                <w:bCs w:val="false"/>
-                <w:i w:val="false"/>
-                <w:iCs w:val="false"/>
-                <w:color w:val="17242D"/>
-                <w:rtl w:val="false"/>
-              </w:rPr>
-              <w:t xml:space="preserve"/>
-            </w:r>
-          </w:p>
-        </w:tc>
-        <w:tc>
-          <w:tcPr>
-            <w:tcW w:type="dxa" w:w="1805"/>
-            <w:shd w:fill="FFFFFF"/>
-          </w:tcPr>
-          <w:p>
-            <w:pPr>
-              <w:bidi w:val="false"/>
-              <w:jc w:val="left"/>
-            </w:pPr>
-            <w:r>
-              <w:rPr>
-                <w:b w:val="false"/>
-                <w:bCs w:val="false"/>
-                <w:i w:val="false"/>
-                <w:iCs w:val="false"/>
-                <w:color w:val="17242D"/>
-                <w:rtl w:val="false"/>
-              </w:rPr>
-              <w:t xml:space="preserve"/>
-            </w:r>
-          </w:p>
-        </w:tc>
-        <w:tc>
-          <w:tcPr>
-            <w:tcW w:type="dxa" w:w="1805"/>
-            <w:shd w:fill="FFFFFF"/>
-          </w:tcPr>
-          <w:p>
-            <w:pPr>
-              <w:bidi w:val="false"/>
-              <w:jc w:val="left"/>
-            </w:pPr>
-            <w:r>
-              <w:rPr>
-                <w:b w:val="false"/>
-                <w:bCs w:val="false"/>
-                <w:i w:val="false"/>
-                <w:iCs w:val="false"/>
-                <w:color w:val="17242D"/>
-                <w:rtl w:val="false"/>
-              </w:rPr>
-              <w:t xml:space="preserve"/>
-            </w:r>
-          </w:p>
-        </w:tc>
-        <w:tc>
-          <w:tcPr>
-            <w:tcW w:type="dxa" w:w="1805"/>
-            <w:shd w:fill="FFFFFF"/>
-          </w:tcPr>
-          <w:p>
-            <w:pPr>
-              <w:bidi w:val="false"/>
-              <w:jc w:val="left"/>
-            </w:pPr>
-            <w:r>
-              <w:rPr>
-                <w:b w:val="false"/>
-                <w:bCs w:val="false"/>
-                <w:i w:val="false"/>
-                <w:iCs w:val="false"/>
-                <w:color w:val="17242D"/>
-                <w:rtl w:val="false"/>
-              </w:rPr>
-              <w:t xml:space="preserve"/>
-            </w:r>
-          </w:p>
-        </w:tc>
-      </w:tr>
-      <w:tr>
-        <w:trPr>
-          <w:trHeight w:val="454" w:hRule="atLeast"/>
-        </w:trPr>
-        <w:tc>
-          <w:tcPr>
-            <w:tcW w:type="dxa" w:w="1806"/>
-            <w:shd w:fill="FFFFFF"/>
-          </w:tcPr>
-          <w:p>
-            <w:pPr>
-              <w:bidi w:val="false"/>
-              <w:jc w:val="left"/>
-            </w:pPr>
-            <w:r>
-              <w:rPr>
-                <w:b w:val="false"/>
-                <w:bCs w:val="false"/>
-                <w:i w:val="false"/>
-                <w:iCs w:val="false"/>
-                <w:color w:val="17242D"/>
-                <w:rtl w:val="false"/>
-              </w:rPr>
-              <w:t xml:space="preserve">6</w:t>
-            </w:r>
-          </w:p>
-        </w:tc>
-        <w:tc>
-          <w:tcPr>
-            <w:tcW w:type="dxa" w:w="1805"/>
-            <w:shd w:fill="FFFFFF"/>
-          </w:tcPr>
-          <w:p>
-            <w:pPr>
-              <w:bidi w:val="false"/>
-              <w:jc w:val="left"/>
-            </w:pPr>
-            <w:r>
-              <w:rPr>
-                <w:b w:val="false"/>
-                <w:bCs w:val="false"/>
-                <w:i w:val="false"/>
-                <w:iCs w:val="false"/>
-                <w:color w:val="17242D"/>
-                <w:rtl w:val="false"/>
-              </w:rPr>
-              <w:t xml:space="preserve"/>
-            </w:r>
-          </w:p>
-        </w:tc>
-        <w:tc>
-          <w:tcPr>
-            <w:tcW w:type="dxa" w:w="1805"/>
-            <w:shd w:fill="FFFFFF"/>
-          </w:tcPr>
-          <w:p>
-            <w:pPr>
-              <w:bidi w:val="false"/>
-              <w:jc w:val="left"/>
-            </w:pPr>
-            <w:r>
-              <w:rPr>
-                <w:b w:val="false"/>
-                <w:bCs w:val="false"/>
-                <w:i w:val="false"/>
-                <w:iCs w:val="false"/>
-                <w:color w:val="17242D"/>
-                <w:rtl w:val="false"/>
-              </w:rPr>
-              <w:t xml:space="preserve"/>
-            </w:r>
-          </w:p>
-        </w:tc>
-        <w:tc>
-          <w:tcPr>
-            <w:tcW w:type="dxa" w:w="1805"/>
-            <w:shd w:fill="FFFFFF"/>
-          </w:tcPr>
-          <w:p>
-            <w:pPr>
-              <w:bidi w:val="false"/>
-              <w:jc w:val="left"/>
-            </w:pPr>
-            <w:r>
-              <w:rPr>
-                <w:b w:val="false"/>
-                <w:bCs w:val="false"/>
-                <w:i w:val="false"/>
-                <w:iCs w:val="false"/>
-                <w:color w:val="17242D"/>
-                <w:rtl w:val="false"/>
-              </w:rPr>
-              <w:t xml:space="preserve"/>
-            </w:r>
-          </w:p>
-        </w:tc>
-        <w:tc>
-          <w:tcPr>
-            <w:tcW w:type="dxa" w:w="1805"/>
-            <w:shd w:fill="FFFFFF"/>
-          </w:tcPr>
-          <w:p>
-            <w:pPr>
-              <w:bidi w:val="false"/>
-              <w:jc w:val="left"/>
-            </w:pPr>
-            <w:r>
-              <w:rPr>
-                <w:b w:val="false"/>
-                <w:bCs w:val="false"/>
-                <w:i w:val="false"/>
-                <w:iCs w:val="false"/>
-                <w:color w:val="17242D"/>
-                <w:rtl w:val="false"/>
-              </w:rPr>
-              <w:t xml:space="preserve"/>
-            </w:r>
-          </w:p>
-        </w:tc>
-      </w:tr>
-    </w:tbl>
-    <w:p>
-      <w:pPr>
-        <w:pStyle w:val="Heading1"/>
-        <w:shd w:fill="F0EAFA"/>
-        <w:bidi w:val="false"/>
-        <w:spacing w:after="100" w:before="200"/>
-        <w:jc w:val="left"/>
-      </w:pPr>
-      <w:r>
-        <w:rPr>
-          <w:b/>
-          <w:bCs/>
-          <w:color w:val="4E356F"/>
-          <w:rtl w:val="false"/>
-        </w:rPr>
-        <w:t xml:space="preserve">3. Review for truth and clarity</w:t>
-      </w:r>
-    </w:p>
-    <w:p>
-      <w:pPr>
-        <w:bidi w:val="false"/>
-        <w:jc w:val="left"/>
-      </w:pPr>
-      <w:r>
-        <w:rPr>
-          <w:b w:val="false"/>
-          <w:bCs w:val="false"/>
-          <w:color w:val="17242D"/>
-          <w:rtl w:val="false"/>
-        </w:rPr>
-        <w:t xml:space="preserve">Go through the story item by item and ask what a viewer might wrongly conclude. A generated image that is not labelled is not decoration — it is a claim.</w:t>
-      </w:r>
-    </w:p>
-    <w:tbl>
-      <w:tblPr>
-        <w:bidiVisual w:val="false"/>
-        <w:tblW w:type="dxa" w:w="9026"/>
-        <w:tblBorders>
-          <w:top w:val="single" w:color="auto" w:sz="4"/>
-          <w:left w:val="single" w:color="auto" w:sz="4"/>
-          <w:bottom w:val="single" w:color="auto" w:sz="4"/>
-          <w:right w:val="single" w:color="auto" w:sz="4"/>
-          <w:insideH w:val="single" w:color="auto" w:sz="4"/>
-          <w:insideV w:val="single" w:color="auto" w:sz="4"/>
-        </w:tblBorders>
-        <w:tblLayout w:type="fixed"/>
-      </w:tblPr>
-      <w:tblGrid>
-        <w:gridCol w:w="2258"/>
-        <w:gridCol w:w="2256"/>
-        <w:gridCol w:w="2256"/>
-        <w:gridCol w:w="2256"/>
-      </w:tblGrid>
-      <w:tr>
-        <w:tc>
-          <w:tcPr>
-            <w:tcW w:type="dxa" w:w="2258"/>
-            <w:shd w:fill="4E356F"/>
-          </w:tcPr>
-          <w:p>
-            <w:pPr>
-              <w:bidi w:val="false"/>
-              <w:jc w:val="left"/>
-            </w:pPr>
-            <w:r>
-              <w:rPr>
-                <w:b/>
-                <w:bCs/>
-                <w:i w:val="false"/>
-                <w:iCs w:val="false"/>
-                <w:color w:val="FFFFFF"/>
-                <w:rtl w:val="false"/>
-              </w:rPr>
-              <w:t xml:space="preserve">Item in the story</w:t>
-            </w:r>
-          </w:p>
-        </w:tc>
-        <w:tc>
-          <w:tcPr>
-            <w:tcW w:type="dxa" w:w="2256"/>
-            <w:shd w:fill="4E356F"/>
-          </w:tcPr>
-          <w:p>
-            <w:pPr>
-              <w:bidi w:val="false"/>
-              <w:jc w:val="left"/>
-            </w:pPr>
-            <w:r>
-              <w:rPr>
-                <w:b/>
-                <w:bCs/>
-                <w:i w:val="false"/>
-                <w:iCs w:val="false"/>
-                <w:color w:val="FFFFFF"/>
-                <w:rtl w:val="false"/>
-              </w:rPr>
-              <w:t xml:space="preserve">Original, edited, or generated?</w:t>
-            </w:r>
-          </w:p>
-        </w:tc>
-        <w:tc>
-          <w:tcPr>
-            <w:tcW w:type="dxa" w:w="2256"/>
-            <w:shd w:fill="4E356F"/>
-          </w:tcPr>
-          <w:p>
-            <w:pPr>
-              <w:bidi w:val="false"/>
-              <w:jc w:val="left"/>
-            </w:pPr>
-            <w:r>
-              <w:rPr>
-                <w:b/>
-                <w:bCs/>
-                <w:i w:val="false"/>
-                <w:iCs w:val="false"/>
-                <w:color w:val="FFFFFF"/>
-                <w:rtl w:val="false"/>
-              </w:rPr>
-              <w:t xml:space="preserve">What a viewer might wrongly think</w:t>
-            </w:r>
-          </w:p>
-        </w:tc>
-        <w:tc>
-          <w:tcPr>
-            <w:tcW w:type="dxa" w:w="2256"/>
-            <w:shd w:fill="4E356F"/>
-          </w:tcPr>
-          <w:p>
-            <w:pPr>
-              <w:bidi w:val="false"/>
-              <w:jc w:val="left"/>
-            </w:pPr>
-            <w:r>
-              <w:rPr>
-                <w:b/>
-                <w:bCs/>
-                <w:i w:val="false"/>
-                <w:iCs w:val="false"/>
-                <w:color w:val="FFFFFF"/>
-                <w:rtl w:val="false"/>
-              </w:rPr>
-              <w:t xml:space="preserve">What I added to prevent that</w:t>
-            </w:r>
-          </w:p>
-        </w:tc>
-      </w:tr>
-      <w:tr>
-        <w:trPr>
-          <w:trHeight w:val="454" w:hRule="atLeast"/>
-        </w:trPr>
-        <w:tc>
-          <w:tcPr>
-            <w:tcW w:type="dxa" w:w="2258"/>
-            <w:shd w:fill="F1F3F6"/>
-          </w:tcPr>
-          <w:p>
-            <w:pPr>
-              <w:bidi w:val="false"/>
-              <w:jc w:val="left"/>
-            </w:pPr>
-            <w:r>
-              <w:rPr>
-                <w:b w:val="false"/>
-                <w:bCs w:val="false"/>
-                <w:i/>
-                <w:iCs/>
-                <w:color w:val="55606E"/>
-                <w:rtl w:val="false"/>
-              </w:rPr>
-              <w:t xml:space="preserve">Example: the neighbourhood background image</w:t>
-            </w:r>
-          </w:p>
-        </w:tc>
-        <w:tc>
-          <w:tcPr>
-            <w:tcW w:type="dxa" w:w="2256"/>
-            <w:shd w:fill="F1F3F6"/>
-          </w:tcPr>
-          <w:p>
-            <w:pPr>
-              <w:bidi w:val="false"/>
-              <w:jc w:val="left"/>
-            </w:pPr>
-            <w:r>
-              <w:rPr>
-                <w:b w:val="false"/>
-                <w:bCs w:val="false"/>
-                <w:i/>
-                <w:iCs/>
-                <w:color w:val="55606E"/>
-                <w:rtl w:val="false"/>
-              </w:rPr>
-              <w:t xml:space="preserve">AI generated</w:t>
-            </w:r>
-          </w:p>
-        </w:tc>
-        <w:tc>
-          <w:tcPr>
-            <w:tcW w:type="dxa" w:w="2256"/>
-            <w:shd w:fill="F1F3F6"/>
-          </w:tcPr>
-          <w:p>
-            <w:pPr>
-              <w:bidi w:val="false"/>
-              <w:jc w:val="left"/>
-            </w:pPr>
-            <w:r>
-              <w:rPr>
-                <w:b w:val="false"/>
-                <w:bCs w:val="false"/>
-                <w:i/>
-                <w:iCs/>
-                <w:color w:val="55606E"/>
-                <w:rtl w:val="false"/>
-              </w:rPr>
-              <w:t xml:space="preserve">That it is a real photograph of the street the story is about</w:t>
-            </w:r>
-          </w:p>
-        </w:tc>
-        <w:tc>
-          <w:tcPr>
-            <w:tcW w:type="dxa" w:w="2256"/>
-            <w:shd w:fill="F1F3F6"/>
-          </w:tcPr>
-          <w:p>
-            <w:pPr>
-              <w:bidi w:val="false"/>
-              <w:jc w:val="left"/>
-            </w:pPr>
-            <w:r>
-              <w:rPr>
-                <w:b w:val="false"/>
-                <w:bCs w:val="false"/>
-                <w:i/>
-                <w:iCs/>
-                <w:color w:val="55606E"/>
-                <w:rtl w:val="false"/>
-              </w:rPr>
-              <w:t xml:space="preserve">A “illustration, not a photograph” caption and alt text saying the same</w:t>
-            </w:r>
-          </w:p>
-        </w:tc>
-      </w:tr>
-      <w:tr>
-        <w:trPr>
-          <w:trHeight w:val="454" w:hRule="atLeast"/>
-        </w:trPr>
-        <w:tc>
-          <w:tcPr>
-            <w:tcW w:type="dxa" w:w="2258"/>
-            <w:shd w:fill="FFFFFF"/>
-          </w:tcPr>
-          <w:p>
-            <w:pPr>
-              <w:bidi w:val="false"/>
-              <w:jc w:val="left"/>
-            </w:pPr>
-            <w:r>
-              <w:rPr>
-                <w:b w:val="false"/>
-                <w:bCs w:val="false"/>
-                <w:i w:val="false"/>
-                <w:iCs w:val="false"/>
-                <w:color w:val="17242D"/>
-                <w:rtl w:val="false"/>
-              </w:rPr>
-              <w:t xml:space="preserve"/>
-            </w:r>
-          </w:p>
-        </w:tc>
-        <w:tc>
-          <w:tcPr>
-            <w:tcW w:type="dxa" w:w="2256"/>
-            <w:shd w:fill="FFFFFF"/>
-          </w:tcPr>
-          <w:p>
-            <w:pPr>
-              <w:bidi w:val="false"/>
-              <w:jc w:val="left"/>
-            </w:pPr>
-            <w:r>
-              <w:rPr>
-                <w:b w:val="false"/>
-                <w:bCs w:val="false"/>
-                <w:i w:val="false"/>
-                <w:iCs w:val="false"/>
-                <w:color w:val="17242D"/>
-                <w:rtl w:val="false"/>
-              </w:rPr>
-              <w:t xml:space="preserve"/>
-            </w:r>
-          </w:p>
-        </w:tc>
-        <w:tc>
-          <w:tcPr>
-            <w:tcW w:type="dxa" w:w="2256"/>
-            <w:shd w:fill="FFFFFF"/>
-          </w:tcPr>
-          <w:p>
-            <w:pPr>
-              <w:bidi w:val="false"/>
-              <w:jc w:val="left"/>
-            </w:pPr>
-            <w:r>
-              <w:rPr>
-                <w:b w:val="false"/>
-                <w:bCs w:val="false"/>
-                <w:i w:val="false"/>
-                <w:iCs w:val="false"/>
-                <w:color w:val="17242D"/>
-                <w:rtl w:val="false"/>
-              </w:rPr>
-              <w:t xml:space="preserve"/>
-            </w:r>
-          </w:p>
-        </w:tc>
-        <w:tc>
-          <w:tcPr>
-            <w:tcW w:type="dxa" w:w="2256"/>
-            <w:shd w:fill="FFFFFF"/>
-          </w:tcPr>
-          <w:p>
-            <w:pPr>
-              <w:bidi w:val="false"/>
-              <w:jc w:val="left"/>
-            </w:pPr>
-            <w:r>
-              <w:rPr>
-                <w:b w:val="false"/>
-                <w:bCs w:val="false"/>
-                <w:i w:val="false"/>
-                <w:iCs w:val="false"/>
-                <w:color w:val="17242D"/>
-                <w:rtl w:val="false"/>
-              </w:rPr>
-              <w:t xml:space="preserve"/>
-            </w:r>
-          </w:p>
-        </w:tc>
-      </w:tr>
-      <w:tr>
-        <w:trPr>
-          <w:trHeight w:val="454" w:hRule="atLeast"/>
-        </w:trPr>
-        <w:tc>
-          <w:tcPr>
-            <w:tcW w:type="dxa" w:w="2258"/>
-            <w:shd w:fill="FFFFFF"/>
-          </w:tcPr>
-          <w:p>
-            <w:pPr>
-              <w:bidi w:val="false"/>
-              <w:jc w:val="left"/>
-            </w:pPr>
-            <w:r>
-              <w:rPr>
-                <w:b w:val="false"/>
-                <w:bCs w:val="false"/>
-                <w:i w:val="false"/>
-                <w:iCs w:val="false"/>
-                <w:color w:val="17242D"/>
-                <w:rtl w:val="false"/>
-              </w:rPr>
-              <w:t xml:space="preserve"/>
-            </w:r>
-          </w:p>
-        </w:tc>
-        <w:tc>
-          <w:tcPr>
-            <w:tcW w:type="dxa" w:w="2256"/>
-            <w:shd w:fill="FFFFFF"/>
-          </w:tcPr>
-          <w:p>
-            <w:pPr>
-              <w:bidi w:val="false"/>
-              <w:jc w:val="left"/>
-            </w:pPr>
-            <w:r>
-              <w:rPr>
-                <w:b w:val="false"/>
-                <w:bCs w:val="false"/>
-                <w:i w:val="false"/>
-                <w:iCs w:val="false"/>
-                <w:color w:val="17242D"/>
-                <w:rtl w:val="false"/>
-              </w:rPr>
-              <w:t xml:space="preserve"/>
-            </w:r>
-          </w:p>
-        </w:tc>
-        <w:tc>
-          <w:tcPr>
-            <w:tcW w:type="dxa" w:w="2256"/>
-            <w:shd w:fill="FFFFFF"/>
-          </w:tcPr>
-          <w:p>
-            <w:pPr>
-              <w:bidi w:val="false"/>
-              <w:jc w:val="left"/>
-            </w:pPr>
-            <w:r>
-              <w:rPr>
-                <w:b w:val="false"/>
-                <w:bCs w:val="false"/>
-                <w:i w:val="false"/>
-                <w:iCs w:val="false"/>
-                <w:color w:val="17242D"/>
-                <w:rtl w:val="false"/>
-              </w:rPr>
-              <w:t xml:space="preserve"/>
-            </w:r>
-          </w:p>
-        </w:tc>
-        <w:tc>
-          <w:tcPr>
-            <w:tcW w:type="dxa" w:w="2256"/>
-            <w:shd w:fill="FFFFFF"/>
-          </w:tcPr>
-          <w:p>
-            <w:pPr>
-              <w:bidi w:val="false"/>
-              <w:jc w:val="left"/>
-            </w:pPr>
-            <w:r>
-              <w:rPr>
-                <w:b w:val="false"/>
-                <w:bCs w:val="false"/>
-                <w:i w:val="false"/>
-                <w:iCs w:val="false"/>
-                <w:color w:val="17242D"/>
-                <w:rtl w:val="false"/>
-              </w:rPr>
-              <w:t xml:space="preserve"/>
-            </w:r>
-          </w:p>
-        </w:tc>
-      </w:tr>
-      <w:tr>
-        <w:trPr>
-          <w:trHeight w:val="454" w:hRule="atLeast"/>
-        </w:trPr>
-        <w:tc>
-          <w:tcPr>
-            <w:tcW w:type="dxa" w:w="2258"/>
-            <w:shd w:fill="FFFFFF"/>
-          </w:tcPr>
-          <w:p>
-            <w:pPr>
-              <w:bidi w:val="false"/>
-              <w:jc w:val="left"/>
-            </w:pPr>
-            <w:r>
-              <w:rPr>
-                <w:b w:val="false"/>
-                <w:bCs w:val="false"/>
-                <w:i w:val="false"/>
-                <w:iCs w:val="false"/>
-                <w:color w:val="17242D"/>
-                <w:rtl w:val="false"/>
-              </w:rPr>
-              <w:t xml:space="preserve"/>
-            </w:r>
-          </w:p>
-        </w:tc>
-        <w:tc>
-          <w:tcPr>
-            <w:tcW w:type="dxa" w:w="2256"/>
-            <w:shd w:fill="FFFFFF"/>
-          </w:tcPr>
-          <w:p>
-            <w:pPr>
-              <w:bidi w:val="false"/>
-              <w:jc w:val="left"/>
-            </w:pPr>
-            <w:r>
-              <w:rPr>
-                <w:b w:val="false"/>
-                <w:bCs w:val="false"/>
-                <w:i w:val="false"/>
-                <w:iCs w:val="false"/>
-                <w:color w:val="17242D"/>
-                <w:rtl w:val="false"/>
-              </w:rPr>
-              <w:t xml:space="preserve"/>
-            </w:r>
-          </w:p>
-        </w:tc>
-        <w:tc>
-          <w:tcPr>
-            <w:tcW w:type="dxa" w:w="2256"/>
-            <w:shd w:fill="FFFFFF"/>
-          </w:tcPr>
-          <w:p>
-            <w:pPr>
-              <w:bidi w:val="false"/>
-              <w:jc w:val="left"/>
-            </w:pPr>
-            <w:r>
-              <w:rPr>
-                <w:b w:val="false"/>
-                <w:bCs w:val="false"/>
-                <w:i w:val="false"/>
-                <w:iCs w:val="false"/>
-                <w:color w:val="17242D"/>
-                <w:rtl w:val="false"/>
-              </w:rPr>
-              <w:t xml:space="preserve"/>
-            </w:r>
-          </w:p>
-        </w:tc>
-        <w:tc>
-          <w:tcPr>
-            <w:tcW w:type="dxa" w:w="2256"/>
             <w:shd w:fill="FFFFFF"/>
           </w:tcPr>
           <w:p>
@@ -22150,7 +21743,7 @@
           <w:color w:val="17242D"/>
           <w:rtl w:val="false"/>
         </w:rPr>
-        <w:t xml:space="preserve">Make a short visual story whose audience can tell what is real, what was edited, and what a machine made.</w:t>
+        <w:t xml:space="preserve">Carry one idea through the whole pipeline — a generated image, a fix, an animated clip of your own image, a second clip generated from text alone, a narration, and a deck assembled two ways — labelling every generated piece as you go.</w:t>
       </w:r>
     </w:p>
     <w:p>
@@ -22183,7 +21776,7 @@
           <w:color w:val="17242D"/>
           <w:rtl w:val="false"/>
         </w:rPr>
-        <w:t xml:space="preserve">1. Decide the audience, main message, source assets, and permissions (for example: a neighbourhood group, a club, your family, a class).</w:t>
+        <w:t xml:space="preserve">1. Pick one subject and audience, and write what the piece must say (for example: a product idea, a family announcement, a short lesson).</w:t>
       </w:r>
     </w:p>
     <w:p>
@@ -22198,7 +21791,7 @@
           <w:color w:val="17242D"/>
           <w:rtl w:val="false"/>
         </w:rPr>
-        <w:t xml:space="preserve">2. Fill in the storyboard with captions and accessibility notes.</w:t>
+        <w:t xml:space="preserve">2. Generate an image and fix it in Gemini (or compare it against ChatGPT), animate it and generate a second clip from text alone in Gemini, narrate it in Google AI Studio, then assemble the deck in Claude and Canva — logging the tool, prompt, and result at each stage.</w:t>
       </w:r>
     </w:p>
     <w:p>
@@ -22213,7 +21806,7 @@
           <w:color w:val="17242D"/>
           <w:rtl w:val="false"/>
         </w:rPr>
-        <w:t xml:space="preserve">3. Fact-check one claim that would matter if it were wrong, and add every label the audience needs.</w:t>
+        <w:t xml:space="preserve">3. Compare at least two tools at the generate and fix stages, then label every generated piece before you show it to anyone.</w:t>
       </w:r>
     </w:p>
     <w:p>
@@ -22354,7 +21947,7 @@
                 <w:color w:val="17242D"/>
                 <w:rtl w:val="false"/>
               </w:rPr>
-              <w:t xml:space="preserve">Create a short storyboard with sources and labels.</w:t>
+              <w:t xml:space="preserve">Complete the full six-stage chain — image, fix, animation, text-to-clip, narration, assembled deck — with every generated piece labelled.</w:t>
             </w:r>
           </w:p>
         </w:tc>
@@ -22402,7 +21995,7 @@
                 <w:color w:val="17242D"/>
                 <w:rtl w:val="false"/>
               </w:rPr>
-              <w:t xml:space="preserve">Produce the visual story with accessibility notes and fact checks (for example: alternative text on every image, and a visible "AI-generated illustration" label).</w:t>
+              <w:t xml:space="preserve">Add a tool comparison at the generate and fix stages (stages 1–2), and a working narration synced to the deck.</w:t>
             </w:r>
           </w:p>
         </w:tc>
@@ -22450,7 +22043,7 @@
                 <w:color w:val="17242D"/>
                 <w:rtl w:val="false"/>
               </w:rPr>
-              <w:t xml:space="preserve">Show it to a member of the intended audience and revise for clarity or trust.</w:t>
+              <w:t xml:space="preserve">Show the finished deck to someone from the intended audience, and revise it from what they tell you.</w:t>
             </w:r>
           </w:p>
         </w:tc>
@@ -22610,7 +22203,7 @@
                 <w:color w:val="55606E"/>
                 <w:rtl w:val="false"/>
               </w:rPr>
-              <w:t xml:space="preserve">The video about the running route</w:t>
+              <w:t xml:space="preserve">The morning-walk deck for my family</w:t>
             </w:r>
           </w:p>
         </w:tc>
@@ -22633,7 +22226,7 @@
                 <w:color w:val="55606E"/>
                 <w:rtl w:val="false"/>
               </w:rPr>
-              <w:t xml:space="preserve">Before Friday's run</w:t>
+              <w:t xml:space="preserve">Before the weekend</w:t>
             </w:r>
           </w:p>
         </w:tc>
@@ -22728,7 +22321,7 @@
           <w:color w:val="4E356F"/>
           <w:rtl w:val="false"/>
         </w:rPr>
-        <w:t xml:space="preserve">Storyboard, for the real story</w:t>
+        <w:t xml:space="preserve">Stage log, for the real piece</w:t>
       </w:r>
     </w:p>
     <w:tbl>
@@ -22746,16 +22339,17 @@
         <w:tblLayout w:type="fixed"/>
       </w:tblPr>
       <w:tblGrid>
-        <w:gridCol w:w="1806"/>
-        <w:gridCol w:w="1805"/>
-        <w:gridCol w:w="1805"/>
-        <w:gridCol w:w="1805"/>
-        <w:gridCol w:w="1805"/>
+        <w:gridCol w:w="1506"/>
+        <w:gridCol w:w="1504"/>
+        <w:gridCol w:w="1504"/>
+        <w:gridCol w:w="1504"/>
+        <w:gridCol w:w="1504"/>
+        <w:gridCol w:w="1504"/>
       </w:tblGrid>
       <w:tr>
         <w:tc>
           <w:tcPr>
-            <w:tcW w:type="dxa" w:w="1806"/>
+            <w:tcW w:type="dxa" w:w="1506"/>
             <w:shd w:fill="4E356F"/>
           </w:tcPr>
           <w:p>
@@ -22772,13 +22366,13 @@
                 <w:color w:val="FFFFFF"/>
                 <w:rtl w:val="false"/>
               </w:rPr>
-              <w:t xml:space="preserve">Frame</w:t>
-            </w:r>
-          </w:p>
-        </w:tc>
-        <w:tc>
-          <w:tcPr>
-            <w:tcW w:type="dxa" w:w="1805"/>
+              <w:t xml:space="preserve">Stage</w:t>
+            </w:r>
+          </w:p>
+        </w:tc>
+        <w:tc>
+          <w:tcPr>
+            <w:tcW w:type="dxa" w:w="1504"/>
             <w:shd w:fill="4E356F"/>
           </w:tcPr>
           <w:p>
@@ -22795,13 +22389,13 @@
                 <w:color w:val="FFFFFF"/>
                 <w:rtl w:val="false"/>
               </w:rPr>
-              <w:t xml:space="preserve">What the audience sees</w:t>
-            </w:r>
-          </w:p>
-        </w:tc>
-        <w:tc>
-          <w:tcPr>
-            <w:tcW w:type="dxa" w:w="1805"/>
+              <w:t xml:space="preserve">Tool</w:t>
+            </w:r>
+          </w:p>
+        </w:tc>
+        <w:tc>
+          <w:tcPr>
+            <w:tcW w:type="dxa" w:w="1504"/>
             <w:shd w:fill="4E356F"/>
           </w:tcPr>
           <w:p>
@@ -22818,13 +22412,13 @@
                 <w:color w:val="FFFFFF"/>
                 <w:rtl w:val="false"/>
               </w:rPr>
-              <w:t xml:space="preserve">Caption / voice</w:t>
-            </w:r>
-          </w:p>
-        </w:tc>
-        <w:tc>
-          <w:tcPr>
-            <w:tcW w:type="dxa" w:w="1805"/>
+              <w:t xml:space="preserve">Prompt or setting</w:t>
+            </w:r>
+          </w:p>
+        </w:tc>
+        <w:tc>
+          <w:tcPr>
+            <w:tcW w:type="dxa" w:w="1504"/>
             <w:shd w:fill="4E356F"/>
           </w:tcPr>
           <w:p>
@@ -22841,13 +22435,13 @@
                 <w:color w:val="FFFFFF"/>
                 <w:rtl w:val="false"/>
               </w:rPr>
-              <w:t xml:space="preserve">Accessibility note</w:t>
-            </w:r>
-          </w:p>
-        </w:tc>
-        <w:tc>
-          <w:tcPr>
-            <w:tcW w:type="dxa" w:w="1805"/>
+              <w:t xml:space="preserve">What came back</w:t>
+            </w:r>
+          </w:p>
+        </w:tc>
+        <w:tc>
+          <w:tcPr>
+            <w:tcW w:type="dxa" w:w="1504"/>
             <w:shd w:fill="4E356F"/>
           </w:tcPr>
           <w:p>
@@ -22864,7 +22458,30 @@
                 <w:color w:val="FFFFFF"/>
                 <w:rtl w:val="false"/>
               </w:rPr>
-              <w:t xml:space="preserve">Label needed?</w:t>
+              <w:t xml:space="preserve">What I fixed</w:t>
+            </w:r>
+          </w:p>
+        </w:tc>
+        <w:tc>
+          <w:tcPr>
+            <w:tcW w:type="dxa" w:w="1504"/>
+            <w:shd w:fill="4E356F"/>
+          </w:tcPr>
+          <w:p>
+            <w:pPr>
+              <w:bidi w:val="false"/>
+              <w:jc w:val="left"/>
+            </w:pPr>
+            <w:r>
+              <w:rPr>
+                <w:b/>
+                <w:bCs/>
+                <w:i w:val="false"/>
+                <w:iCs w:val="false"/>
+                <w:color w:val="FFFFFF"/>
+                <w:rtl w:val="false"/>
+              </w:rPr>
+              <w:t xml:space="preserve">Labelled?</w:t>
             </w:r>
           </w:p>
         </w:tc>
@@ -22875,99 +22492,122 @@
         </w:trPr>
         <w:tc>
           <w:tcPr>
-            <w:tcW w:type="dxa" w:w="1806"/>
-            <w:shd w:fill="FFFFFF"/>
-          </w:tcPr>
-          <w:p>
-            <w:pPr>
-              <w:bidi w:val="false"/>
-              <w:jc w:val="left"/>
-            </w:pPr>
-            <w:r>
-              <w:rPr>
-                <w:b w:val="false"/>
-                <w:bCs w:val="false"/>
-                <w:i w:val="false"/>
-                <w:iCs w:val="false"/>
-                <w:color w:val="17242D"/>
-                <w:rtl w:val="false"/>
-              </w:rPr>
-              <w:t xml:space="preserve">1</w:t>
-            </w:r>
-          </w:p>
-        </w:tc>
-        <w:tc>
-          <w:tcPr>
-            <w:tcW w:type="dxa" w:w="1805"/>
-            <w:shd w:fill="FFFFFF"/>
-          </w:tcPr>
-          <w:p>
-            <w:pPr>
-              <w:bidi w:val="false"/>
-              <w:jc w:val="left"/>
-            </w:pPr>
-            <w:r>
-              <w:rPr>
-                <w:b w:val="false"/>
-                <w:bCs w:val="false"/>
-                <w:i w:val="false"/>
-                <w:iCs w:val="false"/>
-                <w:color w:val="17242D"/>
-                <w:rtl w:val="false"/>
-              </w:rPr>
-              <w:t xml:space="preserve"/>
-            </w:r>
-          </w:p>
-        </w:tc>
-        <w:tc>
-          <w:tcPr>
-            <w:tcW w:type="dxa" w:w="1805"/>
-            <w:shd w:fill="FFFFFF"/>
-          </w:tcPr>
-          <w:p>
-            <w:pPr>
-              <w:bidi w:val="false"/>
-              <w:jc w:val="left"/>
-            </w:pPr>
-            <w:r>
-              <w:rPr>
-                <w:b w:val="false"/>
-                <w:bCs w:val="false"/>
-                <w:i w:val="false"/>
-                <w:iCs w:val="false"/>
-                <w:color w:val="17242D"/>
-                <w:rtl w:val="false"/>
-              </w:rPr>
-              <w:t xml:space="preserve"/>
-            </w:r>
-          </w:p>
-        </w:tc>
-        <w:tc>
-          <w:tcPr>
-            <w:tcW w:type="dxa" w:w="1805"/>
-            <w:shd w:fill="FFFFFF"/>
-          </w:tcPr>
-          <w:p>
-            <w:pPr>
-              <w:bidi w:val="false"/>
-              <w:jc w:val="left"/>
-            </w:pPr>
-            <w:r>
-              <w:rPr>
-                <w:b w:val="false"/>
-                <w:bCs w:val="false"/>
-                <w:i w:val="false"/>
-                <w:iCs w:val="false"/>
-                <w:color w:val="17242D"/>
-                <w:rtl w:val="false"/>
-              </w:rPr>
-              <w:t xml:space="preserve"/>
-            </w:r>
-          </w:p>
-        </w:tc>
-        <w:tc>
-          <w:tcPr>
-            <w:tcW w:type="dxa" w:w="1805"/>
+            <w:tcW w:type="dxa" w:w="1506"/>
+            <w:shd w:fill="FFFFFF"/>
+          </w:tcPr>
+          <w:p>
+            <w:pPr>
+              <w:bidi w:val="false"/>
+              <w:jc w:val="left"/>
+            </w:pPr>
+            <w:r>
+              <w:rPr>
+                <w:b w:val="false"/>
+                <w:bCs w:val="false"/>
+                <w:i w:val="false"/>
+                <w:iCs w:val="false"/>
+                <w:color w:val="17242D"/>
+                <w:rtl w:val="false"/>
+              </w:rPr>
+              <w:t xml:space="preserve">1 Generate</w:t>
+            </w:r>
+          </w:p>
+        </w:tc>
+        <w:tc>
+          <w:tcPr>
+            <w:tcW w:type="dxa" w:w="1504"/>
+            <w:shd w:fill="FFFFFF"/>
+          </w:tcPr>
+          <w:p>
+            <w:pPr>
+              <w:bidi w:val="false"/>
+              <w:jc w:val="left"/>
+            </w:pPr>
+            <w:r>
+              <w:rPr>
+                <w:b w:val="false"/>
+                <w:bCs w:val="false"/>
+                <w:i w:val="false"/>
+                <w:iCs w:val="false"/>
+                <w:color w:val="17242D"/>
+                <w:rtl w:val="false"/>
+              </w:rPr>
+              <w:t xml:space="preserve"/>
+            </w:r>
+          </w:p>
+        </w:tc>
+        <w:tc>
+          <w:tcPr>
+            <w:tcW w:type="dxa" w:w="1504"/>
+            <w:shd w:fill="FFFFFF"/>
+          </w:tcPr>
+          <w:p>
+            <w:pPr>
+              <w:bidi w:val="false"/>
+              <w:jc w:val="left"/>
+            </w:pPr>
+            <w:r>
+              <w:rPr>
+                <w:b w:val="false"/>
+                <w:bCs w:val="false"/>
+                <w:i w:val="false"/>
+                <w:iCs w:val="false"/>
+                <w:color w:val="17242D"/>
+                <w:rtl w:val="false"/>
+              </w:rPr>
+              <w:t xml:space="preserve"/>
+            </w:r>
+          </w:p>
+        </w:tc>
+        <w:tc>
+          <w:tcPr>
+            <w:tcW w:type="dxa" w:w="1504"/>
+            <w:shd w:fill="FFFFFF"/>
+          </w:tcPr>
+          <w:p>
+            <w:pPr>
+              <w:bidi w:val="false"/>
+              <w:jc w:val="left"/>
+            </w:pPr>
+            <w:r>
+              <w:rPr>
+                <w:b w:val="false"/>
+                <w:bCs w:val="false"/>
+                <w:i w:val="false"/>
+                <w:iCs w:val="false"/>
+                <w:color w:val="17242D"/>
+                <w:rtl w:val="false"/>
+              </w:rPr>
+              <w:t xml:space="preserve"/>
+            </w:r>
+          </w:p>
+        </w:tc>
+        <w:tc>
+          <w:tcPr>
+            <w:tcW w:type="dxa" w:w="1504"/>
+            <w:shd w:fill="FFFFFF"/>
+          </w:tcPr>
+          <w:p>
+            <w:pPr>
+              <w:bidi w:val="false"/>
+              <w:jc w:val="left"/>
+            </w:pPr>
+            <w:r>
+              <w:rPr>
+                <w:b w:val="false"/>
+                <w:bCs w:val="false"/>
+                <w:i w:val="false"/>
+                <w:iCs w:val="false"/>
+                <w:color w:val="17242D"/>
+                <w:rtl w:val="false"/>
+              </w:rPr>
+              <w:t xml:space="preserve"/>
+            </w:r>
+          </w:p>
+        </w:tc>
+        <w:tc>
+          <w:tcPr>
+            <w:tcW w:type="dxa" w:w="1504"/>
             <w:shd w:fill="FFFFFF"/>
           </w:tcPr>
           <w:p>
@@ -22995,99 +22635,122 @@
         </w:trPr>
         <w:tc>
           <w:tcPr>
-            <w:tcW w:type="dxa" w:w="1806"/>
-            <w:shd w:fill="FFFFFF"/>
-          </w:tcPr>
-          <w:p>
-            <w:pPr>
-              <w:bidi w:val="false"/>
-              <w:jc w:val="left"/>
-            </w:pPr>
-            <w:r>
-              <w:rPr>
-                <w:b w:val="false"/>
-                <w:bCs w:val="false"/>
-                <w:i w:val="false"/>
-                <w:iCs w:val="false"/>
-                <w:color w:val="17242D"/>
-                <w:rtl w:val="false"/>
-              </w:rPr>
-              <w:t xml:space="preserve">2</w:t>
-            </w:r>
-          </w:p>
-        </w:tc>
-        <w:tc>
-          <w:tcPr>
-            <w:tcW w:type="dxa" w:w="1805"/>
-            <w:shd w:fill="FFFFFF"/>
-          </w:tcPr>
-          <w:p>
-            <w:pPr>
-              <w:bidi w:val="false"/>
-              <w:jc w:val="left"/>
-            </w:pPr>
-            <w:r>
-              <w:rPr>
-                <w:b w:val="false"/>
-                <w:bCs w:val="false"/>
-                <w:i w:val="false"/>
-                <w:iCs w:val="false"/>
-                <w:color w:val="17242D"/>
-                <w:rtl w:val="false"/>
-              </w:rPr>
-              <w:t xml:space="preserve"/>
-            </w:r>
-          </w:p>
-        </w:tc>
-        <w:tc>
-          <w:tcPr>
-            <w:tcW w:type="dxa" w:w="1805"/>
-            <w:shd w:fill="FFFFFF"/>
-          </w:tcPr>
-          <w:p>
-            <w:pPr>
-              <w:bidi w:val="false"/>
-              <w:jc w:val="left"/>
-            </w:pPr>
-            <w:r>
-              <w:rPr>
-                <w:b w:val="false"/>
-                <w:bCs w:val="false"/>
-                <w:i w:val="false"/>
-                <w:iCs w:val="false"/>
-                <w:color w:val="17242D"/>
-                <w:rtl w:val="false"/>
-              </w:rPr>
-              <w:t xml:space="preserve"/>
-            </w:r>
-          </w:p>
-        </w:tc>
-        <w:tc>
-          <w:tcPr>
-            <w:tcW w:type="dxa" w:w="1805"/>
-            <w:shd w:fill="FFFFFF"/>
-          </w:tcPr>
-          <w:p>
-            <w:pPr>
-              <w:bidi w:val="false"/>
-              <w:jc w:val="left"/>
-            </w:pPr>
-            <w:r>
-              <w:rPr>
-                <w:b w:val="false"/>
-                <w:bCs w:val="false"/>
-                <w:i w:val="false"/>
-                <w:iCs w:val="false"/>
-                <w:color w:val="17242D"/>
-                <w:rtl w:val="false"/>
-              </w:rPr>
-              <w:t xml:space="preserve"/>
-            </w:r>
-          </w:p>
-        </w:tc>
-        <w:tc>
-          <w:tcPr>
-            <w:tcW w:type="dxa" w:w="1805"/>
+            <w:tcW w:type="dxa" w:w="1506"/>
+            <w:shd w:fill="FFFFFF"/>
+          </w:tcPr>
+          <w:p>
+            <w:pPr>
+              <w:bidi w:val="false"/>
+              <w:jc w:val="left"/>
+            </w:pPr>
+            <w:r>
+              <w:rPr>
+                <w:b w:val="false"/>
+                <w:bCs w:val="false"/>
+                <w:i w:val="false"/>
+                <w:iCs w:val="false"/>
+                <w:color w:val="17242D"/>
+                <w:rtl w:val="false"/>
+              </w:rPr>
+              <w:t xml:space="preserve">2 Fix</w:t>
+            </w:r>
+          </w:p>
+        </w:tc>
+        <w:tc>
+          <w:tcPr>
+            <w:tcW w:type="dxa" w:w="1504"/>
+            <w:shd w:fill="FFFFFF"/>
+          </w:tcPr>
+          <w:p>
+            <w:pPr>
+              <w:bidi w:val="false"/>
+              <w:jc w:val="left"/>
+            </w:pPr>
+            <w:r>
+              <w:rPr>
+                <w:b w:val="false"/>
+                <w:bCs w:val="false"/>
+                <w:i w:val="false"/>
+                <w:iCs w:val="false"/>
+                <w:color w:val="17242D"/>
+                <w:rtl w:val="false"/>
+              </w:rPr>
+              <w:t xml:space="preserve"/>
+            </w:r>
+          </w:p>
+        </w:tc>
+        <w:tc>
+          <w:tcPr>
+            <w:tcW w:type="dxa" w:w="1504"/>
+            <w:shd w:fill="FFFFFF"/>
+          </w:tcPr>
+          <w:p>
+            <w:pPr>
+              <w:bidi w:val="false"/>
+              <w:jc w:val="left"/>
+            </w:pPr>
+            <w:r>
+              <w:rPr>
+                <w:b w:val="false"/>
+                <w:bCs w:val="false"/>
+                <w:i w:val="false"/>
+                <w:iCs w:val="false"/>
+                <w:color w:val="17242D"/>
+                <w:rtl w:val="false"/>
+              </w:rPr>
+              <w:t xml:space="preserve"/>
+            </w:r>
+          </w:p>
+        </w:tc>
+        <w:tc>
+          <w:tcPr>
+            <w:tcW w:type="dxa" w:w="1504"/>
+            <w:shd w:fill="FFFFFF"/>
+          </w:tcPr>
+          <w:p>
+            <w:pPr>
+              <w:bidi w:val="false"/>
+              <w:jc w:val="left"/>
+            </w:pPr>
+            <w:r>
+              <w:rPr>
+                <w:b w:val="false"/>
+                <w:bCs w:val="false"/>
+                <w:i w:val="false"/>
+                <w:iCs w:val="false"/>
+                <w:color w:val="17242D"/>
+                <w:rtl w:val="false"/>
+              </w:rPr>
+              <w:t xml:space="preserve"/>
+            </w:r>
+          </w:p>
+        </w:tc>
+        <w:tc>
+          <w:tcPr>
+            <w:tcW w:type="dxa" w:w="1504"/>
+            <w:shd w:fill="FFFFFF"/>
+          </w:tcPr>
+          <w:p>
+            <w:pPr>
+              <w:bidi w:val="false"/>
+              <w:jc w:val="left"/>
+            </w:pPr>
+            <w:r>
+              <w:rPr>
+                <w:b w:val="false"/>
+                <w:bCs w:val="false"/>
+                <w:i w:val="false"/>
+                <w:iCs w:val="false"/>
+                <w:color w:val="17242D"/>
+                <w:rtl w:val="false"/>
+              </w:rPr>
+              <w:t xml:space="preserve"/>
+            </w:r>
+          </w:p>
+        </w:tc>
+        <w:tc>
+          <w:tcPr>
+            <w:tcW w:type="dxa" w:w="1504"/>
             <w:shd w:fill="FFFFFF"/>
           </w:tcPr>
           <w:p>
@@ -23115,99 +22778,122 @@
         </w:trPr>
         <w:tc>
           <w:tcPr>
-            <w:tcW w:type="dxa" w:w="1806"/>
-            <w:shd w:fill="FFFFFF"/>
-          </w:tcPr>
-          <w:p>
-            <w:pPr>
-              <w:bidi w:val="false"/>
-              <w:jc w:val="left"/>
-            </w:pPr>
-            <w:r>
-              <w:rPr>
-                <w:b w:val="false"/>
-                <w:bCs w:val="false"/>
-                <w:i w:val="false"/>
-                <w:iCs w:val="false"/>
-                <w:color w:val="17242D"/>
-                <w:rtl w:val="false"/>
-              </w:rPr>
-              <w:t xml:space="preserve">3</w:t>
-            </w:r>
-          </w:p>
-        </w:tc>
-        <w:tc>
-          <w:tcPr>
-            <w:tcW w:type="dxa" w:w="1805"/>
-            <w:shd w:fill="FFFFFF"/>
-          </w:tcPr>
-          <w:p>
-            <w:pPr>
-              <w:bidi w:val="false"/>
-              <w:jc w:val="left"/>
-            </w:pPr>
-            <w:r>
-              <w:rPr>
-                <w:b w:val="false"/>
-                <w:bCs w:val="false"/>
-                <w:i w:val="false"/>
-                <w:iCs w:val="false"/>
-                <w:color w:val="17242D"/>
-                <w:rtl w:val="false"/>
-              </w:rPr>
-              <w:t xml:space="preserve"/>
-            </w:r>
-          </w:p>
-        </w:tc>
-        <w:tc>
-          <w:tcPr>
-            <w:tcW w:type="dxa" w:w="1805"/>
-            <w:shd w:fill="FFFFFF"/>
-          </w:tcPr>
-          <w:p>
-            <w:pPr>
-              <w:bidi w:val="false"/>
-              <w:jc w:val="left"/>
-            </w:pPr>
-            <w:r>
-              <w:rPr>
-                <w:b w:val="false"/>
-                <w:bCs w:val="false"/>
-                <w:i w:val="false"/>
-                <w:iCs w:val="false"/>
-                <w:color w:val="17242D"/>
-                <w:rtl w:val="false"/>
-              </w:rPr>
-              <w:t xml:space="preserve"/>
-            </w:r>
-          </w:p>
-        </w:tc>
-        <w:tc>
-          <w:tcPr>
-            <w:tcW w:type="dxa" w:w="1805"/>
-            <w:shd w:fill="FFFFFF"/>
-          </w:tcPr>
-          <w:p>
-            <w:pPr>
-              <w:bidi w:val="false"/>
-              <w:jc w:val="left"/>
-            </w:pPr>
-            <w:r>
-              <w:rPr>
-                <w:b w:val="false"/>
-                <w:bCs w:val="false"/>
-                <w:i w:val="false"/>
-                <w:iCs w:val="false"/>
-                <w:color w:val="17242D"/>
-                <w:rtl w:val="false"/>
-              </w:rPr>
-              <w:t xml:space="preserve"/>
-            </w:r>
-          </w:p>
-        </w:tc>
-        <w:tc>
-          <w:tcPr>
-            <w:tcW w:type="dxa" w:w="1805"/>
+            <w:tcW w:type="dxa" w:w="1506"/>
+            <w:shd w:fill="FFFFFF"/>
+          </w:tcPr>
+          <w:p>
+            <w:pPr>
+              <w:bidi w:val="false"/>
+              <w:jc w:val="left"/>
+            </w:pPr>
+            <w:r>
+              <w:rPr>
+                <w:b w:val="false"/>
+                <w:bCs w:val="false"/>
+                <w:i w:val="false"/>
+                <w:iCs w:val="false"/>
+                <w:color w:val="17242D"/>
+                <w:rtl w:val="false"/>
+              </w:rPr>
+              <w:t xml:space="preserve">3 Move</w:t>
+            </w:r>
+          </w:p>
+        </w:tc>
+        <w:tc>
+          <w:tcPr>
+            <w:tcW w:type="dxa" w:w="1504"/>
+            <w:shd w:fill="FFFFFF"/>
+          </w:tcPr>
+          <w:p>
+            <w:pPr>
+              <w:bidi w:val="false"/>
+              <w:jc w:val="left"/>
+            </w:pPr>
+            <w:r>
+              <w:rPr>
+                <w:b w:val="false"/>
+                <w:bCs w:val="false"/>
+                <w:i w:val="false"/>
+                <w:iCs w:val="false"/>
+                <w:color w:val="17242D"/>
+                <w:rtl w:val="false"/>
+              </w:rPr>
+              <w:t xml:space="preserve"/>
+            </w:r>
+          </w:p>
+        </w:tc>
+        <w:tc>
+          <w:tcPr>
+            <w:tcW w:type="dxa" w:w="1504"/>
+            <w:shd w:fill="FFFFFF"/>
+          </w:tcPr>
+          <w:p>
+            <w:pPr>
+              <w:bidi w:val="false"/>
+              <w:jc w:val="left"/>
+            </w:pPr>
+            <w:r>
+              <w:rPr>
+                <w:b w:val="false"/>
+                <w:bCs w:val="false"/>
+                <w:i w:val="false"/>
+                <w:iCs w:val="false"/>
+                <w:color w:val="17242D"/>
+                <w:rtl w:val="false"/>
+              </w:rPr>
+              <w:t xml:space="preserve"/>
+            </w:r>
+          </w:p>
+        </w:tc>
+        <w:tc>
+          <w:tcPr>
+            <w:tcW w:type="dxa" w:w="1504"/>
+            <w:shd w:fill="FFFFFF"/>
+          </w:tcPr>
+          <w:p>
+            <w:pPr>
+              <w:bidi w:val="false"/>
+              <w:jc w:val="left"/>
+            </w:pPr>
+            <w:r>
+              <w:rPr>
+                <w:b w:val="false"/>
+                <w:bCs w:val="false"/>
+                <w:i w:val="false"/>
+                <w:iCs w:val="false"/>
+                <w:color w:val="17242D"/>
+                <w:rtl w:val="false"/>
+              </w:rPr>
+              <w:t xml:space="preserve"/>
+            </w:r>
+          </w:p>
+        </w:tc>
+        <w:tc>
+          <w:tcPr>
+            <w:tcW w:type="dxa" w:w="1504"/>
+            <w:shd w:fill="FFFFFF"/>
+          </w:tcPr>
+          <w:p>
+            <w:pPr>
+              <w:bidi w:val="false"/>
+              <w:jc w:val="left"/>
+            </w:pPr>
+            <w:r>
+              <w:rPr>
+                <w:b w:val="false"/>
+                <w:bCs w:val="false"/>
+                <w:i w:val="false"/>
+                <w:iCs w:val="false"/>
+                <w:color w:val="17242D"/>
+                <w:rtl w:val="false"/>
+              </w:rPr>
+              <w:t xml:space="preserve"/>
+            </w:r>
+          </w:p>
+        </w:tc>
+        <w:tc>
+          <w:tcPr>
+            <w:tcW w:type="dxa" w:w="1504"/>
             <w:shd w:fill="FFFFFF"/>
           </w:tcPr>
           <w:p>
@@ -23235,99 +22921,122 @@
         </w:trPr>
         <w:tc>
           <w:tcPr>
-            <w:tcW w:type="dxa" w:w="1806"/>
-            <w:shd w:fill="FFFFFF"/>
-          </w:tcPr>
-          <w:p>
-            <w:pPr>
-              <w:bidi w:val="false"/>
-              <w:jc w:val="left"/>
-            </w:pPr>
-            <w:r>
-              <w:rPr>
-                <w:b w:val="false"/>
-                <w:bCs w:val="false"/>
-                <w:i w:val="false"/>
-                <w:iCs w:val="false"/>
-                <w:color w:val="17242D"/>
-                <w:rtl w:val="false"/>
-              </w:rPr>
-              <w:t xml:space="preserve">4</w:t>
-            </w:r>
-          </w:p>
-        </w:tc>
-        <w:tc>
-          <w:tcPr>
-            <w:tcW w:type="dxa" w:w="1805"/>
-            <w:shd w:fill="FFFFFF"/>
-          </w:tcPr>
-          <w:p>
-            <w:pPr>
-              <w:bidi w:val="false"/>
-              <w:jc w:val="left"/>
-            </w:pPr>
-            <w:r>
-              <w:rPr>
-                <w:b w:val="false"/>
-                <w:bCs w:val="false"/>
-                <w:i w:val="false"/>
-                <w:iCs w:val="false"/>
-                <w:color w:val="17242D"/>
-                <w:rtl w:val="false"/>
-              </w:rPr>
-              <w:t xml:space="preserve"/>
-            </w:r>
-          </w:p>
-        </w:tc>
-        <w:tc>
-          <w:tcPr>
-            <w:tcW w:type="dxa" w:w="1805"/>
-            <w:shd w:fill="FFFFFF"/>
-          </w:tcPr>
-          <w:p>
-            <w:pPr>
-              <w:bidi w:val="false"/>
-              <w:jc w:val="left"/>
-            </w:pPr>
-            <w:r>
-              <w:rPr>
-                <w:b w:val="false"/>
-                <w:bCs w:val="false"/>
-                <w:i w:val="false"/>
-                <w:iCs w:val="false"/>
-                <w:color w:val="17242D"/>
-                <w:rtl w:val="false"/>
-              </w:rPr>
-              <w:t xml:space="preserve"/>
-            </w:r>
-          </w:p>
-        </w:tc>
-        <w:tc>
-          <w:tcPr>
-            <w:tcW w:type="dxa" w:w="1805"/>
-            <w:shd w:fill="FFFFFF"/>
-          </w:tcPr>
-          <w:p>
-            <w:pPr>
-              <w:bidi w:val="false"/>
-              <w:jc w:val="left"/>
-            </w:pPr>
-            <w:r>
-              <w:rPr>
-                <w:b w:val="false"/>
-                <w:bCs w:val="false"/>
-                <w:i w:val="false"/>
-                <w:iCs w:val="false"/>
-                <w:color w:val="17242D"/>
-                <w:rtl w:val="false"/>
-              </w:rPr>
-              <w:t xml:space="preserve"/>
-            </w:r>
-          </w:p>
-        </w:tc>
-        <w:tc>
-          <w:tcPr>
-            <w:tcW w:type="dxa" w:w="1805"/>
+            <w:tcW w:type="dxa" w:w="1506"/>
+            <w:shd w:fill="FFFFFF"/>
+          </w:tcPr>
+          <w:p>
+            <w:pPr>
+              <w:bidi w:val="false"/>
+              <w:jc w:val="left"/>
+            </w:pPr>
+            <w:r>
+              <w:rPr>
+                <w:b w:val="false"/>
+                <w:bCs w:val="false"/>
+                <w:i w:val="false"/>
+                <w:iCs w:val="false"/>
+                <w:color w:val="17242D"/>
+                <w:rtl w:val="false"/>
+              </w:rPr>
+              <w:t xml:space="preserve">4 Video</w:t>
+            </w:r>
+          </w:p>
+        </w:tc>
+        <w:tc>
+          <w:tcPr>
+            <w:tcW w:type="dxa" w:w="1504"/>
+            <w:shd w:fill="FFFFFF"/>
+          </w:tcPr>
+          <w:p>
+            <w:pPr>
+              <w:bidi w:val="false"/>
+              <w:jc w:val="left"/>
+            </w:pPr>
+            <w:r>
+              <w:rPr>
+                <w:b w:val="false"/>
+                <w:bCs w:val="false"/>
+                <w:i w:val="false"/>
+                <w:iCs w:val="false"/>
+                <w:color w:val="17242D"/>
+                <w:rtl w:val="false"/>
+              </w:rPr>
+              <w:t xml:space="preserve"/>
+            </w:r>
+          </w:p>
+        </w:tc>
+        <w:tc>
+          <w:tcPr>
+            <w:tcW w:type="dxa" w:w="1504"/>
+            <w:shd w:fill="FFFFFF"/>
+          </w:tcPr>
+          <w:p>
+            <w:pPr>
+              <w:bidi w:val="false"/>
+              <w:jc w:val="left"/>
+            </w:pPr>
+            <w:r>
+              <w:rPr>
+                <w:b w:val="false"/>
+                <w:bCs w:val="false"/>
+                <w:i w:val="false"/>
+                <w:iCs w:val="false"/>
+                <w:color w:val="17242D"/>
+                <w:rtl w:val="false"/>
+              </w:rPr>
+              <w:t xml:space="preserve"/>
+            </w:r>
+          </w:p>
+        </w:tc>
+        <w:tc>
+          <w:tcPr>
+            <w:tcW w:type="dxa" w:w="1504"/>
+            <w:shd w:fill="FFFFFF"/>
+          </w:tcPr>
+          <w:p>
+            <w:pPr>
+              <w:bidi w:val="false"/>
+              <w:jc w:val="left"/>
+            </w:pPr>
+            <w:r>
+              <w:rPr>
+                <w:b w:val="false"/>
+                <w:bCs w:val="false"/>
+                <w:i w:val="false"/>
+                <w:iCs w:val="false"/>
+                <w:color w:val="17242D"/>
+                <w:rtl w:val="false"/>
+              </w:rPr>
+              <w:t xml:space="preserve"/>
+            </w:r>
+          </w:p>
+        </w:tc>
+        <w:tc>
+          <w:tcPr>
+            <w:tcW w:type="dxa" w:w="1504"/>
+            <w:shd w:fill="FFFFFF"/>
+          </w:tcPr>
+          <w:p>
+            <w:pPr>
+              <w:bidi w:val="false"/>
+              <w:jc w:val="left"/>
+            </w:pPr>
+            <w:r>
+              <w:rPr>
+                <w:b w:val="false"/>
+                <w:bCs w:val="false"/>
+                <w:i w:val="false"/>
+                <w:iCs w:val="false"/>
+                <w:color w:val="17242D"/>
+                <w:rtl w:val="false"/>
+              </w:rPr>
+              <w:t xml:space="preserve"/>
+            </w:r>
+          </w:p>
+        </w:tc>
+        <w:tc>
+          <w:tcPr>
+            <w:tcW w:type="dxa" w:w="1504"/>
             <w:shd w:fill="FFFFFF"/>
           </w:tcPr>
           <w:p>
@@ -23355,99 +23064,122 @@
         </w:trPr>
         <w:tc>
           <w:tcPr>
-            <w:tcW w:type="dxa" w:w="1806"/>
-            <w:shd w:fill="FFFFFF"/>
-          </w:tcPr>
-          <w:p>
-            <w:pPr>
-              <w:bidi w:val="false"/>
-              <w:jc w:val="left"/>
-            </w:pPr>
-            <w:r>
-              <w:rPr>
-                <w:b w:val="false"/>
-                <w:bCs w:val="false"/>
-                <w:i w:val="false"/>
-                <w:iCs w:val="false"/>
-                <w:color w:val="17242D"/>
-                <w:rtl w:val="false"/>
-              </w:rPr>
-              <w:t xml:space="preserve">5</w:t>
-            </w:r>
-          </w:p>
-        </w:tc>
-        <w:tc>
-          <w:tcPr>
-            <w:tcW w:type="dxa" w:w="1805"/>
-            <w:shd w:fill="FFFFFF"/>
-          </w:tcPr>
-          <w:p>
-            <w:pPr>
-              <w:bidi w:val="false"/>
-              <w:jc w:val="left"/>
-            </w:pPr>
-            <w:r>
-              <w:rPr>
-                <w:b w:val="false"/>
-                <w:bCs w:val="false"/>
-                <w:i w:val="false"/>
-                <w:iCs w:val="false"/>
-                <w:color w:val="17242D"/>
-                <w:rtl w:val="false"/>
-              </w:rPr>
-              <w:t xml:space="preserve"/>
-            </w:r>
-          </w:p>
-        </w:tc>
-        <w:tc>
-          <w:tcPr>
-            <w:tcW w:type="dxa" w:w="1805"/>
-            <w:shd w:fill="FFFFFF"/>
-          </w:tcPr>
-          <w:p>
-            <w:pPr>
-              <w:bidi w:val="false"/>
-              <w:jc w:val="left"/>
-            </w:pPr>
-            <w:r>
-              <w:rPr>
-                <w:b w:val="false"/>
-                <w:bCs w:val="false"/>
-                <w:i w:val="false"/>
-                <w:iCs w:val="false"/>
-                <w:color w:val="17242D"/>
-                <w:rtl w:val="false"/>
-              </w:rPr>
-              <w:t xml:space="preserve"/>
-            </w:r>
-          </w:p>
-        </w:tc>
-        <w:tc>
-          <w:tcPr>
-            <w:tcW w:type="dxa" w:w="1805"/>
-            <w:shd w:fill="FFFFFF"/>
-          </w:tcPr>
-          <w:p>
-            <w:pPr>
-              <w:bidi w:val="false"/>
-              <w:jc w:val="left"/>
-            </w:pPr>
-            <w:r>
-              <w:rPr>
-                <w:b w:val="false"/>
-                <w:bCs w:val="false"/>
-                <w:i w:val="false"/>
-                <w:iCs w:val="false"/>
-                <w:color w:val="17242D"/>
-                <w:rtl w:val="false"/>
-              </w:rPr>
-              <w:t xml:space="preserve"/>
-            </w:r>
-          </w:p>
-        </w:tc>
-        <w:tc>
-          <w:tcPr>
-            <w:tcW w:type="dxa" w:w="1805"/>
+            <w:tcW w:type="dxa" w:w="1506"/>
+            <w:shd w:fill="FFFFFF"/>
+          </w:tcPr>
+          <w:p>
+            <w:pPr>
+              <w:bidi w:val="false"/>
+              <w:jc w:val="left"/>
+            </w:pPr>
+            <w:r>
+              <w:rPr>
+                <w:b w:val="false"/>
+                <w:bCs w:val="false"/>
+                <w:i w:val="false"/>
+                <w:iCs w:val="false"/>
+                <w:color w:val="17242D"/>
+                <w:rtl w:val="false"/>
+              </w:rPr>
+              <w:t xml:space="preserve">5 Narrate</w:t>
+            </w:r>
+          </w:p>
+        </w:tc>
+        <w:tc>
+          <w:tcPr>
+            <w:tcW w:type="dxa" w:w="1504"/>
+            <w:shd w:fill="FFFFFF"/>
+          </w:tcPr>
+          <w:p>
+            <w:pPr>
+              <w:bidi w:val="false"/>
+              <w:jc w:val="left"/>
+            </w:pPr>
+            <w:r>
+              <w:rPr>
+                <w:b w:val="false"/>
+                <w:bCs w:val="false"/>
+                <w:i w:val="false"/>
+                <w:iCs w:val="false"/>
+                <w:color w:val="17242D"/>
+                <w:rtl w:val="false"/>
+              </w:rPr>
+              <w:t xml:space="preserve"/>
+            </w:r>
+          </w:p>
+        </w:tc>
+        <w:tc>
+          <w:tcPr>
+            <w:tcW w:type="dxa" w:w="1504"/>
+            <w:shd w:fill="FFFFFF"/>
+          </w:tcPr>
+          <w:p>
+            <w:pPr>
+              <w:bidi w:val="false"/>
+              <w:jc w:val="left"/>
+            </w:pPr>
+            <w:r>
+              <w:rPr>
+                <w:b w:val="false"/>
+                <w:bCs w:val="false"/>
+                <w:i w:val="false"/>
+                <w:iCs w:val="false"/>
+                <w:color w:val="17242D"/>
+                <w:rtl w:val="false"/>
+              </w:rPr>
+              <w:t xml:space="preserve"/>
+            </w:r>
+          </w:p>
+        </w:tc>
+        <w:tc>
+          <w:tcPr>
+            <w:tcW w:type="dxa" w:w="1504"/>
+            <w:shd w:fill="FFFFFF"/>
+          </w:tcPr>
+          <w:p>
+            <w:pPr>
+              <w:bidi w:val="false"/>
+              <w:jc w:val="left"/>
+            </w:pPr>
+            <w:r>
+              <w:rPr>
+                <w:b w:val="false"/>
+                <w:bCs w:val="false"/>
+                <w:i w:val="false"/>
+                <w:iCs w:val="false"/>
+                <w:color w:val="17242D"/>
+                <w:rtl w:val="false"/>
+              </w:rPr>
+              <w:t xml:space="preserve"/>
+            </w:r>
+          </w:p>
+        </w:tc>
+        <w:tc>
+          <w:tcPr>
+            <w:tcW w:type="dxa" w:w="1504"/>
+            <w:shd w:fill="FFFFFF"/>
+          </w:tcPr>
+          <w:p>
+            <w:pPr>
+              <w:bidi w:val="false"/>
+              <w:jc w:val="left"/>
+            </w:pPr>
+            <w:r>
+              <w:rPr>
+                <w:b w:val="false"/>
+                <w:bCs w:val="false"/>
+                <w:i w:val="false"/>
+                <w:iCs w:val="false"/>
+                <w:color w:val="17242D"/>
+                <w:rtl w:val="false"/>
+              </w:rPr>
+              <w:t xml:space="preserve"/>
+            </w:r>
+          </w:p>
+        </w:tc>
+        <w:tc>
+          <w:tcPr>
+            <w:tcW w:type="dxa" w:w="1504"/>
             <w:shd w:fill="FFFFFF"/>
           </w:tcPr>
           <w:p>
@@ -23475,99 +23207,122 @@
         </w:trPr>
         <w:tc>
           <w:tcPr>
-            <w:tcW w:type="dxa" w:w="1806"/>
-            <w:shd w:fill="FFFFFF"/>
-          </w:tcPr>
-          <w:p>
-            <w:pPr>
-              <w:bidi w:val="false"/>
-              <w:jc w:val="left"/>
-            </w:pPr>
-            <w:r>
-              <w:rPr>
-                <w:b w:val="false"/>
-                <w:bCs w:val="false"/>
-                <w:i w:val="false"/>
-                <w:iCs w:val="false"/>
-                <w:color w:val="17242D"/>
-                <w:rtl w:val="false"/>
-              </w:rPr>
-              <w:t xml:space="preserve">6</w:t>
-            </w:r>
-          </w:p>
-        </w:tc>
-        <w:tc>
-          <w:tcPr>
-            <w:tcW w:type="dxa" w:w="1805"/>
-            <w:shd w:fill="FFFFFF"/>
-          </w:tcPr>
-          <w:p>
-            <w:pPr>
-              <w:bidi w:val="false"/>
-              <w:jc w:val="left"/>
-            </w:pPr>
-            <w:r>
-              <w:rPr>
-                <w:b w:val="false"/>
-                <w:bCs w:val="false"/>
-                <w:i w:val="false"/>
-                <w:iCs w:val="false"/>
-                <w:color w:val="17242D"/>
-                <w:rtl w:val="false"/>
-              </w:rPr>
-              <w:t xml:space="preserve"/>
-            </w:r>
-          </w:p>
-        </w:tc>
-        <w:tc>
-          <w:tcPr>
-            <w:tcW w:type="dxa" w:w="1805"/>
-            <w:shd w:fill="FFFFFF"/>
-          </w:tcPr>
-          <w:p>
-            <w:pPr>
-              <w:bidi w:val="false"/>
-              <w:jc w:val="left"/>
-            </w:pPr>
-            <w:r>
-              <w:rPr>
-                <w:b w:val="false"/>
-                <w:bCs w:val="false"/>
-                <w:i w:val="false"/>
-                <w:iCs w:val="false"/>
-                <w:color w:val="17242D"/>
-                <w:rtl w:val="false"/>
-              </w:rPr>
-              <w:t xml:space="preserve"/>
-            </w:r>
-          </w:p>
-        </w:tc>
-        <w:tc>
-          <w:tcPr>
-            <w:tcW w:type="dxa" w:w="1805"/>
-            <w:shd w:fill="FFFFFF"/>
-          </w:tcPr>
-          <w:p>
-            <w:pPr>
-              <w:bidi w:val="false"/>
-              <w:jc w:val="left"/>
-            </w:pPr>
-            <w:r>
-              <w:rPr>
-                <w:b w:val="false"/>
-                <w:bCs w:val="false"/>
-                <w:i w:val="false"/>
-                <w:iCs w:val="false"/>
-                <w:color w:val="17242D"/>
-                <w:rtl w:val="false"/>
-              </w:rPr>
-              <w:t xml:space="preserve"/>
-            </w:r>
-          </w:p>
-        </w:tc>
-        <w:tc>
-          <w:tcPr>
-            <w:tcW w:type="dxa" w:w="1805"/>
+            <w:tcW w:type="dxa" w:w="1506"/>
+            <w:shd w:fill="FFFFFF"/>
+          </w:tcPr>
+          <w:p>
+            <w:pPr>
+              <w:bidi w:val="false"/>
+              <w:jc w:val="left"/>
+            </w:pPr>
+            <w:r>
+              <w:rPr>
+                <w:b w:val="false"/>
+                <w:bCs w:val="false"/>
+                <w:i w:val="false"/>
+                <w:iCs w:val="false"/>
+                <w:color w:val="17242D"/>
+                <w:rtl w:val="false"/>
+              </w:rPr>
+              <w:t xml:space="preserve">6 Assemble</w:t>
+            </w:r>
+          </w:p>
+        </w:tc>
+        <w:tc>
+          <w:tcPr>
+            <w:tcW w:type="dxa" w:w="1504"/>
+            <w:shd w:fill="FFFFFF"/>
+          </w:tcPr>
+          <w:p>
+            <w:pPr>
+              <w:bidi w:val="false"/>
+              <w:jc w:val="left"/>
+            </w:pPr>
+            <w:r>
+              <w:rPr>
+                <w:b w:val="false"/>
+                <w:bCs w:val="false"/>
+                <w:i w:val="false"/>
+                <w:iCs w:val="false"/>
+                <w:color w:val="17242D"/>
+                <w:rtl w:val="false"/>
+              </w:rPr>
+              <w:t xml:space="preserve"/>
+            </w:r>
+          </w:p>
+        </w:tc>
+        <w:tc>
+          <w:tcPr>
+            <w:tcW w:type="dxa" w:w="1504"/>
+            <w:shd w:fill="FFFFFF"/>
+          </w:tcPr>
+          <w:p>
+            <w:pPr>
+              <w:bidi w:val="false"/>
+              <w:jc w:val="left"/>
+            </w:pPr>
+            <w:r>
+              <w:rPr>
+                <w:b w:val="false"/>
+                <w:bCs w:val="false"/>
+                <w:i w:val="false"/>
+                <w:iCs w:val="false"/>
+                <w:color w:val="17242D"/>
+                <w:rtl w:val="false"/>
+              </w:rPr>
+              <w:t xml:space="preserve"/>
+            </w:r>
+          </w:p>
+        </w:tc>
+        <w:tc>
+          <w:tcPr>
+            <w:tcW w:type="dxa" w:w="1504"/>
+            <w:shd w:fill="FFFFFF"/>
+          </w:tcPr>
+          <w:p>
+            <w:pPr>
+              <w:bidi w:val="false"/>
+              <w:jc w:val="left"/>
+            </w:pPr>
+            <w:r>
+              <w:rPr>
+                <w:b w:val="false"/>
+                <w:bCs w:val="false"/>
+                <w:i w:val="false"/>
+                <w:iCs w:val="false"/>
+                <w:color w:val="17242D"/>
+                <w:rtl w:val="false"/>
+              </w:rPr>
+              <w:t xml:space="preserve"/>
+            </w:r>
+          </w:p>
+        </w:tc>
+        <w:tc>
+          <w:tcPr>
+            <w:tcW w:type="dxa" w:w="1504"/>
+            <w:shd w:fill="FFFFFF"/>
+          </w:tcPr>
+          <w:p>
+            <w:pPr>
+              <w:bidi w:val="false"/>
+              <w:jc w:val="left"/>
+            </w:pPr>
+            <w:r>
+              <w:rPr>
+                <w:b w:val="false"/>
+                <w:bCs w:val="false"/>
+                <w:i w:val="false"/>
+                <w:iCs w:val="false"/>
+                <w:color w:val="17242D"/>
+                <w:rtl w:val="false"/>
+              </w:rPr>
+              <w:t xml:space="preserve"/>
+            </w:r>
+          </w:p>
+        </w:tc>
+        <w:tc>
+          <w:tcPr>
+            <w:tcW w:type="dxa" w:w="1504"/>
             <w:shd w:fill="FFFFFF"/>
           </w:tcPr>
           <w:p>
@@ -23721,7 +23476,7 @@
                 <w:color w:val="55606E"/>
                 <w:rtl w:val="false"/>
               </w:rPr>
-              <w:t xml:space="preserve">Example: the claim that the new route is better lit</w:t>
+              <w:t xml:space="preserve">Example: that every generated clip carries a visible label</w:t>
             </w:r>
           </w:p>
         </w:tc>
@@ -23744,7 +23499,7 @@
                 <w:color w:val="55606E"/>
                 <w:rtl w:val="false"/>
               </w:rPr>
-              <w:t xml:space="preserve">The council street-lighting map, 20 April</w:t>
+              <w:t xml:space="preserve">My own review before sharing, 12 May</w:t>
             </w:r>
           </w:p>
         </w:tc>
@@ -23767,7 +23522,7 @@
                 <w:color w:val="55606E"/>
                 <w:rtl w:val="false"/>
               </w:rPr>
-              <w:t xml:space="preserve">Link saved next to the storyboard</w:t>
+              <w:t xml:space="preserve">Screenshot of the label on the deck slide</w:t>
             </w:r>
           </w:p>
         </w:tc>
@@ -23951,7 +23706,7 @@
           <w:color w:val="17242D"/>
           <w:rtl w:val="false"/>
         </w:rPr>
-        <w:t xml:space="preserve">Save source links, permissions or consent notes, fact checks, the storyboard, and the final labels as evidence.</w:t>
+        <w:t xml:space="preserve">Save the stage log with prompts and fixes, the tool verdict, the finished deck with its labels, and a note of which tool you used at each stage as evidence.</w:t>
       </w:r>
     </w:p>
     <w:p>
@@ -23984,7 +23739,7 @@
           <w:color w:val="17242D"/>
           <w:rtl w:val="false"/>
         </w:rPr>
-        <w:t xml:space="preserve">Where could the audience be misled? What will make the story more accessible and trustworthy next time?</w:t>
+        <w:t xml:space="preserve">Where might a viewer mistake a generated clip for something real? What would you change before showing this to a wider audience?</w:t>
       </w:r>
     </w:p>
     <w:p>

--- a/site/assets/downloads/applied-ai-mastery-personal-journal-en.docx
+++ b/site/assets/downloads/applied-ai-mastery-personal-journal-en.docx
@@ -20276,7 +20276,7 @@
                 <w:color w:val="55606E"/>
                 <w:rtl w:val="false"/>
               </w:rPr>
-              <w:t xml:space="preserve">Gemini throughout; Claude for the deck</w:t>
+              <w:t xml:space="preserve">Gemini for stages 1–4; Google AI Studio to narrate; Claude and Canva for the deck</w:t>
             </w:r>
           </w:p>
         </w:tc>
@@ -20395,6 +20395,21 @@
           <w:rtl w:val="false"/>
         </w:rPr>
         <w:t xml:space="preserve">2. Stage log</w:t>
+      </w:r>
+    </w:p>
+    <w:p>
+      <w:pPr>
+        <w:bidi w:val="false"/>
+        <w:jc w:val="left"/>
+      </w:pPr>
+      <w:r>
+        <w:rPr>
+          <w:b w:val="false"/>
+          <w:bCs w:val="false"/>
+          <w:color w:val="17242D"/>
+          <w:rtl w:val="false"/>
+        </w:rPr>
+        <w:t xml:space="preserve">Log every stage as you go. A generated image or clip that is not labelled is not decoration — it is a claim, so write what the label actually said, not just yes or no.</w:t>
       </w:r>
     </w:p>
     <w:tbl>
@@ -20605,7 +20620,7 @@
                 <w:color w:val="17242D"/>
                 <w:rtl w:val="false"/>
               </w:rPr>
-              <w:t xml:space="preserve"/>
+              <w:t xml:space="preserve">Gemini</w:t>
             </w:r>
           </w:p>
         </w:tc>
@@ -20628,7 +20643,7 @@
                 <w:color w:val="17242D"/>
                 <w:rtl w:val="false"/>
               </w:rPr>
-              <w:t xml:space="preserve"/>
+              <w:t xml:space="preserve">"A watercolour street at sunrise, tree-lined pavement, wide shot"</w:t>
             </w:r>
           </w:p>
         </w:tc>
@@ -20651,7 +20666,7 @@
                 <w:color w:val="17242D"/>
                 <w:rtl w:val="false"/>
               </w:rPr>
-              <w:t xml:space="preserve"/>
+              <w:t xml:space="preserve">A calm, daylight image, close to what I wanted, but the street sign was an unreadable blur</w:t>
             </w:r>
           </w:p>
         </w:tc>
@@ -20674,7 +20689,7 @@
                 <w:color w:val="17242D"/>
                 <w:rtl w:val="false"/>
               </w:rPr>
-              <w:t xml:space="preserve"/>
+              <w:t xml:space="preserve">—</w:t>
             </w:r>
           </w:p>
         </w:tc>
@@ -20697,7 +20712,7 @@
                 <w:color w:val="17242D"/>
                 <w:rtl w:val="false"/>
               </w:rPr>
-              <w:t xml:space="preserve"/>
+              <w:t xml:space="preserve">"AI-generated illustration" caption under the image</w:t>
             </w:r>
           </w:p>
         </w:tc>
@@ -20748,7 +20763,7 @@
                 <w:color w:val="17242D"/>
                 <w:rtl w:val="false"/>
               </w:rPr>
-              <w:t xml:space="preserve"/>
+              <w:t xml:space="preserve">Gemini</w:t>
             </w:r>
           </w:p>
         </w:tc>
@@ -20771,7 +20786,7 @@
                 <w:color w:val="17242D"/>
                 <w:rtl w:val="false"/>
               </w:rPr>
-              <w:t xml:space="preserve"/>
+              <w:t xml:space="preserve">"Keep everything the same, but make the street sign legible"</w:t>
             </w:r>
           </w:p>
         </w:tc>
@@ -20794,7 +20809,7 @@
                 <w:color w:val="17242D"/>
                 <w:rtl w:val="false"/>
               </w:rPr>
-              <w:t xml:space="preserve"/>
+              <w:t xml:space="preserve">Same scene, sign now readable</w:t>
             </w:r>
           </w:p>
         </w:tc>
@@ -20817,7 +20832,7 @@
                 <w:color w:val="17242D"/>
                 <w:rtl w:val="false"/>
               </w:rPr>
-              <w:t xml:space="preserve"/>
+              <w:t xml:space="preserve">Nothing further — this became the base image for the next stage</w:t>
             </w:r>
           </w:p>
         </w:tc>
@@ -20840,7 +20855,7 @@
                 <w:color w:val="17242D"/>
                 <w:rtl w:val="false"/>
               </w:rPr>
-              <w:t xml:space="preserve"/>
+              <w:t xml:space="preserve">Same caption carried over</w:t>
             </w:r>
           </w:p>
         </w:tc>
@@ -20891,7 +20906,7 @@
                 <w:color w:val="17242D"/>
                 <w:rtl w:val="false"/>
               </w:rPr>
-              <w:t xml:space="preserve"/>
+              <w:t xml:space="preserve">Gemini</w:t>
             </w:r>
           </w:p>
         </w:tc>
@@ -20914,7 +20929,7 @@
                 <w:color w:val="17242D"/>
                 <w:rtl w:val="false"/>
               </w:rPr>
-              <w:t xml:space="preserve"/>
+              <w:t xml:space="preserve">"Animate this image: a slow five-second pan from left to right"</w:t>
             </w:r>
           </w:p>
         </w:tc>
@@ -20937,7 +20952,7 @@
                 <w:color w:val="17242D"/>
                 <w:rtl w:val="false"/>
               </w:rPr>
-              <w:t xml:space="preserve"/>
+              <w:t xml:space="preserve">A five-second clip of the still image in gentle motion</w:t>
             </w:r>
           </w:p>
         </w:tc>
@@ -20960,7 +20975,7 @@
                 <w:color w:val="17242D"/>
                 <w:rtl w:val="false"/>
               </w:rPr>
-              <w:t xml:space="preserve"/>
+              <w:t xml:space="preserve">Trimmed the last half-second, where the motion glitched</w:t>
             </w:r>
           </w:p>
         </w:tc>
@@ -20983,7 +20998,7 @@
                 <w:color w:val="17242D"/>
                 <w:rtl w:val="false"/>
               </w:rPr>
-              <w:t xml:space="preserve"/>
+              <w:t xml:space="preserve">"Animated from an AI-generated illustration" on the clip</w:t>
             </w:r>
           </w:p>
         </w:tc>
@@ -21034,7 +21049,7 @@
                 <w:color w:val="17242D"/>
                 <w:rtl w:val="false"/>
               </w:rPr>
-              <w:t xml:space="preserve"/>
+              <w:t xml:space="preserve">Gemini</w:t>
             </w:r>
           </w:p>
         </w:tc>
@@ -21057,7 +21072,7 @@
                 <w:color w:val="17242D"/>
                 <w:rtl w:val="false"/>
               </w:rPr>
-              <w:t xml:space="preserve"/>
+              <w:t xml:space="preserve">"A quiet residential street at sunrise, wide shot, five seconds, no people" (text only, no image supplied)</w:t>
             </w:r>
           </w:p>
         </w:tc>
@@ -21080,7 +21095,7 @@
                 <w:color w:val="17242D"/>
                 <w:rtl w:val="false"/>
               </w:rPr>
-              <w:t xml:space="preserve"/>
+              <w:t xml:space="preserve">A second five-second clip generated straight from the description</w:t>
             </w:r>
           </w:p>
         </w:tc>
@@ -21103,7 +21118,7 @@
                 <w:color w:val="17242D"/>
                 <w:rtl w:val="false"/>
               </w:rPr>
-              <w:t xml:space="preserve"/>
+              <w:t xml:space="preserve">Trimmed one second off a slow start</w:t>
             </w:r>
           </w:p>
         </w:tc>
@@ -21126,7 +21141,7 @@
                 <w:color w:val="17242D"/>
                 <w:rtl w:val="false"/>
               </w:rPr>
-              <w:t xml:space="preserve"/>
+              <w:t xml:space="preserve">"Fully AI-generated video clip" on the clip</w:t>
             </w:r>
           </w:p>
         </w:tc>
@@ -21177,7 +21192,7 @@
                 <w:color w:val="17242D"/>
                 <w:rtl w:val="false"/>
               </w:rPr>
-              <w:t xml:space="preserve"/>
+              <w:t xml:space="preserve">Google AI Studio</w:t>
             </w:r>
           </w:p>
         </w:tc>
@@ -21200,7 +21215,7 @@
                 <w:color w:val="17242D"/>
                 <w:rtl w:val="false"/>
               </w:rPr>
-              <w:t xml:space="preserve"/>
+              <w:t xml:space="preserve">Read my written script over both clips, warm and unhurried</w:t>
             </w:r>
           </w:p>
         </w:tc>
@@ -21223,7 +21238,7 @@
                 <w:color w:val="17242D"/>
                 <w:rtl w:val="false"/>
               </w:rPr>
-              <w:t xml:space="preserve"/>
+              <w:t xml:space="preserve">A clear narration track, a little rushed in the first line</w:t>
             </w:r>
           </w:p>
         </w:tc>
@@ -21246,7 +21261,7 @@
                 <w:color w:val="17242D"/>
                 <w:rtl w:val="false"/>
               </w:rPr>
-              <w:t xml:space="preserve"/>
+              <w:t xml:space="preserve">Regenerated the first line at a slower pace</w:t>
             </w:r>
           </w:p>
         </w:tc>
@@ -21269,7 +21284,7 @@
                 <w:color w:val="17242D"/>
                 <w:rtl w:val="false"/>
               </w:rPr>
-              <w:t xml:space="preserve"/>
+              <w:t xml:space="preserve">Closing credit: "Narration generated by AI"</w:t>
             </w:r>
           </w:p>
         </w:tc>
@@ -21320,7 +21335,7 @@
                 <w:color w:val="17242D"/>
                 <w:rtl w:val="false"/>
               </w:rPr>
-              <w:t xml:space="preserve"/>
+              <w:t xml:space="preserve">Claude and Canva</w:t>
             </w:r>
           </w:p>
         </w:tc>
@@ -21343,7 +21358,7 @@
                 <w:color w:val="17242D"/>
                 <w:rtl w:val="false"/>
               </w:rPr>
-              <w:t xml:space="preserve"/>
+              <w:t xml:space="preserve">Asked Claude for a six-slide structure, then built it in Canva</w:t>
             </w:r>
           </w:p>
         </w:tc>
@@ -21366,7 +21381,7 @@
                 <w:color w:val="17242D"/>
                 <w:rtl w:val="false"/>
               </w:rPr>
-              <w:t xml:space="preserve"/>
+              <w:t xml:space="preserve">A working deck with both clips and the narration in sync</w:t>
             </w:r>
           </w:p>
         </w:tc>
@@ -21389,7 +21404,7 @@
                 <w:color w:val="17242D"/>
                 <w:rtl w:val="false"/>
               </w:rPr>
-              <w:t xml:space="preserve"/>
+              <w:t xml:space="preserve">Reordered two slides so the narration matched the visuals</w:t>
             </w:r>
           </w:p>
         </w:tc>
@@ -21412,7 +21427,7 @@
                 <w:color w:val="17242D"/>
                 <w:rtl w:val="false"/>
               </w:rPr>
-              <w:t xml:space="preserve"/>
+              <w:t xml:space="preserve">Every generated slide keeps its own caption</w:t>
             </w:r>
           </w:p>
         </w:tc>
@@ -21570,6 +21585,486 @@
                 <w:rtl w:val="false"/>
               </w:rPr>
               <w:t xml:space="preserve">Use again?</w:t>
+            </w:r>
+          </w:p>
+        </w:tc>
+      </w:tr>
+      <w:tr>
+        <w:trPr>
+          <w:trHeight w:val="454" w:hRule="atLeast"/>
+        </w:trPr>
+        <w:tc>
+          <w:tcPr>
+            <w:tcW w:type="dxa" w:w="1806"/>
+            <w:shd w:fill="FFFFFF"/>
+          </w:tcPr>
+          <w:p>
+            <w:pPr>
+              <w:bidi w:val="false"/>
+              <w:jc w:val="left"/>
+            </w:pPr>
+            <w:r>
+              <w:rPr>
+                <w:b w:val="false"/>
+                <w:bCs w:val="false"/>
+                <w:i w:val="false"/>
+                <w:iCs w:val="false"/>
+                <w:color w:val="17242D"/>
+                <w:rtl w:val="false"/>
+              </w:rPr>
+              <w:t xml:space="preserve"/>
+            </w:r>
+          </w:p>
+        </w:tc>
+        <w:tc>
+          <w:tcPr>
+            <w:tcW w:type="dxa" w:w="1805"/>
+            <w:shd w:fill="FFFFFF"/>
+          </w:tcPr>
+          <w:p>
+            <w:pPr>
+              <w:bidi w:val="false"/>
+              <w:jc w:val="left"/>
+            </w:pPr>
+            <w:r>
+              <w:rPr>
+                <w:b w:val="false"/>
+                <w:bCs w:val="false"/>
+                <w:i w:val="false"/>
+                <w:iCs w:val="false"/>
+                <w:color w:val="17242D"/>
+                <w:rtl w:val="false"/>
+              </w:rPr>
+              <w:t xml:space="preserve"/>
+            </w:r>
+          </w:p>
+        </w:tc>
+        <w:tc>
+          <w:tcPr>
+            <w:tcW w:type="dxa" w:w="1805"/>
+            <w:shd w:fill="FFFFFF"/>
+          </w:tcPr>
+          <w:p>
+            <w:pPr>
+              <w:bidi w:val="false"/>
+              <w:jc w:val="left"/>
+            </w:pPr>
+            <w:r>
+              <w:rPr>
+                <w:b w:val="false"/>
+                <w:bCs w:val="false"/>
+                <w:i w:val="false"/>
+                <w:iCs w:val="false"/>
+                <w:color w:val="17242D"/>
+                <w:rtl w:val="false"/>
+              </w:rPr>
+              <w:t xml:space="preserve"/>
+            </w:r>
+          </w:p>
+        </w:tc>
+        <w:tc>
+          <w:tcPr>
+            <w:tcW w:type="dxa" w:w="1805"/>
+            <w:shd w:fill="FFFFFF"/>
+          </w:tcPr>
+          <w:p>
+            <w:pPr>
+              <w:bidi w:val="false"/>
+              <w:jc w:val="left"/>
+            </w:pPr>
+            <w:r>
+              <w:rPr>
+                <w:b w:val="false"/>
+                <w:bCs w:val="false"/>
+                <w:i w:val="false"/>
+                <w:iCs w:val="false"/>
+                <w:color w:val="17242D"/>
+                <w:rtl w:val="false"/>
+              </w:rPr>
+              <w:t xml:space="preserve"/>
+            </w:r>
+          </w:p>
+        </w:tc>
+        <w:tc>
+          <w:tcPr>
+            <w:tcW w:type="dxa" w:w="1805"/>
+            <w:shd w:fill="FFFFFF"/>
+          </w:tcPr>
+          <w:p>
+            <w:pPr>
+              <w:bidi w:val="false"/>
+              <w:jc w:val="left"/>
+            </w:pPr>
+            <w:r>
+              <w:rPr>
+                <w:b w:val="false"/>
+                <w:bCs w:val="false"/>
+                <w:i w:val="false"/>
+                <w:iCs w:val="false"/>
+                <w:color w:val="17242D"/>
+                <w:rtl w:val="false"/>
+              </w:rPr>
+              <w:t xml:space="preserve"/>
+            </w:r>
+          </w:p>
+        </w:tc>
+      </w:tr>
+      <w:tr>
+        <w:trPr>
+          <w:trHeight w:val="454" w:hRule="atLeast"/>
+        </w:trPr>
+        <w:tc>
+          <w:tcPr>
+            <w:tcW w:type="dxa" w:w="1806"/>
+            <w:shd w:fill="FFFFFF"/>
+          </w:tcPr>
+          <w:p>
+            <w:pPr>
+              <w:bidi w:val="false"/>
+              <w:jc w:val="left"/>
+            </w:pPr>
+            <w:r>
+              <w:rPr>
+                <w:b w:val="false"/>
+                <w:bCs w:val="false"/>
+                <w:i w:val="false"/>
+                <w:iCs w:val="false"/>
+                <w:color w:val="17242D"/>
+                <w:rtl w:val="false"/>
+              </w:rPr>
+              <w:t xml:space="preserve"/>
+            </w:r>
+          </w:p>
+        </w:tc>
+        <w:tc>
+          <w:tcPr>
+            <w:tcW w:type="dxa" w:w="1805"/>
+            <w:shd w:fill="FFFFFF"/>
+          </w:tcPr>
+          <w:p>
+            <w:pPr>
+              <w:bidi w:val="false"/>
+              <w:jc w:val="left"/>
+            </w:pPr>
+            <w:r>
+              <w:rPr>
+                <w:b w:val="false"/>
+                <w:bCs w:val="false"/>
+                <w:i w:val="false"/>
+                <w:iCs w:val="false"/>
+                <w:color w:val="17242D"/>
+                <w:rtl w:val="false"/>
+              </w:rPr>
+              <w:t xml:space="preserve"/>
+            </w:r>
+          </w:p>
+        </w:tc>
+        <w:tc>
+          <w:tcPr>
+            <w:tcW w:type="dxa" w:w="1805"/>
+            <w:shd w:fill="FFFFFF"/>
+          </w:tcPr>
+          <w:p>
+            <w:pPr>
+              <w:bidi w:val="false"/>
+              <w:jc w:val="left"/>
+            </w:pPr>
+            <w:r>
+              <w:rPr>
+                <w:b w:val="false"/>
+                <w:bCs w:val="false"/>
+                <w:i w:val="false"/>
+                <w:iCs w:val="false"/>
+                <w:color w:val="17242D"/>
+                <w:rtl w:val="false"/>
+              </w:rPr>
+              <w:t xml:space="preserve"/>
+            </w:r>
+          </w:p>
+        </w:tc>
+        <w:tc>
+          <w:tcPr>
+            <w:tcW w:type="dxa" w:w="1805"/>
+            <w:shd w:fill="FFFFFF"/>
+          </w:tcPr>
+          <w:p>
+            <w:pPr>
+              <w:bidi w:val="false"/>
+              <w:jc w:val="left"/>
+            </w:pPr>
+            <w:r>
+              <w:rPr>
+                <w:b w:val="false"/>
+                <w:bCs w:val="false"/>
+                <w:i w:val="false"/>
+                <w:iCs w:val="false"/>
+                <w:color w:val="17242D"/>
+                <w:rtl w:val="false"/>
+              </w:rPr>
+              <w:t xml:space="preserve"/>
+            </w:r>
+          </w:p>
+        </w:tc>
+        <w:tc>
+          <w:tcPr>
+            <w:tcW w:type="dxa" w:w="1805"/>
+            <w:shd w:fill="FFFFFF"/>
+          </w:tcPr>
+          <w:p>
+            <w:pPr>
+              <w:bidi w:val="false"/>
+              <w:jc w:val="left"/>
+            </w:pPr>
+            <w:r>
+              <w:rPr>
+                <w:b w:val="false"/>
+                <w:bCs w:val="false"/>
+                <w:i w:val="false"/>
+                <w:iCs w:val="false"/>
+                <w:color w:val="17242D"/>
+                <w:rtl w:val="false"/>
+              </w:rPr>
+              <w:t xml:space="preserve"/>
+            </w:r>
+          </w:p>
+        </w:tc>
+      </w:tr>
+      <w:tr>
+        <w:trPr>
+          <w:trHeight w:val="454" w:hRule="atLeast"/>
+        </w:trPr>
+        <w:tc>
+          <w:tcPr>
+            <w:tcW w:type="dxa" w:w="1806"/>
+            <w:shd w:fill="FFFFFF"/>
+          </w:tcPr>
+          <w:p>
+            <w:pPr>
+              <w:bidi w:val="false"/>
+              <w:jc w:val="left"/>
+            </w:pPr>
+            <w:r>
+              <w:rPr>
+                <w:b w:val="false"/>
+                <w:bCs w:val="false"/>
+                <w:i w:val="false"/>
+                <w:iCs w:val="false"/>
+                <w:color w:val="17242D"/>
+                <w:rtl w:val="false"/>
+              </w:rPr>
+              <w:t xml:space="preserve"/>
+            </w:r>
+          </w:p>
+        </w:tc>
+        <w:tc>
+          <w:tcPr>
+            <w:tcW w:type="dxa" w:w="1805"/>
+            <w:shd w:fill="FFFFFF"/>
+          </w:tcPr>
+          <w:p>
+            <w:pPr>
+              <w:bidi w:val="false"/>
+              <w:jc w:val="left"/>
+            </w:pPr>
+            <w:r>
+              <w:rPr>
+                <w:b w:val="false"/>
+                <w:bCs w:val="false"/>
+                <w:i w:val="false"/>
+                <w:iCs w:val="false"/>
+                <w:color w:val="17242D"/>
+                <w:rtl w:val="false"/>
+              </w:rPr>
+              <w:t xml:space="preserve"/>
+            </w:r>
+          </w:p>
+        </w:tc>
+        <w:tc>
+          <w:tcPr>
+            <w:tcW w:type="dxa" w:w="1805"/>
+            <w:shd w:fill="FFFFFF"/>
+          </w:tcPr>
+          <w:p>
+            <w:pPr>
+              <w:bidi w:val="false"/>
+              <w:jc w:val="left"/>
+            </w:pPr>
+            <w:r>
+              <w:rPr>
+                <w:b w:val="false"/>
+                <w:bCs w:val="false"/>
+                <w:i w:val="false"/>
+                <w:iCs w:val="false"/>
+                <w:color w:val="17242D"/>
+                <w:rtl w:val="false"/>
+              </w:rPr>
+              <w:t xml:space="preserve"/>
+            </w:r>
+          </w:p>
+        </w:tc>
+        <w:tc>
+          <w:tcPr>
+            <w:tcW w:type="dxa" w:w="1805"/>
+            <w:shd w:fill="FFFFFF"/>
+          </w:tcPr>
+          <w:p>
+            <w:pPr>
+              <w:bidi w:val="false"/>
+              <w:jc w:val="left"/>
+            </w:pPr>
+            <w:r>
+              <w:rPr>
+                <w:b w:val="false"/>
+                <w:bCs w:val="false"/>
+                <w:i w:val="false"/>
+                <w:iCs w:val="false"/>
+                <w:color w:val="17242D"/>
+                <w:rtl w:val="false"/>
+              </w:rPr>
+              <w:t xml:space="preserve"/>
+            </w:r>
+          </w:p>
+        </w:tc>
+        <w:tc>
+          <w:tcPr>
+            <w:tcW w:type="dxa" w:w="1805"/>
+            <w:shd w:fill="FFFFFF"/>
+          </w:tcPr>
+          <w:p>
+            <w:pPr>
+              <w:bidi w:val="false"/>
+              <w:jc w:val="left"/>
+            </w:pPr>
+            <w:r>
+              <w:rPr>
+                <w:b w:val="false"/>
+                <w:bCs w:val="false"/>
+                <w:i w:val="false"/>
+                <w:iCs w:val="false"/>
+                <w:color w:val="17242D"/>
+                <w:rtl w:val="false"/>
+              </w:rPr>
+              <w:t xml:space="preserve"/>
+            </w:r>
+          </w:p>
+        </w:tc>
+      </w:tr>
+      <w:tr>
+        <w:trPr>
+          <w:trHeight w:val="454" w:hRule="atLeast"/>
+        </w:trPr>
+        <w:tc>
+          <w:tcPr>
+            <w:tcW w:type="dxa" w:w="1806"/>
+            <w:shd w:fill="FFFFFF"/>
+          </w:tcPr>
+          <w:p>
+            <w:pPr>
+              <w:bidi w:val="false"/>
+              <w:jc w:val="left"/>
+            </w:pPr>
+            <w:r>
+              <w:rPr>
+                <w:b w:val="false"/>
+                <w:bCs w:val="false"/>
+                <w:i w:val="false"/>
+                <w:iCs w:val="false"/>
+                <w:color w:val="17242D"/>
+                <w:rtl w:val="false"/>
+              </w:rPr>
+              <w:t xml:space="preserve"/>
+            </w:r>
+          </w:p>
+        </w:tc>
+        <w:tc>
+          <w:tcPr>
+            <w:tcW w:type="dxa" w:w="1805"/>
+            <w:shd w:fill="FFFFFF"/>
+          </w:tcPr>
+          <w:p>
+            <w:pPr>
+              <w:bidi w:val="false"/>
+              <w:jc w:val="left"/>
+            </w:pPr>
+            <w:r>
+              <w:rPr>
+                <w:b w:val="false"/>
+                <w:bCs w:val="false"/>
+                <w:i w:val="false"/>
+                <w:iCs w:val="false"/>
+                <w:color w:val="17242D"/>
+                <w:rtl w:val="false"/>
+              </w:rPr>
+              <w:t xml:space="preserve"/>
+            </w:r>
+          </w:p>
+        </w:tc>
+        <w:tc>
+          <w:tcPr>
+            <w:tcW w:type="dxa" w:w="1805"/>
+            <w:shd w:fill="FFFFFF"/>
+          </w:tcPr>
+          <w:p>
+            <w:pPr>
+              <w:bidi w:val="false"/>
+              <w:jc w:val="left"/>
+            </w:pPr>
+            <w:r>
+              <w:rPr>
+                <w:b w:val="false"/>
+                <w:bCs w:val="false"/>
+                <w:i w:val="false"/>
+                <w:iCs w:val="false"/>
+                <w:color w:val="17242D"/>
+                <w:rtl w:val="false"/>
+              </w:rPr>
+              <w:t xml:space="preserve"/>
+            </w:r>
+          </w:p>
+        </w:tc>
+        <w:tc>
+          <w:tcPr>
+            <w:tcW w:type="dxa" w:w="1805"/>
+            <w:shd w:fill="FFFFFF"/>
+          </w:tcPr>
+          <w:p>
+            <w:pPr>
+              <w:bidi w:val="false"/>
+              <w:jc w:val="left"/>
+            </w:pPr>
+            <w:r>
+              <w:rPr>
+                <w:b w:val="false"/>
+                <w:bCs w:val="false"/>
+                <w:i w:val="false"/>
+                <w:iCs w:val="false"/>
+                <w:color w:val="17242D"/>
+                <w:rtl w:val="false"/>
+              </w:rPr>
+              <w:t xml:space="preserve"/>
+            </w:r>
+          </w:p>
+        </w:tc>
+        <w:tc>
+          <w:tcPr>
+            <w:tcW w:type="dxa" w:w="1805"/>
+            <w:shd w:fill="FFFFFF"/>
+          </w:tcPr>
+          <w:p>
+            <w:pPr>
+              <w:bidi w:val="false"/>
+              <w:jc w:val="left"/>
+            </w:pPr>
+            <w:r>
+              <w:rPr>
+                <w:b w:val="false"/>
+                <w:bCs w:val="false"/>
+                <w:i w:val="false"/>
+                <w:iCs w:val="false"/>
+                <w:color w:val="17242D"/>
+                <w:rtl w:val="false"/>
+              </w:rPr>
+              <w:t xml:space="preserve"/>
             </w:r>
           </w:p>
         </w:tc>
@@ -21743,7 +22238,7 @@
           <w:color w:val="17242D"/>
           <w:rtl w:val="false"/>
         </w:rPr>
-        <w:t xml:space="preserve">Carry one idea through the whole pipeline — a generated image, a fix, an animated clip of your own image, a second clip generated from text alone, a narration, and a deck assembled two ways — labelling every generated piece as you go.</w:t>
+        <w:t xml:space="preserve">Carry one idea through the whole pipeline — a generated image, a fix, an animated clip of the image you generated, a second clip generated from text alone, a narration, and a deck assembled two ways — labelling every generated piece as you go.</w:t>
       </w:r>
     </w:p>
     <w:p>
@@ -21995,7 +22490,7 @@
                 <w:color w:val="17242D"/>
                 <w:rtl w:val="false"/>
               </w:rPr>
-              <w:t xml:space="preserve">Add a tool comparison at the generate and fix stages (stages 1–2), and a working narration synced to the deck.</w:t>
+              <w:t xml:space="preserve">Add a tool comparison at the generate and fix stages (stages 1–2), and sync the narration precisely to the deck.</w:t>
             </w:r>
           </w:p>
         </w:tc>

--- a/site/assets/downloads/applied-ai-mastery-personal-journal-en.docx
+++ b/site/assets/downloads/applied-ai-mastery-personal-journal-en.docx
@@ -22301,7 +22301,7 @@
           <w:color w:val="17242D"/>
           <w:rtl w:val="false"/>
         </w:rPr>
-        <w:t xml:space="preserve">3. Compare at least two tools at the generate and fix stages, then label every generated piece before you show it to anyone.</w:t>
+        <w:t xml:space="preserve">3. Label every generated piece before you show it to anyone.</w:t>
       </w:r>
     </w:p>
     <w:p>

--- a/site/assets/downloads/applied-ai-mastery-personal-journal-en.docx
+++ b/site/assets/downloads/applied-ai-mastery-personal-journal-en.docx
@@ -21451,6 +21451,21 @@
         <w:t xml:space="preserve">3. Tool verdict</w:t>
       </w:r>
     </w:p>
+    <w:p>
+      <w:pPr>
+        <w:bidi w:val="false"/>
+        <w:jc w:val="left"/>
+      </w:pPr>
+      <w:r>
+        <w:rPr>
+          <w:b w:val="false"/>
+          <w:bCs w:val="false"/>
+          <w:color w:val="17242D"/>
+          <w:rtl w:val="false"/>
+        </w:rPr>
+        <w:t xml:space="preserve">Note it as you go — which tool you actually used at each stage, and whether its free tier held up before you forget which one you hit a limit on.</w:t>
+      </w:r>
+    </w:p>
     <w:tbl>
       <w:tblPr>
         <w:bidiVisual w:val="false"/>
@@ -22817,6 +22832,21 @@
           <w:rtl w:val="false"/>
         </w:rPr>
         <w:t xml:space="preserve">Stage log, for the real piece</w:t>
+      </w:r>
+    </w:p>
+    <w:p>
+      <w:pPr>
+        <w:bidi w:val="false"/>
+        <w:jc w:val="left"/>
+      </w:pPr>
+      <w:r>
+        <w:rPr>
+          <w:b w:val="false"/>
+          <w:bCs w:val="false"/>
+          <w:color w:val="17242D"/>
+          <w:rtl w:val="false"/>
+        </w:rPr>
+        <w:t xml:space="preserve">Log every stage as you go. A generated image or clip that is not labelled is not decoration — it is a claim, so write what the label actually said, not just yes or no.</w:t>
       </w:r>
     </w:p>
     <w:tbl>

--- a/site/assets/downloads/applied-ai-mastery-personal-journal-en.docx
+++ b/site/assets/downloads/applied-ai-mastery-personal-journal-en.docx
@@ -20276,7 +20276,7 @@
                 <w:color w:val="55606E"/>
                 <w:rtl w:val="false"/>
               </w:rPr>
-              <w:t xml:space="preserve">Gemini for stages 1–4; Google AI Studio to narrate; Claude and Canva for the deck</w:t>
+              <w:t xml:space="preserve">Gemini for stages 1–4; the Cloud speech studio to narrate; Claude and Canva for the deck</w:t>
             </w:r>
           </w:p>
         </w:tc>
@@ -21192,7 +21192,7 @@
                 <w:color w:val="17242D"/>
                 <w:rtl w:val="false"/>
               </w:rPr>
-              <w:t xml:space="preserve">Google AI Studio</w:t>
+              <w:t xml:space="preserve">Cloud speech studio</w:t>
             </w:r>
           </w:p>
         </w:tc>
@@ -22301,7 +22301,7 @@
           <w:color w:val="17242D"/>
           <w:rtl w:val="false"/>
         </w:rPr>
-        <w:t xml:space="preserve">2. Generate an image and fix it in Gemini (or compare it against ChatGPT), animate it and generate a second clip from text alone in Gemini, narrate it in Google AI Studio, then assemble the deck in Claude and Canva — logging the tool, prompt, and result at each stage.</w:t>
+        <w:t xml:space="preserve">2. Generate an image and fix it in Gemini (or compare it against ChatGPT), animate it and generate a second clip from text alone in Gemini, narrate it in Google Cloud's speech studio (https://console.cloud.google.com/agent-platform/studio/media/speech), then assemble the deck in Claude and Canva — logging the tool, prompt, and result at each stage.</w:t>
       </w:r>
     </w:p>
     <w:p>

--- a/site/assets/downloads/applied-ai-mastery-personal-journal-en.docx
+++ b/site/assets/downloads/applied-ai-mastery-personal-journal-en.docx
@@ -20276,7 +20276,7 @@
                 <w:color w:val="55606E"/>
                 <w:rtl w:val="false"/>
               </w:rPr>
-              <w:t xml:space="preserve">Gemini for stages 1–4; the Cloud speech studio to narrate; Claude and Canva for the deck</w:t>
+              <w:t xml:space="preserve">Gemini for stages 1–4; the Cloud speech studio to narrate; Claude for the deck, both formats</w:t>
             </w:r>
           </w:p>
         </w:tc>
@@ -21335,7 +21335,7 @@
                 <w:color w:val="17242D"/>
                 <w:rtl w:val="false"/>
               </w:rPr>
-              <w:t xml:space="preserve">Claude and Canva</w:t>
+              <w:t xml:space="preserve">Claude</w:t>
             </w:r>
           </w:p>
         </w:tc>
@@ -21358,7 +21358,7 @@
                 <w:color w:val="17242D"/>
                 <w:rtl w:val="false"/>
               </w:rPr>
-              <w:t xml:space="preserve">Asked Claude for a six-slide structure, then built it in Canva</w:t>
+              <w:t xml:space="preserve">Asked Claude for a six-slide deck, once as PPTX and once as self-contained HTML</w:t>
             </w:r>
           </w:p>
         </w:tc>
@@ -21381,7 +21381,7 @@
                 <w:color w:val="17242D"/>
                 <w:rtl w:val="false"/>
               </w:rPr>
-              <w:t xml:space="preserve">A working deck with both clips and the narration in sync</w:t>
+              <w:t xml:space="preserve">Two working decks with both clips and the narration in sync — one editable in Slides, one a single file that opens in any browser</w:t>
             </w:r>
           </w:p>
         </w:tc>
@@ -21404,7 +21404,7 @@
                 <w:color w:val="17242D"/>
                 <w:rtl w:val="false"/>
               </w:rPr>
-              <w:t xml:space="preserve">Reordered two slides so the narration matched the visuals</w:t>
+              <w:t xml:space="preserve">Reordered two slides in both versions so the narration matched the visuals</w:t>
             </w:r>
           </w:p>
         </w:tc>
@@ -21427,7 +21427,7 @@
                 <w:color w:val="17242D"/>
                 <w:rtl w:val="false"/>
               </w:rPr>
-              <w:t xml:space="preserve">Every generated slide keeps its own caption</w:t>
+              <w:t xml:space="preserve">Every generated slide keeps its own caption, in both files</w:t>
             </w:r>
           </w:p>
         </w:tc>
@@ -22301,7 +22301,7 @@
           <w:color w:val="17242D"/>
           <w:rtl w:val="false"/>
         </w:rPr>
-        <w:t xml:space="preserve">2. Generate an image and fix it in Gemini (or compare it against ChatGPT), animate it and generate a second clip from text alone in Gemini, narrate it in Google Cloud's speech studio (https://console.cloud.google.com/agent-platform/studio/media/speech), then assemble the deck in Claude and Canva — logging the tool, prompt, and result at each stage.</w:t>
+        <w:t xml:space="preserve">2. Generate an image and fix it in Gemini (or compare it against ChatGPT), animate it and generate a second clip from text alone in Gemini, narrate it in Google Cloud's speech studio (https://console.cloud.google.com/agent-platform/studio/media/speech), then assemble the deck with Claude, once as PPTX and once as self-contained HTML — logging the tool, prompt, and result at each stage.</w:t>
       </w:r>
     </w:p>
     <w:p>

--- a/site/assets/downloads/applied-ai-mastery-personal-journal-en.docx
+++ b/site/assets/downloads/applied-ai-mastery-personal-journal-en.docx
@@ -32,7 +32,7 @@
           <w:color w:val="17242D"/>
           <w:rtl w:val="false"/>
         </w:rPr>
-        <w:t xml:space="preserve">Use this workbook throughout all 7 integrated sessions. Each session has one tab: a sequence of work that leads to one useful, checked result.</w:t>
+        <w:t xml:space="preserve">Use this workbook throughout the six integrated sessions and the capstone that follows them. Each has one tab: a sequence of work that leads to one useful, checked result.</w:t>
       </w:r>
     </w:p>
     <w:p>
@@ -24287,7 +24287,7 @@
           <w:color w:val="FFFFFF"/>
           <w:rtl w:val="false"/>
         </w:rPr>
-        <w:t xml:space="preserve">Session 7: Build a Personal System</w:t>
+        <w:t xml:space="preserve">Capstone: One Project, Every Skill</w:t>
       </w:r>
     </w:p>
     <w:p>
@@ -24302,7 +24302,7 @@
           <w:color w:val="17242D"/>
           <w:rtl w:val="false"/>
         </w:rPr>
-        <w:t xml:space="preserve">Combine your strongest work into a personal workflow and a small final personal project that you can inspect, pause, and improve.</w:t>
+        <w:t xml:space="preserve">Carry one subject of your own through five deliverables, each using a session you already did. Post each one to the group; read what comes back for other people too.</w:t>
       </w:r>
     </w:p>
     <w:p>
@@ -24338,7 +24338,419 @@
           <w:color w:val="4E356F"/>
           <w:rtl w:val="false"/>
         </w:rPr>
-        <w:t xml:space="preserve">1. Choose the launchpad</w:t>
+        <w:t xml:space="preserve">1. The subject</w:t>
+      </w:r>
+    </w:p>
+    <w:tbl>
+      <w:tblPr>
+        <w:bidiVisual w:val="false"/>
+        <w:tblW w:type="dxa" w:w="9026"/>
+        <w:tblBorders>
+          <w:top w:val="single" w:color="auto" w:sz="4"/>
+          <w:left w:val="single" w:color="auto" w:sz="4"/>
+          <w:bottom w:val="single" w:color="auto" w:sz="4"/>
+          <w:right w:val="single" w:color="auto" w:sz="4"/>
+          <w:insideH w:val="single" w:color="auto" w:sz="4"/>
+          <w:insideV w:val="single" w:color="auto" w:sz="4"/>
+        </w:tblBorders>
+        <w:tblLayout w:type="fixed"/>
+      </w:tblPr>
+      <w:tblGrid>
+        <w:gridCol w:w="1806"/>
+        <w:gridCol w:w="1805"/>
+        <w:gridCol w:w="1805"/>
+        <w:gridCol w:w="1805"/>
+        <w:gridCol w:w="1805"/>
+      </w:tblGrid>
+      <w:tr>
+        <w:tc>
+          <w:tcPr>
+            <w:tcW w:type="dxa" w:w="1806"/>
+            <w:shd w:fill="4E356F"/>
+          </w:tcPr>
+          <w:p>
+            <w:pPr>
+              <w:bidi w:val="false"/>
+              <w:jc w:val="left"/>
+            </w:pPr>
+            <w:r>
+              <w:rPr>
+                <w:b/>
+                <w:bCs/>
+                <w:i w:val="false"/>
+                <w:iCs w:val="false"/>
+                <w:color w:val="FFFFFF"/>
+                <w:rtl w:val="false"/>
+              </w:rPr>
+              <w:t xml:space="preserve">What it is</w:t>
+            </w:r>
+          </w:p>
+        </w:tc>
+        <w:tc>
+          <w:tcPr>
+            <w:tcW w:type="dxa" w:w="1805"/>
+            <w:shd w:fill="4E356F"/>
+          </w:tcPr>
+          <w:p>
+            <w:pPr>
+              <w:bidi w:val="false"/>
+              <w:jc w:val="left"/>
+            </w:pPr>
+            <w:r>
+              <w:rPr>
+                <w:b/>
+                <w:bCs/>
+                <w:i w:val="false"/>
+                <w:iCs w:val="false"/>
+                <w:color w:val="FFFFFF"/>
+                <w:rtl w:val="false"/>
+              </w:rPr>
+              <w:t xml:space="preserve">Why this one</w:t>
+            </w:r>
+          </w:p>
+        </w:tc>
+        <w:tc>
+          <w:tcPr>
+            <w:tcW w:type="dxa" w:w="1805"/>
+            <w:shd w:fill="4E356F"/>
+          </w:tcPr>
+          <w:p>
+            <w:pPr>
+              <w:bidi w:val="false"/>
+              <w:jc w:val="left"/>
+            </w:pPr>
+            <w:r>
+              <w:rPr>
+                <w:b/>
+                <w:bCs/>
+                <w:i w:val="false"/>
+                <w:iCs w:val="false"/>
+                <w:color w:val="FFFFFF"/>
+                <w:rtl w:val="false"/>
+              </w:rPr>
+              <w:t xml:space="preserve">My end date</w:t>
+            </w:r>
+          </w:p>
+        </w:tc>
+        <w:tc>
+          <w:tcPr>
+            <w:tcW w:type="dxa" w:w="1805"/>
+            <w:shd w:fill="4E356F"/>
+          </w:tcPr>
+          <w:p>
+            <w:pPr>
+              <w:bidi w:val="false"/>
+              <w:jc w:val="left"/>
+            </w:pPr>
+            <w:r>
+              <w:rPr>
+                <w:b/>
+                <w:bCs/>
+                <w:i w:val="false"/>
+                <w:iCs w:val="false"/>
+                <w:color w:val="FFFFFF"/>
+                <w:rtl w:val="false"/>
+              </w:rPr>
+              <w:t xml:space="preserve">Deliverable I am skipping</w:t>
+            </w:r>
+          </w:p>
+        </w:tc>
+        <w:tc>
+          <w:tcPr>
+            <w:tcW w:type="dxa" w:w="1805"/>
+            <w:shd w:fill="4E356F"/>
+          </w:tcPr>
+          <w:p>
+            <w:pPr>
+              <w:bidi w:val="false"/>
+              <w:jc w:val="left"/>
+            </w:pPr>
+            <w:r>
+              <w:rPr>
+                <w:b/>
+                <w:bCs/>
+                <w:i w:val="false"/>
+                <w:iCs w:val="false"/>
+                <w:color w:val="FFFFFF"/>
+                <w:rtl w:val="false"/>
+              </w:rPr>
+              <w:t xml:space="preserve">Mentor confirmed on</w:t>
+            </w:r>
+          </w:p>
+        </w:tc>
+      </w:tr>
+      <w:tr>
+        <w:trPr>
+          <w:trHeight w:val="454" w:hRule="atLeast"/>
+        </w:trPr>
+        <w:tc>
+          <w:tcPr>
+            <w:tcW w:type="dxa" w:w="1806"/>
+            <w:shd w:fill="F1F3F6"/>
+          </w:tcPr>
+          <w:p>
+            <w:pPr>
+              <w:bidi w:val="false"/>
+              <w:jc w:val="left"/>
+            </w:pPr>
+            <w:r>
+              <w:rPr>
+                <w:b w:val="false"/>
+                <w:bCs w:val="false"/>
+                <w:i/>
+                <w:iCs/>
+                <w:color w:val="55606E"/>
+                <w:rtl w:val="false"/>
+              </w:rPr>
+              <w:t xml:space="preserve">Example: a weekend trip to the north in October</w:t>
+            </w:r>
+          </w:p>
+        </w:tc>
+        <w:tc>
+          <w:tcPr>
+            <w:tcW w:type="dxa" w:w="1805"/>
+            <w:shd w:fill="F1F3F6"/>
+          </w:tcPr>
+          <w:p>
+            <w:pPr>
+              <w:bidi w:val="false"/>
+              <w:jc w:val="left"/>
+            </w:pPr>
+            <w:r>
+              <w:rPr>
+                <w:b w:val="false"/>
+                <w:bCs w:val="false"/>
+                <w:i/>
+                <w:iCs/>
+                <w:color w:val="55606E"/>
+                <w:rtl w:val="false"/>
+              </w:rPr>
+              <w:t xml:space="preserve">We keep talking about it and never book it</w:t>
+            </w:r>
+          </w:p>
+        </w:tc>
+        <w:tc>
+          <w:tcPr>
+            <w:tcW w:type="dxa" w:w="1805"/>
+            <w:shd w:fill="F1F3F6"/>
+          </w:tcPr>
+          <w:p>
+            <w:pPr>
+              <w:bidi w:val="false"/>
+              <w:jc w:val="left"/>
+            </w:pPr>
+            <w:r>
+              <w:rPr>
+                <w:b w:val="false"/>
+                <w:bCs w:val="false"/>
+                <w:i/>
+                <w:iCs/>
+                <w:color w:val="55606E"/>
+                <w:rtl w:val="false"/>
+              </w:rPr>
+              <w:t xml:space="preserve">30 November</w:t>
+            </w:r>
+          </w:p>
+        </w:tc>
+        <w:tc>
+          <w:tcPr>
+            <w:tcW w:type="dxa" w:w="1805"/>
+            <w:shd w:fill="F1F3F6"/>
+          </w:tcPr>
+          <w:p>
+            <w:pPr>
+              <w:bidi w:val="false"/>
+              <w:jc w:val="left"/>
+            </w:pPr>
+            <w:r>
+              <w:rPr>
+                <w:b w:val="false"/>
+                <w:bCs w:val="false"/>
+                <w:i/>
+                <w:iCs/>
+                <w:color w:val="55606E"/>
+                <w:rtl w:val="false"/>
+              </w:rPr>
+              <w:t xml:space="preserve">None</w:t>
+            </w:r>
+          </w:p>
+        </w:tc>
+        <w:tc>
+          <w:tcPr>
+            <w:tcW w:type="dxa" w:w="1805"/>
+            <w:shd w:fill="F1F3F6"/>
+          </w:tcPr>
+          <w:p>
+            <w:pPr>
+              <w:bidi w:val="false"/>
+              <w:jc w:val="left"/>
+            </w:pPr>
+            <w:r>
+              <w:rPr>
+                <w:b w:val="false"/>
+                <w:bCs w:val="false"/>
+                <w:i/>
+                <w:iCs/>
+                <w:color w:val="55606E"/>
+                <w:rtl w:val="false"/>
+              </w:rPr>
+              <w:t xml:space="preserve">12 October</w:t>
+            </w:r>
+          </w:p>
+        </w:tc>
+      </w:tr>
+      <w:tr>
+        <w:trPr>
+          <w:trHeight w:val="454" w:hRule="atLeast"/>
+        </w:trPr>
+        <w:tc>
+          <w:tcPr>
+            <w:tcW w:type="dxa" w:w="1806"/>
+            <w:shd w:fill="FFFFFF"/>
+          </w:tcPr>
+          <w:p>
+            <w:pPr>
+              <w:bidi w:val="false"/>
+              <w:jc w:val="left"/>
+            </w:pPr>
+            <w:r>
+              <w:rPr>
+                <w:b w:val="false"/>
+                <w:bCs w:val="false"/>
+                <w:i w:val="false"/>
+                <w:iCs w:val="false"/>
+                <w:color w:val="17242D"/>
+                <w:rtl w:val="false"/>
+              </w:rPr>
+              <w:t xml:space="preserve"/>
+            </w:r>
+          </w:p>
+        </w:tc>
+        <w:tc>
+          <w:tcPr>
+            <w:tcW w:type="dxa" w:w="1805"/>
+            <w:shd w:fill="FFFFFF"/>
+          </w:tcPr>
+          <w:p>
+            <w:pPr>
+              <w:bidi w:val="false"/>
+              <w:jc w:val="left"/>
+            </w:pPr>
+            <w:r>
+              <w:rPr>
+                <w:b w:val="false"/>
+                <w:bCs w:val="false"/>
+                <w:i w:val="false"/>
+                <w:iCs w:val="false"/>
+                <w:color w:val="17242D"/>
+                <w:rtl w:val="false"/>
+              </w:rPr>
+              <w:t xml:space="preserve"/>
+            </w:r>
+          </w:p>
+        </w:tc>
+        <w:tc>
+          <w:tcPr>
+            <w:tcW w:type="dxa" w:w="1805"/>
+            <w:shd w:fill="FFFFFF"/>
+          </w:tcPr>
+          <w:p>
+            <w:pPr>
+              <w:bidi w:val="false"/>
+              <w:jc w:val="left"/>
+            </w:pPr>
+            <w:r>
+              <w:rPr>
+                <w:b w:val="false"/>
+                <w:bCs w:val="false"/>
+                <w:i w:val="false"/>
+                <w:iCs w:val="false"/>
+                <w:color w:val="17242D"/>
+                <w:rtl w:val="false"/>
+              </w:rPr>
+              <w:t xml:space="preserve"/>
+            </w:r>
+          </w:p>
+        </w:tc>
+        <w:tc>
+          <w:tcPr>
+            <w:tcW w:type="dxa" w:w="1805"/>
+            <w:shd w:fill="FFFFFF"/>
+          </w:tcPr>
+          <w:p>
+            <w:pPr>
+              <w:bidi w:val="false"/>
+              <w:jc w:val="left"/>
+            </w:pPr>
+            <w:r>
+              <w:rPr>
+                <w:b w:val="false"/>
+                <w:bCs w:val="false"/>
+                <w:i w:val="false"/>
+                <w:iCs w:val="false"/>
+                <w:color w:val="17242D"/>
+                <w:rtl w:val="false"/>
+              </w:rPr>
+              <w:t xml:space="preserve"/>
+            </w:r>
+          </w:p>
+        </w:tc>
+        <w:tc>
+          <w:tcPr>
+            <w:tcW w:type="dxa" w:w="1805"/>
+            <w:shd w:fill="FFFFFF"/>
+          </w:tcPr>
+          <w:p>
+            <w:pPr>
+              <w:bidi w:val="false"/>
+              <w:jc w:val="left"/>
+            </w:pPr>
+            <w:r>
+              <w:rPr>
+                <w:b w:val="false"/>
+                <w:bCs w:val="false"/>
+                <w:i w:val="false"/>
+                <w:iCs w:val="false"/>
+                <w:color w:val="17242D"/>
+                <w:rtl w:val="false"/>
+              </w:rPr>
+              <w:t xml:space="preserve"/>
+            </w:r>
+          </w:p>
+        </w:tc>
+      </w:tr>
+    </w:tbl>
+    <w:p>
+      <w:pPr>
+        <w:bidi w:val="false"/>
+        <w:jc w:val="left"/>
+      </w:pPr>
+      <w:r>
+        <w:rPr>
+          <w:b w:val="false"/>
+          <w:bCs w:val="false"/>
+          <w:color w:val="17242D"/>
+          <w:rtl w:val="false"/>
+        </w:rPr>
+        <w:t xml:space="preserve">Do not start deliverable 1 until the confirmed date is filled in.</w:t>
+      </w:r>
+    </w:p>
+    <w:p>
+      <w:pPr>
+        <w:pStyle w:val="Heading1"/>
+        <w:shd w:fill="F0EAFA"/>
+        <w:bidi w:val="false"/>
+        <w:spacing w:after="100" w:before="200"/>
+        <w:jc w:val="left"/>
+      </w:pPr>
+      <w:r>
+        <w:rPr>
+          <w:b/>
+          <w:bCs/>
+          <w:color w:val="4E356F"/>
+          <w:rtl w:val="false"/>
+        </w:rPr>
+        <w:t xml:space="preserve">2. Deliverable log</w:t>
       </w:r>
     </w:p>
     <w:tbl>
@@ -24383,7 +24795,7 @@
                 <w:color w:val="FFFFFF"/>
                 <w:rtl w:val="false"/>
               </w:rPr>
-              <w:t xml:space="preserve">Personal problem</w:t>
+              <w:t xml:space="preserve">Deliverable</w:t>
             </w:r>
           </w:p>
         </w:tc>
@@ -24406,7 +24818,7 @@
                 <w:color w:val="FFFFFF"/>
                 <w:rtl w:val="false"/>
               </w:rPr>
-              <w:t xml:space="preserve">Useful outcome</w:t>
+              <w:t xml:space="preserve">Session it draws on</w:t>
             </w:r>
           </w:p>
         </w:tc>
@@ -24429,7 +24841,7 @@
                 <w:color w:val="FFFFFF"/>
                 <w:rtl w:val="false"/>
               </w:rPr>
-              <w:t xml:space="preserve">Inputs / sources</w:t>
+              <w:t xml:space="preserve">What I posted</w:t>
             </w:r>
           </w:p>
         </w:tc>
@@ -24452,7 +24864,7 @@
                 <w:color w:val="FFFFFF"/>
                 <w:rtl w:val="false"/>
               </w:rPr>
-              <w:t xml:space="preserve">Steps</w:t>
+              <w:t xml:space="preserve">Date posted</w:t>
             </w:r>
           </w:p>
         </w:tc>
@@ -24475,7 +24887,7 @@
                 <w:color w:val="FFFFFF"/>
                 <w:rtl w:val="false"/>
               </w:rPr>
-              <w:t xml:space="preserve">Human approval point</w:t>
+              <w:t xml:space="preserve">What came back</w:t>
             </w:r>
           </w:p>
         </w:tc>
@@ -24498,7 +24910,7 @@
                 <w:color w:val="FFFFFF"/>
                 <w:rtl w:val="false"/>
               </w:rPr>
-              <w:t xml:space="preserve">Review date</w:t>
+              <w:t xml:space="preserve">What I changed</w:t>
             </w:r>
           </w:p>
         </w:tc>
@@ -24526,7 +24938,7 @@
                 <w:color w:val="55606E"/>
                 <w:rtl w:val="false"/>
               </w:rPr>
-              <w:t xml:space="preserve">Example: bills arrive scattered across email and I lose track of them</w:t>
+              <w:t xml:space="preserve">Example: research brief</w:t>
             </w:r>
           </w:p>
         </w:tc>
@@ -24549,7 +24961,7 @@
                 <w:color w:val="55606E"/>
                 <w:rtl w:val="false"/>
               </w:rPr>
-              <w:t xml:space="preserve">One weekly list of what is due and when</w:t>
+              <w:t xml:space="preserve">2</w:t>
             </w:r>
           </w:p>
         </w:tc>
@@ -24572,7 +24984,7 @@
                 <w:color w:val="55606E"/>
                 <w:rtl w:val="false"/>
               </w:rPr>
-              <w:t xml:space="preserve">Bills in my email; the household calendar</w:t>
+              <w:t xml:space="preserve">Three routes compared, with costs and two sources each</w:t>
             </w:r>
           </w:p>
         </w:tc>
@@ -24595,7 +25007,7 @@
                 <w:color w:val="55606E"/>
                 <w:rtl w:val="false"/>
               </w:rPr>
-              <w:t xml:space="preserve">Collect, extract the amount and date, draft the list</w:t>
+              <w:t xml:space="preserve">15 October</w:t>
             </w:r>
           </w:p>
         </w:tc>
@@ -24618,7 +25030,7 @@
                 <w:color w:val="55606E"/>
                 <w:rtl w:val="false"/>
               </w:rPr>
-              <w:t xml:space="preserve">I approve the list before anything is paid or filed</w:t>
+              <w:t xml:space="preserve">"Two of your three sources are the same operator"</w:t>
             </w:r>
           </w:p>
         </w:tc>
@@ -24641,7 +25053,7 @@
                 <w:color w:val="55606E"/>
                 <w:rtl w:val="false"/>
               </w:rPr>
-              <w:t xml:space="preserve">First Sunday of each month</w:t>
+              <w:t xml:space="preserve">Replaced one with a rail timetable I checked myself</w:t>
             </w:r>
           </w:p>
         </w:tc>
@@ -24669,7 +25081,7 @@
                 <w:color w:val="17242D"/>
                 <w:rtl w:val="false"/>
               </w:rPr>
-              <w:t xml:space="preserve"/>
+              <w:t xml:space="preserve">1 Research brief</w:t>
             </w:r>
           </w:p>
         </w:tc>
@@ -24692,7 +25104,7 @@
                 <w:color w:val="17242D"/>
                 <w:rtl w:val="false"/>
               </w:rPr>
-              <w:t xml:space="preserve"/>
+              <w:t xml:space="preserve">2</w:t>
             </w:r>
           </w:p>
         </w:tc>
@@ -24812,7 +25224,7 @@
                 <w:color w:val="17242D"/>
                 <w:rtl w:val="false"/>
               </w:rPr>
-              <w:t xml:space="preserve"/>
+              <w:t xml:space="preserve">2 Plan with a spreadsheet</w:t>
             </w:r>
           </w:p>
         </w:tc>
@@ -24835,7 +25247,436 @@
                 <w:color w:val="17242D"/>
                 <w:rtl w:val="false"/>
               </w:rPr>
-              <w:t xml:space="preserve"/>
+              <w:t xml:space="preserve">3</w:t>
+            </w:r>
+          </w:p>
+        </w:tc>
+        <w:tc>
+          <w:tcPr>
+            <w:tcW w:type="dxa" w:w="1504"/>
+            <w:shd w:fill="FFFFFF"/>
+          </w:tcPr>
+          <w:p>
+            <w:pPr>
+              <w:bidi w:val="false"/>
+              <w:jc w:val="left"/>
+            </w:pPr>
+            <w:r>
+              <w:rPr>
+                <w:b w:val="false"/>
+                <w:bCs w:val="false"/>
+                <w:i w:val="false"/>
+                <w:iCs w:val="false"/>
+                <w:color w:val="17242D"/>
+                <w:rtl w:val="false"/>
+              </w:rPr>
+              <w:t xml:space="preserve"/>
+            </w:r>
+          </w:p>
+        </w:tc>
+        <w:tc>
+          <w:tcPr>
+            <w:tcW w:type="dxa" w:w="1504"/>
+            <w:shd w:fill="FFFFFF"/>
+          </w:tcPr>
+          <w:p>
+            <w:pPr>
+              <w:bidi w:val="false"/>
+              <w:jc w:val="left"/>
+            </w:pPr>
+            <w:r>
+              <w:rPr>
+                <w:b w:val="false"/>
+                <w:bCs w:val="false"/>
+                <w:i w:val="false"/>
+                <w:iCs w:val="false"/>
+                <w:color w:val="17242D"/>
+                <w:rtl w:val="false"/>
+              </w:rPr>
+              <w:t xml:space="preserve"/>
+            </w:r>
+          </w:p>
+        </w:tc>
+        <w:tc>
+          <w:tcPr>
+            <w:tcW w:type="dxa" w:w="1504"/>
+            <w:shd w:fill="FFFFFF"/>
+          </w:tcPr>
+          <w:p>
+            <w:pPr>
+              <w:bidi w:val="false"/>
+              <w:jc w:val="left"/>
+            </w:pPr>
+            <w:r>
+              <w:rPr>
+                <w:b w:val="false"/>
+                <w:bCs w:val="false"/>
+                <w:i w:val="false"/>
+                <w:iCs w:val="false"/>
+                <w:color w:val="17242D"/>
+                <w:rtl w:val="false"/>
+              </w:rPr>
+              <w:t xml:space="preserve"/>
+            </w:r>
+          </w:p>
+        </w:tc>
+        <w:tc>
+          <w:tcPr>
+            <w:tcW w:type="dxa" w:w="1504"/>
+            <w:shd w:fill="FFFFFF"/>
+          </w:tcPr>
+          <w:p>
+            <w:pPr>
+              <w:bidi w:val="false"/>
+              <w:jc w:val="left"/>
+            </w:pPr>
+            <w:r>
+              <w:rPr>
+                <w:b w:val="false"/>
+                <w:bCs w:val="false"/>
+                <w:i w:val="false"/>
+                <w:iCs w:val="false"/>
+                <w:color w:val="17242D"/>
+                <w:rtl w:val="false"/>
+              </w:rPr>
+              <w:t xml:space="preserve"/>
+            </w:r>
+          </w:p>
+        </w:tc>
+      </w:tr>
+      <w:tr>
+        <w:trPr>
+          <w:trHeight w:val="454" w:hRule="atLeast"/>
+        </w:trPr>
+        <w:tc>
+          <w:tcPr>
+            <w:tcW w:type="dxa" w:w="1506"/>
+            <w:shd w:fill="FFFFFF"/>
+          </w:tcPr>
+          <w:p>
+            <w:pPr>
+              <w:bidi w:val="false"/>
+              <w:jc w:val="left"/>
+            </w:pPr>
+            <w:r>
+              <w:rPr>
+                <w:b w:val="false"/>
+                <w:bCs w:val="false"/>
+                <w:i w:val="false"/>
+                <w:iCs w:val="false"/>
+                <w:color w:val="17242D"/>
+                <w:rtl w:val="false"/>
+              </w:rPr>
+              <w:t xml:space="preserve">3 Presentation</w:t>
+            </w:r>
+          </w:p>
+        </w:tc>
+        <w:tc>
+          <w:tcPr>
+            <w:tcW w:type="dxa" w:w="1504"/>
+            <w:shd w:fill="FFFFFF"/>
+          </w:tcPr>
+          <w:p>
+            <w:pPr>
+              <w:bidi w:val="false"/>
+              <w:jc w:val="left"/>
+            </w:pPr>
+            <w:r>
+              <w:rPr>
+                <w:b w:val="false"/>
+                <w:bCs w:val="false"/>
+                <w:i w:val="false"/>
+                <w:iCs w:val="false"/>
+                <w:color w:val="17242D"/>
+                <w:rtl w:val="false"/>
+              </w:rPr>
+              <w:t xml:space="preserve">4</w:t>
+            </w:r>
+          </w:p>
+        </w:tc>
+        <w:tc>
+          <w:tcPr>
+            <w:tcW w:type="dxa" w:w="1504"/>
+            <w:shd w:fill="FFFFFF"/>
+          </w:tcPr>
+          <w:p>
+            <w:pPr>
+              <w:bidi w:val="false"/>
+              <w:jc w:val="left"/>
+            </w:pPr>
+            <w:r>
+              <w:rPr>
+                <w:b w:val="false"/>
+                <w:bCs w:val="false"/>
+                <w:i w:val="false"/>
+                <w:iCs w:val="false"/>
+                <w:color w:val="17242D"/>
+                <w:rtl w:val="false"/>
+              </w:rPr>
+              <w:t xml:space="preserve"/>
+            </w:r>
+          </w:p>
+        </w:tc>
+        <w:tc>
+          <w:tcPr>
+            <w:tcW w:type="dxa" w:w="1504"/>
+            <w:shd w:fill="FFFFFF"/>
+          </w:tcPr>
+          <w:p>
+            <w:pPr>
+              <w:bidi w:val="false"/>
+              <w:jc w:val="left"/>
+            </w:pPr>
+            <w:r>
+              <w:rPr>
+                <w:b w:val="false"/>
+                <w:bCs w:val="false"/>
+                <w:i w:val="false"/>
+                <w:iCs w:val="false"/>
+                <w:color w:val="17242D"/>
+                <w:rtl w:val="false"/>
+              </w:rPr>
+              <w:t xml:space="preserve"/>
+            </w:r>
+          </w:p>
+        </w:tc>
+        <w:tc>
+          <w:tcPr>
+            <w:tcW w:type="dxa" w:w="1504"/>
+            <w:shd w:fill="FFFFFF"/>
+          </w:tcPr>
+          <w:p>
+            <w:pPr>
+              <w:bidi w:val="false"/>
+              <w:jc w:val="left"/>
+            </w:pPr>
+            <w:r>
+              <w:rPr>
+                <w:b w:val="false"/>
+                <w:bCs w:val="false"/>
+                <w:i w:val="false"/>
+                <w:iCs w:val="false"/>
+                <w:color w:val="17242D"/>
+                <w:rtl w:val="false"/>
+              </w:rPr>
+              <w:t xml:space="preserve"/>
+            </w:r>
+          </w:p>
+        </w:tc>
+        <w:tc>
+          <w:tcPr>
+            <w:tcW w:type="dxa" w:w="1504"/>
+            <w:shd w:fill="FFFFFF"/>
+          </w:tcPr>
+          <w:p>
+            <w:pPr>
+              <w:bidi w:val="false"/>
+              <w:jc w:val="left"/>
+            </w:pPr>
+            <w:r>
+              <w:rPr>
+                <w:b w:val="false"/>
+                <w:bCs w:val="false"/>
+                <w:i w:val="false"/>
+                <w:iCs w:val="false"/>
+                <w:color w:val="17242D"/>
+                <w:rtl w:val="false"/>
+              </w:rPr>
+              <w:t xml:space="preserve"/>
+            </w:r>
+          </w:p>
+        </w:tc>
+      </w:tr>
+      <w:tr>
+        <w:trPr>
+          <w:trHeight w:val="454" w:hRule="atLeast"/>
+        </w:trPr>
+        <w:tc>
+          <w:tcPr>
+            <w:tcW w:type="dxa" w:w="1506"/>
+            <w:shd w:fill="FFFFFF"/>
+          </w:tcPr>
+          <w:p>
+            <w:pPr>
+              <w:bidi w:val="false"/>
+              <w:jc w:val="left"/>
+            </w:pPr>
+            <w:r>
+              <w:rPr>
+                <w:b w:val="false"/>
+                <w:bCs w:val="false"/>
+                <w:i w:val="false"/>
+                <w:iCs w:val="false"/>
+                <w:color w:val="17242D"/>
+                <w:rtl w:val="false"/>
+              </w:rPr>
+              <w:t xml:space="preserve">4 Designed object</w:t>
+            </w:r>
+          </w:p>
+        </w:tc>
+        <w:tc>
+          <w:tcPr>
+            <w:tcW w:type="dxa" w:w="1504"/>
+            <w:shd w:fill="FFFFFF"/>
+          </w:tcPr>
+          <w:p>
+            <w:pPr>
+              <w:bidi w:val="false"/>
+              <w:jc w:val="left"/>
+            </w:pPr>
+            <w:r>
+              <w:rPr>
+                <w:b w:val="false"/>
+                <w:bCs w:val="false"/>
+                <w:i w:val="false"/>
+                <w:iCs w:val="false"/>
+                <w:color w:val="17242D"/>
+                <w:rtl w:val="false"/>
+              </w:rPr>
+              <w:t xml:space="preserve">5</w:t>
+            </w:r>
+          </w:p>
+        </w:tc>
+        <w:tc>
+          <w:tcPr>
+            <w:tcW w:type="dxa" w:w="1504"/>
+            <w:shd w:fill="FFFFFF"/>
+          </w:tcPr>
+          <w:p>
+            <w:pPr>
+              <w:bidi w:val="false"/>
+              <w:jc w:val="left"/>
+            </w:pPr>
+            <w:r>
+              <w:rPr>
+                <w:b w:val="false"/>
+                <w:bCs w:val="false"/>
+                <w:i w:val="false"/>
+                <w:iCs w:val="false"/>
+                <w:color w:val="17242D"/>
+                <w:rtl w:val="false"/>
+              </w:rPr>
+              <w:t xml:space="preserve"/>
+            </w:r>
+          </w:p>
+        </w:tc>
+        <w:tc>
+          <w:tcPr>
+            <w:tcW w:type="dxa" w:w="1504"/>
+            <w:shd w:fill="FFFFFF"/>
+          </w:tcPr>
+          <w:p>
+            <w:pPr>
+              <w:bidi w:val="false"/>
+              <w:jc w:val="left"/>
+            </w:pPr>
+            <w:r>
+              <w:rPr>
+                <w:b w:val="false"/>
+                <w:bCs w:val="false"/>
+                <w:i w:val="false"/>
+                <w:iCs w:val="false"/>
+                <w:color w:val="17242D"/>
+                <w:rtl w:val="false"/>
+              </w:rPr>
+              <w:t xml:space="preserve"/>
+            </w:r>
+          </w:p>
+        </w:tc>
+        <w:tc>
+          <w:tcPr>
+            <w:tcW w:type="dxa" w:w="1504"/>
+            <w:shd w:fill="FFFFFF"/>
+          </w:tcPr>
+          <w:p>
+            <w:pPr>
+              <w:bidi w:val="false"/>
+              <w:jc w:val="left"/>
+            </w:pPr>
+            <w:r>
+              <w:rPr>
+                <w:b w:val="false"/>
+                <w:bCs w:val="false"/>
+                <w:i w:val="false"/>
+                <w:iCs w:val="false"/>
+                <w:color w:val="17242D"/>
+                <w:rtl w:val="false"/>
+              </w:rPr>
+              <w:t xml:space="preserve"/>
+            </w:r>
+          </w:p>
+        </w:tc>
+        <w:tc>
+          <w:tcPr>
+            <w:tcW w:type="dxa" w:w="1504"/>
+            <w:shd w:fill="FFFFFF"/>
+          </w:tcPr>
+          <w:p>
+            <w:pPr>
+              <w:bidi w:val="false"/>
+              <w:jc w:val="left"/>
+            </w:pPr>
+            <w:r>
+              <w:rPr>
+                <w:b w:val="false"/>
+                <w:bCs w:val="false"/>
+                <w:i w:val="false"/>
+                <w:iCs w:val="false"/>
+                <w:color w:val="17242D"/>
+                <w:rtl w:val="false"/>
+              </w:rPr>
+              <w:t xml:space="preserve"/>
+            </w:r>
+          </w:p>
+        </w:tc>
+      </w:tr>
+      <w:tr>
+        <w:trPr>
+          <w:trHeight w:val="454" w:hRule="atLeast"/>
+        </w:trPr>
+        <w:tc>
+          <w:tcPr>
+            <w:tcW w:type="dxa" w:w="1506"/>
+            <w:shd w:fill="FFFFFF"/>
+          </w:tcPr>
+          <w:p>
+            <w:pPr>
+              <w:bidi w:val="false"/>
+              <w:jc w:val="left"/>
+            </w:pPr>
+            <w:r>
+              <w:rPr>
+                <w:b w:val="false"/>
+                <w:bCs w:val="false"/>
+                <w:i w:val="false"/>
+                <w:iCs w:val="false"/>
+                <w:color w:val="17242D"/>
+                <w:rtl w:val="false"/>
+              </w:rPr>
+              <w:t xml:space="preserve">5 Small app</w:t>
+            </w:r>
+          </w:p>
+        </w:tc>
+        <w:tc>
+          <w:tcPr>
+            <w:tcW w:type="dxa" w:w="1504"/>
+            <w:shd w:fill="FFFFFF"/>
+          </w:tcPr>
+          <w:p>
+            <w:pPr>
+              <w:bidi w:val="false"/>
+              <w:jc w:val="left"/>
+            </w:pPr>
+            <w:r>
+              <w:rPr>
+                <w:b w:val="false"/>
+                <w:bCs w:val="false"/>
+                <w:i w:val="false"/>
+                <w:iCs w:val="false"/>
+                <w:color w:val="17242D"/>
+                <w:rtl w:val="false"/>
+              </w:rPr>
+              <w:t xml:space="preserve">6</w:t>
             </w:r>
           </w:p>
         </w:tc>
@@ -24948,7 +25789,22 @@
           <w:color w:val="4E356F"/>
           <w:rtl w:val="false"/>
         </w:rPr>
-        <w:t xml:space="preserve">2. Map the workflow and evidence</w:t>
+        <w:t xml:space="preserve">3. The app's boundary</w:t>
+      </w:r>
+    </w:p>
+    <w:p>
+      <w:pPr>
+        <w:bidi w:val="false"/>
+        <w:jc w:val="left"/>
+      </w:pPr>
+      <w:r>
+        <w:rPr>
+          <w:b w:val="false"/>
+          <w:bCs w:val="false"/>
+          <w:color w:val="17242D"/>
+          <w:rtl w:val="false"/>
+        </w:rPr>
+        <w:t xml:space="preserve">The app is not finished until this table is. What it may touch, what always needs you, and what makes it stop. For example, an app that reads one list in your own folder has no reason to be able to send a message or spend money — write that down rather than assuming it.</w:t>
       </w:r>
     </w:p>
     <w:tbl>
@@ -24966,17 +25822,14 @@
         <w:tblLayout w:type="fixed"/>
       </w:tblPr>
       <w:tblGrid>
-        <w:gridCol w:w="1506"/>
-        <w:gridCol w:w="1504"/>
-        <w:gridCol w:w="1504"/>
-        <w:gridCol w:w="1504"/>
-        <w:gridCol w:w="1504"/>
-        <w:gridCol w:w="1504"/>
+        <w:gridCol w:w="3010"/>
+        <w:gridCol w:w="3008"/>
+        <w:gridCol w:w="3008"/>
       </w:tblGrid>
       <w:tr>
         <w:tc>
           <w:tcPr>
-            <w:tcW w:type="dxa" w:w="1506"/>
+            <w:tcW w:type="dxa" w:w="3010"/>
             <w:shd w:fill="4E356F"/>
           </w:tcPr>
           <w:p>
@@ -24993,13 +25846,13 @@
                 <w:color w:val="FFFFFF"/>
                 <w:rtl w:val="false"/>
               </w:rPr>
-              <w:t xml:space="preserve">Step</w:t>
-            </w:r>
-          </w:p>
-        </w:tc>
-        <w:tc>
-          <w:tcPr>
-            <w:tcW w:type="dxa" w:w="1504"/>
+              <w:t xml:space="preserve">What it may touch</w:t>
+            </w:r>
+          </w:p>
+        </w:tc>
+        <w:tc>
+          <w:tcPr>
+            <w:tcW w:type="dxa" w:w="3008"/>
             <w:shd w:fill="4E356F"/>
           </w:tcPr>
           <w:p>
@@ -25016,13 +25869,13 @@
                 <w:color w:val="FFFFFF"/>
                 <w:rtl w:val="false"/>
               </w:rPr>
-              <w:t xml:space="preserve">Tool or method</w:t>
-            </w:r>
-          </w:p>
-        </w:tc>
-        <w:tc>
-          <w:tcPr>
-            <w:tcW w:type="dxa" w:w="1504"/>
+              <w:t xml:space="preserve">What always needs my approval</w:t>
+            </w:r>
+          </w:p>
+        </w:tc>
+        <w:tc>
+          <w:tcPr>
+            <w:tcW w:type="dxa" w:w="3008"/>
             <w:shd w:fill="4E356F"/>
           </w:tcPr>
           <w:p>
@@ -25039,76 +25892,7 @@
                 <w:color w:val="FFFFFF"/>
                 <w:rtl w:val="false"/>
               </w:rPr>
-              <w:t xml:space="preserve">Output</w:t>
-            </w:r>
-          </w:p>
-        </w:tc>
-        <w:tc>
-          <w:tcPr>
-            <w:tcW w:type="dxa" w:w="1504"/>
-            <w:shd w:fill="4E356F"/>
-          </w:tcPr>
-          <w:p>
-            <w:pPr>
-              <w:bidi w:val="false"/>
-              <w:jc w:val="left"/>
-            </w:pPr>
-            <w:r>
-              <w:rPr>
-                <w:b/>
-                <w:bCs/>
-                <w:i w:val="false"/>
-                <w:iCs w:val="false"/>
-                <w:color w:val="FFFFFF"/>
-                <w:rtl w:val="false"/>
-              </w:rPr>
-              <w:t xml:space="preserve">Evidence register</w:t>
-            </w:r>
-          </w:p>
-        </w:tc>
-        <w:tc>
-          <w:tcPr>
-            <w:tcW w:type="dxa" w:w="1504"/>
-            <w:shd w:fill="4E356F"/>
-          </w:tcPr>
-          <w:p>
-            <w:pPr>
-              <w:bidi w:val="false"/>
-              <w:jc w:val="left"/>
-            </w:pPr>
-            <w:r>
-              <w:rPr>
-                <w:b/>
-                <w:bCs/>
-                <w:i w:val="false"/>
-                <w:iCs w:val="false"/>
-                <w:color w:val="FFFFFF"/>
-                <w:rtl w:val="false"/>
-              </w:rPr>
-              <w:t xml:space="preserve">Permission needed</w:t>
-            </w:r>
-          </w:p>
-        </w:tc>
-        <w:tc>
-          <w:tcPr>
-            <w:tcW w:type="dxa" w:w="1504"/>
-            <w:shd w:fill="4E356F"/>
-          </w:tcPr>
-          <w:p>
-            <w:pPr>
-              <w:bidi w:val="false"/>
-              <w:jc w:val="left"/>
-            </w:pPr>
-            <w:r>
-              <w:rPr>
-                <w:b/>
-                <w:bCs/>
-                <w:i w:val="false"/>
-                <w:iCs w:val="false"/>
-                <w:color w:val="FFFFFF"/>
-                <w:rtl w:val="false"/>
-              </w:rPr>
-              <w:t xml:space="preserve">Stop / fallback</w:t>
+              <w:t xml:space="preserve">What makes it stop</w:t>
             </w:r>
           </w:p>
         </w:tc>
@@ -25119,7 +25903,7 @@
         </w:trPr>
         <w:tc>
           <w:tcPr>
-            <w:tcW w:type="dxa" w:w="1506"/>
+            <w:tcW w:type="dxa" w:w="3010"/>
             <w:shd w:fill="F1F3F6"/>
           </w:tcPr>
           <w:p>
@@ -25136,13 +25920,13 @@
                 <w:color w:val="55606E"/>
                 <w:rtl w:val="false"/>
               </w:rPr>
-              <w:t xml:space="preserve">Example: extract the amount and due date</w:t>
-            </w:r>
-          </w:p>
-        </w:tc>
-        <w:tc>
-          <w:tcPr>
-            <w:tcW w:type="dxa" w:w="1504"/>
+              <w:t xml:space="preserve">Example: the packing list file in my own folder</w:t>
+            </w:r>
+          </w:p>
+        </w:tc>
+        <w:tc>
+          <w:tcPr>
+            <w:tcW w:type="dxa" w:w="3008"/>
             <w:shd w:fill="F1F3F6"/>
           </w:tcPr>
           <w:p>
@@ -25159,13 +25943,13 @@
                 <w:color w:val="55606E"/>
                 <w:rtl w:val="false"/>
               </w:rPr>
-              <w:t xml:space="preserve">Claude Desktop reading one local folder</w:t>
-            </w:r>
-          </w:p>
-        </w:tc>
-        <w:tc>
-          <w:tcPr>
-            <w:tcW w:type="dxa" w:w="1504"/>
+              <w:t xml:space="preserve">Adding anything to a shopping cart, or sending a message</w:t>
+            </w:r>
+          </w:p>
+        </w:tc>
+        <w:tc>
+          <w:tcPr>
+            <w:tcW w:type="dxa" w:w="3008"/>
             <w:shd w:fill="F1F3F6"/>
           </w:tcPr>
           <w:p>
@@ -25182,76 +25966,7 @@
                 <w:color w:val="55606E"/>
                 <w:rtl w:val="false"/>
               </w:rPr>
-              <w:t xml:space="preserve">A table of bills with amounts and dates</w:t>
-            </w:r>
-          </w:p>
-        </w:tc>
-        <w:tc>
-          <w:tcPr>
-            <w:tcW w:type="dxa" w:w="1504"/>
-            <w:shd w:fill="F1F3F6"/>
-          </w:tcPr>
-          <w:p>
-            <w:pPr>
-              <w:bidi w:val="false"/>
-              <w:jc w:val="left"/>
-            </w:pPr>
-            <w:r>
-              <w:rPr>
-                <w:b w:val="false"/>
-                <w:bCs w:val="false"/>
-                <w:i/>
-                <w:iCs/>
-                <w:color w:val="55606E"/>
-                <w:rtl w:val="false"/>
-              </w:rPr>
-              <w:t xml:space="preserve">The saved file plus the dated table</w:t>
-            </w:r>
-          </w:p>
-        </w:tc>
-        <w:tc>
-          <w:tcPr>
-            <w:tcW w:type="dxa" w:w="1504"/>
-            <w:shd w:fill="F1F3F6"/>
-          </w:tcPr>
-          <w:p>
-            <w:pPr>
-              <w:bidi w:val="false"/>
-              <w:jc w:val="left"/>
-            </w:pPr>
-            <w:r>
-              <w:rPr>
-                <w:b w:val="false"/>
-                <w:bCs w:val="false"/>
-                <w:i/>
-                <w:iCs/>
-                <w:color w:val="55606E"/>
-                <w:rtl w:val="false"/>
-              </w:rPr>
-              <w:t xml:space="preserve">Read-only access to that one folder</w:t>
-            </w:r>
-          </w:p>
-        </w:tc>
-        <w:tc>
-          <w:tcPr>
-            <w:tcW w:type="dxa" w:w="1504"/>
-            <w:shd w:fill="F1F3F6"/>
-          </w:tcPr>
-          <w:p>
-            <w:pPr>
-              <w:bidi w:val="false"/>
-              <w:jc w:val="left"/>
-            </w:pPr>
-            <w:r>
-              <w:rPr>
-                <w:b w:val="false"/>
-                <w:bCs w:val="false"/>
-                <w:i/>
-                <w:iCs/>
-                <w:color w:val="55606E"/>
-                <w:rtl w:val="false"/>
-              </w:rPr>
-              <w:t xml:space="preserve">If a due date is unreadable, stop and flag it for me</w:t>
+              <w:t xml:space="preserve">Anything it cannot find, or a second run in the same hour</w:t>
             </w:r>
           </w:p>
         </w:tc>
@@ -25262,408 +25977,53 @@
         </w:trPr>
         <w:tc>
           <w:tcPr>
-            <w:tcW w:type="dxa" w:w="1506"/>
-            <w:shd w:fill="FFFFFF"/>
-          </w:tcPr>
-          <w:p>
-            <w:pPr>
-              <w:bidi w:val="false"/>
-              <w:jc w:val="left"/>
-            </w:pPr>
-            <w:r>
-              <w:rPr>
-                <w:b w:val="false"/>
-                <w:bCs w:val="false"/>
-                <w:i w:val="false"/>
-                <w:iCs w:val="false"/>
-                <w:color w:val="17242D"/>
-                <w:rtl w:val="false"/>
-              </w:rPr>
-              <w:t xml:space="preserve"/>
-            </w:r>
-          </w:p>
-        </w:tc>
-        <w:tc>
-          <w:tcPr>
-            <w:tcW w:type="dxa" w:w="1504"/>
-            <w:shd w:fill="FFFFFF"/>
-          </w:tcPr>
-          <w:p>
-            <w:pPr>
-              <w:bidi w:val="false"/>
-              <w:jc w:val="left"/>
-            </w:pPr>
-            <w:r>
-              <w:rPr>
-                <w:b w:val="false"/>
-                <w:bCs w:val="false"/>
-                <w:i w:val="false"/>
-                <w:iCs w:val="false"/>
-                <w:color w:val="17242D"/>
-                <w:rtl w:val="false"/>
-              </w:rPr>
-              <w:t xml:space="preserve"/>
-            </w:r>
-          </w:p>
-        </w:tc>
-        <w:tc>
-          <w:tcPr>
-            <w:tcW w:type="dxa" w:w="1504"/>
-            <w:shd w:fill="FFFFFF"/>
-          </w:tcPr>
-          <w:p>
-            <w:pPr>
-              <w:bidi w:val="false"/>
-              <w:jc w:val="left"/>
-            </w:pPr>
-            <w:r>
-              <w:rPr>
-                <w:b w:val="false"/>
-                <w:bCs w:val="false"/>
-                <w:i w:val="false"/>
-                <w:iCs w:val="false"/>
-                <w:color w:val="17242D"/>
-                <w:rtl w:val="false"/>
-              </w:rPr>
-              <w:t xml:space="preserve"/>
-            </w:r>
-          </w:p>
-        </w:tc>
-        <w:tc>
-          <w:tcPr>
-            <w:tcW w:type="dxa" w:w="1504"/>
-            <w:shd w:fill="FFFFFF"/>
-          </w:tcPr>
-          <w:p>
-            <w:pPr>
-              <w:bidi w:val="false"/>
-              <w:jc w:val="left"/>
-            </w:pPr>
-            <w:r>
-              <w:rPr>
-                <w:b w:val="false"/>
-                <w:bCs w:val="false"/>
-                <w:i w:val="false"/>
-                <w:iCs w:val="false"/>
-                <w:color w:val="17242D"/>
-                <w:rtl w:val="false"/>
-              </w:rPr>
-              <w:t xml:space="preserve"/>
-            </w:r>
-          </w:p>
-        </w:tc>
-        <w:tc>
-          <w:tcPr>
-            <w:tcW w:type="dxa" w:w="1504"/>
-            <w:shd w:fill="FFFFFF"/>
-          </w:tcPr>
-          <w:p>
-            <w:pPr>
-              <w:bidi w:val="false"/>
-              <w:jc w:val="left"/>
-            </w:pPr>
-            <w:r>
-              <w:rPr>
-                <w:b w:val="false"/>
-                <w:bCs w:val="false"/>
-                <w:i w:val="false"/>
-                <w:iCs w:val="false"/>
-                <w:color w:val="17242D"/>
-                <w:rtl w:val="false"/>
-              </w:rPr>
-              <w:t xml:space="preserve"/>
-            </w:r>
-          </w:p>
-        </w:tc>
-        <w:tc>
-          <w:tcPr>
-            <w:tcW w:type="dxa" w:w="1504"/>
-            <w:shd w:fill="FFFFFF"/>
-          </w:tcPr>
-          <w:p>
-            <w:pPr>
-              <w:bidi w:val="false"/>
-              <w:jc w:val="left"/>
-            </w:pPr>
-            <w:r>
-              <w:rPr>
-                <w:b w:val="false"/>
-                <w:bCs w:val="false"/>
-                <w:i w:val="false"/>
-                <w:iCs w:val="false"/>
-                <w:color w:val="17242D"/>
-                <w:rtl w:val="false"/>
-              </w:rPr>
-              <w:t xml:space="preserve"/>
-            </w:r>
-          </w:p>
-        </w:tc>
-      </w:tr>
-      <w:tr>
-        <w:trPr>
-          <w:trHeight w:val="454" w:hRule="atLeast"/>
-        </w:trPr>
-        <w:tc>
-          <w:tcPr>
-            <w:tcW w:type="dxa" w:w="1506"/>
-            <w:shd w:fill="FFFFFF"/>
-          </w:tcPr>
-          <w:p>
-            <w:pPr>
-              <w:bidi w:val="false"/>
-              <w:jc w:val="left"/>
-            </w:pPr>
-            <w:r>
-              <w:rPr>
-                <w:b w:val="false"/>
-                <w:bCs w:val="false"/>
-                <w:i w:val="false"/>
-                <w:iCs w:val="false"/>
-                <w:color w:val="17242D"/>
-                <w:rtl w:val="false"/>
-              </w:rPr>
-              <w:t xml:space="preserve"/>
-            </w:r>
-          </w:p>
-        </w:tc>
-        <w:tc>
-          <w:tcPr>
-            <w:tcW w:type="dxa" w:w="1504"/>
-            <w:shd w:fill="FFFFFF"/>
-          </w:tcPr>
-          <w:p>
-            <w:pPr>
-              <w:bidi w:val="false"/>
-              <w:jc w:val="left"/>
-            </w:pPr>
-            <w:r>
-              <w:rPr>
-                <w:b w:val="false"/>
-                <w:bCs w:val="false"/>
-                <w:i w:val="false"/>
-                <w:iCs w:val="false"/>
-                <w:color w:val="17242D"/>
-                <w:rtl w:val="false"/>
-              </w:rPr>
-              <w:t xml:space="preserve"/>
-            </w:r>
-          </w:p>
-        </w:tc>
-        <w:tc>
-          <w:tcPr>
-            <w:tcW w:type="dxa" w:w="1504"/>
-            <w:shd w:fill="FFFFFF"/>
-          </w:tcPr>
-          <w:p>
-            <w:pPr>
-              <w:bidi w:val="false"/>
-              <w:jc w:val="left"/>
-            </w:pPr>
-            <w:r>
-              <w:rPr>
-                <w:b w:val="false"/>
-                <w:bCs w:val="false"/>
-                <w:i w:val="false"/>
-                <w:iCs w:val="false"/>
-                <w:color w:val="17242D"/>
-                <w:rtl w:val="false"/>
-              </w:rPr>
-              <w:t xml:space="preserve"/>
-            </w:r>
-          </w:p>
-        </w:tc>
-        <w:tc>
-          <w:tcPr>
-            <w:tcW w:type="dxa" w:w="1504"/>
-            <w:shd w:fill="FFFFFF"/>
-          </w:tcPr>
-          <w:p>
-            <w:pPr>
-              <w:bidi w:val="false"/>
-              <w:jc w:val="left"/>
-            </w:pPr>
-            <w:r>
-              <w:rPr>
-                <w:b w:val="false"/>
-                <w:bCs w:val="false"/>
-                <w:i w:val="false"/>
-                <w:iCs w:val="false"/>
-                <w:color w:val="17242D"/>
-                <w:rtl w:val="false"/>
-              </w:rPr>
-              <w:t xml:space="preserve"/>
-            </w:r>
-          </w:p>
-        </w:tc>
-        <w:tc>
-          <w:tcPr>
-            <w:tcW w:type="dxa" w:w="1504"/>
-            <w:shd w:fill="FFFFFF"/>
-          </w:tcPr>
-          <w:p>
-            <w:pPr>
-              <w:bidi w:val="false"/>
-              <w:jc w:val="left"/>
-            </w:pPr>
-            <w:r>
-              <w:rPr>
-                <w:b w:val="false"/>
-                <w:bCs w:val="false"/>
-                <w:i w:val="false"/>
-                <w:iCs w:val="false"/>
-                <w:color w:val="17242D"/>
-                <w:rtl w:val="false"/>
-              </w:rPr>
-              <w:t xml:space="preserve"/>
-            </w:r>
-          </w:p>
-        </w:tc>
-        <w:tc>
-          <w:tcPr>
-            <w:tcW w:type="dxa" w:w="1504"/>
-            <w:shd w:fill="FFFFFF"/>
-          </w:tcPr>
-          <w:p>
-            <w:pPr>
-              <w:bidi w:val="false"/>
-              <w:jc w:val="left"/>
-            </w:pPr>
-            <w:r>
-              <w:rPr>
-                <w:b w:val="false"/>
-                <w:bCs w:val="false"/>
-                <w:i w:val="false"/>
-                <w:iCs w:val="false"/>
-                <w:color w:val="17242D"/>
-                <w:rtl w:val="false"/>
-              </w:rPr>
-              <w:t xml:space="preserve"/>
-            </w:r>
-          </w:p>
-        </w:tc>
-      </w:tr>
-      <w:tr>
-        <w:trPr>
-          <w:trHeight w:val="454" w:hRule="atLeast"/>
-        </w:trPr>
-        <w:tc>
-          <w:tcPr>
-            <w:tcW w:type="dxa" w:w="1506"/>
-            <w:shd w:fill="FFFFFF"/>
-          </w:tcPr>
-          <w:p>
-            <w:pPr>
-              <w:bidi w:val="false"/>
-              <w:jc w:val="left"/>
-            </w:pPr>
-            <w:r>
-              <w:rPr>
-                <w:b w:val="false"/>
-                <w:bCs w:val="false"/>
-                <w:i w:val="false"/>
-                <w:iCs w:val="false"/>
-                <w:color w:val="17242D"/>
-                <w:rtl w:val="false"/>
-              </w:rPr>
-              <w:t xml:space="preserve"/>
-            </w:r>
-          </w:p>
-        </w:tc>
-        <w:tc>
-          <w:tcPr>
-            <w:tcW w:type="dxa" w:w="1504"/>
-            <w:shd w:fill="FFFFFF"/>
-          </w:tcPr>
-          <w:p>
-            <w:pPr>
-              <w:bidi w:val="false"/>
-              <w:jc w:val="left"/>
-            </w:pPr>
-            <w:r>
-              <w:rPr>
-                <w:b w:val="false"/>
-                <w:bCs w:val="false"/>
-                <w:i w:val="false"/>
-                <w:iCs w:val="false"/>
-                <w:color w:val="17242D"/>
-                <w:rtl w:val="false"/>
-              </w:rPr>
-              <w:t xml:space="preserve"/>
-            </w:r>
-          </w:p>
-        </w:tc>
-        <w:tc>
-          <w:tcPr>
-            <w:tcW w:type="dxa" w:w="1504"/>
-            <w:shd w:fill="FFFFFF"/>
-          </w:tcPr>
-          <w:p>
-            <w:pPr>
-              <w:bidi w:val="false"/>
-              <w:jc w:val="left"/>
-            </w:pPr>
-            <w:r>
-              <w:rPr>
-                <w:b w:val="false"/>
-                <w:bCs w:val="false"/>
-                <w:i w:val="false"/>
-                <w:iCs w:val="false"/>
-                <w:color w:val="17242D"/>
-                <w:rtl w:val="false"/>
-              </w:rPr>
-              <w:t xml:space="preserve"/>
-            </w:r>
-          </w:p>
-        </w:tc>
-        <w:tc>
-          <w:tcPr>
-            <w:tcW w:type="dxa" w:w="1504"/>
-            <w:shd w:fill="FFFFFF"/>
-          </w:tcPr>
-          <w:p>
-            <w:pPr>
-              <w:bidi w:val="false"/>
-              <w:jc w:val="left"/>
-            </w:pPr>
-            <w:r>
-              <w:rPr>
-                <w:b w:val="false"/>
-                <w:bCs w:val="false"/>
-                <w:i w:val="false"/>
-                <w:iCs w:val="false"/>
-                <w:color w:val="17242D"/>
-                <w:rtl w:val="false"/>
-              </w:rPr>
-              <w:t xml:space="preserve"/>
-            </w:r>
-          </w:p>
-        </w:tc>
-        <w:tc>
-          <w:tcPr>
-            <w:tcW w:type="dxa" w:w="1504"/>
-            <w:shd w:fill="FFFFFF"/>
-          </w:tcPr>
-          <w:p>
-            <w:pPr>
-              <w:bidi w:val="false"/>
-              <w:jc w:val="left"/>
-            </w:pPr>
-            <w:r>
-              <w:rPr>
-                <w:b w:val="false"/>
-                <w:bCs w:val="false"/>
-                <w:i w:val="false"/>
-                <w:iCs w:val="false"/>
-                <w:color w:val="17242D"/>
-                <w:rtl w:val="false"/>
-              </w:rPr>
-              <w:t xml:space="preserve"/>
-            </w:r>
-          </w:p>
-        </w:tc>
-        <w:tc>
-          <w:tcPr>
-            <w:tcW w:type="dxa" w:w="1504"/>
+            <w:tcW w:type="dxa" w:w="3010"/>
+            <w:shd w:fill="FFFFFF"/>
+          </w:tcPr>
+          <w:p>
+            <w:pPr>
+              <w:bidi w:val="false"/>
+              <w:jc w:val="left"/>
+            </w:pPr>
+            <w:r>
+              <w:rPr>
+                <w:b w:val="false"/>
+                <w:bCs w:val="false"/>
+                <w:i w:val="false"/>
+                <w:iCs w:val="false"/>
+                <w:color w:val="17242D"/>
+                <w:rtl w:val="false"/>
+              </w:rPr>
+              <w:t xml:space="preserve"/>
+            </w:r>
+          </w:p>
+        </w:tc>
+        <w:tc>
+          <w:tcPr>
+            <w:tcW w:type="dxa" w:w="3008"/>
+            <w:shd w:fill="FFFFFF"/>
+          </w:tcPr>
+          <w:p>
+            <w:pPr>
+              <w:bidi w:val="false"/>
+              <w:jc w:val="left"/>
+            </w:pPr>
+            <w:r>
+              <w:rPr>
+                <w:b w:val="false"/>
+                <w:bCs w:val="false"/>
+                <w:i w:val="false"/>
+                <w:iCs w:val="false"/>
+                <w:color w:val="17242D"/>
+                <w:rtl w:val="false"/>
+              </w:rPr>
+              <w:t xml:space="preserve"/>
+            </w:r>
+          </w:p>
+        </w:tc>
+        <w:tc>
+          <w:tcPr>
+            <w:tcW w:type="dxa" w:w="3008"/>
             <w:shd w:fill="FFFFFF"/>
           </w:tcPr>
           <w:p>
@@ -25686,378 +26046,6 @@
         </w:tc>
       </w:tr>
     </w:tbl>
-    <w:p>
-      <w:pPr>
-        <w:pStyle w:val="Heading1"/>
-        <w:shd w:fill="F0EAFA"/>
-        <w:bidi w:val="false"/>
-        <w:spacing w:after="100" w:before="200"/>
-        <w:jc w:val="left"/>
-      </w:pPr>
-      <w:r>
-        <w:rPr>
-          <w:b/>
-          <w:bCs/>
-          <w:color w:val="4E356F"/>
-          <w:rtl w:val="false"/>
-        </w:rPr>
-        <w:t xml:space="preserve">3. Portfolio and next experiment</w:t>
-      </w:r>
-    </w:p>
-    <w:p>
-      <w:pPr>
-        <w:bidi w:val="false"/>
-        <w:jc w:val="left"/>
-      </w:pPr>
-      <w:r>
-        <w:rPr>
-          <w:b w:val="false"/>
-          <w:bCs w:val="false"/>
-          <w:color w:val="17242D"/>
-          <w:rtl w:val="false"/>
-        </w:rPr>
-        <w:t xml:space="preserve">Choose two artifacts from the course. An honest description is worth more than an impressive one: whoever reads you wants to know what you actually did, and what you learned when something did not work.</w:t>
-      </w:r>
-    </w:p>
-    <w:tbl>
-      <w:tblPr>
-        <w:bidiVisual w:val="false"/>
-        <w:tblW w:type="dxa" w:w="9026"/>
-        <w:tblBorders>
-          <w:top w:val="single" w:color="auto" w:sz="4"/>
-          <w:left w:val="single" w:color="auto" w:sz="4"/>
-          <w:bottom w:val="single" w:color="auto" w:sz="4"/>
-          <w:right w:val="single" w:color="auto" w:sz="4"/>
-          <w:insideH w:val="single" w:color="auto" w:sz="4"/>
-          <w:insideV w:val="single" w:color="auto" w:sz="4"/>
-        </w:tblBorders>
-        <w:tblLayout w:type="fixed"/>
-      </w:tblPr>
-      <w:tblGrid>
-        <w:gridCol w:w="2258"/>
-        <w:gridCol w:w="2256"/>
-        <w:gridCol w:w="2256"/>
-        <w:gridCol w:w="2256"/>
-      </w:tblGrid>
-      <w:tr>
-        <w:tc>
-          <w:tcPr>
-            <w:tcW w:type="dxa" w:w="2258"/>
-            <w:shd w:fill="4E356F"/>
-          </w:tcPr>
-          <w:p>
-            <w:pPr>
-              <w:bidi w:val="false"/>
-              <w:jc w:val="left"/>
-            </w:pPr>
-            <w:r>
-              <w:rPr>
-                <w:b/>
-                <w:bCs/>
-                <w:i w:val="false"/>
-                <w:iCs w:val="false"/>
-                <w:color w:val="FFFFFF"/>
-                <w:rtl w:val="false"/>
-              </w:rPr>
-              <w:t xml:space="preserve">The artifact</w:t>
-            </w:r>
-          </w:p>
-        </w:tc>
-        <w:tc>
-          <w:tcPr>
-            <w:tcW w:type="dxa" w:w="2256"/>
-            <w:shd w:fill="4E356F"/>
-          </w:tcPr>
-          <w:p>
-            <w:pPr>
-              <w:bidi w:val="false"/>
-              <w:jc w:val="left"/>
-            </w:pPr>
-            <w:r>
-              <w:rPr>
-                <w:b/>
-                <w:bCs/>
-                <w:i w:val="false"/>
-                <w:iCs w:val="false"/>
-                <w:color w:val="FFFFFF"/>
-                <w:rtl w:val="false"/>
-              </w:rPr>
-              <w:t xml:space="preserve">What I did myself</w:t>
-            </w:r>
-          </w:p>
-        </w:tc>
-        <w:tc>
-          <w:tcPr>
-            <w:tcW w:type="dxa" w:w="2256"/>
-            <w:shd w:fill="4E356F"/>
-          </w:tcPr>
-          <w:p>
-            <w:pPr>
-              <w:bidi w:val="false"/>
-              <w:jc w:val="left"/>
-            </w:pPr>
-            <w:r>
-              <w:rPr>
-                <w:b/>
-                <w:bCs/>
-                <w:i w:val="false"/>
-                <w:iCs w:val="false"/>
-                <w:color w:val="FFFFFF"/>
-                <w:rtl w:val="false"/>
-              </w:rPr>
-              <w:t xml:space="preserve">What the tool did</w:t>
-            </w:r>
-          </w:p>
-        </w:tc>
-        <w:tc>
-          <w:tcPr>
-            <w:tcW w:type="dxa" w:w="2256"/>
-            <w:shd w:fill="4E356F"/>
-          </w:tcPr>
-          <w:p>
-            <w:pPr>
-              <w:bidi w:val="false"/>
-              <w:jc w:val="left"/>
-            </w:pPr>
-            <w:r>
-              <w:rPr>
-                <w:b/>
-                <w:bCs/>
-                <w:i w:val="false"/>
-                <w:iCs w:val="false"/>
-                <w:color w:val="FFFFFF"/>
-                <w:rtl w:val="false"/>
-              </w:rPr>
-              <w:t xml:space="preserve">What I learned when something failed</w:t>
-            </w:r>
-          </w:p>
-        </w:tc>
-      </w:tr>
-      <w:tr>
-        <w:trPr>
-          <w:trHeight w:val="454" w:hRule="atLeast"/>
-        </w:trPr>
-        <w:tc>
-          <w:tcPr>
-            <w:tcW w:type="dxa" w:w="2258"/>
-            <w:shd w:fill="F1F3F6"/>
-          </w:tcPr>
-          <w:p>
-            <w:pPr>
-              <w:bidi w:val="false"/>
-              <w:jc w:val="left"/>
-            </w:pPr>
-            <w:r>
-              <w:rPr>
-                <w:b w:val="false"/>
-                <w:bCs w:val="false"/>
-                <w:i/>
-                <w:iCs/>
-                <w:color w:val="55606E"/>
-                <w:rtl w:val="false"/>
-              </w:rPr>
-              <w:t xml:space="preserve">Example: the purchase brief from Session 2</w:t>
-            </w:r>
-          </w:p>
-        </w:tc>
-        <w:tc>
-          <w:tcPr>
-            <w:tcW w:type="dxa" w:w="2256"/>
-            <w:shd w:fill="F1F3F6"/>
-          </w:tcPr>
-          <w:p>
-            <w:pPr>
-              <w:bidi w:val="false"/>
-              <w:jc w:val="left"/>
-            </w:pPr>
-            <w:r>
-              <w:rPr>
-                <w:b w:val="false"/>
-                <w:bCs w:val="false"/>
-                <w:i/>
-                <w:iCs/>
-                <w:color w:val="55606E"/>
-                <w:rtl w:val="false"/>
-              </w:rPr>
-              <w:t xml:space="preserve">Set the criteria, opened the manufacturer page, and found the warranty was conditional on registration</w:t>
-            </w:r>
-          </w:p>
-        </w:tc>
-        <w:tc>
-          <w:tcPr>
-            <w:tcW w:type="dxa" w:w="2256"/>
-            <w:shd w:fill="F1F3F6"/>
-          </w:tcPr>
-          <w:p>
-            <w:pPr>
-              <w:bidi w:val="false"/>
-              <w:jc w:val="left"/>
-            </w:pPr>
-            <w:r>
-              <w:rPr>
-                <w:b w:val="false"/>
-                <w:bCs w:val="false"/>
-                <w:i/>
-                <w:iCs/>
-                <w:color w:val="55606E"/>
-                <w:rtl w:val="false"/>
-              </w:rPr>
-              <w:t xml:space="preserve">Built the research plan and organised the evidence matrix</w:t>
-            </w:r>
-          </w:p>
-        </w:tc>
-        <w:tc>
-          <w:tcPr>
-            <w:tcW w:type="dxa" w:w="2256"/>
-            <w:shd w:fill="F1F3F6"/>
-          </w:tcPr>
-          <w:p>
-            <w:pPr>
-              <w:bidi w:val="false"/>
-              <w:jc w:val="left"/>
-            </w:pPr>
-            <w:r>
-              <w:rPr>
-                <w:b w:val="false"/>
-                <w:bCs w:val="false"/>
-                <w:i/>
-                <w:iCs/>
-                <w:color w:val="55606E"/>
-                <w:rtl w:val="false"/>
-              </w:rPr>
-              <w:t xml:space="preserve">That the report sounds exactly as confident when it is wrong</w:t>
-            </w:r>
-          </w:p>
-        </w:tc>
-      </w:tr>
-      <w:tr>
-        <w:trPr>
-          <w:trHeight w:val="454" w:hRule="atLeast"/>
-        </w:trPr>
-        <w:tc>
-          <w:tcPr>
-            <w:tcW w:type="dxa" w:w="2258"/>
-            <w:shd w:fill="FFFFFF"/>
-          </w:tcPr>
-          <w:p>
-            <w:pPr>
-              <w:bidi w:val="false"/>
-              <w:jc w:val="left"/>
-            </w:pPr>
-            <w:r>
-              <w:rPr>
-                <w:b w:val="false"/>
-                <w:bCs w:val="false"/>
-                <w:i w:val="false"/>
-                <w:iCs w:val="false"/>
-                <w:color w:val="17242D"/>
-                <w:rtl w:val="false"/>
-              </w:rPr>
-              <w:t xml:space="preserve"/>
-            </w:r>
-          </w:p>
-        </w:tc>
-        <w:tc>
-          <w:tcPr>
-            <w:tcW w:type="dxa" w:w="2256"/>
-            <w:shd w:fill="FFFFFF"/>
-          </w:tcPr>
-          <w:p>
-            <w:pPr>
-              <w:bidi w:val="false"/>
-              <w:jc w:val="left"/>
-            </w:pPr>
-            <w:r>
-              <w:rPr>
-                <w:b w:val="false"/>
-                <w:bCs w:val="false"/>
-                <w:i w:val="false"/>
-                <w:iCs w:val="false"/>
-                <w:color w:val="17242D"/>
-                <w:rtl w:val="false"/>
-              </w:rPr>
-              <w:t xml:space="preserve"/>
-            </w:r>
-          </w:p>
-        </w:tc>
-        <w:tc>
-          <w:tcPr>
-            <w:tcW w:type="dxa" w:w="2256"/>
-            <w:shd w:fill="FFFFFF"/>
-          </w:tcPr>
-          <w:p>
-            <w:pPr>
-              <w:bidi w:val="false"/>
-              <w:jc w:val="left"/>
-            </w:pPr>
-            <w:r>
-              <w:rPr>
-                <w:b w:val="false"/>
-                <w:bCs w:val="false"/>
-                <w:i w:val="false"/>
-                <w:iCs w:val="false"/>
-                <w:color w:val="17242D"/>
-                <w:rtl w:val="false"/>
-              </w:rPr>
-              <w:t xml:space="preserve"/>
-            </w:r>
-          </w:p>
-        </w:tc>
-        <w:tc>
-          <w:tcPr>
-            <w:tcW w:type="dxa" w:w="2256"/>
-            <w:shd w:fill="FFFFFF"/>
-          </w:tcPr>
-          <w:p>
-            <w:pPr>
-              <w:bidi w:val="false"/>
-              <w:jc w:val="left"/>
-            </w:pPr>
-            <w:r>
-              <w:rPr>
-                <w:b w:val="false"/>
-                <w:bCs w:val="false"/>
-                <w:i w:val="false"/>
-                <w:iCs w:val="false"/>
-                <w:color w:val="17242D"/>
-                <w:rtl w:val="false"/>
-              </w:rPr>
-              <w:t xml:space="preserve"/>
-            </w:r>
-          </w:p>
-        </w:tc>
-      </w:tr>
-    </w:tbl>
-    <w:p>
-      <w:pPr>
-        <w:bidi w:val="false"/>
-        <w:jc w:val="left"/>
-      </w:pPr>
-      <w:r>
-        <w:rPr>
-          <w:b w:val="false"/>
-          <w:bCs w:val="false"/>
-          <w:color w:val="17242D"/>
-          <w:rtl w:val="false"/>
-        </w:rPr>
-        <w:t xml:space="preserve">My next experiment: what will you change next time, and how will you know whether it worked?</w:t>
-      </w:r>
-    </w:p>
-    <w:p>
-      <w:pPr>
-        <w:bidi w:val="false"/>
-        <w:jc w:val="left"/>
-      </w:pPr>
-      <w:r>
-        <w:rPr>
-          <w:b w:val="false"/>
-          <w:bCs w:val="false"/>
-          <w:color w:val="17242D"/>
-          <w:rtl w:val="false"/>
-        </w:rPr>
-        <w:t xml:space="preserve">Permissions: Claude Desktop can work with real files and apps, so give it the minimum necessary access. Claude for Chrome is for further exploration. If you used OpenClaw in the optional Agent Lab, include only the bounded run record and keep all account, payment, messaging, and private-data actions outside its scope.</w:t>
-      </w:r>
-    </w:p>
     <w:p>
       <w:pPr>
         <w:pStyle w:val="Heading1"/>
@@ -26106,7 +26094,7 @@
           <w:color w:val="17242D"/>
           <w:rtl w:val="false"/>
         </w:rPr>
-        <w:t xml:space="preserve">Start one personal system that you can look inside, pause, and improve, rather than a one-off AI answer.</w:t>
+        <w:t xml:space="preserve">Finish one project you would actually use, built from skills you already have, with every generated piece labelled and the app's limits written down.</w:t>
       </w:r>
     </w:p>
     <w:p>
@@ -26139,7 +26127,7 @@
           <w:color w:val="17242D"/>
           <w:rtl w:val="false"/>
         </w:rPr>
-        <w:t xml:space="preserve">1. Choose one personal problem and map its inputs, steps, approval point, and review date (for example: bills, a weekly meal plan, job applications, medical appointments).</w:t>
+        <w:t xml:space="preserve">1. Propose your subject and wait for confirmation. Name your own end date.</w:t>
       </w:r>
     </w:p>
     <w:p>
@@ -26154,7 +26142,7 @@
           <w:color w:val="17242D"/>
           <w:rtl w:val="false"/>
         </w:rPr>
-        <w:t xml:space="preserve">2. Save two honest portfolio artifacts and complete the evidence register and permission map.</w:t>
+        <w:t xml:space="preserve">2. Work the deliverables in order, posting each to the group when it is ready.</w:t>
       </w:r>
     </w:p>
     <w:p>
@@ -26169,7 +26157,22 @@
           <w:color w:val="17242D"/>
           <w:rtl w:val="false"/>
         </w:rPr>
-        <w:t xml:space="preserve">3. If you used the optional Agent Lab, review the run record, permissions, alert quality, and stop rule before deciding what to keep.</w:t>
+        <w:t xml:space="preserve">3. Read other people's posts and the answers they get — that is half the value.</w:t>
+      </w:r>
+    </w:p>
+    <w:p>
+      <w:pPr>
+        <w:bidi w:val="false"/>
+        <w:jc w:val="left"/>
+      </w:pPr>
+      <w:r>
+        <w:rPr>
+          <w:b w:val="false"/>
+          <w:bCs w:val="false"/>
+          <w:color w:val="17242D"/>
+          <w:rtl w:val="false"/>
+        </w:rPr>
+        <w:t xml:space="preserve">4. Write the app's boundary before you call the app done.</w:t>
       </w:r>
     </w:p>
     <w:p>
@@ -26310,7 +26313,7 @@
                 <w:color w:val="17242D"/>
                 <w:rtl w:val="false"/>
               </w:rPr>
-              <w:t xml:space="preserve">Create a small personal workflow with one approval point.</w:t>
+              <w:t xml:space="preserve">Subject confirmed, and every deliverable completed for the sessions you attended.</w:t>
             </w:r>
           </w:p>
         </w:tc>
@@ -26358,7 +26361,7 @@
                 <w:color w:val="17242D"/>
                 <w:rtl w:val="false"/>
               </w:rPr>
-              <w:t xml:space="preserve">Complete the evidence register and permission map for a final personal project.</w:t>
+              <w:t xml:space="preserve">The app's boundary written out, and you answered at least one other person's post.</w:t>
             </w:r>
           </w:p>
         </w:tc>
@@ -26406,7 +26409,7 @@
                 <w:color w:val="17242D"/>
                 <w:rtl w:val="false"/>
               </w:rPr>
-              <w:t xml:space="preserve">Run a limited real-world trial, then document what you paused, changed, or kept under your control.</w:t>
+              <w:t xml:space="preserve">Show the finished project to someone outside the group, and revise it from what they say.</w:t>
             </w:r>
           </w:p>
         </w:tc>
@@ -26430,998 +26433,21 @@
         <w:t xml:space="preserve">My task</w:t>
       </w:r>
     </w:p>
-    <w:tbl>
-      <w:tblPr>
-        <w:bidiVisual w:val="false"/>
-        <w:tblW w:type="dxa" w:w="9026"/>
-        <w:tblBorders>
-          <w:top w:val="single" w:color="auto" w:sz="4"/>
-          <w:left w:val="single" w:color="auto" w:sz="4"/>
-          <w:bottom w:val="single" w:color="auto" w:sz="4"/>
-          <w:right w:val="single" w:color="auto" w:sz="4"/>
-          <w:insideH w:val="single" w:color="auto" w:sz="4"/>
-          <w:insideV w:val="single" w:color="auto" w:sz="4"/>
-        </w:tblBorders>
-        <w:tblLayout w:type="fixed"/>
-      </w:tblPr>
-      <w:tblGrid>
-        <w:gridCol w:w="3010"/>
-        <w:gridCol w:w="3008"/>
-        <w:gridCol w:w="3008"/>
-      </w:tblGrid>
-      <w:tr>
-        <w:tc>
-          <w:tcPr>
-            <w:tcW w:type="dxa" w:w="3010"/>
-            <w:shd w:fill="4E356F"/>
-          </w:tcPr>
-          <w:p>
-            <w:pPr>
-              <w:bidi w:val="false"/>
-              <w:jc w:val="left"/>
-            </w:pPr>
-            <w:r>
-              <w:rPr>
-                <w:b/>
-                <w:bCs/>
-                <w:i w:val="false"/>
-                <w:iCs w:val="false"/>
-                <w:color w:val="FFFFFF"/>
-                <w:rtl w:val="false"/>
-              </w:rPr>
-              <w:t xml:space="preserve">Level</w:t>
-            </w:r>
-          </w:p>
-        </w:tc>
-        <w:tc>
-          <w:tcPr>
-            <w:tcW w:type="dxa" w:w="3008"/>
-            <w:shd w:fill="4E356F"/>
-          </w:tcPr>
-          <w:p>
-            <w:pPr>
-              <w:bidi w:val="false"/>
-              <w:jc w:val="left"/>
-            </w:pPr>
-            <w:r>
-              <w:rPr>
-                <w:b/>
-                <w:bCs/>
-                <w:i w:val="false"/>
-                <w:iCs w:val="false"/>
-                <w:color w:val="FFFFFF"/>
-                <w:rtl w:val="false"/>
-              </w:rPr>
-              <w:t xml:space="preserve">What I chose</w:t>
-            </w:r>
-          </w:p>
-        </w:tc>
-        <w:tc>
-          <w:tcPr>
-            <w:tcW w:type="dxa" w:w="3008"/>
-            <w:shd w:fill="4E356F"/>
-          </w:tcPr>
-          <w:p>
-            <w:pPr>
-              <w:bidi w:val="false"/>
-              <w:jc w:val="left"/>
-            </w:pPr>
-            <w:r>
-              <w:rPr>
-                <w:b/>
-                <w:bCs/>
-                <w:i w:val="false"/>
-                <w:iCs w:val="false"/>
-                <w:color w:val="FFFFFF"/>
-                <w:rtl w:val="false"/>
-              </w:rPr>
-              <w:t xml:space="preserve">By when</w:t>
-            </w:r>
-          </w:p>
-        </w:tc>
-      </w:tr>
-      <w:tr>
-        <w:trPr>
-          <w:trHeight w:val="454" w:hRule="atLeast"/>
-        </w:trPr>
-        <w:tc>
-          <w:tcPr>
-            <w:tcW w:type="dxa" w:w="3010"/>
-            <w:shd w:fill="F1F3F6"/>
-          </w:tcPr>
-          <w:p>
-            <w:pPr>
-              <w:bidi w:val="false"/>
-              <w:jc w:val="left"/>
-            </w:pPr>
-            <w:r>
-              <w:rPr>
-                <w:b w:val="false"/>
-                <w:bCs w:val="false"/>
-                <w:i/>
-                <w:iCs/>
-                <w:color w:val="55606E"/>
-                <w:rtl w:val="false"/>
-              </w:rPr>
-              <w:t xml:space="preserve">Example: Gold</w:t>
-            </w:r>
-          </w:p>
-        </w:tc>
-        <w:tc>
-          <w:tcPr>
-            <w:tcW w:type="dxa" w:w="3008"/>
-            <w:shd w:fill="F1F3F6"/>
-          </w:tcPr>
-          <w:p>
-            <w:pPr>
-              <w:bidi w:val="false"/>
-              <w:jc w:val="left"/>
-            </w:pPr>
-            <w:r>
-              <w:rPr>
-                <w:b w:val="false"/>
-                <w:bCs w:val="false"/>
-                <w:i/>
-                <w:iCs/>
-                <w:color w:val="55606E"/>
-                <w:rtl w:val="false"/>
-              </w:rPr>
-              <w:t xml:space="preserve">The weekly bills list</w:t>
-            </w:r>
-          </w:p>
-        </w:tc>
-        <w:tc>
-          <w:tcPr>
-            <w:tcW w:type="dxa" w:w="3008"/>
-            <w:shd w:fill="F1F3F6"/>
-          </w:tcPr>
-          <w:p>
-            <w:pPr>
-              <w:bidi w:val="false"/>
-              <w:jc w:val="left"/>
-            </w:pPr>
-            <w:r>
-              <w:rPr>
-                <w:b w:val="false"/>
-                <w:bCs w:val="false"/>
-                <w:i/>
-                <w:iCs/>
-                <w:color w:val="55606E"/>
-                <w:rtl w:val="false"/>
-              </w:rPr>
-              <w:t xml:space="preserve">First Sunday of next month</w:t>
-            </w:r>
-          </w:p>
-        </w:tc>
-      </w:tr>
-      <w:tr>
-        <w:trPr>
-          <w:trHeight w:val="454" w:hRule="atLeast"/>
-        </w:trPr>
-        <w:tc>
-          <w:tcPr>
-            <w:tcW w:type="dxa" w:w="3010"/>
-            <w:shd w:fill="FFFFFF"/>
-          </w:tcPr>
-          <w:p>
-            <w:pPr>
-              <w:bidi w:val="false"/>
-              <w:jc w:val="left"/>
-            </w:pPr>
-            <w:r>
-              <w:rPr>
-                <w:b w:val="false"/>
-                <w:bCs w:val="false"/>
-                <w:i w:val="false"/>
-                <w:iCs w:val="false"/>
-                <w:color w:val="17242D"/>
-                <w:rtl w:val="false"/>
-              </w:rPr>
-              <w:t xml:space="preserve"/>
-            </w:r>
-          </w:p>
-        </w:tc>
-        <w:tc>
-          <w:tcPr>
-            <w:tcW w:type="dxa" w:w="3008"/>
-            <w:shd w:fill="FFFFFF"/>
-          </w:tcPr>
-          <w:p>
-            <w:pPr>
-              <w:bidi w:val="false"/>
-              <w:jc w:val="left"/>
-            </w:pPr>
-            <w:r>
-              <w:rPr>
-                <w:b w:val="false"/>
-                <w:bCs w:val="false"/>
-                <w:i w:val="false"/>
-                <w:iCs w:val="false"/>
-                <w:color w:val="17242D"/>
-                <w:rtl w:val="false"/>
-              </w:rPr>
-              <w:t xml:space="preserve"/>
-            </w:r>
-          </w:p>
-        </w:tc>
-        <w:tc>
-          <w:tcPr>
-            <w:tcW w:type="dxa" w:w="3008"/>
-            <w:shd w:fill="FFFFFF"/>
-          </w:tcPr>
-          <w:p>
-            <w:pPr>
-              <w:bidi w:val="false"/>
-              <w:jc w:val="left"/>
-            </w:pPr>
-            <w:r>
-              <w:rPr>
-                <w:b w:val="false"/>
-                <w:bCs w:val="false"/>
-                <w:i w:val="false"/>
-                <w:iCs w:val="false"/>
-                <w:color w:val="17242D"/>
-                <w:rtl w:val="false"/>
-              </w:rPr>
-              <w:t xml:space="preserve"/>
-            </w:r>
-          </w:p>
-        </w:tc>
-      </w:tr>
-    </w:tbl>
     <w:p>
       <w:pPr>
-        <w:pStyle w:val="Heading2"/>
-        <w:shd w:fill="E9F1FB"/>
         <w:bidi w:val="false"/>
-        <w:spacing w:after="100" w:before="140"/>
         <w:jc w:val="left"/>
       </w:pPr>
       <w:r>
         <w:rPr>
-          <w:b/>
-          <w:bCs/>
-          <w:color w:val="4E356F"/>
+          <w:b w:val="false"/>
+          <w:bCs w:val="false"/>
+          <w:color w:val="17242D"/>
           <w:rtl w:val="false"/>
         </w:rPr>
-        <w:t xml:space="preserve">Workflow and evidence, for the real system</w:t>
+        <w:t xml:space="preserve">Which subject did you choose, and which deliverable was hardest to make arise from it naturally?</w:t>
       </w:r>
     </w:p>
-    <w:tbl>
-      <w:tblPr>
-        <w:bidiVisual w:val="false"/>
-        <w:tblW w:type="dxa" w:w="9026"/>
-        <w:tblBorders>
-          <w:top w:val="single" w:color="auto" w:sz="4"/>
-          <w:left w:val="single" w:color="auto" w:sz="4"/>
-          <w:bottom w:val="single" w:color="auto" w:sz="4"/>
-          <w:right w:val="single" w:color="auto" w:sz="4"/>
-          <w:insideH w:val="single" w:color="auto" w:sz="4"/>
-          <w:insideV w:val="single" w:color="auto" w:sz="4"/>
-        </w:tblBorders>
-        <w:tblLayout w:type="fixed"/>
-      </w:tblPr>
-      <w:tblGrid>
-        <w:gridCol w:w="1506"/>
-        <w:gridCol w:w="1504"/>
-        <w:gridCol w:w="1504"/>
-        <w:gridCol w:w="1504"/>
-        <w:gridCol w:w="1504"/>
-        <w:gridCol w:w="1504"/>
-      </w:tblGrid>
-      <w:tr>
-        <w:tc>
-          <w:tcPr>
-            <w:tcW w:type="dxa" w:w="1506"/>
-            <w:shd w:fill="4E356F"/>
-          </w:tcPr>
-          <w:p>
-            <w:pPr>
-              <w:bidi w:val="false"/>
-              <w:jc w:val="left"/>
-            </w:pPr>
-            <w:r>
-              <w:rPr>
-                <w:b/>
-                <w:bCs/>
-                <w:i w:val="false"/>
-                <w:iCs w:val="false"/>
-                <w:color w:val="FFFFFF"/>
-                <w:rtl w:val="false"/>
-              </w:rPr>
-              <w:t xml:space="preserve">Step</w:t>
-            </w:r>
-          </w:p>
-        </w:tc>
-        <w:tc>
-          <w:tcPr>
-            <w:tcW w:type="dxa" w:w="1504"/>
-            <w:shd w:fill="4E356F"/>
-          </w:tcPr>
-          <w:p>
-            <w:pPr>
-              <w:bidi w:val="false"/>
-              <w:jc w:val="left"/>
-            </w:pPr>
-            <w:r>
-              <w:rPr>
-                <w:b/>
-                <w:bCs/>
-                <w:i w:val="false"/>
-                <w:iCs w:val="false"/>
-                <w:color w:val="FFFFFF"/>
-                <w:rtl w:val="false"/>
-              </w:rPr>
-              <w:t xml:space="preserve">Tool or method</w:t>
-            </w:r>
-          </w:p>
-        </w:tc>
-        <w:tc>
-          <w:tcPr>
-            <w:tcW w:type="dxa" w:w="1504"/>
-            <w:shd w:fill="4E356F"/>
-          </w:tcPr>
-          <w:p>
-            <w:pPr>
-              <w:bidi w:val="false"/>
-              <w:jc w:val="left"/>
-            </w:pPr>
-            <w:r>
-              <w:rPr>
-                <w:b/>
-                <w:bCs/>
-                <w:i w:val="false"/>
-                <w:iCs w:val="false"/>
-                <w:color w:val="FFFFFF"/>
-                <w:rtl w:val="false"/>
-              </w:rPr>
-              <w:t xml:space="preserve">Output</w:t>
-            </w:r>
-          </w:p>
-        </w:tc>
-        <w:tc>
-          <w:tcPr>
-            <w:tcW w:type="dxa" w:w="1504"/>
-            <w:shd w:fill="4E356F"/>
-          </w:tcPr>
-          <w:p>
-            <w:pPr>
-              <w:bidi w:val="false"/>
-              <w:jc w:val="left"/>
-            </w:pPr>
-            <w:r>
-              <w:rPr>
-                <w:b/>
-                <w:bCs/>
-                <w:i w:val="false"/>
-                <w:iCs w:val="false"/>
-                <w:color w:val="FFFFFF"/>
-                <w:rtl w:val="false"/>
-              </w:rPr>
-              <w:t xml:space="preserve">Evidence register</w:t>
-            </w:r>
-          </w:p>
-        </w:tc>
-        <w:tc>
-          <w:tcPr>
-            <w:tcW w:type="dxa" w:w="1504"/>
-            <w:shd w:fill="4E356F"/>
-          </w:tcPr>
-          <w:p>
-            <w:pPr>
-              <w:bidi w:val="false"/>
-              <w:jc w:val="left"/>
-            </w:pPr>
-            <w:r>
-              <w:rPr>
-                <w:b/>
-                <w:bCs/>
-                <w:i w:val="false"/>
-                <w:iCs w:val="false"/>
-                <w:color w:val="FFFFFF"/>
-                <w:rtl w:val="false"/>
-              </w:rPr>
-              <w:t xml:space="preserve">Permission needed</w:t>
-            </w:r>
-          </w:p>
-        </w:tc>
-        <w:tc>
-          <w:tcPr>
-            <w:tcW w:type="dxa" w:w="1504"/>
-            <w:shd w:fill="4E356F"/>
-          </w:tcPr>
-          <w:p>
-            <w:pPr>
-              <w:bidi w:val="false"/>
-              <w:jc w:val="left"/>
-            </w:pPr>
-            <w:r>
-              <w:rPr>
-                <w:b/>
-                <w:bCs/>
-                <w:i w:val="false"/>
-                <w:iCs w:val="false"/>
-                <w:color w:val="FFFFFF"/>
-                <w:rtl w:val="false"/>
-              </w:rPr>
-              <w:t xml:space="preserve">Stop / fallback</w:t>
-            </w:r>
-          </w:p>
-        </w:tc>
-      </w:tr>
-      <w:tr>
-        <w:trPr>
-          <w:trHeight w:val="454" w:hRule="atLeast"/>
-        </w:trPr>
-        <w:tc>
-          <w:tcPr>
-            <w:tcW w:type="dxa" w:w="1506"/>
-            <w:shd w:fill="FFFFFF"/>
-          </w:tcPr>
-          <w:p>
-            <w:pPr>
-              <w:bidi w:val="false"/>
-              <w:jc w:val="left"/>
-            </w:pPr>
-            <w:r>
-              <w:rPr>
-                <w:b w:val="false"/>
-                <w:bCs w:val="false"/>
-                <w:i w:val="false"/>
-                <w:iCs w:val="false"/>
-                <w:color w:val="17242D"/>
-                <w:rtl w:val="false"/>
-              </w:rPr>
-              <w:t xml:space="preserve"/>
-            </w:r>
-          </w:p>
-        </w:tc>
-        <w:tc>
-          <w:tcPr>
-            <w:tcW w:type="dxa" w:w="1504"/>
-            <w:shd w:fill="FFFFFF"/>
-          </w:tcPr>
-          <w:p>
-            <w:pPr>
-              <w:bidi w:val="false"/>
-              <w:jc w:val="left"/>
-            </w:pPr>
-            <w:r>
-              <w:rPr>
-                <w:b w:val="false"/>
-                <w:bCs w:val="false"/>
-                <w:i w:val="false"/>
-                <w:iCs w:val="false"/>
-                <w:color w:val="17242D"/>
-                <w:rtl w:val="false"/>
-              </w:rPr>
-              <w:t xml:space="preserve"/>
-            </w:r>
-          </w:p>
-        </w:tc>
-        <w:tc>
-          <w:tcPr>
-            <w:tcW w:type="dxa" w:w="1504"/>
-            <w:shd w:fill="FFFFFF"/>
-          </w:tcPr>
-          <w:p>
-            <w:pPr>
-              <w:bidi w:val="false"/>
-              <w:jc w:val="left"/>
-            </w:pPr>
-            <w:r>
-              <w:rPr>
-                <w:b w:val="false"/>
-                <w:bCs w:val="false"/>
-                <w:i w:val="false"/>
-                <w:iCs w:val="false"/>
-                <w:color w:val="17242D"/>
-                <w:rtl w:val="false"/>
-              </w:rPr>
-              <w:t xml:space="preserve"/>
-            </w:r>
-          </w:p>
-        </w:tc>
-        <w:tc>
-          <w:tcPr>
-            <w:tcW w:type="dxa" w:w="1504"/>
-            <w:shd w:fill="FFFFFF"/>
-          </w:tcPr>
-          <w:p>
-            <w:pPr>
-              <w:bidi w:val="false"/>
-              <w:jc w:val="left"/>
-            </w:pPr>
-            <w:r>
-              <w:rPr>
-                <w:b w:val="false"/>
-                <w:bCs w:val="false"/>
-                <w:i w:val="false"/>
-                <w:iCs w:val="false"/>
-                <w:color w:val="17242D"/>
-                <w:rtl w:val="false"/>
-              </w:rPr>
-              <w:t xml:space="preserve"/>
-            </w:r>
-          </w:p>
-        </w:tc>
-        <w:tc>
-          <w:tcPr>
-            <w:tcW w:type="dxa" w:w="1504"/>
-            <w:shd w:fill="FFFFFF"/>
-          </w:tcPr>
-          <w:p>
-            <w:pPr>
-              <w:bidi w:val="false"/>
-              <w:jc w:val="left"/>
-            </w:pPr>
-            <w:r>
-              <w:rPr>
-                <w:b w:val="false"/>
-                <w:bCs w:val="false"/>
-                <w:i w:val="false"/>
-                <w:iCs w:val="false"/>
-                <w:color w:val="17242D"/>
-                <w:rtl w:val="false"/>
-              </w:rPr>
-              <w:t xml:space="preserve"/>
-            </w:r>
-          </w:p>
-        </w:tc>
-        <w:tc>
-          <w:tcPr>
-            <w:tcW w:type="dxa" w:w="1504"/>
-            <w:shd w:fill="FFFFFF"/>
-          </w:tcPr>
-          <w:p>
-            <w:pPr>
-              <w:bidi w:val="false"/>
-              <w:jc w:val="left"/>
-            </w:pPr>
-            <w:r>
-              <w:rPr>
-                <w:b w:val="false"/>
-                <w:bCs w:val="false"/>
-                <w:i w:val="false"/>
-                <w:iCs w:val="false"/>
-                <w:color w:val="17242D"/>
-                <w:rtl w:val="false"/>
-              </w:rPr>
-              <w:t xml:space="preserve"/>
-            </w:r>
-          </w:p>
-        </w:tc>
-      </w:tr>
-      <w:tr>
-        <w:trPr>
-          <w:trHeight w:val="454" w:hRule="atLeast"/>
-        </w:trPr>
-        <w:tc>
-          <w:tcPr>
-            <w:tcW w:type="dxa" w:w="1506"/>
-            <w:shd w:fill="FFFFFF"/>
-          </w:tcPr>
-          <w:p>
-            <w:pPr>
-              <w:bidi w:val="false"/>
-              <w:jc w:val="left"/>
-            </w:pPr>
-            <w:r>
-              <w:rPr>
-                <w:b w:val="false"/>
-                <w:bCs w:val="false"/>
-                <w:i w:val="false"/>
-                <w:iCs w:val="false"/>
-                <w:color w:val="17242D"/>
-                <w:rtl w:val="false"/>
-              </w:rPr>
-              <w:t xml:space="preserve"/>
-            </w:r>
-          </w:p>
-        </w:tc>
-        <w:tc>
-          <w:tcPr>
-            <w:tcW w:type="dxa" w:w="1504"/>
-            <w:shd w:fill="FFFFFF"/>
-          </w:tcPr>
-          <w:p>
-            <w:pPr>
-              <w:bidi w:val="false"/>
-              <w:jc w:val="left"/>
-            </w:pPr>
-            <w:r>
-              <w:rPr>
-                <w:b w:val="false"/>
-                <w:bCs w:val="false"/>
-                <w:i w:val="false"/>
-                <w:iCs w:val="false"/>
-                <w:color w:val="17242D"/>
-                <w:rtl w:val="false"/>
-              </w:rPr>
-              <w:t xml:space="preserve"/>
-            </w:r>
-          </w:p>
-        </w:tc>
-        <w:tc>
-          <w:tcPr>
-            <w:tcW w:type="dxa" w:w="1504"/>
-            <w:shd w:fill="FFFFFF"/>
-          </w:tcPr>
-          <w:p>
-            <w:pPr>
-              <w:bidi w:val="false"/>
-              <w:jc w:val="left"/>
-            </w:pPr>
-            <w:r>
-              <w:rPr>
-                <w:b w:val="false"/>
-                <w:bCs w:val="false"/>
-                <w:i w:val="false"/>
-                <w:iCs w:val="false"/>
-                <w:color w:val="17242D"/>
-                <w:rtl w:val="false"/>
-              </w:rPr>
-              <w:t xml:space="preserve"/>
-            </w:r>
-          </w:p>
-        </w:tc>
-        <w:tc>
-          <w:tcPr>
-            <w:tcW w:type="dxa" w:w="1504"/>
-            <w:shd w:fill="FFFFFF"/>
-          </w:tcPr>
-          <w:p>
-            <w:pPr>
-              <w:bidi w:val="false"/>
-              <w:jc w:val="left"/>
-            </w:pPr>
-            <w:r>
-              <w:rPr>
-                <w:b w:val="false"/>
-                <w:bCs w:val="false"/>
-                <w:i w:val="false"/>
-                <w:iCs w:val="false"/>
-                <w:color w:val="17242D"/>
-                <w:rtl w:val="false"/>
-              </w:rPr>
-              <w:t xml:space="preserve"/>
-            </w:r>
-          </w:p>
-        </w:tc>
-        <w:tc>
-          <w:tcPr>
-            <w:tcW w:type="dxa" w:w="1504"/>
-            <w:shd w:fill="FFFFFF"/>
-          </w:tcPr>
-          <w:p>
-            <w:pPr>
-              <w:bidi w:val="false"/>
-              <w:jc w:val="left"/>
-            </w:pPr>
-            <w:r>
-              <w:rPr>
-                <w:b w:val="false"/>
-                <w:bCs w:val="false"/>
-                <w:i w:val="false"/>
-                <w:iCs w:val="false"/>
-                <w:color w:val="17242D"/>
-                <w:rtl w:val="false"/>
-              </w:rPr>
-              <w:t xml:space="preserve"/>
-            </w:r>
-          </w:p>
-        </w:tc>
-        <w:tc>
-          <w:tcPr>
-            <w:tcW w:type="dxa" w:w="1504"/>
-            <w:shd w:fill="FFFFFF"/>
-          </w:tcPr>
-          <w:p>
-            <w:pPr>
-              <w:bidi w:val="false"/>
-              <w:jc w:val="left"/>
-            </w:pPr>
-            <w:r>
-              <w:rPr>
-                <w:b w:val="false"/>
-                <w:bCs w:val="false"/>
-                <w:i w:val="false"/>
-                <w:iCs w:val="false"/>
-                <w:color w:val="17242D"/>
-                <w:rtl w:val="false"/>
-              </w:rPr>
-              <w:t xml:space="preserve"/>
-            </w:r>
-          </w:p>
-        </w:tc>
-      </w:tr>
-      <w:tr>
-        <w:trPr>
-          <w:trHeight w:val="454" w:hRule="atLeast"/>
-        </w:trPr>
-        <w:tc>
-          <w:tcPr>
-            <w:tcW w:type="dxa" w:w="1506"/>
-            <w:shd w:fill="FFFFFF"/>
-          </w:tcPr>
-          <w:p>
-            <w:pPr>
-              <w:bidi w:val="false"/>
-              <w:jc w:val="left"/>
-            </w:pPr>
-            <w:r>
-              <w:rPr>
-                <w:b w:val="false"/>
-                <w:bCs w:val="false"/>
-                <w:i w:val="false"/>
-                <w:iCs w:val="false"/>
-                <w:color w:val="17242D"/>
-                <w:rtl w:val="false"/>
-              </w:rPr>
-              <w:t xml:space="preserve"/>
-            </w:r>
-          </w:p>
-        </w:tc>
-        <w:tc>
-          <w:tcPr>
-            <w:tcW w:type="dxa" w:w="1504"/>
-            <w:shd w:fill="FFFFFF"/>
-          </w:tcPr>
-          <w:p>
-            <w:pPr>
-              <w:bidi w:val="false"/>
-              <w:jc w:val="left"/>
-            </w:pPr>
-            <w:r>
-              <w:rPr>
-                <w:b w:val="false"/>
-                <w:bCs w:val="false"/>
-                <w:i w:val="false"/>
-                <w:iCs w:val="false"/>
-                <w:color w:val="17242D"/>
-                <w:rtl w:val="false"/>
-              </w:rPr>
-              <w:t xml:space="preserve"/>
-            </w:r>
-          </w:p>
-        </w:tc>
-        <w:tc>
-          <w:tcPr>
-            <w:tcW w:type="dxa" w:w="1504"/>
-            <w:shd w:fill="FFFFFF"/>
-          </w:tcPr>
-          <w:p>
-            <w:pPr>
-              <w:bidi w:val="false"/>
-              <w:jc w:val="left"/>
-            </w:pPr>
-            <w:r>
-              <w:rPr>
-                <w:b w:val="false"/>
-                <w:bCs w:val="false"/>
-                <w:i w:val="false"/>
-                <w:iCs w:val="false"/>
-                <w:color w:val="17242D"/>
-                <w:rtl w:val="false"/>
-              </w:rPr>
-              <w:t xml:space="preserve"/>
-            </w:r>
-          </w:p>
-        </w:tc>
-        <w:tc>
-          <w:tcPr>
-            <w:tcW w:type="dxa" w:w="1504"/>
-            <w:shd w:fill="FFFFFF"/>
-          </w:tcPr>
-          <w:p>
-            <w:pPr>
-              <w:bidi w:val="false"/>
-              <w:jc w:val="left"/>
-            </w:pPr>
-            <w:r>
-              <w:rPr>
-                <w:b w:val="false"/>
-                <w:bCs w:val="false"/>
-                <w:i w:val="false"/>
-                <w:iCs w:val="false"/>
-                <w:color w:val="17242D"/>
-                <w:rtl w:val="false"/>
-              </w:rPr>
-              <w:t xml:space="preserve"/>
-            </w:r>
-          </w:p>
-        </w:tc>
-        <w:tc>
-          <w:tcPr>
-            <w:tcW w:type="dxa" w:w="1504"/>
-            <w:shd w:fill="FFFFFF"/>
-          </w:tcPr>
-          <w:p>
-            <w:pPr>
-              <w:bidi w:val="false"/>
-              <w:jc w:val="left"/>
-            </w:pPr>
-            <w:r>
-              <w:rPr>
-                <w:b w:val="false"/>
-                <w:bCs w:val="false"/>
-                <w:i w:val="false"/>
-                <w:iCs w:val="false"/>
-                <w:color w:val="17242D"/>
-                <w:rtl w:val="false"/>
-              </w:rPr>
-              <w:t xml:space="preserve"/>
-            </w:r>
-          </w:p>
-        </w:tc>
-        <w:tc>
-          <w:tcPr>
-            <w:tcW w:type="dxa" w:w="1504"/>
-            <w:shd w:fill="FFFFFF"/>
-          </w:tcPr>
-          <w:p>
-            <w:pPr>
-              <w:bidi w:val="false"/>
-              <w:jc w:val="left"/>
-            </w:pPr>
-            <w:r>
-              <w:rPr>
-                <w:b w:val="false"/>
-                <w:bCs w:val="false"/>
-                <w:i w:val="false"/>
-                <w:iCs w:val="false"/>
-                <w:color w:val="17242D"/>
-                <w:rtl w:val="false"/>
-              </w:rPr>
-              <w:t xml:space="preserve"/>
-            </w:r>
-          </w:p>
-        </w:tc>
-      </w:tr>
-      <w:tr>
-        <w:trPr>
-          <w:trHeight w:val="454" w:hRule="atLeast"/>
-        </w:trPr>
-        <w:tc>
-          <w:tcPr>
-            <w:tcW w:type="dxa" w:w="1506"/>
-            <w:shd w:fill="FFFFFF"/>
-          </w:tcPr>
-          <w:p>
-            <w:pPr>
-              <w:bidi w:val="false"/>
-              <w:jc w:val="left"/>
-            </w:pPr>
-            <w:r>
-              <w:rPr>
-                <w:b w:val="false"/>
-                <w:bCs w:val="false"/>
-                <w:i w:val="false"/>
-                <w:iCs w:val="false"/>
-                <w:color w:val="17242D"/>
-                <w:rtl w:val="false"/>
-              </w:rPr>
-              <w:t xml:space="preserve"/>
-            </w:r>
-          </w:p>
-        </w:tc>
-        <w:tc>
-          <w:tcPr>
-            <w:tcW w:type="dxa" w:w="1504"/>
-            <w:shd w:fill="FFFFFF"/>
-          </w:tcPr>
-          <w:p>
-            <w:pPr>
-              <w:bidi w:val="false"/>
-              <w:jc w:val="left"/>
-            </w:pPr>
-            <w:r>
-              <w:rPr>
-                <w:b w:val="false"/>
-                <w:bCs w:val="false"/>
-                <w:i w:val="false"/>
-                <w:iCs w:val="false"/>
-                <w:color w:val="17242D"/>
-                <w:rtl w:val="false"/>
-              </w:rPr>
-              <w:t xml:space="preserve"/>
-            </w:r>
-          </w:p>
-        </w:tc>
-        <w:tc>
-          <w:tcPr>
-            <w:tcW w:type="dxa" w:w="1504"/>
-            <w:shd w:fill="FFFFFF"/>
-          </w:tcPr>
-          <w:p>
-            <w:pPr>
-              <w:bidi w:val="false"/>
-              <w:jc w:val="left"/>
-            </w:pPr>
-            <w:r>
-              <w:rPr>
-                <w:b w:val="false"/>
-                <w:bCs w:val="false"/>
-                <w:i w:val="false"/>
-                <w:iCs w:val="false"/>
-                <w:color w:val="17242D"/>
-                <w:rtl w:val="false"/>
-              </w:rPr>
-              <w:t xml:space="preserve"/>
-            </w:r>
-          </w:p>
-        </w:tc>
-        <w:tc>
-          <w:tcPr>
-            <w:tcW w:type="dxa" w:w="1504"/>
-            <w:shd w:fill="FFFFFF"/>
-          </w:tcPr>
-          <w:p>
-            <w:pPr>
-              <w:bidi w:val="false"/>
-              <w:jc w:val="left"/>
-            </w:pPr>
-            <w:r>
-              <w:rPr>
-                <w:b w:val="false"/>
-                <w:bCs w:val="false"/>
-                <w:i w:val="false"/>
-                <w:iCs w:val="false"/>
-                <w:color w:val="17242D"/>
-                <w:rtl w:val="false"/>
-              </w:rPr>
-              <w:t xml:space="preserve"/>
-            </w:r>
-          </w:p>
-        </w:tc>
-        <w:tc>
-          <w:tcPr>
-            <w:tcW w:type="dxa" w:w="1504"/>
-            <w:shd w:fill="FFFFFF"/>
-          </w:tcPr>
-          <w:p>
-            <w:pPr>
-              <w:bidi w:val="false"/>
-              <w:jc w:val="left"/>
-            </w:pPr>
-            <w:r>
-              <w:rPr>
-                <w:b w:val="false"/>
-                <w:bCs w:val="false"/>
-                <w:i w:val="false"/>
-                <w:iCs w:val="false"/>
-                <w:color w:val="17242D"/>
-                <w:rtl w:val="false"/>
-              </w:rPr>
-              <w:t xml:space="preserve"/>
-            </w:r>
-          </w:p>
-        </w:tc>
-        <w:tc>
-          <w:tcPr>
-            <w:tcW w:type="dxa" w:w="1504"/>
-            <w:shd w:fill="FFFFFF"/>
-          </w:tcPr>
-          <w:p>
-            <w:pPr>
-              <w:bidi w:val="false"/>
-              <w:jc w:val="left"/>
-            </w:pPr>
-            <w:r>
-              <w:rPr>
-                <w:b w:val="false"/>
-                <w:bCs w:val="false"/>
-                <w:i w:val="false"/>
-                <w:iCs w:val="false"/>
-                <w:color w:val="17242D"/>
-                <w:rtl w:val="false"/>
-              </w:rPr>
-              <w:t xml:space="preserve"/>
-            </w:r>
-          </w:p>
-        </w:tc>
-      </w:tr>
-    </w:tbl>
     <w:p>
       <w:pPr>
         <w:pStyle w:val="Heading2"/>
@@ -27440,319 +26466,21 @@
         <w:t xml:space="preserve">Evidence I saved</w:t>
       </w:r>
     </w:p>
-    <w:tbl>
-      <w:tblPr>
-        <w:bidiVisual w:val="false"/>
-        <w:tblW w:type="dxa" w:w="9026"/>
-        <w:tblBorders>
-          <w:top w:val="single" w:color="auto" w:sz="4"/>
-          <w:left w:val="single" w:color="auto" w:sz="4"/>
-          <w:bottom w:val="single" w:color="auto" w:sz="4"/>
-          <w:right w:val="single" w:color="auto" w:sz="4"/>
-          <w:insideH w:val="single" w:color="auto" w:sz="4"/>
-          <w:insideV w:val="single" w:color="auto" w:sz="4"/>
-        </w:tblBorders>
-        <w:tblLayout w:type="fixed"/>
-      </w:tblPr>
-      <w:tblGrid>
-        <w:gridCol w:w="3010"/>
-        <w:gridCol w:w="3008"/>
-        <w:gridCol w:w="3008"/>
-      </w:tblGrid>
-      <w:tr>
-        <w:tc>
-          <w:tcPr>
-            <w:tcW w:type="dxa" w:w="3010"/>
-            <w:shd w:fill="4E356F"/>
-          </w:tcPr>
-          <w:p>
-            <w:pPr>
-              <w:bidi w:val="false"/>
-              <w:jc w:val="left"/>
-            </w:pPr>
-            <w:r>
-              <w:rPr>
-                <w:b/>
-                <w:bCs/>
-                <w:i w:val="false"/>
-                <w:iCs w:val="false"/>
-                <w:color w:val="FFFFFF"/>
-                <w:rtl w:val="false"/>
-              </w:rPr>
-              <w:t xml:space="preserve">What I checked</w:t>
-            </w:r>
-          </w:p>
-        </w:tc>
-        <w:tc>
-          <w:tcPr>
-            <w:tcW w:type="dxa" w:w="3008"/>
-            <w:shd w:fill="4E356F"/>
-          </w:tcPr>
-          <w:p>
-            <w:pPr>
-              <w:bidi w:val="false"/>
-              <w:jc w:val="left"/>
-            </w:pPr>
-            <w:r>
-              <w:rPr>
-                <w:b/>
-                <w:bCs/>
-                <w:i w:val="false"/>
-                <w:iCs w:val="false"/>
-                <w:color w:val="FFFFFF"/>
-                <w:rtl w:val="false"/>
-              </w:rPr>
-              <w:t xml:space="preserve">Source and date</w:t>
-            </w:r>
-          </w:p>
-        </w:tc>
-        <w:tc>
-          <w:tcPr>
-            <w:tcW w:type="dxa" w:w="3008"/>
-            <w:shd w:fill="4E356F"/>
-          </w:tcPr>
-          <w:p>
-            <w:pPr>
-              <w:bidi w:val="false"/>
-              <w:jc w:val="left"/>
-            </w:pPr>
-            <w:r>
-              <w:rPr>
-                <w:b/>
-                <w:bCs/>
-                <w:i w:val="false"/>
-                <w:iCs w:val="false"/>
-                <w:color w:val="FFFFFF"/>
-                <w:rtl w:val="false"/>
-              </w:rPr>
-              <w:t xml:space="preserve">Where I saved it</w:t>
-            </w:r>
-          </w:p>
-        </w:tc>
-      </w:tr>
-      <w:tr>
-        <w:trPr>
-          <w:trHeight w:val="454" w:hRule="atLeast"/>
-        </w:trPr>
-        <w:tc>
-          <w:tcPr>
-            <w:tcW w:type="dxa" w:w="3010"/>
-            <w:shd w:fill="F1F3F6"/>
-          </w:tcPr>
-          <w:p>
-            <w:pPr>
-              <w:bidi w:val="false"/>
-              <w:jc w:val="left"/>
-            </w:pPr>
-            <w:r>
-              <w:rPr>
-                <w:b w:val="false"/>
-                <w:bCs w:val="false"/>
-                <w:i/>
-                <w:iCs/>
-                <w:color w:val="55606E"/>
-                <w:rtl w:val="false"/>
-              </w:rPr>
-              <w:t xml:space="preserve">Example: that the workflow never paid anything by itself</w:t>
-            </w:r>
-          </w:p>
-        </w:tc>
-        <w:tc>
-          <w:tcPr>
-            <w:tcW w:type="dxa" w:w="3008"/>
-            <w:shd w:fill="F1F3F6"/>
-          </w:tcPr>
-          <w:p>
-            <w:pPr>
-              <w:bidi w:val="false"/>
-              <w:jc w:val="left"/>
-            </w:pPr>
-            <w:r>
-              <w:rPr>
-                <w:b w:val="false"/>
-                <w:bCs w:val="false"/>
-                <w:i/>
-                <w:iCs/>
-                <w:color w:val="55606E"/>
-                <w:rtl w:val="false"/>
-              </w:rPr>
-              <w:t xml:space="preserve">My run record, 6 June</w:t>
-            </w:r>
-          </w:p>
-        </w:tc>
-        <w:tc>
-          <w:tcPr>
-            <w:tcW w:type="dxa" w:w="3008"/>
-            <w:shd w:fill="F1F3F6"/>
-          </w:tcPr>
-          <w:p>
-            <w:pPr>
-              <w:bidi w:val="false"/>
-              <w:jc w:val="left"/>
-            </w:pPr>
-            <w:r>
-              <w:rPr>
-                <w:b w:val="false"/>
-                <w:bCs w:val="false"/>
-                <w:i/>
-                <w:iCs/>
-                <w:color w:val="55606E"/>
-                <w:rtl w:val="false"/>
-              </w:rPr>
-              <w:t xml:space="preserve">Saved run log with the approval step marked</w:t>
-            </w:r>
-          </w:p>
-        </w:tc>
-      </w:tr>
-      <w:tr>
-        <w:trPr>
-          <w:trHeight w:val="454" w:hRule="atLeast"/>
-        </w:trPr>
-        <w:tc>
-          <w:tcPr>
-            <w:tcW w:type="dxa" w:w="3010"/>
-            <w:shd w:fill="FFFFFF"/>
-          </w:tcPr>
-          <w:p>
-            <w:pPr>
-              <w:bidi w:val="false"/>
-              <w:jc w:val="left"/>
-            </w:pPr>
-            <w:r>
-              <w:rPr>
-                <w:b w:val="false"/>
-                <w:bCs w:val="false"/>
-                <w:i w:val="false"/>
-                <w:iCs w:val="false"/>
-                <w:color w:val="17242D"/>
-                <w:rtl w:val="false"/>
-              </w:rPr>
-              <w:t xml:space="preserve"/>
-            </w:r>
-          </w:p>
-        </w:tc>
-        <w:tc>
-          <w:tcPr>
-            <w:tcW w:type="dxa" w:w="3008"/>
-            <w:shd w:fill="FFFFFF"/>
-          </w:tcPr>
-          <w:p>
-            <w:pPr>
-              <w:bidi w:val="false"/>
-              <w:jc w:val="left"/>
-            </w:pPr>
-            <w:r>
-              <w:rPr>
-                <w:b w:val="false"/>
-                <w:bCs w:val="false"/>
-                <w:i w:val="false"/>
-                <w:iCs w:val="false"/>
-                <w:color w:val="17242D"/>
-                <w:rtl w:val="false"/>
-              </w:rPr>
-              <w:t xml:space="preserve"/>
-            </w:r>
-          </w:p>
-        </w:tc>
-        <w:tc>
-          <w:tcPr>
-            <w:tcW w:type="dxa" w:w="3008"/>
-            <w:shd w:fill="FFFFFF"/>
-          </w:tcPr>
-          <w:p>
-            <w:pPr>
-              <w:bidi w:val="false"/>
-              <w:jc w:val="left"/>
-            </w:pPr>
-            <w:r>
-              <w:rPr>
-                <w:b w:val="false"/>
-                <w:bCs w:val="false"/>
-                <w:i w:val="false"/>
-                <w:iCs w:val="false"/>
-                <w:color w:val="17242D"/>
-                <w:rtl w:val="false"/>
-              </w:rPr>
-              <w:t xml:space="preserve"/>
-            </w:r>
-          </w:p>
-        </w:tc>
-      </w:tr>
-      <w:tr>
-        <w:trPr>
-          <w:trHeight w:val="454" w:hRule="atLeast"/>
-        </w:trPr>
-        <w:tc>
-          <w:tcPr>
-            <w:tcW w:type="dxa" w:w="3010"/>
-            <w:shd w:fill="FFFFFF"/>
-          </w:tcPr>
-          <w:p>
-            <w:pPr>
-              <w:bidi w:val="false"/>
-              <w:jc w:val="left"/>
-            </w:pPr>
-            <w:r>
-              <w:rPr>
-                <w:b w:val="false"/>
-                <w:bCs w:val="false"/>
-                <w:i w:val="false"/>
-                <w:iCs w:val="false"/>
-                <w:color w:val="17242D"/>
-                <w:rtl w:val="false"/>
-              </w:rPr>
-              <w:t xml:space="preserve"/>
-            </w:r>
-          </w:p>
-        </w:tc>
-        <w:tc>
-          <w:tcPr>
-            <w:tcW w:type="dxa" w:w="3008"/>
-            <w:shd w:fill="FFFFFF"/>
-          </w:tcPr>
-          <w:p>
-            <w:pPr>
-              <w:bidi w:val="false"/>
-              <w:jc w:val="left"/>
-            </w:pPr>
-            <w:r>
-              <w:rPr>
-                <w:b w:val="false"/>
-                <w:bCs w:val="false"/>
-                <w:i w:val="false"/>
-                <w:iCs w:val="false"/>
-                <w:color w:val="17242D"/>
-                <w:rtl w:val="false"/>
-              </w:rPr>
-              <w:t xml:space="preserve"/>
-            </w:r>
-          </w:p>
-        </w:tc>
-        <w:tc>
-          <w:tcPr>
-            <w:tcW w:type="dxa" w:w="3008"/>
-            <w:shd w:fill="FFFFFF"/>
-          </w:tcPr>
-          <w:p>
-            <w:pPr>
-              <w:bidi w:val="false"/>
-              <w:jc w:val="left"/>
-            </w:pPr>
-            <w:r>
-              <w:rPr>
-                <w:b w:val="false"/>
-                <w:bCs w:val="false"/>
-                <w:i w:val="false"/>
-                <w:iCs w:val="false"/>
-                <w:color w:val="17242D"/>
-                <w:rtl w:val="false"/>
-              </w:rPr>
-              <w:t xml:space="preserve"/>
-            </w:r>
-          </w:p>
-        </w:tc>
-      </w:tr>
-    </w:tbl>
+    <w:p>
+      <w:pPr>
+        <w:bidi w:val="false"/>
+        <w:jc w:val="left"/>
+      </w:pPr>
+      <w:r>
+        <w:rPr>
+          <w:b w:val="false"/>
+          <w:bCs w:val="false"/>
+          <w:color w:val="17242D"/>
+          <w:rtl w:val="false"/>
+        </w:rPr>
+        <w:t xml:space="preserve">Save the research brief, the spreadsheet, the presentation, the object's design file with the measurement you checked, the app, and the boundary table.</w:t>
+      </w:r>
+    </w:p>
     <w:p>
       <w:pPr>
         <w:pStyle w:val="Heading2"/>
@@ -27783,7 +26511,7 @@
           <w:color w:val="17242D"/>
           <w:rtl w:val="false"/>
         </w:rPr>
-        <w:t xml:space="preserve">Save the portfolio links/files, final project, evidence register, permission map, and a record showing the workflow stayed within its approval boundary.</w:t>
+        <w:t xml:space="preserve">Which claim in your research would matter most if it were wrong, and how did you check it?</w:t>
       </w:r>
     </w:p>
     <w:p>
@@ -27816,7 +26544,7 @@
           <w:color w:val="17242D"/>
           <w:rtl w:val="false"/>
         </w:rPr>
-        <w:t xml:space="preserve">What will you keep under your control? What makes this a personal system rather than a one-off AI answer?</w:t>
+        <w:t xml:space="preserve">What stays under your control? What did the app's boundary stop it from doing, and would you widen it next time?</w:t>
       </w:r>
     </w:p>
     <w:sectPr>

--- a/site/assets/downloads/applied-ai-mastery-personal-journal-en.docx
+++ b/site/assets/downloads/applied-ai-mastery-personal-journal-en.docx
@@ -26433,6 +26433,245 @@
         <w:t xml:space="preserve">My task</w:t>
       </w:r>
     </w:p>
+    <w:tbl>
+      <w:tblPr>
+        <w:bidiVisual w:val="false"/>
+        <w:tblW w:type="dxa" w:w="9026"/>
+        <w:tblBorders>
+          <w:top w:val="single" w:color="auto" w:sz="4"/>
+          <w:left w:val="single" w:color="auto" w:sz="4"/>
+          <w:bottom w:val="single" w:color="auto" w:sz="4"/>
+          <w:right w:val="single" w:color="auto" w:sz="4"/>
+          <w:insideH w:val="single" w:color="auto" w:sz="4"/>
+          <w:insideV w:val="single" w:color="auto" w:sz="4"/>
+        </w:tblBorders>
+        <w:tblLayout w:type="fixed"/>
+      </w:tblPr>
+      <w:tblGrid>
+        <w:gridCol w:w="3010"/>
+        <w:gridCol w:w="3008"/>
+        <w:gridCol w:w="3008"/>
+      </w:tblGrid>
+      <w:tr>
+        <w:tc>
+          <w:tcPr>
+            <w:tcW w:type="dxa" w:w="3010"/>
+            <w:shd w:fill="4E356F"/>
+          </w:tcPr>
+          <w:p>
+            <w:pPr>
+              <w:bidi w:val="false"/>
+              <w:jc w:val="left"/>
+            </w:pPr>
+            <w:r>
+              <w:rPr>
+                <w:b/>
+                <w:bCs/>
+                <w:i w:val="false"/>
+                <w:iCs w:val="false"/>
+                <w:color w:val="FFFFFF"/>
+                <w:rtl w:val="false"/>
+              </w:rPr>
+              <w:t xml:space="preserve">Level</w:t>
+            </w:r>
+          </w:p>
+        </w:tc>
+        <w:tc>
+          <w:tcPr>
+            <w:tcW w:type="dxa" w:w="3008"/>
+            <w:shd w:fill="4E356F"/>
+          </w:tcPr>
+          <w:p>
+            <w:pPr>
+              <w:bidi w:val="false"/>
+              <w:jc w:val="left"/>
+            </w:pPr>
+            <w:r>
+              <w:rPr>
+                <w:b/>
+                <w:bCs/>
+                <w:i w:val="false"/>
+                <w:iCs w:val="false"/>
+                <w:color w:val="FFFFFF"/>
+                <w:rtl w:val="false"/>
+              </w:rPr>
+              <w:t xml:space="preserve">What I chose</w:t>
+            </w:r>
+          </w:p>
+        </w:tc>
+        <w:tc>
+          <w:tcPr>
+            <w:tcW w:type="dxa" w:w="3008"/>
+            <w:shd w:fill="4E356F"/>
+          </w:tcPr>
+          <w:p>
+            <w:pPr>
+              <w:bidi w:val="false"/>
+              <w:jc w:val="left"/>
+            </w:pPr>
+            <w:r>
+              <w:rPr>
+                <w:b/>
+                <w:bCs/>
+                <w:i w:val="false"/>
+                <w:iCs w:val="false"/>
+                <w:color w:val="FFFFFF"/>
+                <w:rtl w:val="false"/>
+              </w:rPr>
+              <w:t xml:space="preserve">By when</w:t>
+            </w:r>
+          </w:p>
+        </w:tc>
+      </w:tr>
+      <w:tr>
+        <w:trPr>
+          <w:trHeight w:val="454" w:hRule="atLeast"/>
+        </w:trPr>
+        <w:tc>
+          <w:tcPr>
+            <w:tcW w:type="dxa" w:w="3010"/>
+            <w:shd w:fill="F1F3F6"/>
+          </w:tcPr>
+          <w:p>
+            <w:pPr>
+              <w:bidi w:val="false"/>
+              <w:jc w:val="left"/>
+            </w:pPr>
+            <w:r>
+              <w:rPr>
+                <w:b w:val="false"/>
+                <w:bCs w:val="false"/>
+                <w:i/>
+                <w:iCs/>
+                <w:color w:val="55606E"/>
+                <w:rtl w:val="false"/>
+              </w:rPr>
+              <w:t xml:space="preserve">Example: Silver</w:t>
+            </w:r>
+          </w:p>
+        </w:tc>
+        <w:tc>
+          <w:tcPr>
+            <w:tcW w:type="dxa" w:w="3008"/>
+            <w:shd w:fill="F1F3F6"/>
+          </w:tcPr>
+          <w:p>
+            <w:pPr>
+              <w:bidi w:val="false"/>
+              <w:jc w:val="left"/>
+            </w:pPr>
+            <w:r>
+              <w:rPr>
+                <w:b w:val="false"/>
+                <w:bCs w:val="false"/>
+                <w:i/>
+                <w:iCs/>
+                <w:color w:val="55606E"/>
+                <w:rtl w:val="false"/>
+              </w:rPr>
+              <w:t xml:space="preserve">A weekend trip to the north, with the packing-list app</w:t>
+            </w:r>
+          </w:p>
+        </w:tc>
+        <w:tc>
+          <w:tcPr>
+            <w:tcW w:type="dxa" w:w="3008"/>
+            <w:shd w:fill="F1F3F6"/>
+          </w:tcPr>
+          <w:p>
+            <w:pPr>
+              <w:bidi w:val="false"/>
+              <w:jc w:val="left"/>
+            </w:pPr>
+            <w:r>
+              <w:rPr>
+                <w:b w:val="false"/>
+                <w:bCs w:val="false"/>
+                <w:i/>
+                <w:iCs/>
+                <w:color w:val="55606E"/>
+                <w:rtl w:val="false"/>
+              </w:rPr>
+              <w:t xml:space="preserve">30 November</w:t>
+            </w:r>
+          </w:p>
+        </w:tc>
+      </w:tr>
+      <w:tr>
+        <w:trPr>
+          <w:trHeight w:val="454" w:hRule="atLeast"/>
+        </w:trPr>
+        <w:tc>
+          <w:tcPr>
+            <w:tcW w:type="dxa" w:w="3010"/>
+            <w:shd w:fill="FFFFFF"/>
+          </w:tcPr>
+          <w:p>
+            <w:pPr>
+              <w:bidi w:val="false"/>
+              <w:jc w:val="left"/>
+            </w:pPr>
+            <w:r>
+              <w:rPr>
+                <w:b w:val="false"/>
+                <w:bCs w:val="false"/>
+                <w:i w:val="false"/>
+                <w:iCs w:val="false"/>
+                <w:color w:val="17242D"/>
+                <w:rtl w:val="false"/>
+              </w:rPr>
+              <w:t xml:space="preserve"/>
+            </w:r>
+          </w:p>
+        </w:tc>
+        <w:tc>
+          <w:tcPr>
+            <w:tcW w:type="dxa" w:w="3008"/>
+            <w:shd w:fill="FFFFFF"/>
+          </w:tcPr>
+          <w:p>
+            <w:pPr>
+              <w:bidi w:val="false"/>
+              <w:jc w:val="left"/>
+            </w:pPr>
+            <w:r>
+              <w:rPr>
+                <w:b w:val="false"/>
+                <w:bCs w:val="false"/>
+                <w:i w:val="false"/>
+                <w:iCs w:val="false"/>
+                <w:color w:val="17242D"/>
+                <w:rtl w:val="false"/>
+              </w:rPr>
+              <w:t xml:space="preserve"/>
+            </w:r>
+          </w:p>
+        </w:tc>
+        <w:tc>
+          <w:tcPr>
+            <w:tcW w:type="dxa" w:w="3008"/>
+            <w:shd w:fill="FFFFFF"/>
+          </w:tcPr>
+          <w:p>
+            <w:pPr>
+              <w:bidi w:val="false"/>
+              <w:jc w:val="left"/>
+            </w:pPr>
+            <w:r>
+              <w:rPr>
+                <w:b w:val="false"/>
+                <w:bCs w:val="false"/>
+                <w:i w:val="false"/>
+                <w:iCs w:val="false"/>
+                <w:color w:val="17242D"/>
+                <w:rtl w:val="false"/>
+              </w:rPr>
+              <w:t xml:space="preserve"/>
+            </w:r>
+          </w:p>
+        </w:tc>
+      </w:tr>
+    </w:tbl>
     <w:p>
       <w:pPr>
         <w:bidi w:val="false"/>
@@ -26445,7 +26684,7 @@
           <w:color w:val="17242D"/>
           <w:rtl w:val="false"/>
         </w:rPr>
-        <w:t xml:space="preserve">Which subject did you choose, and which deliverable was hardest to make arise from it naturally?</w:t>
+        <w:t xml:space="preserve">Which deliverable was the hardest to make arise from your subject?</w:t>
       </w:r>
     </w:p>
     <w:p>

--- a/site/assets/downloads/applied-ai-mastery-personal-journal-en.docx
+++ b/site/assets/downloads/applied-ai-mastery-personal-journal-en.docx
@@ -24287,7 +24287,7 @@
           <w:color w:val="FFFFFF"/>
           <w:rtl w:val="false"/>
         </w:rPr>
-        <w:t xml:space="preserve">Capstone: One Project, Every Skill</w:t>
+        <w:t xml:space="preserve">Session 7: One Project, Every Skill</w:t>
       </w:r>
     </w:p>
     <w:p>
@@ -24302,7 +24302,7 @@
           <w:color w:val="17242D"/>
           <w:rtl w:val="false"/>
         </w:rPr>
-        <w:t xml:space="preserve">Carry one subject of your own through five deliverables, each using a session you already did. Post each one to the group; read what comes back for other people too.</w:t>
+        <w:t xml:space="preserve">The session reviews the app you built, then launches the capstone. In the capstone you carry one subject of your own through five deliverables, each using a session you already did — posting each to the group, and reading what comes back for other people too.</w:t>
       </w:r>
     </w:p>
     <w:p>
@@ -24338,7 +24338,349 @@
           <w:color w:val="4E356F"/>
           <w:rtl w:val="false"/>
         </w:rPr>
-        <w:t xml:space="preserve">1. The subject</w:t>
+        <w:t xml:space="preserve">1. The app, in real use</w:t>
+      </w:r>
+    </w:p>
+    <w:p>
+      <w:pPr>
+        <w:bidi w:val="false"/>
+        <w:jc w:val="left"/>
+      </w:pPr>
+      <w:r>
+        <w:rPr>
+          <w:b w:val="false"/>
+          <w:bCs w:val="false"/>
+          <w:color w:val="17242D"/>
+          <w:rtl w:val="false"/>
+        </w:rPr>
+        <w:t xml:space="preserve">Session 6's homework, and the first half of this session. The honest answer is the useful one.</w:t>
+      </w:r>
+    </w:p>
+    <w:tbl>
+      <w:tblPr>
+        <w:bidiVisual w:val="false"/>
+        <w:tblW w:type="dxa" w:w="9026"/>
+        <w:tblBorders>
+          <w:top w:val="single" w:color="auto" w:sz="4"/>
+          <w:left w:val="single" w:color="auto" w:sz="4"/>
+          <w:bottom w:val="single" w:color="auto" w:sz="4"/>
+          <w:right w:val="single" w:color="auto" w:sz="4"/>
+          <w:insideH w:val="single" w:color="auto" w:sz="4"/>
+          <w:insideV w:val="single" w:color="auto" w:sz="4"/>
+        </w:tblBorders>
+        <w:tblLayout w:type="fixed"/>
+      </w:tblPr>
+      <w:tblGrid>
+        <w:gridCol w:w="2258"/>
+        <w:gridCol w:w="2256"/>
+        <w:gridCol w:w="2256"/>
+        <w:gridCol w:w="2256"/>
+      </w:tblGrid>
+      <w:tr>
+        <w:tc>
+          <w:tcPr>
+            <w:tcW w:type="dxa" w:w="2258"/>
+            <w:shd w:fill="4E356F"/>
+          </w:tcPr>
+          <w:p>
+            <w:pPr>
+              <w:bidi w:val="false"/>
+              <w:jc w:val="left"/>
+            </w:pPr>
+            <w:r>
+              <w:rPr>
+                <w:b/>
+                <w:bCs/>
+                <w:i w:val="false"/>
+                <w:iCs w:val="false"/>
+                <w:color w:val="FFFFFF"/>
+                <w:rtl w:val="false"/>
+              </w:rPr>
+              <w:t xml:space="preserve">What I built</w:t>
+            </w:r>
+          </w:p>
+        </w:tc>
+        <w:tc>
+          <w:tcPr>
+            <w:tcW w:type="dxa" w:w="2256"/>
+            <w:shd w:fill="4E356F"/>
+          </w:tcPr>
+          <w:p>
+            <w:pPr>
+              <w:bidi w:val="false"/>
+              <w:jc w:val="left"/>
+            </w:pPr>
+            <w:r>
+              <w:rPr>
+                <w:b/>
+                <w:bCs/>
+                <w:i w:val="false"/>
+                <w:iCs w:val="false"/>
+                <w:color w:val="FFFFFF"/>
+                <w:rtl w:val="false"/>
+              </w:rPr>
+              <w:t xml:space="preserve">How often I actually used it</w:t>
+            </w:r>
+          </w:p>
+        </w:tc>
+        <w:tc>
+          <w:tcPr>
+            <w:tcW w:type="dxa" w:w="2256"/>
+            <w:shd w:fill="4E356F"/>
+          </w:tcPr>
+          <w:p>
+            <w:pPr>
+              <w:bidi w:val="false"/>
+              <w:jc w:val="left"/>
+            </w:pPr>
+            <w:r>
+              <w:rPr>
+                <w:b/>
+                <w:bCs/>
+                <w:i w:val="false"/>
+                <w:iCs w:val="false"/>
+                <w:color w:val="FFFFFF"/>
+                <w:rtl w:val="false"/>
+              </w:rPr>
+              <w:t xml:space="preserve">Where it stopped being worth it</w:t>
+            </w:r>
+          </w:p>
+        </w:tc>
+        <w:tc>
+          <w:tcPr>
+            <w:tcW w:type="dxa" w:w="2256"/>
+            <w:shd w:fill="4E356F"/>
+          </w:tcPr>
+          <w:p>
+            <w:pPr>
+              <w:bidi w:val="false"/>
+              <w:jc w:val="left"/>
+            </w:pPr>
+            <w:r>
+              <w:rPr>
+                <w:b/>
+                <w:bCs/>
+                <w:i w:val="false"/>
+                <w:iCs w:val="false"/>
+                <w:color w:val="FFFFFF"/>
+                <w:rtl w:val="false"/>
+              </w:rPr>
+              <w:t xml:space="preserve">What I would change</w:t>
+            </w:r>
+          </w:p>
+        </w:tc>
+      </w:tr>
+      <w:tr>
+        <w:trPr>
+          <w:trHeight w:val="454" w:hRule="atLeast"/>
+        </w:trPr>
+        <w:tc>
+          <w:tcPr>
+            <w:tcW w:type="dxa" w:w="2258"/>
+            <w:shd w:fill="F1F3F6"/>
+          </w:tcPr>
+          <w:p>
+            <w:pPr>
+              <w:bidi w:val="false"/>
+              <w:jc w:val="left"/>
+            </w:pPr>
+            <w:r>
+              <w:rPr>
+                <w:b w:val="false"/>
+                <w:bCs w:val="false"/>
+                <w:i/>
+                <w:iCs/>
+                <w:color w:val="55606E"/>
+                <w:rtl w:val="false"/>
+              </w:rPr>
+              <w:t xml:space="preserve">Example: a packing checklist in Claude Artifacts</w:t>
+            </w:r>
+          </w:p>
+        </w:tc>
+        <w:tc>
+          <w:tcPr>
+            <w:tcW w:type="dxa" w:w="2256"/>
+            <w:shd w:fill="F1F3F6"/>
+          </w:tcPr>
+          <w:p>
+            <w:pPr>
+              <w:bidi w:val="false"/>
+              <w:jc w:val="left"/>
+            </w:pPr>
+            <w:r>
+              <w:rPr>
+                <w:b w:val="false"/>
+                <w:bCs w:val="false"/>
+                <w:i/>
+                <w:iCs/>
+                <w:color w:val="55606E"/>
+                <w:rtl w:val="false"/>
+              </w:rPr>
+              <w:t xml:space="preserve">Twice, then stopped</w:t>
+            </w:r>
+          </w:p>
+        </w:tc>
+        <w:tc>
+          <w:tcPr>
+            <w:tcW w:type="dxa" w:w="2256"/>
+            <w:shd w:fill="F1F3F6"/>
+          </w:tcPr>
+          <w:p>
+            <w:pPr>
+              <w:bidi w:val="false"/>
+              <w:jc w:val="left"/>
+            </w:pPr>
+            <w:r>
+              <w:rPr>
+                <w:b w:val="false"/>
+                <w:bCs w:val="false"/>
+                <w:i/>
+                <w:iCs/>
+                <w:color w:val="55606E"/>
+                <w:rtl w:val="false"/>
+              </w:rPr>
+              <w:t xml:space="preserve">Re-typing the list each trip was slower than my notes app</w:t>
+            </w:r>
+          </w:p>
+        </w:tc>
+        <w:tc>
+          <w:tcPr>
+            <w:tcW w:type="dxa" w:w="2256"/>
+            <w:shd w:fill="F1F3F6"/>
+          </w:tcPr>
+          <w:p>
+            <w:pPr>
+              <w:bidi w:val="false"/>
+              <w:jc w:val="left"/>
+            </w:pPr>
+            <w:r>
+              <w:rPr>
+                <w:b w:val="false"/>
+                <w:bCs w:val="false"/>
+                <w:i/>
+                <w:iCs/>
+                <w:color w:val="55606E"/>
+                <w:rtl w:val="false"/>
+              </w:rPr>
+              <w:t xml:space="preserve">Make it remember the last list</w:t>
+            </w:r>
+          </w:p>
+        </w:tc>
+      </w:tr>
+      <w:tr>
+        <w:trPr>
+          <w:trHeight w:val="454" w:hRule="atLeast"/>
+        </w:trPr>
+        <w:tc>
+          <w:tcPr>
+            <w:tcW w:type="dxa" w:w="2258"/>
+            <w:shd w:fill="FFFFFF"/>
+          </w:tcPr>
+          <w:p>
+            <w:pPr>
+              <w:bidi w:val="false"/>
+              <w:jc w:val="left"/>
+            </w:pPr>
+            <w:r>
+              <w:rPr>
+                <w:b w:val="false"/>
+                <w:bCs w:val="false"/>
+                <w:i w:val="false"/>
+                <w:iCs w:val="false"/>
+                <w:color w:val="17242D"/>
+                <w:rtl w:val="false"/>
+              </w:rPr>
+              <w:t xml:space="preserve"/>
+            </w:r>
+          </w:p>
+        </w:tc>
+        <w:tc>
+          <w:tcPr>
+            <w:tcW w:type="dxa" w:w="2256"/>
+            <w:shd w:fill="FFFFFF"/>
+          </w:tcPr>
+          <w:p>
+            <w:pPr>
+              <w:bidi w:val="false"/>
+              <w:jc w:val="left"/>
+            </w:pPr>
+            <w:r>
+              <w:rPr>
+                <w:b w:val="false"/>
+                <w:bCs w:val="false"/>
+                <w:i w:val="false"/>
+                <w:iCs w:val="false"/>
+                <w:color w:val="17242D"/>
+                <w:rtl w:val="false"/>
+              </w:rPr>
+              <w:t xml:space="preserve"/>
+            </w:r>
+          </w:p>
+        </w:tc>
+        <w:tc>
+          <w:tcPr>
+            <w:tcW w:type="dxa" w:w="2256"/>
+            <w:shd w:fill="FFFFFF"/>
+          </w:tcPr>
+          <w:p>
+            <w:pPr>
+              <w:bidi w:val="false"/>
+              <w:jc w:val="left"/>
+            </w:pPr>
+            <w:r>
+              <w:rPr>
+                <w:b w:val="false"/>
+                <w:bCs w:val="false"/>
+                <w:i w:val="false"/>
+                <w:iCs w:val="false"/>
+                <w:color w:val="17242D"/>
+                <w:rtl w:val="false"/>
+              </w:rPr>
+              <w:t xml:space="preserve"/>
+            </w:r>
+          </w:p>
+        </w:tc>
+        <w:tc>
+          <w:tcPr>
+            <w:tcW w:type="dxa" w:w="2256"/>
+            <w:shd w:fill="FFFFFF"/>
+          </w:tcPr>
+          <w:p>
+            <w:pPr>
+              <w:bidi w:val="false"/>
+              <w:jc w:val="left"/>
+            </w:pPr>
+            <w:r>
+              <w:rPr>
+                <w:b w:val="false"/>
+                <w:bCs w:val="false"/>
+                <w:i w:val="false"/>
+                <w:iCs w:val="false"/>
+                <w:color w:val="17242D"/>
+                <w:rtl w:val="false"/>
+              </w:rPr>
+              <w:t xml:space="preserve"/>
+            </w:r>
+          </w:p>
+        </w:tc>
+      </w:tr>
+    </w:tbl>
+    <w:p>
+      <w:pPr>
+        <w:pStyle w:val="Heading1"/>
+        <w:shd w:fill="F0EAFA"/>
+        <w:bidi w:val="false"/>
+        <w:spacing w:after="100" w:before="200"/>
+        <w:jc w:val="left"/>
+      </w:pPr>
+      <w:r>
+        <w:rPr>
+          <w:b/>
+          <w:bCs/>
+          <w:color w:val="4E356F"/>
+          <w:rtl w:val="false"/>
+        </w:rPr>
+        <w:t xml:space="preserve">2. The subject</w:t>
       </w:r>
     </w:p>
     <w:tbl>
@@ -24750,7 +25092,7 @@
           <w:color w:val="4E356F"/>
           <w:rtl w:val="false"/>
         </w:rPr>
-        <w:t xml:space="preserve">2. Deliverable log</w:t>
+        <w:t xml:space="preserve">3. Deliverable log</w:t>
       </w:r>
     </w:p>
     <w:tbl>
@@ -25789,7 +26131,7 @@
           <w:color w:val="4E356F"/>
           <w:rtl w:val="false"/>
         </w:rPr>
-        <w:t xml:space="preserve">3. The app's boundary</w:t>
+        <w:t xml:space="preserve">4. The app's boundary</w:t>
       </w:r>
     </w:p>
     <w:p>
